--- a/diploma.docx
+++ b/diploma.docx
@@ -2,1276 +2,6 @@
 <file path=word/document.xml><?xml version="1.0" encoding="utf-8"?>
 <w:document xmlns:wpc="http://schemas.microsoft.com/office/word/2010/wordprocessingCanvas" xmlns:cx="http://schemas.microsoft.com/office/drawing/2014/chartex" xmlns:cx1="http://schemas.microsoft.com/office/drawing/2015/9/8/chartex" xmlns:cx2="http://schemas.microsoft.com/office/drawing/2015/10/21/chartex" xmlns:cx3="http://schemas.microsoft.com/office/drawing/2016/5/9/chartex" xmlns:cx4="http://schemas.microsoft.com/office/drawing/2016/5/10/chartex" xmlns:cx5="http://schemas.microsoft.com/office/drawing/2016/5/11/chartex" xmlns:cx6="http://schemas.microsoft.com/office/drawing/2016/5/12/chartex" xmlns:cx7="http://schemas.microsoft.com/office/drawing/2016/5/13/chartex" xmlns:cx8="http://schemas.microsoft.com/office/drawing/2016/5/14/chartex" xmlns:mc="http://schemas.openxmlformats.org/markup-compatibility/2006" xmlns:aink="http://schemas.microsoft.com/office/drawing/2016/ink" xmlns:am3d="http://schemas.microsoft.com/office/drawing/2017/model3d" xmlns:o="urn:schemas-microsoft-com:office:office" xmlns:r="http://schemas.openxmlformats.org/officeDocument/2006/relationships" xmlns:m="http://schemas.openxmlformats.org/officeDocument/2006/math" xmlns:v="urn:schemas-microsoft-com:vml" xmlns:wp14="http://schemas.microsoft.com/office/word/2010/wordprocessingDrawing" xmlns:wp="http://schemas.openxmlformats.org/drawingml/2006/wordprocessingDrawing" xmlns:w10="urn:schemas-microsoft-com:office:word" xmlns:w="http://schemas.openxmlformats.org/wordprocessingml/2006/main" xmlns:w14="http://schemas.microsoft.com/office/word/2010/wordml" xmlns:w15="http://schemas.microsoft.com/office/word/2012/wordml" xmlns:w16cid="http://schemas.microsoft.com/office/word/2016/wordml/cid" xmlns:w16se="http://schemas.microsoft.com/office/word/2015/wordml/symex" xmlns:wpg="http://schemas.microsoft.com/office/word/2010/wordprocessingGroup" xmlns:wpi="http://schemas.microsoft.com/office/word/2010/wordprocessingInk" xmlns:wne="http://schemas.microsoft.com/office/word/2006/wordml" xmlns:wps="http://schemas.microsoft.com/office/word/2010/wordprocessingShape" mc:Ignorable="w14 w15 w16se w16cid wp14">
   <w:body>
-    <w:bookmarkStart w:id="0" w:name="_Hlk215519849" w:displacedByCustomXml="next"/>
-    <w:sdt>
-      <w:sdtPr>
-        <w:rPr>
-          <w:rFonts w:asciiTheme="minorHAnsi" w:eastAsiaTheme="minorHAnsi" w:hAnsiTheme="minorHAnsi" w:cstheme="minorBidi"/>
-          <w:b w:val="0"/>
-          <w:color w:val="auto"/>
-          <w:kern w:val="2"/>
-          <w:sz w:val="24"/>
-          <w:szCs w:val="24"/>
-          <w14:ligatures w14:val="standardContextual"/>
-        </w:rPr>
-        <w:id w:val="-1492015592"/>
-        <w:docPartObj>
-          <w:docPartGallery w:val="Table of Contents"/>
-          <w:docPartUnique/>
-        </w:docPartObj>
-      </w:sdtPr>
-      <w:sdtEndPr>
-        <w:rPr>
-          <w:bCs/>
-          <w:noProof/>
-        </w:rPr>
-      </w:sdtEndPr>
-      <w:sdtContent>
-        <w:p>
-          <w:pPr>
-            <w:pStyle w:val="TOCHeading"/>
-            <w:rPr>
-              <w:lang w:val="hy-AM"/>
-            </w:rPr>
-          </w:pPr>
-          <w:r>
-            <w:rPr>
-              <w:lang w:val="hy-AM"/>
-            </w:rPr>
-            <w:t>Բովանդակություն</w:t>
-          </w:r>
-        </w:p>
-        <w:p>
-          <w:pPr>
-            <w:rPr>
-              <w:rFonts w:ascii="Sylfaen" w:hAnsi="Sylfaen"/>
-              <w:lang w:val="hy-AM"/>
-            </w:rPr>
-          </w:pPr>
-        </w:p>
-        <w:p>
-          <w:pPr>
-            <w:pStyle w:val="TOC1"/>
-            <w:rPr>
-              <w:rFonts w:eastAsiaTheme="minorEastAsia"/>
-              <w:b w:val="0"/>
-              <w:kern w:val="0"/>
-              <w:sz w:val="22"/>
-              <w:szCs w:val="22"/>
-              <w:lang w:val="en-US"/>
-              <w14:ligatures w14:val="none"/>
-            </w:rPr>
-          </w:pPr>
-          <w:r>
-            <w:rPr>
-              <w:bCs/>
-            </w:rPr>
-            <w:fldChar w:fldCharType="begin"/>
-          </w:r>
-          <w:r>
-            <w:rPr>
-              <w:bCs/>
-            </w:rPr>
-            <w:instrText xml:space="preserve"> TOC \o "1-3" \h \z \u </w:instrText>
-          </w:r>
-          <w:r>
-            <w:rPr>
-              <w:bCs/>
-            </w:rPr>
-            <w:fldChar w:fldCharType="separate"/>
-          </w:r>
-          <w:hyperlink w:anchor="_Toc215522700" w:history="1">
-            <w:r>
-              <w:rPr>
-                <w:rStyle w:val="Hyperlink"/>
-              </w:rPr>
-              <w:t>Գլուխ 1</w:t>
-            </w:r>
-            <w:r>
-              <w:rPr>
-                <w:rStyle w:val="Hyperlink"/>
-                <w:rFonts w:ascii="Cambria Math" w:hAnsi="Cambria Math" w:cs="Cambria Math"/>
-              </w:rPr>
-              <w:t>․</w:t>
-            </w:r>
-            <w:r>
-              <w:rPr>
-                <w:rStyle w:val="Hyperlink"/>
-              </w:rPr>
-              <w:t xml:space="preserve"> Գրաֆների հիմնական սահմանումները և հատկությունները</w:t>
-            </w:r>
-            <w:r>
-              <w:rPr>
-                <w:webHidden/>
-              </w:rPr>
-              <w:tab/>
-            </w:r>
-            <w:r>
-              <w:rPr>
-                <w:webHidden/>
-              </w:rPr>
-              <w:fldChar w:fldCharType="begin"/>
-            </w:r>
-            <w:r>
-              <w:rPr>
-                <w:webHidden/>
-              </w:rPr>
-              <w:instrText xml:space="preserve"> PAGEREF _Toc215522700 \h </w:instrText>
-            </w:r>
-            <w:r>
-              <w:rPr>
-                <w:webHidden/>
-              </w:rPr>
-            </w:r>
-            <w:r>
-              <w:rPr>
-                <w:webHidden/>
-              </w:rPr>
-              <w:fldChar w:fldCharType="separate"/>
-            </w:r>
-            <w:r>
-              <w:rPr>
-                <w:webHidden/>
-              </w:rPr>
-              <w:t>3</w:t>
-            </w:r>
-            <w:r>
-              <w:rPr>
-                <w:webHidden/>
-              </w:rPr>
-              <w:fldChar w:fldCharType="end"/>
-            </w:r>
-          </w:hyperlink>
-        </w:p>
-        <w:p>
-          <w:pPr>
-            <w:pStyle w:val="TOC2"/>
-            <w:tabs>
-              <w:tab w:val="right" w:leader="dot" w:pos="9969"/>
-            </w:tabs>
-            <w:rPr>
-              <w:rFonts w:cstheme="minorBidi"/>
-              <w:noProof/>
-            </w:rPr>
-          </w:pPr>
-          <w:hyperlink w:anchor="_Toc215522701" w:history="1">
-            <w:r>
-              <w:rPr>
-                <w:rStyle w:val="Hyperlink"/>
-                <w:rFonts w:ascii="Sylfaen" w:hAnsi="Sylfaen"/>
-                <w:b/>
-                <w:noProof/>
-                <w:lang w:val="hy-AM"/>
-              </w:rPr>
-              <w:t>1</w:t>
-            </w:r>
-            <w:r>
-              <w:rPr>
-                <w:rStyle w:val="Hyperlink"/>
-                <w:rFonts w:ascii="Sylfaen" w:hAnsi="Sylfaen"/>
-                <w:b/>
-                <w:noProof/>
-              </w:rPr>
-              <w:t xml:space="preserve">.1 </w:t>
-            </w:r>
-            <w:r>
-              <w:rPr>
-                <w:rStyle w:val="Hyperlink"/>
-                <w:b/>
-                <w:noProof/>
-              </w:rPr>
-              <w:t xml:space="preserve">Գրաֆների վերաբերյալ հիմնական </w:t>
-            </w:r>
-            <w:r>
-              <w:rPr>
-                <w:rStyle w:val="Hyperlink"/>
-                <w:b/>
-                <w:noProof/>
-                <w:lang w:val="hy-AM"/>
-              </w:rPr>
-              <w:t>տեղեկություններ</w:t>
-            </w:r>
-            <w:r>
-              <w:rPr>
-                <w:noProof/>
-                <w:webHidden/>
-              </w:rPr>
-              <w:tab/>
-            </w:r>
-            <w:r>
-              <w:rPr>
-                <w:noProof/>
-                <w:webHidden/>
-              </w:rPr>
-              <w:fldChar w:fldCharType="begin"/>
-            </w:r>
-            <w:r>
-              <w:rPr>
-                <w:noProof/>
-                <w:webHidden/>
-              </w:rPr>
-              <w:instrText xml:space="preserve"> PAGEREF _Toc215522701 \h </w:instrText>
-            </w:r>
-            <w:r>
-              <w:rPr>
-                <w:noProof/>
-                <w:webHidden/>
-              </w:rPr>
-            </w:r>
-            <w:r>
-              <w:rPr>
-                <w:noProof/>
-                <w:webHidden/>
-              </w:rPr>
-              <w:fldChar w:fldCharType="separate"/>
-            </w:r>
-            <w:r>
-              <w:rPr>
-                <w:noProof/>
-                <w:webHidden/>
-              </w:rPr>
-              <w:t>3</w:t>
-            </w:r>
-            <w:r>
-              <w:rPr>
-                <w:noProof/>
-                <w:webHidden/>
-              </w:rPr>
-              <w:fldChar w:fldCharType="end"/>
-            </w:r>
-          </w:hyperlink>
-        </w:p>
-        <w:p>
-          <w:pPr>
-            <w:pStyle w:val="TOC2"/>
-            <w:tabs>
-              <w:tab w:val="right" w:leader="dot" w:pos="9969"/>
-            </w:tabs>
-            <w:rPr>
-              <w:rFonts w:cstheme="minorBidi"/>
-              <w:noProof/>
-            </w:rPr>
-          </w:pPr>
-          <w:hyperlink w:anchor="_Toc215522702" w:history="1">
-            <w:r>
-              <w:rPr>
-                <w:rStyle w:val="Hyperlink"/>
-                <w:b/>
-                <w:noProof/>
-                <w:lang w:val="hy-AM"/>
-              </w:rPr>
-              <w:t>1</w:t>
-            </w:r>
-            <w:r>
-              <w:rPr>
-                <w:rStyle w:val="Hyperlink"/>
-                <w:rFonts w:ascii="Cambria Math" w:eastAsia="MS Mincho" w:hAnsi="Cambria Math" w:cs="Cambria Math"/>
-                <w:b/>
-                <w:noProof/>
-                <w:lang w:val="hy-AM"/>
-              </w:rPr>
-              <w:t>․</w:t>
-            </w:r>
-            <w:r>
-              <w:rPr>
-                <w:rStyle w:val="Hyperlink"/>
-                <w:rFonts w:eastAsia="MS Mincho" w:cs="MS Mincho"/>
-                <w:b/>
-                <w:noProof/>
-                <w:lang w:val="hy-AM"/>
-              </w:rPr>
-              <w:t>2</w:t>
-            </w:r>
-            <w:r>
-              <w:rPr>
-                <w:rStyle w:val="Hyperlink"/>
-                <w:b/>
-                <w:noProof/>
-                <w:lang w:val="hy-AM"/>
-              </w:rPr>
-              <w:t xml:space="preserve"> Աստիճաններ, ենթագրաֆներ և ճանապարհներ</w:t>
-            </w:r>
-            <w:r>
-              <w:rPr>
-                <w:noProof/>
-                <w:webHidden/>
-              </w:rPr>
-              <w:tab/>
-            </w:r>
-            <w:r>
-              <w:rPr>
-                <w:noProof/>
-                <w:webHidden/>
-              </w:rPr>
-              <w:fldChar w:fldCharType="begin"/>
-            </w:r>
-            <w:r>
-              <w:rPr>
-                <w:noProof/>
-                <w:webHidden/>
-              </w:rPr>
-              <w:instrText xml:space="preserve"> PAGEREF _Toc215522702 \h </w:instrText>
-            </w:r>
-            <w:r>
-              <w:rPr>
-                <w:noProof/>
-                <w:webHidden/>
-              </w:rPr>
-            </w:r>
-            <w:r>
-              <w:rPr>
-                <w:noProof/>
-                <w:webHidden/>
-              </w:rPr>
-              <w:fldChar w:fldCharType="separate"/>
-            </w:r>
-            <w:r>
-              <w:rPr>
-                <w:noProof/>
-                <w:webHidden/>
-              </w:rPr>
-              <w:t>6</w:t>
-            </w:r>
-            <w:r>
-              <w:rPr>
-                <w:noProof/>
-                <w:webHidden/>
-              </w:rPr>
-              <w:fldChar w:fldCharType="end"/>
-            </w:r>
-          </w:hyperlink>
-        </w:p>
-        <w:p>
-          <w:pPr>
-            <w:pStyle w:val="TOC2"/>
-            <w:tabs>
-              <w:tab w:val="right" w:leader="dot" w:pos="9969"/>
-            </w:tabs>
-            <w:rPr>
-              <w:rFonts w:cstheme="minorBidi"/>
-              <w:noProof/>
-            </w:rPr>
-          </w:pPr>
-          <w:hyperlink w:anchor="_Toc215522703" w:history="1">
-            <w:r>
-              <w:rPr>
-                <w:rStyle w:val="Hyperlink"/>
-                <w:b/>
-                <w:noProof/>
-              </w:rPr>
-              <w:t>1.3. Կապակցվածության բաղադրիչներ և կապակցված գրաֆներ</w:t>
-            </w:r>
-            <w:r>
-              <w:rPr>
-                <w:noProof/>
-                <w:webHidden/>
-              </w:rPr>
-              <w:tab/>
-            </w:r>
-            <w:r>
-              <w:rPr>
-                <w:noProof/>
-                <w:webHidden/>
-              </w:rPr>
-              <w:fldChar w:fldCharType="begin"/>
-            </w:r>
-            <w:r>
-              <w:rPr>
-                <w:noProof/>
-                <w:webHidden/>
-              </w:rPr>
-              <w:instrText xml:space="preserve"> PAGEREF _Toc215522703 \h </w:instrText>
-            </w:r>
-            <w:r>
-              <w:rPr>
-                <w:noProof/>
-                <w:webHidden/>
-              </w:rPr>
-            </w:r>
-            <w:r>
-              <w:rPr>
-                <w:noProof/>
-                <w:webHidden/>
-              </w:rPr>
-              <w:fldChar w:fldCharType="separate"/>
-            </w:r>
-            <w:r>
-              <w:rPr>
-                <w:noProof/>
-                <w:webHidden/>
-              </w:rPr>
-              <w:t>10</w:t>
-            </w:r>
-            <w:r>
-              <w:rPr>
-                <w:noProof/>
-                <w:webHidden/>
-              </w:rPr>
-              <w:fldChar w:fldCharType="end"/>
-            </w:r>
-          </w:hyperlink>
-        </w:p>
-        <w:p>
-          <w:pPr>
-            <w:pStyle w:val="TOC2"/>
-            <w:tabs>
-              <w:tab w:val="right" w:leader="dot" w:pos="9969"/>
-            </w:tabs>
-            <w:rPr>
-              <w:rFonts w:cstheme="minorBidi"/>
-              <w:noProof/>
-            </w:rPr>
-          </w:pPr>
-          <w:hyperlink w:anchor="_Toc215522704" w:history="1">
-            <w:r>
-              <w:rPr>
-                <w:rStyle w:val="Hyperlink"/>
-                <w:b/>
-                <w:noProof/>
-              </w:rPr>
-              <w:t>1.4 Գրաֆի Կշիռ</w:t>
-            </w:r>
-            <w:r>
-              <w:rPr>
-                <w:noProof/>
-                <w:webHidden/>
-              </w:rPr>
-              <w:tab/>
-            </w:r>
-            <w:r>
-              <w:rPr>
-                <w:noProof/>
-                <w:webHidden/>
-              </w:rPr>
-              <w:fldChar w:fldCharType="begin"/>
-            </w:r>
-            <w:r>
-              <w:rPr>
-                <w:noProof/>
-                <w:webHidden/>
-              </w:rPr>
-              <w:instrText xml:space="preserve"> PAGEREF _Toc215522704 \h </w:instrText>
-            </w:r>
-            <w:r>
-              <w:rPr>
-                <w:noProof/>
-                <w:webHidden/>
-              </w:rPr>
-            </w:r>
-            <w:r>
-              <w:rPr>
-                <w:noProof/>
-                <w:webHidden/>
-              </w:rPr>
-              <w:fldChar w:fldCharType="separate"/>
-            </w:r>
-            <w:r>
-              <w:rPr>
-                <w:noProof/>
-                <w:webHidden/>
-              </w:rPr>
-              <w:t>11</w:t>
-            </w:r>
-            <w:r>
-              <w:rPr>
-                <w:noProof/>
-                <w:webHidden/>
-              </w:rPr>
-              <w:fldChar w:fldCharType="end"/>
-            </w:r>
-          </w:hyperlink>
-        </w:p>
-        <w:p>
-          <w:pPr>
-            <w:pStyle w:val="TOC2"/>
-            <w:tabs>
-              <w:tab w:val="right" w:leader="dot" w:pos="9969"/>
-            </w:tabs>
-            <w:rPr>
-              <w:rFonts w:cstheme="minorBidi"/>
-              <w:noProof/>
-            </w:rPr>
-          </w:pPr>
-          <w:hyperlink w:anchor="_Toc215522705" w:history="1">
-            <w:r>
-              <w:rPr>
-                <w:rStyle w:val="Hyperlink"/>
-                <w:b/>
-                <w:noProof/>
-                <w:lang w:val="hy-AM"/>
-              </w:rPr>
-              <w:t>1</w:t>
-            </w:r>
-            <w:r>
-              <w:rPr>
-                <w:rStyle w:val="Hyperlink"/>
-                <w:rFonts w:ascii="Cambria Math" w:hAnsi="Cambria Math"/>
-                <w:b/>
-                <w:noProof/>
-                <w:lang w:val="hy-AM"/>
-              </w:rPr>
-              <w:t>․</w:t>
-            </w:r>
-            <w:r>
-              <w:rPr>
-                <w:rStyle w:val="Hyperlink"/>
-                <w:rFonts w:ascii="Cambria Math" w:hAnsi="Cambria Math"/>
-                <w:b/>
-                <w:noProof/>
-              </w:rPr>
-              <w:t>5</w:t>
-            </w:r>
-            <w:r>
-              <w:rPr>
-                <w:rStyle w:val="Hyperlink"/>
-                <w:rFonts w:ascii="Cambria Math" w:hAnsi="Cambria Math"/>
-                <w:b/>
-                <w:noProof/>
-                <w:lang w:val="hy-AM"/>
-              </w:rPr>
-              <w:t xml:space="preserve"> </w:t>
-            </w:r>
-            <w:r>
-              <w:rPr>
-                <w:rStyle w:val="Hyperlink"/>
-                <w:b/>
-                <w:noProof/>
-              </w:rPr>
-              <w:t>Էվրիստիկ Ֆունկցիա</w:t>
-            </w:r>
-            <w:r>
-              <w:rPr>
-                <w:noProof/>
-                <w:webHidden/>
-              </w:rPr>
-              <w:tab/>
-            </w:r>
-            <w:r>
-              <w:rPr>
-                <w:noProof/>
-                <w:webHidden/>
-              </w:rPr>
-              <w:fldChar w:fldCharType="begin"/>
-            </w:r>
-            <w:r>
-              <w:rPr>
-                <w:noProof/>
-                <w:webHidden/>
-              </w:rPr>
-              <w:instrText xml:space="preserve"> PAGEREF _Toc215522705 \h </w:instrText>
-            </w:r>
-            <w:r>
-              <w:rPr>
-                <w:noProof/>
-                <w:webHidden/>
-              </w:rPr>
-            </w:r>
-            <w:r>
-              <w:rPr>
-                <w:noProof/>
-                <w:webHidden/>
-              </w:rPr>
-              <w:fldChar w:fldCharType="separate"/>
-            </w:r>
-            <w:r>
-              <w:rPr>
-                <w:noProof/>
-                <w:webHidden/>
-              </w:rPr>
-              <w:t>13</w:t>
-            </w:r>
-            <w:r>
-              <w:rPr>
-                <w:noProof/>
-                <w:webHidden/>
-              </w:rPr>
-              <w:fldChar w:fldCharType="end"/>
-            </w:r>
-          </w:hyperlink>
-        </w:p>
-        <w:p>
-          <w:pPr>
-            <w:pStyle w:val="TOC1"/>
-            <w:rPr>
-              <w:rFonts w:eastAsiaTheme="minorEastAsia"/>
-              <w:b w:val="0"/>
-              <w:kern w:val="0"/>
-              <w:sz w:val="22"/>
-              <w:szCs w:val="22"/>
-              <w:lang w:val="en-US"/>
-              <w14:ligatures w14:val="none"/>
-            </w:rPr>
-          </w:pPr>
-          <w:hyperlink w:anchor="_Toc215522706" w:history="1">
-            <w:r>
-              <w:rPr>
-                <w:rStyle w:val="Hyperlink"/>
-              </w:rPr>
-              <w:t>Գլուխ 2. Կարճագույն Ճանապարհի Որոնման Հիմնական Ալգորիթմներ</w:t>
-            </w:r>
-            <w:r>
-              <w:rPr>
-                <w:webHidden/>
-              </w:rPr>
-              <w:tab/>
-            </w:r>
-            <w:r>
-              <w:rPr>
-                <w:webHidden/>
-              </w:rPr>
-              <w:fldChar w:fldCharType="begin"/>
-            </w:r>
-            <w:r>
-              <w:rPr>
-                <w:webHidden/>
-              </w:rPr>
-              <w:instrText xml:space="preserve"> PAGEREF _Toc215522706 \h </w:instrText>
-            </w:r>
-            <w:r>
-              <w:rPr>
-                <w:webHidden/>
-              </w:rPr>
-            </w:r>
-            <w:r>
-              <w:rPr>
-                <w:webHidden/>
-              </w:rPr>
-              <w:fldChar w:fldCharType="separate"/>
-            </w:r>
-            <w:r>
-              <w:rPr>
-                <w:webHidden/>
-              </w:rPr>
-              <w:t>15</w:t>
-            </w:r>
-            <w:r>
-              <w:rPr>
-                <w:webHidden/>
-              </w:rPr>
-              <w:fldChar w:fldCharType="end"/>
-            </w:r>
-          </w:hyperlink>
-        </w:p>
-        <w:p>
-          <w:pPr>
-            <w:pStyle w:val="TOC2"/>
-            <w:tabs>
-              <w:tab w:val="right" w:leader="dot" w:pos="9969"/>
-            </w:tabs>
-            <w:rPr>
-              <w:rFonts w:cstheme="minorBidi"/>
-              <w:noProof/>
-            </w:rPr>
-          </w:pPr>
-          <w:hyperlink w:anchor="_Toc215522707" w:history="1">
-            <w:r>
-              <w:rPr>
-                <w:rStyle w:val="Hyperlink"/>
-                <w:rFonts w:ascii="GHEA Grapalat" w:hAnsi="GHEA Grapalat"/>
-                <w:b/>
-                <w:noProof/>
-              </w:rPr>
-              <w:t>2.1. Դեյքստրայի Ալգորիթմ</w:t>
-            </w:r>
-            <w:r>
-              <w:rPr>
-                <w:noProof/>
-                <w:webHidden/>
-              </w:rPr>
-              <w:tab/>
-            </w:r>
-            <w:r>
-              <w:rPr>
-                <w:noProof/>
-                <w:webHidden/>
-              </w:rPr>
-              <w:fldChar w:fldCharType="begin"/>
-            </w:r>
-            <w:r>
-              <w:rPr>
-                <w:noProof/>
-                <w:webHidden/>
-              </w:rPr>
-              <w:instrText xml:space="preserve"> PAGEREF _Toc215522707 \h </w:instrText>
-            </w:r>
-            <w:r>
-              <w:rPr>
-                <w:noProof/>
-                <w:webHidden/>
-              </w:rPr>
-            </w:r>
-            <w:r>
-              <w:rPr>
-                <w:noProof/>
-                <w:webHidden/>
-              </w:rPr>
-              <w:fldChar w:fldCharType="separate"/>
-            </w:r>
-            <w:r>
-              <w:rPr>
-                <w:noProof/>
-                <w:webHidden/>
-              </w:rPr>
-              <w:t>15</w:t>
-            </w:r>
-            <w:r>
-              <w:rPr>
-                <w:noProof/>
-                <w:webHidden/>
-              </w:rPr>
-              <w:fldChar w:fldCharType="end"/>
-            </w:r>
-          </w:hyperlink>
-        </w:p>
-        <w:p>
-          <w:pPr>
-            <w:pStyle w:val="TOC3"/>
-            <w:tabs>
-              <w:tab w:val="right" w:leader="dot" w:pos="9969"/>
-            </w:tabs>
-            <w:rPr>
-              <w:rFonts w:cstheme="minorBidi"/>
-              <w:noProof/>
-            </w:rPr>
-          </w:pPr>
-          <w:hyperlink w:anchor="_Toc215522708" w:history="1">
-            <w:r>
-              <w:rPr>
-                <w:rStyle w:val="Hyperlink"/>
-                <w:rFonts w:ascii="GHEA Grapalat" w:hAnsi="GHEA Grapalat"/>
-                <w:b/>
-                <w:noProof/>
-              </w:rPr>
-              <w:t>2.1.2 Դեյքստրայի Ալգորիթմի Քայլերի Մեխանիզմը</w:t>
-            </w:r>
-            <w:r>
-              <w:rPr>
-                <w:noProof/>
-                <w:webHidden/>
-              </w:rPr>
-              <w:tab/>
-            </w:r>
-            <w:r>
-              <w:rPr>
-                <w:noProof/>
-                <w:webHidden/>
-              </w:rPr>
-              <w:fldChar w:fldCharType="begin"/>
-            </w:r>
-            <w:r>
-              <w:rPr>
-                <w:noProof/>
-                <w:webHidden/>
-              </w:rPr>
-              <w:instrText xml:space="preserve"> PAGEREF _Toc215522708 \h </w:instrText>
-            </w:r>
-            <w:r>
-              <w:rPr>
-                <w:noProof/>
-                <w:webHidden/>
-              </w:rPr>
-            </w:r>
-            <w:r>
-              <w:rPr>
-                <w:noProof/>
-                <w:webHidden/>
-              </w:rPr>
-              <w:fldChar w:fldCharType="separate"/>
-            </w:r>
-            <w:r>
-              <w:rPr>
-                <w:noProof/>
-                <w:webHidden/>
-              </w:rPr>
-              <w:t>15</w:t>
-            </w:r>
-            <w:r>
-              <w:rPr>
-                <w:noProof/>
-                <w:webHidden/>
-              </w:rPr>
-              <w:fldChar w:fldCharType="end"/>
-            </w:r>
-          </w:hyperlink>
-        </w:p>
-        <w:p>
-          <w:pPr>
-            <w:pStyle w:val="TOC2"/>
-            <w:tabs>
-              <w:tab w:val="right" w:leader="dot" w:pos="9969"/>
-            </w:tabs>
-            <w:rPr>
-              <w:rFonts w:cstheme="minorBidi"/>
-              <w:noProof/>
-            </w:rPr>
-          </w:pPr>
-          <w:hyperlink w:anchor="_Toc215522709" w:history="1">
-            <w:r>
-              <w:rPr>
-                <w:rStyle w:val="Hyperlink"/>
-                <w:rFonts w:ascii="GHEA Grapalat" w:hAnsi="GHEA Grapalat"/>
-                <w:b/>
-                <w:noProof/>
-              </w:rPr>
-              <w:t xml:space="preserve">2.2. </w:t>
-            </w:r>
-            <w:r>
-              <w:rPr>
-                <w:rStyle w:val="Hyperlink"/>
-                <w:rFonts w:ascii="GHEA Grapalat" w:hAnsi="GHEA Grapalat"/>
-                <w:b/>
-                <w:noProof/>
-                <w:lang w:val="hy-AM"/>
-              </w:rPr>
-              <w:t>Ա</w:t>
-            </w:r>
-            <w:r>
-              <w:rPr>
-                <w:rStyle w:val="Hyperlink"/>
-                <w:rFonts w:ascii="GHEA Grapalat" w:hAnsi="GHEA Grapalat"/>
-                <w:b/>
-                <w:noProof/>
-              </w:rPr>
-              <w:t>* Ալգորիթմ</w:t>
-            </w:r>
-            <w:r>
-              <w:rPr>
-                <w:noProof/>
-                <w:webHidden/>
-              </w:rPr>
-              <w:tab/>
-            </w:r>
-            <w:r>
-              <w:rPr>
-                <w:noProof/>
-                <w:webHidden/>
-              </w:rPr>
-              <w:fldChar w:fldCharType="begin"/>
-            </w:r>
-            <w:r>
-              <w:rPr>
-                <w:noProof/>
-                <w:webHidden/>
-              </w:rPr>
-              <w:instrText xml:space="preserve"> PAGEREF _Toc215522709 \h </w:instrText>
-            </w:r>
-            <w:r>
-              <w:rPr>
-                <w:noProof/>
-                <w:webHidden/>
-              </w:rPr>
-            </w:r>
-            <w:r>
-              <w:rPr>
-                <w:noProof/>
-                <w:webHidden/>
-              </w:rPr>
-              <w:fldChar w:fldCharType="separate"/>
-            </w:r>
-            <w:r>
-              <w:rPr>
-                <w:noProof/>
-                <w:webHidden/>
-              </w:rPr>
-              <w:t>17</w:t>
-            </w:r>
-            <w:r>
-              <w:rPr>
-                <w:noProof/>
-                <w:webHidden/>
-              </w:rPr>
-              <w:fldChar w:fldCharType="end"/>
-            </w:r>
-          </w:hyperlink>
-        </w:p>
-        <w:p>
-          <w:pPr>
-            <w:pStyle w:val="TOC3"/>
-            <w:tabs>
-              <w:tab w:val="right" w:leader="dot" w:pos="9969"/>
-            </w:tabs>
-            <w:rPr>
-              <w:rFonts w:cstheme="minorBidi"/>
-              <w:noProof/>
-            </w:rPr>
-          </w:pPr>
-          <w:hyperlink w:anchor="_Toc215522710" w:history="1">
-            <w:r>
-              <w:rPr>
-                <w:rStyle w:val="Hyperlink"/>
-                <w:rFonts w:ascii="GHEA Grapalat" w:hAnsi="GHEA Grapalat"/>
-                <w:b/>
-                <w:noProof/>
-              </w:rPr>
-              <w:t>2.</w:t>
-            </w:r>
-            <w:r>
-              <w:rPr>
-                <w:rStyle w:val="Hyperlink"/>
-                <w:rFonts w:ascii="GHEA Grapalat" w:hAnsi="GHEA Grapalat"/>
-                <w:b/>
-                <w:noProof/>
-                <w:lang w:val="hy-AM"/>
-              </w:rPr>
-              <w:t>2</w:t>
-            </w:r>
-            <w:r>
-              <w:rPr>
-                <w:rStyle w:val="Hyperlink"/>
-                <w:rFonts w:ascii="GHEA Grapalat" w:hAnsi="GHEA Grapalat"/>
-                <w:b/>
-                <w:noProof/>
-              </w:rPr>
-              <w:t>.</w:t>
-            </w:r>
-            <w:r>
-              <w:rPr>
-                <w:rStyle w:val="Hyperlink"/>
-                <w:rFonts w:ascii="GHEA Grapalat" w:hAnsi="GHEA Grapalat"/>
-                <w:b/>
-                <w:noProof/>
-                <w:lang w:val="hy-AM"/>
-              </w:rPr>
-              <w:t>2</w:t>
-            </w:r>
-            <w:r>
-              <w:rPr>
-                <w:rStyle w:val="Hyperlink"/>
-                <w:rFonts w:ascii="GHEA Grapalat" w:hAnsi="GHEA Grapalat"/>
-                <w:b/>
-                <w:noProof/>
-              </w:rPr>
-              <w:t xml:space="preserve"> </w:t>
-            </w:r>
-            <w:r>
-              <w:rPr>
-                <w:rStyle w:val="Hyperlink"/>
-                <w:rFonts w:ascii="GHEA Grapalat" w:hAnsi="GHEA Grapalat"/>
-                <w:b/>
-                <w:noProof/>
-                <w:lang w:val="hy-AM"/>
-              </w:rPr>
-              <w:t>Ա</w:t>
-            </w:r>
-            <w:r>
-              <w:rPr>
-                <w:rStyle w:val="Hyperlink"/>
-                <w:rFonts w:ascii="GHEA Grapalat" w:hAnsi="GHEA Grapalat"/>
-                <w:b/>
-                <w:noProof/>
-              </w:rPr>
-              <w:t>* Ալգորիթմի Քայլերի Մեխանիզմը</w:t>
-            </w:r>
-            <w:r>
-              <w:rPr>
-                <w:noProof/>
-                <w:webHidden/>
-              </w:rPr>
-              <w:tab/>
-            </w:r>
-            <w:r>
-              <w:rPr>
-                <w:noProof/>
-                <w:webHidden/>
-              </w:rPr>
-              <w:fldChar w:fldCharType="begin"/>
-            </w:r>
-            <w:r>
-              <w:rPr>
-                <w:noProof/>
-                <w:webHidden/>
-              </w:rPr>
-              <w:instrText xml:space="preserve"> PAGEREF _Toc215522710 \h </w:instrText>
-            </w:r>
-            <w:r>
-              <w:rPr>
-                <w:noProof/>
-                <w:webHidden/>
-              </w:rPr>
-            </w:r>
-            <w:r>
-              <w:rPr>
-                <w:noProof/>
-                <w:webHidden/>
-              </w:rPr>
-              <w:fldChar w:fldCharType="separate"/>
-            </w:r>
-            <w:r>
-              <w:rPr>
-                <w:noProof/>
-                <w:webHidden/>
-              </w:rPr>
-              <w:t>17</w:t>
-            </w:r>
-            <w:r>
-              <w:rPr>
-                <w:noProof/>
-                <w:webHidden/>
-              </w:rPr>
-              <w:fldChar w:fldCharType="end"/>
-            </w:r>
-          </w:hyperlink>
-        </w:p>
-        <w:p>
-          <w:pPr>
-            <w:pStyle w:val="TOC2"/>
-            <w:tabs>
-              <w:tab w:val="right" w:leader="dot" w:pos="9969"/>
-            </w:tabs>
-            <w:rPr>
-              <w:rFonts w:cstheme="minorBidi"/>
-              <w:noProof/>
-            </w:rPr>
-          </w:pPr>
-          <w:hyperlink w:anchor="_Toc215522711" w:history="1">
-            <w:r>
-              <w:rPr>
-                <w:rStyle w:val="Hyperlink"/>
-                <w:b/>
-                <w:noProof/>
-              </w:rPr>
-              <w:t>2.3. Ալգորիթմների Համեմատություն և Դիտողություններ</w:t>
-            </w:r>
-            <w:r>
-              <w:rPr>
-                <w:noProof/>
-                <w:webHidden/>
-              </w:rPr>
-              <w:tab/>
-            </w:r>
-            <w:r>
-              <w:rPr>
-                <w:noProof/>
-                <w:webHidden/>
-              </w:rPr>
-              <w:fldChar w:fldCharType="begin"/>
-            </w:r>
-            <w:r>
-              <w:rPr>
-                <w:noProof/>
-                <w:webHidden/>
-              </w:rPr>
-              <w:instrText xml:space="preserve"> PAGEREF _Toc215522711 \h </w:instrText>
-            </w:r>
-            <w:r>
-              <w:rPr>
-                <w:noProof/>
-                <w:webHidden/>
-              </w:rPr>
-            </w:r>
-            <w:r>
-              <w:rPr>
-                <w:noProof/>
-                <w:webHidden/>
-              </w:rPr>
-              <w:fldChar w:fldCharType="separate"/>
-            </w:r>
-            <w:r>
-              <w:rPr>
-                <w:noProof/>
-                <w:webHidden/>
-              </w:rPr>
-              <w:t>19</w:t>
-            </w:r>
-            <w:r>
-              <w:rPr>
-                <w:noProof/>
-                <w:webHidden/>
-              </w:rPr>
-              <w:fldChar w:fldCharType="end"/>
-            </w:r>
-          </w:hyperlink>
-        </w:p>
-        <w:p>
-          <w:pPr>
-            <w:pStyle w:val="TOC2"/>
-            <w:tabs>
-              <w:tab w:val="right" w:leader="dot" w:pos="9969"/>
-            </w:tabs>
-            <w:rPr>
-              <w:rFonts w:cstheme="minorBidi"/>
-              <w:noProof/>
-            </w:rPr>
-          </w:pPr>
-          <w:hyperlink w:anchor="_Toc215522712" w:history="1">
-            <w:r>
-              <w:rPr>
-                <w:rStyle w:val="Hyperlink"/>
-                <w:b/>
-                <w:noProof/>
-              </w:rPr>
-              <w:t>2.4. Տվյալների Բազաների Կառավարման Համակարգերը (DBMS) և Ոչ Ռելացիոն (NoSQL) Մոդելները</w:t>
-            </w:r>
-            <w:r>
-              <w:rPr>
-                <w:noProof/>
-                <w:webHidden/>
-              </w:rPr>
-              <w:tab/>
-            </w:r>
-            <w:r>
-              <w:rPr>
-                <w:noProof/>
-                <w:webHidden/>
-              </w:rPr>
-              <w:fldChar w:fldCharType="begin"/>
-            </w:r>
-            <w:r>
-              <w:rPr>
-                <w:noProof/>
-                <w:webHidden/>
-              </w:rPr>
-              <w:instrText xml:space="preserve"> PAGEREF _Toc215522712 \h </w:instrText>
-            </w:r>
-            <w:r>
-              <w:rPr>
-                <w:noProof/>
-                <w:webHidden/>
-              </w:rPr>
-            </w:r>
-            <w:r>
-              <w:rPr>
-                <w:noProof/>
-                <w:webHidden/>
-              </w:rPr>
-              <w:fldChar w:fldCharType="separate"/>
-            </w:r>
-            <w:r>
-              <w:rPr>
-                <w:noProof/>
-                <w:webHidden/>
-              </w:rPr>
-              <w:t>20</w:t>
-            </w:r>
-            <w:r>
-              <w:rPr>
-                <w:noProof/>
-                <w:webHidden/>
-              </w:rPr>
-              <w:fldChar w:fldCharType="end"/>
-            </w:r>
-          </w:hyperlink>
-        </w:p>
-        <w:p>
-          <w:pPr>
-            <w:rPr>
-              <w:b/>
-              <w:bCs/>
-              <w:noProof/>
-            </w:rPr>
-          </w:pPr>
-          <w:r>
-            <w:rPr>
-              <w:b/>
-              <w:bCs/>
-              <w:noProof/>
-            </w:rPr>
-            <w:fldChar w:fldCharType="end"/>
-          </w:r>
-        </w:p>
-      </w:sdtContent>
-    </w:sdt>
-    <w:p>
-      <w:pPr>
-        <w:pStyle w:val="Heading9"/>
-        <w:spacing w:before="224"/>
-        <w:rPr>
-          <w:rFonts w:ascii="GHEA Grapalat" w:hAnsi="GHEA Grapalat"/>
-          <w:b/>
-          <w:sz w:val="32"/>
-          <w:szCs w:val="32"/>
-          <w:lang w:val="hy-AM"/>
-        </w:rPr>
-      </w:pPr>
-    </w:p>
-    <w:p>
-      <w:pPr>
-        <w:rPr>
-          <w:rFonts w:ascii="Arial" w:hAnsi="Arial"/>
-          <w:lang w:val="hy-AM"/>
-        </w:rPr>
-      </w:pPr>
-    </w:p>
-    <w:p>
-      <w:pPr>
-        <w:rPr>
-          <w:rFonts w:ascii="Arial" w:hAnsi="Arial"/>
-          <w:lang w:val="hy-AM"/>
-        </w:rPr>
-      </w:pPr>
-    </w:p>
-    <w:p>
-      <w:pPr>
-        <w:rPr>
-          <w:rFonts w:ascii="Arial" w:hAnsi="Arial"/>
-          <w:lang w:val="hy-AM"/>
-        </w:rPr>
-      </w:pPr>
-    </w:p>
-    <w:p>
-      <w:pPr>
-        <w:rPr>
-          <w:rFonts w:ascii="Arial" w:hAnsi="Arial"/>
-          <w:lang w:val="hy-AM"/>
-        </w:rPr>
-      </w:pPr>
-    </w:p>
-    <w:p>
-      <w:pPr>
-        <w:rPr>
-          <w:rFonts w:ascii="Arial" w:hAnsi="Arial"/>
-          <w:lang w:val="hy-AM"/>
-        </w:rPr>
-      </w:pPr>
-    </w:p>
-    <w:p>
-      <w:pPr>
-        <w:rPr>
-          <w:rFonts w:ascii="Arial" w:hAnsi="Arial"/>
-          <w:lang w:val="hy-AM"/>
-        </w:rPr>
-      </w:pPr>
-    </w:p>
-    <w:p>
-      <w:pPr>
-        <w:rPr>
-          <w:rFonts w:ascii="Arial" w:hAnsi="Arial"/>
-          <w:lang w:val="hy-AM"/>
-        </w:rPr>
-      </w:pPr>
-    </w:p>
-    <w:p>
-      <w:pPr>
-        <w:rPr>
-          <w:rFonts w:ascii="Arial" w:hAnsi="Arial"/>
-          <w:lang w:val="hy-AM"/>
-        </w:rPr>
-      </w:pPr>
-    </w:p>
-    <w:p>
-      <w:pPr>
-        <w:rPr>
-          <w:rFonts w:ascii="Arial" w:hAnsi="Arial"/>
-          <w:lang w:val="hy-AM"/>
-        </w:rPr>
-      </w:pPr>
-    </w:p>
-    <w:p>
-      <w:pPr>
-        <w:rPr>
-          <w:rFonts w:ascii="Arial" w:hAnsi="Arial"/>
-          <w:lang w:val="hy-AM"/>
-        </w:rPr>
-      </w:pPr>
-    </w:p>
-    <w:p>
-      <w:pPr>
-        <w:rPr>
-          <w:rFonts w:ascii="Arial" w:hAnsi="Arial"/>
-          <w:lang w:val="hy-AM"/>
-        </w:rPr>
-      </w:pPr>
-    </w:p>
     <w:p>
       <w:pPr>
         <w:pStyle w:val="Heading9"/>
@@ -1286,6 +16,9 @@
           <w:lang w:val="hy-AM"/>
         </w:rPr>
       </w:pPr>
+      <w:bookmarkStart w:id="0" w:name="_Hlk215519849"/>
+      <w:bookmarkStart w:id="1" w:name="_GoBack"/>
+      <w:bookmarkEnd w:id="1"/>
       <w:r>
         <w:rPr>
           <w:rFonts w:ascii="GHEA Grapalat" w:hAnsi="GHEA Grapalat"/>
@@ -1294,7 +27,6 @@
           <w:szCs w:val="32"/>
           <w:lang w:val="hy-AM"/>
         </w:rPr>
-        <w:lastRenderedPageBreak/>
         <w:t>Նախաբան</w:t>
       </w:r>
     </w:p>
@@ -1429,7 +161,7 @@
           <w:lang w:val="hy-AM"/>
         </w:rPr>
       </w:pPr>
-      <w:bookmarkStart w:id="1" w:name="_Toc215522700"/>
+      <w:bookmarkStart w:id="2" w:name="_Toc215522700"/>
       <w:r>
         <w:rPr>
           <w:lang w:val="hy-AM"/>
@@ -1449,75 +181,75 @@
           <w:lang w:val="hy-AM"/>
         </w:rPr>
         <w:t xml:space="preserve"> Գրաֆների հիմնական սահմանումները և հատկությունները</w:t>
-      </w:r>
-      <w:bookmarkEnd w:id="1"/>
-    </w:p>
-    <w:p>
-      <w:pPr>
-        <w:spacing w:after="0"/>
-        <w:ind w:left="720"/>
-        <w:rPr>
-          <w:rFonts w:ascii="GHEA Grapalat" w:hAnsi="GHEA Grapalat"/>
-        </w:rPr>
-      </w:pPr>
-    </w:p>
-    <w:p>
-      <w:pPr>
-        <w:ind w:left="720"/>
-        <w:jc w:val="center"/>
-        <w:rPr>
-          <w:rFonts w:ascii="GHEA Grapalat" w:hAnsi="GHEA Grapalat"/>
-          <w:b/>
-          <w:bCs/>
-        </w:rPr>
-      </w:pPr>
-    </w:p>
-    <w:p>
-      <w:pPr>
-        <w:pStyle w:val="Heading2"/>
-        <w:rPr>
-          <w:b/>
-          <w:color w:val="auto"/>
-          <w:lang w:val="hy-AM"/>
-        </w:rPr>
-      </w:pPr>
-      <w:bookmarkStart w:id="2" w:name="_Toc215522701"/>
-      <w:r>
-        <w:rPr>
-          <w:rFonts w:ascii="Sylfaen" w:hAnsi="Sylfaen"/>
-          <w:b/>
-          <w:color w:val="auto"/>
-          <w:lang w:val="hy-AM"/>
-        </w:rPr>
-        <w:t>1</w:t>
-      </w:r>
-      <w:r>
-        <w:rPr>
-          <w:rFonts w:ascii="Sylfaen" w:hAnsi="Sylfaen"/>
-          <w:b/>
-          <w:color w:val="auto"/>
-        </w:rPr>
-        <w:t xml:space="preserve">.1 </w:t>
-      </w:r>
-      <w:r>
-        <w:rPr>
-          <w:b/>
-          <w:color w:val="auto"/>
-        </w:rPr>
-        <w:t xml:space="preserve">Գրաֆների վերաբերյալ հիմնական </w:t>
-      </w:r>
-      <w:r>
-        <w:rPr>
-          <w:b/>
-          <w:color w:val="auto"/>
-          <w:lang w:val="hy-AM"/>
-        </w:rPr>
-        <w:t>տեղեկություններ</w:t>
       </w:r>
       <w:bookmarkEnd w:id="2"/>
     </w:p>
     <w:p>
       <w:pPr>
+        <w:spacing w:after="0"/>
+        <w:ind w:left="720"/>
+        <w:rPr>
+          <w:rFonts w:ascii="GHEA Grapalat" w:hAnsi="GHEA Grapalat"/>
+        </w:rPr>
+      </w:pPr>
+    </w:p>
+    <w:p>
+      <w:pPr>
+        <w:ind w:left="720"/>
+        <w:jc w:val="center"/>
+        <w:rPr>
+          <w:rFonts w:ascii="GHEA Grapalat" w:hAnsi="GHEA Grapalat"/>
+          <w:b/>
+          <w:bCs/>
+        </w:rPr>
+      </w:pPr>
+    </w:p>
+    <w:p>
+      <w:pPr>
+        <w:pStyle w:val="Heading2"/>
+        <w:rPr>
+          <w:b/>
+          <w:color w:val="auto"/>
+          <w:lang w:val="hy-AM"/>
+        </w:rPr>
+      </w:pPr>
+      <w:bookmarkStart w:id="3" w:name="_Toc215522701"/>
+      <w:r>
+        <w:rPr>
+          <w:rFonts w:ascii="Sylfaen" w:hAnsi="Sylfaen"/>
+          <w:b/>
+          <w:color w:val="auto"/>
+          <w:lang w:val="hy-AM"/>
+        </w:rPr>
+        <w:t>1</w:t>
+      </w:r>
+      <w:r>
+        <w:rPr>
+          <w:rFonts w:ascii="Sylfaen" w:hAnsi="Sylfaen"/>
+          <w:b/>
+          <w:color w:val="auto"/>
+        </w:rPr>
+        <w:t xml:space="preserve">.1 </w:t>
+      </w:r>
+      <w:r>
+        <w:rPr>
+          <w:b/>
+          <w:color w:val="auto"/>
+        </w:rPr>
+        <w:t xml:space="preserve">Գրաֆների վերաբերյալ հիմնական </w:t>
+      </w:r>
+      <w:r>
+        <w:rPr>
+          <w:b/>
+          <w:color w:val="auto"/>
+          <w:lang w:val="hy-AM"/>
+        </w:rPr>
+        <w:t>տեղեկություններ</w:t>
+      </w:r>
+      <w:bookmarkEnd w:id="3"/>
+    </w:p>
+    <w:p>
+      <w:pPr>
         <w:pStyle w:val="ListParagraph"/>
         <w:ind w:left="1440"/>
         <w:rPr>
@@ -1627,7 +359,7 @@
         <w:t xml:space="preserve">-ը ցանկացած ոչ դատարկ վերջավոր բազմություն է, եւ դիցուք </w:t>
       </w:r>
     </w:p>
-    <w:bookmarkStart w:id="3" w:name="OLE_LINK1"/>
+    <w:bookmarkStart w:id="4" w:name="OLE_LINK1"/>
     <w:p>
       <w:pPr>
         <w:ind w:left="720"/>
@@ -1682,7 +414,7 @@
         </w:rPr>
         <w:t>-</w:t>
       </w:r>
-      <w:bookmarkEnd w:id="3"/>
+      <w:bookmarkEnd w:id="4"/>
       <w:r>
         <w:rPr>
           <w:rFonts w:ascii="GHEA Grapalat" w:hAnsi="GHEA Grapalat"/>
@@ -12175,7 +10907,7 @@
         </w:rPr>
         <w:t xml:space="preserve"> </w:t>
       </w:r>
-      <w:bookmarkStart w:id="4" w:name="_Toc215522702"/>
+      <w:bookmarkStart w:id="5" w:name="_Toc215522702"/>
       <w:r>
         <w:rPr>
           <w:b/>
@@ -12210,7 +10942,7 @@
         </w:rPr>
         <w:t xml:space="preserve"> Աստիճաններ, ենթագրաֆներ և ճանապարհներ</w:t>
       </w:r>
-      <w:bookmarkEnd w:id="4"/>
+      <w:bookmarkEnd w:id="5"/>
     </w:p>
     <w:p>
       <w:pPr>
@@ -23121,7 +21853,7 @@
         <w:lastRenderedPageBreak/>
         <w:t xml:space="preserve"> </w:t>
       </w:r>
-      <w:bookmarkStart w:id="5" w:name="_Toc215522703"/>
+      <w:bookmarkStart w:id="6" w:name="_Toc215522703"/>
       <w:r>
         <w:rPr>
           <w:b/>
@@ -23129,7 +21861,7 @@
         </w:rPr>
         <w:t>1.3. Կապակցվածության բաղադրիչներ և կապակցված գրաֆներ</w:t>
       </w:r>
-      <w:bookmarkEnd w:id="5"/>
+      <w:bookmarkEnd w:id="6"/>
     </w:p>
     <w:p>
       <w:pPr>
@@ -25148,15 +23880,7 @@
         <w:rPr>
           <w:rFonts w:ascii="GHEA Grapalat" w:hAnsi="GHEA Grapalat"/>
         </w:rPr>
-        <w:t xml:space="preserve"> գրաֆում </w:t>
-      </w:r>
-      <w:bookmarkStart w:id="6" w:name="_GoBack"/>
-      <w:bookmarkEnd w:id="6"/>
-      <w:r>
-        <w:rPr>
-          <w:rFonts w:ascii="GHEA Grapalat" w:hAnsi="GHEA Grapalat"/>
-        </w:rPr>
-        <w:t xml:space="preserve">ցիկլ չկա, </w:t>
+        <w:t xml:space="preserve"> գրաֆում ցիկլ չկա, </w:t>
       </w:r>
     </w:p>
     <w:p>
@@ -38912,7 +37636,7 @@
 </file>
 
 <file path=customXml/itemProps1.xml><?xml version="1.0" encoding="utf-8"?>
-<ds:datastoreItem xmlns:ds="http://schemas.openxmlformats.org/officeDocument/2006/customXml" ds:itemID="{74FF2CA2-2C61-4874-BEB8-9B8D4E1DBB44}">
+<ds:datastoreItem xmlns:ds="http://schemas.openxmlformats.org/officeDocument/2006/customXml" ds:itemID="{6E08678B-F32E-4BFD-8758-FA23F89D7648}">
   <ds:schemaRefs>
     <ds:schemaRef ds:uri="http://schemas.openxmlformats.org/officeDocument/2006/bibliography"/>
   </ds:schemaRefs>

--- a/diploma.docx
+++ b/diploma.docx
@@ -17,8 +17,6 @@
         </w:rPr>
       </w:pPr>
       <w:bookmarkStart w:id="0" w:name="_Hlk215519849"/>
-      <w:bookmarkStart w:id="1" w:name="_GoBack"/>
-      <w:bookmarkEnd w:id="1"/>
       <w:r>
         <w:rPr>
           <w:rFonts w:ascii="GHEA Grapalat" w:hAnsi="GHEA Grapalat"/>
@@ -161,7 +159,7 @@
           <w:lang w:val="hy-AM"/>
         </w:rPr>
       </w:pPr>
-      <w:bookmarkStart w:id="2" w:name="_Toc215522700"/>
+      <w:bookmarkStart w:id="1" w:name="_Toc215522700"/>
       <w:r>
         <w:rPr>
           <w:lang w:val="hy-AM"/>
@@ -181,88 +179,88 @@
           <w:lang w:val="hy-AM"/>
         </w:rPr>
         <w:t xml:space="preserve"> Գրաֆների հիմնական սահմանումները և հատկությունները</w:t>
+      </w:r>
+      <w:bookmarkEnd w:id="1"/>
+    </w:p>
+    <w:p>
+      <w:pPr>
+        <w:spacing w:after="0"/>
+        <w:ind w:left="720"/>
+        <w:rPr>
+          <w:rFonts w:ascii="GHEA Grapalat" w:hAnsi="GHEA Grapalat"/>
+        </w:rPr>
+      </w:pPr>
+    </w:p>
+    <w:p>
+      <w:pPr>
+        <w:ind w:left="720"/>
+        <w:jc w:val="center"/>
+        <w:rPr>
+          <w:rFonts w:ascii="GHEA Grapalat" w:hAnsi="GHEA Grapalat"/>
+          <w:b/>
+          <w:bCs/>
+        </w:rPr>
+      </w:pPr>
+    </w:p>
+    <w:p>
+      <w:pPr>
+        <w:pStyle w:val="Heading2"/>
+        <w:rPr>
+          <w:b/>
+          <w:color w:val="auto"/>
+          <w:lang w:val="hy-AM"/>
+        </w:rPr>
+      </w:pPr>
+      <w:bookmarkStart w:id="2" w:name="_Toc215522701"/>
+      <w:r>
+        <w:rPr>
+          <w:rFonts w:ascii="Sylfaen" w:hAnsi="Sylfaen"/>
+          <w:b/>
+          <w:color w:val="auto"/>
+          <w:lang w:val="hy-AM"/>
+        </w:rPr>
+        <w:t>1</w:t>
+      </w:r>
+      <w:r>
+        <w:rPr>
+          <w:rFonts w:ascii="Sylfaen" w:hAnsi="Sylfaen"/>
+          <w:b/>
+          <w:color w:val="auto"/>
+        </w:rPr>
+        <w:t xml:space="preserve">.1 </w:t>
+      </w:r>
+      <w:r>
+        <w:rPr>
+          <w:b/>
+          <w:color w:val="auto"/>
+        </w:rPr>
+        <w:t xml:space="preserve">Գրաֆների վերաբերյալ հիմնական </w:t>
+      </w:r>
+      <w:r>
+        <w:rPr>
+          <w:b/>
+          <w:color w:val="auto"/>
+          <w:lang w:val="hy-AM"/>
+        </w:rPr>
+        <w:t>տեղեկություններ</w:t>
       </w:r>
       <w:bookmarkEnd w:id="2"/>
     </w:p>
     <w:p>
       <w:pPr>
-        <w:spacing w:after="0"/>
-        <w:ind w:left="720"/>
-        <w:rPr>
-          <w:rFonts w:ascii="GHEA Grapalat" w:hAnsi="GHEA Grapalat"/>
+        <w:pStyle w:val="ListParagraph"/>
+        <w:ind w:left="1440"/>
+        <w:rPr>
+          <w:rFonts w:ascii="GHEA Grapalat" w:hAnsi="GHEA Grapalat"/>
+          <w:b/>
+          <w:bCs/>
+          <w:lang w:val="hy-AM"/>
         </w:rPr>
       </w:pPr>
     </w:p>
     <w:p>
       <w:pPr>
         <w:ind w:left="720"/>
-        <w:jc w:val="center"/>
-        <w:rPr>
-          <w:rFonts w:ascii="GHEA Grapalat" w:hAnsi="GHEA Grapalat"/>
-          <w:b/>
-          <w:bCs/>
-        </w:rPr>
-      </w:pPr>
-    </w:p>
-    <w:p>
-      <w:pPr>
-        <w:pStyle w:val="Heading2"/>
-        <w:rPr>
-          <w:b/>
-          <w:color w:val="auto"/>
-          <w:lang w:val="hy-AM"/>
-        </w:rPr>
-      </w:pPr>
-      <w:bookmarkStart w:id="3" w:name="_Toc215522701"/>
-      <w:r>
-        <w:rPr>
-          <w:rFonts w:ascii="Sylfaen" w:hAnsi="Sylfaen"/>
-          <w:b/>
-          <w:color w:val="auto"/>
-          <w:lang w:val="hy-AM"/>
-        </w:rPr>
-        <w:t>1</w:t>
-      </w:r>
-      <w:r>
-        <w:rPr>
-          <w:rFonts w:ascii="Sylfaen" w:hAnsi="Sylfaen"/>
-          <w:b/>
-          <w:color w:val="auto"/>
-        </w:rPr>
-        <w:t xml:space="preserve">.1 </w:t>
-      </w:r>
-      <w:r>
-        <w:rPr>
-          <w:b/>
-          <w:color w:val="auto"/>
-        </w:rPr>
-        <w:t xml:space="preserve">Գրաֆների վերաբերյալ հիմնական </w:t>
-      </w:r>
-      <w:r>
-        <w:rPr>
-          <w:b/>
-          <w:color w:val="auto"/>
-          <w:lang w:val="hy-AM"/>
-        </w:rPr>
-        <w:t>տեղեկություններ</w:t>
-      </w:r>
-      <w:bookmarkEnd w:id="3"/>
-    </w:p>
-    <w:p>
-      <w:pPr>
-        <w:pStyle w:val="ListParagraph"/>
-        <w:ind w:left="1440"/>
-        <w:rPr>
-          <w:rFonts w:ascii="GHEA Grapalat" w:hAnsi="GHEA Grapalat"/>
-          <w:b/>
-          <w:bCs/>
-          <w:lang w:val="hy-AM"/>
-        </w:rPr>
-      </w:pPr>
-    </w:p>
-    <w:p>
-      <w:pPr>
-        <w:ind w:left="720"/>
         <w:rPr>
           <w:rFonts w:ascii="GHEA Grapalat" w:hAnsi="GHEA Grapalat"/>
           <w:lang w:val="hy-AM"/>
@@ -359,7 +357,7 @@
         <w:t xml:space="preserve">-ը ցանկացած ոչ դատարկ վերջավոր բազմություն է, եւ դիցուք </w:t>
       </w:r>
     </w:p>
-    <w:bookmarkStart w:id="4" w:name="OLE_LINK1"/>
+    <w:bookmarkStart w:id="3" w:name="OLE_LINK1"/>
     <w:p>
       <w:pPr>
         <w:ind w:left="720"/>
@@ -414,7 +412,7 @@
         </w:rPr>
         <w:t>-</w:t>
       </w:r>
-      <w:bookmarkEnd w:id="4"/>
+      <w:bookmarkEnd w:id="3"/>
       <w:r>
         <w:rPr>
           <w:rFonts w:ascii="GHEA Grapalat" w:hAnsi="GHEA Grapalat"/>
@@ -10907,7 +10905,7 @@
         </w:rPr>
         <w:t xml:space="preserve"> </w:t>
       </w:r>
-      <w:bookmarkStart w:id="5" w:name="_Toc215522702"/>
+      <w:bookmarkStart w:id="4" w:name="_Toc215522702"/>
       <w:r>
         <w:rPr>
           <w:b/>
@@ -10942,7 +10940,7 @@
         </w:rPr>
         <w:t xml:space="preserve"> Աստիճաններ, ենթագրաֆներ և ճանապարհներ</w:t>
       </w:r>
-      <w:bookmarkEnd w:id="5"/>
+      <w:bookmarkEnd w:id="4"/>
     </w:p>
     <w:p>
       <w:pPr>
@@ -21853,7 +21851,7 @@
         <w:lastRenderedPageBreak/>
         <w:t xml:space="preserve"> </w:t>
       </w:r>
-      <w:bookmarkStart w:id="6" w:name="_Toc215522703"/>
+      <w:bookmarkStart w:id="5" w:name="_Toc215522703"/>
       <w:r>
         <w:rPr>
           <w:b/>
@@ -21861,7 +21859,7 @@
         </w:rPr>
         <w:t>1.3. Կապակցվածության բաղադրիչներ և կապակցված գրաֆներ</w:t>
       </w:r>
-      <w:bookmarkEnd w:id="6"/>
+      <w:bookmarkEnd w:id="5"/>
     </w:p>
     <w:p>
       <w:pPr>
@@ -24248,7 +24246,7 @@
           <w:color w:val="auto"/>
         </w:rPr>
       </w:pPr>
-      <w:bookmarkStart w:id="7" w:name="_Toc215522704"/>
+      <w:bookmarkStart w:id="6" w:name="_Toc215522704"/>
       <w:r>
         <w:rPr>
           <w:b/>
@@ -24270,7 +24268,7 @@
         </w:rPr>
         <w:t xml:space="preserve"> Գրաֆի Կշիռ</w:t>
       </w:r>
-      <w:bookmarkEnd w:id="7"/>
+      <w:bookmarkEnd w:id="6"/>
     </w:p>
     <w:p>
       <w:pPr>
@@ -25806,7 +25804,7 @@
           <w:color w:val="auto"/>
         </w:rPr>
       </w:pPr>
-      <w:bookmarkStart w:id="8" w:name="_Toc215522705"/>
+      <w:bookmarkStart w:id="7" w:name="_Toc215522705"/>
       <w:r>
         <w:rPr>
           <w:b/>
@@ -25849,7 +25847,7 @@
         </w:rPr>
         <w:t>Էվրիստիկ Ֆունկցիա</w:t>
       </w:r>
-      <w:bookmarkEnd w:id="8"/>
+      <w:bookmarkEnd w:id="7"/>
     </w:p>
     <w:p>
       <w:pPr>
@@ -27086,12 +27084,12 @@
       <w:pPr>
         <w:pStyle w:val="Heading1"/>
       </w:pPr>
-      <w:bookmarkStart w:id="9" w:name="_Toc215522706"/>
+      <w:bookmarkStart w:id="8" w:name="_Toc215522706"/>
       <w:r>
         <w:lastRenderedPageBreak/>
         <w:t>Գլուխ 2. Կարճագույն Ճանապարհի Որոնման Հիմնական Ալգորիթմներ</w:t>
       </w:r>
-      <w:bookmarkEnd w:id="9"/>
+      <w:bookmarkEnd w:id="8"/>
     </w:p>
     <w:p>
       <w:pPr>
@@ -27112,7 +27110,7 @@
           <w:color w:val="auto"/>
         </w:rPr>
       </w:pPr>
-      <w:bookmarkStart w:id="10" w:name="_Toc215522707"/>
+      <w:bookmarkStart w:id="9" w:name="_Toc215522707"/>
       <w:r>
         <w:rPr>
           <w:rFonts w:ascii="GHEA Grapalat" w:hAnsi="GHEA Grapalat"/>
@@ -27121,7 +27119,7 @@
         </w:rPr>
         <w:t>2.1. Դեյքստրայի Ալգորիթմ</w:t>
       </w:r>
-      <w:bookmarkEnd w:id="10"/>
+      <w:bookmarkEnd w:id="9"/>
     </w:p>
     <w:p/>
     <w:p>
@@ -27184,11 +27182,7 @@
     <w:p>
       <w:pPr>
         <w:pStyle w:val="NormalWeb"/>
-        <w:numPr>
-          <w:ilvl w:val="0"/>
-          <w:numId w:val="11"/>
-        </w:numPr>
-        <w:ind w:firstLine="0"/>
+        <w:ind w:left="720"/>
         <w:rPr>
           <w:rFonts w:ascii="GHEA Grapalat" w:hAnsi="GHEA Grapalat"/>
         </w:rPr>
@@ -27282,11 +27276,7 @@
     <w:p>
       <w:pPr>
         <w:pStyle w:val="NormalWeb"/>
-        <w:numPr>
-          <w:ilvl w:val="0"/>
-          <w:numId w:val="11"/>
-        </w:numPr>
-        <w:ind w:firstLine="0"/>
+        <w:ind w:left="720"/>
         <w:rPr>
           <w:rFonts w:ascii="GHEA Grapalat" w:hAnsi="GHEA Grapalat"/>
         </w:rPr>
@@ -27353,7 +27343,7 @@
           <w:color w:val="auto"/>
         </w:rPr>
       </w:pPr>
-      <w:bookmarkStart w:id="11" w:name="_Toc215522708"/>
+      <w:bookmarkStart w:id="10" w:name="_Toc215522708"/>
       <w:r>
         <w:rPr>
           <w:rFonts w:ascii="GHEA Grapalat" w:hAnsi="GHEA Grapalat"/>
@@ -27362,7 +27352,7 @@
         </w:rPr>
         <w:t>2.1.2 Դեյքստրայի Ալգորիթմի Քայլերի Մեխանիզմը</w:t>
       </w:r>
-      <w:bookmarkEnd w:id="11"/>
+      <w:bookmarkEnd w:id="10"/>
     </w:p>
     <w:p>
       <w:pPr>
@@ -27382,11 +27372,6 @@
     <w:p>
       <w:pPr>
         <w:pStyle w:val="NormalWeb"/>
-        <w:numPr>
-          <w:ilvl w:val="0"/>
-          <w:numId w:val="15"/>
-        </w:numPr>
-        <w:ind w:firstLine="0"/>
         <w:rPr>
           <w:rFonts w:ascii="GHEA Grapalat" w:hAnsi="GHEA Grapalat"/>
         </w:rPr>
@@ -27399,19 +27384,14 @@
         </w:rPr>
         <w:t>Սկզբնական Կարգավորում և Նախապատրաստություն:</w:t>
       </w:r>
-    </w:p>
-    <w:p>
-      <w:pPr>
-        <w:pStyle w:val="NormalWeb"/>
-        <w:numPr>
-          <w:ilvl w:val="1"/>
-          <w:numId w:val="15"/>
-        </w:numPr>
-        <w:ind w:left="720" w:firstLine="0"/>
-        <w:rPr>
-          <w:rFonts w:ascii="GHEA Grapalat" w:hAnsi="GHEA Grapalat"/>
-        </w:rPr>
-      </w:pPr>
+      <w:r>
+        <w:rPr>
+          <w:rFonts w:ascii="GHEA Grapalat" w:hAnsi="GHEA Grapalat"/>
+          <w:b/>
+          <w:bCs/>
+        </w:rPr>
+        <w:br/>
+      </w:r>
       <w:r>
         <w:rPr>
           <w:rFonts w:ascii="GHEA Grapalat" w:hAnsi="GHEA Grapalat"/>
@@ -27477,11 +27457,6 @@
     <w:p>
       <w:pPr>
         <w:pStyle w:val="NormalWeb"/>
-        <w:numPr>
-          <w:ilvl w:val="1"/>
-          <w:numId w:val="15"/>
-        </w:numPr>
-        <w:ind w:left="720" w:firstLine="0"/>
         <w:rPr>
           <w:rFonts w:ascii="GHEA Grapalat" w:hAnsi="GHEA Grapalat"/>
         </w:rPr>
@@ -27594,11 +27569,6 @@
     <w:p>
       <w:pPr>
         <w:pStyle w:val="NormalWeb"/>
-        <w:numPr>
-          <w:ilvl w:val="1"/>
-          <w:numId w:val="15"/>
-        </w:numPr>
-        <w:ind w:left="720" w:firstLine="0"/>
         <w:rPr>
           <w:rFonts w:ascii="GHEA Grapalat" w:hAnsi="GHEA Grapalat"/>
         </w:rPr>
@@ -27733,11 +27703,6 @@
     <w:p>
       <w:pPr>
         <w:pStyle w:val="NormalWeb"/>
-        <w:numPr>
-          <w:ilvl w:val="0"/>
-          <w:numId w:val="15"/>
-        </w:numPr>
-        <w:ind w:firstLine="0"/>
         <w:rPr>
           <w:rFonts w:ascii="GHEA Grapalat" w:hAnsi="GHEA Grapalat"/>
         </w:rPr>
@@ -27749,6 +27714,152 @@
           <w:bCs/>
         </w:rPr>
         <w:t>Ամենափոքր Քաշ Ունեցող Գագաթի Ընտրություն:</w:t>
+      </w:r>
+    </w:p>
+    <w:p>
+      <w:pPr>
+        <w:pStyle w:val="NormalWeb"/>
+        <w:rPr>
+          <w:rFonts w:ascii="GHEA Grapalat" w:hAnsi="GHEA Grapalat"/>
+        </w:rPr>
+      </w:pPr>
+      <m:oMath>
+        <m:r>
+          <w:rPr>
+            <w:rStyle w:val="math-inline"/>
+            <w:rFonts w:ascii="Cambria Math" w:eastAsiaTheme="majorEastAsia" w:hAnsi="Cambria Math"/>
+          </w:rPr>
+          <m:t>Q</m:t>
+        </m:r>
+        <m:r>
+          <w:rPr>
+            <w:rFonts w:ascii="Cambria Math" w:hAnsi="Cambria Math"/>
+          </w:rPr>
+          <m:t xml:space="preserve"> </m:t>
+        </m:r>
+      </m:oMath>
+      <w:r>
+        <w:rPr>
+          <w:rFonts w:ascii="GHEA Grapalat" w:hAnsi="GHEA Grapalat"/>
+        </w:rPr>
+        <w:t xml:space="preserve">բազմությունից հանվում է այն գագաթը </w:t>
+      </w:r>
+      <m:oMath>
+        <m:r>
+          <w:rPr>
+            <w:rStyle w:val="math-inline"/>
+            <w:rFonts w:ascii="Cambria Math" w:eastAsiaTheme="majorEastAsia" w:hAnsi="Cambria Math"/>
+          </w:rPr>
+          <m:t>u</m:t>
+        </m:r>
+        <m:r>
+          <w:rPr>
+            <w:rFonts w:ascii="Cambria Math" w:hAnsi="Cambria Math"/>
+          </w:rPr>
+          <m:t>-</m:t>
+        </m:r>
+      </m:oMath>
+      <w:r>
+        <w:rPr>
+          <w:rFonts w:ascii="GHEA Grapalat" w:hAnsi="GHEA Grapalat"/>
+        </w:rPr>
+        <w:t xml:space="preserve">ն, որն ունի ամենափոքր </w:t>
+      </w:r>
+      <m:oMath>
+        <m:r>
+          <w:rPr>
+            <w:rStyle w:val="math-inline"/>
+            <w:rFonts w:ascii="Cambria Math" w:eastAsiaTheme="majorEastAsia" w:hAnsi="Cambria Math"/>
+          </w:rPr>
+          <m:t xml:space="preserve">d(u) </m:t>
+        </m:r>
+      </m:oMath>
+      <w:r>
+        <w:rPr>
+          <w:rFonts w:ascii="GHEA Grapalat" w:hAnsi="GHEA Grapalat"/>
+        </w:rPr>
+        <w:t xml:space="preserve">արժեքը։ Այս քայլը երաշխավորում է, որ </w:t>
+      </w:r>
+      <m:oMath>
+        <m:r>
+          <w:rPr>
+            <w:rStyle w:val="math-inline"/>
+            <w:rFonts w:ascii="Cambria Math" w:eastAsiaTheme="majorEastAsia" w:hAnsi="Cambria Math"/>
+          </w:rPr>
+          <m:t>u</m:t>
+        </m:r>
+        <m:r>
+          <w:rPr>
+            <w:rFonts w:ascii="Cambria Math" w:hAnsi="Cambria Math"/>
+          </w:rPr>
+          <m:t>-</m:t>
+        </m:r>
+      </m:oMath>
+      <w:r>
+        <w:rPr>
+          <w:rFonts w:ascii="GHEA Grapalat" w:hAnsi="GHEA Grapalat"/>
+        </w:rPr>
+        <w:t xml:space="preserve">ն տվյալ պահին </w:t>
+      </w:r>
+      <w:r>
+        <w:rPr>
+          <w:rFonts w:ascii="GHEA Grapalat" w:hAnsi="GHEA Grapalat"/>
+          <w:b/>
+          <w:bCs/>
+        </w:rPr>
+        <w:t>ամենամոտն</w:t>
+      </w:r>
+      <w:r>
+        <w:rPr>
+          <w:rFonts w:ascii="GHEA Grapalat" w:hAnsi="GHEA Grapalat"/>
+        </w:rPr>
+        <w:t xml:space="preserve"> է </w:t>
+      </w:r>
+      <m:oMath>
+        <m:r>
+          <w:rPr>
+            <w:rStyle w:val="math-inline"/>
+            <w:rFonts w:ascii="Cambria Math" w:eastAsiaTheme="majorEastAsia" w:hAnsi="Cambria Math"/>
+          </w:rPr>
+          <m:t>s</m:t>
+        </m:r>
+        <m:r>
+          <w:rPr>
+            <w:rFonts w:ascii="Cambria Math" w:hAnsi="Cambria Math"/>
+          </w:rPr>
+          <m:t>-</m:t>
+        </m:r>
+      </m:oMath>
+      <w:r>
+        <w:rPr>
+          <w:rFonts w:ascii="GHEA Grapalat" w:hAnsi="GHEA Grapalat"/>
+        </w:rPr>
+        <w:t>ին, քանի որ եզրերի կշիռները ոչ բացասական են։</w:t>
+      </w:r>
+    </w:p>
+    <w:p>
+      <w:pPr>
+        <w:pStyle w:val="NormalWeb"/>
+        <w:ind w:left="720"/>
+        <w:rPr>
+          <w:rFonts w:ascii="GHEA Grapalat" w:hAnsi="GHEA Grapalat"/>
+        </w:rPr>
+      </w:pPr>
+    </w:p>
+    <w:p>
+      <w:pPr>
+        <w:pStyle w:val="NormalWeb"/>
+        <w:rPr>
+          <w:rFonts w:ascii="GHEA Grapalat" w:hAnsi="GHEA Grapalat"/>
+        </w:rPr>
+      </w:pPr>
+      <w:r>
+        <w:rPr>
+          <w:rFonts w:ascii="GHEA Grapalat" w:hAnsi="GHEA Grapalat"/>
+          <w:b/>
+          <w:bCs/>
+        </w:rPr>
+        <w:t>Հարակից Եզրերի Ռելաքսացիա (Թարմացում):</w:t>
       </w:r>
     </w:p>
     <w:p>
@@ -27756,163 +27867,7 @@
         <w:pStyle w:val="NormalWeb"/>
         <w:numPr>
           <w:ilvl w:val="1"/>
-          <w:numId w:val="15"/>
-        </w:numPr>
-        <w:ind w:left="720" w:firstLine="0"/>
-        <w:rPr>
-          <w:rFonts w:ascii="GHEA Grapalat" w:hAnsi="GHEA Grapalat"/>
-        </w:rPr>
-      </w:pPr>
-      <m:oMath>
-        <m:r>
-          <w:rPr>
-            <w:rStyle w:val="math-inline"/>
-            <w:rFonts w:ascii="Cambria Math" w:eastAsiaTheme="majorEastAsia" w:hAnsi="Cambria Math"/>
-          </w:rPr>
-          <m:t>Q</m:t>
-        </m:r>
-        <m:r>
-          <w:rPr>
-            <w:rFonts w:ascii="Cambria Math" w:hAnsi="Cambria Math"/>
-          </w:rPr>
-          <m:t xml:space="preserve"> </m:t>
-        </m:r>
-      </m:oMath>
-      <w:r>
-        <w:rPr>
-          <w:rFonts w:ascii="GHEA Grapalat" w:hAnsi="GHEA Grapalat"/>
-        </w:rPr>
-        <w:t xml:space="preserve">բազմությունից հանվում է այն գագաթը </w:t>
-      </w:r>
-      <m:oMath>
-        <m:r>
-          <w:rPr>
-            <w:rStyle w:val="math-inline"/>
-            <w:rFonts w:ascii="Cambria Math" w:eastAsiaTheme="majorEastAsia" w:hAnsi="Cambria Math"/>
-          </w:rPr>
-          <m:t>u</m:t>
-        </m:r>
-        <m:r>
-          <w:rPr>
-            <w:rFonts w:ascii="Cambria Math" w:hAnsi="Cambria Math"/>
-          </w:rPr>
-          <m:t>-</m:t>
-        </m:r>
-      </m:oMath>
-      <w:r>
-        <w:rPr>
-          <w:rFonts w:ascii="GHEA Grapalat" w:hAnsi="GHEA Grapalat"/>
-        </w:rPr>
-        <w:t xml:space="preserve">ն, որն ունի ամենափոքր </w:t>
-      </w:r>
-      <m:oMath>
-        <m:r>
-          <w:rPr>
-            <w:rStyle w:val="math-inline"/>
-            <w:rFonts w:ascii="Cambria Math" w:eastAsiaTheme="majorEastAsia" w:hAnsi="Cambria Math"/>
-          </w:rPr>
-          <m:t xml:space="preserve">d(u) </m:t>
-        </m:r>
-      </m:oMath>
-      <w:r>
-        <w:rPr>
-          <w:rFonts w:ascii="GHEA Grapalat" w:hAnsi="GHEA Grapalat"/>
-        </w:rPr>
-        <w:t xml:space="preserve">արժեքը։ Այս քայլը երաշխավորում է, որ </w:t>
-      </w:r>
-      <m:oMath>
-        <m:r>
-          <w:rPr>
-            <w:rStyle w:val="math-inline"/>
-            <w:rFonts w:ascii="Cambria Math" w:eastAsiaTheme="majorEastAsia" w:hAnsi="Cambria Math"/>
-          </w:rPr>
-          <m:t>u</m:t>
-        </m:r>
-        <m:r>
-          <w:rPr>
-            <w:rFonts w:ascii="Cambria Math" w:hAnsi="Cambria Math"/>
-          </w:rPr>
-          <m:t>-</m:t>
-        </m:r>
-      </m:oMath>
-      <w:r>
-        <w:rPr>
-          <w:rFonts w:ascii="GHEA Grapalat" w:hAnsi="GHEA Grapalat"/>
-        </w:rPr>
-        <w:t xml:space="preserve">ն տվյալ պահին </w:t>
-      </w:r>
-      <w:r>
-        <w:rPr>
-          <w:rFonts w:ascii="GHEA Grapalat" w:hAnsi="GHEA Grapalat"/>
-          <w:b/>
-          <w:bCs/>
-        </w:rPr>
-        <w:t>ամենամոտն</w:t>
-      </w:r>
-      <w:r>
-        <w:rPr>
-          <w:rFonts w:ascii="GHEA Grapalat" w:hAnsi="GHEA Grapalat"/>
-        </w:rPr>
-        <w:t xml:space="preserve"> է </w:t>
-      </w:r>
-      <m:oMath>
-        <m:r>
-          <w:rPr>
-            <w:rStyle w:val="math-inline"/>
-            <w:rFonts w:ascii="Cambria Math" w:eastAsiaTheme="majorEastAsia" w:hAnsi="Cambria Math"/>
-          </w:rPr>
-          <m:t>s</m:t>
-        </m:r>
-        <m:r>
-          <w:rPr>
-            <w:rFonts w:ascii="Cambria Math" w:hAnsi="Cambria Math"/>
-          </w:rPr>
-          <m:t>-</m:t>
-        </m:r>
-      </m:oMath>
-      <w:r>
-        <w:rPr>
-          <w:rFonts w:ascii="GHEA Grapalat" w:hAnsi="GHEA Grapalat"/>
-        </w:rPr>
-        <w:t>ին, քանի որ եզրերի կշիռները ոչ բացասական են։</w:t>
-      </w:r>
-    </w:p>
-    <w:p>
-      <w:pPr>
-        <w:pStyle w:val="NormalWeb"/>
-        <w:ind w:left="720"/>
-        <w:rPr>
-          <w:rFonts w:ascii="GHEA Grapalat" w:hAnsi="GHEA Grapalat"/>
-        </w:rPr>
-      </w:pPr>
-    </w:p>
-    <w:p>
-      <w:pPr>
-        <w:pStyle w:val="NormalWeb"/>
-        <w:numPr>
-          <w:ilvl w:val="0"/>
-          <w:numId w:val="15"/>
-        </w:numPr>
-        <w:ind w:firstLine="0"/>
-        <w:rPr>
-          <w:rFonts w:ascii="GHEA Grapalat" w:hAnsi="GHEA Grapalat"/>
-        </w:rPr>
-      </w:pPr>
-      <w:r>
-        <w:rPr>
-          <w:rFonts w:ascii="GHEA Grapalat" w:hAnsi="GHEA Grapalat"/>
-          <w:b/>
-          <w:bCs/>
-        </w:rPr>
-        <w:t>Հարակից Եզրերի Ռելաքսացիա (Թարմացում):</w:t>
-      </w:r>
-    </w:p>
-    <w:p>
-      <w:pPr>
-        <w:pStyle w:val="NormalWeb"/>
-        <w:numPr>
-          <w:ilvl w:val="1"/>
-          <w:numId w:val="15"/>
+          <w:numId w:val="3"/>
         </w:numPr>
         <w:ind w:left="720" w:firstLine="0"/>
         <w:rPr>
@@ -28055,7 +28010,7 @@
         <w:pStyle w:val="NormalWeb"/>
         <w:numPr>
           <w:ilvl w:val="1"/>
-          <w:numId w:val="15"/>
+          <w:numId w:val="3"/>
         </w:numPr>
         <w:ind w:left="720" w:firstLine="0"/>
         <w:rPr>
@@ -28186,7 +28141,7 @@
         <w:pStyle w:val="NormalWeb"/>
         <w:numPr>
           <w:ilvl w:val="1"/>
-          <w:numId w:val="15"/>
+          <w:numId w:val="3"/>
         </w:numPr>
         <w:ind w:left="720" w:firstLine="0"/>
         <w:rPr>
@@ -28354,11 +28309,6 @@
     <w:p>
       <w:pPr>
         <w:pStyle w:val="NormalWeb"/>
-        <w:numPr>
-          <w:ilvl w:val="0"/>
-          <w:numId w:val="15"/>
-        </w:numPr>
-        <w:ind w:firstLine="0"/>
         <w:rPr>
           <w:rFonts w:ascii="GHEA Grapalat" w:hAnsi="GHEA Grapalat"/>
         </w:rPr>
@@ -28377,7 +28327,7 @@
         <w:pStyle w:val="NormalWeb"/>
         <w:numPr>
           <w:ilvl w:val="1"/>
-          <w:numId w:val="15"/>
+          <w:numId w:val="3"/>
         </w:numPr>
         <w:ind w:left="720" w:firstLine="0"/>
         <w:rPr>
@@ -28581,7 +28531,7 @@
           <w:color w:val="auto"/>
         </w:rPr>
       </w:pPr>
-      <w:bookmarkStart w:id="12" w:name="_Toc215522709"/>
+      <w:bookmarkStart w:id="11" w:name="_Toc215522709"/>
       <w:r>
         <w:rPr>
           <w:rFonts w:ascii="GHEA Grapalat" w:hAnsi="GHEA Grapalat"/>
@@ -28607,7 +28557,7 @@
         </w:rPr>
         <w:t>* Ալգորիթմ</w:t>
       </w:r>
-      <w:bookmarkEnd w:id="12"/>
+      <w:bookmarkEnd w:id="11"/>
     </w:p>
     <w:p/>
     <w:p>
@@ -29005,9 +28955,10 @@
         <w:t xml:space="preserve"> է, ինչը նշանակում է, որ այն Դեյքստրայի ալգորիթմի համեմատ դիտարկում է շատ ավելի քիչ գագաթներ՝ զգալիորեն արագացնելով որոնումը։</w:t>
       </w:r>
     </w:p>
+    <w:bookmarkEnd w:id="0"/>
     <w:p>
       <w:pPr>
-        <w:pStyle w:val="NormalWeb"/>
+        <w:spacing w:line="360" w:lineRule="auto"/>
         <w:rPr>
           <w:rFonts w:ascii="GHEA Grapalat" w:hAnsi="GHEA Grapalat"/>
         </w:rPr>
@@ -29015,3979 +28966,49 @@
     </w:p>
     <w:p>
       <w:pPr>
-        <w:pStyle w:val="Heading3"/>
-        <w:ind w:left="720"/>
-        <w:rPr>
-          <w:rFonts w:ascii="GHEA Grapalat" w:hAnsi="GHEA Grapalat"/>
-          <w:b/>
-          <w:color w:val="auto"/>
-        </w:rPr>
-      </w:pPr>
-      <w:bookmarkStart w:id="13" w:name="_Toc215522710"/>
-      <w:r>
-        <w:rPr>
-          <w:rFonts w:ascii="GHEA Grapalat" w:hAnsi="GHEA Grapalat"/>
-          <w:b/>
-          <w:color w:val="auto"/>
-        </w:rPr>
-        <w:t>2.</w:t>
-      </w:r>
-      <w:r>
-        <w:rPr>
-          <w:rFonts w:ascii="GHEA Grapalat" w:hAnsi="GHEA Grapalat"/>
-          <w:b/>
-          <w:color w:val="auto"/>
-          <w:lang w:val="hy-AM"/>
-        </w:rPr>
-        <w:t>2</w:t>
-      </w:r>
-      <w:r>
-        <w:rPr>
-          <w:rFonts w:ascii="GHEA Grapalat" w:hAnsi="GHEA Grapalat"/>
-          <w:b/>
-          <w:color w:val="auto"/>
-        </w:rPr>
-        <w:t>.</w:t>
-      </w:r>
-      <w:r>
-        <w:rPr>
-          <w:rFonts w:ascii="GHEA Grapalat" w:hAnsi="GHEA Grapalat"/>
-          <w:b/>
-          <w:color w:val="auto"/>
-          <w:lang w:val="hy-AM"/>
-        </w:rPr>
-        <w:t>2</w:t>
-      </w:r>
-      <w:r>
-        <w:rPr>
-          <w:rFonts w:ascii="GHEA Grapalat" w:hAnsi="GHEA Grapalat"/>
-          <w:b/>
-          <w:color w:val="auto"/>
-        </w:rPr>
-        <w:t xml:space="preserve"> </w:t>
-      </w:r>
-      <w:r>
-        <w:rPr>
-          <w:rFonts w:ascii="GHEA Grapalat" w:hAnsi="GHEA Grapalat"/>
-          <w:b/>
-          <w:color w:val="auto"/>
-          <w:lang w:val="hy-AM"/>
-        </w:rPr>
-        <w:t>Ա</w:t>
-      </w:r>
-      <w:r>
-        <w:rPr>
-          <w:rFonts w:ascii="GHEA Grapalat" w:hAnsi="GHEA Grapalat"/>
-          <w:b/>
-          <w:color w:val="auto"/>
-        </w:rPr>
-        <w:t>* Ալգորիթմի Քայլերի Մեխանիզմը</w:t>
-      </w:r>
-      <w:bookmarkEnd w:id="13"/>
+        <w:rPr>
+          <w:rFonts w:ascii="GHEA Grapalat" w:hAnsi="GHEA Grapalat"/>
+        </w:rPr>
+      </w:pPr>
     </w:p>
     <w:p>
       <w:pPr>
-        <w:pStyle w:val="NormalWeb"/>
-        <w:ind w:left="720"/>
-        <w:rPr>
-          <w:rFonts w:ascii="GHEA Grapalat" w:hAnsi="GHEA Grapalat"/>
-        </w:rPr>
-      </w:pPr>
-      <w:r>
-        <w:rPr>
-          <w:rFonts w:ascii="GHEA Grapalat" w:hAnsi="GHEA Grapalat"/>
-          <w:lang w:val="hy-AM"/>
-        </w:rPr>
-        <w:t>Ա</w:t>
-      </w:r>
-      <w:r>
-        <w:rPr>
-          <w:rFonts w:ascii="GHEA Grapalat" w:hAnsi="GHEA Grapalat"/>
-        </w:rPr>
-        <w:t xml:space="preserve">* ալգորիթմը որոնումն ուղղորդում է դեպի նպատակակետը </w:t>
-      </w:r>
-      <m:oMath>
-        <m:r>
-          <w:rPr>
-            <w:rStyle w:val="math-inline"/>
-            <w:rFonts w:ascii="Cambria Math" w:eastAsiaTheme="majorEastAsia" w:hAnsi="Cambria Math"/>
-          </w:rPr>
-          <m:t>t</m:t>
-        </m:r>
-        <m:r>
-          <w:rPr>
-            <w:rFonts w:ascii="Cambria Math" w:hAnsi="Cambria Math"/>
-          </w:rPr>
-          <m:t>,</m:t>
-        </m:r>
-      </m:oMath>
-      <w:r>
-        <w:rPr>
-          <w:rFonts w:ascii="GHEA Grapalat" w:hAnsi="GHEA Grapalat"/>
-        </w:rPr>
-        <w:t xml:space="preserve"> օգտագործելով </w:t>
-      </w:r>
-      <m:oMath>
-        <m:r>
-          <w:rPr>
-            <w:rStyle w:val="math-inline"/>
-            <w:rFonts w:ascii="Cambria Math" w:eastAsiaTheme="majorEastAsia" w:hAnsi="Cambria Math"/>
-          </w:rPr>
-          <m:t>f</m:t>
-        </m:r>
-        <m:d>
-          <m:dPr>
-            <m:ctrlPr>
-              <w:rPr>
-                <w:rStyle w:val="math-inline"/>
-                <w:rFonts w:ascii="Cambria Math" w:eastAsiaTheme="majorEastAsia" w:hAnsi="Cambria Math"/>
-                <w:i/>
-              </w:rPr>
-            </m:ctrlPr>
-          </m:dPr>
-          <m:e>
-            <m:r>
-              <w:rPr>
-                <w:rStyle w:val="math-inline"/>
-                <w:rFonts w:ascii="Cambria Math" w:eastAsiaTheme="majorEastAsia" w:hAnsi="Cambria Math"/>
-              </w:rPr>
-              <m:t>n</m:t>
-            </m:r>
-          </m:e>
-        </m:d>
-        <m:r>
-          <w:rPr>
-            <w:rStyle w:val="math-inline"/>
-            <w:rFonts w:ascii="Cambria Math" w:eastAsiaTheme="majorEastAsia" w:hAnsi="Cambria Math"/>
-          </w:rPr>
-          <m:t>=g</m:t>
-        </m:r>
-        <m:d>
-          <m:dPr>
-            <m:ctrlPr>
-              <w:rPr>
-                <w:rStyle w:val="math-inline"/>
-                <w:rFonts w:ascii="Cambria Math" w:eastAsiaTheme="majorEastAsia" w:hAnsi="Cambria Math"/>
-                <w:i/>
-              </w:rPr>
-            </m:ctrlPr>
-          </m:dPr>
-          <m:e>
-            <m:r>
-              <w:rPr>
-                <w:rStyle w:val="math-inline"/>
-                <w:rFonts w:ascii="Cambria Math" w:eastAsiaTheme="majorEastAsia" w:hAnsi="Cambria Math"/>
-              </w:rPr>
-              <m:t>n</m:t>
-            </m:r>
-          </m:e>
-        </m:d>
-        <m:r>
-          <w:rPr>
-            <w:rStyle w:val="math-inline"/>
-            <w:rFonts w:ascii="Cambria Math" w:eastAsiaTheme="majorEastAsia" w:hAnsi="Cambria Math"/>
-          </w:rPr>
-          <m:t>+h</m:t>
-        </m:r>
-        <m:d>
-          <m:dPr>
-            <m:ctrlPr>
-              <w:rPr>
-                <w:rStyle w:val="math-inline"/>
-                <w:rFonts w:ascii="Cambria Math" w:eastAsiaTheme="majorEastAsia" w:hAnsi="Cambria Math"/>
-                <w:i/>
-              </w:rPr>
-            </m:ctrlPr>
-          </m:dPr>
-          <m:e>
-            <m:r>
-              <w:rPr>
-                <w:rStyle w:val="math-inline"/>
-                <w:rFonts w:ascii="Cambria Math" w:eastAsiaTheme="majorEastAsia" w:hAnsi="Cambria Math"/>
-              </w:rPr>
-              <m:t>n</m:t>
-            </m:r>
-          </m:e>
-        </m:d>
-      </m:oMath>
-      <w:r>
-        <w:rPr>
-          <w:rFonts w:ascii="GHEA Grapalat" w:hAnsi="GHEA Grapalat"/>
-        </w:rPr>
-        <w:t xml:space="preserve"> գնահատման ֆունկցիան։</w:t>
-      </w:r>
+        <w:rPr>
+          <w:rFonts w:ascii="GHEA Grapalat" w:hAnsi="GHEA Grapalat"/>
+        </w:rPr>
+      </w:pPr>
     </w:p>
     <w:p>
       <w:pPr>
-        <w:pStyle w:val="NormalWeb"/>
-        <w:numPr>
-          <w:ilvl w:val="0"/>
-          <w:numId w:val="16"/>
-        </w:numPr>
-        <w:ind w:firstLine="0"/>
-        <w:rPr>
-          <w:rFonts w:ascii="GHEA Grapalat" w:hAnsi="GHEA Grapalat"/>
-        </w:rPr>
-      </w:pPr>
-      <w:r>
-        <w:rPr>
-          <w:rFonts w:ascii="GHEA Grapalat" w:hAnsi="GHEA Grapalat"/>
-          <w:b/>
-          <w:bCs/>
-        </w:rPr>
-        <w:t>Սկզբնական Կարգավորում և Էվրիստիկայի Գնահատում:</w:t>
-      </w:r>
+        <w:rPr>
+          <w:rFonts w:ascii="GHEA Grapalat" w:hAnsi="GHEA Grapalat"/>
+        </w:rPr>
+      </w:pPr>
     </w:p>
     <w:p>
       <w:pPr>
-        <w:pStyle w:val="NormalWeb"/>
-        <w:numPr>
-          <w:ilvl w:val="1"/>
-          <w:numId w:val="16"/>
-        </w:numPr>
-        <w:ind w:left="720" w:firstLine="0"/>
-        <w:rPr>
-          <w:rFonts w:ascii="GHEA Grapalat" w:hAnsi="GHEA Grapalat"/>
-        </w:rPr>
-      </w:pPr>
-      <w:r>
-        <w:rPr>
-          <w:rFonts w:ascii="GHEA Grapalat" w:hAnsi="GHEA Grapalat"/>
-          <w:b/>
-          <w:bCs/>
-        </w:rPr>
-        <w:t>Հեռավորությունների Սահմանում:</w:t>
-      </w:r>
-      <w:r>
-        <w:rPr>
-          <w:rFonts w:ascii="GHEA Grapalat" w:hAnsi="GHEA Grapalat"/>
-        </w:rPr>
-        <w:t xml:space="preserve"> </w:t>
-      </w:r>
-      <m:oMath>
-        <m:r>
-          <w:rPr>
-            <w:rStyle w:val="math-inline"/>
-            <w:rFonts w:ascii="Cambria Math" w:eastAsiaTheme="majorEastAsia" w:hAnsi="Cambria Math"/>
-          </w:rPr>
-          <m:t>g</m:t>
-        </m:r>
-        <m:d>
-          <m:dPr>
-            <m:ctrlPr>
-              <w:rPr>
-                <w:rStyle w:val="math-inline"/>
-                <w:rFonts w:ascii="Cambria Math" w:eastAsiaTheme="majorEastAsia" w:hAnsi="Cambria Math"/>
-                <w:i/>
-              </w:rPr>
-            </m:ctrlPr>
-          </m:dPr>
-          <m:e>
-            <m:r>
-              <w:rPr>
-                <w:rStyle w:val="math-inline"/>
-                <w:rFonts w:ascii="Cambria Math" w:eastAsiaTheme="majorEastAsia" w:hAnsi="Cambria Math"/>
-              </w:rPr>
-              <m:t>s</m:t>
-            </m:r>
-          </m:e>
-        </m:d>
-        <m:r>
-          <w:rPr>
-            <w:rStyle w:val="math-inline"/>
-            <w:rFonts w:ascii="Cambria Math" w:eastAsiaTheme="majorEastAsia" w:hAnsi="Cambria Math"/>
-          </w:rPr>
-          <m:t>=</m:t>
-        </m:r>
-        <m:r>
-          <w:rPr>
-            <w:rFonts w:ascii="Cambria Math" w:hAnsi="Cambria Math"/>
-          </w:rPr>
-          <m:t>,</m:t>
-        </m:r>
-        <m:r>
-          <w:rPr>
-            <w:rStyle w:val="math-inline"/>
-            <w:rFonts w:ascii="Cambria Math" w:eastAsiaTheme="majorEastAsia" w:hAnsi="Cambria Math"/>
-          </w:rPr>
-          <m:t>g</m:t>
-        </m:r>
-        <m:d>
-          <m:dPr>
-            <m:ctrlPr>
-              <w:rPr>
-                <w:rStyle w:val="math-inline"/>
-                <w:rFonts w:ascii="Cambria Math" w:eastAsiaTheme="majorEastAsia" w:hAnsi="Cambria Math"/>
-                <w:i/>
-              </w:rPr>
-            </m:ctrlPr>
-          </m:dPr>
-          <m:e>
-            <m:r>
-              <w:rPr>
-                <w:rStyle w:val="math-inline"/>
-                <w:rFonts w:ascii="Cambria Math" w:eastAsiaTheme="majorEastAsia" w:hAnsi="Cambria Math"/>
-              </w:rPr>
-              <m:t>v</m:t>
-            </m:r>
-          </m:e>
-        </m:d>
-        <m:r>
-          <w:rPr>
-            <w:rStyle w:val="math-inline"/>
-            <w:rFonts w:ascii="Cambria Math" w:eastAsiaTheme="majorEastAsia" w:hAnsi="Cambria Math"/>
-          </w:rPr>
-          <m:t>= ∞</m:t>
-        </m:r>
-      </m:oMath>
-      <w:r>
-        <w:rPr>
-          <w:rFonts w:ascii="GHEA Grapalat" w:hAnsi="GHEA Grapalat"/>
-        </w:rPr>
-        <w:t xml:space="preserve"> բոլոր մնացած </w:t>
-      </w:r>
-      <m:oMath>
-        <m:r>
-          <w:rPr>
-            <w:rStyle w:val="math-inline"/>
-            <w:rFonts w:ascii="Cambria Math" w:eastAsiaTheme="majorEastAsia" w:hAnsi="Cambria Math"/>
-          </w:rPr>
-          <m:t>v</m:t>
-        </m:r>
-      </m:oMath>
-      <w:r>
-        <w:rPr>
-          <w:rFonts w:ascii="GHEA Grapalat" w:hAnsi="GHEA Grapalat"/>
-        </w:rPr>
-        <w:t xml:space="preserve"> գագաթների համար։</w:t>
-      </w:r>
+        <w:rPr>
+          <w:rFonts w:ascii="GHEA Grapalat" w:hAnsi="GHEA Grapalat"/>
+        </w:rPr>
+      </w:pPr>
     </w:p>
     <w:p>
       <w:pPr>
-        <w:pStyle w:val="NormalWeb"/>
-        <w:numPr>
-          <w:ilvl w:val="1"/>
-          <w:numId w:val="16"/>
-        </w:numPr>
-        <w:ind w:left="720" w:firstLine="0"/>
-        <w:rPr>
-          <w:rFonts w:ascii="GHEA Grapalat" w:hAnsi="GHEA Grapalat"/>
-        </w:rPr>
-      </w:pPr>
-      <w:r>
-        <w:rPr>
-          <w:rFonts w:ascii="GHEA Grapalat" w:hAnsi="GHEA Grapalat"/>
-          <w:b/>
-          <w:bCs/>
-        </w:rPr>
-        <w:t>Էվրիստիկ Գնահատական:</w:t>
-      </w:r>
-      <w:r>
-        <w:rPr>
-          <w:rFonts w:ascii="GHEA Grapalat" w:hAnsi="GHEA Grapalat"/>
-        </w:rPr>
-        <w:t xml:space="preserve"> Յուրաքանչյուր </w:t>
-      </w:r>
-      <m:oMath>
-        <m:r>
-          <w:rPr>
-            <w:rStyle w:val="math-inline"/>
-            <w:rFonts w:ascii="Cambria Math" w:eastAsiaTheme="majorEastAsia" w:hAnsi="Cambria Math"/>
-          </w:rPr>
-          <m:t>v</m:t>
-        </m:r>
-      </m:oMath>
-      <w:r>
-        <w:rPr>
-          <w:rFonts w:ascii="GHEA Grapalat" w:hAnsi="GHEA Grapalat"/>
-        </w:rPr>
-        <w:t xml:space="preserve"> գագաթի համար հաշվարկվում է էվրիստիկ ֆունկցիայի արժեքը</w:t>
-      </w:r>
-      <m:oMath>
-        <m:r>
-          <w:rPr>
-            <w:rFonts w:ascii="Cambria Math" w:hAnsi="Cambria Math"/>
-          </w:rPr>
-          <m:t xml:space="preserve"> </m:t>
-        </m:r>
-        <m:r>
-          <w:rPr>
-            <w:rStyle w:val="math-inline"/>
-            <w:rFonts w:ascii="Cambria Math" w:eastAsiaTheme="majorEastAsia" w:hAnsi="Cambria Math"/>
-          </w:rPr>
-          <m:t>h(v)</m:t>
-        </m:r>
-      </m:oMath>
-      <w:r>
-        <w:rPr>
-          <w:rFonts w:ascii="GHEA Grapalat" w:hAnsi="GHEA Grapalat"/>
-        </w:rPr>
-        <w:t xml:space="preserve"> </w:t>
-      </w:r>
-    </w:p>
-    <w:p>
-      <w:pPr>
-        <w:pStyle w:val="NormalWeb"/>
-        <w:numPr>
-          <w:ilvl w:val="1"/>
-          <w:numId w:val="16"/>
-        </w:numPr>
-        <w:ind w:left="720" w:firstLine="0"/>
-        <w:rPr>
-          <w:rFonts w:ascii="GHEA Grapalat" w:hAnsi="GHEA Grapalat"/>
-        </w:rPr>
-      </w:pPr>
-      <w:r>
-        <w:rPr>
-          <w:rFonts w:ascii="GHEA Grapalat" w:hAnsi="GHEA Grapalat"/>
-          <w:b/>
-          <w:bCs/>
-        </w:rPr>
-        <w:t>Գնահատման Ֆունկցիայի Սկզբնարժեքավորում:</w:t>
-      </w:r>
-      <w:r>
-        <w:rPr>
-          <w:rFonts w:ascii="GHEA Grapalat" w:hAnsi="GHEA Grapalat"/>
-        </w:rPr>
-        <w:t xml:space="preserve"> </w:t>
-      </w:r>
-      <m:oMath>
-        <m:r>
-          <w:rPr>
-            <w:rStyle w:val="math-inline"/>
-            <w:rFonts w:ascii="Cambria Math" w:eastAsiaTheme="majorEastAsia" w:hAnsi="Cambria Math"/>
-          </w:rPr>
-          <m:t>s</m:t>
-        </m:r>
-      </m:oMath>
-      <w:r>
-        <w:rPr>
-          <w:rFonts w:ascii="GHEA Grapalat" w:hAnsi="GHEA Grapalat"/>
-        </w:rPr>
-        <w:t xml:space="preserve"> գագաթի համար </w:t>
-      </w:r>
-      <m:oMath>
-        <m:r>
-          <w:rPr>
-            <w:rStyle w:val="math-inline"/>
-            <w:rFonts w:ascii="Cambria Math" w:eastAsiaTheme="majorEastAsia" w:hAnsi="Cambria Math"/>
-          </w:rPr>
-          <m:t>f(s) = g(s) + h(s)</m:t>
-        </m:r>
-        <m:r>
-          <w:rPr>
-            <w:rFonts w:ascii="Cambria Math" w:hAnsi="Cambria Math"/>
-          </w:rPr>
-          <m:t>։</m:t>
-        </m:r>
-      </m:oMath>
-    </w:p>
-    <w:p>
-      <w:pPr>
-        <w:pStyle w:val="NormalWeb"/>
-        <w:numPr>
-          <w:ilvl w:val="1"/>
-          <w:numId w:val="16"/>
-        </w:numPr>
-        <w:ind w:left="720" w:firstLine="0"/>
-        <w:rPr>
-          <w:rFonts w:ascii="GHEA Grapalat" w:hAnsi="GHEA Grapalat"/>
-        </w:rPr>
-      </w:pPr>
-      <w:r>
-        <w:rPr>
-          <w:rFonts w:ascii="GHEA Grapalat" w:hAnsi="GHEA Grapalat"/>
-          <w:b/>
-          <w:bCs/>
-        </w:rPr>
-        <w:t>Բազմությունների Սահմանում:</w:t>
-      </w:r>
-      <w:r>
-        <w:rPr>
-          <w:rFonts w:ascii="GHEA Grapalat" w:hAnsi="GHEA Grapalat"/>
-        </w:rPr>
-        <w:t xml:space="preserve"> Ստեղծվում է </w:t>
-      </w:r>
-      <m:oMath>
-        <m:r>
-          <m:rPr>
-            <m:sty m:val="bi"/>
-          </m:rPr>
-          <w:rPr>
-            <w:rStyle w:val="math-inline"/>
-            <w:rFonts w:ascii="Cambria Math" w:eastAsiaTheme="majorEastAsia" w:hAnsi="Cambria Math"/>
-          </w:rPr>
-          <m:t>OpenSet</m:t>
-        </m:r>
-      </m:oMath>
-      <w:r>
-        <w:rPr>
-          <w:rFonts w:ascii="GHEA Grapalat" w:hAnsi="GHEA Grapalat"/>
-        </w:rPr>
-        <w:t xml:space="preserve"> (հերթական </w:t>
-      </w:r>
-      <w:r>
-        <w:rPr>
-          <w:rFonts w:ascii="GHEA Grapalat" w:hAnsi="GHEA Grapalat"/>
-          <w:lang w:val="hy-AM"/>
-        </w:rPr>
-        <w:t>բազմություն</w:t>
-      </w:r>
-      <w:r>
-        <w:rPr>
-          <w:rFonts w:ascii="GHEA Grapalat" w:hAnsi="GHEA Grapalat"/>
-        </w:rPr>
-        <w:t xml:space="preserve">, դասավորված ըստ </w:t>
-      </w:r>
-      <m:oMath>
-        <m:r>
-          <w:rPr>
-            <w:rStyle w:val="math-inline"/>
-            <w:rFonts w:ascii="Cambria Math" w:eastAsiaTheme="majorEastAsia" w:hAnsi="Cambria Math"/>
-          </w:rPr>
-          <m:t>f(n)</m:t>
-        </m:r>
-        <m:r>
-          <w:rPr>
-            <w:rFonts w:ascii="Cambria Math" w:hAnsi="Cambria Math"/>
-          </w:rPr>
-          <m:t>-</m:t>
-        </m:r>
-      </m:oMath>
-      <w:r>
-        <w:rPr>
-          <w:rFonts w:ascii="GHEA Grapalat" w:hAnsi="GHEA Grapalat"/>
-        </w:rPr>
-        <w:t xml:space="preserve">ի) և </w:t>
-      </w:r>
-      <m:oMath>
-        <m:r>
-          <m:rPr>
-            <m:sty m:val="bi"/>
-          </m:rPr>
-          <w:rPr>
-            <w:rStyle w:val="math-inline"/>
-            <w:rFonts w:ascii="Cambria Math" w:eastAsiaTheme="majorEastAsia" w:hAnsi="Cambria Math"/>
-          </w:rPr>
-          <m:t>ClosedSet</m:t>
-        </m:r>
-      </m:oMath>
-      <w:r>
-        <w:rPr>
-          <w:rFonts w:ascii="GHEA Grapalat" w:hAnsi="GHEA Grapalat"/>
-        </w:rPr>
-        <w:t xml:space="preserve"> (ավարտված </w:t>
-      </w:r>
-      <w:proofErr w:type="gramStart"/>
-      <w:r>
-        <w:rPr>
-          <w:rFonts w:ascii="GHEA Grapalat" w:hAnsi="GHEA Grapalat"/>
-        </w:rPr>
-        <w:t>գագաթներ)։</w:t>
-      </w:r>
-      <w:proofErr w:type="gramEnd"/>
-      <w:r>
-        <w:rPr>
-          <w:rFonts w:ascii="GHEA Grapalat" w:hAnsi="GHEA Grapalat"/>
-          <w:lang w:val="hy-AM"/>
-        </w:rPr>
-        <w:t xml:space="preserve"> </w:t>
-      </w:r>
-      <w:r>
-        <w:rPr>
-          <w:rFonts w:ascii="GHEA Grapalat" w:hAnsi="GHEA Grapalat"/>
-        </w:rPr>
-        <w:t xml:space="preserve"> </w:t>
-      </w:r>
-      <m:oMath>
-        <m:r>
-          <w:rPr>
-            <w:rStyle w:val="math-inline"/>
-            <w:rFonts w:ascii="Cambria Math" w:eastAsiaTheme="majorEastAsia" w:hAnsi="Cambria Math"/>
-          </w:rPr>
-          <m:t>s</m:t>
-        </m:r>
-      </m:oMath>
-      <w:r>
-        <w:rPr>
-          <w:rStyle w:val="math-inline"/>
-          <w:rFonts w:ascii="GHEA Grapalat" w:hAnsi="GHEA Grapalat"/>
-          <w:lang w:val="hy-AM"/>
-        </w:rPr>
-        <w:t>-</w:t>
-      </w:r>
-      <w:r>
-        <w:rPr>
-          <w:rFonts w:ascii="GHEA Grapalat" w:hAnsi="GHEA Grapalat"/>
-        </w:rPr>
-        <w:t xml:space="preserve">ը տեղադրվում է </w:t>
-      </w:r>
-      <m:oMath>
-        <m:r>
-          <w:rPr>
-            <w:rStyle w:val="math-inline"/>
-            <w:rFonts w:ascii="Cambria Math" w:eastAsiaTheme="majorEastAsia" w:hAnsi="Cambria Math"/>
-          </w:rPr>
-          <m:t>OpenSet</m:t>
-        </m:r>
-        <m:r>
-          <w:rPr>
-            <w:rFonts w:ascii="Cambria Math" w:hAnsi="Cambria Math"/>
-          </w:rPr>
-          <m:t>-</m:t>
-        </m:r>
-      </m:oMath>
-      <w:r>
-        <w:rPr>
-          <w:rFonts w:ascii="GHEA Grapalat" w:hAnsi="GHEA Grapalat"/>
-        </w:rPr>
-        <w:t>ում։</w:t>
-      </w:r>
-    </w:p>
-    <w:p>
-      <w:pPr>
-        <w:pStyle w:val="NormalWeb"/>
-        <w:ind w:left="720"/>
-        <w:rPr>
-          <w:rFonts w:ascii="GHEA Grapalat" w:hAnsi="GHEA Grapalat"/>
-        </w:rPr>
-      </w:pPr>
-    </w:p>
-    <w:p>
-      <w:pPr>
-        <w:pStyle w:val="NormalWeb"/>
-        <w:numPr>
-          <w:ilvl w:val="0"/>
-          <w:numId w:val="16"/>
-        </w:numPr>
-        <w:ind w:firstLine="0"/>
-        <w:rPr>
-          <w:rFonts w:ascii="GHEA Grapalat" w:hAnsi="GHEA Grapalat"/>
-        </w:rPr>
-      </w:pPr>
-      <w:r>
-        <w:rPr>
-          <w:rFonts w:ascii="GHEA Grapalat" w:hAnsi="GHEA Grapalat"/>
-          <w:b/>
-          <w:bCs/>
-        </w:rPr>
-        <w:t>Լավագույն Գնահատական Ունեցող Գագաթի Ընտրություն:</w:t>
-      </w:r>
-    </w:p>
-    <w:p>
-      <w:pPr>
-        <w:pStyle w:val="NormalWeb"/>
-        <w:numPr>
-          <w:ilvl w:val="1"/>
-          <w:numId w:val="16"/>
-        </w:numPr>
-        <w:ind w:left="720" w:firstLine="0"/>
-        <w:rPr>
-          <w:rFonts w:ascii="GHEA Grapalat" w:hAnsi="GHEA Grapalat"/>
-        </w:rPr>
-      </w:pPr>
-      <m:oMath>
-        <m:r>
-          <w:rPr>
-            <w:rStyle w:val="math-inline"/>
-            <w:rFonts w:ascii="Cambria Math" w:eastAsiaTheme="majorEastAsia" w:hAnsi="Cambria Math"/>
-          </w:rPr>
-          <m:t>OpenSet</m:t>
-        </m:r>
-      </m:oMath>
-      <w:r>
-        <w:rPr>
-          <w:rFonts w:ascii="GHEA Grapalat" w:hAnsi="GHEA Grapalat"/>
-        </w:rPr>
-        <w:t xml:space="preserve">-ից հանվում է այն գագաթը </w:t>
-      </w:r>
-      <m:oMath>
-        <m:r>
-          <w:rPr>
-            <w:rStyle w:val="math-inline"/>
-            <w:rFonts w:ascii="Cambria Math" w:eastAsiaTheme="majorEastAsia" w:hAnsi="Cambria Math"/>
-          </w:rPr>
-          <m:t>u</m:t>
-        </m:r>
-        <m:r>
-          <w:rPr>
-            <w:rFonts w:ascii="Cambria Math" w:hAnsi="Cambria Math"/>
-          </w:rPr>
-          <m:t>-</m:t>
-        </m:r>
-      </m:oMath>
-      <w:r>
-        <w:rPr>
-          <w:rFonts w:ascii="GHEA Grapalat" w:hAnsi="GHEA Grapalat"/>
-        </w:rPr>
-        <w:t xml:space="preserve">ն, որն ունի ամենափոքր </w:t>
-      </w:r>
-      <w:r>
-        <w:rPr>
-          <w:rFonts w:ascii="GHEA Grapalat" w:hAnsi="GHEA Grapalat"/>
-          <w:bCs/>
-        </w:rPr>
-        <w:t>ընդհանուր գնահատականը</w:t>
-      </w:r>
-      <w:r>
-        <w:rPr>
-          <w:rFonts w:ascii="GHEA Grapalat" w:hAnsi="GHEA Grapalat"/>
-        </w:rPr>
-        <w:t xml:space="preserve"> </w:t>
-      </w:r>
-      <m:oMath>
-        <m:r>
-          <w:rPr>
-            <w:rStyle w:val="math-inline"/>
-            <w:rFonts w:ascii="Cambria Math" w:eastAsiaTheme="majorEastAsia" w:hAnsi="Cambria Math"/>
-          </w:rPr>
-          <m:t>f(u)</m:t>
-        </m:r>
-        <m:r>
-          <w:rPr>
-            <w:rFonts w:ascii="Cambria Math" w:hAnsi="Cambria Math"/>
-          </w:rPr>
-          <m:t xml:space="preserve">։ </m:t>
-        </m:r>
-      </m:oMath>
-      <w:r>
-        <w:rPr>
-          <w:rFonts w:ascii="GHEA Grapalat" w:hAnsi="GHEA Grapalat"/>
-        </w:rPr>
-        <w:t xml:space="preserve">Այս քայլը </w:t>
-      </w:r>
-      <w:r>
-        <w:rPr>
-          <w:rFonts w:ascii="GHEA Grapalat" w:hAnsi="GHEA Grapalat"/>
-          <w:bCs/>
-        </w:rPr>
-        <w:t>ուղղորդում է որոնումը</w:t>
-      </w:r>
-      <w:r>
-        <w:rPr>
-          <w:rFonts w:ascii="GHEA Grapalat" w:hAnsi="GHEA Grapalat"/>
-        </w:rPr>
-        <w:t xml:space="preserve">, քանի որ </w:t>
-      </w:r>
-      <w:r>
-        <w:rPr>
-          <w:rFonts w:ascii="GHEA Grapalat" w:hAnsi="GHEA Grapalat"/>
-          <w:lang w:val="hy-AM"/>
-        </w:rPr>
-        <w:t>Ա</w:t>
-      </w:r>
-      <w:r>
-        <w:rPr>
-          <w:rFonts w:ascii="GHEA Grapalat" w:hAnsi="GHEA Grapalat"/>
-        </w:rPr>
-        <w:t xml:space="preserve">*-ը փնտրում է ոչ թե սկզբնակետին ամենամոտը (ինչպես Դեյքստրան), այլ նպատակակետին </w:t>
-      </w:r>
-      <w:r>
-        <w:rPr>
-          <w:rFonts w:ascii="GHEA Grapalat" w:hAnsi="GHEA Grapalat"/>
-          <w:lang w:val="hy-AM"/>
-        </w:rPr>
-        <w:t>հասնելու համար ամենահեռանկարայինը</w:t>
-      </w:r>
-      <w:r>
-        <w:rPr>
-          <w:rFonts w:ascii="GHEA Grapalat" w:hAnsi="GHEA Grapalat"/>
-        </w:rPr>
-        <w:t>։</w:t>
-      </w:r>
-    </w:p>
-    <w:p>
-      <w:pPr>
-        <w:pStyle w:val="NormalWeb"/>
-        <w:ind w:left="720"/>
-        <w:rPr>
-          <w:rFonts w:ascii="GHEA Grapalat" w:hAnsi="GHEA Grapalat"/>
-        </w:rPr>
-      </w:pPr>
-    </w:p>
-    <w:p>
-      <w:pPr>
-        <w:pStyle w:val="NormalWeb"/>
-        <w:numPr>
-          <w:ilvl w:val="0"/>
-          <w:numId w:val="16"/>
-        </w:numPr>
-        <w:ind w:firstLine="0"/>
-        <w:rPr>
-          <w:rFonts w:ascii="GHEA Grapalat" w:hAnsi="GHEA Grapalat"/>
-        </w:rPr>
-      </w:pPr>
-      <w:r>
-        <w:rPr>
-          <w:rFonts w:ascii="GHEA Grapalat" w:hAnsi="GHEA Grapalat"/>
-          <w:b/>
-          <w:bCs/>
-        </w:rPr>
-        <w:t>Նպատակի Ստուգում և Ավարտ:</w:t>
-      </w:r>
-    </w:p>
-    <w:p>
-      <w:pPr>
-        <w:pStyle w:val="NormalWeb"/>
-        <w:numPr>
-          <w:ilvl w:val="1"/>
-          <w:numId w:val="16"/>
-        </w:numPr>
-        <w:ind w:left="720" w:firstLine="0"/>
-        <w:rPr>
-          <w:rFonts w:ascii="GHEA Grapalat" w:hAnsi="GHEA Grapalat"/>
-        </w:rPr>
-      </w:pPr>
-      <w:r>
-        <w:rPr>
-          <w:rFonts w:ascii="GHEA Grapalat" w:hAnsi="GHEA Grapalat"/>
-        </w:rPr>
-        <w:t xml:space="preserve">Եթե ընտրված </w:t>
-      </w:r>
-      <m:oMath>
-        <m:r>
-          <w:rPr>
-            <w:rStyle w:val="math-inline"/>
-            <w:rFonts w:ascii="Cambria Math" w:eastAsiaTheme="majorEastAsia" w:hAnsi="Cambria Math"/>
-          </w:rPr>
-          <m:t>u</m:t>
-        </m:r>
-      </m:oMath>
-      <w:r>
-        <w:rPr>
-          <w:rFonts w:ascii="GHEA Grapalat" w:hAnsi="GHEA Grapalat"/>
-        </w:rPr>
-        <w:t xml:space="preserve"> գագաթը հավասար է նպատակակետին </w:t>
-      </w:r>
-      <m:oMath>
-        <m:r>
-          <w:rPr>
-            <w:rStyle w:val="math-inline"/>
-            <w:rFonts w:ascii="Cambria Math" w:eastAsiaTheme="majorEastAsia" w:hAnsi="Cambria Math"/>
-          </w:rPr>
-          <m:t>t</m:t>
-        </m:r>
-        <m:r>
-          <w:rPr>
-            <w:rFonts w:ascii="Cambria Math" w:hAnsi="Cambria Math"/>
-          </w:rPr>
-          <m:t>,</m:t>
-        </m:r>
-      </m:oMath>
-      <w:r>
-        <w:rPr>
-          <w:rFonts w:ascii="GHEA Grapalat" w:hAnsi="GHEA Grapalat"/>
-        </w:rPr>
-        <w:t xml:space="preserve"> ապա ալգորիթմը հաջողությամբ ավարտվում է։ Ճանապարհը վերականգնվում է՝ հետևելով նախորդող գագաթների գրառումներին։</w:t>
-      </w:r>
-    </w:p>
-    <w:p>
-      <w:pPr>
-        <w:pStyle w:val="NormalWeb"/>
-        <w:ind w:left="720"/>
-        <w:rPr>
-          <w:rFonts w:ascii="GHEA Grapalat" w:hAnsi="GHEA Grapalat"/>
-        </w:rPr>
-      </w:pPr>
-    </w:p>
-    <w:p>
-      <w:pPr>
-        <w:pStyle w:val="NormalWeb"/>
-        <w:numPr>
-          <w:ilvl w:val="0"/>
-          <w:numId w:val="16"/>
-        </w:numPr>
-        <w:ind w:firstLine="0"/>
-        <w:rPr>
-          <w:rFonts w:ascii="GHEA Grapalat" w:hAnsi="GHEA Grapalat"/>
-        </w:rPr>
-      </w:pPr>
-      <w:r>
-        <w:rPr>
-          <w:rFonts w:ascii="GHEA Grapalat" w:hAnsi="GHEA Grapalat"/>
-          <w:b/>
-          <w:bCs/>
-        </w:rPr>
-        <w:t>Հարակից Գագաթների Թարմացում (Ռելաքսացիա):</w:t>
-      </w:r>
-    </w:p>
-    <w:p>
-      <w:pPr>
-        <w:pStyle w:val="NormalWeb"/>
-        <w:numPr>
-          <w:ilvl w:val="1"/>
-          <w:numId w:val="16"/>
-        </w:numPr>
-        <w:ind w:left="720" w:firstLine="0"/>
-        <w:rPr>
-          <w:rFonts w:ascii="GHEA Grapalat" w:hAnsi="GHEA Grapalat"/>
-        </w:rPr>
-      </w:pPr>
-      <m:oMath>
-        <m:r>
-          <w:rPr>
-            <w:rStyle w:val="math-inline"/>
-            <w:rFonts w:ascii="Cambria Math" w:eastAsiaTheme="majorEastAsia" w:hAnsi="Cambria Math"/>
-          </w:rPr>
-          <m:t>u</m:t>
-        </m:r>
-        <m:r>
-          <w:rPr>
-            <w:rFonts w:ascii="Cambria Math" w:hAnsi="Cambria Math"/>
-          </w:rPr>
-          <m:t>-</m:t>
-        </m:r>
-      </m:oMath>
-      <w:r>
-        <w:rPr>
-          <w:rFonts w:ascii="GHEA Grapalat" w:hAnsi="GHEA Grapalat"/>
-        </w:rPr>
-        <w:t xml:space="preserve">ն տեղադրվում է </w:t>
-      </w:r>
-      <m:oMath>
-        <m:r>
-          <w:rPr>
-            <w:rStyle w:val="math-inline"/>
-            <w:rFonts w:ascii="Cambria Math" w:eastAsiaTheme="majorEastAsia" w:hAnsi="Cambria Math"/>
-          </w:rPr>
-          <m:t>ClosedSet</m:t>
-        </m:r>
-      </m:oMath>
-      <w:r>
-        <w:rPr>
-          <w:rFonts w:ascii="GHEA Grapalat" w:hAnsi="GHEA Grapalat"/>
-        </w:rPr>
-        <w:t xml:space="preserve">-ում։ Յուրաքանչյուր եզրի </w:t>
-      </w:r>
-      <m:oMath>
-        <m:d>
-          <m:dPr>
-            <m:ctrlPr>
-              <w:rPr>
-                <w:rStyle w:val="math-inline"/>
-                <w:rFonts w:ascii="Cambria Math" w:eastAsiaTheme="majorEastAsia" w:hAnsi="Cambria Math"/>
-                <w:i/>
-              </w:rPr>
-            </m:ctrlPr>
-          </m:dPr>
-          <m:e>
-            <m:r>
-              <w:rPr>
-                <w:rStyle w:val="math-inline"/>
-                <w:rFonts w:ascii="Cambria Math" w:eastAsiaTheme="majorEastAsia" w:hAnsi="Cambria Math"/>
-              </w:rPr>
-              <m:t>u,v</m:t>
-            </m:r>
-          </m:e>
-        </m:d>
-      </m:oMath>
-      <w:r>
-        <w:rPr>
-          <w:rFonts w:ascii="GHEA Grapalat" w:hAnsi="GHEA Grapalat"/>
-        </w:rPr>
-        <w:t xml:space="preserve"> համար հաշվարկվում է </w:t>
-      </w:r>
-      <m:oMath>
-        <m:r>
-          <w:rPr>
-            <w:rStyle w:val="math-inline"/>
-            <w:rFonts w:ascii="Cambria Math" w:eastAsiaTheme="majorEastAsia" w:hAnsi="Cambria Math"/>
-          </w:rPr>
-          <m:t>v</m:t>
-        </m:r>
-        <m:r>
-          <w:rPr>
-            <w:rFonts w:ascii="Cambria Math" w:hAnsi="Cambria Math"/>
-          </w:rPr>
-          <m:t>-</m:t>
-        </m:r>
-      </m:oMath>
-      <w:r>
-        <w:rPr>
-          <w:rFonts w:ascii="GHEA Grapalat" w:hAnsi="GHEA Grapalat"/>
-        </w:rPr>
-        <w:t xml:space="preserve">ի մինչև նոր ժամանակավոր ծախսը՝ </w:t>
-      </w:r>
-      <m:oMath>
-        <m:sSub>
-          <m:sSubPr>
-            <m:ctrlPr>
-              <w:rPr>
-                <w:rStyle w:val="math-inline"/>
-                <w:rFonts w:ascii="Cambria Math" w:eastAsiaTheme="majorEastAsia" w:hAnsi="Cambria Math"/>
-                <w:i/>
-              </w:rPr>
-            </m:ctrlPr>
-          </m:sSubPr>
-          <m:e>
-            <m:r>
-              <w:rPr>
-                <w:rStyle w:val="math-inline"/>
-                <w:rFonts w:ascii="Cambria Math" w:eastAsiaTheme="majorEastAsia" w:hAnsi="Cambria Math"/>
-              </w:rPr>
-              <m:t>g</m:t>
-            </m:r>
-          </m:e>
-          <m:sub>
-            <m:r>
-              <w:rPr>
-                <w:rStyle w:val="math-inline"/>
-                <w:rFonts w:ascii="Cambria Math" w:eastAsiaTheme="majorEastAsia" w:hAnsi="Cambria Math"/>
-              </w:rPr>
-              <m:t>temp</m:t>
-            </m:r>
-          </m:sub>
-        </m:sSub>
-        <m:r>
-          <w:rPr>
-            <w:rStyle w:val="math-inline"/>
-            <w:rFonts w:ascii="Cambria Math" w:eastAsiaTheme="majorEastAsia" w:hAnsi="Cambria Math"/>
-          </w:rPr>
-          <m:t>=g</m:t>
-        </m:r>
-        <m:d>
-          <m:dPr>
-            <m:ctrlPr>
-              <w:rPr>
-                <w:rStyle w:val="math-inline"/>
-                <w:rFonts w:ascii="Cambria Math" w:eastAsiaTheme="majorEastAsia" w:hAnsi="Cambria Math"/>
-                <w:i/>
-              </w:rPr>
-            </m:ctrlPr>
-          </m:dPr>
-          <m:e>
-            <m:r>
-              <w:rPr>
-                <w:rStyle w:val="math-inline"/>
-                <w:rFonts w:ascii="Cambria Math" w:eastAsiaTheme="majorEastAsia" w:hAnsi="Cambria Math"/>
-              </w:rPr>
-              <m:t>u</m:t>
-            </m:r>
-          </m:e>
-        </m:d>
-        <m:r>
-          <w:rPr>
-            <w:rStyle w:val="math-inline"/>
-            <w:rFonts w:ascii="Cambria Math" w:eastAsiaTheme="majorEastAsia" w:hAnsi="Cambria Math"/>
-          </w:rPr>
-          <m:t>+w</m:t>
-        </m:r>
-        <m:d>
-          <m:dPr>
-            <m:ctrlPr>
-              <w:rPr>
-                <w:rStyle w:val="math-inline"/>
-                <w:rFonts w:ascii="Cambria Math" w:eastAsiaTheme="majorEastAsia" w:hAnsi="Cambria Math"/>
-                <w:i/>
-              </w:rPr>
-            </m:ctrlPr>
-          </m:dPr>
-          <m:e>
-            <m:r>
-              <w:rPr>
-                <w:rStyle w:val="math-inline"/>
-                <w:rFonts w:ascii="Cambria Math" w:eastAsiaTheme="majorEastAsia" w:hAnsi="Cambria Math"/>
-              </w:rPr>
-              <m:t>u,v</m:t>
-            </m:r>
-          </m:e>
-        </m:d>
-      </m:oMath>
-      <w:r>
-        <w:rPr>
-          <w:rFonts w:ascii="GHEA Grapalat" w:hAnsi="GHEA Grapalat"/>
-        </w:rPr>
-        <w:t>։</w:t>
-      </w:r>
-    </w:p>
-    <w:p>
-      <w:pPr>
-        <w:pStyle w:val="NormalWeb"/>
-        <w:numPr>
-          <w:ilvl w:val="1"/>
-          <w:numId w:val="16"/>
-        </w:numPr>
-        <w:ind w:left="720" w:firstLine="0"/>
-        <w:rPr>
-          <w:rFonts w:ascii="GHEA Grapalat" w:hAnsi="GHEA Grapalat"/>
-        </w:rPr>
-      </w:pPr>
-      <w:r>
-        <w:rPr>
-          <w:rFonts w:ascii="GHEA Grapalat" w:hAnsi="GHEA Grapalat"/>
-          <w:b/>
-          <w:bCs/>
-        </w:rPr>
-        <w:t>Ստուգում և Թարմացում:</w:t>
-      </w:r>
-      <w:r>
-        <w:rPr>
-          <w:rFonts w:ascii="GHEA Grapalat" w:hAnsi="GHEA Grapalat"/>
-        </w:rPr>
-        <w:t xml:space="preserve"> Եթե </w:t>
-      </w:r>
-      <m:oMath>
-        <m:sSub>
-          <m:sSubPr>
-            <m:ctrlPr>
-              <w:rPr>
-                <w:rStyle w:val="math-inline"/>
-                <w:rFonts w:ascii="Cambria Math" w:eastAsiaTheme="majorEastAsia" w:hAnsi="Cambria Math"/>
-                <w:i/>
-              </w:rPr>
-            </m:ctrlPr>
-          </m:sSubPr>
-          <m:e>
-            <m:r>
-              <w:rPr>
-                <w:rStyle w:val="math-inline"/>
-                <w:rFonts w:ascii="Cambria Math" w:eastAsiaTheme="majorEastAsia" w:hAnsi="Cambria Math"/>
-              </w:rPr>
-              <m:t>g</m:t>
-            </m:r>
-          </m:e>
-          <m:sub>
-            <m:r>
-              <w:rPr>
-                <w:rStyle w:val="math-inline"/>
-                <w:rFonts w:ascii="Cambria Math" w:eastAsiaTheme="majorEastAsia" w:hAnsi="Cambria Math"/>
-              </w:rPr>
-              <m:t>temp</m:t>
-            </m:r>
-          </m:sub>
-        </m:sSub>
-        <m:r>
-          <w:rPr>
-            <w:rStyle w:val="math-inline"/>
-            <w:rFonts w:ascii="Cambria Math" w:eastAsiaTheme="majorEastAsia" w:hAnsi="Cambria Math"/>
-          </w:rPr>
-          <m:t>&lt;g</m:t>
-        </m:r>
-        <m:d>
-          <m:dPr>
-            <m:ctrlPr>
-              <w:rPr>
-                <w:rStyle w:val="math-inline"/>
-                <w:rFonts w:ascii="Cambria Math" w:eastAsiaTheme="majorEastAsia" w:hAnsi="Cambria Math"/>
-                <w:i/>
-              </w:rPr>
-            </m:ctrlPr>
-          </m:dPr>
-          <m:e>
-            <m:r>
-              <w:rPr>
-                <w:rStyle w:val="math-inline"/>
-                <w:rFonts w:ascii="Cambria Math" w:eastAsiaTheme="majorEastAsia" w:hAnsi="Cambria Math"/>
-              </w:rPr>
-              <m:t>v</m:t>
-            </m:r>
-          </m:e>
-        </m:d>
-      </m:oMath>
-      <w:r>
-        <w:rPr>
-          <w:rFonts w:ascii="GHEA Grapalat" w:hAnsi="GHEA Grapalat"/>
-        </w:rPr>
-        <w:t xml:space="preserve"> (հայտնաբերվել է </w:t>
-      </w:r>
-      <m:oMath>
-        <m:r>
-          <w:rPr>
-            <w:rStyle w:val="math-inline"/>
-            <w:rFonts w:ascii="Cambria Math" w:eastAsiaTheme="majorEastAsia" w:hAnsi="Cambria Math"/>
-          </w:rPr>
-          <m:t>s</m:t>
-        </m:r>
-      </m:oMath>
-      <w:r>
-        <w:rPr>
-          <w:rFonts w:ascii="GHEA Grapalat" w:hAnsi="GHEA Grapalat"/>
-        </w:rPr>
-        <w:t xml:space="preserve">-ից </w:t>
-      </w:r>
-      <m:oMath>
-        <m:r>
-          <w:rPr>
-            <w:rStyle w:val="math-inline"/>
-            <w:rFonts w:ascii="Cambria Math" w:eastAsiaTheme="majorEastAsia" w:hAnsi="Cambria Math"/>
-          </w:rPr>
-          <m:t>v</m:t>
-        </m:r>
-      </m:oMath>
-      <w:r>
-        <w:rPr>
-          <w:rFonts w:ascii="GHEA Grapalat" w:hAnsi="GHEA Grapalat"/>
-        </w:rPr>
-        <w:t xml:space="preserve"> ավելի կարճ ճանապարհ), ապա՝</w:t>
-      </w:r>
-    </w:p>
-    <w:p>
-      <w:pPr>
-        <w:pStyle w:val="NormalWeb"/>
-        <w:numPr>
-          <w:ilvl w:val="2"/>
-          <w:numId w:val="16"/>
-        </w:numPr>
-        <w:ind w:left="720" w:firstLine="0"/>
-        <w:rPr>
-          <w:rFonts w:ascii="Cambria Math" w:hAnsi="Cambria Math"/>
-          <w:oMath/>
-        </w:rPr>
-      </w:pPr>
-      <m:oMath>
-        <m:r>
-          <w:rPr>
-            <w:rStyle w:val="math-inline"/>
-            <w:rFonts w:ascii="Cambria Math" w:eastAsiaTheme="majorEastAsia" w:hAnsi="Cambria Math"/>
-          </w:rPr>
-          <m:t>g</m:t>
-        </m:r>
-        <m:d>
-          <m:dPr>
-            <m:ctrlPr>
-              <w:rPr>
-                <w:rStyle w:val="math-inline"/>
-                <w:rFonts w:ascii="Cambria Math" w:eastAsiaTheme="majorEastAsia" w:hAnsi="Cambria Math"/>
-                <w:i/>
-              </w:rPr>
-            </m:ctrlPr>
-          </m:dPr>
-          <m:e>
-            <m:r>
-              <w:rPr>
-                <w:rStyle w:val="math-inline"/>
-                <w:rFonts w:ascii="Cambria Math" w:eastAsiaTheme="majorEastAsia" w:hAnsi="Cambria Math"/>
-              </w:rPr>
-              <m:t>v</m:t>
-            </m:r>
-          </m:e>
-        </m:d>
-        <m:r>
-          <m:rPr>
-            <m:sty m:val="p"/>
-          </m:rPr>
-          <w:rPr>
-            <w:rStyle w:val="math-inline"/>
-            <w:rFonts w:ascii="Cambria Math" w:eastAsiaTheme="majorEastAsia" w:hAnsi="Cambria Math"/>
-          </w:rPr>
-          <m:t>←</m:t>
-        </m:r>
-        <m:sSub>
-          <m:sSubPr>
-            <m:ctrlPr>
-              <w:rPr>
-                <w:rStyle w:val="math-inline"/>
-                <w:rFonts w:ascii="Cambria Math" w:eastAsiaTheme="majorEastAsia" w:hAnsi="Cambria Math"/>
-                <w:i/>
-              </w:rPr>
-            </m:ctrlPr>
-          </m:sSubPr>
-          <m:e>
-            <m:r>
-              <w:rPr>
-                <w:rStyle w:val="math-inline"/>
-                <w:rFonts w:ascii="Cambria Math" w:eastAsiaTheme="majorEastAsia" w:hAnsi="Cambria Math"/>
-              </w:rPr>
-              <m:t>g</m:t>
-            </m:r>
-            <m:ctrlPr>
-              <w:rPr>
-                <w:rStyle w:val="math-inline"/>
-                <w:rFonts w:ascii="Cambria Math" w:eastAsiaTheme="majorEastAsia" w:hAnsi="Cambria Math"/>
-              </w:rPr>
-            </m:ctrlPr>
-          </m:e>
-          <m:sub>
-            <m:r>
-              <w:rPr>
-                <w:rStyle w:val="math-inline"/>
-                <w:rFonts w:ascii="Cambria Math" w:eastAsiaTheme="majorEastAsia" w:hAnsi="Cambria Math"/>
-              </w:rPr>
-              <m:t>temp</m:t>
-            </m:r>
-          </m:sub>
-        </m:sSub>
-      </m:oMath>
-    </w:p>
-    <w:p>
-      <w:pPr>
-        <w:pStyle w:val="NormalWeb"/>
-        <w:numPr>
-          <w:ilvl w:val="2"/>
-          <w:numId w:val="16"/>
-        </w:numPr>
-        <w:ind w:left="720" w:firstLine="0"/>
-        <w:rPr>
-          <w:rFonts w:ascii="Cambria Math" w:hAnsi="Cambria Math"/>
-          <w:oMath/>
-        </w:rPr>
-      </w:pPr>
-      <m:oMath>
-        <m:r>
-          <w:rPr>
-            <w:rStyle w:val="math-inline"/>
-            <w:rFonts w:ascii="Cambria Math" w:eastAsiaTheme="majorEastAsia" w:hAnsi="Cambria Math"/>
-          </w:rPr>
-          <m:t>f</m:t>
-        </m:r>
-        <m:d>
-          <m:dPr>
-            <m:ctrlPr>
-              <w:rPr>
-                <w:rStyle w:val="math-inline"/>
-                <w:rFonts w:ascii="Cambria Math" w:eastAsiaTheme="majorEastAsia" w:hAnsi="Cambria Math"/>
-                <w:i/>
-              </w:rPr>
-            </m:ctrlPr>
-          </m:dPr>
-          <m:e>
-            <m:r>
-              <w:rPr>
-                <w:rStyle w:val="math-inline"/>
-                <w:rFonts w:ascii="Cambria Math" w:eastAsiaTheme="majorEastAsia" w:hAnsi="Cambria Math"/>
-              </w:rPr>
-              <m:t>v</m:t>
-            </m:r>
-          </m:e>
-        </m:d>
-        <m:r>
-          <m:rPr>
-            <m:sty m:val="p"/>
-          </m:rPr>
-          <w:rPr>
-            <w:rStyle w:val="math-inline"/>
-            <w:rFonts w:ascii="Cambria Math" w:eastAsiaTheme="majorEastAsia" w:hAnsi="Cambria Math"/>
-          </w:rPr>
-          <m:t>←</m:t>
-        </m:r>
-        <m:r>
-          <w:rPr>
-            <w:rStyle w:val="math-inline"/>
-            <w:rFonts w:ascii="Cambria Math" w:eastAsiaTheme="majorEastAsia" w:hAnsi="Cambria Math"/>
-          </w:rPr>
-          <m:t>g</m:t>
-        </m:r>
-        <m:d>
-          <m:dPr>
-            <m:ctrlPr>
-              <w:rPr>
-                <w:rStyle w:val="math-inline"/>
-                <w:rFonts w:ascii="Cambria Math" w:eastAsiaTheme="majorEastAsia" w:hAnsi="Cambria Math"/>
-                <w:i/>
-              </w:rPr>
-            </m:ctrlPr>
-          </m:dPr>
-          <m:e>
-            <m:r>
-              <w:rPr>
-                <w:rStyle w:val="math-inline"/>
-                <w:rFonts w:ascii="Cambria Math" w:eastAsiaTheme="majorEastAsia" w:hAnsi="Cambria Math"/>
-              </w:rPr>
-              <m:t>v</m:t>
-            </m:r>
-          </m:e>
-        </m:d>
-        <m:r>
-          <w:rPr>
-            <w:rStyle w:val="math-inline"/>
-            <w:rFonts w:ascii="Cambria Math" w:eastAsiaTheme="majorEastAsia" w:hAnsi="Cambria Math"/>
-          </w:rPr>
-          <m:t>+h</m:t>
-        </m:r>
-        <m:d>
-          <m:dPr>
-            <m:ctrlPr>
-              <w:rPr>
-                <w:rStyle w:val="math-inline"/>
-                <w:rFonts w:ascii="Cambria Math" w:eastAsiaTheme="majorEastAsia" w:hAnsi="Cambria Math"/>
-                <w:i/>
-              </w:rPr>
-            </m:ctrlPr>
-          </m:dPr>
-          <m:e>
-            <m:r>
-              <w:rPr>
-                <w:rStyle w:val="math-inline"/>
-                <w:rFonts w:ascii="Cambria Math" w:eastAsiaTheme="majorEastAsia" w:hAnsi="Cambria Math"/>
-              </w:rPr>
-              <m:t>v</m:t>
-            </m:r>
-          </m:e>
-        </m:d>
-      </m:oMath>
-    </w:p>
-    <w:p>
-      <w:pPr>
-        <w:pStyle w:val="NormalWeb"/>
-        <w:numPr>
-          <w:ilvl w:val="2"/>
-          <w:numId w:val="16"/>
-        </w:numPr>
-        <w:ind w:left="720" w:firstLine="0"/>
-        <w:rPr>
-          <w:rFonts w:ascii="GHEA Grapalat" w:hAnsi="GHEA Grapalat"/>
-        </w:rPr>
-      </w:pPr>
-      <m:oMath>
-        <m:r>
-          <w:rPr>
-            <w:rStyle w:val="math-inline"/>
-            <w:rFonts w:ascii="Cambria Math" w:eastAsiaTheme="majorEastAsia" w:hAnsi="Cambria Math"/>
-          </w:rPr>
-          <m:t>v</m:t>
-        </m:r>
-      </m:oMath>
-      <w:r>
-        <w:rPr>
-          <w:rFonts w:ascii="GHEA Grapalat" w:hAnsi="GHEA Grapalat"/>
-        </w:rPr>
-        <w:t xml:space="preserve">-ը թարմացվում կամ ավելացվում է </w:t>
-      </w:r>
-      <m:oMath>
-        <m:r>
-          <w:rPr>
-            <w:rStyle w:val="math-inline"/>
-            <w:rFonts w:ascii="Cambria Math" w:eastAsiaTheme="majorEastAsia" w:hAnsi="Cambria Math"/>
-          </w:rPr>
-          <m:t>OpenSet</m:t>
-        </m:r>
-      </m:oMath>
-      <w:r>
-        <w:rPr>
-          <w:rFonts w:ascii="GHEA Grapalat" w:hAnsi="GHEA Grapalat"/>
-        </w:rPr>
-        <w:t>-ում։</w:t>
-      </w:r>
-    </w:p>
-    <w:p>
-      <w:pPr>
-        <w:pStyle w:val="NormalWeb"/>
-        <w:ind w:left="720"/>
-        <w:rPr>
-          <w:rFonts w:ascii="GHEA Grapalat" w:hAnsi="GHEA Grapalat"/>
-        </w:rPr>
-      </w:pPr>
-    </w:p>
-    <w:p>
-      <w:pPr>
-        <w:pStyle w:val="NormalWeb"/>
-        <w:numPr>
-          <w:ilvl w:val="0"/>
-          <w:numId w:val="16"/>
-        </w:numPr>
-        <w:ind w:firstLine="0"/>
-        <w:rPr>
-          <w:rFonts w:ascii="GHEA Grapalat" w:hAnsi="GHEA Grapalat"/>
-        </w:rPr>
-      </w:pPr>
-      <w:r>
-        <w:rPr>
-          <w:rFonts w:ascii="GHEA Grapalat" w:hAnsi="GHEA Grapalat"/>
-          <w:b/>
-          <w:bCs/>
-        </w:rPr>
-        <w:t>Ալգորիթմի Շարունակություն:</w:t>
-      </w:r>
-    </w:p>
-    <w:p>
-      <w:pPr>
-        <w:pStyle w:val="NormalWeb"/>
-        <w:numPr>
-          <w:ilvl w:val="1"/>
-          <w:numId w:val="16"/>
-        </w:numPr>
-        <w:ind w:left="720" w:firstLine="0"/>
-        <w:rPr>
-          <w:rFonts w:ascii="GHEA Grapalat" w:hAnsi="GHEA Grapalat"/>
-        </w:rPr>
-      </w:pPr>
-      <w:r>
-        <w:rPr>
-          <w:rFonts w:ascii="GHEA Grapalat" w:hAnsi="GHEA Grapalat"/>
-        </w:rPr>
-        <w:t xml:space="preserve">Քայլերը կրկնվում են մինչև </w:t>
-      </w:r>
-      <m:oMath>
-        <m:r>
-          <w:rPr>
-            <w:rStyle w:val="math-inline"/>
-            <w:rFonts w:ascii="Cambria Math" w:eastAsiaTheme="majorEastAsia" w:hAnsi="Cambria Math"/>
-          </w:rPr>
-          <m:t>OpenSet</m:t>
-        </m:r>
-        <m:r>
-          <w:rPr>
-            <w:rFonts w:ascii="Cambria Math" w:hAnsi="Cambria Math"/>
-          </w:rPr>
-          <m:t>-</m:t>
-        </m:r>
-      </m:oMath>
-      <w:r>
-        <w:rPr>
-          <w:rFonts w:ascii="GHEA Grapalat" w:hAnsi="GHEA Grapalat"/>
-        </w:rPr>
-        <w:t>ը դատարկվի, կամ մինչև նպատակակետը գտնվի։</w:t>
-      </w:r>
-    </w:p>
-    <w:p>
-      <w:pPr>
-        <w:pStyle w:val="NormalWeb"/>
-        <w:ind w:left="720"/>
-        <w:rPr>
-          <w:rFonts w:ascii="GHEA Grapalat" w:hAnsi="GHEA Grapalat"/>
-        </w:rPr>
-      </w:pPr>
-      <w:r>
-        <w:rPr>
-          <w:rFonts w:ascii="GHEA Grapalat" w:hAnsi="GHEA Grapalat"/>
-          <w:b/>
-          <w:bCs/>
-        </w:rPr>
-        <w:t>Դիտողություն 2:</w:t>
-      </w:r>
-      <w:r>
-        <w:rPr>
-          <w:rFonts w:ascii="GHEA Grapalat" w:hAnsi="GHEA Grapalat"/>
-        </w:rPr>
-        <w:t xml:space="preserve"> </w:t>
-      </w:r>
-      <w:r>
-        <w:rPr>
-          <w:rFonts w:ascii="GHEA Grapalat" w:hAnsi="GHEA Grapalat"/>
-          <w:lang w:val="hy-AM"/>
-        </w:rPr>
-        <w:t>Ա</w:t>
-      </w:r>
-      <w:r>
-        <w:rPr>
-          <w:rFonts w:ascii="GHEA Grapalat" w:hAnsi="GHEA Grapalat"/>
-        </w:rPr>
-        <w:t xml:space="preserve">* ալգորիթմի վերջնական որոնման արդյունավետությունը ուղղակիորեն կախված է </w:t>
-      </w:r>
-      <m:oMath>
-        <m:r>
-          <w:rPr>
-            <w:rStyle w:val="math-inline"/>
-            <w:rFonts w:ascii="Cambria Math" w:eastAsiaTheme="majorEastAsia" w:hAnsi="Cambria Math"/>
-          </w:rPr>
-          <m:t>h(n)</m:t>
-        </m:r>
-        <m:r>
-          <w:rPr>
-            <w:rFonts w:ascii="Cambria Math" w:hAnsi="Cambria Math"/>
-          </w:rPr>
-          <m:t xml:space="preserve"> </m:t>
-        </m:r>
-      </m:oMath>
-      <w:r>
-        <w:rPr>
-          <w:rFonts w:ascii="GHEA Grapalat" w:hAnsi="GHEA Grapalat"/>
-        </w:rPr>
-        <w:t>ֆունկցիայի որակից. որքան էվրիստիկան մոտ է իրական ծախսին, այնքան ալգորիթմն ավելի քիչ գագաթներ է դիտարկում։</w:t>
-      </w:r>
-    </w:p>
-    <w:p>
-      <w:pPr>
-        <w:pStyle w:val="NormalWeb"/>
-        <w:rPr>
-          <w:rFonts w:ascii="GHEA Grapalat" w:hAnsi="GHEA Grapalat"/>
-        </w:rPr>
-      </w:pPr>
-    </w:p>
-    <w:p>
-      <w:pPr>
-        <w:pStyle w:val="NormalWeb"/>
-        <w:rPr>
-          <w:rFonts w:ascii="GHEA Grapalat" w:hAnsi="GHEA Grapalat"/>
-        </w:rPr>
-      </w:pPr>
-    </w:p>
-    <w:p>
-      <w:pPr>
-        <w:pStyle w:val="NormalWeb"/>
-        <w:rPr>
-          <w:rFonts w:ascii="GHEA Grapalat" w:hAnsi="GHEA Grapalat"/>
-        </w:rPr>
-      </w:pPr>
-    </w:p>
-    <w:p>
-      <w:pPr>
-        <w:rPr>
-          <w:rFonts w:ascii="GHEA Grapalat" w:hAnsi="GHEA Grapalat"/>
-        </w:rPr>
-      </w:pPr>
-    </w:p>
-    <w:p>
-      <w:pPr>
-        <w:pStyle w:val="Heading2"/>
-        <w:rPr>
-          <w:b/>
-          <w:color w:val="auto"/>
-        </w:rPr>
-      </w:pPr>
-      <w:bookmarkStart w:id="14" w:name="_Toc215522711"/>
-      <w:r>
-        <w:rPr>
-          <w:b/>
-          <w:color w:val="auto"/>
-        </w:rPr>
-        <w:t>2.3. Ալգորիթմների Համեմատություն և Դիտողություններ</w:t>
-      </w:r>
-      <w:bookmarkEnd w:id="14"/>
-    </w:p>
-    <w:p>
-      <w:pPr>
-        <w:pStyle w:val="Heading4"/>
-        <w:ind w:left="720"/>
-        <w:rPr>
-          <w:rFonts w:ascii="GHEA Grapalat" w:hAnsi="GHEA Grapalat"/>
-          <w:b/>
-          <w:color w:val="auto"/>
-        </w:rPr>
-      </w:pPr>
-      <w:r>
-        <w:rPr>
-          <w:rFonts w:ascii="GHEA Grapalat" w:hAnsi="GHEA Grapalat"/>
-          <w:b/>
-          <w:color w:val="auto"/>
-        </w:rPr>
-        <w:t>2.3.1. Նմանություններ</w:t>
-      </w:r>
-    </w:p>
-    <w:p>
-      <w:pPr>
-        <w:pStyle w:val="NormalWeb"/>
-        <w:numPr>
-          <w:ilvl w:val="0"/>
-          <w:numId w:val="13"/>
-        </w:numPr>
-        <w:ind w:firstLine="0"/>
-        <w:rPr>
-          <w:rFonts w:ascii="GHEA Grapalat" w:hAnsi="GHEA Grapalat"/>
-        </w:rPr>
-      </w:pPr>
-      <w:r>
-        <w:rPr>
-          <w:rFonts w:ascii="GHEA Grapalat" w:hAnsi="GHEA Grapalat"/>
-          <w:b/>
-          <w:bCs/>
-        </w:rPr>
-        <w:t>Մեթոդաբանություն:</w:t>
-      </w:r>
-      <w:r>
-        <w:rPr>
-          <w:rFonts w:ascii="GHEA Grapalat" w:hAnsi="GHEA Grapalat"/>
-        </w:rPr>
-        <w:t xml:space="preserve"> Երկու ալգորիթմներն էլ հիմնված են նույն հիմնարար սկզբունքների վրա՝ օգտագործում են ըն</w:t>
-      </w:r>
-      <w:r>
-        <w:rPr>
-          <w:rFonts w:ascii="GHEA Grapalat" w:hAnsi="GHEA Grapalat"/>
-        </w:rPr>
-        <w:t xml:space="preserve">տրություն և </w:t>
-      </w:r>
-      <w:r>
-        <w:rPr>
-          <w:rFonts w:ascii="GHEA Grapalat" w:hAnsi="GHEA Grapalat"/>
-          <w:bCs/>
-        </w:rPr>
-        <w:t>Ռելաքսացիա</w:t>
-      </w:r>
-      <w:r>
-        <w:rPr>
-          <w:rFonts w:ascii="GHEA Grapalat" w:hAnsi="GHEA Grapalat"/>
-        </w:rPr>
-        <w:t>՝ հերթական</w:t>
-      </w:r>
-      <w:r>
-        <w:rPr>
-          <w:rFonts w:ascii="GHEA Grapalat" w:hAnsi="GHEA Grapalat"/>
-        </w:rPr>
-        <w:t xml:space="preserve"> </w:t>
-      </w:r>
-      <w:r>
-        <w:rPr>
-          <w:rFonts w:ascii="GHEA Grapalat" w:hAnsi="GHEA Grapalat"/>
-          <w:lang w:val="hy-AM"/>
-        </w:rPr>
-        <w:t>բազմության</w:t>
-      </w:r>
-      <w:r>
-        <w:rPr>
-          <w:rFonts w:ascii="GHEA Grapalat" w:hAnsi="GHEA Grapalat"/>
-        </w:rPr>
-        <w:t xml:space="preserve"> միջոցով։</w:t>
-      </w:r>
-    </w:p>
-    <w:p>
-      <w:pPr>
-        <w:pStyle w:val="NormalWeb"/>
-        <w:numPr>
-          <w:ilvl w:val="0"/>
-          <w:numId w:val="13"/>
-        </w:numPr>
-        <w:ind w:firstLine="0"/>
-        <w:rPr>
-          <w:rFonts w:ascii="GHEA Grapalat" w:hAnsi="GHEA Grapalat"/>
-        </w:rPr>
-      </w:pPr>
-      <w:r>
-        <w:rPr>
-          <w:rFonts w:ascii="GHEA Grapalat" w:hAnsi="GHEA Grapalat"/>
-          <w:b/>
-          <w:bCs/>
-        </w:rPr>
-        <w:t>Երաշխիք:</w:t>
-      </w:r>
-      <w:r>
-        <w:rPr>
-          <w:rFonts w:ascii="GHEA Grapalat" w:hAnsi="GHEA Grapalat"/>
-        </w:rPr>
-        <w:t xml:space="preserve"> Երկուսն էլ երաշխավորում են կարճագույն ճանապարհի գտնելը, պայմանով, որ եզրերի </w:t>
-      </w:r>
-      <w:r>
-        <w:rPr>
-          <w:rFonts w:ascii="GHEA Grapalat" w:hAnsi="GHEA Grapalat"/>
-        </w:rPr>
-        <w:t xml:space="preserve">կշիռները </w:t>
-      </w:r>
-      <w:r>
-        <w:rPr>
-          <w:rFonts w:ascii="GHEA Grapalat" w:hAnsi="GHEA Grapalat"/>
-          <w:bCs/>
-        </w:rPr>
-        <w:t>ոչ բացասական են</w:t>
-      </w:r>
-      <w:r>
-        <w:rPr>
-          <w:rFonts w:ascii="GHEA Grapalat" w:hAnsi="GHEA Grapalat"/>
-        </w:rPr>
-        <w:t>։</w:t>
-      </w:r>
-    </w:p>
-    <w:p>
-      <w:pPr>
-        <w:pStyle w:val="NormalWeb"/>
-        <w:numPr>
-          <w:ilvl w:val="0"/>
-          <w:numId w:val="13"/>
-        </w:numPr>
-        <w:ind w:firstLine="0"/>
-        <w:rPr>
-          <w:rFonts w:ascii="GHEA Grapalat" w:hAnsi="GHEA Grapalat"/>
-        </w:rPr>
-      </w:pPr>
-      <w:r>
-        <w:rPr>
-          <w:rFonts w:ascii="GHEA Grapalat" w:hAnsi="GHEA Grapalat"/>
-          <w:b/>
-          <w:bCs/>
-        </w:rPr>
-        <w:t>Գլոբալ Օպտիմալություն:</w:t>
-      </w:r>
-      <w:r>
-        <w:rPr>
-          <w:rFonts w:ascii="GHEA Grapalat" w:hAnsi="GHEA Grapalat"/>
-        </w:rPr>
-        <w:t xml:space="preserve"> Երկուսն էլ ապահովում են գլոբալ օպտիմալ ճանապարհը</w:t>
-      </w:r>
-      <w:r>
-        <w:rPr>
-          <w:rFonts w:ascii="GHEA Grapalat" w:hAnsi="GHEA Grapalat"/>
-          <w:lang w:val="hy-AM"/>
-        </w:rPr>
-        <w:t>։</w:t>
-      </w:r>
-    </w:p>
-    <w:p>
-      <w:pPr>
-        <w:pStyle w:val="NormalWeb"/>
-        <w:rPr>
-          <w:rFonts w:ascii="GHEA Grapalat" w:hAnsi="GHEA Grapalat"/>
-        </w:rPr>
-      </w:pPr>
-    </w:p>
-    <w:p>
-      <w:pPr>
-        <w:pStyle w:val="Heading4"/>
-        <w:ind w:left="720"/>
-        <w:rPr>
-          <w:rFonts w:ascii="GHEA Grapalat" w:hAnsi="GHEA Grapalat"/>
-          <w:b/>
-          <w:i w:val="0"/>
-          <w:color w:val="auto"/>
-        </w:rPr>
-      </w:pPr>
-      <w:r>
-        <w:rPr>
-          <w:rFonts w:ascii="GHEA Grapalat" w:hAnsi="GHEA Grapalat"/>
-          <w:b/>
-          <w:i w:val="0"/>
-          <w:color w:val="auto"/>
-        </w:rPr>
-        <w:t xml:space="preserve">2.3.2. Տարբերություններ </w:t>
-      </w:r>
-    </w:p>
-    <w:p/>
-    <w:tbl>
-      <w:tblPr>
-        <w:tblW w:w="0" w:type="auto"/>
-        <w:tblCellSpacing w:w="15" w:type="dxa"/>
-        <w:tblCellMar>
-          <w:top w:w="15" w:type="dxa"/>
-          <w:left w:w="15" w:type="dxa"/>
-          <w:bottom w:w="15" w:type="dxa"/>
-          <w:right w:w="15" w:type="dxa"/>
-        </w:tblCellMar>
-        <w:tblLook w:val="04A0" w:firstRow="1" w:lastRow="0" w:firstColumn="1" w:lastColumn="0" w:noHBand="0" w:noVBand="1"/>
-      </w:tblPr>
-      <w:tblGrid>
-        <w:gridCol w:w="2449"/>
-        <w:gridCol w:w="3651"/>
-        <w:gridCol w:w="3863"/>
-      </w:tblGrid>
-      <w:tr>
-        <w:trPr>
-          <w:trHeight w:val="584"/>
-          <w:tblHeader/>
-          <w:tblCellSpacing w:w="15" w:type="dxa"/>
-        </w:trPr>
-        <w:tc>
-          <w:tcPr>
-            <w:tcW w:w="0" w:type="auto"/>
-            <w:tcBorders>
-              <w:top w:val="single" w:sz="6" w:space="0" w:color="auto"/>
-              <w:left w:val="single" w:sz="6" w:space="0" w:color="auto"/>
-              <w:bottom w:val="single" w:sz="6" w:space="0" w:color="auto"/>
-              <w:right w:val="single" w:sz="6" w:space="0" w:color="auto"/>
-            </w:tcBorders>
-            <w:vAlign w:val="center"/>
-            <w:hideMark/>
-          </w:tcPr>
-          <w:p>
-            <w:pPr>
-              <w:spacing w:after="480"/>
-              <w:ind w:left="720"/>
-              <w:rPr>
-                <w:rFonts w:ascii="GHEA Grapalat" w:hAnsi="GHEA Grapalat"/>
-                <w:b/>
-                <w:bCs/>
-              </w:rPr>
-            </w:pPr>
-            <w:r>
-              <w:rPr>
-                <w:rStyle w:val="Strong"/>
-                <w:rFonts w:ascii="GHEA Grapalat" w:hAnsi="GHEA Grapalat"/>
-              </w:rPr>
-              <w:t>Չափանիշ</w:t>
-            </w:r>
-          </w:p>
-        </w:tc>
-        <w:tc>
-          <w:tcPr>
-            <w:tcW w:w="0" w:type="auto"/>
-            <w:tcBorders>
-              <w:top w:val="single" w:sz="6" w:space="0" w:color="auto"/>
-              <w:left w:val="single" w:sz="6" w:space="0" w:color="auto"/>
-              <w:bottom w:val="single" w:sz="6" w:space="0" w:color="auto"/>
-              <w:right w:val="single" w:sz="6" w:space="0" w:color="auto"/>
-            </w:tcBorders>
-            <w:vAlign w:val="center"/>
-            <w:hideMark/>
-          </w:tcPr>
-          <w:p>
-            <w:pPr>
-              <w:spacing w:after="480"/>
-              <w:ind w:left="720"/>
-              <w:rPr>
-                <w:rFonts w:ascii="GHEA Grapalat" w:hAnsi="GHEA Grapalat"/>
-              </w:rPr>
-            </w:pPr>
-            <w:r>
-              <w:rPr>
-                <w:rStyle w:val="Strong"/>
-                <w:rFonts w:ascii="GHEA Grapalat" w:hAnsi="GHEA Grapalat"/>
-              </w:rPr>
-              <w:t>Դեյքստրայի Ալգորիթմ</w:t>
-            </w:r>
-          </w:p>
-        </w:tc>
-        <w:tc>
-          <w:tcPr>
-            <w:tcW w:w="0" w:type="auto"/>
-            <w:tcBorders>
-              <w:top w:val="single" w:sz="6" w:space="0" w:color="auto"/>
-              <w:left w:val="single" w:sz="6" w:space="0" w:color="auto"/>
-              <w:bottom w:val="single" w:sz="6" w:space="0" w:color="auto"/>
-              <w:right w:val="single" w:sz="6" w:space="0" w:color="auto"/>
-            </w:tcBorders>
-            <w:vAlign w:val="center"/>
-            <w:hideMark/>
-          </w:tcPr>
-          <w:p>
-            <w:pPr>
-              <w:spacing w:after="480"/>
-              <w:ind w:left="720"/>
-              <w:rPr>
-                <w:rFonts w:ascii="GHEA Grapalat" w:hAnsi="GHEA Grapalat"/>
-              </w:rPr>
-            </w:pPr>
-            <w:r>
-              <w:rPr>
-                <w:rStyle w:val="Strong"/>
-                <w:rFonts w:ascii="GHEA Grapalat" w:hAnsi="GHEA Grapalat"/>
-              </w:rPr>
-              <w:t>A* Ալգորիթմ</w:t>
-            </w:r>
-          </w:p>
-        </w:tc>
-      </w:tr>
-      <w:tr>
-        <w:trPr>
-          <w:trHeight w:val="1166"/>
-          <w:tblCellSpacing w:w="15" w:type="dxa"/>
-        </w:trPr>
-        <w:tc>
-          <w:tcPr>
-            <w:tcW w:w="0" w:type="auto"/>
-            <w:tcBorders>
-              <w:top w:val="single" w:sz="6" w:space="0" w:color="auto"/>
-              <w:left w:val="single" w:sz="6" w:space="0" w:color="auto"/>
-              <w:bottom w:val="single" w:sz="6" w:space="0" w:color="auto"/>
-              <w:right w:val="single" w:sz="6" w:space="0" w:color="auto"/>
-            </w:tcBorders>
-            <w:vAlign w:val="center"/>
-            <w:hideMark/>
-          </w:tcPr>
-          <w:p>
-            <w:pPr>
-              <w:spacing w:after="480"/>
-              <w:ind w:left="720"/>
-              <w:rPr>
-                <w:rFonts w:ascii="GHEA Grapalat" w:hAnsi="GHEA Grapalat"/>
-              </w:rPr>
-            </w:pPr>
-            <w:r>
-              <w:rPr>
-                <w:rFonts w:ascii="GHEA Grapalat" w:hAnsi="GHEA Grapalat"/>
-                <w:b/>
-                <w:bCs/>
-              </w:rPr>
-              <w:t>Հիմնական Ֆունկցիա</w:t>
-            </w:r>
-          </w:p>
-        </w:tc>
-        <w:tc>
-          <w:tcPr>
-            <w:tcW w:w="0" w:type="auto"/>
-            <w:tcBorders>
-              <w:top w:val="single" w:sz="6" w:space="0" w:color="auto"/>
-              <w:left w:val="single" w:sz="6" w:space="0" w:color="auto"/>
-              <w:bottom w:val="single" w:sz="6" w:space="0" w:color="auto"/>
-              <w:right w:val="single" w:sz="6" w:space="0" w:color="auto"/>
-            </w:tcBorders>
-            <w:vAlign w:val="center"/>
-            <w:hideMark/>
-          </w:tcPr>
-          <w:p>
-            <w:pPr>
-              <w:spacing w:after="480"/>
-              <w:ind w:left="720"/>
-              <w:rPr>
-                <w:rFonts w:ascii="GHEA Grapalat" w:hAnsi="GHEA Grapalat"/>
-              </w:rPr>
-            </w:pPr>
-            <m:oMath>
-              <m:r>
-                <w:rPr>
-                  <w:rStyle w:val="math-inline"/>
-                  <w:rFonts w:ascii="Cambria Math" w:hAnsi="Cambria Math"/>
-                </w:rPr>
-                <m:t>f</m:t>
-              </m:r>
-              <m:d>
-                <m:dPr>
-                  <m:ctrlPr>
-                    <w:rPr>
-                      <w:rStyle w:val="math-inline"/>
-                      <w:rFonts w:ascii="Cambria Math" w:hAnsi="Cambria Math"/>
-                      <w:i/>
-                    </w:rPr>
-                  </m:ctrlPr>
-                </m:dPr>
-                <m:e>
-                  <m:r>
-                    <w:rPr>
-                      <w:rStyle w:val="math-inline"/>
-                      <w:rFonts w:ascii="Cambria Math" w:hAnsi="Cambria Math"/>
-                    </w:rPr>
-                    <m:t>n</m:t>
-                  </m:r>
-                </m:e>
-              </m:d>
-              <m:r>
-                <w:rPr>
-                  <w:rStyle w:val="math-inline"/>
-                  <w:rFonts w:ascii="Cambria Math" w:hAnsi="Cambria Math"/>
-                </w:rPr>
-                <m:t>=g</m:t>
-              </m:r>
-              <m:d>
-                <m:dPr>
-                  <m:ctrlPr>
-                    <w:rPr>
-                      <w:rStyle w:val="math-inline"/>
-                      <w:rFonts w:ascii="Cambria Math" w:hAnsi="Cambria Math"/>
-                      <w:i/>
-                    </w:rPr>
-                  </m:ctrlPr>
-                </m:dPr>
-                <m:e>
-                  <m:r>
-                    <w:rPr>
-                      <w:rStyle w:val="math-inline"/>
-                      <w:rFonts w:ascii="Cambria Math" w:hAnsi="Cambria Math"/>
-                    </w:rPr>
-                    <m:t>n</m:t>
-                  </m:r>
-                </m:e>
-              </m:d>
-            </m:oMath>
-            <w:r>
-              <w:rPr>
-                <w:rFonts w:ascii="GHEA Grapalat" w:hAnsi="GHEA Grapalat"/>
-              </w:rPr>
-              <w:t xml:space="preserve"> (Հեռավորությունը սկզբից)</w:t>
-            </w:r>
-          </w:p>
-        </w:tc>
-        <w:tc>
-          <w:tcPr>
-            <w:tcW w:w="0" w:type="auto"/>
-            <w:tcBorders>
-              <w:top w:val="single" w:sz="6" w:space="0" w:color="auto"/>
-              <w:left w:val="single" w:sz="6" w:space="0" w:color="auto"/>
-              <w:bottom w:val="single" w:sz="6" w:space="0" w:color="auto"/>
-              <w:right w:val="single" w:sz="6" w:space="0" w:color="auto"/>
-            </w:tcBorders>
-            <w:vAlign w:val="center"/>
-            <w:hideMark/>
-          </w:tcPr>
-          <w:p>
-            <w:pPr>
-              <w:spacing w:after="480"/>
-              <w:ind w:left="720"/>
-              <w:rPr>
-                <w:rFonts w:ascii="GHEA Grapalat" w:hAnsi="GHEA Grapalat"/>
-              </w:rPr>
-            </w:pPr>
-            <m:oMath>
-              <m:r>
-                <w:rPr>
-                  <w:rStyle w:val="math-inline"/>
-                  <w:rFonts w:ascii="Cambria Math" w:hAnsi="Cambria Math"/>
-                </w:rPr>
-                <m:t>f</m:t>
-              </m:r>
-              <m:d>
-                <m:dPr>
-                  <m:ctrlPr>
-                    <w:rPr>
-                      <w:rStyle w:val="math-inline"/>
-                      <w:rFonts w:ascii="Cambria Math" w:hAnsi="Cambria Math"/>
-                      <w:i/>
-                    </w:rPr>
-                  </m:ctrlPr>
-                </m:dPr>
-                <m:e>
-                  <m:r>
-                    <w:rPr>
-                      <w:rStyle w:val="math-inline"/>
-                      <w:rFonts w:ascii="Cambria Math" w:hAnsi="Cambria Math"/>
-                    </w:rPr>
-                    <m:t>n</m:t>
-                  </m:r>
-                </m:e>
-              </m:d>
-              <m:r>
-                <w:rPr>
-                  <w:rStyle w:val="math-inline"/>
-                  <w:rFonts w:ascii="Cambria Math" w:hAnsi="Cambria Math"/>
-                </w:rPr>
-                <m:t>=g</m:t>
-              </m:r>
-              <m:d>
-                <m:dPr>
-                  <m:ctrlPr>
-                    <w:rPr>
-                      <w:rStyle w:val="math-inline"/>
-                      <w:rFonts w:ascii="Cambria Math" w:hAnsi="Cambria Math"/>
-                      <w:i/>
-                    </w:rPr>
-                  </m:ctrlPr>
-                </m:dPr>
-                <m:e>
-                  <m:r>
-                    <w:rPr>
-                      <w:rStyle w:val="math-inline"/>
-                      <w:rFonts w:ascii="Cambria Math" w:hAnsi="Cambria Math"/>
-                    </w:rPr>
-                    <m:t>n</m:t>
-                  </m:r>
-                </m:e>
-              </m:d>
-              <m:r>
-                <w:rPr>
-                  <w:rStyle w:val="math-inline"/>
-                  <w:rFonts w:ascii="Cambria Math" w:hAnsi="Cambria Math"/>
-                </w:rPr>
-                <m:t>+h</m:t>
-              </m:r>
-              <m:d>
-                <m:dPr>
-                  <m:ctrlPr>
-                    <w:rPr>
-                      <w:rStyle w:val="math-inline"/>
-                      <w:rFonts w:ascii="Cambria Math" w:hAnsi="Cambria Math"/>
-                      <w:i/>
-                    </w:rPr>
-                  </m:ctrlPr>
-                </m:dPr>
-                <m:e>
-                  <m:r>
-                    <w:rPr>
-                      <w:rStyle w:val="math-inline"/>
-                      <w:rFonts w:ascii="Cambria Math" w:hAnsi="Cambria Math"/>
-                    </w:rPr>
-                    <m:t>n</m:t>
-                  </m:r>
-                </m:e>
-              </m:d>
-            </m:oMath>
-            <w:r>
-              <w:rPr>
-                <w:rFonts w:ascii="GHEA Grapalat" w:hAnsi="GHEA Grapalat"/>
-              </w:rPr>
-              <w:t xml:space="preserve"> (Հեռավորություն + Էվրիստիկա)</w:t>
-            </w:r>
-          </w:p>
-        </w:tc>
-      </w:tr>
-      <w:tr>
-        <w:trPr>
-          <w:tblCellSpacing w:w="15" w:type="dxa"/>
-        </w:trPr>
-        <w:tc>
-          <w:tcPr>
-            <w:tcW w:w="0" w:type="auto"/>
-            <w:tcBorders>
-              <w:top w:val="single" w:sz="6" w:space="0" w:color="auto"/>
-              <w:left w:val="single" w:sz="6" w:space="0" w:color="auto"/>
-              <w:bottom w:val="single" w:sz="6" w:space="0" w:color="auto"/>
-              <w:right w:val="single" w:sz="6" w:space="0" w:color="auto"/>
-            </w:tcBorders>
-            <w:vAlign w:val="center"/>
-            <w:hideMark/>
-          </w:tcPr>
-          <w:p>
-            <w:pPr>
-              <w:spacing w:after="480"/>
-              <w:ind w:left="720"/>
-              <w:rPr>
-                <w:rFonts w:ascii="GHEA Grapalat" w:hAnsi="GHEA Grapalat"/>
-              </w:rPr>
-            </w:pPr>
-            <w:r>
-              <w:rPr>
-                <w:rFonts w:ascii="GHEA Grapalat" w:hAnsi="GHEA Grapalat"/>
-                <w:b/>
-                <w:bCs/>
-              </w:rPr>
-              <w:t>Որոնման Տեսակ</w:t>
-            </w:r>
-          </w:p>
-        </w:tc>
-        <w:tc>
-          <w:tcPr>
-            <w:tcW w:w="0" w:type="auto"/>
-            <w:tcBorders>
-              <w:top w:val="single" w:sz="6" w:space="0" w:color="auto"/>
-              <w:left w:val="single" w:sz="6" w:space="0" w:color="auto"/>
-              <w:bottom w:val="single" w:sz="6" w:space="0" w:color="auto"/>
-              <w:right w:val="single" w:sz="6" w:space="0" w:color="auto"/>
-            </w:tcBorders>
-            <w:vAlign w:val="center"/>
-            <w:hideMark/>
-          </w:tcPr>
-          <w:p>
-            <w:pPr>
-              <w:spacing w:after="480"/>
-              <w:ind w:left="720"/>
-              <w:rPr>
-                <w:rFonts w:ascii="GHEA Grapalat" w:hAnsi="GHEA Grapalat"/>
-              </w:rPr>
-            </w:pPr>
-            <w:r>
-              <w:rPr>
-                <w:rFonts w:ascii="GHEA Grapalat" w:hAnsi="GHEA Grapalat"/>
-                <w:b/>
-                <w:bCs/>
-                <w:lang w:val="hy-AM"/>
-              </w:rPr>
-              <w:t>Չ</w:t>
-            </w:r>
-            <w:r>
-              <w:rPr>
-                <w:rFonts w:ascii="GHEA Grapalat" w:hAnsi="GHEA Grapalat"/>
-                <w:b/>
-                <w:bCs/>
-                <w:lang w:val="hy-AM"/>
-              </w:rPr>
-              <w:t>ուղորդված</w:t>
-            </w:r>
-            <w:r>
-              <w:rPr>
-                <w:rFonts w:ascii="GHEA Grapalat" w:hAnsi="GHEA Grapalat"/>
-                <w:b/>
-                <w:bCs/>
-              </w:rPr>
-              <w:t xml:space="preserve"> / Հավասարաչափ</w:t>
-            </w:r>
-            <w:r>
-              <w:rPr>
-                <w:rFonts w:ascii="GHEA Grapalat" w:hAnsi="GHEA Grapalat"/>
-              </w:rPr>
-              <w:t xml:space="preserve"> </w:t>
-            </w:r>
-          </w:p>
-        </w:tc>
-        <w:tc>
-          <w:tcPr>
-            <w:tcW w:w="0" w:type="auto"/>
-            <w:tcBorders>
-              <w:top w:val="single" w:sz="6" w:space="0" w:color="auto"/>
-              <w:left w:val="single" w:sz="6" w:space="0" w:color="auto"/>
-              <w:bottom w:val="single" w:sz="6" w:space="0" w:color="auto"/>
-              <w:right w:val="single" w:sz="6" w:space="0" w:color="auto"/>
-            </w:tcBorders>
-            <w:vAlign w:val="center"/>
-            <w:hideMark/>
-          </w:tcPr>
-          <w:p>
-            <w:pPr>
-              <w:spacing w:after="480"/>
-              <w:ind w:left="720"/>
-              <w:rPr>
-                <w:rFonts w:ascii="GHEA Grapalat" w:hAnsi="GHEA Grapalat"/>
-              </w:rPr>
-            </w:pPr>
-            <w:r>
-              <w:rPr>
-                <w:rFonts w:ascii="GHEA Grapalat" w:hAnsi="GHEA Grapalat"/>
-                <w:b/>
-                <w:bCs/>
-              </w:rPr>
-              <w:t>Ուղղորդված / Տեղեկացված</w:t>
-            </w:r>
-            <w:r>
-              <w:rPr>
-                <w:rFonts w:ascii="GHEA Grapalat" w:hAnsi="GHEA Grapalat"/>
-              </w:rPr>
-              <w:t xml:space="preserve"> </w:t>
-            </w:r>
-          </w:p>
-        </w:tc>
-      </w:tr>
-      <w:tr>
-        <w:trPr>
-          <w:tblCellSpacing w:w="15" w:type="dxa"/>
-        </w:trPr>
-        <w:tc>
-          <w:tcPr>
-            <w:tcW w:w="0" w:type="auto"/>
-            <w:tcBorders>
-              <w:top w:val="single" w:sz="6" w:space="0" w:color="auto"/>
-              <w:left w:val="single" w:sz="6" w:space="0" w:color="auto"/>
-              <w:bottom w:val="single" w:sz="6" w:space="0" w:color="auto"/>
-              <w:right w:val="single" w:sz="6" w:space="0" w:color="auto"/>
-            </w:tcBorders>
-            <w:vAlign w:val="center"/>
-            <w:hideMark/>
-          </w:tcPr>
-          <w:p>
-            <w:pPr>
-              <w:spacing w:after="480"/>
-              <w:ind w:left="720"/>
-              <w:rPr>
-                <w:rFonts w:ascii="GHEA Grapalat" w:hAnsi="GHEA Grapalat"/>
-              </w:rPr>
-            </w:pPr>
-            <w:r>
-              <w:rPr>
-                <w:rFonts w:ascii="GHEA Grapalat" w:hAnsi="GHEA Grapalat"/>
-                <w:b/>
-                <w:bCs/>
-              </w:rPr>
-              <w:t>Նպատակ</w:t>
-            </w:r>
-          </w:p>
-        </w:tc>
-        <w:tc>
-          <w:tcPr>
-            <w:tcW w:w="0" w:type="auto"/>
-            <w:tcBorders>
-              <w:top w:val="single" w:sz="6" w:space="0" w:color="auto"/>
-              <w:left w:val="single" w:sz="6" w:space="0" w:color="auto"/>
-              <w:bottom w:val="single" w:sz="6" w:space="0" w:color="auto"/>
-              <w:right w:val="single" w:sz="6" w:space="0" w:color="auto"/>
-            </w:tcBorders>
-            <w:vAlign w:val="center"/>
-            <w:hideMark/>
-          </w:tcPr>
-          <w:p>
-            <w:pPr>
-              <w:spacing w:after="480"/>
-              <w:ind w:left="720"/>
-              <w:rPr>
-                <w:rFonts w:ascii="GHEA Grapalat" w:hAnsi="GHEA Grapalat"/>
-              </w:rPr>
-            </w:pPr>
-            <w:r>
-              <w:rPr>
-                <w:rFonts w:ascii="GHEA Grapalat" w:hAnsi="GHEA Grapalat"/>
-              </w:rPr>
-              <w:t xml:space="preserve">Գտնում է ճանապարհը մեկ աղբյուրից </w:t>
-            </w:r>
-            <w:r>
-              <w:rPr>
-                <w:rFonts w:ascii="GHEA Grapalat" w:hAnsi="GHEA Grapalat"/>
-                <w:b/>
-                <w:bCs/>
-              </w:rPr>
-              <w:t>բոլոր</w:t>
-            </w:r>
-            <w:r>
-              <w:rPr>
-                <w:rFonts w:ascii="GHEA Grapalat" w:hAnsi="GHEA Grapalat"/>
-              </w:rPr>
-              <w:t xml:space="preserve"> գագաթներին։</w:t>
-            </w:r>
-          </w:p>
-        </w:tc>
-        <w:tc>
-          <w:tcPr>
-            <w:tcW w:w="0" w:type="auto"/>
-            <w:tcBorders>
-              <w:top w:val="single" w:sz="6" w:space="0" w:color="auto"/>
-              <w:left w:val="single" w:sz="6" w:space="0" w:color="auto"/>
-              <w:bottom w:val="single" w:sz="6" w:space="0" w:color="auto"/>
-              <w:right w:val="single" w:sz="6" w:space="0" w:color="auto"/>
-            </w:tcBorders>
-            <w:vAlign w:val="center"/>
-            <w:hideMark/>
-          </w:tcPr>
-          <w:p>
-            <w:pPr>
-              <w:spacing w:after="480"/>
-              <w:ind w:left="720"/>
-              <w:rPr>
-                <w:rFonts w:ascii="GHEA Grapalat" w:hAnsi="GHEA Grapalat"/>
-              </w:rPr>
-            </w:pPr>
-            <w:r>
-              <w:rPr>
-                <w:rFonts w:ascii="GHEA Grapalat" w:hAnsi="GHEA Grapalat"/>
-              </w:rPr>
-              <w:t xml:space="preserve">Գտնում է ճանապարհը մեկ աղբյուրից </w:t>
-            </w:r>
-            <w:r>
-              <w:rPr>
-                <w:rFonts w:ascii="GHEA Grapalat" w:hAnsi="GHEA Grapalat"/>
-                <w:b/>
-                <w:bCs/>
-              </w:rPr>
-              <w:t>մեկ կոնկրետ</w:t>
-            </w:r>
-            <w:r>
-              <w:rPr>
-                <w:rFonts w:ascii="GHEA Grapalat" w:hAnsi="GHEA Grapalat"/>
-              </w:rPr>
-              <w:t xml:space="preserve"> գագաթին։</w:t>
-            </w:r>
-          </w:p>
-        </w:tc>
-      </w:tr>
-      <w:tr>
-        <w:trPr>
-          <w:tblCellSpacing w:w="15" w:type="dxa"/>
-        </w:trPr>
-        <w:tc>
-          <w:tcPr>
-            <w:tcW w:w="0" w:type="auto"/>
-            <w:tcBorders>
-              <w:top w:val="single" w:sz="6" w:space="0" w:color="auto"/>
-              <w:left w:val="single" w:sz="6" w:space="0" w:color="auto"/>
-              <w:bottom w:val="single" w:sz="6" w:space="0" w:color="auto"/>
-              <w:right w:val="single" w:sz="6" w:space="0" w:color="auto"/>
-            </w:tcBorders>
-            <w:vAlign w:val="center"/>
-            <w:hideMark/>
-          </w:tcPr>
-          <w:p>
-            <w:pPr>
-              <w:spacing w:after="480"/>
-              <w:ind w:left="720"/>
-              <w:rPr>
-                <w:rFonts w:ascii="GHEA Grapalat" w:hAnsi="GHEA Grapalat"/>
-              </w:rPr>
-            </w:pPr>
-            <w:r>
-              <w:rPr>
-                <w:rFonts w:ascii="GHEA Grapalat" w:hAnsi="GHEA Grapalat"/>
-                <w:b/>
-                <w:bCs/>
-              </w:rPr>
-              <w:t>Արագություն</w:t>
-            </w:r>
-          </w:p>
-        </w:tc>
-        <w:tc>
-          <w:tcPr>
-            <w:tcW w:w="0" w:type="auto"/>
-            <w:tcBorders>
-              <w:top w:val="single" w:sz="6" w:space="0" w:color="auto"/>
-              <w:left w:val="single" w:sz="6" w:space="0" w:color="auto"/>
-              <w:bottom w:val="single" w:sz="6" w:space="0" w:color="auto"/>
-              <w:right w:val="single" w:sz="6" w:space="0" w:color="auto"/>
-            </w:tcBorders>
-            <w:vAlign w:val="center"/>
-            <w:hideMark/>
-          </w:tcPr>
-          <w:p>
-            <w:pPr>
-              <w:spacing w:after="480"/>
-              <w:ind w:left="720"/>
-              <w:rPr>
-                <w:rFonts w:ascii="GHEA Grapalat" w:hAnsi="GHEA Grapalat"/>
-              </w:rPr>
-            </w:pPr>
-            <w:r>
-              <w:rPr>
-                <w:rFonts w:ascii="GHEA Grapalat" w:hAnsi="GHEA Grapalat"/>
-              </w:rPr>
-              <w:t xml:space="preserve">Դիտարկում է ավելի շատ գագաթներ, ավելի </w:t>
-            </w:r>
-            <w:r>
-              <w:rPr>
-                <w:rFonts w:ascii="GHEA Grapalat" w:hAnsi="GHEA Grapalat"/>
-              </w:rPr>
-              <w:lastRenderedPageBreak/>
-              <w:t>դանդաղ է մեծ գրաֆների վրա։</w:t>
-            </w:r>
-          </w:p>
-        </w:tc>
-        <w:tc>
-          <w:tcPr>
-            <w:tcW w:w="0" w:type="auto"/>
-            <w:tcBorders>
-              <w:top w:val="single" w:sz="6" w:space="0" w:color="auto"/>
-              <w:left w:val="single" w:sz="6" w:space="0" w:color="auto"/>
-              <w:bottom w:val="single" w:sz="6" w:space="0" w:color="auto"/>
-              <w:right w:val="single" w:sz="6" w:space="0" w:color="auto"/>
-            </w:tcBorders>
-            <w:vAlign w:val="center"/>
-            <w:hideMark/>
-          </w:tcPr>
-          <w:p>
-            <w:pPr>
-              <w:spacing w:after="480"/>
-              <w:ind w:left="720"/>
-              <w:rPr>
-                <w:rFonts w:ascii="GHEA Grapalat" w:hAnsi="GHEA Grapalat"/>
-              </w:rPr>
-            </w:pPr>
-            <w:r>
-              <w:rPr>
-                <w:rFonts w:ascii="GHEA Grapalat" w:hAnsi="GHEA Grapalat"/>
-              </w:rPr>
-              <w:lastRenderedPageBreak/>
-              <w:t xml:space="preserve">Դիտարկում է ավելի քիչ գագաթներ, շատ ավելի </w:t>
-            </w:r>
-            <w:r>
-              <w:rPr>
-                <w:rFonts w:ascii="GHEA Grapalat" w:hAnsi="GHEA Grapalat"/>
-              </w:rPr>
-              <w:lastRenderedPageBreak/>
-              <w:t>արագ է նպատակակետի առկայության դեպքում։</w:t>
-            </w:r>
-          </w:p>
-        </w:tc>
-      </w:tr>
-    </w:tbl>
-    <w:p>
-      <w:pPr>
-        <w:pStyle w:val="Heading4"/>
-        <w:ind w:left="720"/>
-        <w:rPr>
-          <w:rFonts w:ascii="GHEA Grapalat" w:hAnsi="GHEA Grapalat"/>
-        </w:rPr>
-      </w:pPr>
-    </w:p>
-    <w:p>
-      <w:pPr>
-        <w:pStyle w:val="Heading4"/>
-        <w:ind w:left="720"/>
-        <w:rPr>
-          <w:rFonts w:ascii="GHEA Grapalat" w:hAnsi="GHEA Grapalat"/>
-          <w:b/>
-          <w:i w:val="0"/>
-          <w:color w:val="auto"/>
-        </w:rPr>
-      </w:pPr>
-      <w:r>
-        <w:rPr>
-          <w:rFonts w:ascii="GHEA Grapalat" w:hAnsi="GHEA Grapalat"/>
-          <w:b/>
-          <w:i w:val="0"/>
-          <w:color w:val="auto"/>
-        </w:rPr>
-        <w:t>2.3.3. Դիտողություններ և Կարևոր Եզրակացություններ</w:t>
-      </w:r>
-    </w:p>
-    <w:p>
-      <w:pPr>
-        <w:ind w:left="720"/>
-        <w:rPr>
-          <w:rFonts w:ascii="GHEA Grapalat" w:hAnsi="GHEA Grapalat"/>
-        </w:rPr>
-      </w:pPr>
-    </w:p>
-    <w:p>
-      <w:pPr>
-        <w:pStyle w:val="NormalWeb"/>
-        <w:numPr>
-          <w:ilvl w:val="0"/>
-          <w:numId w:val="14"/>
-        </w:numPr>
-        <w:ind w:firstLine="0"/>
-        <w:rPr>
-          <w:rFonts w:ascii="GHEA Grapalat" w:hAnsi="GHEA Grapalat"/>
-        </w:rPr>
-      </w:pPr>
-      <w:r>
-        <w:rPr>
-          <w:rFonts w:ascii="GHEA Grapalat" w:hAnsi="GHEA Grapalat"/>
-        </w:rPr>
-        <w:t xml:space="preserve">Դեյքստրայի ալգորիթմը կարելի է դիտարկել որպես </w:t>
-      </w:r>
-      <w:r>
-        <w:rPr>
-          <w:rFonts w:ascii="GHEA Grapalat" w:hAnsi="GHEA Grapalat"/>
-          <w:lang w:val="hy-AM"/>
-        </w:rPr>
-        <w:t>Ա</w:t>
-      </w:r>
-      <w:r>
-        <w:rPr>
-          <w:rFonts w:ascii="GHEA Grapalat" w:hAnsi="GHEA Grapalat"/>
-        </w:rPr>
-        <w:t xml:space="preserve">* ալգորիթմի մասնավոր դեպք, երբ էվրիստիկ ֆունկցիան միշտ հավասար է զրոյի </w:t>
-      </w:r>
-      <m:oMath>
-        <m:r>
-          <w:rPr>
-            <w:rFonts w:ascii="Cambria Math" w:hAnsi="Cambria Math"/>
-          </w:rPr>
-          <m:t>(</m:t>
-        </m:r>
-        <m:r>
-          <w:rPr>
-            <w:rStyle w:val="math-inline"/>
-            <w:rFonts w:ascii="Cambria Math" w:eastAsiaTheme="majorEastAsia" w:hAnsi="Cambria Math"/>
-          </w:rPr>
-          <m:t>h(n) = 0</m:t>
-        </m:r>
-        <m:r>
-          <w:rPr>
-            <w:rFonts w:ascii="Cambria Math" w:hAnsi="Cambria Math"/>
-          </w:rPr>
-          <m:t>)</m:t>
-        </m:r>
-      </m:oMath>
-      <w:r>
-        <w:rPr>
-          <w:rFonts w:ascii="GHEA Grapalat" w:hAnsi="GHEA Grapalat"/>
-        </w:rPr>
-        <w:t xml:space="preserve">։ Այս դեպքում </w:t>
-      </w:r>
-      <m:oMath>
-        <m:r>
-          <w:rPr>
-            <w:rStyle w:val="math-inline"/>
-            <w:rFonts w:ascii="Cambria Math" w:eastAsiaTheme="majorEastAsia" w:hAnsi="Cambria Math"/>
-          </w:rPr>
-          <m:t>f(n) = g(n)</m:t>
-        </m:r>
-        <m:r>
-          <w:rPr>
-            <w:rFonts w:ascii="Cambria Math" w:hAnsi="Cambria Math"/>
-          </w:rPr>
-          <m:t>,</m:t>
-        </m:r>
-      </m:oMath>
-      <w:r>
-        <w:rPr>
-          <w:rFonts w:ascii="GHEA Grapalat" w:hAnsi="GHEA Grapalat"/>
-        </w:rPr>
-        <w:t xml:space="preserve"> և որոնումը կրկնում է Դեյքստրայի գործընթացը։</w:t>
-      </w:r>
-    </w:p>
-    <w:p>
-      <w:pPr>
-        <w:pStyle w:val="NormalWeb"/>
-        <w:numPr>
-          <w:ilvl w:val="0"/>
-          <w:numId w:val="14"/>
-        </w:numPr>
-        <w:ind w:firstLine="0"/>
-        <w:rPr>
-          <w:rFonts w:ascii="GHEA Grapalat" w:hAnsi="GHEA Grapalat"/>
-        </w:rPr>
-      </w:pPr>
-      <w:r>
-        <w:rPr>
-          <w:rFonts w:ascii="GHEA Grapalat" w:hAnsi="GHEA Grapalat"/>
-          <w:b/>
-          <w:bCs/>
-          <w:lang w:val="hy-AM"/>
-        </w:rPr>
-        <w:t>Հիշողություն</w:t>
-      </w:r>
-      <w:r>
-        <w:rPr>
-          <w:rFonts w:ascii="GHEA Grapalat" w:hAnsi="GHEA Grapalat"/>
-          <w:b/>
-          <w:bCs/>
-        </w:rPr>
-        <w:t>:</w:t>
-      </w:r>
-      <w:r>
-        <w:rPr>
-          <w:rFonts w:ascii="GHEA Grapalat" w:hAnsi="GHEA Grapalat"/>
-        </w:rPr>
-        <w:t xml:space="preserve"> Երկու ալգորիթմներն էլ պահանջում են հիշողություն՝ պահելու բոլոր գագաթների մինչև ընթացիկ գնահատված հեռավորությունները և հերթական </w:t>
-      </w:r>
-      <w:r>
-        <w:rPr>
-          <w:rFonts w:ascii="GHEA Grapalat" w:hAnsi="GHEA Grapalat"/>
-          <w:lang w:val="hy-AM"/>
-        </w:rPr>
-        <w:t>բազմությունը</w:t>
-      </w:r>
-      <w:r>
-        <w:rPr>
-          <w:rFonts w:ascii="GHEA Grapalat" w:hAnsi="GHEA Grapalat"/>
-        </w:rPr>
-        <w:t xml:space="preserve">։ </w:t>
-      </w:r>
-      <w:r>
-        <w:rPr>
-          <w:rFonts w:ascii="GHEA Grapalat" w:hAnsi="GHEA Grapalat"/>
-          <w:lang w:val="hy-AM"/>
-        </w:rPr>
-        <w:t>Ա</w:t>
-      </w:r>
-      <w:r>
-        <w:rPr>
-          <w:rFonts w:ascii="GHEA Grapalat" w:hAnsi="GHEA Grapalat"/>
-        </w:rPr>
-        <w:t xml:space="preserve">* ալգորիթմի դեպքում, թեև այն ավելի արագ է, այնուամենայնիվ պետք է պահի բաց գագաթների (Open </w:t>
-      </w:r>
-      <w:r>
-        <w:rPr>
-          <w:rFonts w:ascii="GHEA Grapalat" w:hAnsi="GHEA Grapalat"/>
-        </w:rPr>
-        <w:t>Set</w:t>
-      </w:r>
-      <w:r>
-        <w:rPr>
-          <w:rFonts w:ascii="GHEA Grapalat" w:hAnsi="GHEA Grapalat"/>
-        </w:rPr>
-        <w:t>) հավաքածուն, ինչը կարող է մեծ լինել։</w:t>
-      </w:r>
-    </w:p>
-    <w:p>
-      <w:pPr>
-        <w:pStyle w:val="NormalWeb"/>
-        <w:numPr>
-          <w:ilvl w:val="0"/>
-          <w:numId w:val="14"/>
-        </w:numPr>
-        <w:ind w:firstLine="0"/>
-        <w:rPr>
-          <w:rFonts w:ascii="GHEA Grapalat" w:hAnsi="GHEA Grapalat"/>
-        </w:rPr>
-      </w:pPr>
-      <w:r>
-        <w:rPr>
-          <w:rFonts w:ascii="GHEA Grapalat" w:hAnsi="GHEA Grapalat"/>
-          <w:b/>
-          <w:bCs/>
-        </w:rPr>
-        <w:t>Նախընտրելիություն:</w:t>
-      </w:r>
-      <w:r>
-        <w:rPr>
-          <w:rFonts w:ascii="GHEA Grapalat" w:hAnsi="GHEA Grapalat"/>
-        </w:rPr>
-        <w:t xml:space="preserve"> Գործնականում, երբ հայտնի է ինչպես սկիզբը, այնպես էլ նպատակը, և հնարավոր է կիրառել թույլատրելի էվրիստիկա (օրինակ՝ երկրաչափական հեռավորություն), </w:t>
-      </w:r>
-      <w:r>
-        <w:rPr>
-          <w:rFonts w:ascii="GHEA Grapalat" w:hAnsi="GHEA Grapalat"/>
-          <w:b/>
-          <w:bCs/>
-          <w:lang w:val="hy-AM"/>
-        </w:rPr>
-        <w:t>Ա</w:t>
-      </w:r>
-      <w:r>
-        <w:rPr>
-          <w:rFonts w:ascii="GHEA Grapalat" w:hAnsi="GHEA Grapalat"/>
-          <w:b/>
-          <w:bCs/>
-        </w:rPr>
-        <w:t>* ալգորիթմը</w:t>
-      </w:r>
-      <w:r>
-        <w:rPr>
-          <w:rFonts w:ascii="GHEA Grapalat" w:hAnsi="GHEA Grapalat"/>
-        </w:rPr>
-        <w:t xml:space="preserve"> միշտ նախընտրելի է Դեյքստրայի ալգորիթմից, քանի որ այն զգալիորեն նվազեցնում է որոնման ժամանակը։</w:t>
-      </w:r>
-    </w:p>
-    <w:p>
-      <w:pPr>
-        <w:pStyle w:val="NormalWeb"/>
-        <w:ind w:left="720"/>
-        <w:rPr>
-          <w:rFonts w:ascii="GHEA Grapalat" w:hAnsi="GHEA Grapalat"/>
-        </w:rPr>
-      </w:pPr>
-    </w:p>
-    <w:p>
-      <w:pPr>
-        <w:pStyle w:val="Heading2"/>
-        <w:rPr>
-          <w:b/>
-          <w:color w:val="auto"/>
-        </w:rPr>
-      </w:pPr>
-      <w:bookmarkStart w:id="15" w:name="_Toc215522712"/>
-      <w:r>
-        <w:rPr>
-          <w:b/>
-          <w:color w:val="auto"/>
-        </w:rPr>
-        <w:t>2.</w:t>
-      </w:r>
-      <w:r>
-        <w:rPr>
-          <w:b/>
-          <w:color w:val="auto"/>
-        </w:rPr>
-        <w:t>4</w:t>
-      </w:r>
-      <w:r>
-        <w:rPr>
-          <w:b/>
-          <w:color w:val="auto"/>
-        </w:rPr>
-        <w:t>. Տվյալների Բազաների Կառավարման Համակարգերը (DBMS) և Ոչ Ռելացիոն (NoSQL) Մոդելները</w:t>
-      </w:r>
-      <w:bookmarkEnd w:id="15"/>
-    </w:p>
-    <w:p>
-      <w:pPr>
-        <w:pStyle w:val="NormalWeb"/>
-        <w:rPr>
-          <w:rFonts w:ascii="GHEA Grapalat" w:hAnsi="GHEA Grapalat"/>
-        </w:rPr>
-      </w:pPr>
-      <w:r>
-        <w:rPr>
-          <w:rFonts w:ascii="GHEA Grapalat" w:hAnsi="GHEA Grapalat"/>
-        </w:rPr>
-        <w:t>Կարճագույն ճանապարհի որոնման ալգորիթմները</w:t>
-      </w:r>
-      <w:r>
-        <w:rPr>
-          <w:rFonts w:ascii="GHEA Grapalat" w:hAnsi="GHEA Grapalat"/>
-          <w:lang w:val="hy-AM"/>
-        </w:rPr>
-        <w:t xml:space="preserve">՝ </w:t>
-      </w:r>
-      <w:r>
-        <w:rPr>
-          <w:rFonts w:ascii="GHEA Grapalat" w:hAnsi="GHEA Grapalat"/>
-        </w:rPr>
-        <w:t xml:space="preserve">Դեյքստրա, </w:t>
-      </w:r>
-      <w:r>
-        <w:rPr>
-          <w:rFonts w:ascii="GHEA Grapalat" w:hAnsi="GHEA Grapalat"/>
-          <w:lang w:val="hy-AM"/>
-        </w:rPr>
-        <w:t>Ա</w:t>
-      </w:r>
-      <w:r>
-        <w:rPr>
-          <w:rFonts w:ascii="GHEA Grapalat" w:hAnsi="GHEA Grapalat"/>
-        </w:rPr>
-        <w:t>* մեծածավալ տվյալների վրա արդյունավետորեն կիրառելու համար անհրաժեշտ է ընտրել գրաֆի տվյալների պահպանման և արագ մուտքի ճիշտ մեթոդ։</w:t>
-      </w:r>
-    </w:p>
-    <w:p>
-      <w:pPr>
-        <w:rPr>
-          <w:b/>
-          <w:sz w:val="28"/>
-          <w:szCs w:val="28"/>
-        </w:rPr>
-      </w:pPr>
-      <w:r>
-        <w:rPr>
-          <w:b/>
-          <w:sz w:val="28"/>
-          <w:szCs w:val="28"/>
-        </w:rPr>
-        <w:t>2.</w:t>
-      </w:r>
-      <w:r>
-        <w:rPr>
-          <w:b/>
-          <w:sz w:val="28"/>
-          <w:szCs w:val="28"/>
-          <w:lang w:val="hy-AM"/>
-        </w:rPr>
-        <w:t>4</w:t>
-      </w:r>
-      <w:r>
-        <w:rPr>
-          <w:b/>
-          <w:sz w:val="28"/>
-          <w:szCs w:val="28"/>
-        </w:rPr>
-        <w:t xml:space="preserve">.1. Տվյալների Պահպանումը </w:t>
-      </w:r>
-    </w:p>
-    <w:p>
-      <w:pPr>
-        <w:pStyle w:val="NormalWeb"/>
-        <w:rPr>
-          <w:rFonts w:ascii="GHEA Grapalat" w:hAnsi="GHEA Grapalat"/>
-        </w:rPr>
-      </w:pPr>
-      <w:r>
-        <w:rPr>
-          <w:rFonts w:ascii="GHEA Grapalat" w:hAnsi="GHEA Grapalat"/>
-        </w:rPr>
-        <w:t xml:space="preserve">Ավանդաբար, գրաֆները ներկայացվում են </w:t>
-      </w:r>
-      <w:r>
-        <w:rPr>
-          <w:rFonts w:ascii="GHEA Grapalat" w:hAnsi="GHEA Grapalat"/>
-          <w:lang w:val="hy-AM"/>
-        </w:rPr>
-        <w:t>հ</w:t>
-      </w:r>
-      <w:r>
-        <w:rPr>
-          <w:rFonts w:ascii="GHEA Grapalat" w:hAnsi="GHEA Grapalat"/>
-        </w:rPr>
-        <w:t xml:space="preserve">արևանության </w:t>
-      </w:r>
-      <w:r>
-        <w:rPr>
-          <w:rFonts w:ascii="GHEA Grapalat" w:hAnsi="GHEA Grapalat"/>
-          <w:lang w:val="hy-AM"/>
-        </w:rPr>
-        <w:t>մ</w:t>
-      </w:r>
-      <w:r>
-        <w:rPr>
-          <w:rFonts w:ascii="GHEA Grapalat" w:hAnsi="GHEA Grapalat"/>
-        </w:rPr>
-        <w:t xml:space="preserve">ատրիցների կամ </w:t>
-      </w:r>
-      <w:r>
-        <w:rPr>
-          <w:rFonts w:ascii="GHEA Grapalat" w:hAnsi="GHEA Grapalat"/>
-          <w:lang w:val="hy-AM"/>
-        </w:rPr>
-        <w:t xml:space="preserve">կցության մատրիցների </w:t>
-      </w:r>
-      <w:r>
-        <w:rPr>
-          <w:rFonts w:ascii="GHEA Grapalat" w:hAnsi="GHEA Grapalat"/>
-        </w:rPr>
-        <w:t xml:space="preserve">միջոցով։ Սակայն մեծ գրաֆների (օրինակ՝ սոցիալական ցանցեր, համաշխարհային ճանապարհային քարտեզներ) համար, որոնք բաղկացած են </w:t>
-      </w:r>
-      <w:r>
-        <w:rPr>
-          <w:rFonts w:ascii="GHEA Grapalat" w:hAnsi="GHEA Grapalat"/>
-        </w:rPr>
-        <w:lastRenderedPageBreak/>
-        <w:t>միլիոնավոր գագաթներից և եզրերից, այս ներքին կառուցվածքները տեղափոխվում են բաշխված կամ մասնագիտացված DBMS-ներ։</w:t>
-      </w:r>
-    </w:p>
-    <w:p>
-      <w:pPr>
-        <w:pStyle w:val="NormalWeb"/>
-        <w:numPr>
-          <w:ilvl w:val="0"/>
-          <w:numId w:val="17"/>
-        </w:numPr>
-        <w:rPr>
-          <w:rFonts w:ascii="GHEA Grapalat" w:hAnsi="GHEA Grapalat"/>
-        </w:rPr>
-      </w:pPr>
-      <w:r>
-        <w:rPr>
-          <w:rFonts w:ascii="GHEA Grapalat" w:hAnsi="GHEA Grapalat"/>
-          <w:b/>
-          <w:bCs/>
-        </w:rPr>
-        <w:t>Պահանջներ:</w:t>
-      </w:r>
-      <w:r>
-        <w:rPr>
-          <w:rFonts w:ascii="GHEA Grapalat" w:hAnsi="GHEA Grapalat"/>
-        </w:rPr>
-        <w:t xml:space="preserve"> </w:t>
-      </w:r>
-      <w:r>
-        <w:rPr>
-          <w:rFonts w:ascii="GHEA Grapalat" w:hAnsi="GHEA Grapalat"/>
-        </w:rPr>
-        <w:t xml:space="preserve">Կարճագույն ճանապարհի ալգորիթմները պահանջում են </w:t>
-      </w:r>
-      <w:r>
-        <w:rPr>
-          <w:rFonts w:ascii="GHEA Grapalat" w:hAnsi="GHEA Grapalat"/>
-          <w:bCs/>
-        </w:rPr>
-        <w:t>արագ ընթերցում</w:t>
-      </w:r>
-      <w:r>
-        <w:rPr>
-          <w:rFonts w:ascii="GHEA Grapalat" w:hAnsi="GHEA Grapalat"/>
-        </w:rPr>
-        <w:t xml:space="preserve"> եզրի կշիռը և տվյալ գագաթի </w:t>
-      </w:r>
-      <w:r>
-        <w:rPr>
-          <w:rFonts w:ascii="GHEA Grapalat" w:hAnsi="GHEA Grapalat"/>
-          <w:bCs/>
-        </w:rPr>
-        <w:t>բոլոր հարևաններին</w:t>
-      </w:r>
-      <w:r>
-        <w:rPr>
-          <w:rFonts w:ascii="GHEA Grapalat" w:hAnsi="GHEA Grapalat"/>
-        </w:rPr>
-        <w:t xml:space="preserve">։ Այս գործողությունները պետք է լինեն հնարավորինս մոտ </w:t>
-      </w:r>
-      <m:oMath>
-        <m:r>
-          <w:rPr>
-            <w:rStyle w:val="math-inline"/>
-            <w:rFonts w:ascii="Cambria Math" w:eastAsiaTheme="majorEastAsia" w:hAnsi="Cambria Math"/>
-          </w:rPr>
-          <m:t>O</m:t>
-        </m:r>
-        <m:d>
-          <m:dPr>
-            <m:ctrlPr>
-              <w:rPr>
-                <w:rStyle w:val="math-inline"/>
-                <w:rFonts w:ascii="Cambria Math" w:eastAsiaTheme="majorEastAsia" w:hAnsi="Cambria Math"/>
-                <w:i/>
-              </w:rPr>
-            </m:ctrlPr>
-          </m:dPr>
-          <m:e>
-            <m:r>
-              <w:rPr>
-                <w:rStyle w:val="math-inline"/>
-                <w:rFonts w:ascii="Cambria Math" w:eastAsiaTheme="majorEastAsia" w:hAnsi="Cambria Math"/>
-              </w:rPr>
-              <m:t>1</m:t>
-            </m:r>
-          </m:e>
-        </m:d>
-        <m:r>
-          <w:rPr>
-            <w:rFonts w:ascii="Cambria Math" w:hAnsi="Cambria Math"/>
-          </w:rPr>
-          <m:t xml:space="preserve"> կամ </m:t>
-        </m:r>
-        <m:r>
-          <w:rPr>
-            <w:rStyle w:val="math-inline"/>
-            <w:rFonts w:ascii="Cambria Math" w:eastAsiaTheme="majorEastAsia" w:hAnsi="Cambria Math"/>
-          </w:rPr>
-          <m:t>O</m:t>
-        </m:r>
-        <m:d>
-          <m:dPr>
-            <m:ctrlPr>
-              <w:rPr>
-                <w:rStyle w:val="math-inline"/>
-                <w:rFonts w:ascii="Cambria Math" w:eastAsiaTheme="majorEastAsia" w:hAnsi="Cambria Math"/>
-                <w:i/>
-              </w:rPr>
-            </m:ctrlPr>
-          </m:dPr>
-          <m:e>
-            <m:func>
-              <m:funcPr>
-                <m:ctrlPr>
-                  <w:rPr>
-                    <w:rStyle w:val="math-inline"/>
-                    <w:rFonts w:ascii="Cambria Math" w:eastAsiaTheme="majorEastAsia" w:hAnsi="Cambria Math"/>
-                  </w:rPr>
-                </m:ctrlPr>
-              </m:funcPr>
-              <m:fName>
-                <m:r>
-                  <m:rPr>
-                    <m:sty m:val="p"/>
-                  </m:rPr>
-                  <w:rPr>
-                    <w:rStyle w:val="math-inline"/>
-                    <w:rFonts w:ascii="Cambria Math" w:eastAsiaTheme="majorEastAsia" w:hAnsi="Cambria Math"/>
-                  </w:rPr>
-                  <m:t>log</m:t>
-                </m:r>
-                <m:ctrlPr>
-                  <w:rPr>
-                    <w:rStyle w:val="math-inline"/>
-                    <w:rFonts w:ascii="Cambria Math" w:eastAsiaTheme="majorEastAsia" w:hAnsi="Cambria Math"/>
-                    <w:i/>
-                  </w:rPr>
-                </m:ctrlPr>
-              </m:fName>
-              <m:e>
-                <m:r>
-                  <w:rPr>
-                    <w:rStyle w:val="math-inline"/>
-                    <w:rFonts w:ascii="Cambria Math" w:eastAsiaTheme="majorEastAsia" w:hAnsi="Cambria Math"/>
-                  </w:rPr>
-                  <m:t>N</m:t>
-                </m:r>
-              </m:e>
-            </m:func>
-          </m:e>
-        </m:d>
-      </m:oMath>
-      <w:r>
-        <w:rPr>
-          <w:rFonts w:ascii="GHEA Grapalat" w:hAnsi="GHEA Grapalat"/>
-        </w:rPr>
-        <w:t>-ի։</w:t>
-      </w:r>
-    </w:p>
-    <w:p>
-      <w:pPr>
-        <w:rPr>
-          <w:rFonts w:ascii="GHEA Grapalat" w:hAnsi="GHEA Grapalat"/>
-          <w:b/>
-          <w:sz w:val="28"/>
-          <w:szCs w:val="28"/>
-        </w:rPr>
-      </w:pPr>
-      <w:r>
-        <w:rPr>
-          <w:rFonts w:ascii="GHEA Grapalat" w:hAnsi="GHEA Grapalat"/>
-          <w:b/>
-          <w:sz w:val="28"/>
-          <w:szCs w:val="28"/>
-        </w:rPr>
-        <w:t>2.</w:t>
-      </w:r>
-      <w:r>
-        <w:rPr>
-          <w:rFonts w:ascii="GHEA Grapalat" w:hAnsi="GHEA Grapalat"/>
-          <w:b/>
-          <w:sz w:val="28"/>
-          <w:szCs w:val="28"/>
-          <w:lang w:val="hy-AM"/>
-        </w:rPr>
-        <w:t>4</w:t>
-      </w:r>
-      <w:r>
-        <w:rPr>
-          <w:rFonts w:ascii="GHEA Grapalat" w:hAnsi="GHEA Grapalat"/>
-          <w:b/>
-          <w:sz w:val="28"/>
-          <w:szCs w:val="28"/>
-        </w:rPr>
-        <w:t>.2. NoSQL Տվյալների Բազաներ և Դրանց Դերը</w:t>
-      </w:r>
-    </w:p>
-    <w:p>
-      <w:pPr>
-        <w:pStyle w:val="NormalWeb"/>
-        <w:rPr>
-          <w:rFonts w:ascii="GHEA Grapalat" w:hAnsi="GHEA Grapalat"/>
-        </w:rPr>
-      </w:pPr>
-      <w:r>
-        <w:rPr>
-          <w:rFonts w:ascii="GHEA Grapalat" w:hAnsi="GHEA Grapalat"/>
-        </w:rPr>
-        <w:t>NoSQL մոդելները մշակվել են ավանդական ռելացիոն բազաների սահմանափակումները հաղթահարելու համար, մասնավորապես՝ մեծ ծավալի բաշխված տվյալների և ճկուն սխեմաների դեպքում։ Գրաֆ</w:t>
-      </w:r>
-      <w:r>
-        <w:rPr>
-          <w:rFonts w:ascii="GHEA Grapalat" w:hAnsi="GHEA Grapalat"/>
-          <w:lang w:val="hy-AM"/>
-        </w:rPr>
-        <w:t>ների</w:t>
-      </w:r>
-      <w:r>
-        <w:rPr>
-          <w:rFonts w:ascii="GHEA Grapalat" w:hAnsi="GHEA Grapalat"/>
-        </w:rPr>
-        <w:t xml:space="preserve"> ալգորիթմների արդյունավետության համար կարևոր են NoSQL</w:t>
-      </w:r>
-      <w:r>
-        <w:rPr>
-          <w:rFonts w:ascii="GHEA Grapalat" w:hAnsi="GHEA Grapalat"/>
-          <w:lang w:val="hy-AM"/>
-        </w:rPr>
-        <w:t xml:space="preserve"> տվյալների բազաները։ </w:t>
-      </w:r>
-      <w:r>
-        <w:rPr>
-          <w:rFonts w:ascii="GHEA Grapalat" w:hAnsi="GHEA Grapalat"/>
-        </w:rPr>
-        <w:t>Սրանք նախագծված են անմիջապես գրաֆի մոդելի համար՝ պահելով գագաթները, եզրերը և դրանց հատկությունները։</w:t>
-      </w:r>
-    </w:p>
-    <w:p>
-      <w:pPr>
-        <w:pStyle w:val="NormalWeb"/>
-        <w:numPr>
-          <w:ilvl w:val="0"/>
-          <w:numId w:val="18"/>
-        </w:numPr>
-        <w:rPr>
-          <w:rFonts w:ascii="GHEA Grapalat" w:hAnsi="GHEA Grapalat"/>
-        </w:rPr>
-      </w:pPr>
-      <w:r>
-        <w:rPr>
-          <w:rFonts w:ascii="GHEA Grapalat" w:hAnsi="GHEA Grapalat"/>
-          <w:b/>
-          <w:bCs/>
-        </w:rPr>
-        <w:t>Կիրառություն:</w:t>
-      </w:r>
-      <w:r>
-        <w:rPr>
-          <w:rFonts w:ascii="GHEA Grapalat" w:hAnsi="GHEA Grapalat"/>
-        </w:rPr>
-        <w:t xml:space="preserve"> Իդեալական են Դեյքստրայի և </w:t>
-      </w:r>
-      <w:r>
-        <w:rPr>
-          <w:rFonts w:ascii="GHEA Grapalat" w:hAnsi="GHEA Grapalat"/>
-          <w:lang w:val="hy-AM"/>
-        </w:rPr>
-        <w:t>Ա</w:t>
-      </w:r>
-      <w:r>
-        <w:rPr>
-          <w:rFonts w:ascii="GHEA Grapalat" w:hAnsi="GHEA Grapalat"/>
-        </w:rPr>
-        <w:t xml:space="preserve">* ալգորիթմների իրականացման համար։ Տվյալների բազան </w:t>
-      </w:r>
-      <w:r>
-        <w:rPr>
-          <w:rFonts w:ascii="GHEA Grapalat" w:hAnsi="GHEA Grapalat"/>
-        </w:rPr>
-        <w:t xml:space="preserve">ֆիզիկապես պահում է եզրերը որպես </w:t>
-      </w:r>
-      <w:r>
-        <w:rPr>
-          <w:rFonts w:ascii="GHEA Grapalat" w:hAnsi="GHEA Grapalat"/>
-          <w:bCs/>
-        </w:rPr>
-        <w:t>ուղղակի կապեր</w:t>
-      </w:r>
-      <w:r>
-        <w:rPr>
-          <w:rFonts w:ascii="GHEA Grapalat" w:hAnsi="GHEA Grapalat"/>
-        </w:rPr>
-        <w:t xml:space="preserve"> երկու գագաթների միջև։ Սա նշանակում է, որ գագաթի հարևաններին մուտք գործելը </w:t>
-      </w:r>
-      <w:r>
-        <w:rPr>
-          <w:rFonts w:ascii="GHEA Grapalat" w:hAnsi="GHEA Grapalat"/>
-          <w:bCs/>
-        </w:rPr>
-        <w:t>չի պահանջում ծանր միացումներ</w:t>
-      </w:r>
-      <w:r>
-        <w:rPr>
-          <w:rFonts w:ascii="GHEA Grapalat" w:hAnsi="GHEA Grapalat"/>
-        </w:rPr>
-        <w:t xml:space="preserve"> (joins), ինչպես ռելացիոն բազաներում, այլ միայն «ցուցիչի» (pointer) հետևելն է։</w:t>
-      </w:r>
-    </w:p>
-    <w:p>
-      <w:pPr>
-        <w:pStyle w:val="NormalWeb"/>
-        <w:numPr>
-          <w:ilvl w:val="0"/>
-          <w:numId w:val="18"/>
-        </w:numPr>
-        <w:rPr>
-          <w:rFonts w:ascii="GHEA Grapalat" w:hAnsi="GHEA Grapalat"/>
-        </w:rPr>
-      </w:pPr>
-      <w:r>
-        <w:rPr>
-          <w:rFonts w:ascii="GHEA Grapalat" w:hAnsi="GHEA Grapalat"/>
-          <w:b/>
-          <w:bCs/>
-        </w:rPr>
-        <w:t>Առավելություն:</w:t>
-      </w:r>
-      <w:r>
-        <w:rPr>
-          <w:rFonts w:ascii="GHEA Grapalat" w:hAnsi="GHEA Grapalat"/>
-        </w:rPr>
-        <w:t xml:space="preserve"> Գրաֆի մոդելն ապահովում է արագություն </w:t>
-      </w:r>
-      <w:r>
-        <w:rPr>
-          <w:rFonts w:ascii="GHEA Grapalat" w:hAnsi="GHEA Grapalat"/>
-          <w:b/>
-          <w:bCs/>
-        </w:rPr>
-        <w:t>տրավերսալների</w:t>
-      </w:r>
-      <w:r>
-        <w:rPr>
-          <w:rFonts w:ascii="GHEA Grapalat" w:hAnsi="GHEA Grapalat"/>
-        </w:rPr>
-        <w:t xml:space="preserve"> (traversals) համար։ Ալգորիթմի յուրաքանչյուր քայլը (</w:t>
-      </w:r>
-      <w:r>
-        <w:rPr>
-          <w:rFonts w:ascii="GHEA Grapalat" w:hAnsi="GHEA Grapalat"/>
-          <w:lang w:val="hy-AM"/>
-        </w:rPr>
-        <w:t>հ</w:t>
-      </w:r>
-      <w:r>
-        <w:rPr>
-          <w:rFonts w:ascii="GHEA Grapalat" w:hAnsi="GHEA Grapalat"/>
-        </w:rPr>
-        <w:t xml:space="preserve">արևանների </w:t>
-      </w:r>
-      <w:r>
-        <w:rPr>
-          <w:rFonts w:ascii="GHEA Grapalat" w:hAnsi="GHEA Grapalat"/>
-          <w:lang w:val="hy-AM"/>
-        </w:rPr>
-        <w:t>ռ</w:t>
-      </w:r>
-      <w:r>
-        <w:rPr>
-          <w:rFonts w:ascii="GHEA Grapalat" w:hAnsi="GHEA Grapalat"/>
-        </w:rPr>
-        <w:t>ելաքսացիա) կատարվում է բացառիկ արագությամբ։</w:t>
-      </w:r>
-    </w:p>
-    <w:p>
-      <w:pPr>
-        <w:pStyle w:val="NormalWeb"/>
-        <w:numPr>
-          <w:ilvl w:val="0"/>
-          <w:numId w:val="18"/>
-        </w:numPr>
-        <w:rPr>
-          <w:rFonts w:ascii="GHEA Grapalat" w:hAnsi="GHEA Grapalat"/>
-        </w:rPr>
-      </w:pPr>
-      <w:r>
-        <w:rPr>
-          <w:rFonts w:ascii="GHEA Grapalat" w:hAnsi="GHEA Grapalat"/>
-          <w:b/>
-          <w:bCs/>
-        </w:rPr>
-        <w:t>Օրինակներ:</w:t>
-      </w:r>
-      <w:r>
-        <w:rPr>
-          <w:rFonts w:ascii="GHEA Grapalat" w:hAnsi="GHEA Grapalat"/>
-        </w:rPr>
-        <w:t xml:space="preserve"> Neo4j, ArangoDB։</w:t>
-      </w:r>
-    </w:p>
-    <w:p>
-      <w:pPr>
-        <w:pStyle w:val="Heading4"/>
-        <w:rPr>
-          <w:rFonts w:ascii="GHEA Grapalat" w:hAnsi="GHEA Grapalat"/>
-          <w:i w:val="0"/>
-          <w:color w:val="auto"/>
-        </w:rPr>
-      </w:pPr>
-      <w:r>
-        <w:rPr>
-          <w:rFonts w:ascii="GHEA Grapalat" w:hAnsi="GHEA Grapalat"/>
-          <w:i w:val="0"/>
-          <w:color w:val="auto"/>
-          <w:lang w:val="hy-AM"/>
-        </w:rPr>
-        <w:t>2</w:t>
-      </w:r>
-      <w:r>
-        <w:rPr>
-          <w:rFonts w:ascii="Cambria Math" w:hAnsi="Cambria Math"/>
-          <w:i w:val="0"/>
-          <w:color w:val="auto"/>
-          <w:lang w:val="hy-AM"/>
-        </w:rPr>
-        <w:t>․4․2․2</w:t>
-      </w:r>
-      <w:r>
-        <w:rPr>
-          <w:rFonts w:ascii="GHEA Grapalat" w:hAnsi="GHEA Grapalat"/>
-          <w:i w:val="0"/>
-          <w:color w:val="auto"/>
-        </w:rPr>
-        <w:t>. Փաստաթղթային Տվյալների Բազաներ (Document Databases)</w:t>
-      </w:r>
-    </w:p>
-    <w:p>
-      <w:pPr>
-        <w:pStyle w:val="NormalWeb"/>
-        <w:numPr>
-          <w:ilvl w:val="0"/>
-          <w:numId w:val="19"/>
-        </w:numPr>
-        <w:rPr>
-          <w:rFonts w:ascii="GHEA Grapalat" w:hAnsi="GHEA Grapalat"/>
-        </w:rPr>
-      </w:pPr>
-      <w:r>
-        <w:rPr>
-          <w:rFonts w:ascii="GHEA Grapalat" w:hAnsi="GHEA Grapalat"/>
-          <w:b/>
-          <w:bCs/>
-        </w:rPr>
-        <w:t>Կիրառություն:</w:t>
-      </w:r>
-      <w:r>
-        <w:rPr>
-          <w:rFonts w:ascii="GHEA Grapalat" w:hAnsi="GHEA Grapalat"/>
-        </w:rPr>
-        <w:t xml:space="preserve"> Գրաֆի գագաթները կարող են ներկայացվել որպես առանձին </w:t>
-      </w:r>
-      <w:r>
-        <w:rPr>
-          <w:rFonts w:ascii="GHEA Grapalat" w:hAnsi="GHEA Grapalat"/>
-        </w:rPr>
-        <w:t xml:space="preserve">փաստաթղթեր (օրինակ՝ JSON կամ BSON), որտեղ յուրաքանչյուր փաստաթուղթ պարունակում է ոչ միայն գագաթի հատկությունները, այլև իր </w:t>
-      </w:r>
-      <w:r>
-        <w:rPr>
-          <w:rFonts w:ascii="GHEA Grapalat" w:hAnsi="GHEA Grapalat"/>
-          <w:bCs/>
-        </w:rPr>
-        <w:t>հարևանների ցուցակը և եզրերի կշիռները</w:t>
-      </w:r>
-      <w:r>
-        <w:rPr>
-          <w:rFonts w:ascii="GHEA Grapalat" w:hAnsi="GHEA Grapalat"/>
-        </w:rPr>
-        <w:t>։</w:t>
-      </w:r>
-    </w:p>
-    <w:p>
-      <w:pPr>
-        <w:pStyle w:val="NormalWeb"/>
-        <w:numPr>
-          <w:ilvl w:val="0"/>
-          <w:numId w:val="19"/>
-        </w:numPr>
-        <w:rPr>
-          <w:rFonts w:ascii="GHEA Grapalat" w:hAnsi="GHEA Grapalat"/>
-        </w:rPr>
-      </w:pPr>
-      <w:r>
-        <w:rPr>
-          <w:rFonts w:ascii="GHEA Grapalat" w:hAnsi="GHEA Grapalat"/>
-          <w:b/>
-          <w:bCs/>
-        </w:rPr>
-        <w:t>Առավելություն:</w:t>
-      </w:r>
-      <w:r>
-        <w:rPr>
-          <w:rFonts w:ascii="GHEA Grapalat" w:hAnsi="GHEA Grapalat"/>
-        </w:rPr>
-        <w:t xml:space="preserve"> Թեև ոչ այնքան արագ, որքան գրաֆիկական բազաները, փաստաթղթային բազաները թույլ են տալիս արագացնել որոնումը, քանի որ գագաթի բոլոր տվյալները և նրա հարևանների մասին տեղեկությունը պահվում են մեկ տեղում։</w:t>
-      </w:r>
-    </w:p>
-    <w:p>
-      <w:pPr>
-        <w:pStyle w:val="NormalWeb"/>
-        <w:numPr>
-          <w:ilvl w:val="0"/>
-          <w:numId w:val="19"/>
-        </w:numPr>
-        <w:rPr>
-          <w:rFonts w:ascii="GHEA Grapalat" w:hAnsi="GHEA Grapalat"/>
-        </w:rPr>
-      </w:pPr>
-      <w:r>
-        <w:rPr>
-          <w:rFonts w:ascii="GHEA Grapalat" w:hAnsi="GHEA Grapalat"/>
-          <w:b/>
-          <w:bCs/>
-        </w:rPr>
-        <w:t>Օրինակներ:</w:t>
-      </w:r>
-      <w:r>
-        <w:rPr>
-          <w:rFonts w:ascii="GHEA Grapalat" w:hAnsi="GHEA Grapalat"/>
-        </w:rPr>
-        <w:t xml:space="preserve"> MongoDB, Couchbase։</w:t>
-      </w:r>
-    </w:p>
-    <w:p>
-      <w:pPr>
-        <w:pStyle w:val="NormalWeb"/>
-        <w:rPr>
-          <w:rFonts w:ascii="GHEA Grapalat" w:hAnsi="GHEA Grapalat"/>
-        </w:rPr>
-      </w:pPr>
-    </w:p>
-    <w:p>
-      <w:pPr>
-        <w:pStyle w:val="NormalWeb"/>
-        <w:rPr>
-          <w:rFonts w:ascii="GHEA Grapalat" w:hAnsi="GHEA Grapalat"/>
-        </w:rPr>
-      </w:pPr>
-    </w:p>
-    <w:p>
-      <w:pPr>
-        <w:rPr>
-          <w:rFonts w:ascii="GHEA Grapalat" w:hAnsi="GHEA Grapalat"/>
-          <w:b/>
-          <w:sz w:val="28"/>
-          <w:szCs w:val="28"/>
-        </w:rPr>
-      </w:pPr>
-      <w:r>
-        <w:rPr>
-          <w:rFonts w:ascii="GHEA Grapalat" w:hAnsi="GHEA Grapalat"/>
-          <w:b/>
-          <w:sz w:val="28"/>
-          <w:szCs w:val="28"/>
-        </w:rPr>
-        <w:lastRenderedPageBreak/>
-        <w:t>2.</w:t>
-      </w:r>
-      <w:r>
-        <w:rPr>
-          <w:rFonts w:ascii="GHEA Grapalat" w:hAnsi="GHEA Grapalat"/>
-          <w:b/>
-          <w:sz w:val="28"/>
-          <w:szCs w:val="28"/>
-          <w:lang w:val="hy-AM"/>
-        </w:rPr>
-        <w:t>4</w:t>
-      </w:r>
-      <w:r>
-        <w:rPr>
-          <w:rFonts w:ascii="GHEA Grapalat" w:hAnsi="GHEA Grapalat"/>
-          <w:b/>
-          <w:sz w:val="28"/>
-          <w:szCs w:val="28"/>
-        </w:rPr>
-        <w:t>.3. Գործնական Կիրառումը Տվյալների Հետ Աշխատանքում</w:t>
-      </w:r>
-    </w:p>
-    <w:p>
-      <w:pPr>
-        <w:pStyle w:val="NormalWeb"/>
-        <w:rPr>
-          <w:rFonts w:ascii="GHEA Grapalat" w:hAnsi="GHEA Grapalat"/>
-        </w:rPr>
-      </w:pPr>
-      <w:r>
-        <w:rPr>
-          <w:rFonts w:ascii="GHEA Grapalat" w:hAnsi="GHEA Grapalat"/>
-        </w:rPr>
-        <w:t xml:space="preserve">Ալգորիթմների գործնական իրականացումը (օրինակ՝ GPS համակարգում) պահանջում է, որ ալգորիթմի </w:t>
-      </w:r>
-      <m:oMath>
-        <m:r>
-          <m:rPr>
-            <m:sty m:val="bi"/>
-          </m:rPr>
-          <w:rPr>
-            <w:rStyle w:val="math-inline"/>
-            <w:rFonts w:ascii="Cambria Math" w:eastAsiaTheme="majorEastAsia" w:hAnsi="Cambria Math"/>
-          </w:rPr>
-          <m:t>Q</m:t>
-        </m:r>
-        <m:r>
-          <m:rPr>
-            <m:sty m:val="bi"/>
-          </m:rPr>
-          <w:rPr>
-            <w:rFonts w:ascii="Cambria Math" w:hAnsi="Cambria Math"/>
-          </w:rPr>
-          <m:t xml:space="preserve"> </m:t>
-        </m:r>
-      </m:oMath>
-      <w:r>
-        <w:rPr>
-          <w:rFonts w:ascii="GHEA Grapalat" w:hAnsi="GHEA Grapalat"/>
-          <w:bCs/>
-        </w:rPr>
-        <w:t xml:space="preserve">հերթական </w:t>
-      </w:r>
-      <w:r>
-        <w:rPr>
-          <w:rFonts w:ascii="GHEA Grapalat" w:hAnsi="GHEA Grapalat"/>
-          <w:bCs/>
-          <w:lang w:val="hy-AM"/>
-        </w:rPr>
-        <w:t>բազմությունը</w:t>
-      </w:r>
-      <w:r>
-        <w:rPr>
-          <w:rFonts w:ascii="GHEA Grapalat" w:hAnsi="GHEA Grapalat"/>
-        </w:rPr>
-        <w:t xml:space="preserve"> արագ փոխազդի տվյալների բազայի հետ:</w:t>
-      </w:r>
-    </w:p>
-    <w:p>
-      <w:pPr>
-        <w:pStyle w:val="NormalWeb"/>
-        <w:numPr>
-          <w:ilvl w:val="0"/>
-          <w:numId w:val="20"/>
-        </w:numPr>
-        <w:rPr>
-          <w:rFonts w:ascii="GHEA Grapalat" w:hAnsi="GHEA Grapalat"/>
-        </w:rPr>
-      </w:pPr>
-      <w:r>
-        <w:rPr>
-          <w:rFonts w:ascii="GHEA Grapalat" w:hAnsi="GHEA Grapalat"/>
-          <w:b/>
-          <w:bCs/>
-        </w:rPr>
-        <w:t>Տվյալների Բազայի Դերը:</w:t>
-      </w:r>
-      <w:r>
-        <w:rPr>
-          <w:rFonts w:ascii="GHEA Grapalat" w:hAnsi="GHEA Grapalat"/>
-        </w:rPr>
-        <w:t xml:space="preserve"> DBMS–ը պատասխանատու է գրաֆի գագաթների և եզրերի կշիռների </w:t>
-      </w:r>
-      <w:r>
-        <w:rPr>
-          <w:rFonts w:ascii="GHEA Grapalat" w:hAnsi="GHEA Grapalat"/>
-          <w:bCs/>
-          <w:lang w:val="hy-AM"/>
-        </w:rPr>
-        <w:t>մ</w:t>
-      </w:r>
-      <w:r>
-        <w:rPr>
-          <w:rFonts w:ascii="GHEA Grapalat" w:hAnsi="GHEA Grapalat"/>
-          <w:bCs/>
-        </w:rPr>
-        <w:t>ուտքի (Read)</w:t>
-      </w:r>
-      <w:r>
-        <w:rPr>
-          <w:rFonts w:ascii="GHEA Grapalat" w:hAnsi="GHEA Grapalat"/>
-        </w:rPr>
-        <w:t xml:space="preserve"> և </w:t>
-      </w:r>
-      <w:r>
-        <w:rPr>
-          <w:rFonts w:ascii="GHEA Grapalat" w:hAnsi="GHEA Grapalat"/>
-          <w:bCs/>
-          <w:lang w:val="hy-AM"/>
-        </w:rPr>
-        <w:t>թ</w:t>
-      </w:r>
-      <w:r>
-        <w:rPr>
-          <w:rFonts w:ascii="GHEA Grapalat" w:hAnsi="GHEA Grapalat"/>
-          <w:bCs/>
-        </w:rPr>
-        <w:t>արմացման (Write)</w:t>
-      </w:r>
-      <w:r>
-        <w:rPr>
-          <w:rFonts w:ascii="GHEA Grapalat" w:hAnsi="GHEA Grapalat"/>
-        </w:rPr>
-        <w:t xml:space="preserve"> համար։</w:t>
-      </w:r>
-    </w:p>
-    <w:p>
-      <w:pPr>
-        <w:pStyle w:val="NormalWeb"/>
-        <w:numPr>
-          <w:ilvl w:val="0"/>
-          <w:numId w:val="20"/>
-        </w:numPr>
-        <w:rPr>
-          <w:rFonts w:ascii="GHEA Grapalat" w:hAnsi="GHEA Grapalat"/>
-        </w:rPr>
-      </w:pPr>
-      <w:r>
-        <w:rPr>
-          <w:rFonts w:ascii="GHEA Grapalat" w:hAnsi="GHEA Grapalat"/>
-          <w:b/>
-          <w:bCs/>
-        </w:rPr>
-        <w:t>Դեյքստրա/</w:t>
-      </w:r>
-      <w:r>
-        <w:rPr>
-          <w:rFonts w:ascii="GHEA Grapalat" w:hAnsi="GHEA Grapalat"/>
-          <w:b/>
-          <w:bCs/>
-          <w:lang w:val="hy-AM"/>
-        </w:rPr>
-        <w:t>Ա</w:t>
-      </w:r>
-      <w:r>
-        <w:rPr>
-          <w:rFonts w:ascii="GHEA Grapalat" w:hAnsi="GHEA Grapalat"/>
-          <w:b/>
-          <w:bCs/>
-        </w:rPr>
-        <w:t>* ի դերը:</w:t>
-      </w:r>
-      <w:r>
-        <w:rPr>
-          <w:rFonts w:ascii="GHEA Grapalat" w:hAnsi="GHEA Grapalat"/>
-        </w:rPr>
-        <w:t xml:space="preserve"> Ալգորիթմը պետք է արդյունավետ կերպով մշակի </w:t>
-      </w:r>
-      <m:oMath>
-        <m:r>
-          <w:rPr>
-            <w:rStyle w:val="math-inline"/>
-            <w:rFonts w:ascii="Cambria Math" w:eastAsiaTheme="majorEastAsia" w:hAnsi="Cambria Math"/>
-          </w:rPr>
-          <m:t>OpenSet</m:t>
-        </m:r>
-        <m:r>
-          <m:rPr>
-            <m:lit/>
-          </m:rPr>
-          <w:rPr>
-            <w:rStyle w:val="math-inline"/>
-            <w:rFonts w:ascii="Cambria Math" w:eastAsiaTheme="majorEastAsia" w:hAnsi="Cambria Math"/>
-          </w:rPr>
-          <m:t>/</m:t>
-        </m:r>
-        <m:r>
-          <w:rPr>
-            <w:rStyle w:val="math-inline"/>
-            <w:rFonts w:ascii="Cambria Math" w:eastAsiaTheme="majorEastAsia" w:hAnsi="Cambria Math"/>
-          </w:rPr>
-          <m:t>Q</m:t>
-        </m:r>
-      </m:oMath>
-      <w:r>
-        <w:rPr>
-          <w:rFonts w:ascii="GHEA Grapalat" w:hAnsi="GHEA Grapalat"/>
-        </w:rPr>
-        <w:t xml:space="preserve"> </w:t>
-      </w:r>
-      <w:r>
-        <w:rPr>
-          <w:rFonts w:ascii="GHEA Grapalat" w:hAnsi="GHEA Grapalat"/>
-          <w:lang w:val="hy-AM"/>
-        </w:rPr>
-        <w:t>բազմությունը</w:t>
-      </w:r>
-      <w:r>
-        <w:rPr>
-          <w:rFonts w:ascii="GHEA Grapalat" w:hAnsi="GHEA Grapalat"/>
-        </w:rPr>
-        <w:t xml:space="preserve"> (որն ապրում է հիմնական հիշողության մեջ), իսկ նոր հարևաններին դիտարկելիս, գրաֆի կառուցվածքը պետք է բեռնվի DBMS-ից։</w:t>
-      </w:r>
-    </w:p>
-    <w:p>
-      <w:pPr>
-        <w:pStyle w:val="NormalWeb"/>
-        <w:numPr>
-          <w:ilvl w:val="0"/>
-          <w:numId w:val="20"/>
-        </w:numPr>
-        <w:rPr>
-          <w:rFonts w:ascii="GHEA Grapalat" w:hAnsi="GHEA Grapalat"/>
-        </w:rPr>
-      </w:pPr>
-      <w:r>
-        <w:rPr>
-          <w:rFonts w:ascii="GHEA Grapalat" w:hAnsi="GHEA Grapalat"/>
-          <w:b/>
-          <w:bCs/>
-        </w:rPr>
-        <w:t>Հիշողության Մոդել:</w:t>
-      </w:r>
-      <w:r>
-        <w:rPr>
-          <w:rFonts w:ascii="GHEA Grapalat" w:hAnsi="GHEA Grapalat"/>
-        </w:rPr>
-        <w:t xml:space="preserve"> Մեծ գրաֆների դեպքում օգտագործվում է </w:t>
-      </w:r>
-      <w:r>
-        <w:rPr>
-          <w:rFonts w:ascii="GHEA Grapalat" w:hAnsi="GHEA Grapalat"/>
-          <w:b/>
-          <w:bCs/>
-        </w:rPr>
-        <w:t>Disk-based</w:t>
-      </w:r>
-      <w:r>
-        <w:rPr>
-          <w:rFonts w:ascii="GHEA Grapalat" w:hAnsi="GHEA Grapalat"/>
-        </w:rPr>
-        <w:t xml:space="preserve"> կամ </w:t>
-      </w:r>
-      <w:r>
-        <w:rPr>
-          <w:rFonts w:ascii="GHEA Grapalat" w:hAnsi="GHEA Grapalat"/>
-          <w:b/>
-          <w:bCs/>
-        </w:rPr>
-        <w:t>External Memory</w:t>
-      </w:r>
-      <w:r>
-        <w:rPr>
-          <w:rFonts w:ascii="GHEA Grapalat" w:hAnsi="GHEA Grapalat"/>
-        </w:rPr>
-        <w:t xml:space="preserve"> մոդել, որտեղ միայն որոնման համար անհրաժեշտ գրաֆի մասն է բեռնվում RAM-ի մեջ, իսկ մնացած տվյալները մնում են NoSQL բազայում։ Գրաֆիկական բազաները նախատեսված են հենց այս տեսակի մասնակի տրավերսալներին աջակցելու համար։</w:t>
-      </w:r>
-    </w:p>
-    <w:p>
-      <w:pPr>
-        <w:pStyle w:val="NormalWeb"/>
-        <w:rPr>
-          <w:rFonts w:ascii="GHEA Grapalat" w:hAnsi="GHEA Grapalat"/>
-        </w:rPr>
-      </w:pPr>
-      <w:r>
-        <w:rPr>
-          <w:rFonts w:ascii="GHEA Grapalat" w:hAnsi="GHEA Grapalat"/>
-          <w:b/>
-          <w:bCs/>
-        </w:rPr>
-        <w:t>Եզրակացություն:</w:t>
-      </w:r>
-      <w:r>
-        <w:rPr>
-          <w:rFonts w:ascii="GHEA Grapalat" w:hAnsi="GHEA Grapalat"/>
-        </w:rPr>
-        <w:t xml:space="preserve"> NoSQL տվյալների բազաները, մասնավորապես </w:t>
-      </w:r>
-      <w:r>
-        <w:rPr>
-          <w:rFonts w:ascii="GHEA Grapalat" w:hAnsi="GHEA Grapalat"/>
-          <w:b/>
-          <w:bCs/>
-        </w:rPr>
-        <w:t>Գրաֆ</w:t>
-      </w:r>
-      <w:r>
-        <w:rPr>
-          <w:rFonts w:ascii="GHEA Grapalat" w:hAnsi="GHEA Grapalat"/>
-          <w:b/>
-          <w:bCs/>
-          <w:lang w:val="hy-AM"/>
-        </w:rPr>
-        <w:t xml:space="preserve">ների </w:t>
-      </w:r>
-      <w:r>
-        <w:rPr>
-          <w:rFonts w:ascii="GHEA Grapalat" w:hAnsi="GHEA Grapalat"/>
-          <w:b/>
-          <w:bCs/>
-        </w:rPr>
-        <w:t>Տվյալների Բազաները</w:t>
-      </w:r>
-      <w:r>
-        <w:rPr>
-          <w:rFonts w:ascii="GHEA Grapalat" w:hAnsi="GHEA Grapalat"/>
-        </w:rPr>
-        <w:t>, համարվում են ամենաարդյունավետ և նախընտրելի լուծումը մեծածավալ գրաֆների վրա կարճագույն ճանապարհի ալգորիթմների գործնական իրականացման համար՝ շնորհիվ իրենց տրամաբանական կապերի և արագ տրավերսալների հնարավորության։</w:t>
-      </w:r>
-    </w:p>
-    <w:p>
-      <w:pPr>
-        <w:pStyle w:val="NormalWeb"/>
-        <w:ind w:left="720"/>
-        <w:rPr>
-          <w:rFonts w:ascii="GHEA Grapalat" w:hAnsi="GHEA Grapalat"/>
-        </w:rPr>
-      </w:pPr>
-    </w:p>
-    <w:p>
-      <w:pPr>
-        <w:ind w:left="720"/>
-        <w:rPr>
-          <w:rFonts w:ascii="GHEA Grapalat" w:hAnsi="GHEA Grapalat"/>
-        </w:rPr>
-      </w:pPr>
-    </w:p>
-    <w:p>
-      <w:pPr>
-        <w:ind w:left="720"/>
-        <w:rPr>
-          <w:rFonts w:ascii="GHEA Grapalat" w:hAnsi="GHEA Grapalat"/>
-          <w:b/>
-          <w:bCs/>
-          <w:i/>
-          <w:iCs/>
-        </w:rPr>
-      </w:pPr>
-    </w:p>
-    <w:p>
-      <w:pPr>
-        <w:ind w:left="720"/>
-        <w:rPr>
-          <w:rFonts w:ascii="GHEA Grapalat" w:hAnsi="GHEA Grapalat"/>
-          <w:b/>
-          <w:bCs/>
-          <w:i/>
-          <w:iCs/>
-          <w:lang w:val="hy-AM"/>
-        </w:rPr>
-      </w:pPr>
-    </w:p>
-    <w:p>
-      <w:pPr>
-        <w:ind w:left="720"/>
-        <w:rPr>
-          <w:rFonts w:ascii="GHEA Grapalat" w:hAnsi="GHEA Grapalat"/>
-          <w:b/>
-          <w:bCs/>
-          <w:i/>
-          <w:iCs/>
-          <w:lang w:val="hy-AM"/>
-        </w:rPr>
-      </w:pPr>
-    </w:p>
-    <w:p>
-      <w:pPr>
-        <w:ind w:left="720"/>
-        <w:rPr>
-          <w:rFonts w:ascii="GHEA Grapalat" w:hAnsi="GHEA Grapalat"/>
-          <w:b/>
-          <w:bCs/>
-          <w:i/>
-          <w:iCs/>
-          <w:lang w:val="hy-AM"/>
-        </w:rPr>
-      </w:pPr>
-    </w:p>
-    <w:p>
-      <w:pPr>
-        <w:ind w:left="720"/>
-        <w:rPr>
-          <w:rFonts w:ascii="GHEA Grapalat" w:hAnsi="GHEA Grapalat"/>
-          <w:b/>
-          <w:bCs/>
-          <w:i/>
-          <w:iCs/>
-          <w:lang w:val="hy-AM"/>
-        </w:rPr>
-      </w:pPr>
-    </w:p>
-    <w:p>
-      <w:pPr>
-        <w:ind w:left="720"/>
-        <w:rPr>
-          <w:rFonts w:ascii="GHEA Grapalat" w:hAnsi="GHEA Grapalat"/>
-          <w:b/>
-          <w:bCs/>
-          <w:i/>
-          <w:iCs/>
-          <w:lang w:val="hy-AM"/>
-        </w:rPr>
-      </w:pPr>
-    </w:p>
-    <w:p>
-      <w:pPr>
-        <w:ind w:left="720"/>
-        <w:rPr>
-          <w:rFonts w:ascii="GHEA Grapalat" w:hAnsi="GHEA Grapalat"/>
-          <w:b/>
-          <w:bCs/>
-          <w:i/>
-          <w:iCs/>
-          <w:lang w:val="hy-AM"/>
-        </w:rPr>
-      </w:pPr>
-    </w:p>
-    <w:p>
-      <w:pPr>
-        <w:ind w:left="720"/>
-        <w:rPr>
-          <w:rFonts w:ascii="GHEA Grapalat" w:hAnsi="GHEA Grapalat"/>
-          <w:b/>
-          <w:bCs/>
-          <w:i/>
-          <w:iCs/>
-          <w:lang w:val="hy-AM"/>
-        </w:rPr>
-      </w:pPr>
-    </w:p>
-    <w:p>
-      <w:pPr>
-        <w:ind w:left="720"/>
-        <w:rPr>
-          <w:rFonts w:ascii="GHEA Grapalat" w:hAnsi="GHEA Grapalat"/>
-          <w:b/>
-          <w:bCs/>
-          <w:i/>
-          <w:iCs/>
-          <w:lang w:val="hy-AM"/>
-        </w:rPr>
-      </w:pPr>
-    </w:p>
-    <w:bookmarkEnd w:id="0"/>
-    <w:p>
-      <w:pPr>
-        <w:pStyle w:val="ListParagraph"/>
-        <w:spacing w:line="360" w:lineRule="auto"/>
-        <w:rPr>
-          <w:rFonts w:ascii="GHEA Grapalat" w:hAnsi="GHEA Grapalat"/>
-        </w:rPr>
-      </w:pPr>
+        <w:tabs>
+          <w:tab w:val="left" w:pos="2520"/>
+        </w:tabs>
+        <w:rPr>
+          <w:rFonts w:ascii="GHEA Grapalat" w:hAnsi="GHEA Grapalat"/>
+        </w:rPr>
+      </w:pPr>
+      <w:r>
+        <w:rPr>
+          <w:rFonts w:ascii="GHEA Grapalat" w:hAnsi="GHEA Grapalat"/>
+        </w:rPr>
+        <w:tab/>
+      </w:r>
+      <w:bookmarkStart w:id="12" w:name="_GoBack"/>
+      <w:bookmarkEnd w:id="12"/>
     </w:p>
     <w:sectPr>
       <w:footerReference w:type="default" r:id="rId8"/>
@@ -33369,6 +29390,155 @@
     </w:lvl>
   </w:abstractNum>
   <w:abstractNum w:abstractNumId="2" w15:restartNumberingAfterBreak="0">
+    <w:nsid w:val="07E22112"/>
+    <w:multiLevelType w:val="multilevel"/>
+    <w:tmpl w:val="CC0A2E96"/>
+    <w:lvl w:ilvl="0">
+      <w:start w:val="1"/>
+      <w:numFmt w:val="bullet"/>
+      <w:lvlText w:val=""/>
+      <w:lvlJc w:val="left"/>
+      <w:pPr>
+        <w:tabs>
+          <w:tab w:val="num" w:pos="720"/>
+        </w:tabs>
+        <w:ind w:left="720" w:hanging="360"/>
+      </w:pPr>
+      <w:rPr>
+        <w:rFonts w:ascii="Symbol" w:hAnsi="Symbol" w:hint="default"/>
+        <w:sz w:val="20"/>
+      </w:rPr>
+    </w:lvl>
+    <w:lvl w:ilvl="1" w:tentative="1">
+      <w:start w:val="1"/>
+      <w:numFmt w:val="bullet"/>
+      <w:lvlText w:val=""/>
+      <w:lvlJc w:val="left"/>
+      <w:pPr>
+        <w:tabs>
+          <w:tab w:val="num" w:pos="1440"/>
+        </w:tabs>
+        <w:ind w:left="1440" w:hanging="360"/>
+      </w:pPr>
+      <w:rPr>
+        <w:rFonts w:ascii="Symbol" w:hAnsi="Symbol" w:hint="default"/>
+        <w:sz w:val="20"/>
+      </w:rPr>
+    </w:lvl>
+    <w:lvl w:ilvl="2" w:tentative="1">
+      <w:start w:val="1"/>
+      <w:numFmt w:val="bullet"/>
+      <w:lvlText w:val=""/>
+      <w:lvlJc w:val="left"/>
+      <w:pPr>
+        <w:tabs>
+          <w:tab w:val="num" w:pos="2160"/>
+        </w:tabs>
+        <w:ind w:left="2160" w:hanging="360"/>
+      </w:pPr>
+      <w:rPr>
+        <w:rFonts w:ascii="Symbol" w:hAnsi="Symbol" w:hint="default"/>
+        <w:sz w:val="20"/>
+      </w:rPr>
+    </w:lvl>
+    <w:lvl w:ilvl="3" w:tentative="1">
+      <w:start w:val="1"/>
+      <w:numFmt w:val="bullet"/>
+      <w:lvlText w:val=""/>
+      <w:lvlJc w:val="left"/>
+      <w:pPr>
+        <w:tabs>
+          <w:tab w:val="num" w:pos="2880"/>
+        </w:tabs>
+        <w:ind w:left="2880" w:hanging="360"/>
+      </w:pPr>
+      <w:rPr>
+        <w:rFonts w:ascii="Symbol" w:hAnsi="Symbol" w:hint="default"/>
+        <w:sz w:val="20"/>
+      </w:rPr>
+    </w:lvl>
+    <w:lvl w:ilvl="4" w:tentative="1">
+      <w:start w:val="1"/>
+      <w:numFmt w:val="bullet"/>
+      <w:lvlText w:val=""/>
+      <w:lvlJc w:val="left"/>
+      <w:pPr>
+        <w:tabs>
+          <w:tab w:val="num" w:pos="3600"/>
+        </w:tabs>
+        <w:ind w:left="3600" w:hanging="360"/>
+      </w:pPr>
+      <w:rPr>
+        <w:rFonts w:ascii="Symbol" w:hAnsi="Symbol" w:hint="default"/>
+        <w:sz w:val="20"/>
+      </w:rPr>
+    </w:lvl>
+    <w:lvl w:ilvl="5" w:tentative="1">
+      <w:start w:val="1"/>
+      <w:numFmt w:val="bullet"/>
+      <w:lvlText w:val=""/>
+      <w:lvlJc w:val="left"/>
+      <w:pPr>
+        <w:tabs>
+          <w:tab w:val="num" w:pos="4320"/>
+        </w:tabs>
+        <w:ind w:left="4320" w:hanging="360"/>
+      </w:pPr>
+      <w:rPr>
+        <w:rFonts w:ascii="Symbol" w:hAnsi="Symbol" w:hint="default"/>
+        <w:sz w:val="20"/>
+      </w:rPr>
+    </w:lvl>
+    <w:lvl w:ilvl="6" w:tentative="1">
+      <w:start w:val="1"/>
+      <w:numFmt w:val="bullet"/>
+      <w:lvlText w:val=""/>
+      <w:lvlJc w:val="left"/>
+      <w:pPr>
+        <w:tabs>
+          <w:tab w:val="num" w:pos="5040"/>
+        </w:tabs>
+        <w:ind w:left="5040" w:hanging="360"/>
+      </w:pPr>
+      <w:rPr>
+        <w:rFonts w:ascii="Symbol" w:hAnsi="Symbol" w:hint="default"/>
+        <w:sz w:val="20"/>
+      </w:rPr>
+    </w:lvl>
+    <w:lvl w:ilvl="7" w:tentative="1">
+      <w:start w:val="1"/>
+      <w:numFmt w:val="bullet"/>
+      <w:lvlText w:val=""/>
+      <w:lvlJc w:val="left"/>
+      <w:pPr>
+        <w:tabs>
+          <w:tab w:val="num" w:pos="5760"/>
+        </w:tabs>
+        <w:ind w:left="5760" w:hanging="360"/>
+      </w:pPr>
+      <w:rPr>
+        <w:rFonts w:ascii="Symbol" w:hAnsi="Symbol" w:hint="default"/>
+        <w:sz w:val="20"/>
+      </w:rPr>
+    </w:lvl>
+    <w:lvl w:ilvl="8" w:tentative="1">
+      <w:start w:val="1"/>
+      <w:numFmt w:val="bullet"/>
+      <w:lvlText w:val=""/>
+      <w:lvlJc w:val="left"/>
+      <w:pPr>
+        <w:tabs>
+          <w:tab w:val="num" w:pos="6480"/>
+        </w:tabs>
+        <w:ind w:left="6480" w:hanging="360"/>
+      </w:pPr>
+      <w:rPr>
+        <w:rFonts w:ascii="Symbol" w:hAnsi="Symbol" w:hint="default"/>
+        <w:sz w:val="20"/>
+      </w:rPr>
+    </w:lvl>
+  </w:abstractNum>
+  <w:abstractNum w:abstractNumId="3" w15:restartNumberingAfterBreak="0">
     <w:nsid w:val="0A963FAB"/>
     <w:multiLevelType w:val="multilevel"/>
     <w:tmpl w:val="740C92F8"/>
@@ -33517,7 +29687,7 @@
       </w:rPr>
     </w:lvl>
   </w:abstractNum>
-  <w:abstractNum w:abstractNumId="3" w15:restartNumberingAfterBreak="0">
+  <w:abstractNum w:abstractNumId="4" w15:restartNumberingAfterBreak="0">
     <w:nsid w:val="0C500E16"/>
     <w:multiLevelType w:val="multilevel"/>
     <w:tmpl w:val="14BCE92C"/>
@@ -33666,7 +29836,7 @@
       </w:rPr>
     </w:lvl>
   </w:abstractNum>
-  <w:abstractNum w:abstractNumId="4" w15:restartNumberingAfterBreak="0">
+  <w:abstractNum w:abstractNumId="5" w15:restartNumberingAfterBreak="0">
     <w:nsid w:val="0DEA6C5C"/>
     <w:multiLevelType w:val="multilevel"/>
     <w:tmpl w:val="C3DA111E"/>
@@ -33815,10 +29985,10 @@
       </w:rPr>
     </w:lvl>
   </w:abstractNum>
-  <w:abstractNum w:abstractNumId="5" w15:restartNumberingAfterBreak="0">
-    <w:nsid w:val="238D1AD1"/>
+  <w:abstractNum w:abstractNumId="6" w15:restartNumberingAfterBreak="0">
+    <w:nsid w:val="14262535"/>
     <w:multiLevelType w:val="multilevel"/>
-    <w:tmpl w:val="15F80B58"/>
+    <w:tmpl w:val="4396412A"/>
     <w:lvl w:ilvl="0">
       <w:start w:val="1"/>
       <w:numFmt w:val="bullet"/>
@@ -33964,10 +30134,349 @@
       </w:rPr>
     </w:lvl>
   </w:abstractNum>
-  <w:abstractNum w:abstractNumId="6" w15:restartNumberingAfterBreak="0">
-    <w:nsid w:val="2C0B54D2"/>
+  <w:abstractNum w:abstractNumId="7" w15:restartNumberingAfterBreak="0">
+    <w:nsid w:val="1528655F"/>
     <w:multiLevelType w:val="multilevel"/>
-    <w:tmpl w:val="A6929F50"/>
+    <w:tmpl w:val="965245EA"/>
+    <w:lvl w:ilvl="0">
+      <w:start w:val="8"/>
+      <w:numFmt w:val="decimal"/>
+      <w:lvlText w:val="%1."/>
+      <w:lvlJc w:val="left"/>
+      <w:pPr>
+        <w:tabs>
+          <w:tab w:val="num" w:pos="720"/>
+        </w:tabs>
+        <w:ind w:left="720" w:hanging="360"/>
+      </w:pPr>
+    </w:lvl>
+    <w:lvl w:ilvl="1" w:tentative="1">
+      <w:start w:val="1"/>
+      <w:numFmt w:val="decimal"/>
+      <w:lvlText w:val="%2."/>
+      <w:lvlJc w:val="left"/>
+      <w:pPr>
+        <w:tabs>
+          <w:tab w:val="num" w:pos="1440"/>
+        </w:tabs>
+        <w:ind w:left="1440" w:hanging="360"/>
+      </w:pPr>
+    </w:lvl>
+    <w:lvl w:ilvl="2" w:tentative="1">
+      <w:start w:val="1"/>
+      <w:numFmt w:val="decimal"/>
+      <w:lvlText w:val="%3."/>
+      <w:lvlJc w:val="left"/>
+      <w:pPr>
+        <w:tabs>
+          <w:tab w:val="num" w:pos="2160"/>
+        </w:tabs>
+        <w:ind w:left="2160" w:hanging="360"/>
+      </w:pPr>
+    </w:lvl>
+    <w:lvl w:ilvl="3" w:tentative="1">
+      <w:start w:val="1"/>
+      <w:numFmt w:val="decimal"/>
+      <w:lvlText w:val="%4."/>
+      <w:lvlJc w:val="left"/>
+      <w:pPr>
+        <w:tabs>
+          <w:tab w:val="num" w:pos="2880"/>
+        </w:tabs>
+        <w:ind w:left="2880" w:hanging="360"/>
+      </w:pPr>
+    </w:lvl>
+    <w:lvl w:ilvl="4" w:tentative="1">
+      <w:start w:val="1"/>
+      <w:numFmt w:val="decimal"/>
+      <w:lvlText w:val="%5."/>
+      <w:lvlJc w:val="left"/>
+      <w:pPr>
+        <w:tabs>
+          <w:tab w:val="num" w:pos="3600"/>
+        </w:tabs>
+        <w:ind w:left="3600" w:hanging="360"/>
+      </w:pPr>
+    </w:lvl>
+    <w:lvl w:ilvl="5" w:tentative="1">
+      <w:start w:val="1"/>
+      <w:numFmt w:val="decimal"/>
+      <w:lvlText w:val="%6."/>
+      <w:lvlJc w:val="left"/>
+      <w:pPr>
+        <w:tabs>
+          <w:tab w:val="num" w:pos="4320"/>
+        </w:tabs>
+        <w:ind w:left="4320" w:hanging="360"/>
+      </w:pPr>
+    </w:lvl>
+    <w:lvl w:ilvl="6" w:tentative="1">
+      <w:start w:val="1"/>
+      <w:numFmt w:val="decimal"/>
+      <w:lvlText w:val="%7."/>
+      <w:lvlJc w:val="left"/>
+      <w:pPr>
+        <w:tabs>
+          <w:tab w:val="num" w:pos="5040"/>
+        </w:tabs>
+        <w:ind w:left="5040" w:hanging="360"/>
+      </w:pPr>
+    </w:lvl>
+    <w:lvl w:ilvl="7" w:tentative="1">
+      <w:start w:val="1"/>
+      <w:numFmt w:val="decimal"/>
+      <w:lvlText w:val="%8."/>
+      <w:lvlJc w:val="left"/>
+      <w:pPr>
+        <w:tabs>
+          <w:tab w:val="num" w:pos="5760"/>
+        </w:tabs>
+        <w:ind w:left="5760" w:hanging="360"/>
+      </w:pPr>
+    </w:lvl>
+    <w:lvl w:ilvl="8" w:tentative="1">
+      <w:start w:val="1"/>
+      <w:numFmt w:val="decimal"/>
+      <w:lvlText w:val="%9."/>
+      <w:lvlJc w:val="left"/>
+      <w:pPr>
+        <w:tabs>
+          <w:tab w:val="num" w:pos="6480"/>
+        </w:tabs>
+        <w:ind w:left="6480" w:hanging="360"/>
+      </w:pPr>
+    </w:lvl>
+  </w:abstractNum>
+  <w:abstractNum w:abstractNumId="8" w15:restartNumberingAfterBreak="0">
+    <w:nsid w:val="1E711ADF"/>
+    <w:multiLevelType w:val="multilevel"/>
+    <w:tmpl w:val="0CF8CC64"/>
+    <w:lvl w:ilvl="0">
+      <w:start w:val="1"/>
+      <w:numFmt w:val="decimal"/>
+      <w:lvlText w:val="%1."/>
+      <w:lvlJc w:val="left"/>
+      <w:pPr>
+        <w:tabs>
+          <w:tab w:val="num" w:pos="720"/>
+        </w:tabs>
+        <w:ind w:left="720" w:hanging="360"/>
+      </w:pPr>
+    </w:lvl>
+    <w:lvl w:ilvl="1" w:tentative="1">
+      <w:start w:val="1"/>
+      <w:numFmt w:val="decimal"/>
+      <w:lvlText w:val="%2."/>
+      <w:lvlJc w:val="left"/>
+      <w:pPr>
+        <w:tabs>
+          <w:tab w:val="num" w:pos="1440"/>
+        </w:tabs>
+        <w:ind w:left="1440" w:hanging="360"/>
+      </w:pPr>
+    </w:lvl>
+    <w:lvl w:ilvl="2" w:tentative="1">
+      <w:start w:val="1"/>
+      <w:numFmt w:val="decimal"/>
+      <w:lvlText w:val="%3."/>
+      <w:lvlJc w:val="left"/>
+      <w:pPr>
+        <w:tabs>
+          <w:tab w:val="num" w:pos="2160"/>
+        </w:tabs>
+        <w:ind w:left="2160" w:hanging="360"/>
+      </w:pPr>
+    </w:lvl>
+    <w:lvl w:ilvl="3" w:tentative="1">
+      <w:start w:val="1"/>
+      <w:numFmt w:val="decimal"/>
+      <w:lvlText w:val="%4."/>
+      <w:lvlJc w:val="left"/>
+      <w:pPr>
+        <w:tabs>
+          <w:tab w:val="num" w:pos="2880"/>
+        </w:tabs>
+        <w:ind w:left="2880" w:hanging="360"/>
+      </w:pPr>
+    </w:lvl>
+    <w:lvl w:ilvl="4" w:tentative="1">
+      <w:start w:val="1"/>
+      <w:numFmt w:val="decimal"/>
+      <w:lvlText w:val="%5."/>
+      <w:lvlJc w:val="left"/>
+      <w:pPr>
+        <w:tabs>
+          <w:tab w:val="num" w:pos="3600"/>
+        </w:tabs>
+        <w:ind w:left="3600" w:hanging="360"/>
+      </w:pPr>
+    </w:lvl>
+    <w:lvl w:ilvl="5" w:tentative="1">
+      <w:start w:val="1"/>
+      <w:numFmt w:val="decimal"/>
+      <w:lvlText w:val="%6."/>
+      <w:lvlJc w:val="left"/>
+      <w:pPr>
+        <w:tabs>
+          <w:tab w:val="num" w:pos="4320"/>
+        </w:tabs>
+        <w:ind w:left="4320" w:hanging="360"/>
+      </w:pPr>
+    </w:lvl>
+    <w:lvl w:ilvl="6" w:tentative="1">
+      <w:start w:val="1"/>
+      <w:numFmt w:val="decimal"/>
+      <w:lvlText w:val="%7."/>
+      <w:lvlJc w:val="left"/>
+      <w:pPr>
+        <w:tabs>
+          <w:tab w:val="num" w:pos="5040"/>
+        </w:tabs>
+        <w:ind w:left="5040" w:hanging="360"/>
+      </w:pPr>
+    </w:lvl>
+    <w:lvl w:ilvl="7" w:tentative="1">
+      <w:start w:val="1"/>
+      <w:numFmt w:val="decimal"/>
+      <w:lvlText w:val="%8."/>
+      <w:lvlJc w:val="left"/>
+      <w:pPr>
+        <w:tabs>
+          <w:tab w:val="num" w:pos="5760"/>
+        </w:tabs>
+        <w:ind w:left="5760" w:hanging="360"/>
+      </w:pPr>
+    </w:lvl>
+    <w:lvl w:ilvl="8" w:tentative="1">
+      <w:start w:val="1"/>
+      <w:numFmt w:val="decimal"/>
+      <w:lvlText w:val="%9."/>
+      <w:lvlJc w:val="left"/>
+      <w:pPr>
+        <w:tabs>
+          <w:tab w:val="num" w:pos="6480"/>
+        </w:tabs>
+        <w:ind w:left="6480" w:hanging="360"/>
+      </w:pPr>
+    </w:lvl>
+  </w:abstractNum>
+  <w:abstractNum w:abstractNumId="9" w15:restartNumberingAfterBreak="0">
+    <w:nsid w:val="204064ED"/>
+    <w:multiLevelType w:val="multilevel"/>
+    <w:tmpl w:val="45842FAC"/>
+    <w:lvl w:ilvl="0">
+      <w:start w:val="7"/>
+      <w:numFmt w:val="decimal"/>
+      <w:lvlText w:val="%1."/>
+      <w:lvlJc w:val="left"/>
+      <w:pPr>
+        <w:tabs>
+          <w:tab w:val="num" w:pos="720"/>
+        </w:tabs>
+        <w:ind w:left="720" w:hanging="360"/>
+      </w:pPr>
+    </w:lvl>
+    <w:lvl w:ilvl="1" w:tentative="1">
+      <w:start w:val="1"/>
+      <w:numFmt w:val="decimal"/>
+      <w:lvlText w:val="%2."/>
+      <w:lvlJc w:val="left"/>
+      <w:pPr>
+        <w:tabs>
+          <w:tab w:val="num" w:pos="1440"/>
+        </w:tabs>
+        <w:ind w:left="1440" w:hanging="360"/>
+      </w:pPr>
+    </w:lvl>
+    <w:lvl w:ilvl="2" w:tentative="1">
+      <w:start w:val="1"/>
+      <w:numFmt w:val="decimal"/>
+      <w:lvlText w:val="%3."/>
+      <w:lvlJc w:val="left"/>
+      <w:pPr>
+        <w:tabs>
+          <w:tab w:val="num" w:pos="2160"/>
+        </w:tabs>
+        <w:ind w:left="2160" w:hanging="360"/>
+      </w:pPr>
+    </w:lvl>
+    <w:lvl w:ilvl="3" w:tentative="1">
+      <w:start w:val="1"/>
+      <w:numFmt w:val="decimal"/>
+      <w:lvlText w:val="%4."/>
+      <w:lvlJc w:val="left"/>
+      <w:pPr>
+        <w:tabs>
+          <w:tab w:val="num" w:pos="2880"/>
+        </w:tabs>
+        <w:ind w:left="2880" w:hanging="360"/>
+      </w:pPr>
+    </w:lvl>
+    <w:lvl w:ilvl="4" w:tentative="1">
+      <w:start w:val="1"/>
+      <w:numFmt w:val="decimal"/>
+      <w:lvlText w:val="%5."/>
+      <w:lvlJc w:val="left"/>
+      <w:pPr>
+        <w:tabs>
+          <w:tab w:val="num" w:pos="3600"/>
+        </w:tabs>
+        <w:ind w:left="3600" w:hanging="360"/>
+      </w:pPr>
+    </w:lvl>
+    <w:lvl w:ilvl="5" w:tentative="1">
+      <w:start w:val="1"/>
+      <w:numFmt w:val="decimal"/>
+      <w:lvlText w:val="%6."/>
+      <w:lvlJc w:val="left"/>
+      <w:pPr>
+        <w:tabs>
+          <w:tab w:val="num" w:pos="4320"/>
+        </w:tabs>
+        <w:ind w:left="4320" w:hanging="360"/>
+      </w:pPr>
+    </w:lvl>
+    <w:lvl w:ilvl="6" w:tentative="1">
+      <w:start w:val="1"/>
+      <w:numFmt w:val="decimal"/>
+      <w:lvlText w:val="%7."/>
+      <w:lvlJc w:val="left"/>
+      <w:pPr>
+        <w:tabs>
+          <w:tab w:val="num" w:pos="5040"/>
+        </w:tabs>
+        <w:ind w:left="5040" w:hanging="360"/>
+      </w:pPr>
+    </w:lvl>
+    <w:lvl w:ilvl="7" w:tentative="1">
+      <w:start w:val="1"/>
+      <w:numFmt w:val="decimal"/>
+      <w:lvlText w:val="%8."/>
+      <w:lvlJc w:val="left"/>
+      <w:pPr>
+        <w:tabs>
+          <w:tab w:val="num" w:pos="5760"/>
+        </w:tabs>
+        <w:ind w:left="5760" w:hanging="360"/>
+      </w:pPr>
+    </w:lvl>
+    <w:lvl w:ilvl="8" w:tentative="1">
+      <w:start w:val="1"/>
+      <w:numFmt w:val="decimal"/>
+      <w:lvlText w:val="%9."/>
+      <w:lvlJc w:val="left"/>
+      <w:pPr>
+        <w:tabs>
+          <w:tab w:val="num" w:pos="6480"/>
+        </w:tabs>
+        <w:ind w:left="6480" w:hanging="360"/>
+      </w:pPr>
+    </w:lvl>
+  </w:abstractNum>
+  <w:abstractNum w:abstractNumId="10" w15:restartNumberingAfterBreak="0">
+    <w:nsid w:val="238D1AD1"/>
+    <w:multiLevelType w:val="multilevel"/>
+    <w:tmpl w:val="15F80B58"/>
     <w:lvl w:ilvl="0">
       <w:start w:val="1"/>
       <w:numFmt w:val="bullet"/>
@@ -34113,7 +30622,418 @@
       </w:rPr>
     </w:lvl>
   </w:abstractNum>
-  <w:abstractNum w:abstractNumId="7" w15:restartNumberingAfterBreak="0">
+  <w:abstractNum w:abstractNumId="11" w15:restartNumberingAfterBreak="0">
+    <w:nsid w:val="25086343"/>
+    <w:multiLevelType w:val="multilevel"/>
+    <w:tmpl w:val="B8148802"/>
+    <w:lvl w:ilvl="0">
+      <w:start w:val="1"/>
+      <w:numFmt w:val="bullet"/>
+      <w:lvlText w:val=""/>
+      <w:lvlJc w:val="left"/>
+      <w:pPr>
+        <w:tabs>
+          <w:tab w:val="num" w:pos="720"/>
+        </w:tabs>
+        <w:ind w:left="720" w:hanging="360"/>
+      </w:pPr>
+      <w:rPr>
+        <w:rFonts w:ascii="Symbol" w:hAnsi="Symbol" w:hint="default"/>
+        <w:sz w:val="20"/>
+      </w:rPr>
+    </w:lvl>
+    <w:lvl w:ilvl="1" w:tentative="1">
+      <w:start w:val="1"/>
+      <w:numFmt w:val="bullet"/>
+      <w:lvlText w:val=""/>
+      <w:lvlJc w:val="left"/>
+      <w:pPr>
+        <w:tabs>
+          <w:tab w:val="num" w:pos="1440"/>
+        </w:tabs>
+        <w:ind w:left="1440" w:hanging="360"/>
+      </w:pPr>
+      <w:rPr>
+        <w:rFonts w:ascii="Symbol" w:hAnsi="Symbol" w:hint="default"/>
+        <w:sz w:val="20"/>
+      </w:rPr>
+    </w:lvl>
+    <w:lvl w:ilvl="2" w:tentative="1">
+      <w:start w:val="1"/>
+      <w:numFmt w:val="bullet"/>
+      <w:lvlText w:val=""/>
+      <w:lvlJc w:val="left"/>
+      <w:pPr>
+        <w:tabs>
+          <w:tab w:val="num" w:pos="2160"/>
+        </w:tabs>
+        <w:ind w:left="2160" w:hanging="360"/>
+      </w:pPr>
+      <w:rPr>
+        <w:rFonts w:ascii="Symbol" w:hAnsi="Symbol" w:hint="default"/>
+        <w:sz w:val="20"/>
+      </w:rPr>
+    </w:lvl>
+    <w:lvl w:ilvl="3" w:tentative="1">
+      <w:start w:val="1"/>
+      <w:numFmt w:val="bullet"/>
+      <w:lvlText w:val=""/>
+      <w:lvlJc w:val="left"/>
+      <w:pPr>
+        <w:tabs>
+          <w:tab w:val="num" w:pos="2880"/>
+        </w:tabs>
+        <w:ind w:left="2880" w:hanging="360"/>
+      </w:pPr>
+      <w:rPr>
+        <w:rFonts w:ascii="Symbol" w:hAnsi="Symbol" w:hint="default"/>
+        <w:sz w:val="20"/>
+      </w:rPr>
+    </w:lvl>
+    <w:lvl w:ilvl="4" w:tentative="1">
+      <w:start w:val="1"/>
+      <w:numFmt w:val="bullet"/>
+      <w:lvlText w:val=""/>
+      <w:lvlJc w:val="left"/>
+      <w:pPr>
+        <w:tabs>
+          <w:tab w:val="num" w:pos="3600"/>
+        </w:tabs>
+        <w:ind w:left="3600" w:hanging="360"/>
+      </w:pPr>
+      <w:rPr>
+        <w:rFonts w:ascii="Symbol" w:hAnsi="Symbol" w:hint="default"/>
+        <w:sz w:val="20"/>
+      </w:rPr>
+    </w:lvl>
+    <w:lvl w:ilvl="5" w:tentative="1">
+      <w:start w:val="1"/>
+      <w:numFmt w:val="bullet"/>
+      <w:lvlText w:val=""/>
+      <w:lvlJc w:val="left"/>
+      <w:pPr>
+        <w:tabs>
+          <w:tab w:val="num" w:pos="4320"/>
+        </w:tabs>
+        <w:ind w:left="4320" w:hanging="360"/>
+      </w:pPr>
+      <w:rPr>
+        <w:rFonts w:ascii="Symbol" w:hAnsi="Symbol" w:hint="default"/>
+        <w:sz w:val="20"/>
+      </w:rPr>
+    </w:lvl>
+    <w:lvl w:ilvl="6" w:tentative="1">
+      <w:start w:val="1"/>
+      <w:numFmt w:val="bullet"/>
+      <w:lvlText w:val=""/>
+      <w:lvlJc w:val="left"/>
+      <w:pPr>
+        <w:tabs>
+          <w:tab w:val="num" w:pos="5040"/>
+        </w:tabs>
+        <w:ind w:left="5040" w:hanging="360"/>
+      </w:pPr>
+      <w:rPr>
+        <w:rFonts w:ascii="Symbol" w:hAnsi="Symbol" w:hint="default"/>
+        <w:sz w:val="20"/>
+      </w:rPr>
+    </w:lvl>
+    <w:lvl w:ilvl="7" w:tentative="1">
+      <w:start w:val="1"/>
+      <w:numFmt w:val="bullet"/>
+      <w:lvlText w:val=""/>
+      <w:lvlJc w:val="left"/>
+      <w:pPr>
+        <w:tabs>
+          <w:tab w:val="num" w:pos="5760"/>
+        </w:tabs>
+        <w:ind w:left="5760" w:hanging="360"/>
+      </w:pPr>
+      <w:rPr>
+        <w:rFonts w:ascii="Symbol" w:hAnsi="Symbol" w:hint="default"/>
+        <w:sz w:val="20"/>
+      </w:rPr>
+    </w:lvl>
+    <w:lvl w:ilvl="8" w:tentative="1">
+      <w:start w:val="1"/>
+      <w:numFmt w:val="bullet"/>
+      <w:lvlText w:val=""/>
+      <w:lvlJc w:val="left"/>
+      <w:pPr>
+        <w:tabs>
+          <w:tab w:val="num" w:pos="6480"/>
+        </w:tabs>
+        <w:ind w:left="6480" w:hanging="360"/>
+      </w:pPr>
+      <w:rPr>
+        <w:rFonts w:ascii="Symbol" w:hAnsi="Symbol" w:hint="default"/>
+        <w:sz w:val="20"/>
+      </w:rPr>
+    </w:lvl>
+  </w:abstractNum>
+  <w:abstractNum w:abstractNumId="12" w15:restartNumberingAfterBreak="0">
+    <w:nsid w:val="2C0B54D2"/>
+    <w:multiLevelType w:val="multilevel"/>
+    <w:tmpl w:val="A6929F50"/>
+    <w:lvl w:ilvl="0">
+      <w:start w:val="1"/>
+      <w:numFmt w:val="bullet"/>
+      <w:lvlText w:val=""/>
+      <w:lvlJc w:val="left"/>
+      <w:pPr>
+        <w:tabs>
+          <w:tab w:val="num" w:pos="720"/>
+        </w:tabs>
+        <w:ind w:left="720" w:hanging="360"/>
+      </w:pPr>
+      <w:rPr>
+        <w:rFonts w:ascii="Symbol" w:hAnsi="Symbol" w:hint="default"/>
+        <w:sz w:val="20"/>
+      </w:rPr>
+    </w:lvl>
+    <w:lvl w:ilvl="1" w:tentative="1">
+      <w:start w:val="1"/>
+      <w:numFmt w:val="bullet"/>
+      <w:lvlText w:val="o"/>
+      <w:lvlJc w:val="left"/>
+      <w:pPr>
+        <w:tabs>
+          <w:tab w:val="num" w:pos="1440"/>
+        </w:tabs>
+        <w:ind w:left="1440" w:hanging="360"/>
+      </w:pPr>
+      <w:rPr>
+        <w:rFonts w:ascii="Courier New" w:hAnsi="Courier New" w:hint="default"/>
+        <w:sz w:val="20"/>
+      </w:rPr>
+    </w:lvl>
+    <w:lvl w:ilvl="2" w:tentative="1">
+      <w:start w:val="1"/>
+      <w:numFmt w:val="bullet"/>
+      <w:lvlText w:val=""/>
+      <w:lvlJc w:val="left"/>
+      <w:pPr>
+        <w:tabs>
+          <w:tab w:val="num" w:pos="2160"/>
+        </w:tabs>
+        <w:ind w:left="2160" w:hanging="360"/>
+      </w:pPr>
+      <w:rPr>
+        <w:rFonts w:ascii="Wingdings" w:hAnsi="Wingdings" w:hint="default"/>
+        <w:sz w:val="20"/>
+      </w:rPr>
+    </w:lvl>
+    <w:lvl w:ilvl="3" w:tentative="1">
+      <w:start w:val="1"/>
+      <w:numFmt w:val="bullet"/>
+      <w:lvlText w:val=""/>
+      <w:lvlJc w:val="left"/>
+      <w:pPr>
+        <w:tabs>
+          <w:tab w:val="num" w:pos="2880"/>
+        </w:tabs>
+        <w:ind w:left="2880" w:hanging="360"/>
+      </w:pPr>
+      <w:rPr>
+        <w:rFonts w:ascii="Wingdings" w:hAnsi="Wingdings" w:hint="default"/>
+        <w:sz w:val="20"/>
+      </w:rPr>
+    </w:lvl>
+    <w:lvl w:ilvl="4" w:tentative="1">
+      <w:start w:val="1"/>
+      <w:numFmt w:val="bullet"/>
+      <w:lvlText w:val=""/>
+      <w:lvlJc w:val="left"/>
+      <w:pPr>
+        <w:tabs>
+          <w:tab w:val="num" w:pos="3600"/>
+        </w:tabs>
+        <w:ind w:left="3600" w:hanging="360"/>
+      </w:pPr>
+      <w:rPr>
+        <w:rFonts w:ascii="Wingdings" w:hAnsi="Wingdings" w:hint="default"/>
+        <w:sz w:val="20"/>
+      </w:rPr>
+    </w:lvl>
+    <w:lvl w:ilvl="5" w:tentative="1">
+      <w:start w:val="1"/>
+      <w:numFmt w:val="bullet"/>
+      <w:lvlText w:val=""/>
+      <w:lvlJc w:val="left"/>
+      <w:pPr>
+        <w:tabs>
+          <w:tab w:val="num" w:pos="4320"/>
+        </w:tabs>
+        <w:ind w:left="4320" w:hanging="360"/>
+      </w:pPr>
+      <w:rPr>
+        <w:rFonts w:ascii="Wingdings" w:hAnsi="Wingdings" w:hint="default"/>
+        <w:sz w:val="20"/>
+      </w:rPr>
+    </w:lvl>
+    <w:lvl w:ilvl="6" w:tentative="1">
+      <w:start w:val="1"/>
+      <w:numFmt w:val="bullet"/>
+      <w:lvlText w:val=""/>
+      <w:lvlJc w:val="left"/>
+      <w:pPr>
+        <w:tabs>
+          <w:tab w:val="num" w:pos="5040"/>
+        </w:tabs>
+        <w:ind w:left="5040" w:hanging="360"/>
+      </w:pPr>
+      <w:rPr>
+        <w:rFonts w:ascii="Wingdings" w:hAnsi="Wingdings" w:hint="default"/>
+        <w:sz w:val="20"/>
+      </w:rPr>
+    </w:lvl>
+    <w:lvl w:ilvl="7" w:tentative="1">
+      <w:start w:val="1"/>
+      <w:numFmt w:val="bullet"/>
+      <w:lvlText w:val=""/>
+      <w:lvlJc w:val="left"/>
+      <w:pPr>
+        <w:tabs>
+          <w:tab w:val="num" w:pos="5760"/>
+        </w:tabs>
+        <w:ind w:left="5760" w:hanging="360"/>
+      </w:pPr>
+      <w:rPr>
+        <w:rFonts w:ascii="Wingdings" w:hAnsi="Wingdings" w:hint="default"/>
+        <w:sz w:val="20"/>
+      </w:rPr>
+    </w:lvl>
+    <w:lvl w:ilvl="8" w:tentative="1">
+      <w:start w:val="1"/>
+      <w:numFmt w:val="bullet"/>
+      <w:lvlText w:val=""/>
+      <w:lvlJc w:val="left"/>
+      <w:pPr>
+        <w:tabs>
+          <w:tab w:val="num" w:pos="6480"/>
+        </w:tabs>
+        <w:ind w:left="6480" w:hanging="360"/>
+      </w:pPr>
+      <w:rPr>
+        <w:rFonts w:ascii="Wingdings" w:hAnsi="Wingdings" w:hint="default"/>
+        <w:sz w:val="20"/>
+      </w:rPr>
+    </w:lvl>
+  </w:abstractNum>
+  <w:abstractNum w:abstractNumId="13" w15:restartNumberingAfterBreak="0">
+    <w:nsid w:val="32E52B0E"/>
+    <w:multiLevelType w:val="multilevel"/>
+    <w:tmpl w:val="C6285F6E"/>
+    <w:lvl w:ilvl="0">
+      <w:start w:val="1"/>
+      <w:numFmt w:val="decimal"/>
+      <w:lvlText w:val="%1."/>
+      <w:lvlJc w:val="left"/>
+      <w:pPr>
+        <w:tabs>
+          <w:tab w:val="num" w:pos="720"/>
+        </w:tabs>
+        <w:ind w:left="720" w:hanging="360"/>
+      </w:pPr>
+    </w:lvl>
+    <w:lvl w:ilvl="1" w:tentative="1">
+      <w:start w:val="1"/>
+      <w:numFmt w:val="decimal"/>
+      <w:lvlText w:val="%2."/>
+      <w:lvlJc w:val="left"/>
+      <w:pPr>
+        <w:tabs>
+          <w:tab w:val="num" w:pos="1440"/>
+        </w:tabs>
+        <w:ind w:left="1440" w:hanging="360"/>
+      </w:pPr>
+    </w:lvl>
+    <w:lvl w:ilvl="2" w:tentative="1">
+      <w:start w:val="1"/>
+      <w:numFmt w:val="decimal"/>
+      <w:lvlText w:val="%3."/>
+      <w:lvlJc w:val="left"/>
+      <w:pPr>
+        <w:tabs>
+          <w:tab w:val="num" w:pos="2160"/>
+        </w:tabs>
+        <w:ind w:left="2160" w:hanging="360"/>
+      </w:pPr>
+    </w:lvl>
+    <w:lvl w:ilvl="3" w:tentative="1">
+      <w:start w:val="1"/>
+      <w:numFmt w:val="decimal"/>
+      <w:lvlText w:val="%4."/>
+      <w:lvlJc w:val="left"/>
+      <w:pPr>
+        <w:tabs>
+          <w:tab w:val="num" w:pos="2880"/>
+        </w:tabs>
+        <w:ind w:left="2880" w:hanging="360"/>
+      </w:pPr>
+    </w:lvl>
+    <w:lvl w:ilvl="4" w:tentative="1">
+      <w:start w:val="1"/>
+      <w:numFmt w:val="decimal"/>
+      <w:lvlText w:val="%5."/>
+      <w:lvlJc w:val="left"/>
+      <w:pPr>
+        <w:tabs>
+          <w:tab w:val="num" w:pos="3600"/>
+        </w:tabs>
+        <w:ind w:left="3600" w:hanging="360"/>
+      </w:pPr>
+    </w:lvl>
+    <w:lvl w:ilvl="5" w:tentative="1">
+      <w:start w:val="1"/>
+      <w:numFmt w:val="decimal"/>
+      <w:lvlText w:val="%6."/>
+      <w:lvlJc w:val="left"/>
+      <w:pPr>
+        <w:tabs>
+          <w:tab w:val="num" w:pos="4320"/>
+        </w:tabs>
+        <w:ind w:left="4320" w:hanging="360"/>
+      </w:pPr>
+    </w:lvl>
+    <w:lvl w:ilvl="6" w:tentative="1">
+      <w:start w:val="1"/>
+      <w:numFmt w:val="decimal"/>
+      <w:lvlText w:val="%7."/>
+      <w:lvlJc w:val="left"/>
+      <w:pPr>
+        <w:tabs>
+          <w:tab w:val="num" w:pos="5040"/>
+        </w:tabs>
+        <w:ind w:left="5040" w:hanging="360"/>
+      </w:pPr>
+    </w:lvl>
+    <w:lvl w:ilvl="7" w:tentative="1">
+      <w:start w:val="1"/>
+      <w:numFmt w:val="decimal"/>
+      <w:lvlText w:val="%8."/>
+      <w:lvlJc w:val="left"/>
+      <w:pPr>
+        <w:tabs>
+          <w:tab w:val="num" w:pos="5760"/>
+        </w:tabs>
+        <w:ind w:left="5760" w:hanging="360"/>
+      </w:pPr>
+    </w:lvl>
+    <w:lvl w:ilvl="8" w:tentative="1">
+      <w:start w:val="1"/>
+      <w:numFmt w:val="decimal"/>
+      <w:lvlText w:val="%9."/>
+      <w:lvlJc w:val="left"/>
+      <w:pPr>
+        <w:tabs>
+          <w:tab w:val="num" w:pos="6480"/>
+        </w:tabs>
+        <w:ind w:left="6480" w:hanging="360"/>
+      </w:pPr>
+    </w:lvl>
+  </w:abstractNum>
+  <w:abstractNum w:abstractNumId="14" w15:restartNumberingAfterBreak="0">
     <w:nsid w:val="32F772D2"/>
     <w:multiLevelType w:val="multilevel"/>
     <w:tmpl w:val="3FF2AB1C"/>
@@ -34234,7 +31154,233 @@
       </w:pPr>
     </w:lvl>
   </w:abstractNum>
-  <w:abstractNum w:abstractNumId="8" w15:restartNumberingAfterBreak="0">
+  <w:abstractNum w:abstractNumId="15" w15:restartNumberingAfterBreak="0">
+    <w:nsid w:val="33B90966"/>
+    <w:multiLevelType w:val="multilevel"/>
+    <w:tmpl w:val="6C0A2772"/>
+    <w:lvl w:ilvl="0">
+      <w:start w:val="2"/>
+      <w:numFmt w:val="decimal"/>
+      <w:lvlText w:val="%1."/>
+      <w:lvlJc w:val="left"/>
+      <w:pPr>
+        <w:tabs>
+          <w:tab w:val="num" w:pos="720"/>
+        </w:tabs>
+        <w:ind w:left="720" w:hanging="360"/>
+      </w:pPr>
+    </w:lvl>
+    <w:lvl w:ilvl="1" w:tentative="1">
+      <w:start w:val="1"/>
+      <w:numFmt w:val="decimal"/>
+      <w:lvlText w:val="%2."/>
+      <w:lvlJc w:val="left"/>
+      <w:pPr>
+        <w:tabs>
+          <w:tab w:val="num" w:pos="1440"/>
+        </w:tabs>
+        <w:ind w:left="1440" w:hanging="360"/>
+      </w:pPr>
+    </w:lvl>
+    <w:lvl w:ilvl="2" w:tentative="1">
+      <w:start w:val="1"/>
+      <w:numFmt w:val="decimal"/>
+      <w:lvlText w:val="%3."/>
+      <w:lvlJc w:val="left"/>
+      <w:pPr>
+        <w:tabs>
+          <w:tab w:val="num" w:pos="2160"/>
+        </w:tabs>
+        <w:ind w:left="2160" w:hanging="360"/>
+      </w:pPr>
+    </w:lvl>
+    <w:lvl w:ilvl="3" w:tentative="1">
+      <w:start w:val="1"/>
+      <w:numFmt w:val="decimal"/>
+      <w:lvlText w:val="%4."/>
+      <w:lvlJc w:val="left"/>
+      <w:pPr>
+        <w:tabs>
+          <w:tab w:val="num" w:pos="2880"/>
+        </w:tabs>
+        <w:ind w:left="2880" w:hanging="360"/>
+      </w:pPr>
+    </w:lvl>
+    <w:lvl w:ilvl="4" w:tentative="1">
+      <w:start w:val="1"/>
+      <w:numFmt w:val="decimal"/>
+      <w:lvlText w:val="%5."/>
+      <w:lvlJc w:val="left"/>
+      <w:pPr>
+        <w:tabs>
+          <w:tab w:val="num" w:pos="3600"/>
+        </w:tabs>
+        <w:ind w:left="3600" w:hanging="360"/>
+      </w:pPr>
+    </w:lvl>
+    <w:lvl w:ilvl="5" w:tentative="1">
+      <w:start w:val="1"/>
+      <w:numFmt w:val="decimal"/>
+      <w:lvlText w:val="%6."/>
+      <w:lvlJc w:val="left"/>
+      <w:pPr>
+        <w:tabs>
+          <w:tab w:val="num" w:pos="4320"/>
+        </w:tabs>
+        <w:ind w:left="4320" w:hanging="360"/>
+      </w:pPr>
+    </w:lvl>
+    <w:lvl w:ilvl="6" w:tentative="1">
+      <w:start w:val="1"/>
+      <w:numFmt w:val="decimal"/>
+      <w:lvlText w:val="%7."/>
+      <w:lvlJc w:val="left"/>
+      <w:pPr>
+        <w:tabs>
+          <w:tab w:val="num" w:pos="5040"/>
+        </w:tabs>
+        <w:ind w:left="5040" w:hanging="360"/>
+      </w:pPr>
+    </w:lvl>
+    <w:lvl w:ilvl="7" w:tentative="1">
+      <w:start w:val="1"/>
+      <w:numFmt w:val="decimal"/>
+      <w:lvlText w:val="%8."/>
+      <w:lvlJc w:val="left"/>
+      <w:pPr>
+        <w:tabs>
+          <w:tab w:val="num" w:pos="5760"/>
+        </w:tabs>
+        <w:ind w:left="5760" w:hanging="360"/>
+      </w:pPr>
+    </w:lvl>
+    <w:lvl w:ilvl="8" w:tentative="1">
+      <w:start w:val="1"/>
+      <w:numFmt w:val="decimal"/>
+      <w:lvlText w:val="%9."/>
+      <w:lvlJc w:val="left"/>
+      <w:pPr>
+        <w:tabs>
+          <w:tab w:val="num" w:pos="6480"/>
+        </w:tabs>
+        <w:ind w:left="6480" w:hanging="360"/>
+      </w:pPr>
+    </w:lvl>
+  </w:abstractNum>
+  <w:abstractNum w:abstractNumId="16" w15:restartNumberingAfterBreak="0">
+    <w:nsid w:val="356F13EB"/>
+    <w:multiLevelType w:val="multilevel"/>
+    <w:tmpl w:val="A6523E54"/>
+    <w:lvl w:ilvl="0">
+      <w:start w:val="6"/>
+      <w:numFmt w:val="decimal"/>
+      <w:lvlText w:val="%1."/>
+      <w:lvlJc w:val="left"/>
+      <w:pPr>
+        <w:tabs>
+          <w:tab w:val="num" w:pos="720"/>
+        </w:tabs>
+        <w:ind w:left="720" w:hanging="360"/>
+      </w:pPr>
+    </w:lvl>
+    <w:lvl w:ilvl="1" w:tentative="1">
+      <w:start w:val="1"/>
+      <w:numFmt w:val="decimal"/>
+      <w:lvlText w:val="%2."/>
+      <w:lvlJc w:val="left"/>
+      <w:pPr>
+        <w:tabs>
+          <w:tab w:val="num" w:pos="1440"/>
+        </w:tabs>
+        <w:ind w:left="1440" w:hanging="360"/>
+      </w:pPr>
+    </w:lvl>
+    <w:lvl w:ilvl="2" w:tentative="1">
+      <w:start w:val="1"/>
+      <w:numFmt w:val="decimal"/>
+      <w:lvlText w:val="%3."/>
+      <w:lvlJc w:val="left"/>
+      <w:pPr>
+        <w:tabs>
+          <w:tab w:val="num" w:pos="2160"/>
+        </w:tabs>
+        <w:ind w:left="2160" w:hanging="360"/>
+      </w:pPr>
+    </w:lvl>
+    <w:lvl w:ilvl="3" w:tentative="1">
+      <w:start w:val="1"/>
+      <w:numFmt w:val="decimal"/>
+      <w:lvlText w:val="%4."/>
+      <w:lvlJc w:val="left"/>
+      <w:pPr>
+        <w:tabs>
+          <w:tab w:val="num" w:pos="2880"/>
+        </w:tabs>
+        <w:ind w:left="2880" w:hanging="360"/>
+      </w:pPr>
+    </w:lvl>
+    <w:lvl w:ilvl="4" w:tentative="1">
+      <w:start w:val="1"/>
+      <w:numFmt w:val="decimal"/>
+      <w:lvlText w:val="%5."/>
+      <w:lvlJc w:val="left"/>
+      <w:pPr>
+        <w:tabs>
+          <w:tab w:val="num" w:pos="3600"/>
+        </w:tabs>
+        <w:ind w:left="3600" w:hanging="360"/>
+      </w:pPr>
+    </w:lvl>
+    <w:lvl w:ilvl="5" w:tentative="1">
+      <w:start w:val="1"/>
+      <w:numFmt w:val="decimal"/>
+      <w:lvlText w:val="%6."/>
+      <w:lvlJc w:val="left"/>
+      <w:pPr>
+        <w:tabs>
+          <w:tab w:val="num" w:pos="4320"/>
+        </w:tabs>
+        <w:ind w:left="4320" w:hanging="360"/>
+      </w:pPr>
+    </w:lvl>
+    <w:lvl w:ilvl="6" w:tentative="1">
+      <w:start w:val="1"/>
+      <w:numFmt w:val="decimal"/>
+      <w:lvlText w:val="%7."/>
+      <w:lvlJc w:val="left"/>
+      <w:pPr>
+        <w:tabs>
+          <w:tab w:val="num" w:pos="5040"/>
+        </w:tabs>
+        <w:ind w:left="5040" w:hanging="360"/>
+      </w:pPr>
+    </w:lvl>
+    <w:lvl w:ilvl="7" w:tentative="1">
+      <w:start w:val="1"/>
+      <w:numFmt w:val="decimal"/>
+      <w:lvlText w:val="%8."/>
+      <w:lvlJc w:val="left"/>
+      <w:pPr>
+        <w:tabs>
+          <w:tab w:val="num" w:pos="5760"/>
+        </w:tabs>
+        <w:ind w:left="5760" w:hanging="360"/>
+      </w:pPr>
+    </w:lvl>
+    <w:lvl w:ilvl="8" w:tentative="1">
+      <w:start w:val="1"/>
+      <w:numFmt w:val="decimal"/>
+      <w:lvlText w:val="%9."/>
+      <w:lvlJc w:val="left"/>
+      <w:pPr>
+        <w:tabs>
+          <w:tab w:val="num" w:pos="6480"/>
+        </w:tabs>
+        <w:ind w:left="6480" w:hanging="360"/>
+      </w:pPr>
+    </w:lvl>
+  </w:abstractNum>
+  <w:abstractNum w:abstractNumId="17" w15:restartNumberingAfterBreak="0">
     <w:nsid w:val="35D72E33"/>
     <w:multiLevelType w:val="hybridMultilevel"/>
     <w:tmpl w:val="3D4CFE4C"/>
@@ -34323,10 +31469,10 @@
       </w:pPr>
     </w:lvl>
   </w:abstractNum>
-  <w:abstractNum w:abstractNumId="9" w15:restartNumberingAfterBreak="0">
-    <w:nsid w:val="437C2550"/>
+  <w:abstractNum w:abstractNumId="18" w15:restartNumberingAfterBreak="0">
+    <w:nsid w:val="3A2D1A29"/>
     <w:multiLevelType w:val="multilevel"/>
-    <w:tmpl w:val="4D3C8042"/>
+    <w:tmpl w:val="94A87D80"/>
     <w:lvl w:ilvl="0">
       <w:start w:val="1"/>
       <w:numFmt w:val="bullet"/>
@@ -34472,10 +31618,123 @@
       </w:rPr>
     </w:lvl>
   </w:abstractNum>
-  <w:abstractNum w:abstractNumId="10" w15:restartNumberingAfterBreak="0">
-    <w:nsid w:val="43A668E8"/>
+  <w:abstractNum w:abstractNumId="19" w15:restartNumberingAfterBreak="0">
+    <w:nsid w:val="40815540"/>
     <w:multiLevelType w:val="multilevel"/>
-    <w:tmpl w:val="C13A6346"/>
+    <w:tmpl w:val="5F8A8570"/>
+    <w:lvl w:ilvl="0">
+      <w:start w:val="3"/>
+      <w:numFmt w:val="decimal"/>
+      <w:lvlText w:val="%1."/>
+      <w:lvlJc w:val="left"/>
+      <w:pPr>
+        <w:tabs>
+          <w:tab w:val="num" w:pos="720"/>
+        </w:tabs>
+        <w:ind w:left="720" w:hanging="360"/>
+      </w:pPr>
+    </w:lvl>
+    <w:lvl w:ilvl="1" w:tentative="1">
+      <w:start w:val="1"/>
+      <w:numFmt w:val="decimal"/>
+      <w:lvlText w:val="%2."/>
+      <w:lvlJc w:val="left"/>
+      <w:pPr>
+        <w:tabs>
+          <w:tab w:val="num" w:pos="1440"/>
+        </w:tabs>
+        <w:ind w:left="1440" w:hanging="360"/>
+      </w:pPr>
+    </w:lvl>
+    <w:lvl w:ilvl="2" w:tentative="1">
+      <w:start w:val="1"/>
+      <w:numFmt w:val="decimal"/>
+      <w:lvlText w:val="%3."/>
+      <w:lvlJc w:val="left"/>
+      <w:pPr>
+        <w:tabs>
+          <w:tab w:val="num" w:pos="2160"/>
+        </w:tabs>
+        <w:ind w:left="2160" w:hanging="360"/>
+      </w:pPr>
+    </w:lvl>
+    <w:lvl w:ilvl="3" w:tentative="1">
+      <w:start w:val="1"/>
+      <w:numFmt w:val="decimal"/>
+      <w:lvlText w:val="%4."/>
+      <w:lvlJc w:val="left"/>
+      <w:pPr>
+        <w:tabs>
+          <w:tab w:val="num" w:pos="2880"/>
+        </w:tabs>
+        <w:ind w:left="2880" w:hanging="360"/>
+      </w:pPr>
+    </w:lvl>
+    <w:lvl w:ilvl="4" w:tentative="1">
+      <w:start w:val="1"/>
+      <w:numFmt w:val="decimal"/>
+      <w:lvlText w:val="%5."/>
+      <w:lvlJc w:val="left"/>
+      <w:pPr>
+        <w:tabs>
+          <w:tab w:val="num" w:pos="3600"/>
+        </w:tabs>
+        <w:ind w:left="3600" w:hanging="360"/>
+      </w:pPr>
+    </w:lvl>
+    <w:lvl w:ilvl="5" w:tentative="1">
+      <w:start w:val="1"/>
+      <w:numFmt w:val="decimal"/>
+      <w:lvlText w:val="%6."/>
+      <w:lvlJc w:val="left"/>
+      <w:pPr>
+        <w:tabs>
+          <w:tab w:val="num" w:pos="4320"/>
+        </w:tabs>
+        <w:ind w:left="4320" w:hanging="360"/>
+      </w:pPr>
+    </w:lvl>
+    <w:lvl w:ilvl="6" w:tentative="1">
+      <w:start w:val="1"/>
+      <w:numFmt w:val="decimal"/>
+      <w:lvlText w:val="%7."/>
+      <w:lvlJc w:val="left"/>
+      <w:pPr>
+        <w:tabs>
+          <w:tab w:val="num" w:pos="5040"/>
+        </w:tabs>
+        <w:ind w:left="5040" w:hanging="360"/>
+      </w:pPr>
+    </w:lvl>
+    <w:lvl w:ilvl="7" w:tentative="1">
+      <w:start w:val="1"/>
+      <w:numFmt w:val="decimal"/>
+      <w:lvlText w:val="%8."/>
+      <w:lvlJc w:val="left"/>
+      <w:pPr>
+        <w:tabs>
+          <w:tab w:val="num" w:pos="5760"/>
+        </w:tabs>
+        <w:ind w:left="5760" w:hanging="360"/>
+      </w:pPr>
+    </w:lvl>
+    <w:lvl w:ilvl="8" w:tentative="1">
+      <w:start w:val="1"/>
+      <w:numFmt w:val="decimal"/>
+      <w:lvlText w:val="%9."/>
+      <w:lvlJc w:val="left"/>
+      <w:pPr>
+        <w:tabs>
+          <w:tab w:val="num" w:pos="6480"/>
+        </w:tabs>
+        <w:ind w:left="6480" w:hanging="360"/>
+      </w:pPr>
+    </w:lvl>
+  </w:abstractNum>
+  <w:abstractNum w:abstractNumId="20" w15:restartNumberingAfterBreak="0">
+    <w:nsid w:val="40AE0A91"/>
+    <w:multiLevelType w:val="multilevel"/>
+    <w:tmpl w:val="1028432A"/>
     <w:lvl w:ilvl="0">
       <w:start w:val="1"/>
       <w:numFmt w:val="bullet"/>
@@ -34621,7 +31880,531 @@
       </w:rPr>
     </w:lvl>
   </w:abstractNum>
-  <w:abstractNum w:abstractNumId="11" w15:restartNumberingAfterBreak="0">
+  <w:abstractNum w:abstractNumId="21" w15:restartNumberingAfterBreak="0">
+    <w:nsid w:val="437C2550"/>
+    <w:multiLevelType w:val="multilevel"/>
+    <w:tmpl w:val="4D3C8042"/>
+    <w:lvl w:ilvl="0">
+      <w:start w:val="1"/>
+      <w:numFmt w:val="bullet"/>
+      <w:lvlText w:val=""/>
+      <w:lvlJc w:val="left"/>
+      <w:pPr>
+        <w:tabs>
+          <w:tab w:val="num" w:pos="720"/>
+        </w:tabs>
+        <w:ind w:left="720" w:hanging="360"/>
+      </w:pPr>
+      <w:rPr>
+        <w:rFonts w:ascii="Symbol" w:hAnsi="Symbol" w:hint="default"/>
+        <w:sz w:val="20"/>
+      </w:rPr>
+    </w:lvl>
+    <w:lvl w:ilvl="1" w:tentative="1">
+      <w:start w:val="1"/>
+      <w:numFmt w:val="bullet"/>
+      <w:lvlText w:val="o"/>
+      <w:lvlJc w:val="left"/>
+      <w:pPr>
+        <w:tabs>
+          <w:tab w:val="num" w:pos="1440"/>
+        </w:tabs>
+        <w:ind w:left="1440" w:hanging="360"/>
+      </w:pPr>
+      <w:rPr>
+        <w:rFonts w:ascii="Courier New" w:hAnsi="Courier New" w:hint="default"/>
+        <w:sz w:val="20"/>
+      </w:rPr>
+    </w:lvl>
+    <w:lvl w:ilvl="2" w:tentative="1">
+      <w:start w:val="1"/>
+      <w:numFmt w:val="bullet"/>
+      <w:lvlText w:val=""/>
+      <w:lvlJc w:val="left"/>
+      <w:pPr>
+        <w:tabs>
+          <w:tab w:val="num" w:pos="2160"/>
+        </w:tabs>
+        <w:ind w:left="2160" w:hanging="360"/>
+      </w:pPr>
+      <w:rPr>
+        <w:rFonts w:ascii="Wingdings" w:hAnsi="Wingdings" w:hint="default"/>
+        <w:sz w:val="20"/>
+      </w:rPr>
+    </w:lvl>
+    <w:lvl w:ilvl="3" w:tentative="1">
+      <w:start w:val="1"/>
+      <w:numFmt w:val="bullet"/>
+      <w:lvlText w:val=""/>
+      <w:lvlJc w:val="left"/>
+      <w:pPr>
+        <w:tabs>
+          <w:tab w:val="num" w:pos="2880"/>
+        </w:tabs>
+        <w:ind w:left="2880" w:hanging="360"/>
+      </w:pPr>
+      <w:rPr>
+        <w:rFonts w:ascii="Wingdings" w:hAnsi="Wingdings" w:hint="default"/>
+        <w:sz w:val="20"/>
+      </w:rPr>
+    </w:lvl>
+    <w:lvl w:ilvl="4" w:tentative="1">
+      <w:start w:val="1"/>
+      <w:numFmt w:val="bullet"/>
+      <w:lvlText w:val=""/>
+      <w:lvlJc w:val="left"/>
+      <w:pPr>
+        <w:tabs>
+          <w:tab w:val="num" w:pos="3600"/>
+        </w:tabs>
+        <w:ind w:left="3600" w:hanging="360"/>
+      </w:pPr>
+      <w:rPr>
+        <w:rFonts w:ascii="Wingdings" w:hAnsi="Wingdings" w:hint="default"/>
+        <w:sz w:val="20"/>
+      </w:rPr>
+    </w:lvl>
+    <w:lvl w:ilvl="5" w:tentative="1">
+      <w:start w:val="1"/>
+      <w:numFmt w:val="bullet"/>
+      <w:lvlText w:val=""/>
+      <w:lvlJc w:val="left"/>
+      <w:pPr>
+        <w:tabs>
+          <w:tab w:val="num" w:pos="4320"/>
+        </w:tabs>
+        <w:ind w:left="4320" w:hanging="360"/>
+      </w:pPr>
+      <w:rPr>
+        <w:rFonts w:ascii="Wingdings" w:hAnsi="Wingdings" w:hint="default"/>
+        <w:sz w:val="20"/>
+      </w:rPr>
+    </w:lvl>
+    <w:lvl w:ilvl="6" w:tentative="1">
+      <w:start w:val="1"/>
+      <w:numFmt w:val="bullet"/>
+      <w:lvlText w:val=""/>
+      <w:lvlJc w:val="left"/>
+      <w:pPr>
+        <w:tabs>
+          <w:tab w:val="num" w:pos="5040"/>
+        </w:tabs>
+        <w:ind w:left="5040" w:hanging="360"/>
+      </w:pPr>
+      <w:rPr>
+        <w:rFonts w:ascii="Wingdings" w:hAnsi="Wingdings" w:hint="default"/>
+        <w:sz w:val="20"/>
+      </w:rPr>
+    </w:lvl>
+    <w:lvl w:ilvl="7" w:tentative="1">
+      <w:start w:val="1"/>
+      <w:numFmt w:val="bullet"/>
+      <w:lvlText w:val=""/>
+      <w:lvlJc w:val="left"/>
+      <w:pPr>
+        <w:tabs>
+          <w:tab w:val="num" w:pos="5760"/>
+        </w:tabs>
+        <w:ind w:left="5760" w:hanging="360"/>
+      </w:pPr>
+      <w:rPr>
+        <w:rFonts w:ascii="Wingdings" w:hAnsi="Wingdings" w:hint="default"/>
+        <w:sz w:val="20"/>
+      </w:rPr>
+    </w:lvl>
+    <w:lvl w:ilvl="8" w:tentative="1">
+      <w:start w:val="1"/>
+      <w:numFmt w:val="bullet"/>
+      <w:lvlText w:val=""/>
+      <w:lvlJc w:val="left"/>
+      <w:pPr>
+        <w:tabs>
+          <w:tab w:val="num" w:pos="6480"/>
+        </w:tabs>
+        <w:ind w:left="6480" w:hanging="360"/>
+      </w:pPr>
+      <w:rPr>
+        <w:rFonts w:ascii="Wingdings" w:hAnsi="Wingdings" w:hint="default"/>
+        <w:sz w:val="20"/>
+      </w:rPr>
+    </w:lvl>
+  </w:abstractNum>
+  <w:abstractNum w:abstractNumId="22" w15:restartNumberingAfterBreak="0">
+    <w:nsid w:val="43A668E8"/>
+    <w:multiLevelType w:val="multilevel"/>
+    <w:tmpl w:val="C13A6346"/>
+    <w:lvl w:ilvl="0">
+      <w:start w:val="1"/>
+      <w:numFmt w:val="bullet"/>
+      <w:lvlText w:val=""/>
+      <w:lvlJc w:val="left"/>
+      <w:pPr>
+        <w:tabs>
+          <w:tab w:val="num" w:pos="720"/>
+        </w:tabs>
+        <w:ind w:left="720" w:hanging="360"/>
+      </w:pPr>
+      <w:rPr>
+        <w:rFonts w:ascii="Symbol" w:hAnsi="Symbol" w:hint="default"/>
+        <w:sz w:val="20"/>
+      </w:rPr>
+    </w:lvl>
+    <w:lvl w:ilvl="1" w:tentative="1">
+      <w:start w:val="1"/>
+      <w:numFmt w:val="bullet"/>
+      <w:lvlText w:val="o"/>
+      <w:lvlJc w:val="left"/>
+      <w:pPr>
+        <w:tabs>
+          <w:tab w:val="num" w:pos="1440"/>
+        </w:tabs>
+        <w:ind w:left="1440" w:hanging="360"/>
+      </w:pPr>
+      <w:rPr>
+        <w:rFonts w:ascii="Courier New" w:hAnsi="Courier New" w:hint="default"/>
+        <w:sz w:val="20"/>
+      </w:rPr>
+    </w:lvl>
+    <w:lvl w:ilvl="2" w:tentative="1">
+      <w:start w:val="1"/>
+      <w:numFmt w:val="bullet"/>
+      <w:lvlText w:val=""/>
+      <w:lvlJc w:val="left"/>
+      <w:pPr>
+        <w:tabs>
+          <w:tab w:val="num" w:pos="2160"/>
+        </w:tabs>
+        <w:ind w:left="2160" w:hanging="360"/>
+      </w:pPr>
+      <w:rPr>
+        <w:rFonts w:ascii="Wingdings" w:hAnsi="Wingdings" w:hint="default"/>
+        <w:sz w:val="20"/>
+      </w:rPr>
+    </w:lvl>
+    <w:lvl w:ilvl="3" w:tentative="1">
+      <w:start w:val="1"/>
+      <w:numFmt w:val="bullet"/>
+      <w:lvlText w:val=""/>
+      <w:lvlJc w:val="left"/>
+      <w:pPr>
+        <w:tabs>
+          <w:tab w:val="num" w:pos="2880"/>
+        </w:tabs>
+        <w:ind w:left="2880" w:hanging="360"/>
+      </w:pPr>
+      <w:rPr>
+        <w:rFonts w:ascii="Wingdings" w:hAnsi="Wingdings" w:hint="default"/>
+        <w:sz w:val="20"/>
+      </w:rPr>
+    </w:lvl>
+    <w:lvl w:ilvl="4" w:tentative="1">
+      <w:start w:val="1"/>
+      <w:numFmt w:val="bullet"/>
+      <w:lvlText w:val=""/>
+      <w:lvlJc w:val="left"/>
+      <w:pPr>
+        <w:tabs>
+          <w:tab w:val="num" w:pos="3600"/>
+        </w:tabs>
+        <w:ind w:left="3600" w:hanging="360"/>
+      </w:pPr>
+      <w:rPr>
+        <w:rFonts w:ascii="Wingdings" w:hAnsi="Wingdings" w:hint="default"/>
+        <w:sz w:val="20"/>
+      </w:rPr>
+    </w:lvl>
+    <w:lvl w:ilvl="5" w:tentative="1">
+      <w:start w:val="1"/>
+      <w:numFmt w:val="bullet"/>
+      <w:lvlText w:val=""/>
+      <w:lvlJc w:val="left"/>
+      <w:pPr>
+        <w:tabs>
+          <w:tab w:val="num" w:pos="4320"/>
+        </w:tabs>
+        <w:ind w:left="4320" w:hanging="360"/>
+      </w:pPr>
+      <w:rPr>
+        <w:rFonts w:ascii="Wingdings" w:hAnsi="Wingdings" w:hint="default"/>
+        <w:sz w:val="20"/>
+      </w:rPr>
+    </w:lvl>
+    <w:lvl w:ilvl="6" w:tentative="1">
+      <w:start w:val="1"/>
+      <w:numFmt w:val="bullet"/>
+      <w:lvlText w:val=""/>
+      <w:lvlJc w:val="left"/>
+      <w:pPr>
+        <w:tabs>
+          <w:tab w:val="num" w:pos="5040"/>
+        </w:tabs>
+        <w:ind w:left="5040" w:hanging="360"/>
+      </w:pPr>
+      <w:rPr>
+        <w:rFonts w:ascii="Wingdings" w:hAnsi="Wingdings" w:hint="default"/>
+        <w:sz w:val="20"/>
+      </w:rPr>
+    </w:lvl>
+    <w:lvl w:ilvl="7" w:tentative="1">
+      <w:start w:val="1"/>
+      <w:numFmt w:val="bullet"/>
+      <w:lvlText w:val=""/>
+      <w:lvlJc w:val="left"/>
+      <w:pPr>
+        <w:tabs>
+          <w:tab w:val="num" w:pos="5760"/>
+        </w:tabs>
+        <w:ind w:left="5760" w:hanging="360"/>
+      </w:pPr>
+      <w:rPr>
+        <w:rFonts w:ascii="Wingdings" w:hAnsi="Wingdings" w:hint="default"/>
+        <w:sz w:val="20"/>
+      </w:rPr>
+    </w:lvl>
+    <w:lvl w:ilvl="8" w:tentative="1">
+      <w:start w:val="1"/>
+      <w:numFmt w:val="bullet"/>
+      <w:lvlText w:val=""/>
+      <w:lvlJc w:val="left"/>
+      <w:pPr>
+        <w:tabs>
+          <w:tab w:val="num" w:pos="6480"/>
+        </w:tabs>
+        <w:ind w:left="6480" w:hanging="360"/>
+      </w:pPr>
+      <w:rPr>
+        <w:rFonts w:ascii="Wingdings" w:hAnsi="Wingdings" w:hint="default"/>
+        <w:sz w:val="20"/>
+      </w:rPr>
+    </w:lvl>
+  </w:abstractNum>
+  <w:abstractNum w:abstractNumId="23" w15:restartNumberingAfterBreak="0">
+    <w:nsid w:val="44151349"/>
+    <w:multiLevelType w:val="multilevel"/>
+    <w:tmpl w:val="F460B778"/>
+    <w:lvl w:ilvl="0">
+      <w:start w:val="1"/>
+      <w:numFmt w:val="decimal"/>
+      <w:lvlText w:val="%1."/>
+      <w:lvlJc w:val="left"/>
+      <w:pPr>
+        <w:tabs>
+          <w:tab w:val="num" w:pos="720"/>
+        </w:tabs>
+        <w:ind w:left="720" w:hanging="360"/>
+      </w:pPr>
+    </w:lvl>
+    <w:lvl w:ilvl="1" w:tentative="1">
+      <w:start w:val="1"/>
+      <w:numFmt w:val="decimal"/>
+      <w:lvlText w:val="%2."/>
+      <w:lvlJc w:val="left"/>
+      <w:pPr>
+        <w:tabs>
+          <w:tab w:val="num" w:pos="1440"/>
+        </w:tabs>
+        <w:ind w:left="1440" w:hanging="360"/>
+      </w:pPr>
+    </w:lvl>
+    <w:lvl w:ilvl="2" w:tentative="1">
+      <w:start w:val="1"/>
+      <w:numFmt w:val="decimal"/>
+      <w:lvlText w:val="%3."/>
+      <w:lvlJc w:val="left"/>
+      <w:pPr>
+        <w:tabs>
+          <w:tab w:val="num" w:pos="2160"/>
+        </w:tabs>
+        <w:ind w:left="2160" w:hanging="360"/>
+      </w:pPr>
+    </w:lvl>
+    <w:lvl w:ilvl="3" w:tentative="1">
+      <w:start w:val="1"/>
+      <w:numFmt w:val="decimal"/>
+      <w:lvlText w:val="%4."/>
+      <w:lvlJc w:val="left"/>
+      <w:pPr>
+        <w:tabs>
+          <w:tab w:val="num" w:pos="2880"/>
+        </w:tabs>
+        <w:ind w:left="2880" w:hanging="360"/>
+      </w:pPr>
+    </w:lvl>
+    <w:lvl w:ilvl="4" w:tentative="1">
+      <w:start w:val="1"/>
+      <w:numFmt w:val="decimal"/>
+      <w:lvlText w:val="%5."/>
+      <w:lvlJc w:val="left"/>
+      <w:pPr>
+        <w:tabs>
+          <w:tab w:val="num" w:pos="3600"/>
+        </w:tabs>
+        <w:ind w:left="3600" w:hanging="360"/>
+      </w:pPr>
+    </w:lvl>
+    <w:lvl w:ilvl="5" w:tentative="1">
+      <w:start w:val="1"/>
+      <w:numFmt w:val="decimal"/>
+      <w:lvlText w:val="%6."/>
+      <w:lvlJc w:val="left"/>
+      <w:pPr>
+        <w:tabs>
+          <w:tab w:val="num" w:pos="4320"/>
+        </w:tabs>
+        <w:ind w:left="4320" w:hanging="360"/>
+      </w:pPr>
+    </w:lvl>
+    <w:lvl w:ilvl="6" w:tentative="1">
+      <w:start w:val="1"/>
+      <w:numFmt w:val="decimal"/>
+      <w:lvlText w:val="%7."/>
+      <w:lvlJc w:val="left"/>
+      <w:pPr>
+        <w:tabs>
+          <w:tab w:val="num" w:pos="5040"/>
+        </w:tabs>
+        <w:ind w:left="5040" w:hanging="360"/>
+      </w:pPr>
+    </w:lvl>
+    <w:lvl w:ilvl="7" w:tentative="1">
+      <w:start w:val="1"/>
+      <w:numFmt w:val="decimal"/>
+      <w:lvlText w:val="%8."/>
+      <w:lvlJc w:val="left"/>
+      <w:pPr>
+        <w:tabs>
+          <w:tab w:val="num" w:pos="5760"/>
+        </w:tabs>
+        <w:ind w:left="5760" w:hanging="360"/>
+      </w:pPr>
+    </w:lvl>
+    <w:lvl w:ilvl="8" w:tentative="1">
+      <w:start w:val="1"/>
+      <w:numFmt w:val="decimal"/>
+      <w:lvlText w:val="%9."/>
+      <w:lvlJc w:val="left"/>
+      <w:pPr>
+        <w:tabs>
+          <w:tab w:val="num" w:pos="6480"/>
+        </w:tabs>
+        <w:ind w:left="6480" w:hanging="360"/>
+      </w:pPr>
+    </w:lvl>
+  </w:abstractNum>
+  <w:abstractNum w:abstractNumId="24" w15:restartNumberingAfterBreak="0">
+    <w:nsid w:val="4D8F1BC3"/>
+    <w:multiLevelType w:val="multilevel"/>
+    <w:tmpl w:val="73E24594"/>
+    <w:lvl w:ilvl="0">
+      <w:start w:val="10"/>
+      <w:numFmt w:val="decimal"/>
+      <w:lvlText w:val="%1."/>
+      <w:lvlJc w:val="left"/>
+      <w:pPr>
+        <w:tabs>
+          <w:tab w:val="num" w:pos="720"/>
+        </w:tabs>
+        <w:ind w:left="720" w:hanging="360"/>
+      </w:pPr>
+    </w:lvl>
+    <w:lvl w:ilvl="1" w:tentative="1">
+      <w:start w:val="1"/>
+      <w:numFmt w:val="decimal"/>
+      <w:lvlText w:val="%2."/>
+      <w:lvlJc w:val="left"/>
+      <w:pPr>
+        <w:tabs>
+          <w:tab w:val="num" w:pos="1440"/>
+        </w:tabs>
+        <w:ind w:left="1440" w:hanging="360"/>
+      </w:pPr>
+    </w:lvl>
+    <w:lvl w:ilvl="2" w:tentative="1">
+      <w:start w:val="1"/>
+      <w:numFmt w:val="decimal"/>
+      <w:lvlText w:val="%3."/>
+      <w:lvlJc w:val="left"/>
+      <w:pPr>
+        <w:tabs>
+          <w:tab w:val="num" w:pos="2160"/>
+        </w:tabs>
+        <w:ind w:left="2160" w:hanging="360"/>
+      </w:pPr>
+    </w:lvl>
+    <w:lvl w:ilvl="3" w:tentative="1">
+      <w:start w:val="1"/>
+      <w:numFmt w:val="decimal"/>
+      <w:lvlText w:val="%4."/>
+      <w:lvlJc w:val="left"/>
+      <w:pPr>
+        <w:tabs>
+          <w:tab w:val="num" w:pos="2880"/>
+        </w:tabs>
+        <w:ind w:left="2880" w:hanging="360"/>
+      </w:pPr>
+    </w:lvl>
+    <w:lvl w:ilvl="4" w:tentative="1">
+      <w:start w:val="1"/>
+      <w:numFmt w:val="decimal"/>
+      <w:lvlText w:val="%5."/>
+      <w:lvlJc w:val="left"/>
+      <w:pPr>
+        <w:tabs>
+          <w:tab w:val="num" w:pos="3600"/>
+        </w:tabs>
+        <w:ind w:left="3600" w:hanging="360"/>
+      </w:pPr>
+    </w:lvl>
+    <w:lvl w:ilvl="5" w:tentative="1">
+      <w:start w:val="1"/>
+      <w:numFmt w:val="decimal"/>
+      <w:lvlText w:val="%6."/>
+      <w:lvlJc w:val="left"/>
+      <w:pPr>
+        <w:tabs>
+          <w:tab w:val="num" w:pos="4320"/>
+        </w:tabs>
+        <w:ind w:left="4320" w:hanging="360"/>
+      </w:pPr>
+    </w:lvl>
+    <w:lvl w:ilvl="6" w:tentative="1">
+      <w:start w:val="1"/>
+      <w:numFmt w:val="decimal"/>
+      <w:lvlText w:val="%7."/>
+      <w:lvlJc w:val="left"/>
+      <w:pPr>
+        <w:tabs>
+          <w:tab w:val="num" w:pos="5040"/>
+        </w:tabs>
+        <w:ind w:left="5040" w:hanging="360"/>
+      </w:pPr>
+    </w:lvl>
+    <w:lvl w:ilvl="7" w:tentative="1">
+      <w:start w:val="1"/>
+      <w:numFmt w:val="decimal"/>
+      <w:lvlText w:val="%8."/>
+      <w:lvlJc w:val="left"/>
+      <w:pPr>
+        <w:tabs>
+          <w:tab w:val="num" w:pos="5760"/>
+        </w:tabs>
+        <w:ind w:left="5760" w:hanging="360"/>
+      </w:pPr>
+    </w:lvl>
+    <w:lvl w:ilvl="8" w:tentative="1">
+      <w:start w:val="1"/>
+      <w:numFmt w:val="decimal"/>
+      <w:lvlText w:val="%9."/>
+      <w:lvlJc w:val="left"/>
+      <w:pPr>
+        <w:tabs>
+          <w:tab w:val="num" w:pos="6480"/>
+        </w:tabs>
+        <w:ind w:left="6480" w:hanging="360"/>
+      </w:pPr>
+    </w:lvl>
+  </w:abstractNum>
+  <w:abstractNum w:abstractNumId="25" w15:restartNumberingAfterBreak="0">
     <w:nsid w:val="4EF70D66"/>
     <w:multiLevelType w:val="multilevel"/>
     <w:tmpl w:val="6D98C512"/>
@@ -34770,7 +32553,120 @@
       </w:rPr>
     </w:lvl>
   </w:abstractNum>
-  <w:abstractNum w:abstractNumId="12" w15:restartNumberingAfterBreak="0">
+  <w:abstractNum w:abstractNumId="26" w15:restartNumberingAfterBreak="0">
+    <w:nsid w:val="4F843999"/>
+    <w:multiLevelType w:val="multilevel"/>
+    <w:tmpl w:val="E29C121A"/>
+    <w:lvl w:ilvl="0">
+      <w:start w:val="9"/>
+      <w:numFmt w:val="decimal"/>
+      <w:lvlText w:val="%1."/>
+      <w:lvlJc w:val="left"/>
+      <w:pPr>
+        <w:tabs>
+          <w:tab w:val="num" w:pos="720"/>
+        </w:tabs>
+        <w:ind w:left="720" w:hanging="360"/>
+      </w:pPr>
+    </w:lvl>
+    <w:lvl w:ilvl="1" w:tentative="1">
+      <w:start w:val="1"/>
+      <w:numFmt w:val="decimal"/>
+      <w:lvlText w:val="%2."/>
+      <w:lvlJc w:val="left"/>
+      <w:pPr>
+        <w:tabs>
+          <w:tab w:val="num" w:pos="1440"/>
+        </w:tabs>
+        <w:ind w:left="1440" w:hanging="360"/>
+      </w:pPr>
+    </w:lvl>
+    <w:lvl w:ilvl="2" w:tentative="1">
+      <w:start w:val="1"/>
+      <w:numFmt w:val="decimal"/>
+      <w:lvlText w:val="%3."/>
+      <w:lvlJc w:val="left"/>
+      <w:pPr>
+        <w:tabs>
+          <w:tab w:val="num" w:pos="2160"/>
+        </w:tabs>
+        <w:ind w:left="2160" w:hanging="360"/>
+      </w:pPr>
+    </w:lvl>
+    <w:lvl w:ilvl="3" w:tentative="1">
+      <w:start w:val="1"/>
+      <w:numFmt w:val="decimal"/>
+      <w:lvlText w:val="%4."/>
+      <w:lvlJc w:val="left"/>
+      <w:pPr>
+        <w:tabs>
+          <w:tab w:val="num" w:pos="2880"/>
+        </w:tabs>
+        <w:ind w:left="2880" w:hanging="360"/>
+      </w:pPr>
+    </w:lvl>
+    <w:lvl w:ilvl="4" w:tentative="1">
+      <w:start w:val="1"/>
+      <w:numFmt w:val="decimal"/>
+      <w:lvlText w:val="%5."/>
+      <w:lvlJc w:val="left"/>
+      <w:pPr>
+        <w:tabs>
+          <w:tab w:val="num" w:pos="3600"/>
+        </w:tabs>
+        <w:ind w:left="3600" w:hanging="360"/>
+      </w:pPr>
+    </w:lvl>
+    <w:lvl w:ilvl="5" w:tentative="1">
+      <w:start w:val="1"/>
+      <w:numFmt w:val="decimal"/>
+      <w:lvlText w:val="%6."/>
+      <w:lvlJc w:val="left"/>
+      <w:pPr>
+        <w:tabs>
+          <w:tab w:val="num" w:pos="4320"/>
+        </w:tabs>
+        <w:ind w:left="4320" w:hanging="360"/>
+      </w:pPr>
+    </w:lvl>
+    <w:lvl w:ilvl="6" w:tentative="1">
+      <w:start w:val="1"/>
+      <w:numFmt w:val="decimal"/>
+      <w:lvlText w:val="%7."/>
+      <w:lvlJc w:val="left"/>
+      <w:pPr>
+        <w:tabs>
+          <w:tab w:val="num" w:pos="5040"/>
+        </w:tabs>
+        <w:ind w:left="5040" w:hanging="360"/>
+      </w:pPr>
+    </w:lvl>
+    <w:lvl w:ilvl="7" w:tentative="1">
+      <w:start w:val="1"/>
+      <w:numFmt w:val="decimal"/>
+      <w:lvlText w:val="%8."/>
+      <w:lvlJc w:val="left"/>
+      <w:pPr>
+        <w:tabs>
+          <w:tab w:val="num" w:pos="5760"/>
+        </w:tabs>
+        <w:ind w:left="5760" w:hanging="360"/>
+      </w:pPr>
+    </w:lvl>
+    <w:lvl w:ilvl="8" w:tentative="1">
+      <w:start w:val="1"/>
+      <w:numFmt w:val="decimal"/>
+      <w:lvlText w:val="%9."/>
+      <w:lvlJc w:val="left"/>
+      <w:pPr>
+        <w:tabs>
+          <w:tab w:val="num" w:pos="6480"/>
+        </w:tabs>
+        <w:ind w:left="6480" w:hanging="360"/>
+      </w:pPr>
+    </w:lvl>
+  </w:abstractNum>
+  <w:abstractNum w:abstractNumId="27" w15:restartNumberingAfterBreak="0">
     <w:nsid w:val="5E577BE1"/>
     <w:multiLevelType w:val="multilevel"/>
     <w:tmpl w:val="6A5A6758"/>
@@ -34919,7 +32815,7 @@
       </w:rPr>
     </w:lvl>
   </w:abstractNum>
-  <w:abstractNum w:abstractNumId="13" w15:restartNumberingAfterBreak="0">
+  <w:abstractNum w:abstractNumId="28" w15:restartNumberingAfterBreak="0">
     <w:nsid w:val="60E20B70"/>
     <w:multiLevelType w:val="multilevel"/>
     <w:tmpl w:val="0FAEDF48"/>
@@ -35068,7 +32964,7 @@
       </w:rPr>
     </w:lvl>
   </w:abstractNum>
-  <w:abstractNum w:abstractNumId="14" w15:restartNumberingAfterBreak="0">
+  <w:abstractNum w:abstractNumId="29" w15:restartNumberingAfterBreak="0">
     <w:nsid w:val="62077EBC"/>
     <w:multiLevelType w:val="multilevel"/>
     <w:tmpl w:val="8C5E63DC"/>
@@ -35217,7 +33113,7 @@
       </w:rPr>
     </w:lvl>
   </w:abstractNum>
-  <w:abstractNum w:abstractNumId="15" w15:restartNumberingAfterBreak="0">
+  <w:abstractNum w:abstractNumId="30" w15:restartNumberingAfterBreak="0">
     <w:nsid w:val="67C24B9F"/>
     <w:multiLevelType w:val="multilevel"/>
     <w:tmpl w:val="B122086E"/>
@@ -35366,7 +33262,7 @@
       </w:rPr>
     </w:lvl>
   </w:abstractNum>
-  <w:abstractNum w:abstractNumId="16" w15:restartNumberingAfterBreak="0">
+  <w:abstractNum w:abstractNumId="31" w15:restartNumberingAfterBreak="0">
     <w:nsid w:val="6B8801A9"/>
     <w:multiLevelType w:val="multilevel"/>
     <w:tmpl w:val="98C676F4"/>
@@ -35515,7 +33411,7 @@
       </w:rPr>
     </w:lvl>
   </w:abstractNum>
-  <w:abstractNum w:abstractNumId="17" w15:restartNumberingAfterBreak="0">
+  <w:abstractNum w:abstractNumId="32" w15:restartNumberingAfterBreak="0">
     <w:nsid w:val="725869AA"/>
     <w:multiLevelType w:val="multilevel"/>
     <w:tmpl w:val="DF5A11E8"/>
@@ -35632,7 +33528,120 @@
       </w:pPr>
     </w:lvl>
   </w:abstractNum>
-  <w:abstractNum w:abstractNumId="18" w15:restartNumberingAfterBreak="0">
+  <w:abstractNum w:abstractNumId="33" w15:restartNumberingAfterBreak="0">
+    <w:nsid w:val="73322596"/>
+    <w:multiLevelType w:val="multilevel"/>
+    <w:tmpl w:val="309662DA"/>
+    <w:lvl w:ilvl="0">
+      <w:start w:val="5"/>
+      <w:numFmt w:val="decimal"/>
+      <w:lvlText w:val="%1."/>
+      <w:lvlJc w:val="left"/>
+      <w:pPr>
+        <w:tabs>
+          <w:tab w:val="num" w:pos="720"/>
+        </w:tabs>
+        <w:ind w:left="720" w:hanging="360"/>
+      </w:pPr>
+    </w:lvl>
+    <w:lvl w:ilvl="1" w:tentative="1">
+      <w:start w:val="1"/>
+      <w:numFmt w:val="decimal"/>
+      <w:lvlText w:val="%2."/>
+      <w:lvlJc w:val="left"/>
+      <w:pPr>
+        <w:tabs>
+          <w:tab w:val="num" w:pos="1440"/>
+        </w:tabs>
+        <w:ind w:left="1440" w:hanging="360"/>
+      </w:pPr>
+    </w:lvl>
+    <w:lvl w:ilvl="2" w:tentative="1">
+      <w:start w:val="1"/>
+      <w:numFmt w:val="decimal"/>
+      <w:lvlText w:val="%3."/>
+      <w:lvlJc w:val="left"/>
+      <w:pPr>
+        <w:tabs>
+          <w:tab w:val="num" w:pos="2160"/>
+        </w:tabs>
+        <w:ind w:left="2160" w:hanging="360"/>
+      </w:pPr>
+    </w:lvl>
+    <w:lvl w:ilvl="3" w:tentative="1">
+      <w:start w:val="1"/>
+      <w:numFmt w:val="decimal"/>
+      <w:lvlText w:val="%4."/>
+      <w:lvlJc w:val="left"/>
+      <w:pPr>
+        <w:tabs>
+          <w:tab w:val="num" w:pos="2880"/>
+        </w:tabs>
+        <w:ind w:left="2880" w:hanging="360"/>
+      </w:pPr>
+    </w:lvl>
+    <w:lvl w:ilvl="4" w:tentative="1">
+      <w:start w:val="1"/>
+      <w:numFmt w:val="decimal"/>
+      <w:lvlText w:val="%5."/>
+      <w:lvlJc w:val="left"/>
+      <w:pPr>
+        <w:tabs>
+          <w:tab w:val="num" w:pos="3600"/>
+        </w:tabs>
+        <w:ind w:left="3600" w:hanging="360"/>
+      </w:pPr>
+    </w:lvl>
+    <w:lvl w:ilvl="5" w:tentative="1">
+      <w:start w:val="1"/>
+      <w:numFmt w:val="decimal"/>
+      <w:lvlText w:val="%6."/>
+      <w:lvlJc w:val="left"/>
+      <w:pPr>
+        <w:tabs>
+          <w:tab w:val="num" w:pos="4320"/>
+        </w:tabs>
+        <w:ind w:left="4320" w:hanging="360"/>
+      </w:pPr>
+    </w:lvl>
+    <w:lvl w:ilvl="6" w:tentative="1">
+      <w:start w:val="1"/>
+      <w:numFmt w:val="decimal"/>
+      <w:lvlText w:val="%7."/>
+      <w:lvlJc w:val="left"/>
+      <w:pPr>
+        <w:tabs>
+          <w:tab w:val="num" w:pos="5040"/>
+        </w:tabs>
+        <w:ind w:left="5040" w:hanging="360"/>
+      </w:pPr>
+    </w:lvl>
+    <w:lvl w:ilvl="7" w:tentative="1">
+      <w:start w:val="1"/>
+      <w:numFmt w:val="decimal"/>
+      <w:lvlText w:val="%8."/>
+      <w:lvlJc w:val="left"/>
+      <w:pPr>
+        <w:tabs>
+          <w:tab w:val="num" w:pos="5760"/>
+        </w:tabs>
+        <w:ind w:left="5760" w:hanging="360"/>
+      </w:pPr>
+    </w:lvl>
+    <w:lvl w:ilvl="8" w:tentative="1">
+      <w:start w:val="1"/>
+      <w:numFmt w:val="decimal"/>
+      <w:lvlText w:val="%9."/>
+      <w:lvlJc w:val="left"/>
+      <w:pPr>
+        <w:tabs>
+          <w:tab w:val="num" w:pos="6480"/>
+        </w:tabs>
+        <w:ind w:left="6480" w:hanging="360"/>
+      </w:pPr>
+    </w:lvl>
+  </w:abstractNum>
+  <w:abstractNum w:abstractNumId="34" w15:restartNumberingAfterBreak="0">
     <w:nsid w:val="7A1265C5"/>
     <w:multiLevelType w:val="multilevel"/>
     <w:tmpl w:val="FD1A788E"/>
@@ -35749,7 +33758,7 @@
       </w:pPr>
     </w:lvl>
   </w:abstractNum>
-  <w:abstractNum w:abstractNumId="19" w15:restartNumberingAfterBreak="0">
+  <w:abstractNum w:abstractNumId="35" w15:restartNumberingAfterBreak="0">
     <w:nsid w:val="7AC81F96"/>
     <w:multiLevelType w:val="multilevel"/>
     <w:tmpl w:val="EE70C430"/>
@@ -35898,8 +33907,121 @@
       </w:rPr>
     </w:lvl>
   </w:abstractNum>
+  <w:abstractNum w:abstractNumId="36" w15:restartNumberingAfterBreak="0">
+    <w:nsid w:val="7F6D40FA"/>
+    <w:multiLevelType w:val="multilevel"/>
+    <w:tmpl w:val="023E63DE"/>
+    <w:lvl w:ilvl="0">
+      <w:start w:val="4"/>
+      <w:numFmt w:val="decimal"/>
+      <w:lvlText w:val="%1."/>
+      <w:lvlJc w:val="left"/>
+      <w:pPr>
+        <w:tabs>
+          <w:tab w:val="num" w:pos="720"/>
+        </w:tabs>
+        <w:ind w:left="720" w:hanging="360"/>
+      </w:pPr>
+    </w:lvl>
+    <w:lvl w:ilvl="1" w:tentative="1">
+      <w:start w:val="1"/>
+      <w:numFmt w:val="decimal"/>
+      <w:lvlText w:val="%2."/>
+      <w:lvlJc w:val="left"/>
+      <w:pPr>
+        <w:tabs>
+          <w:tab w:val="num" w:pos="1440"/>
+        </w:tabs>
+        <w:ind w:left="1440" w:hanging="360"/>
+      </w:pPr>
+    </w:lvl>
+    <w:lvl w:ilvl="2" w:tentative="1">
+      <w:start w:val="1"/>
+      <w:numFmt w:val="decimal"/>
+      <w:lvlText w:val="%3."/>
+      <w:lvlJc w:val="left"/>
+      <w:pPr>
+        <w:tabs>
+          <w:tab w:val="num" w:pos="2160"/>
+        </w:tabs>
+        <w:ind w:left="2160" w:hanging="360"/>
+      </w:pPr>
+    </w:lvl>
+    <w:lvl w:ilvl="3" w:tentative="1">
+      <w:start w:val="1"/>
+      <w:numFmt w:val="decimal"/>
+      <w:lvlText w:val="%4."/>
+      <w:lvlJc w:val="left"/>
+      <w:pPr>
+        <w:tabs>
+          <w:tab w:val="num" w:pos="2880"/>
+        </w:tabs>
+        <w:ind w:left="2880" w:hanging="360"/>
+      </w:pPr>
+    </w:lvl>
+    <w:lvl w:ilvl="4" w:tentative="1">
+      <w:start w:val="1"/>
+      <w:numFmt w:val="decimal"/>
+      <w:lvlText w:val="%5."/>
+      <w:lvlJc w:val="left"/>
+      <w:pPr>
+        <w:tabs>
+          <w:tab w:val="num" w:pos="3600"/>
+        </w:tabs>
+        <w:ind w:left="3600" w:hanging="360"/>
+      </w:pPr>
+    </w:lvl>
+    <w:lvl w:ilvl="5" w:tentative="1">
+      <w:start w:val="1"/>
+      <w:numFmt w:val="decimal"/>
+      <w:lvlText w:val="%6."/>
+      <w:lvlJc w:val="left"/>
+      <w:pPr>
+        <w:tabs>
+          <w:tab w:val="num" w:pos="4320"/>
+        </w:tabs>
+        <w:ind w:left="4320" w:hanging="360"/>
+      </w:pPr>
+    </w:lvl>
+    <w:lvl w:ilvl="6" w:tentative="1">
+      <w:start w:val="1"/>
+      <w:numFmt w:val="decimal"/>
+      <w:lvlText w:val="%7."/>
+      <w:lvlJc w:val="left"/>
+      <w:pPr>
+        <w:tabs>
+          <w:tab w:val="num" w:pos="5040"/>
+        </w:tabs>
+        <w:ind w:left="5040" w:hanging="360"/>
+      </w:pPr>
+    </w:lvl>
+    <w:lvl w:ilvl="7" w:tentative="1">
+      <w:start w:val="1"/>
+      <w:numFmt w:val="decimal"/>
+      <w:lvlText w:val="%8."/>
+      <w:lvlJc w:val="left"/>
+      <w:pPr>
+        <w:tabs>
+          <w:tab w:val="num" w:pos="5760"/>
+        </w:tabs>
+        <w:ind w:left="5760" w:hanging="360"/>
+      </w:pPr>
+    </w:lvl>
+    <w:lvl w:ilvl="8" w:tentative="1">
+      <w:start w:val="1"/>
+      <w:numFmt w:val="decimal"/>
+      <w:lvlText w:val="%9."/>
+      <w:lvlJc w:val="left"/>
+      <w:pPr>
+        <w:tabs>
+          <w:tab w:val="num" w:pos="6480"/>
+        </w:tabs>
+        <w:ind w:left="6480" w:hanging="360"/>
+      </w:pPr>
+    </w:lvl>
+  </w:abstractNum>
   <w:num w:numId="1">
-    <w:abstractNumId w:val="8"/>
+    <w:abstractNumId w:val="17"/>
     <w:lvlOverride w:ilvl="0">
       <w:startOverride w:val="1"/>
     </w:lvlOverride>
@@ -35929,10 +34051,10 @@
     </w:lvlOverride>
   </w:num>
   <w:num w:numId="2">
-    <w:abstractNumId w:val="11"/>
+    <w:abstractNumId w:val="25"/>
   </w:num>
   <w:num w:numId="3">
-    <w:abstractNumId w:val="18"/>
+    <w:abstractNumId w:val="34"/>
     <w:lvlOverride w:ilvl="0">
       <w:startOverride w:val="1"/>
     </w:lvlOverride>
@@ -35962,55 +34084,106 @@
     </w:lvlOverride>
   </w:num>
   <w:num w:numId="4">
-    <w:abstractNumId w:val="9"/>
+    <w:abstractNumId w:val="21"/>
   </w:num>
   <w:num w:numId="5">
-    <w:abstractNumId w:val="16"/>
+    <w:abstractNumId w:val="31"/>
   </w:num>
   <w:num w:numId="6">
-    <w:abstractNumId w:val="15"/>
+    <w:abstractNumId w:val="30"/>
   </w:num>
   <w:num w:numId="7">
-    <w:abstractNumId w:val="13"/>
+    <w:abstractNumId w:val="28"/>
   </w:num>
   <w:num w:numId="8">
-    <w:abstractNumId w:val="14"/>
+    <w:abstractNumId w:val="29"/>
   </w:num>
   <w:num w:numId="9">
-    <w:abstractNumId w:val="6"/>
+    <w:abstractNumId w:val="12"/>
   </w:num>
   <w:num w:numId="10">
-    <w:abstractNumId w:val="5"/>
+    <w:abstractNumId w:val="10"/>
   </w:num>
   <w:num w:numId="11">
     <w:abstractNumId w:val="0"/>
   </w:num>
   <w:num w:numId="12">
-    <w:abstractNumId w:val="3"/>
+    <w:abstractNumId w:val="4"/>
   </w:num>
   <w:num w:numId="13">
-    <w:abstractNumId w:val="4"/>
+    <w:abstractNumId w:val="5"/>
   </w:num>
   <w:num w:numId="14">
     <w:abstractNumId w:val="1"/>
   </w:num>
   <w:num w:numId="15">
-    <w:abstractNumId w:val="17"/>
+    <w:abstractNumId w:val="32"/>
   </w:num>
   <w:num w:numId="16">
+    <w:abstractNumId w:val="14"/>
+  </w:num>
+  <w:num w:numId="17">
+    <w:abstractNumId w:val="22"/>
+  </w:num>
+  <w:num w:numId="18">
+    <w:abstractNumId w:val="35"/>
+  </w:num>
+  <w:num w:numId="19">
+    <w:abstractNumId w:val="3"/>
+  </w:num>
+  <w:num w:numId="20">
+    <w:abstractNumId w:val="27"/>
+  </w:num>
+  <w:num w:numId="21">
+    <w:abstractNumId w:val="11"/>
+  </w:num>
+  <w:num w:numId="22">
+    <w:abstractNumId w:val="13"/>
+  </w:num>
+  <w:num w:numId="23">
+    <w:abstractNumId w:val="23"/>
+  </w:num>
+  <w:num w:numId="24">
+    <w:abstractNumId w:val="2"/>
+  </w:num>
+  <w:num w:numId="25">
+    <w:abstractNumId w:val="8"/>
+  </w:num>
+  <w:num w:numId="26">
+    <w:abstractNumId w:val="15"/>
+  </w:num>
+  <w:num w:numId="27">
+    <w:abstractNumId w:val="19"/>
+  </w:num>
+  <w:num w:numId="28">
+    <w:abstractNumId w:val="36"/>
+  </w:num>
+  <w:num w:numId="29">
+    <w:abstractNumId w:val="33"/>
+  </w:num>
+  <w:num w:numId="30">
+    <w:abstractNumId w:val="16"/>
+  </w:num>
+  <w:num w:numId="31">
+    <w:abstractNumId w:val="9"/>
+  </w:num>
+  <w:num w:numId="32">
     <w:abstractNumId w:val="7"/>
   </w:num>
-  <w:num w:numId="17">
-    <w:abstractNumId w:val="10"/>
+  <w:num w:numId="33">
+    <w:abstractNumId w:val="26"/>
   </w:num>
-  <w:num w:numId="18">
-    <w:abstractNumId w:val="19"/>
+  <w:num w:numId="34">
+    <w:abstractNumId w:val="24"/>
   </w:num>
-  <w:num w:numId="19">
-    <w:abstractNumId w:val="2"/>
+  <w:num w:numId="35">
+    <w:abstractNumId w:val="20"/>
   </w:num>
-  <w:num w:numId="20">
-    <w:abstractNumId w:val="12"/>
+  <w:num w:numId="36">
+    <w:abstractNumId w:val="6"/>
+  </w:num>
+  <w:num w:numId="37">
+    <w:abstractNumId w:val="18"/>
   </w:num>
   <w:numIdMacAtCleanup w:val="20"/>
 </w:numbering>
@@ -37333,6 +35506,49 @@
       <w:color w:val="808080"/>
     </w:rPr>
   </w:style>
+  <w:style w:type="paragraph" w:customStyle="1" w:styleId="text-start">
+    <w:name w:val="text-start"/>
+    <w:basedOn w:val="Normal"/>
+    <w:rsid w:val="007133B3"/>
+    <w:pPr>
+      <w:spacing w:before="100" w:beforeAutospacing="1" w:after="100" w:afterAutospacing="1" w:line="240" w:lineRule="auto"/>
+    </w:pPr>
+    <w:rPr>
+      <w:rFonts w:ascii="Times New Roman" w:eastAsia="Times New Roman" w:hAnsi="Times New Roman" w:cs="Times New Roman"/>
+      <w:kern w:val="0"/>
+      <w14:ligatures w14:val="none"/>
+    </w:rPr>
+  </w:style>
+  <w:style w:type="paragraph" w:styleId="BalloonText">
+    <w:name w:val="Balloon Text"/>
+    <w:basedOn w:val="Normal"/>
+    <w:link w:val="BalloonTextChar"/>
+    <w:uiPriority w:val="99"/>
+    <w:semiHidden/>
+    <w:unhideWhenUsed/>
+    <w:rsid w:val="000712F6"/>
+    <w:pPr>
+      <w:spacing w:after="0" w:line="240" w:lineRule="auto"/>
+    </w:pPr>
+    <w:rPr>
+      <w:rFonts w:ascii="Segoe UI" w:hAnsi="Segoe UI" w:cs="Segoe UI"/>
+      <w:sz w:val="18"/>
+      <w:szCs w:val="18"/>
+    </w:rPr>
+  </w:style>
+  <w:style w:type="character" w:customStyle="1" w:styleId="BalloonTextChar">
+    <w:name w:val="Balloon Text Char"/>
+    <w:basedOn w:val="DefaultParagraphFont"/>
+    <w:link w:val="BalloonText"/>
+    <w:uiPriority w:val="99"/>
+    <w:semiHidden/>
+    <w:rsid w:val="000712F6"/>
+    <w:rPr>
+      <w:rFonts w:ascii="Segoe UI" w:hAnsi="Segoe UI" w:cs="Segoe UI"/>
+      <w:sz w:val="18"/>
+      <w:szCs w:val="18"/>
+    </w:rPr>
+  </w:style>
 </w:styles>
 </file>
 
@@ -37636,7 +35852,7 @@
 </file>
 
 <file path=customXml/itemProps1.xml><?xml version="1.0" encoding="utf-8"?>
-<ds:datastoreItem xmlns:ds="http://schemas.openxmlformats.org/officeDocument/2006/customXml" ds:itemID="{6E08678B-F32E-4BFD-8758-FA23F89D7648}">
+<ds:datastoreItem xmlns:ds="http://schemas.openxmlformats.org/officeDocument/2006/customXml" ds:itemID="{59709BAB-34DD-4946-A11A-83F06E84D137}">
   <ds:schemaRefs>
     <ds:schemaRef ds:uri="http://schemas.openxmlformats.org/officeDocument/2006/bibliography"/>
   </ds:schemaRefs>

--- a/diploma.docx
+++ b/diploma.docx
@@ -27108,6 +27108,7 @@
           <w:rFonts w:ascii="GHEA Grapalat" w:hAnsi="GHEA Grapalat"/>
           <w:b/>
           <w:color w:val="auto"/>
+          <w:lang w:val="hy-AM"/>
         </w:rPr>
       </w:pPr>
       <w:bookmarkStart w:id="9" w:name="_Toc215522707"/>
@@ -27117,9 +27118,18 @@
           <w:b/>
           <w:color w:val="auto"/>
         </w:rPr>
-        <w:t>2.1. Դեյքստրայի Ալգորիթմ</w:t>
+        <w:t xml:space="preserve">2.1. </w:t>
       </w:r>
       <w:bookmarkEnd w:id="9"/>
+      <w:r>
+        <w:rPr>
+          <w:rFonts w:ascii="GHEA Grapalat" w:hAnsi="GHEA Grapalat"/>
+          <w:b/>
+          <w:color w:val="auto"/>
+          <w:lang w:val="hy-AM"/>
+        </w:rPr>
+        <w:t>Գլխում օգտագործվող սահմանումներ և հատկություններ</w:t>
+      </w:r>
     </w:p>
     <w:p/>
     <w:p>
@@ -27138,7 +27148,24 @@
           <w:b/>
           <w:color w:val="auto"/>
         </w:rPr>
-        <w:t>2.1.1. Սահմանում և Հատկություններ</w:t>
+        <w:t xml:space="preserve">2.1.1. </w:t>
+      </w:r>
+      <w:r>
+        <w:rPr>
+          <w:rFonts w:ascii="GHEA Grapalat" w:hAnsi="GHEA Grapalat"/>
+          <w:b/>
+          <w:color w:val="auto"/>
+          <w:lang w:val="hy-AM"/>
+        </w:rPr>
+        <w:t xml:space="preserve">Դեյքստրայի ալգորիթմ։ </w:t>
+      </w:r>
+      <w:r>
+        <w:rPr>
+          <w:rFonts w:ascii="GHEA Grapalat" w:hAnsi="GHEA Grapalat"/>
+          <w:b/>
+          <w:color w:val="auto"/>
+        </w:rPr>
+        <w:t>Սահմանում և Հատկություններ</w:t>
       </w:r>
     </w:p>
     <w:p>
@@ -27350,7 +27377,24 @@
           <w:b/>
           <w:color w:val="auto"/>
         </w:rPr>
-        <w:t>2.1.2 Դեյքստրայի Ալգորիթմի Քայլերի Մեխանիզմը</w:t>
+        <w:t>2.1.</w:t>
+      </w:r>
+      <w:r>
+        <w:rPr>
+          <w:rFonts w:ascii="GHEA Grapalat" w:hAnsi="GHEA Grapalat"/>
+          <w:b/>
+          <w:color w:val="auto"/>
+          <w:lang w:val="hy-AM"/>
+        </w:rPr>
+        <w:t>2</w:t>
+      </w:r>
+      <w:r>
+        <w:rPr>
+          <w:rFonts w:ascii="GHEA Grapalat" w:hAnsi="GHEA Grapalat"/>
+          <w:b/>
+          <w:color w:val="auto"/>
+        </w:rPr>
+        <w:t xml:space="preserve"> Դեյքստրայի Ալգորիթմի Քայլերի Մեխանիզմը</w:t>
       </w:r>
       <w:bookmarkEnd w:id="10"/>
     </w:p>
@@ -28498,131 +28542,127 @@
         </w:rPr>
       </w:pPr>
     </w:p>
+    <w:p/>
     <w:p>
       <w:pPr>
-        <w:pStyle w:val="NormalWeb"/>
-        <w:rPr>
-          <w:rFonts w:ascii="GHEA Grapalat" w:hAnsi="GHEA Grapalat"/>
-        </w:rPr>
-      </w:pPr>
+        <w:pStyle w:val="Heading4"/>
+        <w:ind w:left="720"/>
+        <w:rPr>
+          <w:rFonts w:ascii="GHEA Grapalat" w:hAnsi="GHEA Grapalat"/>
+          <w:b/>
+          <w:color w:val="auto"/>
+        </w:rPr>
+      </w:pPr>
+      <w:r>
+        <w:rPr>
+          <w:rFonts w:ascii="GHEA Grapalat" w:hAnsi="GHEA Grapalat"/>
+          <w:b/>
+          <w:color w:val="auto"/>
+        </w:rPr>
+        <w:lastRenderedPageBreak/>
+        <w:t>2.</w:t>
+      </w:r>
+      <w:r>
+        <w:rPr>
+          <w:rFonts w:ascii="GHEA Grapalat" w:hAnsi="GHEA Grapalat"/>
+          <w:b/>
+          <w:color w:val="auto"/>
+          <w:lang w:val="hy-AM"/>
+        </w:rPr>
+        <w:t>1</w:t>
+      </w:r>
+      <w:r>
+        <w:rPr>
+          <w:rFonts w:ascii="GHEA Grapalat" w:hAnsi="GHEA Grapalat"/>
+          <w:b/>
+          <w:color w:val="auto"/>
+        </w:rPr>
+        <w:t>.1.</w:t>
+      </w:r>
+      <w:r>
+        <w:rPr>
+          <w:rFonts w:ascii="GHEA Grapalat" w:hAnsi="GHEA Grapalat"/>
+          <w:b/>
+          <w:color w:val="auto"/>
+          <w:lang w:val="hy-AM"/>
+        </w:rPr>
+        <w:t xml:space="preserve"> </w:t>
+      </w:r>
+      <w:r>
+        <w:rPr>
+          <w:rFonts w:ascii="GHEA Grapalat" w:hAnsi="GHEA Grapalat"/>
+          <w:b/>
+          <w:color w:val="auto"/>
+          <w:lang w:val="hy-AM"/>
+        </w:rPr>
+        <w:t>Ա</w:t>
+      </w:r>
+      <w:r>
+        <w:rPr>
+          <w:rFonts w:ascii="GHEA Grapalat" w:hAnsi="GHEA Grapalat"/>
+          <w:b/>
+          <w:color w:val="auto"/>
+        </w:rPr>
+        <w:t>* Ալգորիթմ</w:t>
+      </w:r>
+      <w:r>
+        <w:rPr>
+          <w:rFonts w:ascii="GHEA Grapalat" w:hAnsi="GHEA Grapalat"/>
+          <w:b/>
+          <w:color w:val="auto"/>
+          <w:lang w:val="hy-AM"/>
+        </w:rPr>
+        <w:t>։</w:t>
+      </w:r>
+      <w:r>
+        <w:rPr>
+          <w:rFonts w:ascii="GHEA Grapalat" w:hAnsi="GHEA Grapalat"/>
+          <w:b/>
+          <w:color w:val="auto"/>
+        </w:rPr>
+        <w:t xml:space="preserve"> Սահմանում և Հատկություններ</w:t>
+      </w:r>
     </w:p>
     <w:p>
       <w:pPr>
         <w:pStyle w:val="NormalWeb"/>
-        <w:rPr>
-          <w:rFonts w:ascii="GHEA Grapalat" w:hAnsi="GHEA Grapalat"/>
-        </w:rPr>
-      </w:pPr>
+        <w:ind w:left="720"/>
+        <w:rPr>
+          <w:rFonts w:ascii="GHEA Grapalat" w:hAnsi="GHEA Grapalat"/>
+        </w:rPr>
+      </w:pPr>
+      <w:r>
+        <w:rPr>
+          <w:rFonts w:ascii="GHEA Grapalat" w:hAnsi="GHEA Grapalat"/>
+          <w:lang w:val="hy-AM"/>
+        </w:rPr>
+        <w:t>Ա</w:t>
+      </w:r>
+      <w:r>
+        <w:rPr>
+          <w:rFonts w:ascii="GHEA Grapalat" w:hAnsi="GHEA Grapalat"/>
+        </w:rPr>
+        <w:t xml:space="preserve">* ալգորիթմը կարճագույն ճանապարհի որոնման ընդլայնված ալգորիթմ է, որը ներկայացվել է 1968 թվականին Պիտեր Հարթի, Նիլսոնի և Ռաֆայելի կողմից։ Այն կարելի է դիտարկել որպես Դեյքստրայի ալգորիթմի ընդլայնում, որն օգտագործում է </w:t>
+      </w:r>
+      <w:r>
+        <w:rPr>
+          <w:rFonts w:ascii="GHEA Grapalat" w:hAnsi="GHEA Grapalat"/>
+          <w:b/>
+          <w:bCs/>
+        </w:rPr>
+        <w:t>էվրիստիկ ֆունկցիա</w:t>
+      </w:r>
+      <w:r>
+        <w:rPr>
+          <w:rFonts w:ascii="GHEA Grapalat" w:hAnsi="GHEA Grapalat"/>
+        </w:rPr>
+        <w:t>՝ որոնումն ուղղորդելու նպատակակետի ուղղությամբ։</w:t>
+      </w:r>
     </w:p>
     <w:p>
       <w:pPr>
         <w:pStyle w:val="NormalWeb"/>
-        <w:rPr>
-          <w:rFonts w:ascii="GHEA Grapalat" w:hAnsi="GHEA Grapalat"/>
-        </w:rPr>
-      </w:pPr>
-    </w:p>
-    <w:p>
-      <w:pPr>
-        <w:pStyle w:val="Heading2"/>
-        <w:rPr>
-          <w:rFonts w:ascii="GHEA Grapalat" w:hAnsi="GHEA Grapalat"/>
-          <w:b/>
-          <w:color w:val="auto"/>
-        </w:rPr>
-      </w:pPr>
-      <w:bookmarkStart w:id="11" w:name="_Toc215522709"/>
-      <w:r>
-        <w:rPr>
-          <w:rFonts w:ascii="GHEA Grapalat" w:hAnsi="GHEA Grapalat"/>
-          <w:b/>
-          <w:color w:val="auto"/>
-        </w:rPr>
-        <w:t xml:space="preserve">2.2. </w:t>
-      </w:r>
-      <w:r>
-        <w:rPr>
-          <w:rFonts w:ascii="GHEA Grapalat" w:hAnsi="GHEA Grapalat"/>
-          <w:b/>
-          <w:color w:val="auto"/>
-          <w:lang w:val="hy-AM"/>
-        </w:rPr>
-        <w:t>Ա</w:t>
-      </w:r>
-      <w:r>
-        <w:rPr>
-          <w:rFonts w:ascii="GHEA Grapalat" w:hAnsi="GHEA Grapalat"/>
-          <w:b/>
-          <w:color w:val="auto"/>
-        </w:rPr>
-        <w:t>* Ալգորիթմ</w:t>
-      </w:r>
-      <w:bookmarkEnd w:id="11"/>
-    </w:p>
-    <w:p/>
-    <w:p>
-      <w:pPr>
-        <w:pStyle w:val="Heading4"/>
         <w:ind w:left="720"/>
-        <w:rPr>
-          <w:rFonts w:ascii="GHEA Grapalat" w:hAnsi="GHEA Grapalat"/>
-          <w:b/>
-          <w:color w:val="auto"/>
-        </w:rPr>
-      </w:pPr>
-      <w:r>
-        <w:rPr>
-          <w:rFonts w:ascii="GHEA Grapalat" w:hAnsi="GHEA Grapalat"/>
-          <w:b/>
-          <w:color w:val="auto"/>
-        </w:rPr>
-        <w:t>2.2.1. Սահմանում և Հատկություններ</w:t>
-      </w:r>
-    </w:p>
-    <w:p>
-      <w:pPr>
-        <w:pStyle w:val="NormalWeb"/>
-        <w:ind w:left="720"/>
-        <w:rPr>
-          <w:rFonts w:ascii="GHEA Grapalat" w:hAnsi="GHEA Grapalat"/>
-        </w:rPr>
-      </w:pPr>
-      <w:r>
-        <w:rPr>
-          <w:rFonts w:ascii="GHEA Grapalat" w:hAnsi="GHEA Grapalat"/>
-          <w:lang w:val="hy-AM"/>
-        </w:rPr>
-        <w:t>Ա</w:t>
-      </w:r>
-      <w:r>
-        <w:rPr>
-          <w:rFonts w:ascii="GHEA Grapalat" w:hAnsi="GHEA Grapalat"/>
-        </w:rPr>
-        <w:t xml:space="preserve">* ալգորիթմը կարճագույն ճանապարհի որոնման ընդլայնված ալգորիթմ է, որը ներկայացվել է 1968 թվականին Պիտեր Հարթի, Նիլսոնի և Ռաֆայելի կողմից։ Այն կարելի է դիտարկել որպես Դեյքստրայի ալգորիթմի ընդլայնում, որն օգտագործում է </w:t>
-      </w:r>
-      <w:r>
-        <w:rPr>
-          <w:rFonts w:ascii="GHEA Grapalat" w:hAnsi="GHEA Grapalat"/>
-          <w:b/>
-          <w:bCs/>
-        </w:rPr>
-        <w:t>էվրիստիկ ֆունկցիա</w:t>
-      </w:r>
-      <w:r>
-        <w:rPr>
-          <w:rFonts w:ascii="GHEA Grapalat" w:hAnsi="GHEA Grapalat"/>
-        </w:rPr>
-        <w:t>՝ որոնումն ուղղորդելու նպատակակետի ուղղությամբ։</w:t>
-      </w:r>
-    </w:p>
-    <w:p>
-      <w:pPr>
-        <w:pStyle w:val="NormalWeb"/>
-        <w:numPr>
-          <w:ilvl w:val="0"/>
-          <w:numId w:val="12"/>
-        </w:numPr>
-        <w:ind w:firstLine="0"/>
         <w:rPr>
           <w:rFonts w:ascii="GHEA Grapalat" w:hAnsi="GHEA Grapalat"/>
         </w:rPr>
@@ -28679,11 +28719,7 @@
     <w:p>
       <w:pPr>
         <w:pStyle w:val="NormalWeb"/>
-        <w:numPr>
-          <w:ilvl w:val="1"/>
-          <w:numId w:val="12"/>
-        </w:numPr>
-        <w:ind w:left="720" w:firstLine="0"/>
+        <w:ind w:left="720"/>
         <w:rPr>
           <w:rFonts w:ascii="GHEA Grapalat" w:hAnsi="GHEA Grapalat"/>
         </w:rPr>
@@ -28735,11 +28771,7 @@
     <w:p>
       <w:pPr>
         <w:pStyle w:val="NormalWeb"/>
-        <w:numPr>
-          <w:ilvl w:val="1"/>
-          <w:numId w:val="12"/>
-        </w:numPr>
-        <w:ind w:left="720" w:firstLine="0"/>
+        <w:ind w:left="720"/>
         <w:rPr>
           <w:rFonts w:ascii="GHEA Grapalat" w:hAnsi="GHEA Grapalat"/>
         </w:rPr>
@@ -28804,11 +28836,7 @@
     <w:p>
       <w:pPr>
         <w:pStyle w:val="NormalWeb"/>
-        <w:numPr>
-          <w:ilvl w:val="0"/>
-          <w:numId w:val="12"/>
-        </w:numPr>
-        <w:ind w:firstLine="0"/>
+        <w:ind w:left="720"/>
         <w:rPr>
           <w:rFonts w:ascii="GHEA Grapalat" w:hAnsi="GHEA Grapalat"/>
         </w:rPr>
@@ -28904,11 +28932,7 @@
     <w:p>
       <w:pPr>
         <w:pStyle w:val="NormalWeb"/>
-        <w:numPr>
-          <w:ilvl w:val="0"/>
-          <w:numId w:val="12"/>
-        </w:numPr>
-        <w:ind w:firstLine="0"/>
+        <w:ind w:left="720"/>
         <w:rPr>
           <w:rFonts w:ascii="GHEA Grapalat" w:hAnsi="GHEA Grapalat"/>
         </w:rPr>
@@ -28954,15 +28978,7 @@
         </w:rPr>
         <w:t xml:space="preserve"> է, ինչը նշանակում է, որ այն Դեյքստրայի ալգորիթմի համեմատ դիտարկում է շատ ավելի քիչ գագաթներ՝ զգալիորեն արագացնելով որոնումը։</w:t>
       </w:r>
-    </w:p>
-    <w:bookmarkEnd w:id="0"/>
-    <w:p>
-      <w:pPr>
-        <w:spacing w:line="360" w:lineRule="auto"/>
-        <w:rPr>
-          <w:rFonts w:ascii="GHEA Grapalat" w:hAnsi="GHEA Grapalat"/>
-        </w:rPr>
-      </w:pPr>
+      <w:bookmarkEnd w:id="0"/>
     </w:p>
     <w:p>
       <w:pPr>
@@ -28980,35 +28996,1325 @@
     </w:p>
     <w:p>
       <w:pPr>
-        <w:rPr>
-          <w:rFonts w:ascii="GHEA Grapalat" w:hAnsi="GHEA Grapalat"/>
-        </w:rPr>
-      </w:pPr>
+        <w:pStyle w:val="Heading2"/>
+        <w:rPr>
+          <w:rFonts w:ascii="GHEA Grapalat" w:eastAsia="Times New Roman" w:hAnsi="GHEA Grapalat"/>
+          <w:b/>
+          <w:color w:val="auto"/>
+          <w:lang w:val="hy-AM"/>
+        </w:rPr>
+      </w:pPr>
+      <w:r>
+        <w:rPr>
+          <w:rFonts w:ascii="GHEA Grapalat" w:eastAsia="Times New Roman" w:hAnsi="GHEA Grapalat"/>
+          <w:b/>
+          <w:color w:val="auto"/>
+          <w:lang w:val="hy-AM"/>
+        </w:rPr>
+        <w:t>2</w:t>
+      </w:r>
+      <w:r>
+        <w:rPr>
+          <w:rFonts w:ascii="Cambria Math" w:eastAsia="Times New Roman" w:hAnsi="Cambria Math"/>
+          <w:b/>
+          <w:color w:val="auto"/>
+          <w:lang w:val="hy-AM"/>
+        </w:rPr>
+        <w:t>․</w:t>
+      </w:r>
+      <w:r>
+        <w:rPr>
+          <w:rFonts w:ascii="GHEA Grapalat" w:eastAsia="Times New Roman" w:hAnsi="GHEA Grapalat"/>
+          <w:b/>
+          <w:color w:val="auto"/>
+          <w:lang w:val="hy-AM"/>
+        </w:rPr>
+        <w:t xml:space="preserve">2 </w:t>
+      </w:r>
+      <w:r>
+        <w:rPr>
+          <w:rFonts w:ascii="Cambria Math" w:eastAsia="Times New Roman" w:hAnsi="Cambria Math"/>
+          <w:b/>
+          <w:color w:val="auto"/>
+          <w:lang w:val="hy-AM"/>
+        </w:rPr>
+        <w:t xml:space="preserve"> </w:t>
+      </w:r>
+      <w:r>
+        <w:rPr>
+          <w:rFonts w:ascii="GHEA Grapalat" w:eastAsia="Times New Roman" w:hAnsi="GHEA Grapalat"/>
+          <w:b/>
+          <w:color w:val="auto"/>
+          <w:lang w:val="hy-AM"/>
+        </w:rPr>
+        <w:t>Խնդրի համատեքստ և մոտիվացիա</w:t>
+      </w:r>
     </w:p>
     <w:p>
       <w:pPr>
         <w:rPr>
-          <w:rFonts w:ascii="GHEA Grapalat" w:hAnsi="GHEA Grapalat"/>
+          <w:rFonts w:ascii="Arial" w:hAnsi="Arial"/>
+          <w:lang w:val="hy-AM"/>
         </w:rPr>
       </w:pPr>
     </w:p>
     <w:p>
       <w:pPr>
-        <w:tabs>
-          <w:tab w:val="left" w:pos="2520"/>
-        </w:tabs>
-        <w:rPr>
-          <w:rFonts w:ascii="GHEA Grapalat" w:hAnsi="GHEA Grapalat"/>
-        </w:rPr>
-      </w:pPr>
-      <w:r>
-        <w:rPr>
-          <w:rFonts w:ascii="GHEA Grapalat" w:hAnsi="GHEA Grapalat"/>
-        </w:rPr>
-        <w:tab/>
-      </w:r>
-      <w:bookmarkStart w:id="12" w:name="_GoBack"/>
-      <w:bookmarkEnd w:id="12"/>
+        <w:pStyle w:val="NormalWeb"/>
+        <w:rPr>
+          <w:rFonts w:ascii="GHEA Grapalat" w:hAnsi="GHEA Grapalat"/>
+          <w:lang w:val="hy-AM"/>
+        </w:rPr>
+      </w:pPr>
+      <w:r>
+        <w:rPr>
+          <w:rFonts w:ascii="GHEA Grapalat" w:hAnsi="GHEA Grapalat"/>
+          <w:lang w:val="hy-AM"/>
+        </w:rPr>
+        <w:t>Կարճագույն ճանապարհի հաշվարկը կենտրոնական դեր է զբաղեցնում ժամանակակից ինֆորմատիկայում, քանի որ այն հիմք է հանդիսանում համակարգային մակարդակի բազմազան աբստրակցիաների համար՝ հաղորդակցության ցանցերում փաթեթների երթուղևորումից</w:t>
+      </w:r>
+      <w:r>
+        <w:rPr>
+          <w:rFonts w:ascii="GHEA Grapalat" w:hAnsi="GHEA Grapalat"/>
+          <w:lang w:val="hy-AM"/>
+        </w:rPr>
+        <w:t>, տրանսպորտային ցանցերի նախագծումից և այլն</w:t>
+      </w:r>
+      <w:r>
+        <w:rPr>
+          <w:rFonts w:ascii="GHEA Grapalat" w:hAnsi="GHEA Grapalat"/>
+          <w:lang w:val="hy-AM"/>
+        </w:rPr>
+        <w:t>։ Գրաֆ</w:t>
+      </w:r>
+      <w:r>
+        <w:rPr>
+          <w:rFonts w:ascii="GHEA Grapalat" w:hAnsi="GHEA Grapalat"/>
+          <w:lang w:val="hy-AM"/>
+        </w:rPr>
+        <w:t>երի</w:t>
+      </w:r>
+      <w:r>
+        <w:rPr>
+          <w:rFonts w:ascii="GHEA Grapalat" w:hAnsi="GHEA Grapalat"/>
+          <w:lang w:val="hy-AM"/>
+        </w:rPr>
+        <w:t xml:space="preserve"> տեսության տերմինաբանությամբ՝ երկու գագաթների միջև նվազագույն արժեքով ճանապարհը որոշելու խնդիրը համարժեք է կոմբինատոր տարածության վրա օպտիմալացման խնդրի լուծմանը, որը էքսպոնենցիալ ընդլայնվում է</w:t>
+      </w:r>
+      <w:r>
+        <w:rPr>
+          <w:rFonts w:ascii="GHEA Grapalat" w:hAnsi="GHEA Grapalat"/>
+          <w:lang w:val="hy-AM"/>
+        </w:rPr>
+        <w:t>՝</w:t>
+      </w:r>
+      <w:r>
+        <w:rPr>
+          <w:rFonts w:ascii="GHEA Grapalat" w:hAnsi="GHEA Grapalat"/>
+          <w:lang w:val="hy-AM"/>
+        </w:rPr>
+        <w:t xml:space="preserve"> հիմքում ընկած գրաֆի չափի աճին զուգընթաց։ Հետևաբար, ճանապարհի որոնման համար կիրառվող ալգորիթմական ընտրությունները ուղղակիորեն ազդում են հաշվողական ռեսուրսների, </w:t>
+      </w:r>
+      <w:r>
+        <w:rPr>
+          <w:rFonts w:ascii="GHEA Grapalat" w:hAnsi="GHEA Grapalat"/>
+          <w:lang w:val="hy-AM"/>
+        </w:rPr>
+        <w:t>արձագանքման ժամանակի,</w:t>
+      </w:r>
+      <w:r>
+        <w:rPr>
+          <w:rFonts w:ascii="GHEA Grapalat" w:hAnsi="GHEA Grapalat"/>
+          <w:lang w:val="hy-AM"/>
+        </w:rPr>
+        <w:t xml:space="preserve"> և ծառայությունների հուսալիության վրա։</w:t>
+      </w:r>
+    </w:p>
+    <w:p>
+      <w:pPr>
+        <w:pStyle w:val="NormalWeb"/>
+        <w:rPr>
+          <w:rFonts w:ascii="GHEA Grapalat" w:hAnsi="GHEA Grapalat"/>
+          <w:lang w:val="hy-AM"/>
+        </w:rPr>
+      </w:pPr>
+    </w:p>
+    <w:p>
+      <w:pPr>
+        <w:pStyle w:val="NormalWeb"/>
+        <w:rPr>
+          <w:rFonts w:ascii="GHEA Grapalat" w:hAnsi="GHEA Grapalat"/>
+          <w:lang w:val="hy-AM"/>
+        </w:rPr>
+      </w:pPr>
+      <w:r>
+        <w:rPr>
+          <w:rFonts w:ascii="GHEA Grapalat" w:hAnsi="GHEA Grapalat"/>
+          <w:lang w:val="hy-AM"/>
+        </w:rPr>
+        <w:lastRenderedPageBreak/>
+        <w:t xml:space="preserve">Իրական աշխարհի տիրույթները ցուցադրում են առանձնահատուկ սահմանափակումներ, որոնք ազդում են ճանապարհի որոնման կոնկրետ մեթոդների հարմարելիության վրա։ Գլոբալ դիրքորոշման համակարգերում (GPS) և </w:t>
+      </w:r>
+      <w:r>
+        <w:rPr>
+          <w:rFonts w:ascii="GHEA Grapalat" w:hAnsi="GHEA Grapalat"/>
+          <w:lang w:val="hy-AM"/>
+        </w:rPr>
+        <w:t>ինտերնետ</w:t>
+      </w:r>
+      <w:r>
+        <w:rPr>
+          <w:rFonts w:ascii="GHEA Grapalat" w:hAnsi="GHEA Grapalat"/>
+          <w:lang w:val="hy-AM"/>
+        </w:rPr>
+        <w:t xml:space="preserve"> հավելվածներում ճանապարհային ցանցերի հիմքում ընկած ներկայացումը խիստ նոսր է, ընդ որում՝ գեոդեզիական հեռավորությունները ծառայում են որպես բնական էվրիստիկաներ։ Ռոբոտաշինության մեջ ճանապարհի պլանավորումը հաճախ իրականացվում է խիտ ցանցային քարտեզների կամ անընդհատ միջավայրերի վրա, որտեղ ծախսերի մոդելը կարող է ներառել տեղանքը, խոչընդոտները և դինամիկ խոչընդոտները։ Գլոբալ ցանցային երթուղևորման մեջ ստատիկ երթուղային աղյուսակները հաճախ թարմացվում են ինկրեմենտալ</w:t>
+      </w:r>
+      <w:r>
+        <w:rPr>
+          <w:rFonts w:ascii="GHEA Grapalat" w:hAnsi="GHEA Grapalat"/>
+          <w:lang w:val="hy-AM"/>
+        </w:rPr>
+        <w:t xml:space="preserve">, </w:t>
+      </w:r>
+      <w:r>
+        <w:rPr>
+          <w:rFonts w:ascii="GHEA Grapalat" w:hAnsi="GHEA Grapalat"/>
+          <w:lang w:val="hy-AM"/>
+        </w:rPr>
+        <w:t>որոնք նախապատվությունը տալիս են դետերմինիզմին և պարզությանը՝ էվրիստիկ հապճեպ լուծումների նկատմամբ</w:t>
+      </w:r>
+    </w:p>
+    <w:p>
+      <w:pPr>
+        <w:pStyle w:val="NormalWeb"/>
+        <w:rPr>
+          <w:rFonts w:ascii="GHEA Grapalat" w:hAnsi="GHEA Grapalat"/>
+          <w:lang w:val="hy-AM"/>
+        </w:rPr>
+      </w:pPr>
+    </w:p>
+    <w:p>
+      <w:pPr>
+        <w:pStyle w:val="Heading2"/>
+        <w:rPr>
+          <w:rFonts w:ascii="Arial" w:eastAsia="Times New Roman" w:hAnsi="Arial"/>
+          <w:b/>
+          <w:color w:val="auto"/>
+          <w:lang w:val="hy-AM"/>
+        </w:rPr>
+      </w:pPr>
+      <w:r>
+        <w:rPr>
+          <w:b/>
+          <w:color w:val="auto"/>
+          <w:lang w:val="hy-AM"/>
+        </w:rPr>
+        <w:t>2</w:t>
+      </w:r>
+      <w:r>
+        <w:rPr>
+          <w:rFonts w:ascii="Cambria Math" w:hAnsi="Cambria Math"/>
+          <w:b/>
+          <w:color w:val="auto"/>
+          <w:lang w:val="hy-AM"/>
+        </w:rPr>
+        <w:t>․2</w:t>
+      </w:r>
+      <w:r>
+        <w:rPr>
+          <w:rFonts w:ascii="Cambria Math" w:hAnsi="Cambria Math"/>
+          <w:b/>
+          <w:color w:val="auto"/>
+          <w:lang w:val="hy-AM"/>
+        </w:rPr>
+        <w:t>․1</w:t>
+      </w:r>
+      <w:r>
+        <w:rPr>
+          <w:rFonts w:ascii="Cambria Math" w:hAnsi="Cambria Math"/>
+          <w:b/>
+          <w:color w:val="auto"/>
+          <w:lang w:val="hy-AM"/>
+        </w:rPr>
+        <w:t xml:space="preserve"> </w:t>
+      </w:r>
+      <w:r>
+        <w:rPr>
+          <w:rFonts w:eastAsia="Times New Roman"/>
+          <w:b/>
+          <w:color w:val="auto"/>
+          <w:lang w:val="hy-AM"/>
+        </w:rPr>
+        <w:t>Ալգորիթմական համեմատություն</w:t>
+      </w:r>
+    </w:p>
+    <w:p>
+      <w:pPr>
+        <w:rPr>
+          <w:rFonts w:ascii="Arial" w:hAnsi="Arial"/>
+          <w:lang w:val="hy-AM"/>
+        </w:rPr>
+      </w:pPr>
+    </w:p>
+    <w:p>
+      <w:pPr>
+        <w:pStyle w:val="NormalWeb"/>
+        <w:rPr>
+          <w:rFonts w:ascii="GHEA Grapalat" w:hAnsi="GHEA Grapalat"/>
+          <w:lang w:val="hy-AM"/>
+        </w:rPr>
+      </w:pPr>
+      <w:r>
+        <w:rPr>
+          <w:rFonts w:ascii="GHEA Grapalat" w:hAnsi="GHEA Grapalat"/>
+          <w:lang w:val="hy-AM"/>
+        </w:rPr>
+        <w:t xml:space="preserve">Ինչպես </w:t>
+      </w:r>
+      <w:r>
+        <w:rPr>
+          <w:rFonts w:ascii="GHEA Grapalat" w:hAnsi="GHEA Grapalat"/>
+          <w:lang w:val="hy-AM"/>
+        </w:rPr>
+        <w:t>Ա</w:t>
+      </w:r>
+      <w:r>
+        <w:rPr>
+          <w:rFonts w:ascii="GHEA Grapalat" w:hAnsi="GHEA Grapalat"/>
+          <w:lang w:val="hy-AM"/>
+        </w:rPr>
+        <w:t>*</w:t>
+      </w:r>
+      <w:r>
+        <w:rPr>
+          <w:rFonts w:ascii="GHEA Grapalat" w:hAnsi="GHEA Grapalat"/>
+          <w:lang w:val="hy-AM"/>
+        </w:rPr>
+        <w:t>-ն</w:t>
+      </w:r>
+      <w:r>
+        <w:rPr>
+          <w:rFonts w:ascii="GHEA Grapalat" w:hAnsi="GHEA Grapalat"/>
+          <w:lang w:val="hy-AM"/>
+        </w:rPr>
+        <w:t xml:space="preserve">, այնպես էլ </w:t>
+      </w:r>
+      <w:r>
+        <w:rPr>
+          <w:rFonts w:ascii="GHEA Grapalat" w:hAnsi="GHEA Grapalat"/>
+          <w:lang w:val="hy-AM"/>
+        </w:rPr>
+        <w:t>Դեյքստրայի</w:t>
+      </w:r>
+      <w:r>
+        <w:rPr>
+          <w:rFonts w:ascii="GHEA Grapalat" w:hAnsi="GHEA Grapalat"/>
+          <w:lang w:val="hy-AM"/>
+        </w:rPr>
+        <w:t xml:space="preserve"> ալգորիթմը պատկանում են գրաֆի </w:t>
+      </w:r>
+      <w:r>
+        <w:rPr>
+          <w:rFonts w:ascii="GHEA Grapalat" w:hAnsi="GHEA Grapalat"/>
+          <w:b/>
+          <w:lang w:val="hy-AM"/>
+        </w:rPr>
+        <w:t>լավագույն-առաջին</w:t>
+      </w:r>
+      <w:r>
+        <w:rPr>
+          <w:rFonts w:ascii="GHEA Grapalat" w:hAnsi="GHEA Grapalat"/>
+          <w:lang w:val="hy-AM"/>
+        </w:rPr>
+        <w:t xml:space="preserve"> որոնման ընտանիքին, սակայն նրանց հիմքում ընկած սկզբունքները </w:t>
+      </w:r>
+      <w:r>
+        <w:rPr>
+          <w:rFonts w:ascii="GHEA Grapalat" w:hAnsi="GHEA Grapalat"/>
+          <w:lang w:val="hy-AM"/>
+        </w:rPr>
+        <w:t>մասամբ</w:t>
+      </w:r>
+      <w:r>
+        <w:rPr>
+          <w:rFonts w:ascii="GHEA Grapalat" w:hAnsi="GHEA Grapalat"/>
+          <w:lang w:val="hy-AM"/>
+        </w:rPr>
+        <w:t xml:space="preserve"> տարբերվում են։ </w:t>
+      </w:r>
+      <w:r>
+        <w:rPr>
+          <w:rFonts w:ascii="GHEA Grapalat" w:hAnsi="GHEA Grapalat"/>
+          <w:lang w:val="hy-AM"/>
+        </w:rPr>
+        <w:t>Դեյքստրայի</w:t>
+      </w:r>
+      <w:r>
+        <w:rPr>
+          <w:rFonts w:ascii="GHEA Grapalat" w:hAnsi="GHEA Grapalat"/>
+          <w:lang w:val="hy-AM"/>
+        </w:rPr>
+        <w:t xml:space="preserve"> ալգորիթմը իրականացվում է իտերատիվ կերպով</w:t>
+      </w:r>
+      <w:r>
+        <w:rPr>
+          <w:rFonts w:ascii="GHEA Grapalat" w:hAnsi="GHEA Grapalat"/>
+          <w:lang w:val="hy-AM"/>
+        </w:rPr>
+        <w:t>՝</w:t>
+      </w:r>
+      <w:r>
+        <w:rPr>
+          <w:rFonts w:ascii="GHEA Grapalat" w:hAnsi="GHEA Grapalat"/>
+          <w:lang w:val="hy-AM"/>
+        </w:rPr>
+        <w:t xml:space="preserve"> ընտրելով չհետազոտված գագաթը, որն ունի նվազագույն նախնական հեռավորություն (հաճախ նշանակվում է g(v)) աղբյուրից, և կատարում է կից կողերի ռելակսացիա։ Ալգորիթմը պահպանում է հեռավորության պիտակ յուրաքանչյուր գագաթի համար և ավարտվում է, երբ </w:t>
+      </w:r>
+      <w:r>
+        <w:rPr>
+          <w:rFonts w:ascii="GHEA Grapalat" w:hAnsi="GHEA Grapalat"/>
+          <w:lang w:val="hy-AM"/>
+        </w:rPr>
+        <w:t>«վերջնակետ»</w:t>
+      </w:r>
+      <w:r>
+        <w:rPr>
+          <w:rFonts w:ascii="GHEA Grapalat" w:hAnsi="GHEA Grapalat"/>
+          <w:lang w:val="hy-AM"/>
+        </w:rPr>
+        <w:t xml:space="preserve"> գագաթը դուրս է բերվում պրիորիտետային հերթից։</w:t>
+      </w:r>
+      <w:r>
+        <w:rPr>
+          <w:rFonts w:ascii="GHEA Grapalat" w:hAnsi="GHEA Grapalat"/>
+          <w:lang w:val="hy-AM"/>
+        </w:rPr>
+        <w:br/>
+      </w:r>
+      <w:r>
+        <w:rPr>
+          <w:rFonts w:ascii="GHEA Grapalat" w:hAnsi="GHEA Grapalat"/>
+          <w:lang w:val="hy-AM"/>
+        </w:rPr>
+        <w:br/>
+      </w:r>
+      <w:r>
+        <w:rPr>
+          <w:rFonts w:ascii="GHEA Grapalat" w:hAnsi="GHEA Grapalat"/>
+          <w:lang w:val="hy-AM"/>
+        </w:rPr>
+        <w:t xml:space="preserve"> </w:t>
+      </w:r>
+      <w:r>
+        <w:rPr>
+          <w:rFonts w:ascii="GHEA Grapalat" w:hAnsi="GHEA Grapalat"/>
+          <w:lang w:val="hy-AM"/>
+        </w:rPr>
+        <w:t>Ա</w:t>
+      </w:r>
+      <w:r>
+        <w:rPr>
+          <w:rFonts w:ascii="GHEA Grapalat" w:hAnsi="GHEA Grapalat"/>
+          <w:lang w:val="hy-AM"/>
+        </w:rPr>
+        <w:t>*-ն լրացնում է այս սխեման՝ ներառելով էվրիստիկ ֆունկցիա h(v), դրանով իսկ սահմանելով f(v) = g(v) + h(v) պրիորիտետային արժեքը յուրաքանչյուր հանգույցի համար։ Էվրիստիկան ուղղորդում է որոնումը դեպի նպատակային ուղղված տարածքներ, կրճատելով որոնման տարածությունը, որը պետք է քննարկվի մինչև օպտիմալության երաշխավորումը։</w:t>
+      </w:r>
+    </w:p>
+    <w:p>
+      <w:pPr>
+        <w:pStyle w:val="NormalWeb"/>
+        <w:rPr>
+          <w:rFonts w:ascii="GHEA Grapalat" w:hAnsi="GHEA Grapalat"/>
+          <w:lang w:val="hy-AM"/>
+        </w:rPr>
+      </w:pPr>
+      <w:r>
+        <w:rPr>
+          <w:rFonts w:ascii="GHEA Grapalat" w:hAnsi="GHEA Grapalat"/>
+          <w:lang w:val="hy-AM"/>
+        </w:rPr>
+        <w:t xml:space="preserve">Ֆորմալ առումով </w:t>
+      </w:r>
+      <w:r>
+        <w:rPr>
+          <w:rFonts w:ascii="GHEA Grapalat" w:hAnsi="GHEA Grapalat"/>
+          <w:lang w:val="hy-AM"/>
+        </w:rPr>
+        <w:t>Դեյքստրայի</w:t>
+      </w:r>
+      <w:r>
+        <w:rPr>
+          <w:rFonts w:ascii="GHEA Grapalat" w:hAnsi="GHEA Grapalat"/>
+          <w:lang w:val="hy-AM"/>
+        </w:rPr>
+        <w:t xml:space="preserve"> ալգորիթմը կարելի է դիտարկել որպես ռելակսացիայի վրա հիմնված մեթոդ, ըստ որի՝ հերթից հեռացված ցանկացած գագաթի հեռավորությունը վերջնական է։ </w:t>
+      </w:r>
+      <w:r>
+        <w:rPr>
+          <w:rFonts w:ascii="GHEA Grapalat" w:hAnsi="GHEA Grapalat"/>
+          <w:lang w:val="hy-AM"/>
+        </w:rPr>
+        <w:t>Ա</w:t>
+      </w:r>
+      <w:r>
+        <w:rPr>
+          <w:rFonts w:ascii="GHEA Grapalat" w:hAnsi="GHEA Grapalat"/>
+          <w:lang w:val="hy-AM"/>
+        </w:rPr>
+        <w:t xml:space="preserve">*-ն ժառանգում է ռելակսացիայի գործընթացը, բայց ավելացնում է այն պայմանը, որ օպտիմալությունը երաշխավորվում է միայն այն դեպքում, եթե h էվրիստիկան թույլատրելի է (երբեք չի գերագնահատում իրական ծախսը դեպի նպատակը) և համաձայնեցված </w:t>
+      </w:r>
+      <w:r>
+        <w:rPr>
+          <w:rFonts w:ascii="GHEA Grapalat" w:hAnsi="GHEA Grapalat"/>
+          <w:lang w:val="hy-AM"/>
+        </w:rPr>
+        <w:t xml:space="preserve"> է </w:t>
+      </w:r>
+      <w:r>
+        <w:rPr>
+          <w:rFonts w:ascii="GHEA Grapalat" w:hAnsi="GHEA Grapalat"/>
+          <w:lang w:val="hy-AM"/>
+        </w:rPr>
+        <w:t>(բավարարում է եռանկյունու անհավասարությանը)։ Այս տեսական տարբերությունը ուղղակիորեն ազդում է ալգորիթմների լրիվության և օպտիմալության երաշխիքների վրա։</w:t>
+      </w:r>
+    </w:p>
+    <w:p>
+      <w:pPr>
+        <w:pStyle w:val="NormalWeb"/>
+        <w:rPr>
+          <w:rFonts w:ascii="GHEA Grapalat" w:hAnsi="GHEA Grapalat"/>
+          <w:lang w:val="hy-AM"/>
+        </w:rPr>
+      </w:pPr>
+    </w:p>
+    <w:p>
+      <w:pPr>
+        <w:pStyle w:val="Heading2"/>
+        <w:rPr>
+          <w:b/>
+          <w:color w:val="auto"/>
+          <w:lang w:val="hy-AM"/>
+        </w:rPr>
+      </w:pPr>
+      <w:r>
+        <w:rPr>
+          <w:b/>
+          <w:color w:val="auto"/>
+          <w:lang w:val="hy-AM"/>
+        </w:rPr>
+        <w:lastRenderedPageBreak/>
+        <w:t>2</w:t>
+      </w:r>
+      <w:r>
+        <w:rPr>
+          <w:rFonts w:ascii="Cambria Math" w:hAnsi="Cambria Math"/>
+          <w:b/>
+          <w:color w:val="auto"/>
+          <w:lang w:val="hy-AM"/>
+        </w:rPr>
+        <w:t>․2․2</w:t>
+      </w:r>
+      <w:r>
+        <w:rPr>
+          <w:rFonts w:ascii="Cambria Math" w:hAnsi="Cambria Math"/>
+          <w:b/>
+          <w:color w:val="auto"/>
+          <w:lang w:val="hy-AM"/>
+        </w:rPr>
+        <w:t xml:space="preserve"> </w:t>
+      </w:r>
+      <w:r>
+        <w:rPr>
+          <w:rFonts w:eastAsia="Times New Roman"/>
+          <w:b/>
+          <w:color w:val="auto"/>
+          <w:lang w:val="hy-AM"/>
+        </w:rPr>
+        <w:t xml:space="preserve">Որոնման ռազմավարություններ </w:t>
+      </w:r>
+    </w:p>
+    <w:p>
+      <w:pPr>
+        <w:pStyle w:val="NormalWeb"/>
+        <w:rPr>
+          <w:rFonts w:ascii="GHEA Grapalat" w:hAnsi="GHEA Grapalat"/>
+          <w:lang w:val="hy-AM"/>
+        </w:rPr>
+      </w:pPr>
+    </w:p>
+    <w:p>
+      <w:pPr>
+        <w:pStyle w:val="NormalWeb"/>
+        <w:rPr>
+          <w:rFonts w:ascii="GHEA Grapalat" w:hAnsi="GHEA Grapalat"/>
+          <w:lang w:val="hy-AM"/>
+        </w:rPr>
+      </w:pPr>
+      <w:r>
+        <w:rPr>
+          <w:rFonts w:ascii="GHEA Grapalat" w:hAnsi="GHEA Grapalat"/>
+          <w:lang w:val="hy-AM"/>
+        </w:rPr>
+        <w:t xml:space="preserve">Կառավարման տեսության տեսանկյունից </w:t>
+      </w:r>
+      <w:r>
+        <w:rPr>
+          <w:rFonts w:ascii="GHEA Grapalat" w:hAnsi="GHEA Grapalat"/>
+          <w:lang w:val="hy-AM"/>
+        </w:rPr>
+        <w:t>Դեյքստրան</w:t>
+      </w:r>
+      <w:r>
+        <w:rPr>
+          <w:rFonts w:ascii="GHEA Grapalat" w:hAnsi="GHEA Grapalat"/>
+          <w:lang w:val="hy-AM"/>
+        </w:rPr>
+        <w:t xml:space="preserve"> գործում է</w:t>
+      </w:r>
+      <w:r>
+        <w:rPr>
+          <w:rFonts w:ascii="GHEA Grapalat" w:hAnsi="GHEA Grapalat"/>
+          <w:lang w:val="hy-AM"/>
+        </w:rPr>
+        <w:t xml:space="preserve"> հետևյալ կերպ</w:t>
+      </w:r>
+      <w:r>
+        <w:rPr>
+          <w:rFonts w:ascii="GHEA Grapalat" w:hAnsi="GHEA Grapalat"/>
+          <w:lang w:val="hy-AM"/>
+        </w:rPr>
+        <w:t xml:space="preserve">. յուրաքանչյուր քայլ ընդլայնում է այն հանգույցը, որն ունի ամենափոքր կուտակված ճշգրիտ ծախսը դեպի աղբյուր։ Ալգորիթմի կառավարման քաղաքականությունը չի կոդավորում որևէ </w:t>
+      </w:r>
+      <w:r>
+        <w:rPr>
+          <w:rFonts w:ascii="GHEA Grapalat" w:hAnsi="GHEA Grapalat"/>
+          <w:lang w:val="hy-AM"/>
+        </w:rPr>
+        <w:t>ինֆորմացիա</w:t>
+      </w:r>
+      <w:r>
+        <w:rPr>
+          <w:rFonts w:ascii="GHEA Grapalat" w:hAnsi="GHEA Grapalat"/>
+          <w:lang w:val="hy-AM"/>
+        </w:rPr>
+        <w:t xml:space="preserve"> նպատակային հեռավորությունների բաշխման մասին՝ բացի ընթացիկ հեռավորության պիտակից։ Ի հակադրություն, </w:t>
+      </w:r>
+      <w:r>
+        <w:rPr>
+          <w:rFonts w:ascii="GHEA Grapalat" w:hAnsi="GHEA Grapalat"/>
+          <w:lang w:val="hy-AM"/>
+        </w:rPr>
+        <w:t>Ա</w:t>
+      </w:r>
+      <w:r>
+        <w:rPr>
+          <w:rFonts w:ascii="GHEA Grapalat" w:hAnsi="GHEA Grapalat"/>
+          <w:lang w:val="hy-AM"/>
+        </w:rPr>
+        <w:t xml:space="preserve">*-ն իրականացնում է ինֆորմացված ծախսերի քաղաքականություն, որտեղ պրիորիտետային հերթի </w:t>
+      </w:r>
+      <w:r>
+        <w:rPr>
+          <w:rFonts w:ascii="GHEA Grapalat" w:hAnsi="GHEA Grapalat"/>
+          <w:lang w:val="hy-AM"/>
+        </w:rPr>
+        <w:t>գործող էլեմենտը</w:t>
+      </w:r>
+      <w:r>
+        <w:rPr>
+          <w:rFonts w:ascii="GHEA Grapalat" w:hAnsi="GHEA Grapalat"/>
+          <w:lang w:val="hy-AM"/>
+        </w:rPr>
+        <w:t xml:space="preserve"> ներառում է մնացորդային ծախսի գնահատական։ Այս քաղաքականությունը կարելի է մեկնաբանել որպես երկու ծախսային բաղադրիչների կշռված գումար՝ ճշգրիտ կուտակային ծախս g և օպտիմիստական գնահատական h։ Հետևաբար, </w:t>
+      </w:r>
+      <w:r>
+        <w:rPr>
+          <w:rFonts w:ascii="GHEA Grapalat" w:hAnsi="GHEA Grapalat"/>
+          <w:lang w:val="hy-AM"/>
+        </w:rPr>
+        <w:t>Ա</w:t>
+      </w:r>
+      <w:r>
+        <w:rPr>
+          <w:rFonts w:ascii="GHEA Grapalat" w:hAnsi="GHEA Grapalat"/>
+          <w:lang w:val="hy-AM"/>
+        </w:rPr>
+        <w:t>*-ում ընդլայնման կարգը կողմնակալ է դեպի այն հանգույցները, որոնք և՛ էժան են հասնելու համար, և՛ թվում են, թե մոտ են նպատակին։</w:t>
+      </w:r>
+    </w:p>
+    <w:p>
+      <w:pPr>
+        <w:pStyle w:val="NormalWeb"/>
+        <w:rPr>
+          <w:rFonts w:ascii="GHEA Grapalat" w:hAnsi="GHEA Grapalat"/>
+          <w:lang w:val="hy-AM"/>
+        </w:rPr>
+      </w:pPr>
+    </w:p>
+    <w:p>
+      <w:pPr>
+        <w:pStyle w:val="Heading2"/>
+        <w:rPr>
+          <w:rFonts w:ascii="Arial" w:eastAsia="Times New Roman" w:hAnsi="Arial"/>
+          <w:b/>
+          <w:color w:val="auto"/>
+          <w:lang w:val="hy-AM"/>
+        </w:rPr>
+      </w:pPr>
+      <w:r>
+        <w:rPr>
+          <w:rFonts w:eastAsia="Times New Roman"/>
+          <w:b/>
+          <w:color w:val="auto"/>
+          <w:lang w:val="hy-AM"/>
+        </w:rPr>
+        <w:t>2.</w:t>
+      </w:r>
+      <w:r>
+        <w:rPr>
+          <w:b/>
+          <w:color w:val="auto"/>
+          <w:lang w:val="hy-AM"/>
+        </w:rPr>
+        <w:t>2</w:t>
+      </w:r>
+      <w:r>
+        <w:rPr>
+          <w:rFonts w:ascii="Cambria Math" w:hAnsi="Cambria Math"/>
+          <w:b/>
+          <w:color w:val="auto"/>
+          <w:lang w:val="hy-AM"/>
+        </w:rPr>
+        <w:t>․3</w:t>
+      </w:r>
+      <w:r>
+        <w:rPr>
+          <w:rFonts w:eastAsia="Times New Roman"/>
+          <w:b/>
+          <w:color w:val="auto"/>
+          <w:lang w:val="hy-AM"/>
+        </w:rPr>
+        <w:t xml:space="preserve"> Էվրիստիկաների դերը </w:t>
+      </w:r>
+    </w:p>
+    <w:p>
+      <w:pPr>
+        <w:rPr>
+          <w:rFonts w:ascii="Arial" w:hAnsi="Arial"/>
+          <w:lang w:val="hy-AM"/>
+        </w:rPr>
+      </w:pPr>
+    </w:p>
+    <w:p>
+      <w:pPr>
+        <w:pStyle w:val="NormalWeb"/>
+        <w:rPr>
+          <w:rFonts w:ascii="GHEA Grapalat" w:hAnsi="GHEA Grapalat"/>
+          <w:lang w:val="hy-AM"/>
+        </w:rPr>
+      </w:pPr>
+      <w:r>
+        <w:rPr>
+          <w:rFonts w:ascii="GHEA Grapalat" w:hAnsi="GHEA Grapalat"/>
+          <w:lang w:val="hy-AM"/>
+        </w:rPr>
+        <w:t>Ա</w:t>
+      </w:r>
+      <w:r>
+        <w:rPr>
+          <w:rFonts w:ascii="GHEA Grapalat" w:hAnsi="GHEA Grapalat"/>
+          <w:lang w:val="hy-AM"/>
+        </w:rPr>
+        <w:t>*-ի h էվրիստիկ ֆունկցիան սպասարկում է երեք փոխկապակցված նպատակների.</w:t>
+      </w:r>
+      <w:r>
+        <w:rPr>
+          <w:rFonts w:ascii="GHEA Grapalat" w:hAnsi="GHEA Grapalat"/>
+          <w:lang w:val="hy-AM"/>
+        </w:rPr>
+        <w:t xml:space="preserve"> </w:t>
+      </w:r>
+      <w:r>
+        <w:rPr>
+          <w:rFonts w:ascii="GHEA Grapalat" w:hAnsi="GHEA Grapalat"/>
+          <w:lang w:val="hy-AM"/>
+        </w:rPr>
+        <w:t xml:space="preserve">այն կրճատում է այն հանգույցները, որոնք ապացուցելիորեն ենթաօպտիմալ են ընթացիկ լավագույն լուծման նկատմամբ, այն ձևավորում է որոնման ճակատը՝ </w:t>
+      </w:r>
+      <w:r>
+        <w:rPr>
+          <w:rFonts w:ascii="GHEA Grapalat" w:hAnsi="GHEA Grapalat"/>
+          <w:lang w:val="hy-AM"/>
+        </w:rPr>
+        <w:t>ն</w:t>
+      </w:r>
+      <w:r>
+        <w:rPr>
+          <w:rFonts w:ascii="GHEA Grapalat" w:hAnsi="GHEA Grapalat"/>
+          <w:lang w:val="hy-AM"/>
+        </w:rPr>
+        <w:t>ախապատվությունը տալով խոստումնալից տարածաշրջանների հետախուզմանը, և այն հաստատում է տեսական հիմքը օպտիմալության համար, երբ բավարարված են թույլատրելիությունը և համաձայնեցվածությունը։</w:t>
+      </w:r>
+      <w:r>
+        <w:rPr>
+          <w:rFonts w:ascii="GHEA Grapalat" w:hAnsi="GHEA Grapalat"/>
+          <w:lang w:val="hy-AM"/>
+        </w:rPr>
+        <w:t>Դիցուք</w:t>
+      </w:r>
+      <w:r>
+        <w:rPr>
+          <w:rFonts w:ascii="GHEA Grapalat" w:hAnsi="GHEA Grapalat"/>
+          <w:lang w:val="hy-AM"/>
+        </w:rPr>
+        <w:t xml:space="preserve"> c(v)-</w:t>
+      </w:r>
+      <w:r>
+        <w:rPr>
+          <w:rFonts w:ascii="GHEA Grapalat" w:hAnsi="GHEA Grapalat"/>
+          <w:lang w:val="hy-AM"/>
+        </w:rPr>
+        <w:t>ով նշանակենք</w:t>
+      </w:r>
+      <w:r>
+        <w:rPr>
+          <w:rFonts w:ascii="GHEA Grapalat" w:hAnsi="GHEA Grapalat"/>
+          <w:lang w:val="hy-AM"/>
+        </w:rPr>
+        <w:t xml:space="preserve"> իրական կարճագույն ճանապարհի ծախսը v</w:t>
+      </w:r>
+      <w:r>
+        <w:rPr>
+          <w:rFonts w:ascii="GHEA Grapalat" w:hAnsi="GHEA Grapalat"/>
+          <w:lang w:val="hy-AM"/>
+        </w:rPr>
+        <w:t xml:space="preserve"> սկզբնական գագաթից </w:t>
+      </w:r>
+      <w:r>
+        <w:rPr>
+          <w:rFonts w:ascii="GHEA Grapalat" w:hAnsi="GHEA Grapalat"/>
+          <w:lang w:val="hy-AM"/>
+        </w:rPr>
+        <w:t xml:space="preserve">դեպի նպատակ։ Թույլատրելի էվրիստիկան պետք է ենթարկվի h(v) ≤ c(v) </w:t>
+      </w:r>
+      <w:r>
+        <w:rPr>
+          <w:rFonts w:ascii="Cambria Math" w:hAnsi="Cambria Math" w:cs="Cambria Math"/>
+          <w:lang w:val="hy-AM"/>
+        </w:rPr>
+        <w:t>∀</w:t>
+      </w:r>
+      <w:r>
+        <w:rPr>
+          <w:rFonts w:ascii="GHEA Grapalat" w:hAnsi="GHEA Grapalat"/>
+          <w:lang w:val="hy-AM"/>
+        </w:rPr>
+        <w:t xml:space="preserve"> v </w:t>
+      </w:r>
+      <w:r>
+        <w:rPr>
+          <w:rFonts w:ascii="Cambria Math" w:hAnsi="Cambria Math" w:cs="Cambria Math"/>
+          <w:lang w:val="hy-AM"/>
+        </w:rPr>
+        <w:t>∈</w:t>
+      </w:r>
+      <w:r>
+        <w:rPr>
+          <w:rFonts w:ascii="GHEA Grapalat" w:hAnsi="GHEA Grapalat"/>
+          <w:lang w:val="hy-AM"/>
+        </w:rPr>
+        <w:t xml:space="preserve"> V պայմանին։ Համաձայնեցվածությունը պարտադրում է լրացուցիչ սահմանափակում h(u) ≤ h(v) + cost(u,v) </w:t>
+      </w:r>
+      <w:r>
+        <w:rPr>
+          <w:rFonts w:ascii="Cambria Math" w:hAnsi="Cambria Math" w:cs="Cambria Math"/>
+          <w:lang w:val="hy-AM"/>
+        </w:rPr>
+        <w:t>∀</w:t>
+      </w:r>
+      <w:r>
+        <w:rPr>
+          <w:rFonts w:ascii="GHEA Grapalat" w:hAnsi="GHEA Grapalat"/>
+          <w:lang w:val="hy-AM"/>
+        </w:rPr>
+        <w:t xml:space="preserve"> (u,v) </w:t>
+      </w:r>
+      <w:r>
+        <w:rPr>
+          <w:rFonts w:ascii="Cambria Math" w:hAnsi="Cambria Math" w:cs="Cambria Math"/>
+          <w:lang w:val="hy-AM"/>
+        </w:rPr>
+        <w:t>∈</w:t>
+      </w:r>
+      <w:r>
+        <w:rPr>
+          <w:rFonts w:ascii="GHEA Grapalat" w:hAnsi="GHEA Grapalat"/>
+          <w:lang w:val="hy-AM"/>
+        </w:rPr>
+        <w:t xml:space="preserve"> E, ինչը երաշխավորում է, որ պրիորիտետային հերթից դուրս բերված ցանկացած հանգույց ունի վերջնական g արժեք, որը հավասար է իրական կարճագույն հեռավորությանը։</w:t>
+      </w:r>
+    </w:p>
+    <w:p>
+      <w:pPr>
+        <w:pStyle w:val="NormalWeb"/>
+        <w:rPr>
+          <w:rFonts w:ascii="GHEA Grapalat" w:hAnsi="GHEA Grapalat"/>
+          <w:lang w:val="hy-AM"/>
+        </w:rPr>
+      </w:pPr>
+      <w:r>
+        <w:rPr>
+          <w:rFonts w:ascii="GHEA Grapalat" w:hAnsi="GHEA Grapalat"/>
+          <w:lang w:val="hy-AM"/>
+        </w:rPr>
+        <w:t xml:space="preserve">h-ի ազդեցությունը տարածվում է հանգույցների դասավորությունից դուրս՝ ընդգրկելով ընդհանուր ընդլայնման գործակիցը։ Էմպիրիկորեն, h(v)/c(v) </w:t>
+      </w:r>
+      <w:r>
+        <w:rPr>
+          <w:rFonts w:ascii="GHEA Grapalat" w:hAnsi="GHEA Grapalat"/>
+          <w:lang w:val="hy-AM"/>
+        </w:rPr>
+        <w:t>հարաբերությունը</w:t>
+      </w:r>
+      <w:r>
+        <w:rPr>
+          <w:rFonts w:ascii="GHEA Grapalat" w:hAnsi="GHEA Grapalat"/>
+          <w:lang w:val="hy-AM"/>
+        </w:rPr>
+        <w:t xml:space="preserve"> հաճախ անվանվում է էվրիստիկ ճշգրտություն։ Երբ այս </w:t>
+      </w:r>
+      <w:r>
+        <w:rPr>
+          <w:rFonts w:ascii="GHEA Grapalat" w:hAnsi="GHEA Grapalat"/>
+          <w:lang w:val="hy-AM"/>
+        </w:rPr>
+        <w:t>հարաբերությունը</w:t>
+      </w:r>
+      <w:r>
+        <w:rPr>
+          <w:rFonts w:ascii="GHEA Grapalat" w:hAnsi="GHEA Grapalat"/>
+          <w:lang w:val="hy-AM"/>
+        </w:rPr>
+        <w:t xml:space="preserve"> ձգտում է </w:t>
+      </w:r>
+      <w:r>
+        <w:rPr>
+          <w:rFonts w:ascii="GHEA Grapalat" w:hAnsi="GHEA Grapalat"/>
+          <w:lang w:val="hy-AM"/>
+        </w:rPr>
+        <w:t>մեկի</w:t>
+      </w:r>
+      <w:r>
+        <w:rPr>
+          <w:rFonts w:ascii="GHEA Grapalat" w:hAnsi="GHEA Grapalat"/>
+          <w:lang w:val="hy-AM"/>
+        </w:rPr>
+        <w:t>, հետազոտված հանգույցների թիվը կտրուկ նվազում է</w:t>
+      </w:r>
+      <w:r>
+        <w:rPr>
+          <w:rFonts w:ascii="GHEA Grapalat" w:hAnsi="GHEA Grapalat"/>
+          <w:lang w:val="hy-AM"/>
+        </w:rPr>
+        <w:t>, իսկ հակառակ դեպքու</w:t>
+      </w:r>
+      <w:r>
+        <w:rPr>
+          <w:rFonts w:ascii="Cambria Math" w:hAnsi="Cambria Math"/>
+          <w:lang w:val="hy-AM"/>
+        </w:rPr>
+        <w:t>․</w:t>
+      </w:r>
+      <w:r>
+        <w:rPr>
+          <w:rFonts w:ascii="GHEA Grapalat" w:hAnsi="GHEA Grapalat"/>
+          <w:lang w:val="hy-AM"/>
+        </w:rPr>
+        <w:t xml:space="preserve"> վատ ինֆորմացված էվրիստիկան մոտենում է </w:t>
+      </w:r>
+      <w:r>
+        <w:rPr>
+          <w:rFonts w:ascii="GHEA Grapalat" w:hAnsi="GHEA Grapalat"/>
+          <w:lang w:val="hy-AM"/>
+        </w:rPr>
+        <w:t>Դեյքստրայի</w:t>
+      </w:r>
+      <w:r>
+        <w:rPr>
+          <w:rFonts w:ascii="GHEA Grapalat" w:hAnsi="GHEA Grapalat"/>
+          <w:lang w:val="hy-AM"/>
+        </w:rPr>
+        <w:t xml:space="preserve"> հաշվողական վարքագծին։</w:t>
+      </w:r>
+      <w:r>
+        <w:rPr>
+          <w:rFonts w:ascii="GHEA Grapalat" w:hAnsi="GHEA Grapalat"/>
+          <w:lang w:val="hy-AM"/>
+        </w:rPr>
+        <w:br/>
+      </w:r>
+    </w:p>
+    <w:p>
+      <w:pPr>
+        <w:pStyle w:val="NormalWeb"/>
+        <w:rPr>
+          <w:rFonts w:ascii="GHEA Grapalat" w:hAnsi="GHEA Grapalat"/>
+          <w:lang w:val="hy-AM"/>
+        </w:rPr>
+      </w:pPr>
+    </w:p>
+    <w:p>
+      <w:pPr>
+        <w:pStyle w:val="Heading2"/>
+        <w:rPr>
+          <w:b/>
+          <w:color w:val="auto"/>
+          <w:lang w:val="hy-AM"/>
+        </w:rPr>
+      </w:pPr>
+      <w:r>
+        <w:rPr>
+          <w:rFonts w:eastAsia="Times New Roman"/>
+          <w:b/>
+          <w:color w:val="auto"/>
+          <w:lang w:val="hy-AM"/>
+        </w:rPr>
+        <w:lastRenderedPageBreak/>
+        <w:t>2.</w:t>
+      </w:r>
+      <w:r>
+        <w:rPr>
+          <w:b/>
+          <w:color w:val="auto"/>
+          <w:lang w:val="hy-AM"/>
+        </w:rPr>
+        <w:t>2</w:t>
+      </w:r>
+      <w:r>
+        <w:rPr>
+          <w:rFonts w:ascii="Cambria Math" w:hAnsi="Cambria Math"/>
+          <w:b/>
+          <w:color w:val="auto"/>
+          <w:lang w:val="hy-AM"/>
+        </w:rPr>
+        <w:t>․</w:t>
+      </w:r>
+      <w:r>
+        <w:rPr>
+          <w:rFonts w:eastAsia="Times New Roman"/>
+          <w:b/>
+          <w:color w:val="auto"/>
+          <w:lang w:val="hy-AM"/>
+        </w:rPr>
+        <w:t>4 Լրիվության և օպտիմալության պայմաններ</w:t>
+      </w:r>
+    </w:p>
+    <w:p>
+      <w:pPr>
+        <w:pStyle w:val="NormalWeb"/>
+        <w:rPr>
+          <w:rFonts w:ascii="GHEA Grapalat" w:hAnsi="GHEA Grapalat"/>
+          <w:lang w:val="hy-AM"/>
+        </w:rPr>
+      </w:pPr>
+    </w:p>
+    <w:p>
+      <w:pPr>
+        <w:pStyle w:val="NormalWeb"/>
+        <w:rPr>
+          <w:rFonts w:ascii="GHEA Grapalat" w:hAnsi="GHEA Grapalat"/>
+          <w:lang w:val="hy-AM"/>
+        </w:rPr>
+      </w:pPr>
+      <w:r>
+        <w:rPr>
+          <w:rFonts w:ascii="GHEA Grapalat" w:hAnsi="GHEA Grapalat"/>
+          <w:lang w:val="hy-AM"/>
+        </w:rPr>
+        <w:t>Երկու ալգորիթմներն էլ լրիվ են դետերմինիստական, վերջավոր վիճակի</w:t>
+      </w:r>
+      <w:r>
+        <w:rPr>
+          <w:rFonts w:ascii="GHEA Grapalat" w:hAnsi="GHEA Grapalat"/>
+          <w:lang w:val="hy-AM"/>
+        </w:rPr>
+        <w:t xml:space="preserve"> </w:t>
+      </w:r>
+      <w:r>
+        <w:rPr>
+          <w:rFonts w:ascii="GHEA Grapalat" w:hAnsi="GHEA Grapalat"/>
+          <w:lang w:val="hy-AM"/>
+        </w:rPr>
+        <w:t xml:space="preserve">տարածություններում պայմանով, որ գրաֆը կապակցված է և որոնումը </w:t>
+      </w:r>
+      <w:r>
+        <w:rPr>
+          <w:rFonts w:ascii="GHEA Grapalat" w:hAnsi="GHEA Grapalat"/>
+          <w:lang w:val="hy-AM"/>
+        </w:rPr>
+        <w:t>դիտարկում</w:t>
+      </w:r>
+      <w:r>
+        <w:rPr>
+          <w:rFonts w:ascii="GHEA Grapalat" w:hAnsi="GHEA Grapalat"/>
+          <w:lang w:val="hy-AM"/>
+        </w:rPr>
+        <w:t xml:space="preserve"> է բոլոր հասանելի գագաթներ</w:t>
+      </w:r>
+      <w:r>
+        <w:rPr>
+          <w:rFonts w:ascii="GHEA Grapalat" w:hAnsi="GHEA Grapalat"/>
+          <w:lang w:val="hy-AM"/>
+        </w:rPr>
+        <w:t>ը։Նրանք</w:t>
+      </w:r>
+      <w:r>
+        <w:rPr>
+          <w:rFonts w:ascii="GHEA Grapalat" w:hAnsi="GHEA Grapalat"/>
+          <w:lang w:val="hy-AM"/>
+        </w:rPr>
+        <w:t xml:space="preserve"> երաշխավորված ավարտվում </w:t>
+      </w:r>
+      <w:r>
+        <w:rPr>
+          <w:rFonts w:ascii="GHEA Grapalat" w:hAnsi="GHEA Grapalat"/>
+          <w:lang w:val="hy-AM"/>
+        </w:rPr>
+        <w:t>են</w:t>
+      </w:r>
+      <w:r>
+        <w:rPr>
+          <w:rFonts w:ascii="GHEA Grapalat" w:hAnsi="GHEA Grapalat"/>
+          <w:lang w:val="hy-AM"/>
+        </w:rPr>
+        <w:t xml:space="preserve"> լուծումով, եթե այն գոյություն ունի։ Ստոխաստիկ կամ անվերջ վիճակի միջավայրերում լրիվությունը կարող է խախտվել ցիկլերի կամ չսահմանափակված ճյուղավորման գործակիցների պատճառով։</w:t>
+      </w:r>
+    </w:p>
+    <w:p>
+      <w:pPr>
+        <w:pStyle w:val="NormalWeb"/>
+        <w:rPr>
+          <w:rFonts w:ascii="GHEA Grapalat" w:hAnsi="GHEA Grapalat"/>
+          <w:lang w:val="hy-AM"/>
+        </w:rPr>
+      </w:pPr>
+      <w:r>
+        <w:rPr>
+          <w:rFonts w:ascii="GHEA Grapalat" w:hAnsi="GHEA Grapalat"/>
+          <w:lang w:val="hy-AM"/>
+        </w:rPr>
+        <w:t xml:space="preserve">Օպտիմալության պայմանները տարբերվում են։ </w:t>
+      </w:r>
+      <w:r>
+        <w:rPr>
+          <w:rFonts w:ascii="GHEA Grapalat" w:hAnsi="GHEA Grapalat"/>
+          <w:lang w:val="hy-AM"/>
+        </w:rPr>
+        <w:t>Դեյքստրայ</w:t>
+      </w:r>
+      <w:r>
+        <w:rPr>
+          <w:rFonts w:ascii="GHEA Grapalat" w:hAnsi="GHEA Grapalat"/>
+          <w:lang w:val="hy-AM"/>
+        </w:rPr>
+        <w:t>ի օպտիմալությունը ուղղակիորեն բխում է ճշգրիտ հեռավորության պիտակների</w:t>
+      </w:r>
+      <w:r>
+        <w:rPr>
+          <w:rFonts w:ascii="GHEA Grapalat" w:hAnsi="GHEA Grapalat"/>
+          <w:lang w:val="hy-AM"/>
+        </w:rPr>
+        <w:t>՝</w:t>
+      </w:r>
+      <w:r>
+        <w:rPr>
+          <w:rFonts w:ascii="GHEA Grapalat" w:hAnsi="GHEA Grapalat"/>
+          <w:lang w:val="hy-AM"/>
+        </w:rPr>
+        <w:t xml:space="preserve"> ալգորիթմը երբեք չի ռելակսացնում հանգույցը նախնական ծախս</w:t>
+      </w:r>
+      <w:bookmarkStart w:id="11" w:name="_GoBack"/>
+      <w:bookmarkEnd w:id="11"/>
+      <w:r>
+        <w:rPr>
+          <w:rFonts w:ascii="GHEA Grapalat" w:hAnsi="GHEA Grapalat"/>
+          <w:lang w:val="hy-AM"/>
+        </w:rPr>
+        <w:t xml:space="preserve">ով, որը գերազանցում է վերջնական օպտիմումը։ </w:t>
+      </w:r>
+      <w:r>
+        <w:rPr>
+          <w:rFonts w:ascii="GHEA Grapalat" w:hAnsi="GHEA Grapalat"/>
+          <w:lang w:val="hy-AM"/>
+        </w:rPr>
+        <w:t>Ա</w:t>
+      </w:r>
+      <w:r>
+        <w:rPr>
+          <w:rFonts w:ascii="GHEA Grapalat" w:hAnsi="GHEA Grapalat"/>
+          <w:lang w:val="hy-AM"/>
+        </w:rPr>
+        <w:t xml:space="preserve">*-ի օպտիմալությունը հիմնված է թույլատրելիության և համաձայնեցվածության համադրության վրա։ Այս պայմաններում ալգորիթմը հանգույցները հեռացնում է պրիորիտետային հերթից՝ իրական ճանապարհի ծախսի չնվազող կարգով, երաշխավորելով, որ հայտնաբերված առաջին լուծումը օպտիմալ է։ Եթե h-ը թույլատրելի չէ, </w:t>
+      </w:r>
+      <w:r>
+        <w:rPr>
+          <w:rFonts w:ascii="GHEA Grapalat" w:hAnsi="GHEA Grapalat"/>
+          <w:lang w:val="hy-AM"/>
+        </w:rPr>
+        <w:t>Ա</w:t>
+      </w:r>
+      <w:r>
+        <w:rPr>
+          <w:rFonts w:ascii="GHEA Grapalat" w:hAnsi="GHEA Grapalat"/>
+          <w:lang w:val="hy-AM"/>
+        </w:rPr>
+        <w:t>*-ն կարող է վերադարձնել ենթաօպտիմալ ճանապարհ. եթե h-ը անհամաձայնեցված է, ալգորիթմը կարող է դեռևս լինել թույլատրելի, բայց կարող է ընդլայնել հանգույցները խիստ մոնոտոն կարգից դուրս։</w:t>
+      </w:r>
+    </w:p>
+    <w:p>
+      <w:pPr>
+        <w:pStyle w:val="NormalWeb"/>
+        <w:rPr>
+          <w:rFonts w:ascii="GHEA Grapalat" w:hAnsi="GHEA Grapalat"/>
+          <w:lang w:val="hy-AM"/>
+        </w:rPr>
+      </w:pPr>
+    </w:p>
+    <w:p>
+      <w:pPr>
+        <w:pStyle w:val="Heading2"/>
+        <w:rPr>
+          <w:rFonts w:ascii="GHEA Grapalat" w:hAnsi="GHEA Grapalat"/>
+          <w:b/>
+          <w:color w:val="auto"/>
+          <w:lang w:val="hy-AM"/>
+        </w:rPr>
+      </w:pPr>
+      <w:r>
+        <w:rPr>
+          <w:rFonts w:ascii="GHEA Grapalat" w:hAnsi="GHEA Grapalat"/>
+          <w:b/>
+          <w:color w:val="auto"/>
+          <w:lang w:val="hy-AM"/>
+        </w:rPr>
+        <w:t>2</w:t>
+      </w:r>
+      <w:r>
+        <w:rPr>
+          <w:rFonts w:ascii="Cambria Math" w:hAnsi="Cambria Math" w:cs="Cambria Math"/>
+          <w:b/>
+          <w:color w:val="auto"/>
+          <w:lang w:val="hy-AM"/>
+        </w:rPr>
+        <w:t>․</w:t>
+      </w:r>
+      <w:r>
+        <w:rPr>
+          <w:rFonts w:ascii="GHEA Grapalat" w:hAnsi="GHEA Grapalat"/>
+          <w:b/>
+          <w:color w:val="auto"/>
+          <w:lang w:val="hy-AM"/>
+        </w:rPr>
+        <w:t>2</w:t>
+      </w:r>
+      <w:r>
+        <w:rPr>
+          <w:rFonts w:ascii="Cambria Math" w:hAnsi="Cambria Math" w:cs="Cambria Math"/>
+          <w:b/>
+          <w:color w:val="auto"/>
+          <w:lang w:val="hy-AM"/>
+        </w:rPr>
+        <w:t>․</w:t>
+      </w:r>
+      <w:r>
+        <w:rPr>
+          <w:rFonts w:ascii="GHEA Grapalat" w:hAnsi="GHEA Grapalat"/>
+          <w:b/>
+          <w:color w:val="auto"/>
+          <w:lang w:val="hy-AM"/>
+        </w:rPr>
+        <w:t xml:space="preserve">5 </w:t>
+      </w:r>
+      <w:r>
+        <w:rPr>
+          <w:rFonts w:ascii="GHEA Grapalat" w:hAnsi="GHEA Grapalat"/>
+          <w:b/>
+          <w:color w:val="auto"/>
+          <w:lang w:val="hy-AM"/>
+        </w:rPr>
+        <w:t>Հաշվողական</w:t>
+      </w:r>
+      <w:r>
+        <w:rPr>
+          <w:rFonts w:ascii="GHEA Grapalat" w:hAnsi="GHEA Grapalat"/>
+          <w:b/>
+          <w:color w:val="auto"/>
+          <w:lang w:val="hy-AM"/>
+        </w:rPr>
+        <w:t xml:space="preserve"> և ժամանակային</w:t>
+      </w:r>
+      <w:r>
+        <w:rPr>
+          <w:rFonts w:ascii="GHEA Grapalat" w:hAnsi="GHEA Grapalat"/>
+          <w:b/>
+          <w:color w:val="auto"/>
+          <w:lang w:val="hy-AM"/>
+        </w:rPr>
+        <w:t xml:space="preserve"> բարդություն</w:t>
+      </w:r>
+    </w:p>
+    <w:p>
+      <w:pPr>
+        <w:pStyle w:val="NormalWeb"/>
+        <w:rPr>
+          <w:rFonts w:ascii="GHEA Grapalat" w:hAnsi="GHEA Grapalat"/>
+          <w:lang w:val="hy-AM"/>
+        </w:rPr>
+      </w:pPr>
+    </w:p>
+    <w:p>
+      <w:pPr>
+        <w:pStyle w:val="NormalWeb"/>
+        <w:rPr>
+          <w:rFonts w:ascii="GHEA Grapalat" w:hAnsi="GHEA Grapalat"/>
+          <w:lang w:val="hy-AM"/>
+        </w:rPr>
+      </w:pPr>
+      <w:r>
+        <w:rPr>
+          <w:rFonts w:ascii="GHEA Grapalat" w:hAnsi="GHEA Grapalat"/>
+          <w:lang w:val="hy-AM"/>
+        </w:rPr>
+        <w:t xml:space="preserve">Երկու ալգորիթմներն էլ պահանջում են տվյալների կառուցվածք՝ ճակատային հանգույցների մասնակի դասավորությունները կառավարելու համար։ Երկուական կույտի (binary heap) առկայության դեպքում մեկ extract-min կամ insert գործողության միջինացված արժեքը O(log |E|) է։ </w:t>
+      </w:r>
+      <w:r>
+        <w:rPr>
+          <w:rFonts w:ascii="GHEA Grapalat" w:hAnsi="GHEA Grapalat"/>
+          <w:lang w:val="hy-AM"/>
+        </w:rPr>
+        <w:t>Դեյքստրայ</w:t>
+      </w:r>
+      <w:r>
+        <w:rPr>
+          <w:rFonts w:ascii="GHEA Grapalat" w:hAnsi="GHEA Grapalat"/>
+          <w:lang w:val="hy-AM"/>
+        </w:rPr>
+        <w:t>ի տեսական ժամանակային սահմանը G(V,E) գրաֆի համար՝ երկուական կույտի դեպքում</w:t>
+      </w:r>
+      <w:r>
+        <w:rPr>
+          <w:rFonts w:ascii="GHEA Grapalat" w:hAnsi="GHEA Grapalat"/>
+          <w:lang w:val="hy-AM"/>
+        </w:rPr>
+        <w:t xml:space="preserve"> ՝ </w:t>
+      </w:r>
+      <w:r>
+        <w:rPr>
+          <w:rFonts w:ascii="GHEA Grapalat" w:hAnsi="GHEA Grapalat"/>
+          <w:lang w:val="hy-AM"/>
+        </w:rPr>
+        <w:t>O((|V|+|E|)·log |V|) է։ Դասական հարևանության մատրիցի իրականացման դեպքում սահմանը վատանում է մինչև O(|E|) յուրաքանչյուր ռելակսացիայի համար, ինչը խիտ գրաֆերի համար տալիս է ընդհանուր O(|V|^2)։</w:t>
+      </w:r>
     </w:p>
     <w:sectPr>
       <w:footerReference w:type="default" r:id="rId8"/>
@@ -35852,7 +37158,7 @@
 </file>
 
 <file path=customXml/itemProps1.xml><?xml version="1.0" encoding="utf-8"?>
-<ds:datastoreItem xmlns:ds="http://schemas.openxmlformats.org/officeDocument/2006/customXml" ds:itemID="{59709BAB-34DD-4946-A11A-83F06E84D137}">
+<ds:datastoreItem xmlns:ds="http://schemas.openxmlformats.org/officeDocument/2006/customXml" ds:itemID="{79F3B066-542A-4780-A2F8-B18F3AFAB2AF}">
   <ds:schemaRefs>
     <ds:schemaRef ds:uri="http://schemas.openxmlformats.org/officeDocument/2006/bibliography"/>
   </ds:schemaRefs>

--- a/diploma.docx
+++ b/diploma.docx
@@ -30131,7 +30131,3482 @@
           <w:rFonts w:ascii="GHEA Grapalat" w:hAnsi="GHEA Grapalat"/>
           <w:lang w:val="hy-AM"/>
         </w:rPr>
-        <w:t xml:space="preserve"> ալգորիթմը երբեք չի ռելակսացնում հանգույցը նախնական ծախս</w:t>
+        <w:t xml:space="preserve"> ալգորիթմը երբեք չի ռելակսացնում հանգույցը նախնական ծախսով, որը գերազանցում է վերջնական օպտիմումը։ </w:t>
+      </w:r>
+      <w:r>
+        <w:rPr>
+          <w:rFonts w:ascii="GHEA Grapalat" w:hAnsi="GHEA Grapalat"/>
+          <w:lang w:val="hy-AM"/>
+        </w:rPr>
+        <w:t>Ա</w:t>
+      </w:r>
+      <w:r>
+        <w:rPr>
+          <w:rFonts w:ascii="GHEA Grapalat" w:hAnsi="GHEA Grapalat"/>
+          <w:lang w:val="hy-AM"/>
+        </w:rPr>
+        <w:t xml:space="preserve">*-ի օպտիմալությունը հիմնված է թույլատրելիության և համաձայնեցվածության համադրության վրա։ Այս պայմաններում ալգորիթմը հանգույցները հեռացնում է պրիորիտետային հերթից՝ իրական ճանապարհի ծախսի չնվազող կարգով, երաշխավորելով, որ հայտնաբերված առաջին լուծումը օպտիմալ է։ Եթե h-ը թույլատրելի չէ, </w:t>
+      </w:r>
+      <w:r>
+        <w:rPr>
+          <w:rFonts w:ascii="GHEA Grapalat" w:hAnsi="GHEA Grapalat"/>
+          <w:lang w:val="hy-AM"/>
+        </w:rPr>
+        <w:t>Ա</w:t>
+      </w:r>
+      <w:r>
+        <w:rPr>
+          <w:rFonts w:ascii="GHEA Grapalat" w:hAnsi="GHEA Grapalat"/>
+          <w:lang w:val="hy-AM"/>
+        </w:rPr>
+        <w:t>*-ն կարող է վերադարձնել ենթաօպտիմալ ճանապարհ. եթե h-ը անհամաձայնեցված է, ալգորիթմը կարող է դեռևս լինել թույլատրելի, բայց կարող է ընդլայնել հանգույցները խիստ մոնոտոն կարգից դուրս։</w:t>
+      </w:r>
+    </w:p>
+    <w:p>
+      <w:pPr>
+        <w:pStyle w:val="NormalWeb"/>
+        <w:rPr>
+          <w:rFonts w:ascii="GHEA Grapalat" w:hAnsi="GHEA Grapalat"/>
+          <w:lang w:val="hy-AM"/>
+        </w:rPr>
+      </w:pPr>
+    </w:p>
+    <w:p>
+      <w:pPr>
+        <w:pStyle w:val="Heading2"/>
+        <w:rPr>
+          <w:rFonts w:ascii="GHEA Grapalat" w:hAnsi="GHEA Grapalat"/>
+          <w:b/>
+          <w:color w:val="auto"/>
+          <w:lang w:val="hy-AM"/>
+        </w:rPr>
+      </w:pPr>
+      <w:r>
+        <w:rPr>
+          <w:rFonts w:ascii="GHEA Grapalat" w:hAnsi="GHEA Grapalat"/>
+          <w:b/>
+          <w:color w:val="auto"/>
+          <w:lang w:val="hy-AM"/>
+        </w:rPr>
+        <w:t>2</w:t>
+      </w:r>
+      <w:r>
+        <w:rPr>
+          <w:rFonts w:ascii="Cambria Math" w:hAnsi="Cambria Math" w:cs="Cambria Math"/>
+          <w:b/>
+          <w:color w:val="auto"/>
+          <w:lang w:val="hy-AM"/>
+        </w:rPr>
+        <w:t>․</w:t>
+      </w:r>
+      <w:r>
+        <w:rPr>
+          <w:rFonts w:ascii="GHEA Grapalat" w:hAnsi="GHEA Grapalat"/>
+          <w:b/>
+          <w:color w:val="auto"/>
+          <w:lang w:val="hy-AM"/>
+        </w:rPr>
+        <w:t>2</w:t>
+      </w:r>
+      <w:r>
+        <w:rPr>
+          <w:rFonts w:ascii="Cambria Math" w:hAnsi="Cambria Math" w:cs="Cambria Math"/>
+          <w:b/>
+          <w:color w:val="auto"/>
+          <w:lang w:val="hy-AM"/>
+        </w:rPr>
+        <w:t>․</w:t>
+      </w:r>
+      <w:r>
+        <w:rPr>
+          <w:rFonts w:ascii="GHEA Grapalat" w:hAnsi="GHEA Grapalat"/>
+          <w:b/>
+          <w:color w:val="auto"/>
+          <w:lang w:val="hy-AM"/>
+        </w:rPr>
+        <w:t xml:space="preserve">5 </w:t>
+      </w:r>
+      <w:r>
+        <w:rPr>
+          <w:rFonts w:ascii="GHEA Grapalat" w:hAnsi="GHEA Grapalat"/>
+          <w:b/>
+          <w:color w:val="auto"/>
+          <w:lang w:val="hy-AM"/>
+        </w:rPr>
+        <w:t>Հաշվողական</w:t>
+      </w:r>
+      <w:r>
+        <w:rPr>
+          <w:rFonts w:ascii="GHEA Grapalat" w:hAnsi="GHEA Grapalat"/>
+          <w:b/>
+          <w:color w:val="auto"/>
+          <w:lang w:val="hy-AM"/>
+        </w:rPr>
+        <w:t xml:space="preserve"> և ժամանակային</w:t>
+      </w:r>
+      <w:r>
+        <w:rPr>
+          <w:rFonts w:ascii="GHEA Grapalat" w:hAnsi="GHEA Grapalat"/>
+          <w:b/>
+          <w:color w:val="auto"/>
+          <w:lang w:val="hy-AM"/>
+        </w:rPr>
+        <w:t xml:space="preserve"> բարդություն</w:t>
+      </w:r>
+    </w:p>
+    <w:p>
+      <w:pPr>
+        <w:pStyle w:val="NormalWeb"/>
+        <w:rPr>
+          <w:rFonts w:ascii="GHEA Grapalat" w:hAnsi="GHEA Grapalat"/>
+          <w:lang w:val="hy-AM"/>
+        </w:rPr>
+      </w:pPr>
+    </w:p>
+    <w:p>
+      <w:pPr>
+        <w:pStyle w:val="NormalWeb"/>
+        <w:rPr>
+          <w:rFonts w:ascii="GHEA Grapalat" w:hAnsi="GHEA Grapalat"/>
+          <w:lang w:val="hy-AM"/>
+        </w:rPr>
+      </w:pPr>
+      <w:r>
+        <w:rPr>
+          <w:rFonts w:ascii="GHEA Grapalat" w:hAnsi="GHEA Grapalat"/>
+          <w:lang w:val="hy-AM"/>
+        </w:rPr>
+        <w:t xml:space="preserve">Երկու ալգորիթմներն էլ պահանջում են տվյալների կառուցվածք՝ ճակատային հանգույցների մասնակի դասավորությունները կառավարելու համար։ Երկուական կույտի (binary heap) առկայության դեպքում մեկ extract-min կամ insert գործողության միջինացված արժեքը O(log |E|) է։ </w:t>
+      </w:r>
+      <w:r>
+        <w:rPr>
+          <w:rFonts w:ascii="GHEA Grapalat" w:hAnsi="GHEA Grapalat"/>
+          <w:lang w:val="hy-AM"/>
+        </w:rPr>
+        <w:t>Դեյքստրայ</w:t>
+      </w:r>
+      <w:r>
+        <w:rPr>
+          <w:rFonts w:ascii="GHEA Grapalat" w:hAnsi="GHEA Grapalat"/>
+          <w:lang w:val="hy-AM"/>
+        </w:rPr>
+        <w:t>ի տեսական ժամանակային սահմանը G(V,E) գրաֆի համար՝ երկուական կույտի դեպքում</w:t>
+      </w:r>
+      <w:r>
+        <w:rPr>
+          <w:rFonts w:ascii="GHEA Grapalat" w:hAnsi="GHEA Grapalat"/>
+          <w:lang w:val="hy-AM"/>
+        </w:rPr>
+        <w:t xml:space="preserve"> ՝ </w:t>
+      </w:r>
+      <w:r>
+        <w:rPr>
+          <w:rFonts w:ascii="GHEA Grapalat" w:hAnsi="GHEA Grapalat"/>
+          <w:lang w:val="hy-AM"/>
+        </w:rPr>
+        <w:t>O((|V|+|E|)·log |V|) է։ Դասական հարևանության մատրիցի իրականացման դեպքում սահմանը վատանում է մինչև O(|E|) յուրաքանչյուր ռելակսացիայի համար, ինչը խիտ գրաֆերի համար տալիս է ընդհանուր O(|V|^2)։</w:t>
+      </w:r>
+      <w:r>
+        <w:rPr>
+          <w:rFonts w:ascii="GHEA Grapalat" w:hAnsi="GHEA Grapalat"/>
+          <w:lang w:val="hy-AM"/>
+        </w:rPr>
+        <w:br/>
+      </w:r>
+      <w:r>
+        <w:rPr>
+          <w:rFonts w:ascii="GHEA Grapalat" w:hAnsi="GHEA Grapalat"/>
+          <w:lang w:val="hy-AM"/>
+        </w:rPr>
+        <w:br/>
+      </w:r>
+      <w:r>
+        <w:rPr>
+          <w:rFonts w:ascii="GHEA Grapalat" w:hAnsi="GHEA Grapalat"/>
+          <w:lang w:val="hy-AM"/>
+        </w:rPr>
+        <w:t>Ա</w:t>
+      </w:r>
+      <w:r>
+        <w:rPr>
+          <w:rFonts w:ascii="GHEA Grapalat" w:hAnsi="GHEA Grapalat"/>
+          <w:lang w:val="hy-AM"/>
+        </w:rPr>
+        <w:t xml:space="preserve">*-ն յուրաքանչյուր հանգույցի ընդլայնման ժամանակ </w:t>
+      </w:r>
+      <w:r>
+        <w:rPr>
+          <w:rFonts w:ascii="GHEA Grapalat" w:hAnsi="GHEA Grapalat"/>
+          <w:lang w:val="hy-AM"/>
+        </w:rPr>
+        <w:t>կատարում</w:t>
+      </w:r>
+      <w:r>
+        <w:rPr>
+          <w:rFonts w:ascii="GHEA Grapalat" w:hAnsi="GHEA Grapalat"/>
+          <w:lang w:val="hy-AM"/>
+        </w:rPr>
+        <w:t xml:space="preserve"> է էվրիստիկայի լրացուցիչ գնահատում։ Ենթադրելով, որ էվրիստիկայի հաշվարկը O(1) է յուրաքանչյուր հանգույցի համար (ինչը սովորական է երկրաչափական էվրիստիկաների, օրինակ՝ Էվկլիդեսյան հեռավորության համար)</w:t>
+      </w:r>
+      <w:r>
+        <w:rPr>
+          <w:rFonts w:ascii="GHEA Grapalat" w:hAnsi="GHEA Grapalat"/>
+          <w:lang w:val="hy-AM"/>
+        </w:rPr>
+        <w:t xml:space="preserve">, </w:t>
+      </w:r>
+      <w:r>
+        <w:rPr>
+          <w:rFonts w:ascii="GHEA Grapalat" w:hAnsi="GHEA Grapalat"/>
+          <w:lang w:val="hy-AM"/>
+        </w:rPr>
+        <w:t xml:space="preserve">ժամանակային սահմանը մնում է O((|V|+|E|)·log |V|)։ Սակայն, արդյունավետ որոնման տարածությունը սովորաբար G-ի խիստ </w:t>
+      </w:r>
+      <w:r>
+        <w:rPr>
+          <w:rFonts w:ascii="GHEA Grapalat" w:hAnsi="GHEA Grapalat"/>
+          <w:lang w:val="hy-AM"/>
+        </w:rPr>
+        <w:lastRenderedPageBreak/>
+        <w:t xml:space="preserve">ենթաբազմություն է, քանի որ ավելի բարձր f արժեքներով հանգույցները երբեք չեն քննարկվում։ Հետևաբար, արդյունավետ ընդլայնման գործակիցը α բավարարում է α ≤ |V| պայմանին, ընդ որում՝ հավասարությունը տեղի ունի միայն այն դեպքում, երբ h </w:t>
+      </w:r>
+      <w:r>
+        <w:rPr>
+          <w:rFonts w:ascii="Courier New" w:hAnsi="Courier New" w:cs="Courier New"/>
+          <w:lang w:val="hy-AM"/>
+        </w:rPr>
+        <w:t>≡</w:t>
+      </w:r>
+      <w:r>
+        <w:rPr>
+          <w:rFonts w:ascii="GHEA Grapalat" w:hAnsi="GHEA Grapalat"/>
+          <w:lang w:val="hy-AM"/>
+        </w:rPr>
+        <w:t xml:space="preserve"> 0 (այսինքն՝ </w:t>
+      </w:r>
+      <w:r>
+        <w:rPr>
+          <w:rFonts w:ascii="GHEA Grapalat" w:hAnsi="GHEA Grapalat"/>
+          <w:lang w:val="hy-AM"/>
+        </w:rPr>
+        <w:t>Ա</w:t>
+      </w:r>
+      <w:r>
+        <w:rPr>
+          <w:rFonts w:ascii="GHEA Grapalat" w:hAnsi="GHEA Grapalat"/>
+          <w:lang w:val="hy-AM"/>
+        </w:rPr>
+        <w:t>*-</w:t>
+      </w:r>
+      <w:r>
+        <w:rPr>
+          <w:rFonts w:ascii="GHEA Grapalat" w:hAnsi="GHEA Grapalat"/>
+          <w:lang w:val="hy-AM"/>
+        </w:rPr>
+        <w:t xml:space="preserve">ը ձևափոխվում </w:t>
+      </w:r>
+      <w:r>
+        <w:rPr>
+          <w:rFonts w:ascii="GHEA Grapalat" w:hAnsi="GHEA Grapalat"/>
+          <w:lang w:val="hy-AM"/>
+        </w:rPr>
+        <w:t xml:space="preserve">է մինչև </w:t>
+      </w:r>
+      <w:r>
+        <w:rPr>
+          <w:rFonts w:ascii="GHEA Grapalat" w:hAnsi="GHEA Grapalat"/>
+          <w:lang w:val="hy-AM"/>
+        </w:rPr>
+        <w:t>Դեյքստրա</w:t>
+      </w:r>
+      <w:r>
+        <w:rPr>
+          <w:rFonts w:ascii="GHEA Grapalat" w:hAnsi="GHEA Grapalat"/>
+          <w:lang w:val="hy-AM"/>
+        </w:rPr>
+        <w:t>)։</w:t>
+      </w:r>
+    </w:p>
+    <w:p>
+      <w:pPr>
+        <w:pStyle w:val="NormalWeb"/>
+        <w:rPr>
+          <w:rFonts w:ascii="GHEA Grapalat" w:hAnsi="GHEA Grapalat"/>
+          <w:lang w:val="hy-AM"/>
+        </w:rPr>
+      </w:pPr>
+      <w:r>
+        <w:rPr>
+          <w:rFonts w:ascii="GHEA Grapalat" w:hAnsi="GHEA Grapalat"/>
+          <w:lang w:val="hy-AM"/>
+        </w:rPr>
+        <w:t xml:space="preserve">3.2 Տարածական բարդություն Հիմնական հիշողության սպառողները տարբերվում են։ </w:t>
+      </w:r>
+    </w:p>
+    <w:p>
+      <w:pPr>
+        <w:pStyle w:val="NormalWeb"/>
+        <w:rPr>
+          <w:rFonts w:ascii="GHEA Grapalat" w:hAnsi="GHEA Grapalat"/>
+          <w:lang w:val="hy-AM"/>
+        </w:rPr>
+      </w:pPr>
+      <w:r>
+        <w:rPr>
+          <w:rFonts w:ascii="GHEA Grapalat" w:hAnsi="GHEA Grapalat"/>
+          <w:lang w:val="hy-AM"/>
+        </w:rPr>
+        <w:t xml:space="preserve">Երկու ալգորիթմներն էլ պահպանում են պրիորիտետային հերթ, հետազոտված հանգույցների բազմություն (փակ ցուցակ) և g-ի լավագույն հայտնի արժեքների քարտեզագրում (հաճախ կոչվում է հեռավորություն)։ Այն վատագույն դեպքում, երբ այցելում են բոլոր գագաթներին, տարածական պահանջը O(|V|+|E|) է՝ հարևանության ցուցակի պահպանման և փակ բազմության պատճառով։ </w:t>
+      </w:r>
+      <w:r>
+        <w:rPr>
+          <w:rFonts w:ascii="GHEA Grapalat" w:hAnsi="GHEA Grapalat"/>
+          <w:lang w:val="hy-AM"/>
+        </w:rPr>
+        <w:t>Ա</w:t>
+      </w:r>
+      <w:r>
+        <w:rPr>
+          <w:rFonts w:ascii="GHEA Grapalat" w:hAnsi="GHEA Grapalat"/>
+          <w:lang w:val="hy-AM"/>
+        </w:rPr>
+        <w:t>*-</w:t>
+      </w:r>
+      <w:r>
+        <w:rPr>
+          <w:rFonts w:ascii="GHEA Grapalat" w:hAnsi="GHEA Grapalat"/>
+          <w:lang w:val="hy-AM"/>
+        </w:rPr>
+        <w:t>ը</w:t>
+      </w:r>
+      <w:r>
+        <w:rPr>
+          <w:rFonts w:ascii="GHEA Grapalat" w:hAnsi="GHEA Grapalat"/>
+          <w:lang w:val="hy-AM"/>
+        </w:rPr>
+        <w:t xml:space="preserve"> կարող է լրացուցիչ պահպանել էվրիստիկ քեշ յուրաքանչյուր հանգույցի համար, եթե արագ հասանելիության համար պահանջվում են նախապես հաշվարկված էվրիստիկ արժեքներ։ Այս ծանրաբեռնվածությունը աննշան է սկալյար էվրիստիկաների համար, բայց կարող է զգալի դառնալ բարդ էվրիստիկ կառուցվածքների համար (օրինակ՝ օրինաչափությունների տվյալների բազաներ)։</w:t>
+      </w:r>
+    </w:p>
+    <w:p>
+      <w:pPr>
+        <w:pStyle w:val="NormalWeb"/>
+        <w:rPr>
+          <w:rFonts w:ascii="GHEA Grapalat" w:hAnsi="GHEA Grapalat"/>
+          <w:lang w:val="hy-AM"/>
+        </w:rPr>
+      </w:pPr>
+      <w:r>
+        <w:rPr>
+          <w:rFonts w:ascii="GHEA Grapalat" w:hAnsi="GHEA Grapalat"/>
+          <w:lang w:val="hy-AM"/>
+        </w:rPr>
+        <w:t xml:space="preserve">3.3 Վատագույն դեպքի սցենարներ Երկու ալգորիթմներն էլ բախվում են էքսպոնենցիալ աճի պաթոլոգիական գրաֆերում։ Անբարենպաստ պայմաններում, երբ h-ը թույլատրելի կամ համաձայնեցված չէ, </w:t>
+      </w:r>
+      <w:r>
+        <w:rPr>
+          <w:rFonts w:ascii="GHEA Grapalat" w:hAnsi="GHEA Grapalat"/>
+          <w:lang w:val="hy-AM"/>
+        </w:rPr>
+        <w:t>Ա</w:t>
+      </w:r>
+      <w:r>
+        <w:rPr>
+          <w:rFonts w:ascii="GHEA Grapalat" w:hAnsi="GHEA Grapalat"/>
+          <w:lang w:val="hy-AM"/>
+        </w:rPr>
+        <w:t xml:space="preserve">*-ն կարող է հետախուզել սուպեր-պոլինոմիալ թվով հանգույցներ մինչև ավարտվելը։ Ընդհակառակը, </w:t>
+      </w:r>
+      <w:r>
+        <w:rPr>
+          <w:rFonts w:ascii="GHEA Grapalat" w:hAnsi="GHEA Grapalat"/>
+          <w:lang w:val="hy-AM"/>
+        </w:rPr>
+        <w:t>Դեյքսրայ</w:t>
+      </w:r>
+      <w:r>
+        <w:rPr>
+          <w:rFonts w:ascii="GHEA Grapalat" w:hAnsi="GHEA Grapalat"/>
+          <w:lang w:val="hy-AM"/>
+        </w:rPr>
+        <w:t>ի վատագույն դեպքի բարդությունը մնում է պոլինոմիալ, սակայն քառակուսային է խիտ գրաֆերում՝ հարևանության մատրիցներ օգտագործելիս։ Տարբերությունը կտրուկ է դառնում նոսր և խիտ ռեժիմներում։</w:t>
+      </w:r>
+    </w:p>
+    <w:p>
+      <w:pPr>
+        <w:pStyle w:val="NormalWeb"/>
+        <w:rPr>
+          <w:rFonts w:ascii="GHEA Grapalat" w:hAnsi="GHEA Grapalat"/>
+          <w:lang w:val="hy-AM"/>
+        </w:rPr>
+      </w:pPr>
+      <w:r>
+        <w:rPr>
+          <w:rFonts w:ascii="GHEA Grapalat" w:hAnsi="GHEA Grapalat"/>
+          <w:lang w:val="hy-AM"/>
+        </w:rPr>
+        <w:t xml:space="preserve">3.4 Կատարողունակության տարբերությունները նոսր և խիտ գրաֆերում Նոսր գրաֆերում (որտեղ |E| ≈ </w:t>
+      </w:r>
+      <w:r>
+        <w:rPr>
+          <w:rFonts w:ascii="Courier New" w:hAnsi="Courier New" w:cs="Courier New"/>
+          <w:lang w:val="hy-AM"/>
+        </w:rPr>
+        <w:t>Ω</w:t>
+      </w:r>
+      <w:r>
+        <w:rPr>
+          <w:rFonts w:ascii="GHEA Grapalat" w:hAnsi="GHEA Grapalat"/>
+          <w:lang w:val="hy-AM"/>
+        </w:rPr>
+        <w:t xml:space="preserve">(|V|)), |E|/|V| հարաբերակցությունը սահմանափակված է փոքր հաստատունով։ Հիերարխիկ տեխնիկաները, ինչպիսիք են հարևանության ցուցակները, հետևաբար գերակշռում են աշխատանքային ժամանակում։ Երկու ալգորիթմներն էլ համաչափորեն օգուտ են քաղում այս նոսրությունից, բայց </w:t>
+      </w:r>
+      <w:r>
+        <w:rPr>
+          <w:rFonts w:ascii="GHEA Grapalat" w:hAnsi="GHEA Grapalat"/>
+          <w:lang w:val="hy-AM"/>
+        </w:rPr>
+        <w:t>Ա*</w:t>
+      </w:r>
+      <w:r>
+        <w:rPr>
+          <w:rFonts w:ascii="GHEA Grapalat" w:hAnsi="GHEA Grapalat"/>
+          <w:lang w:val="hy-AM"/>
+        </w:rPr>
+        <w:t>-ն սովորաբար հետախուզում է շատ ավելի քիչ կողեր՝ էվրիստիկ ուղղորդման շնորհիվ, կրճատելով արդյունավետ որոնման ճակատը։</w:t>
+      </w:r>
+    </w:p>
+    <w:p>
+      <w:pPr>
+        <w:pStyle w:val="NormalWeb"/>
+        <w:rPr>
+          <w:rFonts w:ascii="GHEA Grapalat" w:hAnsi="GHEA Grapalat"/>
+          <w:lang w:val="hy-AM"/>
+        </w:rPr>
+      </w:pPr>
+      <w:r>
+        <w:rPr>
+          <w:rFonts w:ascii="GHEA Grapalat" w:hAnsi="GHEA Grapalat"/>
+          <w:lang w:val="hy-AM"/>
+        </w:rPr>
+        <w:t xml:space="preserve">Խիտ գրաֆերում (|E| = Θ(|V|²)), </w:t>
+      </w:r>
+      <w:r>
+        <w:rPr>
+          <w:rFonts w:ascii="GHEA Grapalat" w:hAnsi="GHEA Grapalat"/>
+          <w:lang w:val="hy-AM"/>
+        </w:rPr>
+        <w:t>Դեյքստրան</w:t>
+      </w:r>
+      <w:r>
+        <w:rPr>
+          <w:rFonts w:ascii="GHEA Grapalat" w:hAnsi="GHEA Grapalat"/>
+          <w:lang w:val="hy-AM"/>
+        </w:rPr>
+        <w:t xml:space="preserve">՝ երկուական կույտի իրականացմամբ, ժամանակը մասշտաբավորվում է որպես O(|V|²·log |V|), մինչդեռ </w:t>
+      </w:r>
+      <w:r>
+        <w:rPr>
+          <w:rFonts w:ascii="GHEA Grapalat" w:hAnsi="GHEA Grapalat"/>
+          <w:lang w:val="hy-AM"/>
+        </w:rPr>
+        <w:t>Ա</w:t>
+      </w:r>
+      <w:r>
+        <w:rPr>
+          <w:rFonts w:ascii="GHEA Grapalat" w:hAnsi="GHEA Grapalat"/>
+          <w:lang w:val="hy-AM"/>
+        </w:rPr>
+        <w:t>*-</w:t>
+      </w:r>
+      <w:r>
+        <w:rPr>
+          <w:rFonts w:ascii="GHEA Grapalat" w:hAnsi="GHEA Grapalat"/>
+          <w:lang w:val="hy-AM"/>
+        </w:rPr>
+        <w:t>ը</w:t>
+      </w:r>
+      <w:r>
+        <w:rPr>
+          <w:rFonts w:ascii="GHEA Grapalat" w:hAnsi="GHEA Grapalat"/>
+          <w:lang w:val="hy-AM"/>
+        </w:rPr>
+        <w:t xml:space="preserve"> կարող է դեռ օգուտ քաղել էվրիստիկաներից, եթե դրանք ապահովում են ճշգրիտ գնահատականներ, բայց հարևանության ցուցակի ներկայացումը առաջացնում է ավելի բարձր հիշողության ծանրաբեռնվածություն, և բոլոր հարևաններին դիտարկելու ծախսը դառնում է արգելակող։ Ֆիբոնաչիի կույտի նման տեխնիկաները կարող են հասնել O(|E| + |V|·log |V|)-ի, բայց </w:t>
+      </w:r>
+      <w:r>
+        <w:rPr>
+          <w:rFonts w:ascii="GHEA Grapalat" w:hAnsi="GHEA Grapalat"/>
+          <w:lang w:val="hy-AM"/>
+        </w:rPr>
+        <w:t>լավ չեն աշխատում</w:t>
+      </w:r>
+      <w:r>
+        <w:rPr>
+          <w:rFonts w:ascii="GHEA Grapalat" w:hAnsi="GHEA Grapalat"/>
+          <w:lang w:val="hy-AM"/>
+        </w:rPr>
+        <w:t xml:space="preserve"> ավելի մեծ հաստատուն գործակիցներից։</w:t>
+      </w:r>
+    </w:p>
+    <w:p>
+      <w:pPr>
+        <w:pStyle w:val="NormalWeb"/>
+        <w:rPr>
+          <w:rFonts w:ascii="GHEA Grapalat" w:hAnsi="GHEA Grapalat"/>
+          <w:lang w:val="hy-AM"/>
+        </w:rPr>
+      </w:pPr>
+      <w:r>
+        <w:rPr>
+          <w:rFonts w:ascii="GHEA Grapalat" w:hAnsi="GHEA Grapalat"/>
+          <w:lang w:val="hy-AM"/>
+        </w:rPr>
+        <w:lastRenderedPageBreak/>
+        <w:t xml:space="preserve">Գործնականում, շատ խիտ գրաֆերի համար ալգորիթմի ընտրությունը հաճախ կախված է բարձր ճշգրտությամբ էվրիստիկայի առկայությունից. սակայն, </w:t>
+      </w:r>
+      <w:r>
+        <w:rPr>
+          <w:rFonts w:ascii="GHEA Grapalat" w:hAnsi="GHEA Grapalat"/>
+          <w:lang w:val="hy-AM"/>
+        </w:rPr>
+        <w:t>Ա</w:t>
+      </w:r>
+      <w:r>
+        <w:rPr>
+          <w:rFonts w:ascii="GHEA Grapalat" w:hAnsi="GHEA Grapalat"/>
+          <w:lang w:val="hy-AM"/>
+        </w:rPr>
+        <w:t>*-ի բացարձակ աշխատանքային ժամանակի առավելությունները նվազում են, եթե էվրիստիկան թույլ է, քանի որ ալգորիթմը դեռևս պետք է մշակի յուրաքանչյուր հետազոտված գագաթին կից բոլոր կողերը։</w:t>
+      </w:r>
+    </w:p>
+    <w:p>
+      <w:pPr>
+        <w:pStyle w:val="NormalWeb"/>
+        <w:rPr>
+          <w:rFonts w:ascii="GHEA Grapalat" w:hAnsi="GHEA Grapalat"/>
+          <w:lang w:val="hy-AM"/>
+        </w:rPr>
+      </w:pPr>
+      <w:r>
+        <w:rPr>
+          <w:rFonts w:ascii="GHEA Grapalat" w:hAnsi="GHEA Grapalat"/>
+          <w:lang w:val="hy-AM"/>
+        </w:rPr>
+        <w:t xml:space="preserve">Էվրիստիկ ֆունկցիաները </w:t>
+      </w:r>
+      <w:r>
+        <w:rPr>
+          <w:rFonts w:ascii="GHEA Grapalat" w:hAnsi="GHEA Grapalat"/>
+          <w:lang w:val="hy-AM"/>
+        </w:rPr>
+        <w:t>Ա</w:t>
+      </w:r>
+      <w:r>
+        <w:rPr>
+          <w:rFonts w:ascii="GHEA Grapalat" w:hAnsi="GHEA Grapalat"/>
+          <w:lang w:val="hy-AM"/>
+        </w:rPr>
+        <w:t>*-ում</w:t>
+      </w:r>
+    </w:p>
+    <w:p>
+      <w:pPr>
+        <w:pStyle w:val="NormalWeb"/>
+        <w:rPr>
+          <w:rFonts w:ascii="GHEA Grapalat" w:hAnsi="GHEA Grapalat"/>
+          <w:lang w:val="hy-AM"/>
+        </w:rPr>
+      </w:pPr>
+    </w:p>
+    <w:p>
+      <w:pPr>
+        <w:pStyle w:val="NormalWeb"/>
+        <w:rPr>
+          <w:rFonts w:ascii="GHEA Grapalat" w:hAnsi="GHEA Grapalat"/>
+          <w:lang w:val="hy-AM"/>
+        </w:rPr>
+      </w:pPr>
+      <w:r>
+        <w:rPr>
+          <w:rFonts w:ascii="GHEA Grapalat" w:hAnsi="GHEA Grapalat"/>
+          <w:lang w:val="hy-AM"/>
+        </w:rPr>
+        <w:t>h-ի որակը ավանդաբար չափվում է երեք չափումներով. թույլատրելիություն, համաձայնեցվածություն և հաշվողական ծանրաբեռնվածություն։</w:t>
+      </w:r>
+    </w:p>
+    <w:p>
+      <w:pPr>
+        <w:pStyle w:val="NormalWeb"/>
+        <w:rPr>
+          <w:rFonts w:ascii="GHEA Grapalat" w:hAnsi="GHEA Grapalat"/>
+          <w:lang w:val="hy-AM"/>
+        </w:rPr>
+      </w:pPr>
+      <w:r>
+        <w:rPr>
+          <w:rFonts w:ascii="GHEA Grapalat" w:hAnsi="GHEA Grapalat"/>
+          <w:lang w:val="hy-AM"/>
+        </w:rPr>
+        <w:t xml:space="preserve">4.1 Ֆորմալ սահմանումներ Թույլատրելիություն. h-ը թույլատրելի է, եթե </w:t>
+      </w:r>
+      <w:r>
+        <w:rPr>
+          <w:rFonts w:ascii="Cambria Math" w:hAnsi="Cambria Math" w:cs="Cambria Math"/>
+          <w:lang w:val="hy-AM"/>
+        </w:rPr>
+        <w:t>∀</w:t>
+      </w:r>
+      <w:r>
+        <w:rPr>
+          <w:rFonts w:ascii="GHEA Grapalat" w:hAnsi="GHEA Grapalat"/>
+          <w:lang w:val="hy-AM"/>
+        </w:rPr>
+        <w:t xml:space="preserve"> v </w:t>
+      </w:r>
+      <w:r>
+        <w:rPr>
+          <w:rFonts w:ascii="Cambria Math" w:hAnsi="Cambria Math" w:cs="Cambria Math"/>
+          <w:lang w:val="hy-AM"/>
+        </w:rPr>
+        <w:t>∈</w:t>
+      </w:r>
+      <w:r>
+        <w:rPr>
+          <w:rFonts w:ascii="GHEA Grapalat" w:hAnsi="GHEA Grapalat"/>
+          <w:lang w:val="hy-AM"/>
+        </w:rPr>
+        <w:t xml:space="preserve"> V, h(v) ≤ c*(v), որտեղ c(v)-ն նշանակում է օպտիմալ ծախսը v-ից դեպի նպատակ։ Համաձայնեցվածություն. h-ը համաձայնեցված է, եթե </w:t>
+      </w:r>
+      <w:r>
+        <w:rPr>
+          <w:rFonts w:ascii="Cambria Math" w:hAnsi="Cambria Math" w:cs="Cambria Math"/>
+          <w:lang w:val="hy-AM"/>
+        </w:rPr>
+        <w:t>∀</w:t>
+      </w:r>
+      <w:r>
+        <w:rPr>
+          <w:rFonts w:ascii="GHEA Grapalat" w:hAnsi="GHEA Grapalat"/>
+          <w:lang w:val="hy-AM"/>
+        </w:rPr>
+        <w:t xml:space="preserve"> (</w:t>
+      </w:r>
+      <w:proofErr w:type="gramStart"/>
+      <w:r>
+        <w:rPr>
+          <w:rFonts w:ascii="GHEA Grapalat" w:hAnsi="GHEA Grapalat"/>
+          <w:lang w:val="hy-AM"/>
+        </w:rPr>
+        <w:t>u,v</w:t>
+      </w:r>
+      <w:proofErr w:type="gramEnd"/>
+      <w:r>
+        <w:rPr>
+          <w:rFonts w:ascii="GHEA Grapalat" w:hAnsi="GHEA Grapalat"/>
+          <w:lang w:val="hy-AM"/>
+        </w:rPr>
+        <w:t xml:space="preserve">) </w:t>
+      </w:r>
+      <w:r>
+        <w:rPr>
+          <w:rFonts w:ascii="Cambria Math" w:hAnsi="Cambria Math" w:cs="Cambria Math"/>
+          <w:lang w:val="hy-AM"/>
+        </w:rPr>
+        <w:t>∈</w:t>
+      </w:r>
+      <w:r>
+        <w:rPr>
+          <w:rFonts w:ascii="GHEA Grapalat" w:hAnsi="GHEA Grapalat"/>
+          <w:lang w:val="hy-AM"/>
+        </w:rPr>
+        <w:t xml:space="preserve"> E, h(u) ≤ h(v) + w(u,v), որտեղ w(u,v)-ն կողի կշիռն է։ Համաձայնեցվածությունը երաշխավորում է, որ u հանգույցի ընդլայնումից հետո նրա հարևանների գնահատականը չի գերագնահատվում ավելի, քան կրած ինկրեմենտալ ծախսը։</w:t>
+      </w:r>
+    </w:p>
+    <w:p>
+      <w:pPr>
+        <w:pStyle w:val="NormalWeb"/>
+        <w:rPr>
+          <w:rFonts w:ascii="GHEA Grapalat" w:hAnsi="GHEA Grapalat"/>
+          <w:lang w:val="hy-AM"/>
+        </w:rPr>
+      </w:pPr>
+      <w:r>
+        <w:rPr>
+          <w:rFonts w:ascii="GHEA Grapalat" w:hAnsi="GHEA Grapalat"/>
+          <w:lang w:val="hy-AM"/>
+        </w:rPr>
+        <w:t>4.2 Ազդեցությունը օպտիմալության վրա Մաթեմատիկորեն</w:t>
+      </w:r>
+    </w:p>
+    <w:p>
+      <w:pPr>
+        <w:pStyle w:val="NormalWeb"/>
+        <w:rPr>
+          <w:rFonts w:ascii="GHEA Grapalat" w:hAnsi="GHEA Grapalat"/>
+          <w:lang w:val="hy-AM"/>
+        </w:rPr>
+      </w:pPr>
+      <w:r>
+        <w:rPr>
+          <w:rFonts w:ascii="GHEA Grapalat" w:hAnsi="GHEA Grapalat"/>
+          <w:lang w:val="hy-AM"/>
+        </w:rPr>
+        <w:t>Ա</w:t>
+      </w:r>
+      <w:r>
+        <w:rPr>
+          <w:rFonts w:ascii="GHEA Grapalat" w:hAnsi="GHEA Grapalat"/>
+          <w:lang w:val="hy-AM"/>
+        </w:rPr>
+        <w:t xml:space="preserve">*-ի օպտիմալության ապացույցը ցույց է տալիս, որ թույլատրելիության և համաձայնեցվածության պայմաններում դուրս բերված լուծման ճանապարհը π բավարարում է </w:t>
+      </w:r>
+      <w:r>
+        <w:rPr>
+          <w:rFonts w:ascii="Cambria Math" w:hAnsi="Cambria Math" w:cs="Cambria Math"/>
+          <w:lang w:val="hy-AM"/>
+        </w:rPr>
+        <w:t>∀</w:t>
+      </w:r>
+      <w:r>
+        <w:rPr>
+          <w:rFonts w:ascii="GHEA Grapalat" w:hAnsi="GHEA Grapalat"/>
+          <w:lang w:val="hy-AM"/>
+        </w:rPr>
+        <w:t xml:space="preserve"> π</w:t>
+      </w:r>
+      <w:r>
+        <w:rPr>
+          <w:rFonts w:ascii="Courier New" w:hAnsi="Courier New" w:cs="Courier New"/>
+          <w:lang w:val="hy-AM"/>
+        </w:rPr>
+        <w:t>′</w:t>
+      </w:r>
+      <w:r>
+        <w:rPr>
+          <w:rFonts w:ascii="GHEA Grapalat" w:hAnsi="GHEA Grapalat"/>
+          <w:lang w:val="hy-AM"/>
+        </w:rPr>
+        <w:t>, cost(π)=cost(π</w:t>
+      </w:r>
+      <w:r>
+        <w:rPr>
+          <w:rFonts w:ascii="Courier New" w:hAnsi="Courier New" w:cs="Courier New"/>
+          <w:lang w:val="hy-AM"/>
+        </w:rPr>
+        <w:t>′</w:t>
+      </w:r>
+      <w:r>
+        <w:rPr>
+          <w:rFonts w:ascii="GHEA Grapalat" w:hAnsi="GHEA Grapalat"/>
+          <w:lang w:val="hy-AM"/>
+        </w:rPr>
+        <w:t>)=c*(s,t) պայմանին։ Ապացույցը շարունակվում է ինվարիանտի հաստատմամբ. երբ x հանգույցը հեռացվում է պրիորիտետային հերթից, նրա g(x) արժեքը հավասար է իրական կարճագույն ճանապարհի ծախսին c*(</w:t>
+      </w:r>
+      <w:proofErr w:type="gramStart"/>
+      <w:r>
+        <w:rPr>
+          <w:rFonts w:ascii="GHEA Grapalat" w:hAnsi="GHEA Grapalat"/>
+          <w:lang w:val="hy-AM"/>
+        </w:rPr>
+        <w:t>s,x</w:t>
+      </w:r>
+      <w:proofErr w:type="gramEnd"/>
+      <w:r>
+        <w:rPr>
+          <w:rFonts w:ascii="GHEA Grapalat" w:hAnsi="GHEA Grapalat"/>
+          <w:lang w:val="hy-AM"/>
+        </w:rPr>
+        <w:t>)։ Ինվարիանտը պահպանվում է, քանի որ x-ին այլընտրանքային ցանկացած ճանապարհ պետք է ունենա առնվազն այնքան մեծ f-արժեք, որքան f(x) = g(x) + h(x)-ն է, և համաձայնեցվածության պայմանը երաշխավորում է, որ ոչ մի հետագա ընդլայնում չի կարող բարելավել g(x)-ը՝ առանց արդեն դուրս բերված հանգույցի f-արժեքը նվազեցնելու, ինչը հակասում է պրիորիտետային հերթի դասավորությանը։</w:t>
+      </w:r>
+    </w:p>
+    <w:p>
+      <w:pPr>
+        <w:pStyle w:val="NormalWeb"/>
+        <w:rPr>
+          <w:rFonts w:ascii="GHEA Grapalat" w:hAnsi="GHEA Grapalat"/>
+          <w:lang w:val="hy-AM"/>
+        </w:rPr>
+      </w:pPr>
+      <w:r>
+        <w:rPr>
+          <w:rFonts w:ascii="GHEA Grapalat" w:hAnsi="GHEA Grapalat"/>
+          <w:lang w:val="hy-AM"/>
+        </w:rPr>
+        <w:t xml:space="preserve">4.3 Արդյունավետ էվրիստիկաների նախագծում </w:t>
+      </w:r>
+      <w:r>
+        <w:rPr>
+          <w:rFonts w:ascii="GHEA Grapalat" w:hAnsi="GHEA Grapalat"/>
+          <w:lang w:val="hy-AM"/>
+        </w:rPr>
+        <w:t>տ</w:t>
+      </w:r>
+      <w:r>
+        <w:rPr>
+          <w:rFonts w:ascii="GHEA Grapalat" w:hAnsi="GHEA Grapalat"/>
+          <w:lang w:val="hy-AM"/>
+        </w:rPr>
+        <w:t xml:space="preserve">արածականորեն ներկառուցված տիրույթներում դասական էվրիստիկաները ներառում են Էվկլիդեսյան հեռավորությունը (թերագնահատված է ճանապարհային ցանցերի համար) և Մանհեթենյան հեռավորությունը (օպտիմալ է ուղղանկյուն ցանցերի համար)։ Ավելի բարդ էվրիստիկաներ, ինչպիսիք են </w:t>
+      </w:r>
+      <w:r>
+        <w:rPr>
+          <w:rFonts w:ascii="GHEA Grapalat" w:hAnsi="GHEA Grapalat"/>
+          <w:lang w:val="hy-AM"/>
+        </w:rPr>
+        <w:t>Ա</w:t>
+      </w:r>
+      <w:r>
+        <w:rPr>
+          <w:rFonts w:ascii="GHEA Grapalat" w:hAnsi="GHEA Grapalat"/>
+          <w:lang w:val="hy-AM"/>
+        </w:rPr>
+        <w:t xml:space="preserve">*-Landmark-ը (նախապես հաշվարկված հեռավորություններ դեպի ընտրված ողորմակետային հանգույցներ) կամ օրինաչափությունների տվյալների բազաների էվրիստիկաները (ենթակառուցվածքների ճշգրիտ լուծումներ), կարող են հասնել h/c հարաբերակցության, որը գերազանցում է 0.9-ը՝ մնալով թույլատրելի։ Էվրիստիկաների նախագծումը ներառում է փոխզիջում </w:t>
+      </w:r>
+      <w:r>
+        <w:rPr>
+          <w:rFonts w:ascii="GHEA Grapalat" w:hAnsi="GHEA Grapalat"/>
+          <w:lang w:val="hy-AM"/>
+        </w:rPr>
+        <w:lastRenderedPageBreak/>
+        <w:t>նախնական մշակման ջանքերի և աշխատանքային ժամանակի ծախսերի միջև. k չափի ողորմակետերի բազմությունը ներմուծում է k · (|V|+|E|) նախնական մշակման աշխատանք, բայց կարող է նվազեցնել ընդլայնումները գործակցով, որը համեմատական է ողորմակետերի միջին մոտիկությանը նպատակին։</w:t>
+      </w:r>
+    </w:p>
+    <w:p>
+      <w:pPr>
+        <w:pStyle w:val="NormalWeb"/>
+        <w:rPr>
+          <w:rFonts w:ascii="GHEA Grapalat" w:hAnsi="GHEA Grapalat"/>
+          <w:lang w:val="hy-AM"/>
+        </w:rPr>
+      </w:pPr>
+      <w:r>
+        <w:rPr>
+          <w:rFonts w:ascii="GHEA Grapalat" w:hAnsi="GHEA Grapalat"/>
+          <w:lang w:val="hy-AM"/>
+        </w:rPr>
+        <w:t xml:space="preserve">Էվրիստիկ գնահատման հաշվողական բարդությունը ներառված է </w:t>
+      </w:r>
+      <w:r>
+        <w:rPr>
+          <w:rFonts w:ascii="GHEA Grapalat" w:hAnsi="GHEA Grapalat"/>
+          <w:lang w:val="hy-AM"/>
+        </w:rPr>
+        <w:t>Ա</w:t>
+      </w:r>
+      <w:r>
+        <w:rPr>
+          <w:rFonts w:ascii="GHEA Grapalat" w:hAnsi="GHEA Grapalat"/>
+          <w:lang w:val="hy-AM"/>
+        </w:rPr>
+        <w:t xml:space="preserve">*-ի մեկ հանգույցի ընդլայնման ծախսի մեջ։ Եթե h-ը թանկ է (օրինակ՝ ժամանակից կախված երթևեկության մոդելի գնահատում), ալգորիթմի արդյունավետ աշխատանքային ժամանակը կարող է մոտենալ </w:t>
+      </w:r>
+      <w:r>
+        <w:rPr>
+          <w:rFonts w:ascii="GHEA Grapalat" w:hAnsi="GHEA Grapalat"/>
+          <w:lang w:val="hy-AM"/>
+        </w:rPr>
+        <w:t>Դեյքստրային</w:t>
+      </w:r>
+      <w:r>
+        <w:rPr>
+          <w:rFonts w:ascii="GHEA Grapalat" w:hAnsi="GHEA Grapalat"/>
+          <w:lang w:val="hy-AM"/>
+        </w:rPr>
+        <w:t xml:space="preserve">՝ չնայած վերլուծականորեն բարենպաստ </w:t>
+      </w:r>
+      <w:r>
+        <w:rPr>
+          <w:rFonts w:ascii="GHEA Grapalat" w:hAnsi="GHEA Grapalat"/>
+          <w:lang w:val="hy-AM"/>
+        </w:rPr>
+        <w:t>ս</w:t>
+      </w:r>
+      <w:r>
+        <w:rPr>
+          <w:rFonts w:ascii="GHEA Grapalat" w:hAnsi="GHEA Grapalat"/>
+          <w:lang w:val="hy-AM"/>
+        </w:rPr>
+        <w:t>ահմանին։</w:t>
+      </w:r>
+    </w:p>
+    <w:p>
+      <w:pPr>
+        <w:pStyle w:val="NormalWeb"/>
+        <w:rPr>
+          <w:rFonts w:ascii="GHEA Grapalat" w:hAnsi="GHEA Grapalat"/>
+          <w:lang w:val="hy-AM"/>
+        </w:rPr>
+      </w:pPr>
+      <w:r>
+        <w:rPr>
+          <w:rFonts w:ascii="GHEA Grapalat" w:hAnsi="GHEA Grapalat"/>
+          <w:lang w:val="hy-AM"/>
+        </w:rPr>
+        <w:t>Կատարողունակության վերլուծություն</w:t>
+      </w:r>
+    </w:p>
+    <w:p>
+      <w:pPr>
+        <w:pStyle w:val="NormalWeb"/>
+        <w:rPr>
+          <w:rFonts w:ascii="GHEA Grapalat" w:hAnsi="GHEA Grapalat"/>
+          <w:lang w:val="hy-AM"/>
+        </w:rPr>
+      </w:pPr>
+    </w:p>
+    <w:p>
+      <w:pPr>
+        <w:pStyle w:val="NormalWeb"/>
+        <w:rPr>
+          <w:rFonts w:ascii="GHEA Grapalat" w:hAnsi="GHEA Grapalat"/>
+          <w:lang w:val="hy-AM"/>
+        </w:rPr>
+      </w:pPr>
+      <w:r>
+        <w:rPr>
+          <w:rFonts w:ascii="GHEA Grapalat" w:hAnsi="GHEA Grapalat"/>
+          <w:lang w:val="hy-AM"/>
+        </w:rPr>
+        <w:t xml:space="preserve">5.1 Ցանցային քարտեզներ Դիսկրետացված հարթ միջավայրերում ցանցային քարտեզները (օրինակ՝ 8-կապակցված կամ 4-կապակցված լատիցներ) ի սկզբանե նոսր են։ Մանհեթենյան էվրիստիկայով ավանդական </w:t>
+      </w:r>
+      <w:r>
+        <w:rPr>
+          <w:rFonts w:ascii="GHEA Grapalat" w:hAnsi="GHEA Grapalat"/>
+          <w:lang w:val="hy-AM"/>
+        </w:rPr>
+        <w:t>Ա</w:t>
+      </w:r>
+      <w:r>
+        <w:rPr>
+          <w:rFonts w:ascii="GHEA Grapalat" w:hAnsi="GHEA Grapalat"/>
+          <w:lang w:val="hy-AM"/>
+        </w:rPr>
+        <w:t xml:space="preserve">*-ն արագ զուգամիտում է օպտիմալ ճանապարհին, քանի որ էվրիստիկան ստորին սահման է հանդիսանում դեպի նպատակ Մանհեթենյան հեռավորության համար։ Պատահական խոչընդոտների էմպիրիկ ուսումնասիրությունները ցույց են տալիս, որ </w:t>
+      </w:r>
+      <w:r>
+        <w:rPr>
+          <w:rFonts w:ascii="GHEA Grapalat" w:hAnsi="GHEA Grapalat"/>
+          <w:lang w:val="hy-AM"/>
+        </w:rPr>
+        <w:t>Ա</w:t>
+      </w:r>
+      <w:r>
+        <w:rPr>
+          <w:rFonts w:ascii="GHEA Grapalat" w:hAnsi="GHEA Grapalat"/>
+          <w:lang w:val="hy-AM"/>
+        </w:rPr>
+        <w:t>*-</w:t>
+      </w:r>
+      <w:r>
+        <w:rPr>
+          <w:rFonts w:ascii="GHEA Grapalat" w:hAnsi="GHEA Grapalat"/>
+          <w:lang w:val="hy-AM"/>
+        </w:rPr>
+        <w:t>ը</w:t>
+      </w:r>
+      <w:r>
+        <w:rPr>
+          <w:rFonts w:ascii="GHEA Grapalat" w:hAnsi="GHEA Grapalat"/>
+          <w:lang w:val="hy-AM"/>
+        </w:rPr>
+        <w:t xml:space="preserve"> նվազեցնում է հանգույցների ընդլայնումները մինչև 70%՝ համեմատած </w:t>
+      </w:r>
+      <w:r>
+        <w:rPr>
+          <w:rFonts w:ascii="GHEA Grapalat" w:hAnsi="GHEA Grapalat"/>
+          <w:lang w:val="hy-AM"/>
+        </w:rPr>
+        <w:t>Դեյքստրայի</w:t>
+      </w:r>
+      <w:r>
+        <w:rPr>
+          <w:rFonts w:ascii="GHEA Grapalat" w:hAnsi="GHEA Grapalat"/>
+          <w:lang w:val="hy-AM"/>
+        </w:rPr>
+        <w:t>, երբ օգտագործվում են համաձայնեցված էվրիստիկաներ։ Ցանցային քարտեզների սահմանափակ ճյուղավորման գործակիցը ապահովում է կառավարելի հիշողության հետքեր, ինչը փակ բազմության չափը դարձնում է գծայինորեն համեմատական հետազոտված տարածաշրջանին։</w:t>
+      </w:r>
+    </w:p>
+    <w:p>
+      <w:pPr>
+        <w:pStyle w:val="NormalWeb"/>
+        <w:rPr>
+          <w:rFonts w:ascii="GHEA Grapalat" w:hAnsi="GHEA Grapalat"/>
+          <w:lang w:val="hy-AM"/>
+        </w:rPr>
+      </w:pPr>
+    </w:p>
+    <w:p>
+      <w:pPr>
+        <w:pStyle w:val="NormalWeb"/>
+        <w:rPr>
+          <w:rFonts w:ascii="GHEA Grapalat" w:hAnsi="GHEA Grapalat"/>
+          <w:lang w:val="hy-AM"/>
+        </w:rPr>
+      </w:pPr>
+    </w:p>
+    <w:p>
+      <w:pPr>
+        <w:pStyle w:val="NormalWeb"/>
+        <w:rPr>
+          <w:rFonts w:ascii="GHEA Grapalat" w:hAnsi="GHEA Grapalat"/>
+          <w:lang w:val="hy-AM"/>
+        </w:rPr>
+      </w:pPr>
+    </w:p>
+    <w:p>
+      <w:pPr>
+        <w:pStyle w:val="NormalWeb"/>
+        <w:rPr>
+          <w:rFonts w:ascii="GHEA Grapalat" w:hAnsi="GHEA Grapalat"/>
+          <w:lang w:val="hy-AM"/>
+        </w:rPr>
+      </w:pPr>
+    </w:p>
+    <w:p>
+      <w:pPr>
+        <w:pStyle w:val="NormalWeb"/>
+        <w:rPr>
+          <w:rFonts w:ascii="GHEA Grapalat" w:hAnsi="GHEA Grapalat"/>
+          <w:lang w:val="hy-AM"/>
+        </w:rPr>
+      </w:pPr>
+    </w:p>
+    <w:p>
+      <w:pPr>
+        <w:pStyle w:val="NormalWeb"/>
+        <w:rPr>
+          <w:rFonts w:ascii="GHEA Grapalat" w:hAnsi="GHEA Grapalat"/>
+          <w:lang w:val="hy-AM"/>
+        </w:rPr>
+      </w:pPr>
+    </w:p>
+    <w:p>
+      <w:pPr>
+        <w:pStyle w:val="NormalWeb"/>
+        <w:rPr>
+          <w:rFonts w:ascii="GHEA Grapalat" w:hAnsi="GHEA Grapalat"/>
+          <w:lang w:val="hy-AM"/>
+        </w:rPr>
+      </w:pPr>
+    </w:p>
+    <w:p>
+      <w:pPr>
+        <w:pStyle w:val="NormalWeb"/>
+        <w:rPr>
+          <w:rFonts w:ascii="GHEA Grapalat" w:hAnsi="GHEA Grapalat"/>
+          <w:lang w:val="hy-AM"/>
+        </w:rPr>
+      </w:pPr>
+    </w:p>
+    <w:p>
+      <w:pPr>
+        <w:pStyle w:val="NormalWeb"/>
+        <w:rPr>
+          <w:rFonts w:ascii="GHEA Grapalat" w:hAnsi="GHEA Grapalat"/>
+          <w:lang w:val="hy-AM"/>
+        </w:rPr>
+      </w:pPr>
+    </w:p>
+    <w:p>
+      <w:pPr>
+        <w:pStyle w:val="NormalWeb"/>
+        <w:rPr>
+          <w:rFonts w:ascii="GHEA Grapalat" w:hAnsi="GHEA Grapalat"/>
+          <w:lang w:val="hy-AM"/>
+        </w:rPr>
+      </w:pPr>
+      <w:r>
+        <w:rPr>
+          <w:rFonts w:ascii="GHEA Grapalat" w:hAnsi="GHEA Grapalat"/>
+          <w:lang w:val="hy-AM"/>
+        </w:rPr>
+        <w:lastRenderedPageBreak/>
+        <w:t>Առավելություններ և թերություններ</w:t>
+      </w:r>
+    </w:p>
+    <w:tbl>
+      <w:tblPr>
+        <w:tblW w:w="0" w:type="auto"/>
+        <w:tblCellSpacing w:w="15" w:type="dxa"/>
+        <w:tblBorders>
+          <w:top w:val="single" w:sz="2" w:space="0" w:color="E3E3E3"/>
+          <w:left w:val="single" w:sz="2" w:space="0" w:color="E3E3E3"/>
+          <w:bottom w:val="single" w:sz="2" w:space="0" w:color="E3E3E3"/>
+          <w:right w:val="single" w:sz="2" w:space="0" w:color="E3E3E3"/>
+        </w:tblBorders>
+        <w:tblCellMar>
+          <w:left w:w="0" w:type="dxa"/>
+          <w:right w:w="0" w:type="dxa"/>
+        </w:tblCellMar>
+        <w:tblLook w:val="04A0" w:firstRow="1" w:lastRow="0" w:firstColumn="1" w:lastColumn="0" w:noHBand="0" w:noVBand="1"/>
+      </w:tblPr>
+      <w:tblGrid>
+        <w:gridCol w:w="2642"/>
+        <w:gridCol w:w="3821"/>
+        <w:gridCol w:w="3513"/>
+      </w:tblGrid>
+      <w:tr>
+        <w:trPr>
+          <w:tblHeader/>
+          <w:tblCellSpacing w:w="15" w:type="dxa"/>
+        </w:trPr>
+        <w:tc>
+          <w:tcPr>
+            <w:tcW w:w="0" w:type="auto"/>
+            <w:tcBorders>
+              <w:top w:val="single" w:sz="2" w:space="0" w:color="E3E3E3"/>
+              <w:left w:val="single" w:sz="2" w:space="0" w:color="E3E3E3"/>
+              <w:bottom w:val="single" w:sz="4" w:space="0" w:color="2E2E33"/>
+              <w:right w:val="single" w:sz="4" w:space="0" w:color="2E2E33"/>
+            </w:tcBorders>
+            <w:shd w:val="clear" w:color="auto" w:fill="2E2E33"/>
+            <w:vAlign w:val="center"/>
+            <w:hideMark/>
+          </w:tcPr>
+          <w:p>
+            <w:pPr>
+              <w:pStyle w:val="NormalWeb"/>
+              <w:rPr>
+                <w:rFonts w:ascii="GHEA Grapalat" w:hAnsi="GHEA Grapalat"/>
+                <w:lang w:val="hy-AM"/>
+              </w:rPr>
+            </w:pPr>
+            <w:r>
+              <w:rPr>
+                <w:rFonts w:ascii="GHEA Grapalat" w:hAnsi="GHEA Grapalat"/>
+                <w:lang w:val="hy-AM"/>
+              </w:rPr>
+              <w:t>Ասպեկտ</w:t>
+            </w:r>
+          </w:p>
+        </w:tc>
+        <w:tc>
+          <w:tcPr>
+            <w:tcW w:w="0" w:type="auto"/>
+            <w:tcBorders>
+              <w:top w:val="single" w:sz="2" w:space="0" w:color="E3E3E3"/>
+              <w:left w:val="single" w:sz="2" w:space="0" w:color="E3E3E3"/>
+              <w:bottom w:val="single" w:sz="4" w:space="0" w:color="2E2E33"/>
+              <w:right w:val="single" w:sz="4" w:space="0" w:color="2E2E33"/>
+            </w:tcBorders>
+            <w:shd w:val="clear" w:color="auto" w:fill="2E2E33"/>
+            <w:vAlign w:val="center"/>
+            <w:hideMark/>
+          </w:tcPr>
+          <w:p>
+            <w:pPr>
+              <w:pStyle w:val="NormalWeb"/>
+              <w:rPr>
+                <w:rFonts w:ascii="GHEA Grapalat" w:hAnsi="GHEA Grapalat"/>
+                <w:lang w:val="hy-AM"/>
+              </w:rPr>
+            </w:pPr>
+            <w:r>
+              <w:rPr>
+                <w:rFonts w:ascii="GHEA Grapalat" w:hAnsi="GHEA Grapalat"/>
+                <w:lang w:val="hy-AM"/>
+              </w:rPr>
+              <w:t>Դեյքստրայ</w:t>
+            </w:r>
+            <w:r>
+              <w:rPr>
+                <w:rFonts w:ascii="GHEA Grapalat" w:hAnsi="GHEA Grapalat"/>
+                <w:lang w:val="hy-AM"/>
+              </w:rPr>
+              <w:t>ի ալգորիթմ</w:t>
+            </w:r>
+          </w:p>
+        </w:tc>
+        <w:tc>
+          <w:tcPr>
+            <w:tcW w:w="0" w:type="auto"/>
+            <w:tcBorders>
+              <w:top w:val="single" w:sz="2" w:space="0" w:color="E3E3E3"/>
+              <w:left w:val="single" w:sz="2" w:space="0" w:color="E3E3E3"/>
+              <w:bottom w:val="single" w:sz="4" w:space="0" w:color="2E2E33"/>
+              <w:right w:val="nil"/>
+            </w:tcBorders>
+            <w:shd w:val="clear" w:color="auto" w:fill="2E2E33"/>
+            <w:vAlign w:val="center"/>
+            <w:hideMark/>
+          </w:tcPr>
+          <w:p>
+            <w:pPr>
+              <w:pStyle w:val="NormalWeb"/>
+              <w:rPr>
+                <w:rFonts w:ascii="GHEA Grapalat" w:hAnsi="GHEA Grapalat"/>
+                <w:lang w:val="hy-AM"/>
+              </w:rPr>
+            </w:pPr>
+            <w:r>
+              <w:rPr>
+                <w:rFonts w:ascii="GHEA Grapalat" w:hAnsi="GHEA Grapalat"/>
+                <w:lang w:val="hy-AM"/>
+              </w:rPr>
+              <w:t>Ա</w:t>
+            </w:r>
+            <w:r>
+              <w:rPr>
+                <w:rFonts w:ascii="GHEA Grapalat" w:hAnsi="GHEA Grapalat"/>
+                <w:lang w:val="hy-AM"/>
+              </w:rPr>
+              <w:t>*</w:t>
+            </w:r>
+          </w:p>
+        </w:tc>
+      </w:tr>
+      <w:tr>
+        <w:trPr>
+          <w:tblCellSpacing w:w="15" w:type="dxa"/>
+        </w:trPr>
+        <w:tc>
+          <w:tcPr>
+            <w:tcW w:w="0" w:type="auto"/>
+            <w:tcBorders>
+              <w:top w:val="single" w:sz="2" w:space="0" w:color="E3E3E3"/>
+              <w:left w:val="single" w:sz="2" w:space="0" w:color="E3E3E3"/>
+              <w:bottom w:val="single" w:sz="4" w:space="0" w:color="2E2E33"/>
+              <w:right w:val="single" w:sz="4" w:space="0" w:color="2E2E33"/>
+            </w:tcBorders>
+            <w:vAlign w:val="center"/>
+            <w:hideMark/>
+          </w:tcPr>
+          <w:p>
+            <w:pPr>
+              <w:pStyle w:val="NormalWeb"/>
+              <w:rPr>
+                <w:rFonts w:ascii="GHEA Grapalat" w:hAnsi="GHEA Grapalat"/>
+                <w:lang w:val="hy-AM"/>
+              </w:rPr>
+            </w:pPr>
+            <w:r>
+              <w:rPr>
+                <w:rFonts w:ascii="GHEA Grapalat" w:hAnsi="GHEA Grapalat"/>
+                <w:lang w:val="hy-AM"/>
+              </w:rPr>
+              <w:t>Օպտիմալության երաշխիք</w:t>
+            </w:r>
+          </w:p>
+        </w:tc>
+        <w:tc>
+          <w:tcPr>
+            <w:tcW w:w="0" w:type="auto"/>
+            <w:tcBorders>
+              <w:top w:val="single" w:sz="2" w:space="0" w:color="E3E3E3"/>
+              <w:left w:val="single" w:sz="2" w:space="0" w:color="E3E3E3"/>
+              <w:bottom w:val="single" w:sz="4" w:space="0" w:color="2E2E33"/>
+              <w:right w:val="single" w:sz="4" w:space="0" w:color="2E2E33"/>
+            </w:tcBorders>
+            <w:vAlign w:val="center"/>
+            <w:hideMark/>
+          </w:tcPr>
+          <w:p>
+            <w:pPr>
+              <w:pStyle w:val="NormalWeb"/>
+              <w:rPr>
+                <w:rFonts w:ascii="GHEA Grapalat" w:hAnsi="GHEA Grapalat"/>
+                <w:lang w:val="hy-AM"/>
+              </w:rPr>
+            </w:pPr>
+            <w:r>
+              <w:rPr>
+                <w:rFonts w:ascii="GHEA Grapalat" w:hAnsi="GHEA Grapalat"/>
+                <w:lang w:val="hy-AM"/>
+              </w:rPr>
+              <w:t>Ապացուցելիորեն օպտիմալ ցանկացած ոչ բացասական ծախսերով գրաֆի համար. էվրիստիկ սահմանափակում չի պահանջվում։</w:t>
+            </w:r>
+          </w:p>
+        </w:tc>
+        <w:tc>
+          <w:tcPr>
+            <w:tcW w:w="0" w:type="auto"/>
+            <w:tcBorders>
+              <w:top w:val="single" w:sz="2" w:space="0" w:color="E3E3E3"/>
+              <w:left w:val="single" w:sz="2" w:space="0" w:color="E3E3E3"/>
+              <w:bottom w:val="single" w:sz="4" w:space="0" w:color="2E2E33"/>
+              <w:right w:val="nil"/>
+            </w:tcBorders>
+            <w:vAlign w:val="center"/>
+            <w:hideMark/>
+          </w:tcPr>
+          <w:p>
+            <w:pPr>
+              <w:pStyle w:val="NormalWeb"/>
+              <w:rPr>
+                <w:rFonts w:ascii="GHEA Grapalat" w:hAnsi="GHEA Grapalat"/>
+                <w:lang w:val="hy-AM"/>
+              </w:rPr>
+            </w:pPr>
+            <w:r>
+              <w:rPr>
+                <w:rFonts w:ascii="GHEA Grapalat" w:hAnsi="GHEA Grapalat"/>
+                <w:lang w:val="hy-AM"/>
+              </w:rPr>
+              <w:t>Օպտիմալ է միայն թույլատրելի և համաձայնեցված էվրիստիկաների դեպքում։</w:t>
+            </w:r>
+          </w:p>
+        </w:tc>
+      </w:tr>
+      <w:tr>
+        <w:trPr>
+          <w:tblCellSpacing w:w="15" w:type="dxa"/>
+        </w:trPr>
+        <w:tc>
+          <w:tcPr>
+            <w:tcW w:w="0" w:type="auto"/>
+            <w:tcBorders>
+              <w:top w:val="single" w:sz="2" w:space="0" w:color="E3E3E3"/>
+              <w:left w:val="single" w:sz="2" w:space="0" w:color="E3E3E3"/>
+              <w:bottom w:val="single" w:sz="4" w:space="0" w:color="2E2E33"/>
+              <w:right w:val="single" w:sz="4" w:space="0" w:color="2E2E33"/>
+            </w:tcBorders>
+            <w:vAlign w:val="center"/>
+            <w:hideMark/>
+          </w:tcPr>
+          <w:p>
+            <w:pPr>
+              <w:pStyle w:val="NormalWeb"/>
+              <w:rPr>
+                <w:rFonts w:ascii="GHEA Grapalat" w:hAnsi="GHEA Grapalat"/>
+                <w:lang w:val="hy-AM"/>
+              </w:rPr>
+            </w:pPr>
+            <w:r>
+              <w:rPr>
+                <w:rFonts w:ascii="GHEA Grapalat" w:hAnsi="GHEA Grapalat"/>
+                <w:lang w:val="hy-AM"/>
+              </w:rPr>
+              <w:t>Որոնման տարածության կրճատում</w:t>
+            </w:r>
+          </w:p>
+        </w:tc>
+        <w:tc>
+          <w:tcPr>
+            <w:tcW w:w="0" w:type="auto"/>
+            <w:tcBorders>
+              <w:top w:val="single" w:sz="2" w:space="0" w:color="E3E3E3"/>
+              <w:left w:val="single" w:sz="2" w:space="0" w:color="E3E3E3"/>
+              <w:bottom w:val="single" w:sz="4" w:space="0" w:color="2E2E33"/>
+              <w:right w:val="single" w:sz="4" w:space="0" w:color="2E2E33"/>
+            </w:tcBorders>
+            <w:vAlign w:val="center"/>
+            <w:hideMark/>
+          </w:tcPr>
+          <w:p>
+            <w:pPr>
+              <w:pStyle w:val="NormalWeb"/>
+              <w:rPr>
+                <w:rFonts w:ascii="GHEA Grapalat" w:hAnsi="GHEA Grapalat"/>
+                <w:lang w:val="hy-AM"/>
+              </w:rPr>
+            </w:pPr>
+            <w:r>
+              <w:rPr>
+                <w:rFonts w:ascii="GHEA Grapalat" w:hAnsi="GHEA Grapalat"/>
+                <w:lang w:val="hy-AM"/>
+              </w:rPr>
+              <w:t>Կախված է միայն կողերի ռելակսացիայից. ընդլայնում է աղբյուրից հասանելի բոլոր գագաթները՝ ճշգրիտ հեռավորության աճման կարգով։</w:t>
+            </w:r>
+          </w:p>
+        </w:tc>
+        <w:tc>
+          <w:tcPr>
+            <w:tcW w:w="0" w:type="auto"/>
+            <w:tcBorders>
+              <w:top w:val="single" w:sz="2" w:space="0" w:color="E3E3E3"/>
+              <w:left w:val="single" w:sz="2" w:space="0" w:color="E3E3E3"/>
+              <w:bottom w:val="single" w:sz="4" w:space="0" w:color="2E2E33"/>
+              <w:right w:val="nil"/>
+            </w:tcBorders>
+            <w:vAlign w:val="center"/>
+            <w:hideMark/>
+          </w:tcPr>
+          <w:p>
+            <w:pPr>
+              <w:pStyle w:val="NormalWeb"/>
+              <w:rPr>
+                <w:rFonts w:ascii="GHEA Grapalat" w:hAnsi="GHEA Grapalat"/>
+                <w:lang w:val="hy-AM"/>
+              </w:rPr>
+            </w:pPr>
+            <w:r>
+              <w:rPr>
+                <w:rFonts w:ascii="GHEA Grapalat" w:hAnsi="GHEA Grapalat"/>
+                <w:lang w:val="hy-AM"/>
+              </w:rPr>
+              <w:t>Էվրիստիկան ուղղորդում է ընդլայնումը. հնարավոր է ~70% կրճատում ցանցային քարտեզներում։</w:t>
+            </w:r>
+          </w:p>
+        </w:tc>
+      </w:tr>
+      <w:tr>
+        <w:trPr>
+          <w:tblCellSpacing w:w="15" w:type="dxa"/>
+        </w:trPr>
+        <w:tc>
+          <w:tcPr>
+            <w:tcW w:w="0" w:type="auto"/>
+            <w:tcBorders>
+              <w:top w:val="single" w:sz="2" w:space="0" w:color="E3E3E3"/>
+              <w:left w:val="single" w:sz="2" w:space="0" w:color="E3E3E3"/>
+              <w:bottom w:val="single" w:sz="4" w:space="0" w:color="2E2E33"/>
+              <w:right w:val="single" w:sz="4" w:space="0" w:color="2E2E33"/>
+            </w:tcBorders>
+            <w:vAlign w:val="center"/>
+            <w:hideMark/>
+          </w:tcPr>
+          <w:p>
+            <w:pPr>
+              <w:pStyle w:val="NormalWeb"/>
+              <w:rPr>
+                <w:rFonts w:ascii="GHEA Grapalat" w:hAnsi="GHEA Grapalat"/>
+                <w:lang w:val="hy-AM"/>
+              </w:rPr>
+            </w:pPr>
+            <w:r>
+              <w:rPr>
+                <w:rFonts w:ascii="GHEA Grapalat" w:hAnsi="GHEA Grapalat"/>
+                <w:lang w:val="hy-AM"/>
+              </w:rPr>
+              <w:t>Էվրիստիկ կախվածություն</w:t>
+            </w:r>
+          </w:p>
+        </w:tc>
+        <w:tc>
+          <w:tcPr>
+            <w:tcW w:w="0" w:type="auto"/>
+            <w:tcBorders>
+              <w:top w:val="single" w:sz="2" w:space="0" w:color="E3E3E3"/>
+              <w:left w:val="single" w:sz="2" w:space="0" w:color="E3E3E3"/>
+              <w:bottom w:val="single" w:sz="4" w:space="0" w:color="2E2E33"/>
+              <w:right w:val="single" w:sz="4" w:space="0" w:color="2E2E33"/>
+            </w:tcBorders>
+            <w:vAlign w:val="center"/>
+            <w:hideMark/>
+          </w:tcPr>
+          <w:p>
+            <w:pPr>
+              <w:pStyle w:val="NormalWeb"/>
+              <w:rPr>
+                <w:rFonts w:ascii="GHEA Grapalat" w:hAnsi="GHEA Grapalat"/>
+                <w:lang w:val="hy-AM"/>
+              </w:rPr>
+            </w:pPr>
+            <w:r>
+              <w:rPr>
+                <w:rFonts w:ascii="GHEA Grapalat" w:hAnsi="GHEA Grapalat"/>
+                <w:lang w:val="hy-AM"/>
+              </w:rPr>
+              <w:t>Անկախ. էվրիստիկան քիչ է կարևոր։</w:t>
+            </w:r>
+          </w:p>
+        </w:tc>
+        <w:tc>
+          <w:tcPr>
+            <w:tcW w:w="0" w:type="auto"/>
+            <w:tcBorders>
+              <w:top w:val="single" w:sz="2" w:space="0" w:color="E3E3E3"/>
+              <w:left w:val="single" w:sz="2" w:space="0" w:color="E3E3E3"/>
+              <w:bottom w:val="single" w:sz="4" w:space="0" w:color="2E2E33"/>
+              <w:right w:val="nil"/>
+            </w:tcBorders>
+            <w:vAlign w:val="center"/>
+            <w:hideMark/>
+          </w:tcPr>
+          <w:p>
+            <w:pPr>
+              <w:pStyle w:val="NormalWeb"/>
+              <w:rPr>
+                <w:rFonts w:ascii="GHEA Grapalat" w:hAnsi="GHEA Grapalat"/>
+                <w:lang w:val="hy-AM"/>
+              </w:rPr>
+            </w:pPr>
+            <w:r>
+              <w:rPr>
+                <w:rFonts w:ascii="GHEA Grapalat" w:hAnsi="GHEA Grapalat"/>
+                <w:lang w:val="hy-AM"/>
+              </w:rPr>
+              <w:t>Էվրիստիկայի որակը ուղղակիորեն ազդում է աշխատանքային ժամանակի և հիշողության օգտագործման վրա։</w:t>
+            </w:r>
+          </w:p>
+        </w:tc>
+      </w:tr>
+      <w:tr>
+        <w:trPr>
+          <w:tblCellSpacing w:w="15" w:type="dxa"/>
+        </w:trPr>
+        <w:tc>
+          <w:tcPr>
+            <w:tcW w:w="0" w:type="auto"/>
+            <w:tcBorders>
+              <w:top w:val="single" w:sz="2" w:space="0" w:color="E3E3E3"/>
+              <w:left w:val="single" w:sz="2" w:space="0" w:color="E3E3E3"/>
+              <w:bottom w:val="single" w:sz="4" w:space="0" w:color="2E2E33"/>
+              <w:right w:val="single" w:sz="4" w:space="0" w:color="2E2E33"/>
+            </w:tcBorders>
+            <w:vAlign w:val="center"/>
+            <w:hideMark/>
+          </w:tcPr>
+          <w:p>
+            <w:pPr>
+              <w:pStyle w:val="NormalWeb"/>
+              <w:rPr>
+                <w:rFonts w:ascii="GHEA Grapalat" w:hAnsi="GHEA Grapalat"/>
+                <w:lang w:val="hy-AM"/>
+              </w:rPr>
+            </w:pPr>
+            <w:r>
+              <w:rPr>
+                <w:rFonts w:ascii="GHEA Grapalat" w:hAnsi="GHEA Grapalat"/>
+                <w:lang w:val="hy-AM"/>
+              </w:rPr>
+              <w:t>Իրականացման պարզություն</w:t>
+            </w:r>
+          </w:p>
+        </w:tc>
+        <w:tc>
+          <w:tcPr>
+            <w:tcW w:w="0" w:type="auto"/>
+            <w:tcBorders>
+              <w:top w:val="single" w:sz="2" w:space="0" w:color="E3E3E3"/>
+              <w:left w:val="single" w:sz="2" w:space="0" w:color="E3E3E3"/>
+              <w:bottom w:val="single" w:sz="4" w:space="0" w:color="2E2E33"/>
+              <w:right w:val="single" w:sz="4" w:space="0" w:color="2E2E33"/>
+            </w:tcBorders>
+            <w:vAlign w:val="center"/>
+            <w:hideMark/>
+          </w:tcPr>
+          <w:p>
+            <w:pPr>
+              <w:pStyle w:val="NormalWeb"/>
+              <w:rPr>
+                <w:rFonts w:ascii="GHEA Grapalat" w:hAnsi="GHEA Grapalat"/>
+                <w:lang w:val="hy-AM"/>
+              </w:rPr>
+            </w:pPr>
+            <w:r>
+              <w:rPr>
+                <w:rFonts w:ascii="GHEA Grapalat" w:hAnsi="GHEA Grapalat"/>
+                <w:lang w:val="hy-AM"/>
+              </w:rPr>
+              <w:t>Նվազագույն կոդավորում. էվրիստիկայի ստացում չի պահանջվում։</w:t>
+            </w:r>
+          </w:p>
+        </w:tc>
+        <w:tc>
+          <w:tcPr>
+            <w:tcW w:w="0" w:type="auto"/>
+            <w:tcBorders>
+              <w:top w:val="single" w:sz="2" w:space="0" w:color="E3E3E3"/>
+              <w:left w:val="single" w:sz="2" w:space="0" w:color="E3E3E3"/>
+              <w:bottom w:val="single" w:sz="4" w:space="0" w:color="2E2E33"/>
+              <w:right w:val="nil"/>
+            </w:tcBorders>
+            <w:vAlign w:val="center"/>
+            <w:hideMark/>
+          </w:tcPr>
+          <w:p>
+            <w:pPr>
+              <w:pStyle w:val="NormalWeb"/>
+              <w:rPr>
+                <w:rFonts w:ascii="GHEA Grapalat" w:hAnsi="GHEA Grapalat"/>
+                <w:lang w:val="hy-AM"/>
+              </w:rPr>
+            </w:pPr>
+            <w:r>
+              <w:rPr>
+                <w:rFonts w:ascii="GHEA Grapalat" w:hAnsi="GHEA Grapalat"/>
+                <w:lang w:val="hy-AM"/>
+              </w:rPr>
+              <w:t>Պահանջում է զգույշ էվրիստիկ նախագծում՝ թույլատրելիություն և համաձայնեցվածություն պահպանելու համար։</w:t>
+            </w:r>
+          </w:p>
+        </w:tc>
+      </w:tr>
+      <w:tr>
+        <w:trPr>
+          <w:tblCellSpacing w:w="15" w:type="dxa"/>
+        </w:trPr>
+        <w:tc>
+          <w:tcPr>
+            <w:tcW w:w="0" w:type="auto"/>
+            <w:tcBorders>
+              <w:top w:val="single" w:sz="2" w:space="0" w:color="E3E3E3"/>
+              <w:left w:val="single" w:sz="2" w:space="0" w:color="E3E3E3"/>
+              <w:bottom w:val="single" w:sz="4" w:space="0" w:color="2E2E33"/>
+              <w:right w:val="single" w:sz="4" w:space="0" w:color="2E2E33"/>
+            </w:tcBorders>
+            <w:vAlign w:val="center"/>
+            <w:hideMark/>
+          </w:tcPr>
+          <w:p>
+            <w:pPr>
+              <w:pStyle w:val="NormalWeb"/>
+              <w:rPr>
+                <w:rFonts w:ascii="GHEA Grapalat" w:hAnsi="GHEA Grapalat"/>
+                <w:lang w:val="hy-AM"/>
+              </w:rPr>
+            </w:pPr>
+            <w:r>
+              <w:rPr>
+                <w:rFonts w:ascii="GHEA Grapalat" w:hAnsi="GHEA Grapalat"/>
+                <w:lang w:val="hy-AM"/>
+              </w:rPr>
+              <w:t>Կայունություն դինամիկ թարմացումների նկատմամբ</w:t>
+            </w:r>
+          </w:p>
+        </w:tc>
+        <w:tc>
+          <w:tcPr>
+            <w:tcW w:w="0" w:type="auto"/>
+            <w:tcBorders>
+              <w:top w:val="single" w:sz="2" w:space="0" w:color="E3E3E3"/>
+              <w:left w:val="single" w:sz="2" w:space="0" w:color="E3E3E3"/>
+              <w:bottom w:val="single" w:sz="4" w:space="0" w:color="2E2E33"/>
+              <w:right w:val="single" w:sz="4" w:space="0" w:color="2E2E33"/>
+            </w:tcBorders>
+            <w:vAlign w:val="center"/>
+            <w:hideMark/>
+          </w:tcPr>
+          <w:p>
+            <w:pPr>
+              <w:pStyle w:val="NormalWeb"/>
+              <w:rPr>
+                <w:rFonts w:ascii="GHEA Grapalat" w:hAnsi="GHEA Grapalat"/>
+                <w:lang w:val="hy-AM"/>
+              </w:rPr>
+            </w:pPr>
+            <w:r>
+              <w:rPr>
+                <w:rFonts w:ascii="GHEA Grapalat" w:hAnsi="GHEA Grapalat"/>
+                <w:lang w:val="hy-AM"/>
+              </w:rPr>
+              <w:t>Ինկրեմենտալ թարմացումները կարող են տեղավորվել պրիորիտետային հերթի մասնակի վերահաշվարկով. կախվածություն չկա գլոբալ էվրիստիկ վավերականությունից։</w:t>
+            </w:r>
+          </w:p>
+        </w:tc>
+        <w:tc>
+          <w:tcPr>
+            <w:tcW w:w="0" w:type="auto"/>
+            <w:tcBorders>
+              <w:top w:val="single" w:sz="2" w:space="0" w:color="E3E3E3"/>
+              <w:left w:val="single" w:sz="2" w:space="0" w:color="E3E3E3"/>
+              <w:bottom w:val="single" w:sz="4" w:space="0" w:color="2E2E33"/>
+              <w:right w:val="nil"/>
+            </w:tcBorders>
+            <w:vAlign w:val="center"/>
+            <w:hideMark/>
+          </w:tcPr>
+          <w:p>
+            <w:pPr>
+              <w:pStyle w:val="NormalWeb"/>
+              <w:rPr>
+                <w:rFonts w:ascii="GHEA Grapalat" w:hAnsi="GHEA Grapalat"/>
+                <w:lang w:val="hy-AM"/>
+              </w:rPr>
+            </w:pPr>
+            <w:r>
+              <w:rPr>
+                <w:rFonts w:ascii="GHEA Grapalat" w:hAnsi="GHEA Grapalat"/>
+                <w:lang w:val="hy-AM"/>
+              </w:rPr>
+              <w:t>Էվրիստիկայի վերահաշվարկը կարող է թանկ լինել արագ փոփոխվող ծախսերի մոդելների դեպքում։</w:t>
+            </w:r>
+          </w:p>
+        </w:tc>
+      </w:tr>
+      <w:tr>
+        <w:trPr>
+          <w:tblCellSpacing w:w="15" w:type="dxa"/>
+        </w:trPr>
+        <w:tc>
+          <w:tcPr>
+            <w:tcW w:w="0" w:type="auto"/>
+            <w:tcBorders>
+              <w:top w:val="single" w:sz="2" w:space="0" w:color="E3E3E3"/>
+              <w:left w:val="single" w:sz="2" w:space="0" w:color="E3E3E3"/>
+              <w:bottom w:val="nil"/>
+              <w:right w:val="single" w:sz="4" w:space="0" w:color="2E2E33"/>
+            </w:tcBorders>
+            <w:vAlign w:val="center"/>
+            <w:hideMark/>
+          </w:tcPr>
+          <w:p>
+            <w:pPr>
+              <w:pStyle w:val="NormalWeb"/>
+              <w:rPr>
+                <w:rFonts w:ascii="GHEA Grapalat" w:hAnsi="GHEA Grapalat"/>
+                <w:lang w:val="hy-AM"/>
+              </w:rPr>
+            </w:pPr>
+            <w:r>
+              <w:rPr>
+                <w:rFonts w:ascii="GHEA Grapalat" w:hAnsi="GHEA Grapalat"/>
+                <w:lang w:val="hy-AM"/>
+              </w:rPr>
+              <w:t>Մասշտաբայնություն խիտ միջավայրերում</w:t>
+            </w:r>
+          </w:p>
+        </w:tc>
+        <w:tc>
+          <w:tcPr>
+            <w:tcW w:w="0" w:type="auto"/>
+            <w:tcBorders>
+              <w:top w:val="single" w:sz="2" w:space="0" w:color="E3E3E3"/>
+              <w:left w:val="single" w:sz="2" w:space="0" w:color="E3E3E3"/>
+              <w:bottom w:val="nil"/>
+              <w:right w:val="single" w:sz="4" w:space="0" w:color="2E2E33"/>
+            </w:tcBorders>
+            <w:vAlign w:val="center"/>
+            <w:hideMark/>
+          </w:tcPr>
+          <w:p>
+            <w:pPr>
+              <w:pStyle w:val="NormalWeb"/>
+              <w:rPr>
+                <w:rFonts w:ascii="GHEA Grapalat" w:hAnsi="GHEA Grapalat"/>
+                <w:lang w:val="hy-AM"/>
+              </w:rPr>
+            </w:pPr>
+            <w:r>
+              <w:rPr>
+                <w:rFonts w:ascii="GHEA Grapalat" w:hAnsi="GHEA Grapalat"/>
+                <w:lang w:val="hy-AM"/>
+              </w:rPr>
+              <w:t>Հարևանության ցուցակի օգուտը գերակշռում է. սակայն քառակուսային վարքագիծ է առաջանում մատրիցային իրականացումներում։</w:t>
+            </w:r>
+          </w:p>
+        </w:tc>
+        <w:tc>
+          <w:tcPr>
+            <w:tcW w:w="0" w:type="auto"/>
+            <w:tcBorders>
+              <w:top w:val="single" w:sz="2" w:space="0" w:color="E3E3E3"/>
+              <w:left w:val="single" w:sz="2" w:space="0" w:color="E3E3E3"/>
+              <w:bottom w:val="nil"/>
+              <w:right w:val="nil"/>
+            </w:tcBorders>
+            <w:vAlign w:val="center"/>
+            <w:hideMark/>
+          </w:tcPr>
+          <w:p>
+            <w:pPr>
+              <w:pStyle w:val="NormalWeb"/>
+              <w:rPr>
+                <w:rFonts w:ascii="GHEA Grapalat" w:hAnsi="GHEA Grapalat"/>
+                <w:lang w:val="hy-AM"/>
+              </w:rPr>
+            </w:pPr>
+            <w:r>
+              <w:rPr>
+                <w:rFonts w:ascii="GHEA Grapalat" w:hAnsi="GHEA Grapalat"/>
+                <w:lang w:val="hy-AM"/>
+              </w:rPr>
+              <w:t>Սահմանափակված է խիտ հարևանության հետախուզմամբ. հիշողության սպառումը աճում է փակ բազմության հետ։</w:t>
+            </w:r>
+          </w:p>
+        </w:tc>
+      </w:tr>
+    </w:tbl>
+    <w:p>
+      <w:pPr>
+        <w:pStyle w:val="NormalWeb"/>
+        <w:rPr>
+          <w:rFonts w:ascii="GHEA Grapalat" w:hAnsi="GHEA Grapalat"/>
+          <w:lang w:val="hy-AM"/>
+        </w:rPr>
+      </w:pPr>
+    </w:p>
+    <w:p>
+      <w:pPr>
+        <w:pStyle w:val="NormalWeb"/>
+        <w:rPr>
+          <w:rFonts w:ascii="GHEA Grapalat" w:hAnsi="GHEA Grapalat"/>
+          <w:lang w:val="hy-AM"/>
+        </w:rPr>
+      </w:pPr>
+    </w:p>
+    <w:p>
+      <w:pPr>
+        <w:pStyle w:val="NormalWeb"/>
+        <w:rPr>
+          <w:rFonts w:ascii="GHEA Grapalat" w:hAnsi="GHEA Grapalat"/>
+          <w:lang w:val="hy-AM"/>
+        </w:rPr>
+      </w:pPr>
+    </w:p>
+    <w:p>
+      <w:pPr>
+        <w:pStyle w:val="NormalWeb"/>
+        <w:rPr>
+          <w:rFonts w:ascii="GHEA Grapalat" w:hAnsi="GHEA Grapalat"/>
+          <w:lang w:val="hy-AM"/>
+        </w:rPr>
+      </w:pPr>
+      <w:r>
+        <w:rPr>
+          <w:rFonts w:ascii="GHEA Grapalat" w:hAnsi="GHEA Grapalat"/>
+          <w:lang w:val="hy-AM"/>
+        </w:rPr>
+        <w:lastRenderedPageBreak/>
+        <w:t>Քննարկում</w:t>
+      </w:r>
+    </w:p>
+    <w:p>
+      <w:pPr>
+        <w:pStyle w:val="NormalWeb"/>
+        <w:rPr>
+          <w:rFonts w:ascii="GHEA Grapalat" w:hAnsi="GHEA Grapalat"/>
+          <w:lang w:val="hy-AM"/>
+        </w:rPr>
+      </w:pPr>
+      <w:r>
+        <w:rPr>
+          <w:rFonts w:ascii="GHEA Grapalat" w:hAnsi="GHEA Grapalat"/>
+          <w:lang w:val="hy-AM"/>
+        </w:rPr>
+        <w:t>Դեյքստրայի</w:t>
+      </w:r>
+      <w:r>
+        <w:rPr>
+          <w:rFonts w:ascii="GHEA Grapalat" w:hAnsi="GHEA Grapalat"/>
+          <w:lang w:val="hy-AM"/>
+        </w:rPr>
+        <w:t xml:space="preserve"> ալգորիթմը հարմար է այն տիրույթների համար, որտեղ կողերի ծախսերը կամ խիստ ոչ բացասական են, ստատիկ և հեշտությամբ քանակականացվող, ինչպիսիք են ցանցային երթուղևորման արձանագրությունները, որոնք կիրառում են ճանապարհային վեկտորի սեմանտիկա։ Դրա դետերմինիստական բնույթը հեշտացնում է ֆորմալ վերիֆիկացիան և նպաստում է ինկրեմենտալ թարմացման մեխանիզմների ներառմանը (օրինակ՝ կապի վիճակի թարմացումներ)։ </w:t>
+      </w:r>
+      <w:r>
+        <w:rPr>
+          <w:rFonts w:ascii="GHEA Grapalat" w:hAnsi="GHEA Grapalat"/>
+          <w:lang w:val="hy-AM"/>
+        </w:rPr>
+        <w:t>Սրան հակառակ</w:t>
+      </w:r>
+      <w:r>
+        <w:rPr>
+          <w:rFonts w:ascii="GHEA Grapalat" w:hAnsi="GHEA Grapalat"/>
+          <w:lang w:val="hy-AM"/>
+        </w:rPr>
+        <w:t xml:space="preserve">, </w:t>
+      </w:r>
+      <w:r>
+        <w:rPr>
+          <w:rFonts w:ascii="GHEA Grapalat" w:hAnsi="GHEA Grapalat"/>
+          <w:lang w:val="hy-AM"/>
+        </w:rPr>
+        <w:t>Ա</w:t>
+      </w:r>
+      <w:r>
+        <w:rPr>
+          <w:rFonts w:ascii="GHEA Grapalat" w:hAnsi="GHEA Grapalat"/>
+          <w:lang w:val="hy-AM"/>
+        </w:rPr>
+        <w:t>*-ն գերազանցում է տարածականորեն ներկառուցված պլանավորման խնդիրներում, որտեղ էվրիստիկ ինֆորմացիան կարող է նախապես հաշվարկվել աննշան ծախսերով։ Ալգորիթմի կախվածությունը էվրիստիկաներից, սակայն, ներմուծում է զգայունություն ծախսերի մոդելի ճշգրտության նկատմամբ. հետևաբար, կիրառական ինժեներները պետք է հավասարակշռեն էվրիստիկ բարդությունը թույլատրելիությունը խախտելու ռիսկի նկատմամբ։</w:t>
+      </w:r>
+    </w:p>
+    <w:p>
+      <w:pPr>
+        <w:pStyle w:val="NormalWeb"/>
+        <w:rPr>
+          <w:rFonts w:ascii="GHEA Grapalat" w:hAnsi="GHEA Grapalat"/>
+          <w:lang w:val="hy-AM"/>
+        </w:rPr>
+      </w:pPr>
+      <w:r>
+        <w:rPr>
+          <w:rFonts w:ascii="GHEA Grapalat" w:hAnsi="GHEA Grapalat"/>
+          <w:lang w:val="hy-AM"/>
+        </w:rPr>
+        <w:t>Գործնական կիրառություններ</w:t>
+      </w:r>
+    </w:p>
+    <w:p>
+      <w:pPr>
+        <w:pStyle w:val="NormalWeb"/>
+        <w:rPr>
+          <w:rFonts w:ascii="GHEA Grapalat" w:hAnsi="GHEA Grapalat"/>
+          <w:lang w:val="hy-AM"/>
+        </w:rPr>
+      </w:pPr>
+    </w:p>
+    <w:p>
+      <w:pPr>
+        <w:pStyle w:val="NormalWeb"/>
+        <w:rPr>
+          <w:rFonts w:ascii="GHEA Grapalat" w:hAnsi="GHEA Grapalat"/>
+          <w:lang w:val="hy-AM"/>
+        </w:rPr>
+      </w:pPr>
+      <w:r>
+        <w:rPr>
+          <w:rFonts w:ascii="GHEA Grapalat" w:hAnsi="GHEA Grapalat"/>
+          <w:lang w:val="hy-AM"/>
+        </w:rPr>
+        <w:t xml:space="preserve">7.1 Գլոբալ դիրքորոշման համակարգեր (GPS) GPS սարքերը կիրառում են </w:t>
+      </w:r>
+      <w:r>
+        <w:rPr>
+          <w:rFonts w:ascii="GHEA Grapalat" w:hAnsi="GHEA Grapalat"/>
+          <w:lang w:val="hy-AM"/>
+        </w:rPr>
+        <w:t>Ա</w:t>
+      </w:r>
+      <w:r>
+        <w:rPr>
+          <w:rFonts w:ascii="GHEA Grapalat" w:hAnsi="GHEA Grapalat"/>
+          <w:lang w:val="hy-AM"/>
+        </w:rPr>
+        <w:t xml:space="preserve">*՝ նախապես հաշվարկված h արժեքներով, որոնք հիմնված են լայնության/երկայնության հեռավորությունների վրա դեպի նշանակետ։ Էվրիստիկայի թույլատրելիությունը բխում է եռանկյունու անհավասարությունից. սակայն, ճանապարհային ցանցի աղավաղումը հանգեցնում է օպտիմիստական թերագնահատման։ Օպտիմալությունը պահպանելու համար էվրիստիկաները սահմանափակվում են կամ հատվում են նվազագույն ծախսի գնահատականով՝ ստացված թվային քարտեզների տվյալների բազաներից։ Գործնականում </w:t>
+      </w:r>
+      <w:r>
+        <w:rPr>
+          <w:rFonts w:ascii="GHEA Grapalat" w:hAnsi="GHEA Grapalat"/>
+          <w:lang w:val="hy-AM"/>
+        </w:rPr>
+        <w:t>Ա</w:t>
+      </w:r>
+      <w:r>
+        <w:rPr>
+          <w:rFonts w:ascii="GHEA Grapalat" w:hAnsi="GHEA Grapalat"/>
+          <w:lang w:val="hy-AM"/>
+        </w:rPr>
+        <w:t>*-ն ապահովում է իրական ժամանակի արձագանքում, քանի որ էվրիստիկան նեղացնում է որոնումը դեպի ամենախոստումնալից երթուղին շրջապատող միջանցք, նվազեցնելով քննարկվող թեկնածու հանգույցների թիվը տասնյակ հազարավորներից մինչև մի քանի հարյուր՝ մեկ նավարկային հարցման համար։</w:t>
+      </w:r>
+    </w:p>
+    <w:p>
+      <w:pPr>
+        <w:pStyle w:val="NormalWeb"/>
+        <w:rPr>
+          <w:rFonts w:ascii="GHEA Grapalat" w:hAnsi="GHEA Grapalat"/>
+          <w:lang w:val="hy-AM"/>
+        </w:rPr>
+      </w:pPr>
+      <w:r>
+        <w:rPr>
+          <w:rFonts w:ascii="GHEA Grapalat" w:hAnsi="GHEA Grapalat"/>
+          <w:lang w:val="hy-AM"/>
+        </w:rPr>
+        <w:t xml:space="preserve">7.2 Ռոբոտաշինության ճանապարհի պլանավորում Շարժական մանիպուլյատորները և ինքնավար գետնային տրանսպորտային միջոցները հաճախ գործում են դիսկրետացված ցանցային քարտեզների վրա, որտեղ հանգույցները ներկայացնում են զբաղվածության ցանցեր։ Համաձայնեցված Մանհեթենյան էվրիստիկաներով </w:t>
+      </w:r>
+      <w:r>
+        <w:rPr>
+          <w:rFonts w:ascii="GHEA Grapalat" w:hAnsi="GHEA Grapalat"/>
+          <w:lang w:val="hy-AM"/>
+        </w:rPr>
+        <w:t>Ա</w:t>
+      </w:r>
+      <w:r>
+        <w:rPr>
+          <w:rFonts w:ascii="GHEA Grapalat" w:hAnsi="GHEA Grapalat"/>
+          <w:lang w:val="hy-AM"/>
+        </w:rPr>
+        <w:t xml:space="preserve">*-ն լայնորեն կիրառվում է ստատիկ ճանապարհի պլանավորման համար։ Դինամիկ միջավայրերում </w:t>
+      </w:r>
+      <w:r>
+        <w:rPr>
+          <w:rFonts w:ascii="GHEA Grapalat" w:hAnsi="GHEA Grapalat"/>
+          <w:lang w:val="hy-AM"/>
+        </w:rPr>
+        <w:t>Դ</w:t>
+      </w:r>
+      <w:r>
+        <w:rPr>
+          <w:rFonts w:ascii="GHEA Grapalat" w:hAnsi="GHEA Grapalat"/>
+          <w:lang w:val="hy-AM"/>
+        </w:rPr>
+        <w:t xml:space="preserve">* կամ RTM (Realtime-Monte-Carlo) ընդլայնումները լրացնում են </w:t>
+      </w:r>
+      <w:r>
+        <w:rPr>
+          <w:rFonts w:ascii="GHEA Grapalat" w:hAnsi="GHEA Grapalat"/>
+          <w:lang w:val="hy-AM"/>
+        </w:rPr>
+        <w:t>Ա</w:t>
+      </w:r>
+      <w:r>
+        <w:rPr>
+          <w:rFonts w:ascii="GHEA Grapalat" w:hAnsi="GHEA Grapalat"/>
+          <w:lang w:val="hy-AM"/>
+        </w:rPr>
+        <w:t>*-ը՝ պահպանելով ինկրեմենտալ ծախսերի գնահատականներ, որոնք հաշվի են առնում անկանխատեսելիությունը, սակայն պահպանում են հիմնական էվրիստիկ առավելությունը։ Ցածր չափողականության միջավայրերի համար</w:t>
+      </w:r>
+      <w:r>
+        <w:rPr>
+          <w:rFonts w:ascii="GHEA Grapalat" w:hAnsi="GHEA Grapalat"/>
+          <w:lang w:val="hy-AM"/>
+        </w:rPr>
+        <w:t xml:space="preserve"> Ա</w:t>
+      </w:r>
+      <w:r>
+        <w:rPr>
+          <w:rFonts w:ascii="GHEA Grapalat" w:hAnsi="GHEA Grapalat"/>
+          <w:lang w:val="hy-AM"/>
+        </w:rPr>
+        <w:t>*-ն մնում է ընտրություն՝ իր ճշգրիտ օպտիմալության և տրիվիալ իրականացման շնորհիվ։</w:t>
+      </w:r>
+    </w:p>
+    <w:p>
+      <w:pPr>
+        <w:pStyle w:val="NormalWeb"/>
+        <w:rPr>
+          <w:rFonts w:ascii="GHEA Grapalat" w:hAnsi="GHEA Grapalat"/>
+          <w:lang w:val="hy-AM"/>
+        </w:rPr>
+      </w:pPr>
+      <w:r>
+        <w:rPr>
+          <w:rFonts w:ascii="GHEA Grapalat" w:hAnsi="GHEA Grapalat"/>
+          <w:lang w:val="hy-AM"/>
+        </w:rPr>
+        <w:lastRenderedPageBreak/>
+        <w:t xml:space="preserve">7.3 ԱԻ խաղերի մշակում Իրական ժամանակի ռազմավարական (RTS) խաղերը և բաց աշխարհի վիդեո խաղերը կիրառում են </w:t>
+      </w:r>
+      <w:r>
+        <w:rPr>
+          <w:rFonts w:ascii="GHEA Grapalat" w:hAnsi="GHEA Grapalat"/>
+          <w:lang w:val="hy-AM"/>
+        </w:rPr>
+        <w:t>Ա</w:t>
+      </w:r>
+      <w:r>
+        <w:rPr>
+          <w:rFonts w:ascii="GHEA Grapalat" w:hAnsi="GHEA Grapalat"/>
+          <w:lang w:val="hy-AM"/>
+        </w:rPr>
+        <w:t>* NPC</w:t>
+      </w:r>
+      <w:r>
+        <w:rPr>
+          <w:rFonts w:ascii="GHEA Grapalat" w:hAnsi="GHEA Grapalat"/>
+          <w:lang w:val="hy-AM"/>
+        </w:rPr>
+        <w:t xml:space="preserve">-ների </w:t>
+      </w:r>
+      <w:r>
+        <w:rPr>
+          <w:rFonts w:ascii="GHEA Grapalat" w:hAnsi="GHEA Grapalat"/>
+          <w:lang w:val="hy-AM"/>
+        </w:rPr>
+        <w:t xml:space="preserve">համար, հատկապես ճանապարհային ցանցերով քարտեզներում, որտեղ էվրիստիկ ճշգրտությունը մոտենում է խաղացողի սպասելիքներին։ Էվրիստիկ նախագծումը հաճախ ներառում է բազմաչափ մետրիկաներ (օրինակ՝ սպառնալիքի մակարդակ, ծածկույթի հեռավորություն)՝ ավելի բարձր կարգի ծախսային գործոնները մոդելավորելու համար։ Համաձայնեցվածությունը սովորաբար պարտադրվում է պոտենցիալ դաշտի մոտեցման միջոցով, որը էքստրապոլյացնում է նպատակային ուղղված պոտենցիալ արժեքները քարտեզի վրա։ </w:t>
+      </w:r>
+      <w:r>
+        <w:rPr>
+          <w:rFonts w:ascii="GHEA Grapalat" w:hAnsi="GHEA Grapalat"/>
+          <w:lang w:val="hy-AM"/>
+        </w:rPr>
+        <w:t>Դեյքստրան</w:t>
+      </w:r>
+      <w:r>
+        <w:rPr>
+          <w:rFonts w:ascii="GHEA Grapalat" w:hAnsi="GHEA Grapalat"/>
+          <w:lang w:val="hy-AM"/>
+        </w:rPr>
+        <w:t xml:space="preserve"> երբեմն կիրառվում է ստատիկ մակարդակներում ճանապարհների օֆլայն նախնական հաշվարկի համար, որտեղ իրական ժամանակի դինամիկայի բացակայությունը դարձնում է էվրիստիկ առավելությունը եզրային։</w:t>
+      </w:r>
+    </w:p>
+    <w:p>
+      <w:pPr>
+        <w:pStyle w:val="NormalWeb"/>
+        <w:rPr>
+          <w:rFonts w:ascii="GHEA Grapalat" w:hAnsi="GHEA Grapalat"/>
+          <w:lang w:val="hy-AM"/>
+        </w:rPr>
+      </w:pPr>
+    </w:p>
+    <w:p>
+      <w:pPr>
+        <w:pStyle w:val="NormalWeb"/>
+        <w:rPr>
+          <w:rFonts w:ascii="GHEA Grapalat" w:hAnsi="GHEA Grapalat"/>
+          <w:lang w:val="hy-AM"/>
+        </w:rPr>
+      </w:pPr>
+      <w:r>
+        <w:rPr>
+          <w:rFonts w:ascii="GHEA Grapalat" w:hAnsi="GHEA Grapalat"/>
+          <w:lang w:val="hy-AM"/>
+        </w:rPr>
+        <w:t>Իրականացման նկատառումներ</w:t>
+      </w:r>
+    </w:p>
+    <w:p>
+      <w:pPr>
+        <w:pStyle w:val="NormalWeb"/>
+        <w:rPr>
+          <w:rFonts w:ascii="GHEA Grapalat" w:hAnsi="GHEA Grapalat"/>
+          <w:lang w:val="hy-AM"/>
+        </w:rPr>
+      </w:pPr>
+    </w:p>
+    <w:p>
+      <w:pPr>
+        <w:pStyle w:val="NormalWeb"/>
+        <w:rPr>
+          <w:rFonts w:ascii="GHEA Grapalat" w:hAnsi="GHEA Grapalat"/>
+          <w:lang w:val="hy-AM"/>
+        </w:rPr>
+      </w:pPr>
+      <w:r>
+        <w:rPr>
+          <w:rFonts w:ascii="GHEA Grapalat" w:hAnsi="GHEA Grapalat"/>
+          <w:lang w:val="hy-AM"/>
+        </w:rPr>
+        <w:t xml:space="preserve">8.1 Հիշողության օգտագործում Հիշողության սպառման ամենանշանակալից գործոնը երկու ալգորիթմներում էլ փակ ցուցակն է։ </w:t>
+      </w:r>
+      <w:r>
+        <w:rPr>
+          <w:rFonts w:ascii="GHEA Grapalat" w:hAnsi="GHEA Grapalat"/>
+          <w:lang w:val="hy-AM"/>
+        </w:rPr>
+        <w:t>Ա</w:t>
+      </w:r>
+      <w:r>
+        <w:rPr>
+          <w:rFonts w:ascii="GHEA Grapalat" w:hAnsi="GHEA Grapalat"/>
+          <w:lang w:val="hy-AM"/>
+        </w:rPr>
+        <w:t xml:space="preserve">*-ում փակ ցուցակի չափը կորելացվում է հետազոտված ճակատի F-ի և էվրիստիկայի ուղղորդող ազդեցության հետ։ Կենտրոնացված </w:t>
+      </w:r>
+      <w:r>
+        <w:rPr>
+          <w:rFonts w:ascii="GHEA Grapalat" w:hAnsi="GHEA Grapalat"/>
+          <w:lang w:val="hy-AM"/>
+        </w:rPr>
+        <w:t>Ա</w:t>
+      </w:r>
+      <w:r>
+        <w:rPr>
+          <w:rFonts w:ascii="GHEA Grapalat" w:hAnsi="GHEA Grapalat"/>
+          <w:lang w:val="hy-AM"/>
+        </w:rPr>
+        <w:t>*-ի նման տեխնիկաները սահմանափակում են փակ բազմությունը M կարդինալության սահմանով, մերժելով այն հանգույցները, որոնց g արժեքները գերազանցում են դինամիկորեն պահպանվող τ շեմը։ Այս ռազմավարությունը փոխզիջում է օպտիմալության և մասշտաբայնության միջև խոշոր մասշտաբի ճանապարհի որոնման խնդիրներում, որտեղ գլոբալ օպտիմալ լուծումը խիստ պարտադիր չէ (օրինակ՝ ինքնավար դրոնների համար</w:t>
+      </w:r>
+      <w:r>
+        <w:rPr>
+          <w:rFonts w:ascii="GHEA Grapalat" w:hAnsi="GHEA Grapalat"/>
+          <w:lang w:val="hy-AM"/>
+        </w:rPr>
+        <w:t>՝</w:t>
+      </w:r>
+      <w:r>
+        <w:rPr>
+          <w:rFonts w:ascii="GHEA Grapalat" w:hAnsi="GHEA Grapalat"/>
+          <w:lang w:val="hy-AM"/>
+        </w:rPr>
+        <w:t xml:space="preserve"> ժամանակային կրիտիկական)։</w:t>
+      </w:r>
+    </w:p>
+    <w:p>
+      <w:pPr>
+        <w:pStyle w:val="NormalWeb"/>
+        <w:rPr>
+          <w:rFonts w:ascii="GHEA Grapalat" w:hAnsi="GHEA Grapalat"/>
+          <w:lang w:val="hy-AM"/>
+        </w:rPr>
+      </w:pPr>
+      <w:r>
+        <w:rPr>
+          <w:rFonts w:ascii="GHEA Grapalat" w:hAnsi="GHEA Grapalat"/>
+          <w:lang w:val="hy-AM"/>
+        </w:rPr>
+        <w:t xml:space="preserve">8.3 Էվրիստիկ նախագծում Երբ էվրիստիկաները երկրաչափական են, հանգույցի հաշվարկի ծախսը էապես հաստատուն է, ինչը հնարավորություն է տալիս իրական ժամանակի կատարողունակություն շարժական պլատֆորմներում։ Տիրույթային հատուկ էվրիստիկաների համար գնահատման ֆունկցիան կարող է մարժինալացվել ֆոնային թրեդի կամ միաձուլվել կողերի ռելակսացիայի քայլերին՝ մշակման ծախսերը միջինացնելու համար բազմաթիվ ընդլայնումների վրա։ Խիստ դինամիկ կարգավիճակներում (օրինակ՝ ինտերակտիվ խաղային ԱԻ) հիերարխիկ էվրիստիկ ճարտարապետությունները (ողորմակետեր </w:t>
+      </w:r>
+      <w:r>
+        <w:rPr>
+          <w:rFonts w:ascii="Courier New" w:hAnsi="Courier New" w:cs="Courier New"/>
+          <w:lang w:val="hy-AM"/>
+        </w:rPr>
+        <w:t>→</w:t>
+      </w:r>
+      <w:r>
+        <w:rPr>
+          <w:rFonts w:ascii="GHEA Grapalat" w:hAnsi="GHEA Grapalat"/>
+          <w:lang w:val="hy-AM"/>
+        </w:rPr>
+        <w:t xml:space="preserve"> մակրո-էվրիստիկաներ) հեշտացնում են ինկրեմենտալ թարմացումները՝ առանց սկզբից ամբողջական լուծումների վերահաշվարկման։</w:t>
+      </w:r>
+    </w:p>
+    <w:p>
+      <w:pPr>
+        <w:pStyle w:val="NormalWeb"/>
+        <w:rPr>
+          <w:rFonts w:ascii="GHEA Grapalat" w:hAnsi="GHEA Grapalat"/>
+          <w:lang w:val="hy-AM"/>
+        </w:rPr>
+      </w:pPr>
+      <w:r>
+        <w:rPr>
+          <w:rFonts w:ascii="GHEA Grapalat" w:hAnsi="GHEA Grapalat"/>
+          <w:lang w:val="hy-AM"/>
+        </w:rPr>
+        <w:t xml:space="preserve">8.4 Մասշտաբայնության խնդիրներ Մասշտաբայնության մարտահրավերները առաջանում են խիտ գրաֆերի ներկայացումների քառակուսային հիշողության պահանջներից և էվրիստիկայի սխալ օգտագործման էքսպոնենցիալ ընդլայնման </w:t>
+      </w:r>
+    </w:p>
+    <w:p>
+      <w:pPr>
+        <w:pStyle w:val="NormalWeb"/>
+        <w:rPr>
+          <w:rFonts w:ascii="GHEA Grapalat" w:hAnsi="GHEA Grapalat"/>
+          <w:lang w:val="hy-AM"/>
+        </w:rPr>
+      </w:pPr>
+      <w:r>
+        <w:rPr>
+          <w:rFonts w:ascii="GHEA Grapalat" w:hAnsi="GHEA Grapalat"/>
+          <w:lang w:val="hy-AM"/>
+        </w:rPr>
+        <w:lastRenderedPageBreak/>
+        <w:t>Էքսպերիմենտալ կամ տեսական կատարողունակության դիտարկումներ</w:t>
+      </w:r>
+    </w:p>
+    <w:p>
+      <w:pPr>
+        <w:pStyle w:val="NormalWeb"/>
+        <w:rPr>
+          <w:rFonts w:ascii="GHEA Grapalat" w:hAnsi="GHEA Grapalat"/>
+          <w:lang w:val="hy-AM"/>
+        </w:rPr>
+      </w:pPr>
+      <w:r>
+        <w:rPr>
+          <w:rFonts w:ascii="GHEA Grapalat" w:hAnsi="GHEA Grapalat"/>
+          <w:lang w:val="hy-AM"/>
+        </w:rPr>
+        <w:t xml:space="preserve">9.3 Զգայունությունը էվրիստիկայի որակի նկատմամբ Մոնտե-Կառլոյի սիմուլյացիաները ցույց են տալիս գրեթե գծային կապ էվրիստիկայի որակի և ընդլայնումների N թվի միջև։ Էմպիրիկորեն, N ≈ C·(1−h/c), որտեղ C-ն տիրույթային հատուկ հաստատուն է (~10⁴ տիպիկ ճանապարհային ցանցերի կարգավիճակներում)։ Այս կախվածությունը բխում է </w:t>
+      </w:r>
+      <w:r>
+        <w:rPr>
+          <w:rFonts w:ascii="GHEA Grapalat" w:hAnsi="GHEA Grapalat"/>
+          <w:lang w:val="hy-AM"/>
+        </w:rPr>
+        <w:t>Ա</w:t>
+      </w:r>
+      <w:r>
+        <w:rPr>
+          <w:rFonts w:ascii="GHEA Grapalat" w:hAnsi="GHEA Grapalat"/>
+          <w:lang w:val="hy-AM"/>
+        </w:rPr>
+        <w:t>*-ի օպտիմալության պայմանից, ըստ որի՝ դուրսբերման կարգը հարգում է իրական ճանապարհի ծախսի մոնոտոն աճը. ավելի ցածր f արժեքով յուրաքանչյուր հանգույց համապատասխանում է ճանապարհի ծախսի ավելի խիստ ստորին սահմանին. թերի ինֆորմացված էվրիստիկան ուռճացնում է այս սահմանը, ստիպելով ալգորիթմին հետախուզել ընդլայնումներ, որոնք հակառակ դեպքում կկրճատվեին։</w:t>
+      </w:r>
+    </w:p>
+    <w:p>
+      <w:pPr>
+        <w:pStyle w:val="NormalWeb"/>
+        <w:rPr>
+          <w:rFonts w:ascii="GHEA Grapalat" w:hAnsi="GHEA Grapalat"/>
+          <w:lang w:val="hy-AM"/>
+        </w:rPr>
+      </w:pPr>
+      <w:r>
+        <w:rPr>
+          <w:rFonts w:ascii="GHEA Grapalat" w:hAnsi="GHEA Grapalat"/>
+          <w:lang w:val="hy-AM"/>
+        </w:rPr>
+        <w:t xml:space="preserve">9.4 Իրական աշխարհի տեղակայման տվյալներ Արդյունաբերական GPS տելեմետրիան բացահայտում է, որ 5–10 վայրկյան ինկրեմենտալ թարմացման ինտերվալները (տիպիկ սպառողական սարքի հաճախականություն) կարող են բավարարվել </w:t>
+      </w:r>
+      <w:r>
+        <w:rPr>
+          <w:rFonts w:ascii="GHEA Grapalat" w:hAnsi="GHEA Grapalat"/>
+          <w:lang w:val="hy-AM"/>
+        </w:rPr>
+        <w:t>Ա</w:t>
+      </w:r>
+      <w:r>
+        <w:rPr>
+          <w:rFonts w:ascii="GHEA Grapalat" w:hAnsi="GHEA Grapalat"/>
+          <w:lang w:val="hy-AM"/>
+        </w:rPr>
+        <w:t xml:space="preserve">* իրականացումներով՝ Մանհեթենյան էվրիստիկայի ներքո՝ առանց ուշացումը խախտելու, մինչդեռ </w:t>
+      </w:r>
+      <w:r>
+        <w:rPr>
+          <w:rFonts w:ascii="GHEA Grapalat" w:hAnsi="GHEA Grapalat"/>
+          <w:lang w:val="hy-AM"/>
+        </w:rPr>
+        <w:t>Դեյքստրան</w:t>
+      </w:r>
+      <w:r>
+        <w:rPr>
+          <w:rFonts w:ascii="GHEA Grapalat" w:hAnsi="GHEA Grapalat"/>
+          <w:lang w:val="hy-AM"/>
+        </w:rPr>
+        <w:t xml:space="preserve"> ցուցադրում է հաշվարկային ժամանակի 2-ակի աճ 15 միլիոն գագաթները գերազանցող քարտեզի չափերի համար։ Այս դիտարկումները ընդգծում են էվրիստիկ ներառման պրագմատիկ համապատասխանությունը, նույնիսկ երբ թույլատրելիության սահմանափակումները թույլ են կիրառվում (օրինակ՝ օպտիմիստիկ առաստաղի ֆունկցիաների միջոցով)։</w:t>
+      </w:r>
+    </w:p>
+    <w:p>
+      <w:pPr>
+        <w:pStyle w:val="NormalWeb"/>
+        <w:rPr>
+          <w:rFonts w:ascii="GHEA Grapalat" w:hAnsi="GHEA Grapalat"/>
+          <w:lang w:val="hy-AM"/>
+        </w:rPr>
+      </w:pPr>
+      <w:r>
+        <w:rPr>
+          <w:rFonts w:ascii="GHEA Grapalat" w:hAnsi="GHEA Grapalat"/>
+          <w:lang w:val="hy-AM"/>
+        </w:rPr>
+        <w:t>Համեմատական գտածոների ամփոփում</w:t>
+      </w:r>
+    </w:p>
+    <w:tbl>
+      <w:tblPr>
+        <w:tblW w:w="0" w:type="auto"/>
+        <w:tblCellSpacing w:w="15" w:type="dxa"/>
+        <w:tblBorders>
+          <w:top w:val="single" w:sz="2" w:space="0" w:color="E3E3E3"/>
+          <w:left w:val="single" w:sz="2" w:space="0" w:color="E3E3E3"/>
+          <w:bottom w:val="single" w:sz="2" w:space="0" w:color="E3E3E3"/>
+          <w:right w:val="single" w:sz="2" w:space="0" w:color="E3E3E3"/>
+        </w:tblBorders>
+        <w:tblCellMar>
+          <w:left w:w="0" w:type="dxa"/>
+          <w:right w:w="0" w:type="dxa"/>
+        </w:tblCellMar>
+        <w:tblLook w:val="04A0" w:firstRow="1" w:lastRow="0" w:firstColumn="1" w:lastColumn="0" w:noHBand="0" w:noVBand="1"/>
+      </w:tblPr>
+      <w:tblGrid>
+        <w:gridCol w:w="2544"/>
+        <w:gridCol w:w="3550"/>
+        <w:gridCol w:w="3882"/>
+      </w:tblGrid>
+      <w:tr>
+        <w:trPr>
+          <w:tblHeader/>
+          <w:tblCellSpacing w:w="15" w:type="dxa"/>
+        </w:trPr>
+        <w:tc>
+          <w:tcPr>
+            <w:tcW w:w="0" w:type="auto"/>
+            <w:tcBorders>
+              <w:top w:val="single" w:sz="2" w:space="0" w:color="E3E3E3"/>
+              <w:left w:val="single" w:sz="2" w:space="0" w:color="E3E3E3"/>
+              <w:bottom w:val="single" w:sz="4" w:space="0" w:color="2E2E33"/>
+              <w:right w:val="single" w:sz="4" w:space="0" w:color="2E2E33"/>
+            </w:tcBorders>
+            <w:shd w:val="clear" w:color="auto" w:fill="2E2E33"/>
+            <w:vAlign w:val="center"/>
+            <w:hideMark/>
+          </w:tcPr>
+          <w:p>
+            <w:pPr>
+              <w:pStyle w:val="NormalWeb"/>
+              <w:rPr>
+                <w:rFonts w:ascii="GHEA Grapalat" w:hAnsi="GHEA Grapalat"/>
+                <w:lang w:val="hy-AM"/>
+              </w:rPr>
+            </w:pPr>
+            <w:r>
+              <w:rPr>
+                <w:rFonts w:ascii="GHEA Grapalat" w:hAnsi="GHEA Grapalat"/>
+                <w:lang w:val="hy-AM"/>
+              </w:rPr>
+              <w:t>Չափում</w:t>
+            </w:r>
+          </w:p>
+        </w:tc>
+        <w:tc>
+          <w:tcPr>
+            <w:tcW w:w="0" w:type="auto"/>
+            <w:tcBorders>
+              <w:top w:val="single" w:sz="2" w:space="0" w:color="E3E3E3"/>
+              <w:left w:val="single" w:sz="2" w:space="0" w:color="E3E3E3"/>
+              <w:bottom w:val="single" w:sz="4" w:space="0" w:color="2E2E33"/>
+              <w:right w:val="single" w:sz="4" w:space="0" w:color="2E2E33"/>
+            </w:tcBorders>
+            <w:shd w:val="clear" w:color="auto" w:fill="2E2E33"/>
+            <w:vAlign w:val="center"/>
+            <w:hideMark/>
+          </w:tcPr>
+          <w:p>
+            <w:pPr>
+              <w:pStyle w:val="NormalWeb"/>
+              <w:rPr>
+                <w:rFonts w:ascii="GHEA Grapalat" w:hAnsi="GHEA Grapalat"/>
+                <w:lang w:val="hy-AM"/>
+              </w:rPr>
+            </w:pPr>
+            <w:r>
+              <w:rPr>
+                <w:rFonts w:ascii="GHEA Grapalat" w:hAnsi="GHEA Grapalat"/>
+                <w:lang w:val="hy-AM"/>
+              </w:rPr>
+              <w:t xml:space="preserve">Նախընտրել </w:t>
+            </w:r>
+            <w:r>
+              <w:rPr>
+                <w:rFonts w:ascii="GHEA Grapalat" w:hAnsi="GHEA Grapalat"/>
+                <w:lang w:val="hy-AM"/>
+              </w:rPr>
+              <w:t>Դեյքստրայի</w:t>
+            </w:r>
+          </w:p>
+        </w:tc>
+        <w:tc>
+          <w:tcPr>
+            <w:tcW w:w="0" w:type="auto"/>
+            <w:tcBorders>
+              <w:top w:val="single" w:sz="2" w:space="0" w:color="E3E3E3"/>
+              <w:left w:val="single" w:sz="2" w:space="0" w:color="E3E3E3"/>
+              <w:bottom w:val="single" w:sz="4" w:space="0" w:color="2E2E33"/>
+              <w:right w:val="nil"/>
+            </w:tcBorders>
+            <w:shd w:val="clear" w:color="auto" w:fill="2E2E33"/>
+            <w:vAlign w:val="center"/>
+            <w:hideMark/>
+          </w:tcPr>
+          <w:p>
+            <w:pPr>
+              <w:pStyle w:val="NormalWeb"/>
+              <w:rPr>
+                <w:rFonts w:ascii="GHEA Grapalat" w:hAnsi="GHEA Grapalat"/>
+                <w:lang w:val="hy-AM"/>
+              </w:rPr>
+            </w:pPr>
+            <w:r>
+              <w:rPr>
+                <w:rFonts w:ascii="GHEA Grapalat" w:hAnsi="GHEA Grapalat"/>
+                <w:lang w:val="hy-AM"/>
+              </w:rPr>
+              <w:t xml:space="preserve">Նախընտրել </w:t>
+            </w:r>
+            <w:r>
+              <w:rPr>
+                <w:rFonts w:ascii="GHEA Grapalat" w:hAnsi="GHEA Grapalat"/>
+                <w:lang w:val="hy-AM"/>
+              </w:rPr>
+              <w:t>Ա*</w:t>
+            </w:r>
+          </w:p>
+        </w:tc>
+      </w:tr>
+      <w:tr>
+        <w:trPr>
+          <w:tblCellSpacing w:w="15" w:type="dxa"/>
+        </w:trPr>
+        <w:tc>
+          <w:tcPr>
+            <w:tcW w:w="0" w:type="auto"/>
+            <w:tcBorders>
+              <w:top w:val="single" w:sz="2" w:space="0" w:color="E3E3E3"/>
+              <w:left w:val="single" w:sz="2" w:space="0" w:color="E3E3E3"/>
+              <w:bottom w:val="single" w:sz="4" w:space="0" w:color="2E2E33"/>
+              <w:right w:val="single" w:sz="4" w:space="0" w:color="2E2E33"/>
+            </w:tcBorders>
+            <w:vAlign w:val="center"/>
+            <w:hideMark/>
+          </w:tcPr>
+          <w:p>
+            <w:pPr>
+              <w:pStyle w:val="NormalWeb"/>
+              <w:rPr>
+                <w:rFonts w:ascii="GHEA Grapalat" w:hAnsi="GHEA Grapalat"/>
+                <w:lang w:val="hy-AM"/>
+              </w:rPr>
+            </w:pPr>
+            <w:r>
+              <w:rPr>
+                <w:rFonts w:ascii="GHEA Grapalat" w:hAnsi="GHEA Grapalat"/>
+                <w:lang w:val="hy-AM"/>
+              </w:rPr>
+              <w:t>Թույլատրելիության պահանջ</w:t>
+            </w:r>
+          </w:p>
+        </w:tc>
+        <w:tc>
+          <w:tcPr>
+            <w:tcW w:w="0" w:type="auto"/>
+            <w:tcBorders>
+              <w:top w:val="single" w:sz="2" w:space="0" w:color="E3E3E3"/>
+              <w:left w:val="single" w:sz="2" w:space="0" w:color="E3E3E3"/>
+              <w:bottom w:val="single" w:sz="4" w:space="0" w:color="2E2E33"/>
+              <w:right w:val="single" w:sz="4" w:space="0" w:color="2E2E33"/>
+            </w:tcBorders>
+            <w:vAlign w:val="center"/>
+            <w:hideMark/>
+          </w:tcPr>
+          <w:p>
+            <w:pPr>
+              <w:pStyle w:val="NormalWeb"/>
+              <w:rPr>
+                <w:rFonts w:ascii="GHEA Grapalat" w:hAnsi="GHEA Grapalat"/>
+                <w:lang w:val="hy-AM"/>
+              </w:rPr>
+            </w:pPr>
+            <w:r>
+              <w:rPr>
+                <w:rFonts w:ascii="GHEA Grapalat" w:hAnsi="GHEA Grapalat"/>
+                <w:lang w:val="hy-AM"/>
+              </w:rPr>
+              <w:t>Ոչ մեկ (երաշխավորված է ոչ բացասական կողերի կշիռներով)</w:t>
+            </w:r>
+          </w:p>
+        </w:tc>
+        <w:tc>
+          <w:tcPr>
+            <w:tcW w:w="0" w:type="auto"/>
+            <w:tcBorders>
+              <w:top w:val="single" w:sz="2" w:space="0" w:color="E3E3E3"/>
+              <w:left w:val="single" w:sz="2" w:space="0" w:color="E3E3E3"/>
+              <w:bottom w:val="single" w:sz="4" w:space="0" w:color="2E2E33"/>
+              <w:right w:val="nil"/>
+            </w:tcBorders>
+            <w:vAlign w:val="center"/>
+            <w:hideMark/>
+          </w:tcPr>
+          <w:p>
+            <w:pPr>
+              <w:pStyle w:val="NormalWeb"/>
+              <w:rPr>
+                <w:rFonts w:ascii="GHEA Grapalat" w:hAnsi="GHEA Grapalat"/>
+                <w:lang w:val="hy-AM"/>
+              </w:rPr>
+            </w:pPr>
+            <w:r>
+              <w:rPr>
+                <w:rFonts w:ascii="GHEA Grapalat" w:hAnsi="GHEA Grapalat"/>
+                <w:lang w:val="hy-AM"/>
+              </w:rPr>
+              <w:t>Պարտադիր. էվրիստիկան երբեք չպետք է գերագնահատի իրական ծախսը</w:t>
+            </w:r>
+          </w:p>
+        </w:tc>
+      </w:tr>
+      <w:tr>
+        <w:trPr>
+          <w:tblCellSpacing w:w="15" w:type="dxa"/>
+        </w:trPr>
+        <w:tc>
+          <w:tcPr>
+            <w:tcW w:w="0" w:type="auto"/>
+            <w:tcBorders>
+              <w:top w:val="single" w:sz="2" w:space="0" w:color="E3E3E3"/>
+              <w:left w:val="single" w:sz="2" w:space="0" w:color="E3E3E3"/>
+              <w:bottom w:val="single" w:sz="4" w:space="0" w:color="2E2E33"/>
+              <w:right w:val="single" w:sz="4" w:space="0" w:color="2E2E33"/>
+            </w:tcBorders>
+            <w:vAlign w:val="center"/>
+            <w:hideMark/>
+          </w:tcPr>
+          <w:p>
+            <w:pPr>
+              <w:pStyle w:val="NormalWeb"/>
+              <w:rPr>
+                <w:rFonts w:ascii="GHEA Grapalat" w:hAnsi="GHEA Grapalat"/>
+                <w:lang w:val="hy-AM"/>
+              </w:rPr>
+            </w:pPr>
+            <w:r>
+              <w:rPr>
+                <w:rFonts w:ascii="GHEA Grapalat" w:hAnsi="GHEA Grapalat"/>
+                <w:lang w:val="hy-AM"/>
+              </w:rPr>
+              <w:t>Էվրիստիկ զգայունություն</w:t>
+            </w:r>
+          </w:p>
+        </w:tc>
+        <w:tc>
+          <w:tcPr>
+            <w:tcW w:w="0" w:type="auto"/>
+            <w:tcBorders>
+              <w:top w:val="single" w:sz="2" w:space="0" w:color="E3E3E3"/>
+              <w:left w:val="single" w:sz="2" w:space="0" w:color="E3E3E3"/>
+              <w:bottom w:val="single" w:sz="4" w:space="0" w:color="2E2E33"/>
+              <w:right w:val="single" w:sz="4" w:space="0" w:color="2E2E33"/>
+            </w:tcBorders>
+            <w:vAlign w:val="center"/>
+            <w:hideMark/>
+          </w:tcPr>
+          <w:p>
+            <w:pPr>
+              <w:pStyle w:val="NormalWeb"/>
+              <w:rPr>
+                <w:rFonts w:ascii="GHEA Grapalat" w:hAnsi="GHEA Grapalat"/>
+                <w:lang w:val="hy-AM"/>
+              </w:rPr>
+            </w:pPr>
+            <w:r>
+              <w:rPr>
+                <w:rFonts w:ascii="GHEA Grapalat" w:hAnsi="GHEA Grapalat"/>
+                <w:lang w:val="hy-AM"/>
+              </w:rPr>
+              <w:t>Անհամապատասխան</w:t>
+            </w:r>
+          </w:p>
+        </w:tc>
+        <w:tc>
+          <w:tcPr>
+            <w:tcW w:w="0" w:type="auto"/>
+            <w:tcBorders>
+              <w:top w:val="single" w:sz="2" w:space="0" w:color="E3E3E3"/>
+              <w:left w:val="single" w:sz="2" w:space="0" w:color="E3E3E3"/>
+              <w:bottom w:val="single" w:sz="4" w:space="0" w:color="2E2E33"/>
+              <w:right w:val="nil"/>
+            </w:tcBorders>
+            <w:vAlign w:val="center"/>
+            <w:hideMark/>
+          </w:tcPr>
+          <w:p>
+            <w:pPr>
+              <w:pStyle w:val="NormalWeb"/>
+              <w:rPr>
+                <w:rFonts w:ascii="GHEA Grapalat" w:hAnsi="GHEA Grapalat"/>
+                <w:lang w:val="hy-AM"/>
+              </w:rPr>
+            </w:pPr>
+            <w:r>
+              <w:rPr>
+                <w:rFonts w:ascii="GHEA Grapalat" w:hAnsi="GHEA Grapalat"/>
+                <w:lang w:val="hy-AM"/>
+              </w:rPr>
+              <w:t>Ուղղակի ազդեցություն ընդլայնման գործակցի և իրական ժամանակի կատարողունակության վրա</w:t>
+            </w:r>
+          </w:p>
+        </w:tc>
+      </w:tr>
+      <w:tr>
+        <w:trPr>
+          <w:tblCellSpacing w:w="15" w:type="dxa"/>
+        </w:trPr>
+        <w:tc>
+          <w:tcPr>
+            <w:tcW w:w="0" w:type="auto"/>
+            <w:tcBorders>
+              <w:top w:val="single" w:sz="2" w:space="0" w:color="E3E3E3"/>
+              <w:left w:val="single" w:sz="2" w:space="0" w:color="E3E3E3"/>
+              <w:bottom w:val="single" w:sz="4" w:space="0" w:color="2E2E33"/>
+              <w:right w:val="single" w:sz="4" w:space="0" w:color="2E2E33"/>
+            </w:tcBorders>
+            <w:vAlign w:val="center"/>
+            <w:hideMark/>
+          </w:tcPr>
+          <w:p>
+            <w:pPr>
+              <w:pStyle w:val="NormalWeb"/>
+              <w:rPr>
+                <w:rFonts w:ascii="GHEA Grapalat" w:hAnsi="GHEA Grapalat"/>
+                <w:lang w:val="hy-AM"/>
+              </w:rPr>
+            </w:pPr>
+            <w:r>
+              <w:rPr>
+                <w:rFonts w:ascii="GHEA Grapalat" w:hAnsi="GHEA Grapalat"/>
+                <w:lang w:val="hy-AM"/>
+              </w:rPr>
+              <w:t>Օպտիմալության երաշխիքներ</w:t>
+            </w:r>
+          </w:p>
+        </w:tc>
+        <w:tc>
+          <w:tcPr>
+            <w:tcW w:w="0" w:type="auto"/>
+            <w:tcBorders>
+              <w:top w:val="single" w:sz="2" w:space="0" w:color="E3E3E3"/>
+              <w:left w:val="single" w:sz="2" w:space="0" w:color="E3E3E3"/>
+              <w:bottom w:val="single" w:sz="4" w:space="0" w:color="2E2E33"/>
+              <w:right w:val="single" w:sz="4" w:space="0" w:color="2E2E33"/>
+            </w:tcBorders>
+            <w:vAlign w:val="center"/>
+            <w:hideMark/>
+          </w:tcPr>
+          <w:p>
+            <w:pPr>
+              <w:pStyle w:val="NormalWeb"/>
+              <w:rPr>
+                <w:rFonts w:ascii="GHEA Grapalat" w:hAnsi="GHEA Grapalat"/>
+                <w:lang w:val="hy-AM"/>
+              </w:rPr>
+            </w:pPr>
+            <w:r>
+              <w:rPr>
+                <w:rFonts w:ascii="GHEA Grapalat" w:hAnsi="GHEA Grapalat"/>
+                <w:lang w:val="hy-AM"/>
+              </w:rPr>
+              <w:t>Ունիվերսալ ցանկացած վերջավոր, կապակցված գրաֆի համար</w:t>
+            </w:r>
+          </w:p>
+        </w:tc>
+        <w:tc>
+          <w:tcPr>
+            <w:tcW w:w="0" w:type="auto"/>
+            <w:tcBorders>
+              <w:top w:val="single" w:sz="2" w:space="0" w:color="E3E3E3"/>
+              <w:left w:val="single" w:sz="2" w:space="0" w:color="E3E3E3"/>
+              <w:bottom w:val="single" w:sz="4" w:space="0" w:color="2E2E33"/>
+              <w:right w:val="nil"/>
+            </w:tcBorders>
+            <w:vAlign w:val="center"/>
+            <w:hideMark/>
+          </w:tcPr>
+          <w:p>
+            <w:pPr>
+              <w:pStyle w:val="NormalWeb"/>
+              <w:rPr>
+                <w:rFonts w:ascii="GHEA Grapalat" w:hAnsi="GHEA Grapalat"/>
+                <w:lang w:val="hy-AM"/>
+              </w:rPr>
+            </w:pPr>
+            <w:r>
+              <w:rPr>
+                <w:rFonts w:ascii="GHEA Grapalat" w:hAnsi="GHEA Grapalat"/>
+                <w:lang w:val="hy-AM"/>
+              </w:rPr>
+              <w:t>Կախված է թույլատրելի և համաձայնեցված էվրիստիկաներից</w:t>
+            </w:r>
+          </w:p>
+        </w:tc>
+      </w:tr>
+      <w:tr>
+        <w:trPr>
+          <w:tblCellSpacing w:w="15" w:type="dxa"/>
+        </w:trPr>
+        <w:tc>
+          <w:tcPr>
+            <w:tcW w:w="0" w:type="auto"/>
+            <w:tcBorders>
+              <w:top w:val="single" w:sz="2" w:space="0" w:color="E3E3E3"/>
+              <w:left w:val="single" w:sz="2" w:space="0" w:color="E3E3E3"/>
+              <w:bottom w:val="single" w:sz="4" w:space="0" w:color="2E2E33"/>
+              <w:right w:val="single" w:sz="4" w:space="0" w:color="2E2E33"/>
+            </w:tcBorders>
+            <w:vAlign w:val="center"/>
+            <w:hideMark/>
+          </w:tcPr>
+          <w:p>
+            <w:pPr>
+              <w:pStyle w:val="NormalWeb"/>
+              <w:rPr>
+                <w:rFonts w:ascii="GHEA Grapalat" w:hAnsi="GHEA Grapalat"/>
+                <w:lang w:val="hy-AM"/>
+              </w:rPr>
+            </w:pPr>
+            <w:r>
+              <w:rPr>
+                <w:rFonts w:ascii="GHEA Grapalat" w:hAnsi="GHEA Grapalat"/>
+                <w:lang w:val="hy-AM"/>
+              </w:rPr>
+              <w:t>Հիշողության հետք</w:t>
+            </w:r>
+          </w:p>
+        </w:tc>
+        <w:tc>
+          <w:tcPr>
+            <w:tcW w:w="0" w:type="auto"/>
+            <w:tcBorders>
+              <w:top w:val="single" w:sz="2" w:space="0" w:color="E3E3E3"/>
+              <w:left w:val="single" w:sz="2" w:space="0" w:color="E3E3E3"/>
+              <w:bottom w:val="single" w:sz="4" w:space="0" w:color="2E2E33"/>
+              <w:right w:val="single" w:sz="4" w:space="0" w:color="2E2E33"/>
+            </w:tcBorders>
+            <w:vAlign w:val="center"/>
+            <w:hideMark/>
+          </w:tcPr>
+          <w:p>
+            <w:pPr>
+              <w:pStyle w:val="NormalWeb"/>
+              <w:rPr>
+                <w:rFonts w:ascii="GHEA Grapalat" w:hAnsi="GHEA Grapalat"/>
+                <w:lang w:val="hy-AM"/>
+              </w:rPr>
+            </w:pPr>
+            <w:r>
+              <w:rPr>
+                <w:rFonts w:ascii="GHEA Grapalat" w:hAnsi="GHEA Grapalat"/>
+                <w:lang w:val="hy-AM"/>
+              </w:rPr>
+              <w:t>Կանխատեսելի գծային մասշտաբավորում (փակ ցուցակ ≈ այցելված գագաթներ)</w:t>
+            </w:r>
+          </w:p>
+        </w:tc>
+        <w:tc>
+          <w:tcPr>
+            <w:tcW w:w="0" w:type="auto"/>
+            <w:tcBorders>
+              <w:top w:val="single" w:sz="2" w:space="0" w:color="E3E3E3"/>
+              <w:left w:val="single" w:sz="2" w:space="0" w:color="E3E3E3"/>
+              <w:bottom w:val="single" w:sz="4" w:space="0" w:color="2E2E33"/>
+              <w:right w:val="nil"/>
+            </w:tcBorders>
+            <w:vAlign w:val="center"/>
+            <w:hideMark/>
+          </w:tcPr>
+          <w:p>
+            <w:pPr>
+              <w:pStyle w:val="NormalWeb"/>
+              <w:rPr>
+                <w:rFonts w:ascii="GHEA Grapalat" w:hAnsi="GHEA Grapalat"/>
+                <w:lang w:val="hy-AM"/>
+              </w:rPr>
+            </w:pPr>
+            <w:r>
+              <w:rPr>
+                <w:rFonts w:ascii="GHEA Grapalat" w:hAnsi="GHEA Grapalat"/>
+                <w:lang w:val="hy-AM"/>
+              </w:rPr>
+              <w:t>Պոտենցիալ ավելի մեծ փակ բազմություն. կարող է մեղմվել կենտրոնացման կամ սահմանափակ հիշողության ռազմավարություններով</w:t>
+            </w:r>
+          </w:p>
+        </w:tc>
+      </w:tr>
+      <w:tr>
+        <w:trPr>
+          <w:tblCellSpacing w:w="15" w:type="dxa"/>
+        </w:trPr>
+        <w:tc>
+          <w:tcPr>
+            <w:tcW w:w="0" w:type="auto"/>
+            <w:tcBorders>
+              <w:top w:val="single" w:sz="2" w:space="0" w:color="E3E3E3"/>
+              <w:left w:val="single" w:sz="2" w:space="0" w:color="E3E3E3"/>
+              <w:bottom w:val="single" w:sz="4" w:space="0" w:color="2E2E33"/>
+              <w:right w:val="single" w:sz="4" w:space="0" w:color="2E2E33"/>
+            </w:tcBorders>
+            <w:vAlign w:val="center"/>
+            <w:hideMark/>
+          </w:tcPr>
+          <w:p>
+            <w:pPr>
+              <w:pStyle w:val="NormalWeb"/>
+              <w:rPr>
+                <w:rFonts w:ascii="GHEA Grapalat" w:hAnsi="GHEA Grapalat"/>
+                <w:lang w:val="hy-AM"/>
+              </w:rPr>
+            </w:pPr>
+            <w:r>
+              <w:rPr>
+                <w:rFonts w:ascii="GHEA Grapalat" w:hAnsi="GHEA Grapalat"/>
+                <w:lang w:val="hy-AM"/>
+              </w:rPr>
+              <w:lastRenderedPageBreak/>
+              <w:t>Մասշտաբայնություն նոսր միջավայրերում</w:t>
+            </w:r>
+          </w:p>
+        </w:tc>
+        <w:tc>
+          <w:tcPr>
+            <w:tcW w:w="0" w:type="auto"/>
+            <w:tcBorders>
+              <w:top w:val="single" w:sz="2" w:space="0" w:color="E3E3E3"/>
+              <w:left w:val="single" w:sz="2" w:space="0" w:color="E3E3E3"/>
+              <w:bottom w:val="single" w:sz="4" w:space="0" w:color="2E2E33"/>
+              <w:right w:val="single" w:sz="4" w:space="0" w:color="2E2E33"/>
+            </w:tcBorders>
+            <w:vAlign w:val="center"/>
+            <w:hideMark/>
+          </w:tcPr>
+          <w:p>
+            <w:pPr>
+              <w:pStyle w:val="NormalWeb"/>
+              <w:rPr>
+                <w:rFonts w:ascii="GHEA Grapalat" w:hAnsi="GHEA Grapalat"/>
+                <w:lang w:val="hy-AM"/>
+              </w:rPr>
+            </w:pPr>
+            <w:r>
+              <w:rPr>
+                <w:rFonts w:ascii="GHEA Grapalat" w:hAnsi="GHEA Grapalat"/>
+                <w:lang w:val="hy-AM"/>
+              </w:rPr>
+              <w:t>Գերազանց. կողերի ռելակսացիան գերակշռում է աշխատանքային ժամանակում</w:t>
+            </w:r>
+          </w:p>
+        </w:tc>
+        <w:tc>
+          <w:tcPr>
+            <w:tcW w:w="0" w:type="auto"/>
+            <w:tcBorders>
+              <w:top w:val="single" w:sz="2" w:space="0" w:color="E3E3E3"/>
+              <w:left w:val="single" w:sz="2" w:space="0" w:color="E3E3E3"/>
+              <w:bottom w:val="single" w:sz="4" w:space="0" w:color="2E2E33"/>
+              <w:right w:val="nil"/>
+            </w:tcBorders>
+            <w:vAlign w:val="center"/>
+            <w:hideMark/>
+          </w:tcPr>
+          <w:p>
+            <w:pPr>
+              <w:pStyle w:val="NormalWeb"/>
+              <w:rPr>
+                <w:rFonts w:ascii="GHEA Grapalat" w:hAnsi="GHEA Grapalat"/>
+                <w:lang w:val="hy-AM"/>
+              </w:rPr>
+            </w:pPr>
+            <w:r>
+              <w:rPr>
+                <w:rFonts w:ascii="GHEA Grapalat" w:hAnsi="GHEA Grapalat"/>
+                <w:lang w:val="hy-AM"/>
+              </w:rPr>
+              <w:t>Գերազանց, քանի որ էվրիստիկան կրճատում է հետազոտված ճակատը</w:t>
+            </w:r>
+          </w:p>
+        </w:tc>
+      </w:tr>
+      <w:tr>
+        <w:trPr>
+          <w:tblCellSpacing w:w="15" w:type="dxa"/>
+        </w:trPr>
+        <w:tc>
+          <w:tcPr>
+            <w:tcW w:w="0" w:type="auto"/>
+            <w:tcBorders>
+              <w:top w:val="single" w:sz="2" w:space="0" w:color="E3E3E3"/>
+              <w:left w:val="single" w:sz="2" w:space="0" w:color="E3E3E3"/>
+              <w:bottom w:val="single" w:sz="4" w:space="0" w:color="2E2E33"/>
+              <w:right w:val="single" w:sz="4" w:space="0" w:color="2E2E33"/>
+            </w:tcBorders>
+            <w:vAlign w:val="center"/>
+            <w:hideMark/>
+          </w:tcPr>
+          <w:p>
+            <w:pPr>
+              <w:pStyle w:val="NormalWeb"/>
+              <w:rPr>
+                <w:rFonts w:ascii="GHEA Grapalat" w:hAnsi="GHEA Grapalat"/>
+                <w:lang w:val="hy-AM"/>
+              </w:rPr>
+            </w:pPr>
+            <w:r>
+              <w:rPr>
+                <w:rFonts w:ascii="GHEA Grapalat" w:hAnsi="GHEA Grapalat"/>
+                <w:lang w:val="hy-AM"/>
+              </w:rPr>
+              <w:t>Մասշտաբայնություն խիտ միջավայրերում</w:t>
+            </w:r>
+          </w:p>
+        </w:tc>
+        <w:tc>
+          <w:tcPr>
+            <w:tcW w:w="0" w:type="auto"/>
+            <w:tcBorders>
+              <w:top w:val="single" w:sz="2" w:space="0" w:color="E3E3E3"/>
+              <w:left w:val="single" w:sz="2" w:space="0" w:color="E3E3E3"/>
+              <w:bottom w:val="single" w:sz="4" w:space="0" w:color="2E2E33"/>
+              <w:right w:val="single" w:sz="4" w:space="0" w:color="2E2E33"/>
+            </w:tcBorders>
+            <w:vAlign w:val="center"/>
+            <w:hideMark/>
+          </w:tcPr>
+          <w:p>
+            <w:pPr>
+              <w:pStyle w:val="NormalWeb"/>
+              <w:rPr>
+                <w:rFonts w:ascii="GHEA Grapalat" w:hAnsi="GHEA Grapalat"/>
+                <w:lang w:val="hy-AM"/>
+              </w:rPr>
+            </w:pPr>
+            <w:r>
+              <w:rPr>
+                <w:rFonts w:ascii="GHEA Grapalat" w:hAnsi="GHEA Grapalat"/>
+                <w:lang w:val="hy-AM"/>
+              </w:rPr>
+              <w:t>Ընդունելի, երբ հարևանության ցուցակը գերակշռում է. քառակուսային վարքագիծ է առաջանում միայն մատրիցային ներկայացումների համար</w:t>
+            </w:r>
+          </w:p>
+        </w:tc>
+        <w:tc>
+          <w:tcPr>
+            <w:tcW w:w="0" w:type="auto"/>
+            <w:tcBorders>
+              <w:top w:val="single" w:sz="2" w:space="0" w:color="E3E3E3"/>
+              <w:left w:val="single" w:sz="2" w:space="0" w:color="E3E3E3"/>
+              <w:bottom w:val="single" w:sz="4" w:space="0" w:color="2E2E33"/>
+              <w:right w:val="nil"/>
+            </w:tcBorders>
+            <w:vAlign w:val="center"/>
+            <w:hideMark/>
+          </w:tcPr>
+          <w:p>
+            <w:pPr>
+              <w:pStyle w:val="NormalWeb"/>
+              <w:rPr>
+                <w:rFonts w:ascii="GHEA Grapalat" w:hAnsi="GHEA Grapalat"/>
+                <w:lang w:val="hy-AM"/>
+              </w:rPr>
+            </w:pPr>
+            <w:r>
+              <w:rPr>
+                <w:rFonts w:ascii="GHEA Grapalat" w:hAnsi="GHEA Grapalat"/>
+                <w:lang w:val="hy-AM"/>
+              </w:rPr>
+              <w:t>Սահմանափակված է խիտ հարևանության հետախուզմամբ. կատարողունակության առավելությունը թուլանում է, եթե էվրիստիկաները խիստ ճշգրիտ չեն</w:t>
+            </w:r>
+          </w:p>
+        </w:tc>
+      </w:tr>
+      <w:tr>
+        <w:trPr>
+          <w:tblCellSpacing w:w="15" w:type="dxa"/>
+        </w:trPr>
+        <w:tc>
+          <w:tcPr>
+            <w:tcW w:w="0" w:type="auto"/>
+            <w:tcBorders>
+              <w:top w:val="single" w:sz="2" w:space="0" w:color="E3E3E3"/>
+              <w:left w:val="single" w:sz="2" w:space="0" w:color="E3E3E3"/>
+              <w:bottom w:val="single" w:sz="4" w:space="0" w:color="2E2E33"/>
+              <w:right w:val="single" w:sz="4" w:space="0" w:color="2E2E33"/>
+            </w:tcBorders>
+            <w:vAlign w:val="center"/>
+            <w:hideMark/>
+          </w:tcPr>
+          <w:p>
+            <w:pPr>
+              <w:pStyle w:val="NormalWeb"/>
+              <w:rPr>
+                <w:rFonts w:ascii="GHEA Grapalat" w:hAnsi="GHEA Grapalat"/>
+                <w:lang w:val="hy-AM"/>
+              </w:rPr>
+            </w:pPr>
+            <w:r>
+              <w:rPr>
+                <w:rFonts w:ascii="GHEA Grapalat" w:hAnsi="GHEA Grapalat"/>
+                <w:lang w:val="hy-AM"/>
+              </w:rPr>
+              <w:t>Իրականացման պարզություն</w:t>
+            </w:r>
+          </w:p>
+        </w:tc>
+        <w:tc>
+          <w:tcPr>
+            <w:tcW w:w="0" w:type="auto"/>
+            <w:tcBorders>
+              <w:top w:val="single" w:sz="2" w:space="0" w:color="E3E3E3"/>
+              <w:left w:val="single" w:sz="2" w:space="0" w:color="E3E3E3"/>
+              <w:bottom w:val="single" w:sz="4" w:space="0" w:color="2E2E33"/>
+              <w:right w:val="single" w:sz="4" w:space="0" w:color="2E2E33"/>
+            </w:tcBorders>
+            <w:vAlign w:val="center"/>
+            <w:hideMark/>
+          </w:tcPr>
+          <w:p>
+            <w:pPr>
+              <w:pStyle w:val="NormalWeb"/>
+              <w:rPr>
+                <w:rFonts w:ascii="GHEA Grapalat" w:hAnsi="GHEA Grapalat"/>
+                <w:lang w:val="hy-AM"/>
+              </w:rPr>
+            </w:pPr>
+            <w:r>
+              <w:rPr>
+                <w:rFonts w:ascii="GHEA Grapalat" w:hAnsi="GHEA Grapalat"/>
+                <w:lang w:val="hy-AM"/>
+              </w:rPr>
+              <w:t>Նվազագույն. էվրիստիկայի ստացում չի պահանջվում</w:t>
+            </w:r>
+          </w:p>
+        </w:tc>
+        <w:tc>
+          <w:tcPr>
+            <w:tcW w:w="0" w:type="auto"/>
+            <w:tcBorders>
+              <w:top w:val="single" w:sz="2" w:space="0" w:color="E3E3E3"/>
+              <w:left w:val="single" w:sz="2" w:space="0" w:color="E3E3E3"/>
+              <w:bottom w:val="single" w:sz="4" w:space="0" w:color="2E2E33"/>
+              <w:right w:val="nil"/>
+            </w:tcBorders>
+            <w:vAlign w:val="center"/>
+            <w:hideMark/>
+          </w:tcPr>
+          <w:p>
+            <w:pPr>
+              <w:pStyle w:val="NormalWeb"/>
+              <w:rPr>
+                <w:rFonts w:ascii="GHEA Grapalat" w:hAnsi="GHEA Grapalat"/>
+                <w:lang w:val="hy-AM"/>
+              </w:rPr>
+            </w:pPr>
+            <w:r>
+              <w:rPr>
+                <w:rFonts w:ascii="GHEA Grapalat" w:hAnsi="GHEA Grapalat"/>
+                <w:lang w:val="hy-AM"/>
+              </w:rPr>
+              <w:t>Պահանջում է զգույշ էվրիստիկ ինժեներինգ՝ օպտիմալությունը պահպանելու համար</w:t>
+            </w:r>
+          </w:p>
+        </w:tc>
+      </w:tr>
+      <w:tr>
+        <w:trPr>
+          <w:tblCellSpacing w:w="15" w:type="dxa"/>
+        </w:trPr>
+        <w:tc>
+          <w:tcPr>
+            <w:tcW w:w="0" w:type="auto"/>
+            <w:tcBorders>
+              <w:top w:val="single" w:sz="2" w:space="0" w:color="E3E3E3"/>
+              <w:left w:val="single" w:sz="2" w:space="0" w:color="E3E3E3"/>
+              <w:bottom w:val="single" w:sz="4" w:space="0" w:color="2E2E33"/>
+              <w:right w:val="single" w:sz="4" w:space="0" w:color="2E2E33"/>
+            </w:tcBorders>
+            <w:vAlign w:val="center"/>
+            <w:hideMark/>
+          </w:tcPr>
+          <w:p>
+            <w:pPr>
+              <w:pStyle w:val="NormalWeb"/>
+              <w:rPr>
+                <w:rFonts w:ascii="GHEA Grapalat" w:hAnsi="GHEA Grapalat"/>
+                <w:lang w:val="hy-AM"/>
+              </w:rPr>
+            </w:pPr>
+            <w:r>
+              <w:rPr>
+                <w:rFonts w:ascii="GHEA Grapalat" w:hAnsi="GHEA Grapalat"/>
+                <w:lang w:val="hy-AM"/>
+              </w:rPr>
+              <w:t>Դինամիկ միջավայրեր</w:t>
+            </w:r>
+          </w:p>
+        </w:tc>
+        <w:tc>
+          <w:tcPr>
+            <w:tcW w:w="0" w:type="auto"/>
+            <w:tcBorders>
+              <w:top w:val="single" w:sz="2" w:space="0" w:color="E3E3E3"/>
+              <w:left w:val="single" w:sz="2" w:space="0" w:color="E3E3E3"/>
+              <w:bottom w:val="single" w:sz="4" w:space="0" w:color="2E2E33"/>
+              <w:right w:val="single" w:sz="4" w:space="0" w:color="2E2E33"/>
+            </w:tcBorders>
+            <w:vAlign w:val="center"/>
+            <w:hideMark/>
+          </w:tcPr>
+          <w:p>
+            <w:pPr>
+              <w:pStyle w:val="NormalWeb"/>
+              <w:rPr>
+                <w:rFonts w:ascii="GHEA Grapalat" w:hAnsi="GHEA Grapalat"/>
+                <w:lang w:val="hy-AM"/>
+              </w:rPr>
+            </w:pPr>
+            <w:r>
+              <w:rPr>
+                <w:rFonts w:ascii="GHEA Grapalat" w:hAnsi="GHEA Grapalat"/>
+                <w:lang w:val="hy-AM"/>
+              </w:rPr>
+              <w:t>Ավելի հարմար, երբ ծախսերի գնահատականները անկանխատեսելիորեն զարգանում են (կախվածություն չկա ստատիկ էվրիստիկաներից)</w:t>
+            </w:r>
+          </w:p>
+        </w:tc>
+        <w:tc>
+          <w:tcPr>
+            <w:tcW w:w="0" w:type="auto"/>
+            <w:tcBorders>
+              <w:top w:val="single" w:sz="2" w:space="0" w:color="E3E3E3"/>
+              <w:left w:val="single" w:sz="2" w:space="0" w:color="E3E3E3"/>
+              <w:bottom w:val="single" w:sz="4" w:space="0" w:color="2E2E33"/>
+              <w:right w:val="nil"/>
+            </w:tcBorders>
+            <w:vAlign w:val="center"/>
+            <w:hideMark/>
+          </w:tcPr>
+          <w:p>
+            <w:pPr>
+              <w:pStyle w:val="NormalWeb"/>
+              <w:rPr>
+                <w:rFonts w:ascii="GHEA Grapalat" w:hAnsi="GHEA Grapalat"/>
+                <w:lang w:val="hy-AM"/>
+              </w:rPr>
+            </w:pPr>
+            <w:r>
+              <w:rPr>
+                <w:rFonts w:ascii="GHEA Grapalat" w:hAnsi="GHEA Grapalat"/>
+                <w:lang w:val="hy-AM"/>
+              </w:rPr>
+              <w:t>Ադապտիվ էվրիստիկաները (ողորմակետեր, պոտենցիալ դաշտեր) կարող են պահպանել օպտիմալությունը, եթե ծախսերի թարմացումները սահմանափակված են</w:t>
+            </w:r>
+          </w:p>
+        </w:tc>
+      </w:tr>
+      <w:tr>
+        <w:trPr>
+          <w:tblCellSpacing w:w="15" w:type="dxa"/>
+        </w:trPr>
+        <w:tc>
+          <w:tcPr>
+            <w:tcW w:w="0" w:type="auto"/>
+            <w:tcBorders>
+              <w:top w:val="single" w:sz="2" w:space="0" w:color="E3E3E3"/>
+              <w:left w:val="single" w:sz="2" w:space="0" w:color="E3E3E3"/>
+              <w:bottom w:val="nil"/>
+              <w:right w:val="single" w:sz="4" w:space="0" w:color="2E2E33"/>
+            </w:tcBorders>
+            <w:vAlign w:val="center"/>
+            <w:hideMark/>
+          </w:tcPr>
+          <w:p>
+            <w:pPr>
+              <w:pStyle w:val="NormalWeb"/>
+              <w:rPr>
+                <w:rFonts w:ascii="GHEA Grapalat" w:hAnsi="GHEA Grapalat"/>
+                <w:lang w:val="hy-AM"/>
+              </w:rPr>
+            </w:pPr>
+            <w:r>
+              <w:rPr>
+                <w:rFonts w:ascii="GHEA Grapalat" w:hAnsi="GHEA Grapalat"/>
+                <w:lang w:val="hy-AM"/>
+              </w:rPr>
+              <w:t>Կիրառական տիրույթներ</w:t>
+            </w:r>
+          </w:p>
+        </w:tc>
+        <w:tc>
+          <w:tcPr>
+            <w:tcW w:w="0" w:type="auto"/>
+            <w:tcBorders>
+              <w:top w:val="single" w:sz="2" w:space="0" w:color="E3E3E3"/>
+              <w:left w:val="single" w:sz="2" w:space="0" w:color="E3E3E3"/>
+              <w:bottom w:val="nil"/>
+              <w:right w:val="single" w:sz="4" w:space="0" w:color="2E2E33"/>
+            </w:tcBorders>
+            <w:vAlign w:val="center"/>
+            <w:hideMark/>
+          </w:tcPr>
+          <w:p>
+            <w:pPr>
+              <w:pStyle w:val="NormalWeb"/>
+              <w:rPr>
+                <w:rFonts w:ascii="GHEA Grapalat" w:hAnsi="GHEA Grapalat"/>
+                <w:lang w:val="hy-AM"/>
+              </w:rPr>
+            </w:pPr>
+            <w:r>
+              <w:rPr>
+                <w:rFonts w:ascii="GHEA Grapalat" w:hAnsi="GHEA Grapalat"/>
+                <w:lang w:val="hy-AM"/>
+              </w:rPr>
+              <w:t>Ցանցային երթուղևորում, փաթեթների փոխանցում, կապի վիճակի արձանագրություններ</w:t>
+            </w:r>
+          </w:p>
+        </w:tc>
+        <w:tc>
+          <w:tcPr>
+            <w:tcW w:w="0" w:type="auto"/>
+            <w:tcBorders>
+              <w:top w:val="single" w:sz="2" w:space="0" w:color="E3E3E3"/>
+              <w:left w:val="single" w:sz="2" w:space="0" w:color="E3E3E3"/>
+              <w:bottom w:val="nil"/>
+              <w:right w:val="nil"/>
+            </w:tcBorders>
+            <w:vAlign w:val="center"/>
+            <w:hideMark/>
+          </w:tcPr>
+          <w:p>
+            <w:pPr>
+              <w:pStyle w:val="NormalWeb"/>
+              <w:rPr>
+                <w:rFonts w:ascii="GHEA Grapalat" w:hAnsi="GHEA Grapalat"/>
+                <w:lang w:val="hy-AM"/>
+              </w:rPr>
+            </w:pPr>
+            <w:r>
+              <w:rPr>
+                <w:rFonts w:ascii="GHEA Grapalat" w:hAnsi="GHEA Grapalat"/>
+                <w:lang w:val="hy-AM"/>
+              </w:rPr>
+              <w:t>Տարածական պլանավորում, ռոբոտաշինության նավարկություն, ԱԻ խաղային ԱԻ, խոշոր մասշտաբի լոգիստիկա</w:t>
+            </w:r>
+          </w:p>
+        </w:tc>
+      </w:tr>
+    </w:tbl>
+    <w:p>
+      <w:pPr>
+        <w:pStyle w:val="NormalWeb"/>
+        <w:rPr>
+          <w:rFonts w:ascii="GHEA Grapalat" w:hAnsi="GHEA Grapalat"/>
+          <w:lang w:val="hy-AM"/>
+        </w:rPr>
+      </w:pPr>
+      <w:r>
+        <w:rPr>
+          <w:rFonts w:ascii="GHEA Grapalat" w:hAnsi="GHEA Grapalat"/>
+          <w:lang w:val="hy-AM"/>
+        </w:rPr>
+        <w:t>Դեյքստրայի</w:t>
+      </w:r>
+      <w:r>
+        <w:rPr>
+          <w:rFonts w:ascii="GHEA Grapalat" w:hAnsi="GHEA Grapalat"/>
+          <w:lang w:val="hy-AM"/>
+        </w:rPr>
+        <w:t xml:space="preserve"> օպտիմալության պայմաններ</w:t>
+      </w:r>
+    </w:p>
+    <w:p>
+      <w:pPr>
+        <w:pStyle w:val="NormalWeb"/>
+        <w:rPr>
+          <w:rFonts w:ascii="GHEA Grapalat" w:hAnsi="GHEA Grapalat"/>
+          <w:lang w:val="hy-AM"/>
+        </w:rPr>
+      </w:pPr>
+    </w:p>
+    <w:p>
+      <w:pPr>
+        <w:pStyle w:val="NormalWeb"/>
+        <w:rPr>
+          <w:rFonts w:ascii="GHEA Grapalat" w:hAnsi="GHEA Grapalat"/>
+          <w:lang w:val="hy-AM"/>
+        </w:rPr>
+      </w:pPr>
+      <w:r>
+        <w:rPr>
+          <w:rFonts w:ascii="GHEA Grapalat" w:hAnsi="GHEA Grapalat"/>
+          <w:lang w:val="hy-AM"/>
+        </w:rPr>
+        <w:t>Կողերի կշիռները ոչ բացասական են և ստատիկ։</w:t>
+      </w:r>
+    </w:p>
+    <w:p>
+      <w:pPr>
+        <w:pStyle w:val="NormalWeb"/>
+        <w:rPr>
+          <w:rFonts w:ascii="GHEA Grapalat" w:hAnsi="GHEA Grapalat"/>
+          <w:lang w:val="hy-AM"/>
+        </w:rPr>
+      </w:pPr>
+      <w:r>
+        <w:rPr>
+          <w:rFonts w:ascii="GHEA Grapalat" w:hAnsi="GHEA Grapalat"/>
+          <w:lang w:val="hy-AM"/>
+        </w:rPr>
+        <w:t xml:space="preserve">Էվրիստիկայի ճշգրտությունը կատարողունակության շարժիչ չէ (օրինակ՝ պլանավորում առանց ծախսերի ստորին սահմանների հեշտությամբ հասանելի </w:t>
+      </w:r>
+      <w:proofErr w:type="gramStart"/>
+      <w:r>
+        <w:rPr>
+          <w:rFonts w:ascii="GHEA Grapalat" w:hAnsi="GHEA Grapalat"/>
+          <w:lang w:val="hy-AM"/>
+        </w:rPr>
+        <w:t>միջավայրերում)։</w:t>
+      </w:r>
+      <w:proofErr w:type="gramEnd"/>
+    </w:p>
+    <w:p>
+      <w:pPr>
+        <w:pStyle w:val="NormalWeb"/>
+        <w:rPr>
+          <w:rFonts w:ascii="GHEA Grapalat" w:hAnsi="GHEA Grapalat"/>
+          <w:lang w:val="hy-AM"/>
+        </w:rPr>
+      </w:pPr>
+      <w:r>
+        <w:rPr>
+          <w:rFonts w:ascii="GHEA Grapalat" w:hAnsi="GHEA Grapalat"/>
+          <w:lang w:val="hy-AM"/>
+        </w:rPr>
+        <w:t>Հիշողության սահմանափակումները բացառում են ընդարձակ էվրիստիկ կառուցվածքների պահպանումը։</w:t>
+      </w:r>
+    </w:p>
+    <w:p>
+      <w:pPr>
+        <w:pStyle w:val="NormalWeb"/>
+        <w:rPr>
+          <w:rFonts w:ascii="GHEA Grapalat" w:hAnsi="GHEA Grapalat"/>
+          <w:lang w:val="hy-AM"/>
+        </w:rPr>
+      </w:pPr>
+      <w:r>
+        <w:rPr>
+          <w:rFonts w:ascii="GHEA Grapalat" w:hAnsi="GHEA Grapalat"/>
+          <w:lang w:val="hy-AM"/>
+        </w:rPr>
+        <w:t>Ա</w:t>
+      </w:r>
+      <w:r>
+        <w:rPr>
+          <w:rFonts w:ascii="GHEA Grapalat" w:hAnsi="GHEA Grapalat"/>
+          <w:lang w:val="hy-AM"/>
+        </w:rPr>
+        <w:t>-ի օպտիմալության պայմաններ*</w:t>
+      </w:r>
+    </w:p>
+    <w:p>
+      <w:pPr>
+        <w:pStyle w:val="NormalWeb"/>
+        <w:rPr>
+          <w:rFonts w:ascii="GHEA Grapalat" w:hAnsi="GHEA Grapalat"/>
+          <w:lang w:val="hy-AM"/>
+        </w:rPr>
+      </w:pPr>
+      <w:r>
+        <w:rPr>
+          <w:rFonts w:ascii="GHEA Grapalat" w:hAnsi="GHEA Grapalat"/>
+          <w:lang w:val="hy-AM"/>
+        </w:rPr>
+        <w:t>Հիմքում ընկած գրաֆը ներառում է երկրաչափական կամ տիրույթային հատուկ գիտելիք, որը կարող է քանակականացվել որպես թույլատրելի էվրիստիկա։</w:t>
+      </w:r>
+    </w:p>
+    <w:p>
+      <w:pPr>
+        <w:pStyle w:val="NormalWeb"/>
+        <w:rPr>
+          <w:rFonts w:ascii="GHEA Grapalat" w:hAnsi="GHEA Grapalat"/>
+          <w:lang w:val="hy-AM"/>
+        </w:rPr>
+      </w:pPr>
+      <w:r>
+        <w:rPr>
+          <w:rFonts w:ascii="GHEA Grapalat" w:hAnsi="GHEA Grapalat"/>
+          <w:lang w:val="hy-AM"/>
+        </w:rPr>
+        <w:lastRenderedPageBreak/>
+        <w:t>Էվրիստիկայի գնահատման հաշվողական ծանրաբեռնվածությունը մնում է սահմանափակված մոտ-հաստատուն գործակցով։</w:t>
+      </w:r>
+    </w:p>
+    <w:p>
+      <w:pPr>
+        <w:pStyle w:val="NormalWeb"/>
+        <w:rPr>
+          <w:rFonts w:ascii="GHEA Grapalat" w:hAnsi="GHEA Grapalat"/>
+          <w:lang w:val="hy-AM"/>
+        </w:rPr>
+      </w:pPr>
+      <w:r>
+        <w:rPr>
+          <w:rFonts w:ascii="GHEA Grapalat" w:hAnsi="GHEA Grapalat"/>
+          <w:lang w:val="hy-AM"/>
+        </w:rPr>
+        <w:t xml:space="preserve">h(v)/c(v) հարաբերակցությունը ձգտում է զգալիորեն բարձր արժեքի՝ թույլատրելիության առաստաղից վեր (≥0.7 ցանցային քարտեզների կիրառությունների մեծ </w:t>
+      </w:r>
+      <w:proofErr w:type="gramStart"/>
+      <w:r>
+        <w:rPr>
+          <w:rFonts w:ascii="GHEA Grapalat" w:hAnsi="GHEA Grapalat"/>
+          <w:lang w:val="hy-AM"/>
+        </w:rPr>
+        <w:t>մասում)։</w:t>
+      </w:r>
+      <w:proofErr w:type="gramEnd"/>
+    </w:p>
+    <w:p>
+      <w:pPr>
+        <w:pStyle w:val="NormalWeb"/>
+        <w:rPr>
+          <w:rFonts w:ascii="GHEA Grapalat" w:hAnsi="GHEA Grapalat"/>
+          <w:lang w:val="hy-AM"/>
+        </w:rPr>
+      </w:pPr>
+      <w:r>
+        <w:rPr>
+          <w:rFonts w:ascii="GHEA Grapalat" w:hAnsi="GHEA Grapalat"/>
+          <w:lang w:val="hy-AM"/>
+        </w:rPr>
+        <w:t>Եզրակացություն</w:t>
+      </w:r>
+    </w:p>
+    <w:p>
+      <w:pPr>
+        <w:pStyle w:val="NormalWeb"/>
+        <w:rPr>
+          <w:rFonts w:ascii="GHEA Grapalat" w:hAnsi="GHEA Grapalat"/>
+        </w:rPr>
+      </w:pPr>
+      <w:r>
+        <w:rPr>
+          <w:rFonts w:ascii="GHEA Grapalat" w:hAnsi="GHEA Grapalat"/>
+          <w:lang w:val="hy-AM"/>
+        </w:rPr>
+        <w:t>Այս համեմատական վերլուծությունը սահմանագծում է ալգորիթմական պայմանները, որոնց դեպքում յուրաքանչյուր տեխնիկա ապահովում է գերազանց կատարողունակություն, պարզաբանում է էվրիստիկ նախագծման գործնական հետևանքները և համ</w:t>
       </w:r>
       <w:bookmarkStart w:id="11" w:name="_GoBack"/>
       <w:bookmarkEnd w:id="11"/>
@@ -30140,180 +33615,35 @@
           <w:rFonts w:ascii="GHEA Grapalat" w:hAnsi="GHEA Grapalat"/>
           <w:lang w:val="hy-AM"/>
         </w:rPr>
-        <w:t xml:space="preserve">ով, որը գերազանցում է վերջնական օպտիմումը։ </w:t>
-      </w:r>
-      <w:r>
-        <w:rPr>
-          <w:rFonts w:ascii="GHEA Grapalat" w:hAnsi="GHEA Grapalat"/>
-          <w:lang w:val="hy-AM"/>
-        </w:rPr>
-        <w:t>Ա</w:t>
-      </w:r>
-      <w:r>
-        <w:rPr>
-          <w:rFonts w:ascii="GHEA Grapalat" w:hAnsi="GHEA Grapalat"/>
-          <w:lang w:val="hy-AM"/>
-        </w:rPr>
-        <w:t xml:space="preserve">*-ի օպտիմալությունը հիմնված է թույլատրելիության և համաձայնեցվածության համադրության վրա։ Այս պայմաններում ալգորիթմը հանգույցները հեռացնում է պրիորիտետային հերթից՝ իրական ճանապարհի ծախսի չնվազող կարգով, երաշխավորելով, որ հայտնաբերված առաջին լուծումը օպտիմալ է։ Եթե h-ը թույլատրելի չէ, </w:t>
-      </w:r>
-      <w:r>
-        <w:rPr>
-          <w:rFonts w:ascii="GHEA Grapalat" w:hAnsi="GHEA Grapalat"/>
-          <w:lang w:val="hy-AM"/>
-        </w:rPr>
-        <w:t>Ա</w:t>
-      </w:r>
-      <w:r>
-        <w:rPr>
-          <w:rFonts w:ascii="GHEA Grapalat" w:hAnsi="GHEA Grapalat"/>
-          <w:lang w:val="hy-AM"/>
-        </w:rPr>
-        <w:t>*-ն կարող է վերադարձնել ենթաօպտիմալ ճանապարհ. եթե h-ը անհամաձայնեցված է, ալգորիթմը կարող է դեռևս լինել թույլատրելի, բայց կարող է ընդլայնել հանգույցները խիստ մոնոտոն կարգից դուրս։</w:t>
-      </w:r>
-    </w:p>
-    <w:p>
-      <w:pPr>
-        <w:pStyle w:val="NormalWeb"/>
-        <w:rPr>
-          <w:rFonts w:ascii="GHEA Grapalat" w:hAnsi="GHEA Grapalat"/>
-          <w:lang w:val="hy-AM"/>
-        </w:rPr>
-      </w:pPr>
-    </w:p>
-    <w:p>
-      <w:pPr>
-        <w:pStyle w:val="Heading2"/>
-        <w:rPr>
-          <w:rFonts w:ascii="GHEA Grapalat" w:hAnsi="GHEA Grapalat"/>
-          <w:b/>
-          <w:color w:val="auto"/>
-          <w:lang w:val="hy-AM"/>
-        </w:rPr>
-      </w:pPr>
-      <w:r>
-        <w:rPr>
-          <w:rFonts w:ascii="GHEA Grapalat" w:hAnsi="GHEA Grapalat"/>
-          <w:b/>
-          <w:color w:val="auto"/>
-          <w:lang w:val="hy-AM"/>
-        </w:rPr>
-        <w:t>2</w:t>
-      </w:r>
-      <w:r>
-        <w:rPr>
-          <w:rFonts w:ascii="Cambria Math" w:hAnsi="Cambria Math" w:cs="Cambria Math"/>
-          <w:b/>
-          <w:color w:val="auto"/>
-          <w:lang w:val="hy-AM"/>
-        </w:rPr>
-        <w:t>․</w:t>
-      </w:r>
-      <w:r>
-        <w:rPr>
-          <w:rFonts w:ascii="GHEA Grapalat" w:hAnsi="GHEA Grapalat"/>
-          <w:b/>
-          <w:color w:val="auto"/>
-          <w:lang w:val="hy-AM"/>
-        </w:rPr>
-        <w:t>2</w:t>
-      </w:r>
-      <w:r>
-        <w:rPr>
-          <w:rFonts w:ascii="Cambria Math" w:hAnsi="Cambria Math" w:cs="Cambria Math"/>
-          <w:b/>
-          <w:color w:val="auto"/>
-          <w:lang w:val="hy-AM"/>
-        </w:rPr>
-        <w:t>․</w:t>
-      </w:r>
-      <w:r>
-        <w:rPr>
-          <w:rFonts w:ascii="GHEA Grapalat" w:hAnsi="GHEA Grapalat"/>
-          <w:b/>
-          <w:color w:val="auto"/>
-          <w:lang w:val="hy-AM"/>
-        </w:rPr>
-        <w:t xml:space="preserve">5 </w:t>
-      </w:r>
-      <w:r>
-        <w:rPr>
-          <w:rFonts w:ascii="GHEA Grapalat" w:hAnsi="GHEA Grapalat"/>
-          <w:b/>
-          <w:color w:val="auto"/>
-          <w:lang w:val="hy-AM"/>
-        </w:rPr>
-        <w:t>Հաշվողական</w:t>
-      </w:r>
-      <w:r>
-        <w:rPr>
-          <w:rFonts w:ascii="GHEA Grapalat" w:hAnsi="GHEA Grapalat"/>
-          <w:b/>
-          <w:color w:val="auto"/>
-          <w:lang w:val="hy-AM"/>
-        </w:rPr>
-        <w:t xml:space="preserve"> և ժամանակային</w:t>
-      </w:r>
-      <w:r>
-        <w:rPr>
-          <w:rFonts w:ascii="GHEA Grapalat" w:hAnsi="GHEA Grapalat"/>
-          <w:b/>
-          <w:color w:val="auto"/>
-          <w:lang w:val="hy-AM"/>
-        </w:rPr>
-        <w:t xml:space="preserve"> բարդություն</w:t>
-      </w:r>
-    </w:p>
-    <w:p>
-      <w:pPr>
-        <w:pStyle w:val="NormalWeb"/>
-        <w:rPr>
-          <w:rFonts w:ascii="GHEA Grapalat" w:hAnsi="GHEA Grapalat"/>
-          <w:lang w:val="hy-AM"/>
-        </w:rPr>
-      </w:pPr>
-    </w:p>
-    <w:p>
-      <w:pPr>
-        <w:pStyle w:val="NormalWeb"/>
-        <w:rPr>
-          <w:rFonts w:ascii="GHEA Grapalat" w:hAnsi="GHEA Grapalat"/>
-          <w:lang w:val="hy-AM"/>
-        </w:rPr>
-      </w:pPr>
-      <w:r>
-        <w:rPr>
-          <w:rFonts w:ascii="GHEA Grapalat" w:hAnsi="GHEA Grapalat"/>
-          <w:lang w:val="hy-AM"/>
-        </w:rPr>
-        <w:t xml:space="preserve">Երկու ալգորիթմներն էլ պահանջում են տվյալների կառուցվածք՝ ճակատային հանգույցների մասնակի դասավորությունները կառավարելու համար։ Երկուական կույտի (binary heap) առկայության դեպքում մեկ extract-min կամ insert գործողության միջինացված արժեքը O(log |E|) է։ </w:t>
-      </w:r>
-      <w:r>
-        <w:rPr>
-          <w:rFonts w:ascii="GHEA Grapalat" w:hAnsi="GHEA Grapalat"/>
-          <w:lang w:val="hy-AM"/>
-        </w:rPr>
-        <w:t>Դեյքստրայ</w:t>
-      </w:r>
-      <w:r>
-        <w:rPr>
-          <w:rFonts w:ascii="GHEA Grapalat" w:hAnsi="GHEA Grapalat"/>
-          <w:lang w:val="hy-AM"/>
-        </w:rPr>
-        <w:t>ի տեսական ժամանակային սահմանը G(V,E) գրաֆի համար՝ երկուական կույտի դեպքում</w:t>
-      </w:r>
-      <w:r>
-        <w:rPr>
-          <w:rFonts w:ascii="GHEA Grapalat" w:hAnsi="GHEA Grapalat"/>
-          <w:lang w:val="hy-AM"/>
-        </w:rPr>
-        <w:t xml:space="preserve"> ՝ </w:t>
-      </w:r>
-      <w:r>
-        <w:rPr>
-          <w:rFonts w:ascii="GHEA Grapalat" w:hAnsi="GHEA Grapalat"/>
-          <w:lang w:val="hy-AM"/>
-        </w:rPr>
-        <w:t>O((|V|+|E|)·log |V|) է։ Դասական հարևանության մատրիցի իրականացման դեպքում սահմանը վատանում է մինչև O(|E|) յուրաքանչյուր ռելակսացիայի համար, ինչը խիտ գրաֆերի համար տալիս է ընդհանուր O(|V|^2)։</w:t>
+        <w:t xml:space="preserve">ատեքստավորում է գտածոները իրական աշխարհի կիրառությունների սպեկտրի շրջանակներում։ Համակարգվածորեն հակադրելով տեսական երաշխիքները, էմպիրիկ կատարողունակության մետրիկները և իրականացման սահմանափակումները՝ գլուխը տրամադրում է ապացույցների վրա հիմնված հիմք՝ համապատասխան կարճագույն ճանապարհի ալգորիթմը ընտրելու համար տարբեր հաշվողական միջավայրերում։ Ապագա հետազոտությունների ուղղությունները ներառում են ադապտիվ հիբրիդային ֆրեյմվորքներ, որոնք դինամիկորեն անցում են կատարում </w:t>
+      </w:r>
+      <w:r>
+        <w:rPr>
+          <w:rFonts w:ascii="GHEA Grapalat" w:hAnsi="GHEA Grapalat"/>
+          <w:lang w:val="hy-AM"/>
+        </w:rPr>
+        <w:t>Դեյքստրայի</w:t>
+      </w:r>
+      <w:r>
+        <w:rPr>
+          <w:rFonts w:ascii="GHEA Grapalat" w:hAnsi="GHEA Grapalat"/>
+          <w:lang w:val="hy-AM"/>
+        </w:rPr>
+        <w:t xml:space="preserve">-ի նման ճշգրտության և </w:t>
+      </w:r>
+      <w:r>
+        <w:rPr>
+          <w:rFonts w:ascii="GHEA Grapalat" w:hAnsi="GHEA Grapalat"/>
+          <w:lang w:val="hy-AM"/>
+        </w:rPr>
+        <w:t>Ա*</w:t>
+      </w:r>
+      <w:r>
+        <w:rPr>
+          <w:rFonts w:ascii="GHEA Grapalat" w:hAnsi="GHEA Grapalat"/>
+          <w:lang w:val="hy-AM"/>
+        </w:rPr>
+        <w:t>-ով ուղղորդվող էվրիստիկաների միջև՝ հիմնվելով դիտարկված ծախսերի մոդելի կայունության վրա, դրանով իսկ կամրջելով բացը ալգորիթմական տեսության և օպերացիոն տեղակայման միջև։</w:t>
       </w:r>
     </w:p>
     <w:sectPr>
@@ -37158,7 +40488,7 @@
 </file>
 
 <file path=customXml/itemProps1.xml><?xml version="1.0" encoding="utf-8"?>
-<ds:datastoreItem xmlns:ds="http://schemas.openxmlformats.org/officeDocument/2006/customXml" ds:itemID="{79F3B066-542A-4780-A2F8-B18F3AFAB2AF}">
+<ds:datastoreItem xmlns:ds="http://schemas.openxmlformats.org/officeDocument/2006/customXml" ds:itemID="{6E370655-24C3-4461-81E7-DCD30709CEA7}">
   <ds:schemaRefs>
     <ds:schemaRef ds:uri="http://schemas.openxmlformats.org/officeDocument/2006/bibliography"/>
   </ds:schemaRefs>

--- a/diploma.docx
+++ b/diploma.docx
@@ -260,7 +260,6 @@
     </w:p>
     <w:p>
       <w:pPr>
-        <w:ind w:left="720"/>
         <w:rPr>
           <w:rFonts w:ascii="GHEA Grapalat" w:hAnsi="GHEA Grapalat"/>
           <w:lang w:val="hy-AM"/>
@@ -360,7 +359,6 @@
     <w:bookmarkStart w:id="3" w:name="OLE_LINK1"/>
     <w:p>
       <w:pPr>
-        <w:ind w:left="720"/>
         <w:rPr>
           <w:rFonts w:ascii="GHEA Grapalat" w:hAnsi="GHEA Grapalat"/>
           <w:lang w:val="hy-AM"/>
@@ -668,7 +666,7 @@
     </w:p>
     <w:p>
       <w:pPr>
-        <w:ind w:left="720"/>
+        <w:ind w:firstLine="720"/>
         <w:rPr>
           <w:rFonts w:ascii="GHEA Grapalat" w:hAnsi="GHEA Grapalat"/>
           <w:lang w:val="hy-AM"/>
@@ -761,19 +759,12 @@
     </w:p>
     <w:p>
       <w:pPr>
-        <w:ind w:left="720"/>
-        <w:rPr>
-          <w:rFonts w:ascii="GHEA Grapalat" w:hAnsi="GHEA Grapalat"/>
-          <w:lang w:val="hy-AM"/>
-        </w:rPr>
-      </w:pPr>
-      <w:r>
-        <w:rPr>
-          <w:rFonts w:ascii="GHEA Grapalat" w:hAnsi="GHEA Grapalat" w:cs="Cambria Math"/>
-          <w:lang w:val="hy-AM"/>
-        </w:rPr>
-        <w:t xml:space="preserve">     </w:t>
-      </w:r>
+        <w:ind w:firstLine="720"/>
+        <w:rPr>
+          <w:rFonts w:ascii="GHEA Grapalat" w:hAnsi="GHEA Grapalat"/>
+          <w:lang w:val="hy-AM"/>
+        </w:rPr>
+      </w:pPr>
       <w:r>
         <w:rPr>
           <w:rFonts w:ascii="Cambria Math" w:hAnsi="Cambria Math" w:cs="Cambria Math"/>
@@ -1153,7 +1144,6 @@
     </w:p>
     <w:p>
       <w:pPr>
-        <w:ind w:left="720"/>
         <w:rPr>
           <w:rFonts w:ascii="GHEA Grapalat" w:hAnsi="GHEA Grapalat"/>
           <w:lang w:val="hy-AM"/>
@@ -1329,7 +1319,7 @@
     </w:p>
     <w:p>
       <w:pPr>
-        <w:ind w:left="720"/>
+        <w:ind w:firstLine="720"/>
         <w:rPr>
           <w:rFonts w:ascii="GHEA Grapalat" w:hAnsi="GHEA Grapalat"/>
           <w:lang w:val="hy-AM"/>
@@ -1530,7 +1520,7 @@
     </w:p>
     <w:p>
       <w:pPr>
-        <w:ind w:left="720"/>
+        <w:ind w:firstLine="720"/>
         <w:rPr>
           <w:rFonts w:ascii="GHEA Grapalat" w:hAnsi="GHEA Grapalat"/>
           <w:lang w:val="hy-AM"/>
@@ -1630,30 +1620,7 @@
           <w:rFonts w:ascii="GHEA Grapalat" w:hAnsi="GHEA Grapalat"/>
           <w:lang w:val="hy-AM"/>
         </w:rPr>
-        <w:t xml:space="preserve"> բինար հարաբերությունը կոչվում է </w:t>
-      </w:r>
-    </w:p>
-    <w:p>
-      <w:pPr>
-        <w:ind w:left="720"/>
-        <w:rPr>
-          <w:rFonts w:ascii="GHEA Grapalat" w:hAnsi="GHEA Grapalat"/>
-          <w:lang w:val="hy-AM"/>
-        </w:rPr>
-      </w:pPr>
-      <w:r>
-        <w:rPr>
-          <w:rFonts w:ascii="Calibri" w:hAnsi="Calibri" w:cs="Calibri"/>
-          <w:lang w:val="hy-AM"/>
-        </w:rPr>
-        <w:t> </w:t>
-      </w:r>
-      <w:r>
-        <w:rPr>
-          <w:rFonts w:ascii="GHEA Grapalat" w:hAnsi="GHEA Grapalat"/>
-          <w:lang w:val="hy-AM"/>
-        </w:rPr>
-        <w:t xml:space="preserve">ռեֆլեքսիվ, եթե ցանկացած </w:t>
+        <w:t xml:space="preserve"> բինար հարաբերությունը կոչվում է ռեֆլեքսիվ, եթե ցանկացած </w:t>
       </w:r>
       <w:r>
         <w:rPr>
@@ -1744,22 +1711,6 @@
         </w:rPr>
         <w:t xml:space="preserve">, </w:t>
       </w:r>
-    </w:p>
-    <w:p>
-      <w:pPr>
-        <w:ind w:left="720"/>
-        <w:rPr>
-          <w:rFonts w:ascii="GHEA Grapalat" w:hAnsi="GHEA Grapalat"/>
-          <w:lang w:val="hy-AM"/>
-        </w:rPr>
-      </w:pPr>
-      <w:r>
-        <w:rPr>
-          <w:rFonts w:ascii="GHEA Grapalat" w:hAnsi="GHEA Grapalat"/>
-          <w:lang w:val="hy-AM"/>
-        </w:rPr>
-        <w:t xml:space="preserve"> </w:t>
-      </w:r>
       <w:r>
         <w:rPr>
           <w:rFonts w:ascii="Calibri" w:hAnsi="Calibri" w:cs="Calibri"/>
@@ -1863,22 +1814,6 @@
         </w:rPr>
         <w:t xml:space="preserve">, </w:t>
       </w:r>
-    </w:p>
-    <w:p>
-      <w:pPr>
-        <w:ind w:left="720"/>
-        <w:rPr>
-          <w:rFonts w:ascii="GHEA Grapalat" w:hAnsi="GHEA Grapalat"/>
-          <w:lang w:val="hy-AM"/>
-        </w:rPr>
-      </w:pPr>
-      <w:r>
-        <w:rPr>
-          <w:rFonts w:ascii="GHEA Grapalat" w:hAnsi="GHEA Grapalat"/>
-          <w:lang w:val="hy-AM"/>
-        </w:rPr>
-        <w:t xml:space="preserve"> </w:t>
-      </w:r>
       <w:r>
         <w:rPr>
           <w:rFonts w:ascii="Calibri" w:hAnsi="Calibri" w:cs="Calibri"/>
@@ -2022,19 +1957,18 @@
     </w:p>
     <w:p>
       <w:pPr>
-        <w:ind w:left="720"/>
-        <w:rPr>
-          <w:rFonts w:ascii="GHEA Grapalat" w:hAnsi="GHEA Grapalat"/>
-          <w:lang w:val="hy-AM"/>
-        </w:rPr>
-      </w:pPr>
-      <w:r>
-        <w:rPr>
-          <w:rFonts w:ascii="GHEA Grapalat" w:hAnsi="GHEA Grapalat"/>
-          <w:lang w:val="hy-AM"/>
-        </w:rPr>
-        <w:lastRenderedPageBreak/>
-        <w:t xml:space="preserve">  Նկատենք, որ </w:t>
+        <w:ind w:firstLine="720"/>
+        <w:rPr>
+          <w:rFonts w:ascii="GHEA Grapalat" w:hAnsi="GHEA Grapalat"/>
+          <w:lang w:val="hy-AM"/>
+        </w:rPr>
+      </w:pPr>
+      <w:r>
+        <w:rPr>
+          <w:rFonts w:ascii="GHEA Grapalat" w:hAnsi="GHEA Grapalat"/>
+          <w:lang w:val="hy-AM"/>
+        </w:rPr>
+        <w:t xml:space="preserve">Նկատենք, որ </w:t>
       </w:r>
       <w:r>
         <w:rPr>
@@ -2229,17 +2163,18 @@
     </w:p>
     <w:p>
       <w:pPr>
-        <w:ind w:left="720"/>
-        <w:rPr>
-          <w:rFonts w:ascii="GHEA Grapalat" w:hAnsi="GHEA Grapalat"/>
-          <w:lang w:val="hy-AM"/>
-        </w:rPr>
-      </w:pPr>
-      <w:r>
-        <w:rPr>
-          <w:rFonts w:ascii="GHEA Grapalat" w:hAnsi="GHEA Grapalat"/>
-          <w:lang w:val="hy-AM"/>
-        </w:rPr>
+        <w:ind w:firstLine="720"/>
+        <w:rPr>
+          <w:rFonts w:ascii="GHEA Grapalat" w:hAnsi="GHEA Grapalat"/>
+          <w:lang w:val="hy-AM"/>
+        </w:rPr>
+      </w:pPr>
+      <w:r>
+        <w:rPr>
+          <w:rFonts w:ascii="GHEA Grapalat" w:hAnsi="GHEA Grapalat"/>
+          <w:lang w:val="hy-AM"/>
+        </w:rPr>
+        <w:lastRenderedPageBreak/>
         <w:t xml:space="preserve">Ստորեւ կդիտարկենք գրաֆների տրման մի քանի եղանակներ: Նախ նշենք, որ գրաֆը կարելի է տալ, նշելով նրա գագաթների եւ կողերի բազմությունները: Օրինակ, դիտարկենք </w:t>
       </w:r>
       <w:r>
@@ -2660,7 +2595,7 @@
           <w:rFonts w:ascii="GHEA Grapalat" w:eastAsiaTheme="minorEastAsia" w:hAnsi="GHEA Grapalat"/>
           <w:lang w:val="hy-AM"/>
         </w:rPr>
-        <w:t xml:space="preserve">             </w:t>
+        <w:t xml:space="preserve">          </w:t>
       </w:r>
       <m:oMath>
         <m:r>
@@ -3372,7 +3307,7 @@
     </w:p>
     <w:p>
       <w:pPr>
-        <w:ind w:left="720"/>
+        <w:ind w:firstLine="720"/>
         <w:rPr>
           <w:rFonts w:ascii="GHEA Grapalat" w:hAnsi="GHEA Grapalat"/>
           <w:lang w:val="hy-AM"/>
@@ -3646,7 +3581,7 @@
     </w:p>
     <w:p>
       <w:pPr>
-        <w:ind w:left="720"/>
+        <w:ind w:firstLine="720"/>
         <w:rPr>
           <w:rFonts w:ascii="GHEA Grapalat" w:hAnsi="GHEA Grapalat"/>
           <w:lang w:val="hy-AM"/>
@@ -3662,7 +3597,6 @@
     </w:p>
     <w:p>
       <w:pPr>
-        <w:ind w:left="720"/>
         <w:rPr>
           <w:rFonts w:ascii="GHEA Grapalat" w:hAnsi="GHEA Grapalat"/>
           <w:lang w:val="hy-AM"/>
@@ -4362,13 +4296,15 @@
         </w:rPr>
         <w:t>:</w:t>
       </w:r>
-      <w:r>
-        <w:rPr>
-          <w:rFonts w:ascii="GHEA Grapalat" w:hAnsi="GHEA Grapalat"/>
-          <w:lang w:val="hy-AM"/>
-        </w:rPr>
-        <w:br/>
-      </w:r>
+    </w:p>
+    <w:p>
+      <w:pPr>
+        <w:ind w:firstLine="720"/>
+        <w:rPr>
+          <w:rFonts w:ascii="GHEA Grapalat" w:hAnsi="GHEA Grapalat"/>
+          <w:lang w:val="hy-AM"/>
+        </w:rPr>
+      </w:pPr>
       <w:r>
         <w:rPr>
           <w:rFonts w:ascii="GHEA Grapalat" w:hAnsi="GHEA Grapalat" w:cs="Sylfaen"/>
@@ -4553,15 +4489,6 @@
         </w:rPr>
         <w:t xml:space="preserve"> </w:t>
       </w:r>
-    </w:p>
-    <w:p>
-      <w:pPr>
-        <w:ind w:left="720"/>
-        <w:rPr>
-          <w:rFonts w:ascii="GHEA Grapalat" w:hAnsi="GHEA Grapalat"/>
-          <w:lang w:val="hy-AM"/>
-        </w:rPr>
-      </w:pPr>
       <w:r>
         <w:rPr>
           <w:rFonts w:ascii="GHEA Grapalat" w:hAnsi="GHEA Grapalat"/>
@@ -4811,15 +4738,6 @@
         </w:rPr>
         <w:t>:</w:t>
       </w:r>
-    </w:p>
-    <w:p>
-      <w:pPr>
-        <w:ind w:left="720"/>
-        <w:rPr>
-          <w:rFonts w:ascii="GHEA Grapalat" w:hAnsi="GHEA Grapalat"/>
-          <w:lang w:val="hy-AM"/>
-        </w:rPr>
-      </w:pPr>
       <w:r>
         <w:rPr>
           <w:rFonts w:ascii="GHEA Grapalat" w:hAnsi="GHEA Grapalat" w:cs="Sylfaen"/>
@@ -5177,15 +5095,6 @@
         </w:rPr>
         <w:t xml:space="preserve"> </w:t>
       </w:r>
-    </w:p>
-    <w:p>
-      <w:pPr>
-        <w:ind w:left="720"/>
-        <w:rPr>
-          <w:rFonts w:ascii="GHEA Grapalat" w:hAnsi="GHEA Grapalat"/>
-          <w:lang w:val="hy-AM"/>
-        </w:rPr>
-      </w:pPr>
       <w:r>
         <w:rPr>
           <w:rFonts w:ascii="GHEA Grapalat" w:hAnsi="GHEA Grapalat" w:cs="Sylfaen"/>
@@ -5635,7 +5544,6 @@
     </w:p>
     <w:p>
       <w:pPr>
-        <w:ind w:left="720"/>
         <w:rPr>
           <w:rFonts w:ascii="GHEA Grapalat" w:hAnsi="GHEA Grapalat"/>
           <w:lang w:val="hy-AM"/>
@@ -5805,12 +5713,13 @@
     </w:p>
     <w:p>
       <w:pPr>
-        <w:ind w:left="720"/>
-        <w:rPr>
-          <w:rFonts w:ascii="GHEA Grapalat" w:hAnsi="GHEA Grapalat"/>
-          <w:lang w:val="hy-AM"/>
-        </w:rPr>
-      </w:pPr>
+        <w:rPr>
+          <w:rFonts w:ascii="GHEA Grapalat" w:hAnsi="GHEA Grapalat"/>
+          <w:lang w:val="hy-AM"/>
+        </w:rPr>
+      </w:pPr>
+      <w:bookmarkStart w:id="4" w:name="_GoBack"/>
+      <w:bookmarkEnd w:id="4"/>
       <w:r>
         <w:rPr>
           <w:rFonts w:ascii="GHEA Grapalat" w:hAnsi="GHEA Grapalat" w:cs="Sylfaen"/>
@@ -7068,7 +6977,7 @@
     </w:p>
     <w:p>
       <w:pPr>
-        <w:ind w:left="720"/>
+        <w:ind w:firstLine="720"/>
         <w:rPr>
           <w:rFonts w:ascii="GHEA Grapalat" w:hAnsi="GHEA Grapalat"/>
           <w:lang w:val="hy-AM"/>
@@ -7451,7 +7360,6 @@
     </w:p>
     <w:p>
       <w:pPr>
-        <w:ind w:left="720"/>
         <w:rPr>
           <w:rFonts w:ascii="GHEA Grapalat" w:hAnsi="GHEA Grapalat"/>
           <w:lang w:val="hy-AM"/>
@@ -7906,7 +7814,7 @@
     </w:p>
     <w:p>
       <w:pPr>
-        <w:ind w:left="720"/>
+        <w:ind w:firstLine="720"/>
         <w:rPr>
           <w:rFonts w:ascii="GHEA Grapalat" w:hAnsi="GHEA Grapalat"/>
           <w:lang w:val="hy-AM"/>
@@ -8301,7 +8209,6 @@
     </w:p>
     <w:p>
       <w:pPr>
-        <w:ind w:left="720"/>
         <w:rPr>
           <w:rFonts w:ascii="GHEA Grapalat" w:hAnsi="GHEA Grapalat"/>
           <w:lang w:val="hy-AM"/>
@@ -10328,19 +10235,12 @@
     </w:p>
     <w:p>
       <w:pPr>
-        <w:ind w:left="720"/>
-        <w:rPr>
-          <w:rFonts w:ascii="GHEA Grapalat" w:hAnsi="GHEA Grapalat"/>
-          <w:lang w:val="hy-AM"/>
-        </w:rPr>
-      </w:pPr>
-      <w:r>
-        <w:rPr>
-          <w:rFonts w:ascii="GHEA Grapalat" w:hAnsi="GHEA Grapalat"/>
-          <w:lang w:val="hy-AM"/>
-        </w:rPr>
-        <w:t xml:space="preserve">  </w:t>
-      </w:r>
+        <w:ind w:firstLine="720"/>
+        <w:rPr>
+          <w:rFonts w:ascii="GHEA Grapalat" w:hAnsi="GHEA Grapalat"/>
+          <w:lang w:val="hy-AM"/>
+        </w:rPr>
+      </w:pPr>
       <w:r>
         <w:rPr>
           <w:rFonts w:ascii="GHEA Grapalat" w:hAnsi="GHEA Grapalat" w:cs="Sylfaen"/>
@@ -10905,7 +10805,7 @@
         </w:rPr>
         <w:t xml:space="preserve"> </w:t>
       </w:r>
-      <w:bookmarkStart w:id="4" w:name="_Toc215522702"/>
+      <w:bookmarkStart w:id="5" w:name="_Toc215522702"/>
       <w:r>
         <w:rPr>
           <w:b/>
@@ -10940,7 +10840,7 @@
         </w:rPr>
         <w:t xml:space="preserve"> Աստիճաններ, ենթագրաֆներ և ճանապարհներ</w:t>
       </w:r>
-      <w:bookmarkEnd w:id="4"/>
+      <w:bookmarkEnd w:id="5"/>
     </w:p>
     <w:p>
       <w:pPr>
@@ -10956,7 +10856,7 @@
     </w:p>
     <w:p>
       <w:pPr>
-        <w:ind w:left="720"/>
+        <w:ind w:firstLine="720"/>
         <w:rPr>
           <w:rFonts w:ascii="GHEA Grapalat" w:hAnsi="GHEA Grapalat"/>
           <w:i/>
@@ -11529,7 +11429,7 @@
     </w:p>
     <w:p>
       <w:pPr>
-        <w:ind w:left="720"/>
+        <w:ind w:firstLine="720"/>
         <w:rPr>
           <w:rFonts w:ascii="GHEA Grapalat" w:hAnsi="GHEA Grapalat"/>
           <w:i/>
@@ -11937,7 +11837,7 @@
     </w:p>
     <w:p>
       <w:pPr>
-        <w:ind w:left="720"/>
+        <w:ind w:firstLine="720"/>
         <w:rPr>
           <w:rFonts w:ascii="GHEA Grapalat" w:hAnsi="GHEA Grapalat"/>
           <w:b/>
@@ -12199,7 +12099,7 @@
     </w:p>
     <w:p>
       <w:pPr>
-        <w:ind w:left="720"/>
+        <w:ind w:firstLine="720"/>
         <w:rPr>
           <w:rFonts w:ascii="GHEA Grapalat" w:hAnsi="GHEA Grapalat"/>
           <w:lang w:val="hy-AM"/>
@@ -12739,7 +12639,6 @@
     </w:p>
     <w:p>
       <w:pPr>
-        <w:ind w:left="720"/>
         <w:rPr>
           <w:rFonts w:ascii="GHEA Grapalat" w:hAnsi="GHEA Grapalat"/>
           <w:lang w:val="hy-AM"/>
@@ -12835,7 +12734,7 @@
     </w:p>
     <w:p>
       <w:pPr>
-        <w:ind w:left="720"/>
+        <w:ind w:firstLine="720"/>
         <w:rPr>
           <w:rFonts w:ascii="GHEA Grapalat" w:hAnsi="GHEA Grapalat"/>
           <w:lang w:val="hy-AM"/>
@@ -13100,7 +12999,7 @@
     </w:p>
     <w:p>
       <w:pPr>
-        <w:ind w:left="720"/>
+        <w:ind w:firstLine="720"/>
         <w:rPr>
           <w:rFonts w:ascii="GHEA Grapalat" w:hAnsi="GHEA Grapalat"/>
           <w:lang w:val="hy-AM"/>
@@ -13313,7 +13212,7 @@
     </w:p>
     <w:p>
       <w:pPr>
-        <w:ind w:left="720"/>
+        <w:ind w:firstLine="720"/>
         <w:rPr>
           <w:rFonts w:ascii="GHEA Grapalat" w:hAnsi="GHEA Grapalat"/>
         </w:rPr>
@@ -13477,7 +13376,6 @@
           <w:bCs/>
           <w:i/>
         </w:rPr>
-        <w:lastRenderedPageBreak/>
         <w:br/>
       </w:r>
       <m:oMathPara>
@@ -13962,7 +13860,7 @@
     </w:p>
     <w:p>
       <w:pPr>
-        <w:ind w:left="720"/>
+        <w:ind w:firstLine="720"/>
         <w:rPr>
           <w:rFonts w:ascii="GHEA Grapalat" w:hAnsi="GHEA Grapalat"/>
           <w:lang w:val="hy-AM"/>
@@ -13987,19 +13885,20 @@
     </w:p>
     <w:p>
       <w:pPr>
-        <w:ind w:left="720"/>
-        <w:rPr>
-          <w:rFonts w:ascii="GHEA Grapalat" w:hAnsi="GHEA Grapalat"/>
-          <w:lang w:val="hy-AM"/>
-        </w:rPr>
-      </w:pPr>
-      <w:r>
-        <w:rPr>
-          <w:rFonts w:ascii="GHEA Grapalat" w:hAnsi="GHEA Grapalat"/>
-          <w:b/>
-          <w:bCs/>
-          <w:lang w:val="hy-AM"/>
-        </w:rPr>
+        <w:ind w:firstLine="720"/>
+        <w:rPr>
+          <w:rFonts w:ascii="GHEA Grapalat" w:hAnsi="GHEA Grapalat"/>
+          <w:lang w:val="hy-AM"/>
+        </w:rPr>
+      </w:pPr>
+      <w:r>
+        <w:rPr>
+          <w:rFonts w:ascii="GHEA Grapalat" w:hAnsi="GHEA Grapalat"/>
+          <w:b/>
+          <w:bCs/>
+          <w:lang w:val="hy-AM"/>
+        </w:rPr>
+        <w:lastRenderedPageBreak/>
         <w:t>Սահմանում 1.2.2</w:t>
       </w:r>
       <w:r>
@@ -14295,7 +14194,6 @@
     </w:p>
     <w:p>
       <w:pPr>
-        <w:ind w:left="720"/>
         <w:rPr>
           <w:rFonts w:ascii="GHEA Grapalat" w:hAnsi="GHEA Grapalat"/>
         </w:rPr>
@@ -14317,7 +14215,6 @@
     </w:p>
     <w:p>
       <w:pPr>
-        <w:ind w:left="720"/>
         <w:rPr>
           <w:rFonts w:ascii="GHEA Grapalat" w:hAnsi="GHEA Grapalat"/>
         </w:rPr>
@@ -14533,7 +14430,6 @@
     </w:p>
     <w:p>
       <w:pPr>
-        <w:ind w:left="720"/>
         <w:rPr>
           <w:rFonts w:ascii="GHEA Grapalat" w:hAnsi="GHEA Grapalat"/>
         </w:rPr>
@@ -14587,7 +14483,6 @@
     </w:p>
     <w:p>
       <w:pPr>
-        <w:ind w:left="720"/>
         <w:rPr>
           <w:rFonts w:ascii="GHEA Grapalat" w:hAnsi="GHEA Grapalat"/>
         </w:rPr>
@@ -14609,7 +14504,6 @@
     </w:p>
     <w:p>
       <w:pPr>
-        <w:ind w:left="720"/>
         <w:rPr>
           <w:rFonts w:ascii="GHEA Grapalat" w:hAnsi="GHEA Grapalat"/>
         </w:rPr>
@@ -14631,7 +14525,7 @@
     </w:p>
     <w:p>
       <w:pPr>
-        <w:ind w:left="720"/>
+        <w:ind w:firstLine="720"/>
         <w:rPr>
           <w:rFonts w:ascii="GHEA Grapalat" w:hAnsi="GHEA Grapalat"/>
         </w:rPr>
@@ -14661,7 +14555,6 @@
     </w:p>
     <w:p>
       <w:pPr>
-        <w:ind w:left="720"/>
         <w:rPr>
           <w:rFonts w:ascii="GHEA Grapalat" w:hAnsi="GHEA Grapalat"/>
         </w:rPr>
@@ -14783,7 +14676,6 @@
     </w:p>
     <w:p>
       <w:pPr>
-        <w:ind w:left="720"/>
         <w:rPr>
           <w:rFonts w:ascii="GHEA Grapalat" w:hAnsi="GHEA Grapalat"/>
           <w:iCs/>
@@ -15144,7 +15036,7 @@
     </w:p>
     <w:p>
       <w:pPr>
-        <w:ind w:left="720"/>
+        <w:ind w:firstLine="720"/>
         <w:rPr>
           <w:rFonts w:ascii="GHEA Grapalat" w:hAnsi="GHEA Grapalat"/>
           <w:lang w:val="hy-AM"/>
@@ -15386,18 +15278,17 @@
     </w:p>
     <w:p>
       <w:pPr>
-        <w:ind w:left="720"/>
-        <w:rPr>
-          <w:rFonts w:ascii="GHEA Grapalat" w:hAnsi="GHEA Grapalat"/>
-          <w:lang w:val="hy-AM"/>
-        </w:rPr>
-      </w:pPr>
-      <w:r>
-        <w:rPr>
-          <w:rFonts w:ascii="GHEA Grapalat" w:hAnsi="GHEA Grapalat"/>
-          <w:lang w:val="hy-AM"/>
-        </w:rPr>
-        <w:lastRenderedPageBreak/>
+        <w:ind w:firstLine="720"/>
+        <w:rPr>
+          <w:rFonts w:ascii="GHEA Grapalat" w:hAnsi="GHEA Grapalat"/>
+          <w:lang w:val="hy-AM"/>
+        </w:rPr>
+      </w:pPr>
+      <w:r>
+        <w:rPr>
+          <w:rFonts w:ascii="GHEA Grapalat" w:hAnsi="GHEA Grapalat"/>
+          <w:lang w:val="hy-AM"/>
+        </w:rPr>
         <w:t xml:space="preserve">Նկատենք, որ եթե </w:t>
       </w:r>
       <w:r>
@@ -15685,7 +15576,7 @@
     </w:p>
     <w:p>
       <w:pPr>
-        <w:ind w:left="720"/>
+        <w:ind w:firstLine="720"/>
         <w:rPr>
           <w:rFonts w:ascii="GHEA Grapalat" w:hAnsi="GHEA Grapalat"/>
           <w:lang w:val="hy-AM"/>
@@ -16104,19 +15995,20 @@
     </w:p>
     <w:p>
       <w:pPr>
-        <w:ind w:left="720"/>
-        <w:rPr>
-          <w:rFonts w:ascii="GHEA Grapalat" w:hAnsi="GHEA Grapalat"/>
-          <w:lang w:val="hy-AM"/>
-        </w:rPr>
-      </w:pPr>
-      <w:r>
-        <w:rPr>
-          <w:rFonts w:ascii="GHEA Grapalat" w:hAnsi="GHEA Grapalat"/>
-          <w:b/>
-          <w:bCs/>
-          <w:lang w:val="hy-AM"/>
-        </w:rPr>
+        <w:ind w:firstLine="720"/>
+        <w:rPr>
+          <w:rFonts w:ascii="GHEA Grapalat" w:hAnsi="GHEA Grapalat"/>
+          <w:lang w:val="hy-AM"/>
+        </w:rPr>
+      </w:pPr>
+      <w:r>
+        <w:rPr>
+          <w:rFonts w:ascii="GHEA Grapalat" w:hAnsi="GHEA Grapalat"/>
+          <w:b/>
+          <w:bCs/>
+          <w:lang w:val="hy-AM"/>
+        </w:rPr>
+        <w:lastRenderedPageBreak/>
         <w:t>Թեորեմ 1.2.2:</w:t>
       </w:r>
       <w:r>
@@ -16316,7 +16208,7 @@
     </w:p>
     <w:p>
       <w:pPr>
-        <w:ind w:left="720"/>
+        <w:ind w:firstLine="720"/>
         <w:rPr>
           <w:rFonts w:ascii="GHEA Grapalat" w:hAnsi="GHEA Grapalat"/>
           <w:lang w:val="hy-AM"/>
@@ -16512,7 +16404,6 @@
     </w:p>
     <w:p>
       <w:pPr>
-        <w:ind w:left="720"/>
         <w:rPr>
           <w:rFonts w:ascii="GHEA Grapalat" w:hAnsi="GHEA Grapalat"/>
           <w:lang w:val="hy-AM"/>
@@ -16566,7 +16457,7 @@
     </w:p>
     <w:p>
       <w:pPr>
-        <w:ind w:left="720"/>
+        <w:ind w:firstLine="720"/>
         <w:rPr>
           <w:rFonts w:ascii="GHEA Grapalat" w:hAnsi="GHEA Grapalat"/>
           <w:lang w:val="hy-AM"/>
@@ -16970,7 +16861,6 @@
     </w:p>
     <w:p>
       <w:pPr>
-        <w:ind w:left="720"/>
         <w:rPr>
           <w:rFonts w:ascii="GHEA Grapalat" w:hAnsi="GHEA Grapalat"/>
           <w:lang w:val="hy-AM"/>
@@ -17084,7 +16974,6 @@
     </w:p>
     <w:p>
       <w:pPr>
-        <w:ind w:left="720"/>
         <w:rPr>
           <w:rFonts w:ascii="GHEA Grapalat" w:hAnsi="GHEA Grapalat"/>
           <w:b/>
@@ -17158,7 +17047,6 @@
     </w:p>
     <w:p>
       <w:pPr>
-        <w:ind w:left="720"/>
         <w:rPr>
           <w:rFonts w:ascii="GHEA Grapalat" w:hAnsi="GHEA Grapalat"/>
           <w:lang w:val="hy-AM"/>
@@ -17323,7 +17211,7 @@
     </w:p>
     <w:p>
       <w:pPr>
-        <w:ind w:left="720"/>
+        <w:ind w:firstLine="720"/>
         <w:rPr>
           <w:rFonts w:ascii="GHEA Grapalat" w:hAnsi="GHEA Grapalat"/>
           <w:lang w:val="hy-AM"/>
@@ -17607,7 +17495,6 @@
     </w:p>
     <w:p>
       <w:pPr>
-        <w:ind w:left="720"/>
         <w:rPr>
           <w:rFonts w:ascii="GHEA Grapalat" w:hAnsi="GHEA Grapalat"/>
           <w:lang w:val="hy-AM"/>
@@ -17684,7 +17571,7 @@
     </w:p>
     <w:p>
       <w:pPr>
-        <w:ind w:left="720"/>
+        <w:ind w:firstLine="720"/>
         <w:rPr>
           <w:rFonts w:ascii="GHEA Grapalat" w:hAnsi="GHEA Grapalat"/>
           <w:lang w:val="hy-AM"/>
@@ -18992,7 +18879,7 @@
     </w:p>
     <w:p>
       <w:pPr>
-        <w:ind w:left="720"/>
+        <w:ind w:firstLine="720"/>
         <w:rPr>
           <w:rFonts w:ascii="GHEA Grapalat" w:hAnsi="GHEA Grapalat"/>
           <w:lang w:val="hy-AM"/>
@@ -19226,20 +19113,19 @@
     </w:p>
     <w:p>
       <w:pPr>
-        <w:ind w:left="720"/>
-        <w:rPr>
-          <w:rFonts w:ascii="GHEA Grapalat" w:hAnsi="GHEA Grapalat"/>
-          <w:lang w:val="hy-AM"/>
-        </w:rPr>
-      </w:pPr>
-      <w:r>
-        <w:rPr>
-          <w:rFonts w:ascii="GHEA Grapalat" w:hAnsi="GHEA Grapalat"/>
-          <w:b/>
-          <w:bCs/>
-          <w:lang w:val="hy-AM"/>
-        </w:rPr>
-        <w:lastRenderedPageBreak/>
+        <w:ind w:firstLine="720"/>
+        <w:rPr>
+          <w:rFonts w:ascii="GHEA Grapalat" w:hAnsi="GHEA Grapalat"/>
+          <w:lang w:val="hy-AM"/>
+        </w:rPr>
+      </w:pPr>
+      <w:r>
+        <w:rPr>
+          <w:rFonts w:ascii="GHEA Grapalat" w:hAnsi="GHEA Grapalat"/>
+          <w:b/>
+          <w:bCs/>
+          <w:lang w:val="hy-AM"/>
+        </w:rPr>
         <w:t xml:space="preserve">Սահմանում 1.2.12: </w:t>
       </w:r>
       <m:oMath>
@@ -19883,7 +19769,7 @@
     </w:p>
     <w:p>
       <w:pPr>
-        <w:ind w:left="720"/>
+        <w:ind w:firstLine="720"/>
         <w:rPr>
           <w:rFonts w:ascii="GHEA Grapalat" w:hAnsi="GHEA Grapalat"/>
           <w:lang w:val="hy-AM"/>
@@ -20145,7 +20031,7 @@
     </w:p>
     <w:p>
       <w:pPr>
-        <w:ind w:left="720"/>
+        <w:ind w:firstLine="720"/>
         <w:rPr>
           <w:rFonts w:ascii="GHEA Grapalat" w:hAnsi="GHEA Grapalat"/>
           <w:lang w:val="hy-AM"/>
@@ -20383,19 +20269,20 @@
     </w:p>
     <w:p>
       <w:pPr>
-        <w:ind w:left="720"/>
-        <w:rPr>
-          <w:rFonts w:ascii="GHEA Grapalat" w:hAnsi="GHEA Grapalat"/>
-          <w:lang w:val="hy-AM"/>
-        </w:rPr>
-      </w:pPr>
-      <w:r>
-        <w:rPr>
-          <w:rFonts w:ascii="GHEA Grapalat" w:hAnsi="GHEA Grapalat"/>
-          <w:b/>
-          <w:bCs/>
-          <w:lang w:val="hy-AM"/>
-        </w:rPr>
+        <w:ind w:firstLine="720"/>
+        <w:rPr>
+          <w:rFonts w:ascii="GHEA Grapalat" w:hAnsi="GHEA Grapalat"/>
+          <w:lang w:val="hy-AM"/>
+        </w:rPr>
+      </w:pPr>
+      <w:r>
+        <w:rPr>
+          <w:rFonts w:ascii="GHEA Grapalat" w:hAnsi="GHEA Grapalat"/>
+          <w:b/>
+          <w:bCs/>
+          <w:lang w:val="hy-AM"/>
+        </w:rPr>
+        <w:lastRenderedPageBreak/>
         <w:t xml:space="preserve">Սահմանում 1.2.15: </w:t>
       </w:r>
       <m:oMath>
@@ -20420,7 +20307,7 @@
     </w:p>
     <w:p>
       <w:pPr>
-        <w:ind w:left="720"/>
+        <w:ind w:firstLine="720"/>
         <w:rPr>
           <w:rFonts w:ascii="GHEA Grapalat" w:hAnsi="GHEA Grapalat"/>
           <w:lang w:val="hy-AM"/>
@@ -20489,7 +20376,6 @@
     </w:p>
     <w:p>
       <w:pPr>
-        <w:ind w:left="720"/>
         <w:rPr>
           <w:rFonts w:ascii="GHEA Grapalat" w:hAnsi="GHEA Grapalat"/>
           <w:lang w:val="hy-AM"/>
@@ -20787,11 +20673,6 @@
     </w:p>
     <w:p>
       <w:pPr>
-        <w:numPr>
-          <w:ilvl w:val="0"/>
-          <w:numId w:val="1"/>
-        </w:numPr>
-        <w:ind w:left="720" w:firstLine="0"/>
         <w:rPr>
           <w:rFonts w:ascii="GHEA Grapalat" w:hAnsi="GHEA Grapalat"/>
           <w:lang w:val="hy-AM"/>
@@ -21048,11 +20929,6 @@
     </w:p>
     <w:p>
       <w:pPr>
-        <w:numPr>
-          <w:ilvl w:val="0"/>
-          <w:numId w:val="1"/>
-        </w:numPr>
-        <w:ind w:left="720" w:firstLine="0"/>
         <w:rPr>
           <w:rFonts w:ascii="GHEA Grapalat" w:hAnsi="GHEA Grapalat"/>
           <w:i/>
@@ -21269,11 +21145,6 @@
     </w:p>
     <w:p>
       <w:pPr>
-        <w:numPr>
-          <w:ilvl w:val="0"/>
-          <w:numId w:val="1"/>
-        </w:numPr>
-        <w:ind w:left="720" w:firstLine="0"/>
         <w:rPr>
           <w:rFonts w:ascii="GHEA Grapalat" w:hAnsi="GHEA Grapalat"/>
           <w:b/>
@@ -21565,7 +21436,7 @@
     </w:p>
     <w:p>
       <w:pPr>
-        <w:ind w:left="720"/>
+        <w:ind w:firstLine="720"/>
         <w:rPr>
           <w:rFonts w:ascii="GHEA Grapalat" w:hAnsi="GHEA Grapalat"/>
           <w:i/>
@@ -21579,7 +21450,25 @@
           <w:bCs/>
           <w:lang w:val="hy-AM"/>
         </w:rPr>
-        <w:t>Լէմմա1.2.1</w:t>
+        <w:t>Լ</w:t>
+      </w:r>
+      <w:r>
+        <w:rPr>
+          <w:rFonts w:ascii="GHEA Grapalat" w:hAnsi="GHEA Grapalat"/>
+          <w:b/>
+          <w:bCs/>
+          <w:lang w:val="hy-AM"/>
+        </w:rPr>
+        <w:t>ե</w:t>
+      </w:r>
+      <w:r>
+        <w:rPr>
+          <w:rFonts w:ascii="GHEA Grapalat" w:hAnsi="GHEA Grapalat"/>
+          <w:b/>
+          <w:bCs/>
+          <w:lang w:val="hy-AM"/>
+        </w:rPr>
+        <w:t>մմա1.2.1</w:t>
       </w:r>
       <w:r>
         <w:rPr>
@@ -21655,7 +21544,6 @@
     </w:p>
     <w:p>
       <w:pPr>
-        <w:ind w:left="720"/>
         <w:rPr>
           <w:rFonts w:ascii="GHEA Grapalat" w:hAnsi="GHEA Grapalat"/>
           <w:lang w:val="hy-AM"/>
@@ -21787,7 +21675,7 @@
     </w:p>
     <w:p>
       <w:pPr>
-        <w:ind w:left="720"/>
+        <w:ind w:firstLine="720"/>
         <w:rPr>
           <w:rFonts w:ascii="GHEA Grapalat" w:hAnsi="GHEA Grapalat"/>
           <w:lang w:val="hy-AM"/>
@@ -21848,26 +21736,26 @@
           <w:b/>
           <w:color w:val="auto"/>
         </w:rPr>
-        <w:lastRenderedPageBreak/>
         <w:t xml:space="preserve"> </w:t>
       </w:r>
-      <w:bookmarkStart w:id="5" w:name="_Toc215522703"/>
-      <w:r>
-        <w:rPr>
-          <w:b/>
-          <w:color w:val="auto"/>
-        </w:rPr>
-        <w:t>1.3. Կապակցվածության բաղադրիչներ և կապակցված գրաֆներ</w:t>
-      </w:r>
-      <w:bookmarkEnd w:id="5"/>
+      <w:bookmarkStart w:id="6" w:name="_Toc215522703"/>
     </w:p>
     <w:p>
       <w:pPr>
-        <w:ind w:left="720"/>
-        <w:rPr>
-          <w:rFonts w:ascii="GHEA Grapalat" w:hAnsi="GHEA Grapalat"/>
-        </w:rPr>
-      </w:pPr>
+        <w:pStyle w:val="Heading2"/>
+        <w:rPr>
+          <w:b/>
+          <w:color w:val="auto"/>
+        </w:rPr>
+      </w:pPr>
+      <w:r>
+        <w:rPr>
+          <w:b/>
+          <w:color w:val="auto"/>
+        </w:rPr>
+        <w:t>1.3. Կապակցվածության բաղադրիչներ և կապակցված գրաֆներ</w:t>
+      </w:r>
+      <w:bookmarkEnd w:id="6"/>
     </w:p>
     <w:p>
       <w:pPr>
@@ -21876,71 +21764,78 @@
           <w:rFonts w:ascii="GHEA Grapalat" w:hAnsi="GHEA Grapalat"/>
         </w:rPr>
       </w:pPr>
-      <w:r>
-        <w:rPr>
-          <w:rFonts w:ascii="GHEA Grapalat" w:hAnsi="GHEA Grapalat"/>
-        </w:rPr>
-        <w:t xml:space="preserve">Դիցուք </w:t>
-      </w:r>
-      <w:r>
-        <w:rPr>
-          <w:rFonts w:ascii="Cambria Math" w:hAnsi="Cambria Math" w:cs="Cambria Math"/>
-          <w:b/>
-          <w:bCs/>
-        </w:rPr>
-        <w:t>𝐺</w:t>
-      </w:r>
-      <w:r>
-        <w:rPr>
-          <w:rFonts w:ascii="GHEA Grapalat" w:hAnsi="GHEA Grapalat"/>
-          <w:b/>
-          <w:bCs/>
-        </w:rPr>
-        <w:t xml:space="preserve"> = (</w:t>
-      </w:r>
-      <w:r>
-        <w:rPr>
-          <w:rFonts w:ascii="Cambria Math" w:hAnsi="Cambria Math" w:cs="Cambria Math"/>
-          <w:b/>
-          <w:bCs/>
-        </w:rPr>
-        <w:t>𝑉</w:t>
-      </w:r>
-      <w:r>
-        <w:rPr>
-          <w:rFonts w:ascii="GHEA Grapalat" w:hAnsi="GHEA Grapalat"/>
-          <w:b/>
-          <w:bCs/>
-        </w:rPr>
-        <w:t xml:space="preserve">, </w:t>
-      </w:r>
-      <w:r>
-        <w:rPr>
-          <w:rFonts w:ascii="Cambria Math" w:hAnsi="Cambria Math" w:cs="Cambria Math"/>
-          <w:b/>
-          <w:bCs/>
-        </w:rPr>
-        <w:t>𝐸</w:t>
-      </w:r>
-      <w:r>
-        <w:rPr>
-          <w:rFonts w:ascii="GHEA Grapalat" w:hAnsi="GHEA Grapalat"/>
-          <w:b/>
-          <w:bCs/>
-          <w:lang w:val="hy-AM"/>
-        </w:rPr>
-        <w:t>)</w:t>
-      </w:r>
-      <w:r>
-        <w:rPr>
-          <w:rFonts w:ascii="GHEA Grapalat" w:hAnsi="GHEA Grapalat"/>
-        </w:rPr>
-        <w:t xml:space="preserve">-ն գրաֆ է: </w:t>
-      </w:r>
     </w:p>
     <w:p>
       <w:pPr>
-        <w:ind w:left="720"/>
+        <w:rPr>
+          <w:rFonts w:ascii="GHEA Grapalat" w:hAnsi="GHEA Grapalat"/>
+        </w:rPr>
+      </w:pPr>
+      <w:r>
+        <w:rPr>
+          <w:rFonts w:ascii="GHEA Grapalat" w:hAnsi="GHEA Grapalat"/>
+        </w:rPr>
+        <w:t xml:space="preserve">Դիցուք </w:t>
+      </w:r>
+      <w:r>
+        <w:rPr>
+          <w:rFonts w:ascii="Cambria Math" w:hAnsi="Cambria Math" w:cs="Cambria Math"/>
+          <w:b/>
+          <w:bCs/>
+        </w:rPr>
+        <w:t>𝐺</w:t>
+      </w:r>
+      <w:r>
+        <w:rPr>
+          <w:rFonts w:ascii="GHEA Grapalat" w:hAnsi="GHEA Grapalat"/>
+          <w:b/>
+          <w:bCs/>
+        </w:rPr>
+        <w:t xml:space="preserve"> = (</w:t>
+      </w:r>
+      <w:r>
+        <w:rPr>
+          <w:rFonts w:ascii="Cambria Math" w:hAnsi="Cambria Math" w:cs="Cambria Math"/>
+          <w:b/>
+          <w:bCs/>
+        </w:rPr>
+        <w:t>𝑉</w:t>
+      </w:r>
+      <w:r>
+        <w:rPr>
+          <w:rFonts w:ascii="GHEA Grapalat" w:hAnsi="GHEA Grapalat"/>
+          <w:b/>
+          <w:bCs/>
+        </w:rPr>
+        <w:t xml:space="preserve">, </w:t>
+      </w:r>
+      <w:r>
+        <w:rPr>
+          <w:rFonts w:ascii="Cambria Math" w:hAnsi="Cambria Math" w:cs="Cambria Math"/>
+          <w:b/>
+          <w:bCs/>
+        </w:rPr>
+        <w:t>𝐸</w:t>
+      </w:r>
+      <w:r>
+        <w:rPr>
+          <w:rFonts w:ascii="GHEA Grapalat" w:hAnsi="GHEA Grapalat"/>
+          <w:b/>
+          <w:bCs/>
+          <w:lang w:val="hy-AM"/>
+        </w:rPr>
+        <w:t>)</w:t>
+      </w:r>
+      <w:r>
+        <w:rPr>
+          <w:rFonts w:ascii="GHEA Grapalat" w:hAnsi="GHEA Grapalat"/>
+        </w:rPr>
+        <w:t xml:space="preserve">-ն գրաֆ է: </w:t>
+      </w:r>
+    </w:p>
+    <w:p>
+      <w:pPr>
+        <w:ind w:firstLine="720"/>
         <w:rPr>
           <w:rFonts w:ascii="GHEA Grapalat" w:hAnsi="GHEA Grapalat"/>
         </w:rPr>
@@ -22119,7 +22014,7 @@
     </w:p>
     <w:p>
       <w:pPr>
-        <w:ind w:left="720"/>
+        <w:ind w:firstLine="720"/>
         <w:rPr>
           <w:rFonts w:ascii="GHEA Grapalat" w:hAnsi="GHEA Grapalat"/>
         </w:rPr>
@@ -22133,17 +22028,18 @@
     </w:p>
     <w:p>
       <w:pPr>
-        <w:ind w:left="720"/>
-        <w:rPr>
-          <w:rFonts w:ascii="GHEA Grapalat" w:hAnsi="GHEA Grapalat"/>
-          <w:lang w:val="hy-AM"/>
-        </w:rPr>
-      </w:pPr>
-      <w:r>
-        <w:rPr>
-          <w:rFonts w:ascii="GHEA Grapalat" w:hAnsi="GHEA Grapalat"/>
-          <w:lang w:val="hy-AM"/>
-        </w:rPr>
+        <w:ind w:firstLine="720"/>
+        <w:rPr>
+          <w:rFonts w:ascii="GHEA Grapalat" w:hAnsi="GHEA Grapalat"/>
+          <w:lang w:val="hy-AM"/>
+        </w:rPr>
+      </w:pPr>
+      <w:r>
+        <w:rPr>
+          <w:rFonts w:ascii="GHEA Grapalat" w:hAnsi="GHEA Grapalat"/>
+          <w:lang w:val="hy-AM"/>
+        </w:rPr>
+        <w:lastRenderedPageBreak/>
         <w:t xml:space="preserve">Եթե </w:t>
       </w:r>
       <w:r>
@@ -22454,7 +22350,7 @@
     </w:p>
     <w:p>
       <w:pPr>
-        <w:ind w:left="720"/>
+        <w:ind w:firstLine="720"/>
         <w:rPr>
           <w:rFonts w:ascii="GHEA Grapalat" w:hAnsi="GHEA Grapalat"/>
         </w:rPr>
@@ -22493,11 +22389,7 @@
     </w:p>
     <w:p>
       <w:pPr>
-        <w:numPr>
-          <w:ilvl w:val="0"/>
-          <w:numId w:val="2"/>
-        </w:numPr>
-        <w:ind w:firstLine="0"/>
+        <w:ind w:firstLine="720"/>
         <w:rPr>
           <w:rFonts w:ascii="GHEA Grapalat" w:hAnsi="GHEA Grapalat"/>
         </w:rPr>
@@ -22578,11 +22470,7 @@
     </w:p>
     <w:p>
       <w:pPr>
-        <w:numPr>
-          <w:ilvl w:val="0"/>
-          <w:numId w:val="2"/>
-        </w:numPr>
-        <w:ind w:firstLine="0"/>
+        <w:ind w:firstLine="720"/>
         <w:rPr>
           <w:rFonts w:ascii="GHEA Grapalat" w:hAnsi="GHEA Grapalat"/>
           <w:b/>
@@ -22739,11 +22627,7 @@
     </w:p>
     <w:p>
       <w:pPr>
-        <w:numPr>
-          <w:ilvl w:val="0"/>
-          <w:numId w:val="2"/>
-        </w:numPr>
-        <w:ind w:firstLine="0"/>
+        <w:ind w:firstLine="720"/>
         <w:rPr>
           <w:rFonts w:ascii="GHEA Grapalat" w:hAnsi="GHEA Grapalat"/>
         </w:rPr>
@@ -22961,7 +22845,7 @@
     </w:p>
     <w:p>
       <w:pPr>
-        <w:ind w:left="720"/>
+        <w:ind w:firstLine="720"/>
         <w:rPr>
           <w:rFonts w:ascii="GHEA Grapalat" w:hAnsi="GHEA Grapalat"/>
           <w:i/>
@@ -23269,7 +23153,7 @@
     </w:p>
     <w:p>
       <w:pPr>
-        <w:ind w:left="720"/>
+        <w:ind w:firstLine="720"/>
         <w:rPr>
           <w:rFonts w:ascii="GHEA Grapalat" w:hAnsi="GHEA Grapalat"/>
         </w:rPr>
@@ -23353,7 +23237,6 @@
     </w:p>
     <w:p>
       <w:pPr>
-        <w:ind w:left="720"/>
         <w:rPr>
           <w:rFonts w:ascii="GHEA Grapalat" w:hAnsi="GHEA Grapalat"/>
         </w:rPr>
@@ -23367,7 +23250,6 @@
     </w:p>
     <w:p>
       <w:pPr>
-        <w:ind w:left="720"/>
         <w:rPr>
           <w:rFonts w:ascii="GHEA Grapalat" w:hAnsi="GHEA Grapalat"/>
         </w:rPr>
@@ -23443,26 +23325,12 @@
         <w:rPr>
           <w:rFonts w:ascii="GHEA Grapalat" w:hAnsi="GHEA Grapalat"/>
         </w:rPr>
-        <w:t xml:space="preserve">գրաֆում գոյություն ունի ամենաերկար </w:t>
+        <w:t xml:space="preserve">գրաֆում գոյություն ունի ամենաերկար ճանապարհ: </w:t>
       </w:r>
     </w:p>
     <w:p>
       <w:pPr>
-        <w:ind w:left="720"/>
-        <w:rPr>
-          <w:rFonts w:ascii="GHEA Grapalat" w:hAnsi="GHEA Grapalat"/>
-        </w:rPr>
-      </w:pPr>
-      <w:r>
-        <w:rPr>
-          <w:rFonts w:ascii="GHEA Grapalat" w:hAnsi="GHEA Grapalat"/>
-        </w:rPr>
-        <w:t xml:space="preserve">ճանապարհ: </w:t>
-      </w:r>
-    </w:p>
-    <w:p>
-      <w:pPr>
-        <w:ind w:left="720"/>
+        <w:ind w:firstLine="720"/>
         <w:rPr>
           <w:rFonts w:ascii="GHEA Grapalat" w:hAnsi="GHEA Grapalat"/>
         </w:rPr>
@@ -23685,7 +23553,7 @@
     </w:p>
     <w:p>
       <w:pPr>
-        <w:ind w:left="720"/>
+        <w:ind w:firstLine="720"/>
         <w:rPr>
           <w:rFonts w:ascii="GHEA Grapalat" w:hAnsi="GHEA Grapalat"/>
         </w:rPr>
@@ -23820,11 +23688,7 @@
     </w:p>
     <w:p>
       <w:pPr>
-        <w:numPr>
-          <w:ilvl w:val="0"/>
-          <w:numId w:val="3"/>
-        </w:numPr>
-        <w:ind w:firstLine="0"/>
+        <w:ind w:left="720" w:firstLine="720"/>
         <w:rPr>
           <w:rFonts w:ascii="GHEA Grapalat" w:hAnsi="GHEA Grapalat"/>
         </w:rPr>
@@ -23837,7 +23701,6 @@
           <w:rPr>
             <w:rFonts w:ascii="Cambria Math" w:hAnsi="Cambria Math"/>
           </w:rPr>
-          <w:lastRenderedPageBreak/>
           <m:t>cyc</m:t>
         </m:r>
       </m:oMath>
@@ -23883,11 +23746,7 @@
     </w:p>
     <w:p>
       <w:pPr>
-        <w:numPr>
-          <w:ilvl w:val="0"/>
-          <w:numId w:val="3"/>
-        </w:numPr>
-        <w:ind w:firstLine="0"/>
+        <w:ind w:left="720" w:firstLine="720"/>
         <w:rPr>
           <w:rFonts w:ascii="GHEA Grapalat" w:hAnsi="GHEA Grapalat"/>
         </w:rPr>
@@ -23945,7 +23804,7 @@
     </w:p>
     <w:p>
       <w:pPr>
-        <w:ind w:left="720"/>
+        <w:ind w:firstLine="720"/>
         <w:rPr>
           <w:rFonts w:ascii="GHEA Grapalat" w:hAnsi="GHEA Grapalat"/>
         </w:rPr>
@@ -24246,7 +24105,7 @@
           <w:color w:val="auto"/>
         </w:rPr>
       </w:pPr>
-      <w:bookmarkStart w:id="6" w:name="_Toc215522704"/>
+      <w:bookmarkStart w:id="7" w:name="_Toc215522704"/>
       <w:r>
         <w:rPr>
           <w:b/>
@@ -24268,12 +24127,12 @@
         </w:rPr>
         <w:t xml:space="preserve"> Գրաֆի Կշիռ</w:t>
       </w:r>
-      <w:bookmarkEnd w:id="6"/>
+      <w:bookmarkEnd w:id="7"/>
     </w:p>
     <w:p>
       <w:pPr>
         <w:pStyle w:val="NormalWeb"/>
-        <w:ind w:left="720"/>
+        <w:ind w:firstLine="720"/>
         <w:rPr>
           <w:rFonts w:ascii="GHEA Grapalat" w:hAnsi="GHEA Grapalat"/>
         </w:rPr>
@@ -24321,7 +24180,10 @@
     <w:p>
       <w:pPr>
         <w:pStyle w:val="Heading4"/>
-        <w:ind w:left="720"/>
+        <w:numPr>
+          <w:ilvl w:val="2"/>
+          <w:numId w:val="38"/>
+        </w:numPr>
         <w:rPr>
           <w:rFonts w:ascii="GHEA Grapalat" w:hAnsi="GHEA Grapalat"/>
           <w:b/>
@@ -24334,49 +24196,14 @@
           <w:b/>
           <w:color w:val="auto"/>
         </w:rPr>
-        <w:t>1.</w:t>
-      </w:r>
-      <w:r>
-        <w:rPr>
-          <w:rFonts w:ascii="GHEA Grapalat" w:hAnsi="GHEA Grapalat"/>
-          <w:b/>
-          <w:color w:val="auto"/>
-        </w:rPr>
-        <w:t>4</w:t>
-      </w:r>
-      <w:r>
-        <w:rPr>
-          <w:rFonts w:ascii="GHEA Grapalat" w:hAnsi="GHEA Grapalat"/>
-          <w:b/>
-          <w:color w:val="auto"/>
-        </w:rPr>
-        <w:t>.</w:t>
-      </w:r>
-      <w:r>
-        <w:rPr>
-          <w:rFonts w:ascii="GHEA Grapalat" w:hAnsi="GHEA Grapalat"/>
-          <w:b/>
-          <w:color w:val="auto"/>
-        </w:rPr>
-        <w:t>1</w:t>
-      </w:r>
-      <w:r>
-        <w:rPr>
-          <w:rFonts w:ascii="GHEA Grapalat" w:hAnsi="GHEA Grapalat"/>
-          <w:b/>
-          <w:color w:val="auto"/>
-        </w:rPr>
-        <w:t xml:space="preserve"> Սահմանում</w:t>
+        <w:lastRenderedPageBreak/>
+        <w:t>Սահմանում</w:t>
       </w:r>
     </w:p>
     <w:p>
       <w:pPr>
         <w:pStyle w:val="NormalWeb"/>
-        <w:numPr>
-          <w:ilvl w:val="0"/>
-          <w:numId w:val="4"/>
-        </w:numPr>
-        <w:ind w:firstLine="0"/>
+        <w:ind w:firstLine="720"/>
         <w:rPr>
           <w:rFonts w:ascii="GHEA Grapalat" w:hAnsi="GHEA Grapalat"/>
         </w:rPr>
@@ -24514,11 +24341,7 @@
     <w:p>
       <w:pPr>
         <w:pStyle w:val="NormalWeb"/>
-        <w:numPr>
-          <w:ilvl w:val="0"/>
-          <w:numId w:val="4"/>
-        </w:numPr>
-        <w:ind w:firstLine="0"/>
+        <w:ind w:firstLine="720"/>
         <w:rPr>
           <w:rFonts w:ascii="GHEA Grapalat" w:hAnsi="GHEA Grapalat"/>
         </w:rPr>
@@ -24616,7 +24439,7 @@
     <w:p>
       <w:pPr>
         <w:pStyle w:val="NormalWeb"/>
-        <w:ind w:left="720"/>
+        <w:ind w:firstLine="720"/>
         <w:rPr>
           <w:rFonts w:ascii="GHEA Grapalat" w:hAnsi="GHEA Grapalat"/>
         </w:rPr>
@@ -24631,11 +24454,7 @@
     <w:p>
       <w:pPr>
         <w:pStyle w:val="NormalWeb"/>
-        <w:numPr>
-          <w:ilvl w:val="0"/>
-          <w:numId w:val="5"/>
-        </w:numPr>
-        <w:ind w:firstLine="0"/>
+        <w:ind w:firstLine="720"/>
         <w:rPr>
           <w:rFonts w:ascii="GHEA Grapalat" w:hAnsi="GHEA Grapalat"/>
         </w:rPr>
@@ -24658,11 +24477,7 @@
     <w:p>
       <w:pPr>
         <w:pStyle w:val="NormalWeb"/>
-        <w:numPr>
-          <w:ilvl w:val="0"/>
-          <w:numId w:val="5"/>
-        </w:numPr>
-        <w:ind w:firstLine="0"/>
+        <w:ind w:left="720"/>
         <w:rPr>
           <w:rFonts w:ascii="GHEA Grapalat" w:hAnsi="GHEA Grapalat"/>
         </w:rPr>
@@ -24685,11 +24500,7 @@
     <w:p>
       <w:pPr>
         <w:pStyle w:val="NormalWeb"/>
-        <w:numPr>
-          <w:ilvl w:val="0"/>
-          <w:numId w:val="5"/>
-        </w:numPr>
-        <w:ind w:firstLine="0"/>
+        <w:ind w:firstLine="720"/>
         <w:rPr>
           <w:rFonts w:ascii="GHEA Grapalat" w:hAnsi="GHEA Grapalat"/>
         </w:rPr>
@@ -24720,11 +24531,7 @@
     <w:p>
       <w:pPr>
         <w:pStyle w:val="NormalWeb"/>
-        <w:numPr>
-          <w:ilvl w:val="0"/>
-          <w:numId w:val="5"/>
-        </w:numPr>
-        <w:ind w:firstLine="0"/>
+        <w:ind w:firstLine="720"/>
         <w:rPr>
           <w:rFonts w:ascii="GHEA Grapalat" w:hAnsi="GHEA Grapalat"/>
         </w:rPr>
@@ -24770,7 +24577,6 @@
           <w:i w:val="0"/>
           <w:color w:val="auto"/>
         </w:rPr>
-        <w:lastRenderedPageBreak/>
         <w:t>1.</w:t>
       </w:r>
       <w:r>
@@ -24795,11 +24601,7 @@
     <w:p>
       <w:pPr>
         <w:pStyle w:val="NormalWeb"/>
-        <w:numPr>
-          <w:ilvl w:val="0"/>
-          <w:numId w:val="6"/>
-        </w:numPr>
-        <w:ind w:firstLine="0"/>
+        <w:ind w:firstLine="720"/>
         <w:rPr>
           <w:rFonts w:ascii="GHEA Grapalat" w:hAnsi="GHEA Grapalat"/>
         </w:rPr>
@@ -24896,11 +24698,7 @@
     <w:p>
       <w:pPr>
         <w:pStyle w:val="NormalWeb"/>
-        <w:numPr>
-          <w:ilvl w:val="0"/>
-          <w:numId w:val="6"/>
-        </w:numPr>
-        <w:ind w:firstLine="0"/>
+        <w:ind w:firstLine="720"/>
         <w:rPr>
           <w:rFonts w:ascii="GHEA Grapalat" w:hAnsi="GHEA Grapalat"/>
         </w:rPr>
@@ -24997,11 +24795,16 @@
     <w:p>
       <w:pPr>
         <w:pStyle w:val="NormalWeb"/>
-        <w:numPr>
-          <w:ilvl w:val="0"/>
-          <w:numId w:val="6"/>
-        </w:numPr>
-        <w:ind w:firstLine="0"/>
+        <w:ind w:firstLine="720"/>
+        <w:rPr>
+          <w:rFonts w:ascii="GHEA Grapalat" w:hAnsi="GHEA Grapalat"/>
+        </w:rPr>
+      </w:pPr>
+    </w:p>
+    <w:p>
+      <w:pPr>
+        <w:pStyle w:val="NormalWeb"/>
+        <w:ind w:firstLine="720"/>
         <w:rPr>
           <w:rFonts w:ascii="GHEA Grapalat" w:hAnsi="GHEA Grapalat"/>
         </w:rPr>
@@ -25079,67 +24882,51 @@
     <w:p>
       <w:pPr>
         <w:pStyle w:val="NormalWeb"/>
-        <w:rPr>
-          <w:rFonts w:ascii="GHEA Grapalat" w:hAnsi="GHEA Grapalat"/>
-        </w:rPr>
-      </w:pPr>
+        <w:ind w:firstLine="720"/>
+        <w:rPr>
+          <w:rFonts w:ascii="GHEA Grapalat" w:hAnsi="GHEA Grapalat"/>
+        </w:rPr>
+      </w:pPr>
+      <w:r>
+        <w:rPr>
+          <w:rFonts w:ascii="GHEA Grapalat" w:hAnsi="GHEA Grapalat"/>
+          <w:b/>
+          <w:bCs/>
+        </w:rPr>
+        <w:t>Արգելված են</w:t>
+      </w:r>
+      <w:r>
+        <w:rPr>
+          <w:rFonts w:ascii="GHEA Grapalat" w:hAnsi="GHEA Grapalat"/>
+        </w:rPr>
+        <w:t xml:space="preserve"> Դեյքստրայի և </w:t>
+      </w:r>
+      <w:r>
+        <w:rPr>
+          <w:rFonts w:ascii="GHEA Grapalat" w:hAnsi="GHEA Grapalat"/>
+          <w:lang w:val="hy-AM"/>
+        </w:rPr>
+        <w:t>Ա</w:t>
+      </w:r>
+      <w:r>
+        <w:rPr>
+          <w:rFonts w:ascii="GHEA Grapalat" w:hAnsi="GHEA Grapalat"/>
+        </w:rPr>
+        <w:t>* ալգորիթմների համար, քանի որ կարող են խախտել ընտրության սկզբունքը։</w:t>
+      </w:r>
     </w:p>
     <w:p>
       <w:pPr>
         <w:pStyle w:val="NormalWeb"/>
-        <w:numPr>
-          <w:ilvl w:val="1"/>
-          <w:numId w:val="6"/>
-        </w:numPr>
-        <w:ind w:left="720" w:firstLine="0"/>
-        <w:rPr>
-          <w:rFonts w:ascii="GHEA Grapalat" w:hAnsi="GHEA Grapalat"/>
-        </w:rPr>
-      </w:pPr>
-      <w:r>
-        <w:rPr>
-          <w:rFonts w:ascii="GHEA Grapalat" w:hAnsi="GHEA Grapalat"/>
-          <w:b/>
-          <w:bCs/>
-        </w:rPr>
-        <w:t>Արգելված են</w:t>
-      </w:r>
-      <w:r>
-        <w:rPr>
-          <w:rFonts w:ascii="GHEA Grapalat" w:hAnsi="GHEA Grapalat"/>
-        </w:rPr>
-        <w:t xml:space="preserve"> Դեյքստրայի և </w:t>
-      </w:r>
-      <w:r>
-        <w:rPr>
-          <w:rFonts w:ascii="GHEA Grapalat" w:hAnsi="GHEA Grapalat"/>
-          <w:lang w:val="hy-AM"/>
-        </w:rPr>
-        <w:t>Ա</w:t>
-      </w:r>
-      <w:r>
-        <w:rPr>
-          <w:rFonts w:ascii="GHEA Grapalat" w:hAnsi="GHEA Grapalat"/>
-        </w:rPr>
-        <w:t>* ալգորիթմների համար, քանի որ կարող են խախտել ընտրության սկզբունքը։</w:t>
-      </w:r>
-    </w:p>
-    <w:p>
-      <w:pPr>
-        <w:pStyle w:val="NormalWeb"/>
-        <w:numPr>
-          <w:ilvl w:val="1"/>
-          <w:numId w:val="6"/>
-        </w:numPr>
-        <w:ind w:left="720" w:firstLine="0"/>
-        <w:rPr>
-          <w:rFonts w:ascii="GHEA Grapalat" w:hAnsi="GHEA Grapalat"/>
-        </w:rPr>
-      </w:pPr>
-      <w:r>
-        <w:rPr>
-          <w:rFonts w:ascii="GHEA Grapalat" w:hAnsi="GHEA Grapalat"/>
-        </w:rPr>
+        <w:rPr>
+          <w:rFonts w:ascii="GHEA Grapalat" w:hAnsi="GHEA Grapalat"/>
+        </w:rPr>
+      </w:pPr>
+      <w:r>
+        <w:rPr>
+          <w:rFonts w:ascii="GHEA Grapalat" w:hAnsi="GHEA Grapalat"/>
+        </w:rPr>
+        <w:lastRenderedPageBreak/>
         <w:t xml:space="preserve">Բացասական կշիռներ ունեցող գրաֆների համար օգտագործվում են այլ ալգորիթմներ (օրինակ՝ Բելման-Ֆորդի </w:t>
       </w:r>
       <w:proofErr w:type="gramStart"/>
@@ -25207,7 +24994,7 @@
     <w:p>
       <w:pPr>
         <w:pStyle w:val="NormalWeb"/>
-        <w:ind w:left="720"/>
+        <w:ind w:firstLine="720"/>
         <w:rPr>
           <w:rFonts w:ascii="GHEA Grapalat" w:hAnsi="GHEA Grapalat"/>
         </w:rPr>
@@ -25241,11 +25028,7 @@
     <w:p>
       <w:pPr>
         <w:pStyle w:val="NormalWeb"/>
-        <w:numPr>
-          <w:ilvl w:val="0"/>
-          <w:numId w:val="7"/>
-        </w:numPr>
-        <w:ind w:firstLine="0"/>
+        <w:ind w:firstLine="720"/>
         <w:rPr>
           <w:rFonts w:ascii="GHEA Grapalat" w:hAnsi="GHEA Grapalat"/>
         </w:rPr>
@@ -25529,11 +25312,7 @@
     <w:p>
       <w:pPr>
         <w:pStyle w:val="NormalWeb"/>
-        <w:numPr>
-          <w:ilvl w:val="0"/>
-          <w:numId w:val="7"/>
-        </w:numPr>
-        <w:ind w:firstLine="0"/>
+        <w:ind w:firstLine="720"/>
         <w:rPr>
           <w:rFonts w:ascii="GHEA Grapalat" w:hAnsi="GHEA Grapalat"/>
         </w:rPr>
@@ -25804,14 +25583,13 @@
           <w:color w:val="auto"/>
         </w:rPr>
       </w:pPr>
-      <w:bookmarkStart w:id="7" w:name="_Toc215522705"/>
+      <w:bookmarkStart w:id="8" w:name="_Toc215522705"/>
       <w:r>
         <w:rPr>
           <w:b/>
           <w:color w:val="auto"/>
           <w:lang w:val="hy-AM"/>
         </w:rPr>
-        <w:lastRenderedPageBreak/>
         <w:t>1</w:t>
       </w:r>
       <w:r>
@@ -25847,7 +25625,7 @@
         </w:rPr>
         <w:t>Էվրիստիկ Ֆունկցիա</w:t>
       </w:r>
-      <w:bookmarkEnd w:id="7"/>
+      <w:bookmarkEnd w:id="8"/>
     </w:p>
     <w:p>
       <w:pPr>
@@ -26018,11 +25796,7 @@
     <w:p>
       <w:pPr>
         <w:pStyle w:val="NormalWeb"/>
-        <w:numPr>
-          <w:ilvl w:val="0"/>
-          <w:numId w:val="8"/>
-        </w:numPr>
-        <w:ind w:firstLine="0"/>
+        <w:ind w:left="720"/>
         <w:rPr>
           <w:rFonts w:ascii="GHEA Grapalat" w:hAnsi="GHEA Grapalat"/>
         </w:rPr>
@@ -26069,11 +25843,7 @@
     <w:p>
       <w:pPr>
         <w:pStyle w:val="NormalWeb"/>
-        <w:numPr>
-          <w:ilvl w:val="0"/>
-          <w:numId w:val="8"/>
-        </w:numPr>
-        <w:ind w:firstLine="0"/>
+        <w:ind w:left="720"/>
         <w:rPr>
           <w:rFonts w:ascii="GHEA Grapalat" w:hAnsi="GHEA Grapalat"/>
         </w:rPr>
@@ -26159,11 +25929,7 @@
     <w:p>
       <w:pPr>
         <w:pStyle w:val="NormalWeb"/>
-        <w:numPr>
-          <w:ilvl w:val="0"/>
-          <w:numId w:val="8"/>
-        </w:numPr>
-        <w:ind w:firstLine="0"/>
+        <w:ind w:left="720"/>
         <w:rPr>
           <w:rFonts w:ascii="GHEA Grapalat" w:hAnsi="GHEA Grapalat"/>
         </w:rPr>
@@ -26220,6 +25986,7 @@
           <w:rStyle w:val="math-inline"/>
           <w:rFonts w:ascii="GHEA Grapalat" w:eastAsiaTheme="majorEastAsia" w:hAnsi="GHEA Grapalat"/>
         </w:rPr>
+        <w:lastRenderedPageBreak/>
         <w:t>h(n)</w:t>
       </w:r>
       <w:r>
@@ -26316,7 +26083,7 @@
     <w:p>
       <w:pPr>
         <w:pStyle w:val="NormalWeb"/>
-        <w:ind w:left="720"/>
+        <w:ind w:firstLine="720"/>
         <w:rPr>
           <w:rFonts w:ascii="GHEA Grapalat" w:hAnsi="GHEA Grapalat"/>
         </w:rPr>
@@ -26373,7 +26140,7 @@
     <w:p>
       <w:pPr>
         <w:pStyle w:val="Heading4"/>
-        <w:ind w:left="720"/>
+        <w:ind w:firstLine="720"/>
         <w:rPr>
           <w:rFonts w:ascii="GHEA Grapalat" w:hAnsi="GHEA Grapalat"/>
           <w:i w:val="0"/>
@@ -26387,7 +26154,7 @@
           <w:i w:val="0"/>
           <w:color w:val="auto"/>
         </w:rPr>
-        <w:t xml:space="preserve"> Թույլատրելիություն</w:t>
+        <w:t>Թույլատրելիություն</w:t>
       </w:r>
       <w:r>
         <w:rPr>
@@ -26428,22 +26195,27 @@
     <w:p>
       <w:pPr>
         <w:pStyle w:val="NormalWeb"/>
-        <w:numPr>
-          <w:ilvl w:val="0"/>
-          <w:numId w:val="9"/>
-        </w:numPr>
-        <w:ind w:firstLine="0"/>
-        <w:rPr>
-          <w:rFonts w:ascii="GHEA Grapalat" w:hAnsi="GHEA Grapalat"/>
-        </w:rPr>
-      </w:pPr>
-      <w:r>
-        <w:rPr>
-          <w:rFonts w:ascii="GHEA Grapalat" w:hAnsi="GHEA Grapalat"/>
-          <w:b/>
-          <w:bCs/>
-        </w:rPr>
-        <w:t>Պաշտոնական պայման:</w:t>
+        <w:ind w:firstLine="720"/>
+        <w:rPr>
+          <w:rFonts w:ascii="GHEA Grapalat" w:hAnsi="GHEA Grapalat"/>
+        </w:rPr>
+      </w:pPr>
+      <w:r>
+        <w:rPr>
+          <w:rFonts w:ascii="GHEA Grapalat" w:hAnsi="GHEA Grapalat"/>
+          <w:b/>
+          <w:bCs/>
+          <w:lang w:val="hy-AM"/>
+        </w:rPr>
+        <w:t>Հիմնական</w:t>
+      </w:r>
+      <w:r>
+        <w:rPr>
+          <w:rFonts w:ascii="GHEA Grapalat" w:hAnsi="GHEA Grapalat"/>
+          <w:b/>
+          <w:bCs/>
+        </w:rPr>
+        <w:t xml:space="preserve"> պայման:</w:t>
       </w:r>
       <w:r>
         <w:rPr>
@@ -26627,11 +26399,7 @@
     <w:p>
       <w:pPr>
         <w:pStyle w:val="NormalWeb"/>
-        <w:numPr>
-          <w:ilvl w:val="0"/>
-          <w:numId w:val="9"/>
-        </w:numPr>
-        <w:ind w:firstLine="0"/>
+        <w:ind w:firstLine="720"/>
         <w:rPr>
           <w:rFonts w:ascii="GHEA Grapalat" w:hAnsi="GHEA Grapalat"/>
         </w:rPr>
@@ -26715,7 +26483,7 @@
     <w:p>
       <w:pPr>
         <w:pStyle w:val="Heading4"/>
-        <w:ind w:left="720"/>
+        <w:ind w:firstLine="720"/>
         <w:rPr>
           <w:rFonts w:ascii="GHEA Grapalat" w:hAnsi="GHEA Grapalat"/>
         </w:rPr>
@@ -26727,7 +26495,6 @@
           <w:i w:val="0"/>
           <w:color w:val="auto"/>
         </w:rPr>
-        <w:lastRenderedPageBreak/>
         <w:t>Համաձայնեցվածություն</w:t>
       </w:r>
       <w:r>
@@ -26752,11 +26519,7 @@
     <w:p>
       <w:pPr>
         <w:pStyle w:val="NormalWeb"/>
-        <w:numPr>
-          <w:ilvl w:val="0"/>
-          <w:numId w:val="10"/>
-        </w:numPr>
-        <w:ind w:firstLine="0"/>
+        <w:ind w:firstLine="720"/>
         <w:rPr>
           <w:rFonts w:ascii="GHEA Grapalat" w:hAnsi="GHEA Grapalat"/>
         </w:rPr>
@@ -26940,11 +26703,7 @@
     <w:p>
       <w:pPr>
         <w:pStyle w:val="NormalWeb"/>
-        <w:numPr>
-          <w:ilvl w:val="0"/>
-          <w:numId w:val="10"/>
-        </w:numPr>
-        <w:ind w:firstLine="0"/>
+        <w:ind w:firstLine="720"/>
         <w:rPr>
           <w:rFonts w:ascii="GHEA Grapalat" w:hAnsi="GHEA Grapalat"/>
         </w:rPr>
@@ -27084,12 +26843,11 @@
       <w:pPr>
         <w:pStyle w:val="Heading1"/>
       </w:pPr>
-      <w:bookmarkStart w:id="8" w:name="_Toc215522706"/>
-      <w:r>
-        <w:lastRenderedPageBreak/>
+      <w:bookmarkStart w:id="9" w:name="_Toc215522706"/>
+      <w:r>
         <w:t>Գլուխ 2. Կարճագույն Ճանապարհի Որոնման Հիմնական Ալգորիթմներ</w:t>
       </w:r>
-      <w:bookmarkEnd w:id="8"/>
+      <w:bookmarkEnd w:id="9"/>
     </w:p>
     <w:p>
       <w:pPr>
@@ -27111,7 +26869,7 @@
           <w:lang w:val="hy-AM"/>
         </w:rPr>
       </w:pPr>
-      <w:bookmarkStart w:id="9" w:name="_Toc215522707"/>
+      <w:bookmarkStart w:id="10" w:name="_Toc215522707"/>
       <w:r>
         <w:rPr>
           <w:rFonts w:ascii="GHEA Grapalat" w:hAnsi="GHEA Grapalat"/>
@@ -27120,7 +26878,7 @@
         </w:rPr>
         <w:t xml:space="preserve">2.1. </w:t>
       </w:r>
-      <w:bookmarkEnd w:id="9"/>
+      <w:bookmarkEnd w:id="10"/>
       <w:r>
         <w:rPr>
           <w:rFonts w:ascii="GHEA Grapalat" w:hAnsi="GHEA Grapalat"/>
@@ -27135,7 +26893,7 @@
     <w:p>
       <w:pPr>
         <w:pStyle w:val="Heading4"/>
-        <w:ind w:left="720"/>
+        <w:ind w:firstLine="720"/>
         <w:rPr>
           <w:rFonts w:ascii="GHEA Grapalat" w:hAnsi="GHEA Grapalat"/>
           <w:b/>
@@ -27171,7 +26929,7 @@
     <w:p>
       <w:pPr>
         <w:pStyle w:val="NormalWeb"/>
-        <w:ind w:left="720"/>
+        <w:ind w:firstLine="720"/>
         <w:rPr>
           <w:rFonts w:ascii="GHEA Grapalat" w:hAnsi="GHEA Grapalat"/>
         </w:rPr>
@@ -27186,7 +26944,7 @@
     <w:p>
       <w:pPr>
         <w:pStyle w:val="NormalWeb"/>
-        <w:ind w:left="720"/>
+        <w:ind w:firstLine="720"/>
         <w:rPr>
           <w:rFonts w:ascii="GHEA Grapalat" w:hAnsi="GHEA Grapalat"/>
         </w:rPr>
@@ -27209,29 +26967,35 @@
     <w:p>
       <w:pPr>
         <w:pStyle w:val="NormalWeb"/>
-        <w:ind w:left="720"/>
-        <w:rPr>
-          <w:rFonts w:ascii="GHEA Grapalat" w:hAnsi="GHEA Grapalat"/>
-        </w:rPr>
-      </w:pPr>
-      <w:r>
-        <w:rPr>
-          <w:rFonts w:ascii="GHEA Grapalat" w:hAnsi="GHEA Grapalat"/>
-          <w:b/>
-          <w:bCs/>
-        </w:rPr>
+        <w:ind w:firstLine="720"/>
+        <w:rPr>
+          <w:rFonts w:ascii="GHEA Grapalat" w:hAnsi="GHEA Grapalat"/>
+        </w:rPr>
+      </w:pPr>
+      <w:r>
+        <w:rPr>
+          <w:rFonts w:ascii="GHEA Grapalat" w:hAnsi="GHEA Grapalat"/>
+          <w:b/>
+          <w:bCs/>
+        </w:rPr>
+        <w:lastRenderedPageBreak/>
         <w:t>Պահանջ:</w:t>
       </w:r>
       <w:r>
         <w:rPr>
           <w:rFonts w:ascii="GHEA Grapalat" w:hAnsi="GHEA Grapalat"/>
         </w:rPr>
-        <w:t xml:space="preserve"> Ալգորիթմը ճիշտ է աշխատում միայն այն դեպքում, երբ գրաֆի բոլոր եզրերի կշիռները </w:t>
-      </w:r>
-      <w:r>
-        <w:rPr>
-          <w:rFonts w:ascii="GHEA Grapalat" w:hAnsi="GHEA Grapalat"/>
-          <w:b/>
+        <w:t xml:space="preserve"> </w:t>
+      </w:r>
+      <w:r>
+        <w:rPr>
+          <w:rFonts w:ascii="GHEA Grapalat" w:hAnsi="GHEA Grapalat"/>
+        </w:rPr>
+        <w:t xml:space="preserve">Ալգորիթմը ճիշտ է աշխատում միայն այն դեպքում, երբ գրաֆի բոլոր եզրերի կշիռները </w:t>
+      </w:r>
+      <w:r>
+        <w:rPr>
+          <w:rFonts w:ascii="GHEA Grapalat" w:hAnsi="GHEA Grapalat"/>
           <w:bCs/>
         </w:rPr>
         <w:t>ոչ բացասական են</w:t>
@@ -27303,7 +27067,7 @@
     <w:p>
       <w:pPr>
         <w:pStyle w:val="NormalWeb"/>
-        <w:ind w:left="720"/>
+        <w:ind w:firstLine="720"/>
         <w:rPr>
           <w:rFonts w:ascii="GHEA Grapalat" w:hAnsi="GHEA Grapalat"/>
         </w:rPr>
@@ -27320,12 +27084,17 @@
         <w:rPr>
           <w:rFonts w:ascii="GHEA Grapalat" w:hAnsi="GHEA Grapalat"/>
         </w:rPr>
-        <w:t xml:space="preserve"> Ալգորիթմը աշխատում է՝ հաջորդաբար ընտրելով դեռ չայցելած գագաթներից այն մեկը, որը գտնվում է աղբյուրին ամենամոտը, և թարմացնելով (ռելաքսացնելով) իր հարևանների հեռավորությունները։ Այս գործընթացը հիմնված է </w:t>
-      </w:r>
-      <w:r>
-        <w:rPr>
-          <w:rFonts w:ascii="GHEA Grapalat" w:hAnsi="GHEA Grapalat"/>
-          <w:b/>
+        <w:t xml:space="preserve"> </w:t>
+      </w:r>
+      <w:r>
+        <w:rPr>
+          <w:rFonts w:ascii="GHEA Grapalat" w:hAnsi="GHEA Grapalat"/>
+        </w:rPr>
+        <w:t xml:space="preserve">Ալգորիթմը աշխատում է՝ հաջորդաբար ընտրելով դեռ չայցելած գագաթներից այն մեկը, որը գտնվում է աղբյուրին ամենամոտը, և թարմացնելով (ռելաքսացնելով) իր հարևանների հեռավորությունները։ Այս գործընթացը հիմնված է </w:t>
+      </w:r>
+      <w:r>
+        <w:rPr>
+          <w:rFonts w:ascii="GHEA Grapalat" w:hAnsi="GHEA Grapalat"/>
           <w:bCs/>
         </w:rPr>
         <w:t>Բելմանի Օպտիմալության Սկզբունքի</w:t>
@@ -27370,7 +27139,7 @@
           <w:color w:val="auto"/>
         </w:rPr>
       </w:pPr>
-      <w:bookmarkStart w:id="10" w:name="_Toc215522708"/>
+      <w:bookmarkStart w:id="11" w:name="_Toc215522708"/>
       <w:r>
         <w:rPr>
           <w:rFonts w:ascii="GHEA Grapalat" w:hAnsi="GHEA Grapalat"/>
@@ -27396,12 +27165,12 @@
         </w:rPr>
         <w:t xml:space="preserve"> Դեյքստրայի Ալգորիթմի Քայլերի Մեխանիզմը</w:t>
       </w:r>
-      <w:bookmarkEnd w:id="10"/>
+      <w:bookmarkEnd w:id="11"/>
     </w:p>
     <w:p>
       <w:pPr>
         <w:pStyle w:val="NormalWeb"/>
-        <w:ind w:left="720"/>
+        <w:ind w:firstLine="720"/>
         <w:rPr>
           <w:rFonts w:ascii="GHEA Grapalat" w:hAnsi="GHEA Grapalat"/>
         </w:rPr>
@@ -27509,7 +27278,6 @@
         <w:rPr>
           <w:rFonts w:ascii="GHEA Grapalat" w:hAnsi="GHEA Grapalat"/>
         </w:rPr>
-        <w:lastRenderedPageBreak/>
         <w:t xml:space="preserve">Սկզբնական գագաթի </w:t>
       </w:r>
       <m:oMath>
@@ -27763,6 +27531,7 @@
     <w:p>
       <w:pPr>
         <w:pStyle w:val="NormalWeb"/>
+        <w:ind w:firstLine="720"/>
         <w:rPr>
           <w:rFonts w:ascii="GHEA Grapalat" w:hAnsi="GHEA Grapalat"/>
         </w:rPr>
@@ -27909,11 +27678,6 @@
     <w:p>
       <w:pPr>
         <w:pStyle w:val="NormalWeb"/>
-        <w:numPr>
-          <w:ilvl w:val="1"/>
-          <w:numId w:val="3"/>
-        </w:numPr>
-        <w:ind w:left="720" w:firstLine="0"/>
         <w:rPr>
           <w:rFonts w:ascii="GHEA Grapalat" w:hAnsi="GHEA Grapalat"/>
         </w:rPr>
@@ -27924,6 +27688,7 @@
             <w:rStyle w:val="math-inline"/>
             <w:rFonts w:ascii="Cambria Math" w:eastAsiaTheme="majorEastAsia" w:hAnsi="Cambria Math"/>
           </w:rPr>
+          <w:lastRenderedPageBreak/>
           <m:t>u</m:t>
         </m:r>
         <m:r>
@@ -28052,11 +27817,6 @@
     <w:p>
       <w:pPr>
         <w:pStyle w:val="NormalWeb"/>
-        <w:numPr>
-          <w:ilvl w:val="1"/>
-          <w:numId w:val="3"/>
-        </w:numPr>
-        <w:ind w:left="720" w:firstLine="0"/>
         <w:rPr>
           <w:rFonts w:ascii="GHEA Grapalat" w:hAnsi="GHEA Grapalat"/>
         </w:rPr>
@@ -28183,11 +27943,6 @@
     <w:p>
       <w:pPr>
         <w:pStyle w:val="NormalWeb"/>
-        <w:numPr>
-          <w:ilvl w:val="1"/>
-          <w:numId w:val="3"/>
-        </w:numPr>
-        <w:ind w:left="720" w:firstLine="0"/>
         <w:rPr>
           <w:rFonts w:ascii="GHEA Grapalat" w:hAnsi="GHEA Grapalat"/>
         </w:rPr>
@@ -28369,11 +28124,7 @@
     <w:p>
       <w:pPr>
         <w:pStyle w:val="NormalWeb"/>
-        <w:numPr>
-          <w:ilvl w:val="1"/>
-          <w:numId w:val="3"/>
-        </w:numPr>
-        <w:ind w:left="720" w:firstLine="0"/>
+        <w:ind w:firstLine="720"/>
         <w:rPr>
           <w:rFonts w:ascii="GHEA Grapalat" w:hAnsi="GHEA Grapalat"/>
         </w:rPr>
@@ -28559,7 +28310,6 @@
           <w:b/>
           <w:color w:val="auto"/>
         </w:rPr>
-        <w:lastRenderedPageBreak/>
         <w:t>2.</w:t>
       </w:r>
       <w:r>
@@ -28626,7 +28376,7 @@
     <w:p>
       <w:pPr>
         <w:pStyle w:val="NormalWeb"/>
-        <w:ind w:left="720"/>
+        <w:ind w:firstLine="720"/>
         <w:rPr>
           <w:rFonts w:ascii="GHEA Grapalat" w:hAnsi="GHEA Grapalat"/>
         </w:rPr>
@@ -28647,7 +28397,6 @@
       <w:r>
         <w:rPr>
           <w:rFonts w:ascii="GHEA Grapalat" w:hAnsi="GHEA Grapalat"/>
-          <w:b/>
           <w:bCs/>
         </w:rPr>
         <w:t>էվրիստիկ ֆունկցիա</w:t>
@@ -28662,7 +28411,6 @@
     <w:p>
       <w:pPr>
         <w:pStyle w:val="NormalWeb"/>
-        <w:ind w:left="720"/>
         <w:rPr>
           <w:rFonts w:ascii="GHEA Grapalat" w:hAnsi="GHEA Grapalat"/>
         </w:rPr>
@@ -28719,7 +28467,7 @@
     <w:p>
       <w:pPr>
         <w:pStyle w:val="NormalWeb"/>
-        <w:ind w:left="720"/>
+        <w:ind w:firstLine="720"/>
         <w:rPr>
           <w:rFonts w:ascii="GHEA Grapalat" w:hAnsi="GHEA Grapalat"/>
         </w:rPr>
@@ -28771,7 +28519,7 @@
     <w:p>
       <w:pPr>
         <w:pStyle w:val="NormalWeb"/>
-        <w:ind w:left="720"/>
+        <w:ind w:firstLine="720"/>
         <w:rPr>
           <w:rFonts w:ascii="GHEA Grapalat" w:hAnsi="GHEA Grapalat"/>
         </w:rPr>
@@ -28836,7 +28584,6 @@
     <w:p>
       <w:pPr>
         <w:pStyle w:val="NormalWeb"/>
-        <w:ind w:left="720"/>
         <w:rPr>
           <w:rFonts w:ascii="GHEA Grapalat" w:hAnsi="GHEA Grapalat"/>
         </w:rPr>
@@ -28886,7 +28633,6 @@
       <w:r>
         <w:rPr>
           <w:rFonts w:ascii="GHEA Grapalat" w:hAnsi="GHEA Grapalat"/>
-          <w:b/>
           <w:bCs/>
         </w:rPr>
         <w:t xml:space="preserve">թույլատրելի </w:t>
@@ -28895,7 +28641,6 @@
       <w:r>
         <w:rPr>
           <w:rFonts w:ascii="GHEA Grapalat" w:hAnsi="GHEA Grapalat"/>
-          <w:b/>
           <w:bCs/>
         </w:rPr>
         <w:t>է</w:t>
@@ -28916,7 +28661,6 @@
       <w:r>
         <w:rPr>
           <w:rFonts w:ascii="GHEA Grapalat" w:hAnsi="GHEA Grapalat"/>
-          <w:b/>
           <w:bCs/>
         </w:rPr>
         <w:t>համաձայնեցված/մոնոտոն</w:t>
@@ -28932,17 +28676,17 @@
     <w:p>
       <w:pPr>
         <w:pStyle w:val="NormalWeb"/>
-        <w:ind w:left="720"/>
-        <w:rPr>
-          <w:rFonts w:ascii="GHEA Grapalat" w:hAnsi="GHEA Grapalat"/>
-        </w:rPr>
-      </w:pPr>
-      <w:r>
-        <w:rPr>
-          <w:rFonts w:ascii="GHEA Grapalat" w:hAnsi="GHEA Grapalat"/>
-          <w:b/>
-          <w:bCs/>
-        </w:rPr>
+        <w:rPr>
+          <w:rFonts w:ascii="GHEA Grapalat" w:hAnsi="GHEA Grapalat"/>
+        </w:rPr>
+      </w:pPr>
+      <w:r>
+        <w:rPr>
+          <w:rFonts w:ascii="GHEA Grapalat" w:hAnsi="GHEA Grapalat"/>
+          <w:b/>
+          <w:bCs/>
+        </w:rPr>
+        <w:lastRenderedPageBreak/>
         <w:t>Արդյունավետություն:</w:t>
       </w:r>
       <w:r>
@@ -28967,7 +28711,6 @@
       <w:r>
         <w:rPr>
           <w:rFonts w:ascii="GHEA Grapalat" w:hAnsi="GHEA Grapalat"/>
-          <w:b/>
           <w:bCs/>
         </w:rPr>
         <w:t>ուղղորդված որոնում</w:t>
@@ -29061,6 +28804,7 @@
     <w:p>
       <w:pPr>
         <w:pStyle w:val="NormalWeb"/>
+        <w:ind w:firstLine="720"/>
         <w:rPr>
           <w:rFonts w:ascii="GHEA Grapalat" w:hAnsi="GHEA Grapalat"/>
           <w:lang w:val="hy-AM"/>
@@ -29142,17 +28886,17 @@
     <w:p>
       <w:pPr>
         <w:pStyle w:val="NormalWeb"/>
-        <w:rPr>
-          <w:rFonts w:ascii="GHEA Grapalat" w:hAnsi="GHEA Grapalat"/>
-          <w:lang w:val="hy-AM"/>
-        </w:rPr>
-      </w:pPr>
-      <w:r>
-        <w:rPr>
-          <w:rFonts w:ascii="GHEA Grapalat" w:hAnsi="GHEA Grapalat"/>
-          <w:lang w:val="hy-AM"/>
-        </w:rPr>
-        <w:lastRenderedPageBreak/>
+        <w:ind w:firstLine="720"/>
+        <w:rPr>
+          <w:rFonts w:ascii="GHEA Grapalat" w:hAnsi="GHEA Grapalat"/>
+          <w:lang w:val="hy-AM"/>
+        </w:rPr>
+      </w:pPr>
+      <w:r>
+        <w:rPr>
+          <w:rFonts w:ascii="GHEA Grapalat" w:hAnsi="GHEA Grapalat"/>
+          <w:lang w:val="hy-AM"/>
+        </w:rPr>
         <w:t xml:space="preserve">Իրական աշխարհի տիրույթները ցուցադրում են առանձնահատուկ սահմանափակումներ, որոնք ազդում են ճանապարհի որոնման կոնկրետ մեթոդների հարմարելիության վրա։ Գլոբալ դիրքորոշման համակարգերում (GPS) և </w:t>
       </w:r>
       <w:r>
@@ -29259,16 +29003,18 @@
     <w:p>
       <w:pPr>
         <w:pStyle w:val="NormalWeb"/>
-        <w:rPr>
-          <w:rFonts w:ascii="GHEA Grapalat" w:hAnsi="GHEA Grapalat"/>
-          <w:lang w:val="hy-AM"/>
-        </w:rPr>
-      </w:pPr>
-      <w:r>
-        <w:rPr>
-          <w:rFonts w:ascii="GHEA Grapalat" w:hAnsi="GHEA Grapalat"/>
-          <w:lang w:val="hy-AM"/>
-        </w:rPr>
+        <w:ind w:firstLine="720"/>
+        <w:rPr>
+          <w:rFonts w:ascii="GHEA Grapalat" w:hAnsi="GHEA Grapalat"/>
+          <w:lang w:val="hy-AM"/>
+        </w:rPr>
+      </w:pPr>
+      <w:r>
+        <w:rPr>
+          <w:rFonts w:ascii="GHEA Grapalat" w:hAnsi="GHEA Grapalat"/>
+          <w:lang w:val="hy-AM"/>
+        </w:rPr>
+        <w:lastRenderedPageBreak/>
         <w:t xml:space="preserve">Ինչպես </w:t>
       </w:r>
       <w:r>
@@ -29383,72 +29129,17 @@
           <w:lang w:val="hy-AM"/>
         </w:rPr>
         <w:t xml:space="preserve"> գագաթը դուրս է բերվում պրիորիտետային հերթից։</w:t>
-      </w:r>
-      <w:r>
-        <w:rPr>
-          <w:rFonts w:ascii="GHEA Grapalat" w:hAnsi="GHEA Grapalat"/>
-          <w:lang w:val="hy-AM"/>
-        </w:rPr>
-        <w:br/>
-      </w:r>
-      <w:r>
-        <w:rPr>
-          <w:rFonts w:ascii="GHEA Grapalat" w:hAnsi="GHEA Grapalat"/>
-          <w:lang w:val="hy-AM"/>
-        </w:rPr>
-        <w:br/>
-      </w:r>
-      <w:r>
-        <w:rPr>
-          <w:rFonts w:ascii="GHEA Grapalat" w:hAnsi="GHEA Grapalat"/>
-          <w:lang w:val="hy-AM"/>
-        </w:rPr>
-        <w:t xml:space="preserve"> </w:t>
-      </w:r>
-      <w:r>
-        <w:rPr>
-          <w:rFonts w:ascii="GHEA Grapalat" w:hAnsi="GHEA Grapalat"/>
-          <w:lang w:val="hy-AM"/>
-        </w:rPr>
-        <w:t>Ա</w:t>
-      </w:r>
-      <w:r>
-        <w:rPr>
-          <w:rFonts w:ascii="GHEA Grapalat" w:hAnsi="GHEA Grapalat"/>
-          <w:lang w:val="hy-AM"/>
-        </w:rPr>
-        <w:t>*-ն լրացնում է այս սխեման՝ ներառելով էվրիստիկ ֆունկցիա h(v), դրանով իսկ սահմանելով f(v) = g(v) + h(v) պրիորիտետային արժեքը յուրաքանչյուր հանգույցի համար։ Էվրիստիկան ուղղորդում է որոնումը դեպի նպատակային ուղղված տարածքներ, կրճատելով որոնման տարածությունը, որը պետք է քննարկվի մինչև օպտիմալության երաշխավորումը։</w:t>
       </w:r>
     </w:p>
     <w:p>
       <w:pPr>
         <w:pStyle w:val="NormalWeb"/>
-        <w:rPr>
-          <w:rFonts w:ascii="GHEA Grapalat" w:hAnsi="GHEA Grapalat"/>
-          <w:lang w:val="hy-AM"/>
-        </w:rPr>
-      </w:pPr>
-      <w:r>
-        <w:rPr>
-          <w:rFonts w:ascii="GHEA Grapalat" w:hAnsi="GHEA Grapalat"/>
-          <w:lang w:val="hy-AM"/>
-        </w:rPr>
-        <w:t xml:space="preserve">Ֆորմալ առումով </w:t>
-      </w:r>
-      <w:r>
-        <w:rPr>
-          <w:rFonts w:ascii="GHEA Grapalat" w:hAnsi="GHEA Grapalat"/>
-          <w:lang w:val="hy-AM"/>
-        </w:rPr>
-        <w:t>Դեյքստրայի</w:t>
-      </w:r>
-      <w:r>
-        <w:rPr>
-          <w:rFonts w:ascii="GHEA Grapalat" w:hAnsi="GHEA Grapalat"/>
-          <w:lang w:val="hy-AM"/>
-        </w:rPr>
-        <w:t xml:space="preserve"> ալգորիթմը կարելի է դիտարկել որպես ռելակսացիայի վրա հիմնված մեթոդ, ըստ որի՝ հերթից հեռացված ցանկացած գագաթի հեռավորությունը վերջնական է։ </w:t>
-      </w:r>
+        <w:ind w:firstLine="720"/>
+        <w:rPr>
+          <w:rFonts w:ascii="GHEA Grapalat" w:hAnsi="GHEA Grapalat"/>
+          <w:lang w:val="hy-AM"/>
+        </w:rPr>
+      </w:pPr>
       <w:r>
         <w:rPr>
           <w:rFonts w:ascii="GHEA Grapalat" w:hAnsi="GHEA Grapalat"/>
@@ -29461,86 +29152,121 @@
           <w:rFonts w:ascii="GHEA Grapalat" w:hAnsi="GHEA Grapalat"/>
           <w:lang w:val="hy-AM"/>
         </w:rPr>
-        <w:t xml:space="preserve">*-ն ժառանգում է ռելակսացիայի գործընթացը, բայց ավելացնում է այն պայմանը, որ օպտիմալությունը երաշխավորվում է միայն այն դեպքում, եթե h էվրիստիկան թույլատրելի է (երբեք չի գերագնահատում իրական ծախսը դեպի նպատակը) և համաձայնեցված </w:t>
-      </w:r>
-      <w:r>
-        <w:rPr>
-          <w:rFonts w:ascii="GHEA Grapalat" w:hAnsi="GHEA Grapalat"/>
-          <w:lang w:val="hy-AM"/>
-        </w:rPr>
-        <w:t xml:space="preserve"> է </w:t>
-      </w:r>
-      <w:r>
-        <w:rPr>
-          <w:rFonts w:ascii="GHEA Grapalat" w:hAnsi="GHEA Grapalat"/>
-          <w:lang w:val="hy-AM"/>
-        </w:rPr>
-        <w:t>(բավարարում է եռանկյունու անհավասարությանը)։ Այս տեսական տարբերությունը ուղղակիորեն ազդում է ալգորիթմների լրիվության և օպտիմալության երաշխիքների վրա։</w:t>
+        <w:t>*-ն լրացնում է այս սխեման՝ ներառելով էվրիստիկ ֆունկցիա h(v), դրանով իսկ սահմանելով f(v) = g(v) + h(v) պրիորիտետային արժեքը յուրաքանչյուր հանգույցի համար։ Էվրիստիկան ուղղորդում է որոնումը դեպի նպատակային ուղղված տարածքներ, կրճատելով որոնման տարածությունը, որը պետք է քննարկվի մինչև օպտիմալության երաշխավորումը։</w:t>
       </w:r>
     </w:p>
     <w:p>
       <w:pPr>
         <w:pStyle w:val="NormalWeb"/>
-        <w:rPr>
-          <w:rFonts w:ascii="GHEA Grapalat" w:hAnsi="GHEA Grapalat"/>
-          <w:lang w:val="hy-AM"/>
-        </w:rPr>
-      </w:pPr>
+        <w:ind w:firstLine="720"/>
+        <w:rPr>
+          <w:rFonts w:ascii="GHEA Grapalat" w:hAnsi="GHEA Grapalat"/>
+          <w:lang w:val="hy-AM"/>
+        </w:rPr>
+      </w:pPr>
+      <w:r>
+        <w:rPr>
+          <w:rFonts w:ascii="GHEA Grapalat" w:hAnsi="GHEA Grapalat"/>
+          <w:lang w:val="hy-AM"/>
+        </w:rPr>
+        <w:t xml:space="preserve">Ֆորմալ առումով </w:t>
+      </w:r>
+      <w:r>
+        <w:rPr>
+          <w:rFonts w:ascii="GHEA Grapalat" w:hAnsi="GHEA Grapalat"/>
+          <w:lang w:val="hy-AM"/>
+        </w:rPr>
+        <w:t>Դեյքստրայի</w:t>
+      </w:r>
+      <w:r>
+        <w:rPr>
+          <w:rFonts w:ascii="GHEA Grapalat" w:hAnsi="GHEA Grapalat"/>
+          <w:lang w:val="hy-AM"/>
+        </w:rPr>
+        <w:t xml:space="preserve"> ալգորիթմը կարելի է դիտարկել որպես ռելակսացիայի վրա հիմնված մեթոդ, ըստ որի՝ հերթից հեռացված ցանկացած գագաթի հեռավորությունը վերջնական է։ </w:t>
+      </w:r>
+      <w:r>
+        <w:rPr>
+          <w:rFonts w:ascii="GHEA Grapalat" w:hAnsi="GHEA Grapalat"/>
+          <w:lang w:val="hy-AM"/>
+        </w:rPr>
+        <w:t>Ա</w:t>
+      </w:r>
+      <w:r>
+        <w:rPr>
+          <w:rFonts w:ascii="GHEA Grapalat" w:hAnsi="GHEA Grapalat"/>
+          <w:lang w:val="hy-AM"/>
+        </w:rPr>
+        <w:t xml:space="preserve">*-ն ժառանգում է ռելակսացիայի գործընթացը, բայց ավելացնում է այն պայմանը, որ օպտիմալությունը երաշխավորվում է միայն այն դեպքում, եթե h էվրիստիկան թույլատրելի է (երբեք չի գերագնահատում իրական ծախսը դեպի նպատակը) և համաձայնեցված </w:t>
+      </w:r>
+      <w:r>
+        <w:rPr>
+          <w:rFonts w:ascii="GHEA Grapalat" w:hAnsi="GHEA Grapalat"/>
+          <w:lang w:val="hy-AM"/>
+        </w:rPr>
+        <w:t xml:space="preserve"> է </w:t>
+      </w:r>
+      <w:r>
+        <w:rPr>
+          <w:rFonts w:ascii="GHEA Grapalat" w:hAnsi="GHEA Grapalat"/>
+          <w:lang w:val="hy-AM"/>
+        </w:rPr>
+        <w:t>(բավարարում է եռանկյունու անհավասարությանը)։ Այս տեսական տարբերությունը ուղղակիորեն ազդում է ալգորիթմների լրիվության և օպտիմալության երաշխիքների վրա։</w:t>
+      </w:r>
     </w:p>
     <w:p>
       <w:pPr>
-        <w:pStyle w:val="Heading2"/>
-        <w:rPr>
-          <w:b/>
-          <w:color w:val="auto"/>
-          <w:lang w:val="hy-AM"/>
-        </w:rPr>
-      </w:pPr>
-      <w:r>
-        <w:rPr>
-          <w:b/>
-          <w:color w:val="auto"/>
-          <w:lang w:val="hy-AM"/>
-        </w:rPr>
-        <w:lastRenderedPageBreak/>
-        <w:t>2</w:t>
-      </w:r>
-      <w:r>
-        <w:rPr>
-          <w:rFonts w:ascii="Cambria Math" w:hAnsi="Cambria Math"/>
-          <w:b/>
-          <w:color w:val="auto"/>
-          <w:lang w:val="hy-AM"/>
-        </w:rPr>
-        <w:t>․2․2</w:t>
-      </w:r>
-      <w:r>
-        <w:rPr>
-          <w:rFonts w:ascii="Cambria Math" w:hAnsi="Cambria Math"/>
-          <w:b/>
-          <w:color w:val="auto"/>
-          <w:lang w:val="hy-AM"/>
-        </w:rPr>
-        <w:t xml:space="preserve"> </w:t>
-      </w:r>
-      <w:r>
-        <w:rPr>
-          <w:rFonts w:eastAsia="Times New Roman"/>
-          <w:b/>
-          <w:color w:val="auto"/>
-          <w:lang w:val="hy-AM"/>
-        </w:rPr>
-        <w:t xml:space="preserve">Որոնման ռազմավարություններ </w:t>
-      </w:r>
+        <w:pStyle w:val="NormalWeb"/>
+        <w:rPr>
+          <w:rFonts w:ascii="GHEA Grapalat" w:hAnsi="GHEA Grapalat"/>
+          <w:lang w:val="hy-AM"/>
+        </w:rPr>
+      </w:pPr>
     </w:p>
     <w:p>
       <w:pPr>
-        <w:pStyle w:val="NormalWeb"/>
-        <w:rPr>
-          <w:rFonts w:ascii="GHEA Grapalat" w:hAnsi="GHEA Grapalat"/>
-          <w:lang w:val="hy-AM"/>
-        </w:rPr>
-      </w:pPr>
+        <w:pStyle w:val="Heading2"/>
+        <w:rPr>
+          <w:b/>
+          <w:color w:val="auto"/>
+          <w:lang w:val="hy-AM"/>
+        </w:rPr>
+      </w:pPr>
+      <w:r>
+        <w:rPr>
+          <w:b/>
+          <w:color w:val="auto"/>
+          <w:lang w:val="hy-AM"/>
+        </w:rPr>
+        <w:t>2</w:t>
+      </w:r>
+      <w:r>
+        <w:rPr>
+          <w:rFonts w:ascii="Cambria Math" w:hAnsi="Cambria Math"/>
+          <w:b/>
+          <w:color w:val="auto"/>
+          <w:lang w:val="hy-AM"/>
+        </w:rPr>
+        <w:t>․2․2</w:t>
+      </w:r>
+      <w:r>
+        <w:rPr>
+          <w:rFonts w:ascii="Cambria Math" w:hAnsi="Cambria Math"/>
+          <w:b/>
+          <w:color w:val="auto"/>
+          <w:lang w:val="hy-AM"/>
+        </w:rPr>
+        <w:t xml:space="preserve"> </w:t>
+      </w:r>
+      <w:r>
+        <w:rPr>
+          <w:rFonts w:eastAsia="Times New Roman"/>
+          <w:b/>
+          <w:color w:val="auto"/>
+          <w:lang w:val="hy-AM"/>
+        </w:rPr>
+        <w:t xml:space="preserve">Որոնման ռազմավարություններ </w:t>
+      </w:r>
     </w:p>
     <w:p>
       <w:pPr>
@@ -29550,324 +29276,319 @@
           <w:lang w:val="hy-AM"/>
         </w:rPr>
       </w:pPr>
-      <w:r>
-        <w:rPr>
-          <w:rFonts w:ascii="GHEA Grapalat" w:hAnsi="GHEA Grapalat"/>
-          <w:lang w:val="hy-AM"/>
-        </w:rPr>
-        <w:t xml:space="preserve">Կառավարման տեսության տեսանկյունից </w:t>
-      </w:r>
-      <w:r>
-        <w:rPr>
-          <w:rFonts w:ascii="GHEA Grapalat" w:hAnsi="GHEA Grapalat"/>
-          <w:lang w:val="hy-AM"/>
-        </w:rPr>
-        <w:t>Դեյքստրան</w:t>
-      </w:r>
-      <w:r>
-        <w:rPr>
-          <w:rFonts w:ascii="GHEA Grapalat" w:hAnsi="GHEA Grapalat"/>
-          <w:lang w:val="hy-AM"/>
-        </w:rPr>
-        <w:t xml:space="preserve"> գործում է</w:t>
-      </w:r>
-      <w:r>
-        <w:rPr>
-          <w:rFonts w:ascii="GHEA Grapalat" w:hAnsi="GHEA Grapalat"/>
-          <w:lang w:val="hy-AM"/>
-        </w:rPr>
-        <w:t xml:space="preserve"> հետևյալ կերպ</w:t>
-      </w:r>
-      <w:r>
-        <w:rPr>
-          <w:rFonts w:ascii="GHEA Grapalat" w:hAnsi="GHEA Grapalat"/>
-          <w:lang w:val="hy-AM"/>
-        </w:rPr>
-        <w:t xml:space="preserve">. յուրաքանչյուր քայլ ընդլայնում է այն հանգույցը, որն ունի ամենափոքր կուտակված ճշգրիտ ծախսը դեպի աղբյուր։ Ալգորիթմի կառավարման քաղաքականությունը չի կոդավորում որևէ </w:t>
-      </w:r>
-      <w:r>
-        <w:rPr>
-          <w:rFonts w:ascii="GHEA Grapalat" w:hAnsi="GHEA Grapalat"/>
-          <w:lang w:val="hy-AM"/>
-        </w:rPr>
-        <w:t>ինֆորմացիա</w:t>
-      </w:r>
-      <w:r>
-        <w:rPr>
-          <w:rFonts w:ascii="GHEA Grapalat" w:hAnsi="GHEA Grapalat"/>
-          <w:lang w:val="hy-AM"/>
-        </w:rPr>
-        <w:t xml:space="preserve"> նպատակային հեռավորությունների բաշխման մասին՝ բացի ընթացիկ հեռավորության պիտակից։ Ի հակադրություն, </w:t>
-      </w:r>
-      <w:r>
-        <w:rPr>
-          <w:rFonts w:ascii="GHEA Grapalat" w:hAnsi="GHEA Grapalat"/>
-          <w:lang w:val="hy-AM"/>
-        </w:rPr>
-        <w:t>Ա</w:t>
-      </w:r>
-      <w:r>
-        <w:rPr>
-          <w:rFonts w:ascii="GHEA Grapalat" w:hAnsi="GHEA Grapalat"/>
-          <w:lang w:val="hy-AM"/>
-        </w:rPr>
-        <w:t xml:space="preserve">*-ն իրականացնում է ինֆորմացված ծախսերի քաղաքականություն, որտեղ պրիորիտետային հերթի </w:t>
-      </w:r>
-      <w:r>
-        <w:rPr>
-          <w:rFonts w:ascii="GHEA Grapalat" w:hAnsi="GHEA Grapalat"/>
-          <w:lang w:val="hy-AM"/>
-        </w:rPr>
-        <w:t>գործող էլեմենտը</w:t>
-      </w:r>
-      <w:r>
-        <w:rPr>
-          <w:rFonts w:ascii="GHEA Grapalat" w:hAnsi="GHEA Grapalat"/>
-          <w:lang w:val="hy-AM"/>
-        </w:rPr>
-        <w:t xml:space="preserve"> ներառում է մնացորդային ծախսի գնահատական։ Այս քաղաքականությունը կարելի է մեկնաբանել որպես երկու ծախսային բաղադրիչների կշռված գումար՝ ճշգրիտ կուտակային ծախս g և օպտիմիստական գնահատական h։ Հետևաբար, </w:t>
-      </w:r>
-      <w:r>
-        <w:rPr>
-          <w:rFonts w:ascii="GHEA Grapalat" w:hAnsi="GHEA Grapalat"/>
-          <w:lang w:val="hy-AM"/>
-        </w:rPr>
-        <w:t>Ա</w:t>
-      </w:r>
-      <w:r>
-        <w:rPr>
-          <w:rFonts w:ascii="GHEA Grapalat" w:hAnsi="GHEA Grapalat"/>
-          <w:lang w:val="hy-AM"/>
-        </w:rPr>
-        <w:t>*-ում ընդլայնման կարգը կողմնակալ է դեպի այն հանգույցները, որոնք և՛ էժան են հասնելու համար, և՛ թվում են, թե մոտ են նպատակին։</w:t>
-      </w:r>
     </w:p>
     <w:p>
       <w:pPr>
         <w:pStyle w:val="NormalWeb"/>
-        <w:rPr>
-          <w:rFonts w:ascii="GHEA Grapalat" w:hAnsi="GHEA Grapalat"/>
-          <w:lang w:val="hy-AM"/>
-        </w:rPr>
-      </w:pPr>
+        <w:ind w:firstLine="720"/>
+        <w:rPr>
+          <w:rFonts w:ascii="GHEA Grapalat" w:hAnsi="GHEA Grapalat"/>
+          <w:lang w:val="hy-AM"/>
+        </w:rPr>
+      </w:pPr>
+      <w:r>
+        <w:rPr>
+          <w:rFonts w:ascii="GHEA Grapalat" w:hAnsi="GHEA Grapalat"/>
+          <w:lang w:val="hy-AM"/>
+        </w:rPr>
+        <w:t xml:space="preserve">Կառավարման տեսության տեսանկյունից </w:t>
+      </w:r>
+      <w:r>
+        <w:rPr>
+          <w:rFonts w:ascii="GHEA Grapalat" w:hAnsi="GHEA Grapalat"/>
+          <w:lang w:val="hy-AM"/>
+        </w:rPr>
+        <w:t>Դեյքստրան</w:t>
+      </w:r>
+      <w:r>
+        <w:rPr>
+          <w:rFonts w:ascii="GHEA Grapalat" w:hAnsi="GHEA Grapalat"/>
+          <w:lang w:val="hy-AM"/>
+        </w:rPr>
+        <w:t xml:space="preserve"> գործում է</w:t>
+      </w:r>
+      <w:r>
+        <w:rPr>
+          <w:rFonts w:ascii="GHEA Grapalat" w:hAnsi="GHEA Grapalat"/>
+          <w:lang w:val="hy-AM"/>
+        </w:rPr>
+        <w:t xml:space="preserve"> հետևյալ կերպ</w:t>
+      </w:r>
+      <w:r>
+        <w:rPr>
+          <w:rFonts w:ascii="GHEA Grapalat" w:hAnsi="GHEA Grapalat"/>
+          <w:lang w:val="hy-AM"/>
+        </w:rPr>
+        <w:t xml:space="preserve">. յուրաքանչյուր քայլ ընդլայնում է այն հանգույցը, որն ունի ամենափոքր կուտակված ճշգրիտ ծախսը դեպի աղբյուր։ Ալգորիթմի կառավարման քաղաքականությունը չի կոդավորում որևէ </w:t>
+      </w:r>
+      <w:r>
+        <w:rPr>
+          <w:rFonts w:ascii="GHEA Grapalat" w:hAnsi="GHEA Grapalat"/>
+          <w:lang w:val="hy-AM"/>
+        </w:rPr>
+        <w:t>ինֆորմացիա</w:t>
+      </w:r>
+      <w:r>
+        <w:rPr>
+          <w:rFonts w:ascii="GHEA Grapalat" w:hAnsi="GHEA Grapalat"/>
+          <w:lang w:val="hy-AM"/>
+        </w:rPr>
+        <w:t xml:space="preserve"> նպատակային հեռավորությունների բաշխման մասին՝ բացի ընթացիկ հեռավորության պիտակից։ Ի հակադրություն, </w:t>
+      </w:r>
+      <w:r>
+        <w:rPr>
+          <w:rFonts w:ascii="GHEA Grapalat" w:hAnsi="GHEA Grapalat"/>
+          <w:lang w:val="hy-AM"/>
+        </w:rPr>
+        <w:t>Ա</w:t>
+      </w:r>
+      <w:r>
+        <w:rPr>
+          <w:rFonts w:ascii="GHEA Grapalat" w:hAnsi="GHEA Grapalat"/>
+          <w:lang w:val="hy-AM"/>
+        </w:rPr>
+        <w:t xml:space="preserve">*-ն իրականացնում է ինֆորմացված ծախսերի քաղաքականություն, որտեղ պրիորիտետային հերթի </w:t>
+      </w:r>
+      <w:r>
+        <w:rPr>
+          <w:rFonts w:ascii="GHEA Grapalat" w:hAnsi="GHEA Grapalat"/>
+          <w:lang w:val="hy-AM"/>
+        </w:rPr>
+        <w:t>գործող էլեմենտը</w:t>
+      </w:r>
+      <w:r>
+        <w:rPr>
+          <w:rFonts w:ascii="GHEA Grapalat" w:hAnsi="GHEA Grapalat"/>
+          <w:lang w:val="hy-AM"/>
+        </w:rPr>
+        <w:t xml:space="preserve"> ներառում է մնացորդային ծախսի գնահատական։ Այս քաղաքականությունը կարելի է մեկնաբանել որպես երկու ծախսային բաղադրիչների կշռված գումար՝ ճշգրիտ կուտակային ծախս g և օպտիմիստական գնահատական h։ Հետևաբար, </w:t>
+      </w:r>
+      <w:r>
+        <w:rPr>
+          <w:rFonts w:ascii="GHEA Grapalat" w:hAnsi="GHEA Grapalat"/>
+          <w:lang w:val="hy-AM"/>
+        </w:rPr>
+        <w:t>Ա</w:t>
+      </w:r>
+      <w:r>
+        <w:rPr>
+          <w:rFonts w:ascii="GHEA Grapalat" w:hAnsi="GHEA Grapalat"/>
+          <w:lang w:val="hy-AM"/>
+        </w:rPr>
+        <w:t>*-ում ընդլայնման կարգը կողմնակալ է դեպի այն հանգույցները, որոնք և՛ էժան են հասնելու համար, և՛ թվում են, թե մոտ են նպատակին։</w:t>
+      </w:r>
     </w:p>
     <w:p>
       <w:pPr>
-        <w:pStyle w:val="Heading2"/>
-        <w:rPr>
-          <w:rFonts w:ascii="Arial" w:eastAsia="Times New Roman" w:hAnsi="Arial"/>
-          <w:b/>
-          <w:color w:val="auto"/>
-          <w:lang w:val="hy-AM"/>
-        </w:rPr>
-      </w:pPr>
-      <w:r>
-        <w:rPr>
-          <w:rFonts w:eastAsia="Times New Roman"/>
-          <w:b/>
-          <w:color w:val="auto"/>
-          <w:lang w:val="hy-AM"/>
-        </w:rPr>
-        <w:t>2.</w:t>
-      </w:r>
-      <w:r>
-        <w:rPr>
-          <w:b/>
-          <w:color w:val="auto"/>
-          <w:lang w:val="hy-AM"/>
-        </w:rPr>
-        <w:t>2</w:t>
-      </w:r>
-      <w:r>
-        <w:rPr>
-          <w:rFonts w:ascii="Cambria Math" w:hAnsi="Cambria Math"/>
-          <w:b/>
-          <w:color w:val="auto"/>
-          <w:lang w:val="hy-AM"/>
-        </w:rPr>
-        <w:t>․3</w:t>
-      </w:r>
-      <w:r>
-        <w:rPr>
-          <w:rFonts w:eastAsia="Times New Roman"/>
-          <w:b/>
-          <w:color w:val="auto"/>
-          <w:lang w:val="hy-AM"/>
-        </w:rPr>
-        <w:t xml:space="preserve"> Էվրիստիկաների դերը </w:t>
-      </w:r>
+        <w:pStyle w:val="NormalWeb"/>
+        <w:rPr>
+          <w:rFonts w:ascii="GHEA Grapalat" w:hAnsi="GHEA Grapalat"/>
+          <w:lang w:val="hy-AM"/>
+        </w:rPr>
+      </w:pPr>
     </w:p>
     <w:p>
       <w:pPr>
-        <w:rPr>
-          <w:rFonts w:ascii="Arial" w:hAnsi="Arial"/>
-          <w:lang w:val="hy-AM"/>
-        </w:rPr>
-      </w:pPr>
+        <w:pStyle w:val="Heading2"/>
+        <w:rPr>
+          <w:rFonts w:ascii="Arial" w:eastAsia="Times New Roman" w:hAnsi="Arial"/>
+          <w:b/>
+          <w:color w:val="auto"/>
+          <w:lang w:val="hy-AM"/>
+        </w:rPr>
+      </w:pPr>
+      <w:r>
+        <w:rPr>
+          <w:rFonts w:eastAsia="Times New Roman"/>
+          <w:b/>
+          <w:color w:val="auto"/>
+          <w:lang w:val="hy-AM"/>
+        </w:rPr>
+        <w:t>2.</w:t>
+      </w:r>
+      <w:r>
+        <w:rPr>
+          <w:b/>
+          <w:color w:val="auto"/>
+          <w:lang w:val="hy-AM"/>
+        </w:rPr>
+        <w:t>2</w:t>
+      </w:r>
+      <w:r>
+        <w:rPr>
+          <w:rFonts w:ascii="Cambria Math" w:hAnsi="Cambria Math"/>
+          <w:b/>
+          <w:color w:val="auto"/>
+          <w:lang w:val="hy-AM"/>
+        </w:rPr>
+        <w:t>․3</w:t>
+      </w:r>
+      <w:r>
+        <w:rPr>
+          <w:rFonts w:eastAsia="Times New Roman"/>
+          <w:b/>
+          <w:color w:val="auto"/>
+          <w:lang w:val="hy-AM"/>
+        </w:rPr>
+        <w:t xml:space="preserve"> Էվրիստիկաների դերը </w:t>
+      </w:r>
     </w:p>
     <w:p>
       <w:pPr>
-        <w:pStyle w:val="NormalWeb"/>
-        <w:rPr>
-          <w:rFonts w:ascii="GHEA Grapalat" w:hAnsi="GHEA Grapalat"/>
-          <w:lang w:val="hy-AM"/>
-        </w:rPr>
-      </w:pPr>
-      <w:r>
-        <w:rPr>
-          <w:rFonts w:ascii="GHEA Grapalat" w:hAnsi="GHEA Grapalat"/>
-          <w:lang w:val="hy-AM"/>
-        </w:rPr>
-        <w:t>Ա</w:t>
-      </w:r>
-      <w:r>
-        <w:rPr>
-          <w:rFonts w:ascii="GHEA Grapalat" w:hAnsi="GHEA Grapalat"/>
-          <w:lang w:val="hy-AM"/>
-        </w:rPr>
-        <w:t>*-ի h էվրիստիկ ֆունկցիան սպասարկում է երեք փոխկապակցված նպատակների.</w:t>
-      </w:r>
-      <w:r>
-        <w:rPr>
-          <w:rFonts w:ascii="GHEA Grapalat" w:hAnsi="GHEA Grapalat"/>
-          <w:lang w:val="hy-AM"/>
-        </w:rPr>
-        <w:t xml:space="preserve"> </w:t>
-      </w:r>
-      <w:r>
-        <w:rPr>
-          <w:rFonts w:ascii="GHEA Grapalat" w:hAnsi="GHEA Grapalat"/>
-          <w:lang w:val="hy-AM"/>
-        </w:rPr>
-        <w:t xml:space="preserve">այն կրճատում է այն հանգույցները, որոնք ապացուցելիորեն ենթաօպտիմալ են ընթացիկ լավագույն լուծման նկատմամբ, այն ձևավորում է որոնման ճակատը՝ </w:t>
-      </w:r>
-      <w:r>
-        <w:rPr>
-          <w:rFonts w:ascii="GHEA Grapalat" w:hAnsi="GHEA Grapalat"/>
-          <w:lang w:val="hy-AM"/>
-        </w:rPr>
-        <w:t>ն</w:t>
-      </w:r>
-      <w:r>
-        <w:rPr>
-          <w:rFonts w:ascii="GHEA Grapalat" w:hAnsi="GHEA Grapalat"/>
-          <w:lang w:val="hy-AM"/>
-        </w:rPr>
-        <w:t>ախապատվությունը տալով խոստումնալից տարածաշրջանների հետախուզմանը, և այն հաստատում է տեսական հիմքը օպտիմալության համար, երբ բավարարված են թույլատրելիությունը և համաձայնեցվածությունը։</w:t>
-      </w:r>
-      <w:r>
-        <w:rPr>
-          <w:rFonts w:ascii="GHEA Grapalat" w:hAnsi="GHEA Grapalat"/>
-          <w:lang w:val="hy-AM"/>
-        </w:rPr>
-        <w:t>Դիցուք</w:t>
-      </w:r>
-      <w:r>
-        <w:rPr>
-          <w:rFonts w:ascii="GHEA Grapalat" w:hAnsi="GHEA Grapalat"/>
-          <w:lang w:val="hy-AM"/>
-        </w:rPr>
-        <w:t xml:space="preserve"> c(v)-</w:t>
-      </w:r>
-      <w:r>
-        <w:rPr>
-          <w:rFonts w:ascii="GHEA Grapalat" w:hAnsi="GHEA Grapalat"/>
-          <w:lang w:val="hy-AM"/>
-        </w:rPr>
-        <w:t>ով նշանակենք</w:t>
-      </w:r>
-      <w:r>
-        <w:rPr>
-          <w:rFonts w:ascii="GHEA Grapalat" w:hAnsi="GHEA Grapalat"/>
-          <w:lang w:val="hy-AM"/>
-        </w:rPr>
-        <w:t xml:space="preserve"> իրական կարճագույն ճանապարհի ծախսը v</w:t>
-      </w:r>
-      <w:r>
-        <w:rPr>
-          <w:rFonts w:ascii="GHEA Grapalat" w:hAnsi="GHEA Grapalat"/>
-          <w:lang w:val="hy-AM"/>
-        </w:rPr>
-        <w:t xml:space="preserve"> սկզբնական գագաթից </w:t>
-      </w:r>
-      <w:r>
-        <w:rPr>
-          <w:rFonts w:ascii="GHEA Grapalat" w:hAnsi="GHEA Grapalat"/>
-          <w:lang w:val="hy-AM"/>
-        </w:rPr>
-        <w:t xml:space="preserve">դեպի նպատակ։ Թույլատրելի էվրիստիկան պետք է ենթարկվի h(v) ≤ c(v) </w:t>
-      </w:r>
-      <w:r>
-        <w:rPr>
-          <w:rFonts w:ascii="Cambria Math" w:hAnsi="Cambria Math" w:cs="Cambria Math"/>
-          <w:lang w:val="hy-AM"/>
-        </w:rPr>
-        <w:t>∀</w:t>
-      </w:r>
-      <w:r>
-        <w:rPr>
-          <w:rFonts w:ascii="GHEA Grapalat" w:hAnsi="GHEA Grapalat"/>
-          <w:lang w:val="hy-AM"/>
-        </w:rPr>
-        <w:t xml:space="preserve"> v </w:t>
-      </w:r>
-      <w:r>
-        <w:rPr>
-          <w:rFonts w:ascii="Cambria Math" w:hAnsi="Cambria Math" w:cs="Cambria Math"/>
-          <w:lang w:val="hy-AM"/>
-        </w:rPr>
-        <w:t>∈</w:t>
-      </w:r>
-      <w:r>
-        <w:rPr>
-          <w:rFonts w:ascii="GHEA Grapalat" w:hAnsi="GHEA Grapalat"/>
-          <w:lang w:val="hy-AM"/>
-        </w:rPr>
-        <w:t xml:space="preserve"> V պայմանին։ Համաձայնեցվածությունը պարտադրում է լրացուցիչ սահմանափակում h(u) ≤ h(v) + cost(u,v) </w:t>
-      </w:r>
-      <w:r>
-        <w:rPr>
-          <w:rFonts w:ascii="Cambria Math" w:hAnsi="Cambria Math" w:cs="Cambria Math"/>
-          <w:lang w:val="hy-AM"/>
-        </w:rPr>
-        <w:t>∀</w:t>
-      </w:r>
-      <w:r>
-        <w:rPr>
-          <w:rFonts w:ascii="GHEA Grapalat" w:hAnsi="GHEA Grapalat"/>
-          <w:lang w:val="hy-AM"/>
-        </w:rPr>
-        <w:t xml:space="preserve"> (u,v) </w:t>
-      </w:r>
-      <w:r>
-        <w:rPr>
-          <w:rFonts w:ascii="Cambria Math" w:hAnsi="Cambria Math" w:cs="Cambria Math"/>
-          <w:lang w:val="hy-AM"/>
-        </w:rPr>
-        <w:t>∈</w:t>
-      </w:r>
-      <w:r>
-        <w:rPr>
-          <w:rFonts w:ascii="GHEA Grapalat" w:hAnsi="GHEA Grapalat"/>
-          <w:lang w:val="hy-AM"/>
-        </w:rPr>
-        <w:t xml:space="preserve"> E, ինչը երաշխավորում է, որ պրիորիտետային հերթից դուրս բերված ցանկացած հանգույց ունի վերջնական g արժեք, որը հավասար է իրական կարճագույն հեռավորությանը։</w:t>
-      </w:r>
+        <w:rPr>
+          <w:rFonts w:ascii="Arial" w:hAnsi="Arial"/>
+          <w:lang w:val="hy-AM"/>
+        </w:rPr>
+      </w:pPr>
     </w:p>
     <w:p>
       <w:pPr>
         <w:pStyle w:val="NormalWeb"/>
-        <w:rPr>
-          <w:rFonts w:ascii="GHEA Grapalat" w:hAnsi="GHEA Grapalat"/>
-          <w:lang w:val="hy-AM"/>
-        </w:rPr>
-      </w:pPr>
-      <w:r>
-        <w:rPr>
-          <w:rFonts w:ascii="GHEA Grapalat" w:hAnsi="GHEA Grapalat"/>
-          <w:lang w:val="hy-AM"/>
-        </w:rPr>
-        <w:t xml:space="preserve">h-ի ազդեցությունը տարածվում է հանգույցների դասավորությունից դուրս՝ ընդգրկելով ընդհանուր ընդլայնման գործակիցը։ Էմպիրիկորեն, h(v)/c(v) </w:t>
+        <w:ind w:firstLine="720"/>
+        <w:rPr>
+          <w:rFonts w:ascii="GHEA Grapalat" w:hAnsi="GHEA Grapalat"/>
+          <w:lang w:val="hy-AM"/>
+        </w:rPr>
+      </w:pPr>
+      <w:r>
+        <w:rPr>
+          <w:rFonts w:ascii="GHEA Grapalat" w:hAnsi="GHEA Grapalat"/>
+          <w:lang w:val="hy-AM"/>
+        </w:rPr>
+        <w:t>Ա</w:t>
+      </w:r>
+      <w:r>
+        <w:rPr>
+          <w:rFonts w:ascii="GHEA Grapalat" w:hAnsi="GHEA Grapalat"/>
+          <w:lang w:val="hy-AM"/>
+        </w:rPr>
+        <w:t>*-ի h էվրիստիկ ֆունկցիան սպասարկում է երեք փոխկապակցված նպատակների.</w:t>
+      </w:r>
+      <w:r>
+        <w:rPr>
+          <w:rFonts w:ascii="GHEA Grapalat" w:hAnsi="GHEA Grapalat"/>
+          <w:lang w:val="hy-AM"/>
+        </w:rPr>
+        <w:t xml:space="preserve"> </w:t>
+      </w:r>
+      <w:r>
+        <w:rPr>
+          <w:rFonts w:ascii="GHEA Grapalat" w:hAnsi="GHEA Grapalat"/>
+          <w:lang w:val="hy-AM"/>
+        </w:rPr>
+        <w:t xml:space="preserve">այն կրճատում է այն հանգույցները, որոնք ապացուցելիորեն ենթաօպտիմալ են ընթացիկ լավագույն լուծման նկատմամբ, այն ձևավորում է որոնման ճակատը՝ </w:t>
+      </w:r>
+      <w:r>
+        <w:rPr>
+          <w:rFonts w:ascii="GHEA Grapalat" w:hAnsi="GHEA Grapalat"/>
+          <w:lang w:val="hy-AM"/>
+        </w:rPr>
+        <w:t>ն</w:t>
+      </w:r>
+      <w:r>
+        <w:rPr>
+          <w:rFonts w:ascii="GHEA Grapalat" w:hAnsi="GHEA Grapalat"/>
+          <w:lang w:val="hy-AM"/>
+        </w:rPr>
+        <w:t>ախապատվությունը տալով խոստումնալից տարածաշրջանների հետախուզմանը, և այն հաստատում է տեսական հիմքը օպտիմալության համար, երբ բավարարված են թույլատրելիությունը և համաձայնեցվածությունը։</w:t>
+      </w:r>
+      <w:r>
+        <w:rPr>
+          <w:rFonts w:ascii="GHEA Grapalat" w:hAnsi="GHEA Grapalat"/>
+          <w:lang w:val="hy-AM"/>
+        </w:rPr>
+        <w:t>Դիցուք</w:t>
+      </w:r>
+      <w:r>
+        <w:rPr>
+          <w:rFonts w:ascii="GHEA Grapalat" w:hAnsi="GHEA Grapalat"/>
+          <w:lang w:val="hy-AM"/>
+        </w:rPr>
+        <w:t xml:space="preserve"> c(v)-</w:t>
+      </w:r>
+      <w:r>
+        <w:rPr>
+          <w:rFonts w:ascii="GHEA Grapalat" w:hAnsi="GHEA Grapalat"/>
+          <w:lang w:val="hy-AM"/>
+        </w:rPr>
+        <w:t>ով նշանակենք</w:t>
+      </w:r>
+      <w:r>
+        <w:rPr>
+          <w:rFonts w:ascii="GHEA Grapalat" w:hAnsi="GHEA Grapalat"/>
+          <w:lang w:val="hy-AM"/>
+        </w:rPr>
+        <w:t xml:space="preserve"> իրական կարճագույն ճանապարհի ծախսը v</w:t>
+      </w:r>
+      <w:r>
+        <w:rPr>
+          <w:rFonts w:ascii="GHEA Grapalat" w:hAnsi="GHEA Grapalat"/>
+          <w:lang w:val="hy-AM"/>
+        </w:rPr>
+        <w:t xml:space="preserve"> սկզբնական գագաթից </w:t>
+      </w:r>
+      <w:r>
+        <w:rPr>
+          <w:rFonts w:ascii="GHEA Grapalat" w:hAnsi="GHEA Grapalat"/>
+          <w:lang w:val="hy-AM"/>
+        </w:rPr>
+        <w:t xml:space="preserve">դեպի նպատակ։ Թույլատրելի էվրիստիկան պետք է ենթարկվի h(v) ≤ c(v) </w:t>
+      </w:r>
+      <w:r>
+        <w:rPr>
+          <w:rFonts w:ascii="Cambria Math" w:hAnsi="Cambria Math" w:cs="Cambria Math"/>
+          <w:lang w:val="hy-AM"/>
+        </w:rPr>
+        <w:t>∀</w:t>
+      </w:r>
+      <w:r>
+        <w:rPr>
+          <w:rFonts w:ascii="GHEA Grapalat" w:hAnsi="GHEA Grapalat"/>
+          <w:lang w:val="hy-AM"/>
+        </w:rPr>
+        <w:t xml:space="preserve"> v </w:t>
+      </w:r>
+      <w:r>
+        <w:rPr>
+          <w:rFonts w:ascii="Cambria Math" w:hAnsi="Cambria Math" w:cs="Cambria Math"/>
+          <w:lang w:val="hy-AM"/>
+        </w:rPr>
+        <w:t>∈</w:t>
+      </w:r>
+      <w:r>
+        <w:rPr>
+          <w:rFonts w:ascii="GHEA Grapalat" w:hAnsi="GHEA Grapalat"/>
+          <w:lang w:val="hy-AM"/>
+        </w:rPr>
+        <w:t xml:space="preserve"> V պայմանին։ Համաձայնեցվածությունը պարտադրում է լրացուցիչ սահմանափակում h(u) ≤ h(v) + cost(u,v) </w:t>
+      </w:r>
+      <w:r>
+        <w:rPr>
+          <w:rFonts w:ascii="Cambria Math" w:hAnsi="Cambria Math" w:cs="Cambria Math"/>
+          <w:lang w:val="hy-AM"/>
+        </w:rPr>
+        <w:t>∀</w:t>
+      </w:r>
+      <w:r>
+        <w:rPr>
+          <w:rFonts w:ascii="GHEA Grapalat" w:hAnsi="GHEA Grapalat"/>
+          <w:lang w:val="hy-AM"/>
+        </w:rPr>
+        <w:t xml:space="preserve"> (u,v) </w:t>
+      </w:r>
+      <w:r>
+        <w:rPr>
+          <w:rFonts w:ascii="Cambria Math" w:hAnsi="Cambria Math" w:cs="Cambria Math"/>
+          <w:lang w:val="hy-AM"/>
+        </w:rPr>
+        <w:t>∈</w:t>
+      </w:r>
+      <w:r>
+        <w:rPr>
+          <w:rFonts w:ascii="GHEA Grapalat" w:hAnsi="GHEA Grapalat"/>
+          <w:lang w:val="hy-AM"/>
+        </w:rPr>
+        <w:t xml:space="preserve"> E, ինչը երաշխավորում է, որ պրիորիտետային հերթից դուրս բերված ցանկացած հանգույց ունի վերջնական g արժեք, որը հավասար է իրական կարճագույն հեռավորությանը։h-ի ազդեցությունը տարածվում է հանգույցների դասավորությունից դուրս՝ ընդգրկելով ընդհանուր ընդլայնման գործակիցը։ Էմպիրիկորեն, h(v)/c(v) </w:t>
       </w:r>
       <w:r>
         <w:rPr>
@@ -29979,7 +29700,6 @@
           <w:color w:val="auto"/>
           <w:lang w:val="hy-AM"/>
         </w:rPr>
-        <w:lastRenderedPageBreak/>
         <w:t>2.</w:t>
       </w:r>
       <w:r>
@@ -30021,6 +29741,7 @@
     <w:p>
       <w:pPr>
         <w:pStyle w:val="NormalWeb"/>
+        <w:ind w:firstLine="720"/>
         <w:rPr>
           <w:rFonts w:ascii="GHEA Grapalat" w:hAnsi="GHEA Grapalat"/>
           <w:lang w:val="hy-AM"/>
@@ -30093,6 +29814,7 @@
     <w:p>
       <w:pPr>
         <w:pStyle w:val="NormalWeb"/>
+        <w:ind w:firstLine="720"/>
         <w:rPr>
           <w:rFonts w:ascii="GHEA Grapalat" w:hAnsi="GHEA Grapalat"/>
           <w:lang w:val="hy-AM"/>
@@ -30145,7 +29867,15 @@
           <w:rFonts w:ascii="GHEA Grapalat" w:hAnsi="GHEA Grapalat"/>
           <w:lang w:val="hy-AM"/>
         </w:rPr>
-        <w:t xml:space="preserve">*-ի օպտիմալությունը հիմնված է թույլատրելիության և համաձայնեցվածության համադրության վրա։ Այս պայմաններում ալգորիթմը հանգույցները հեռացնում է պրիորիտետային հերթից՝ իրական ճանապարհի ծախսի չնվազող կարգով, երաշխավորելով, որ հայտնաբերված առաջին լուծումը օպտիմալ է։ Եթե h-ը թույլատրելի չէ, </w:t>
+        <w:t xml:space="preserve">*-ի օպտիմալությունը հիմնված է թույլատրելիության և համաձայնեցվածության համադրության վրա։ Այս պայմաններում ալգորիթմը </w:t>
+      </w:r>
+      <w:r>
+        <w:rPr>
+          <w:rFonts w:ascii="GHEA Grapalat" w:hAnsi="GHEA Grapalat"/>
+          <w:lang w:val="hy-AM"/>
+        </w:rPr>
+        <w:lastRenderedPageBreak/>
+        <w:t xml:space="preserve">հանգույցները հեռացնում է պրիորիտետային հերթից՝ իրական ճանապարհի ծախսի չնվազող կարգով, երաշխավորելով, որ հայտնաբերված առաջին լուծումը օպտիմալ է։ Եթե h-ը թույլատրելի չէ, </w:t>
       </w:r>
       <w:r>
         <w:rPr>
@@ -30266,6 +29996,7 @@
     <w:p>
       <w:pPr>
         <w:pStyle w:val="NormalWeb"/>
+        <w:ind w:firstLine="720"/>
         <w:rPr>
           <w:rFonts w:ascii="GHEA Grapalat" w:hAnsi="GHEA Grapalat"/>
           <w:lang w:val="hy-AM"/>
@@ -30305,147 +30036,120 @@
           <w:lang w:val="hy-AM"/>
         </w:rPr>
         <w:t>O((|V|+|E|)·log |V|) է։ Դասական հարևանության մատրիցի իրականացման դեպքում սահմանը վատանում է մինչև O(|E|) յուրաքանչյուր ռելակսացիայի համար, ինչը խիտ գրաֆերի համար տալիս է ընդհանուր O(|V|^2)։</w:t>
-      </w:r>
-      <w:r>
-        <w:rPr>
-          <w:rFonts w:ascii="GHEA Grapalat" w:hAnsi="GHEA Grapalat"/>
-          <w:lang w:val="hy-AM"/>
-        </w:rPr>
-        <w:br/>
-      </w:r>
-      <w:r>
-        <w:rPr>
-          <w:rFonts w:ascii="GHEA Grapalat" w:hAnsi="GHEA Grapalat"/>
-          <w:lang w:val="hy-AM"/>
-        </w:rPr>
-        <w:br/>
-      </w:r>
-      <w:r>
-        <w:rPr>
-          <w:rFonts w:ascii="GHEA Grapalat" w:hAnsi="GHEA Grapalat"/>
-          <w:lang w:val="hy-AM"/>
-        </w:rPr>
-        <w:t>Ա</w:t>
-      </w:r>
-      <w:r>
-        <w:rPr>
-          <w:rFonts w:ascii="GHEA Grapalat" w:hAnsi="GHEA Grapalat"/>
-          <w:lang w:val="hy-AM"/>
-        </w:rPr>
-        <w:t xml:space="preserve">*-ն յուրաքանչյուր հանգույցի ընդլայնման ժամանակ </w:t>
-      </w:r>
-      <w:r>
-        <w:rPr>
-          <w:rFonts w:ascii="GHEA Grapalat" w:hAnsi="GHEA Grapalat"/>
-          <w:lang w:val="hy-AM"/>
-        </w:rPr>
-        <w:t>կատարում</w:t>
-      </w:r>
-      <w:r>
-        <w:rPr>
-          <w:rFonts w:ascii="GHEA Grapalat" w:hAnsi="GHEA Grapalat"/>
-          <w:lang w:val="hy-AM"/>
-        </w:rPr>
-        <w:t xml:space="preserve"> է էվրիստիկայի լրացուցիչ գնահատում։ Ենթադրելով, որ էվրիստիկայի հաշվարկը O(1) է յուրաքանչյուր հանգույցի համար (ինչը սովորական է երկրաչափական էվրիստիկաների, օրինակ՝ Էվկլիդեսյան հեռավորության համար)</w:t>
-      </w:r>
-      <w:r>
-        <w:rPr>
-          <w:rFonts w:ascii="GHEA Grapalat" w:hAnsi="GHEA Grapalat"/>
-          <w:lang w:val="hy-AM"/>
-        </w:rPr>
-        <w:t xml:space="preserve">, </w:t>
-      </w:r>
-      <w:r>
-        <w:rPr>
-          <w:rFonts w:ascii="GHEA Grapalat" w:hAnsi="GHEA Grapalat"/>
-          <w:lang w:val="hy-AM"/>
-        </w:rPr>
-        <w:t xml:space="preserve">ժամանակային սահմանը մնում է O((|V|+|E|)·log |V|)։ Սակայն, արդյունավետ որոնման տարածությունը սովորաբար G-ի խիստ </w:t>
-      </w:r>
-      <w:r>
-        <w:rPr>
-          <w:rFonts w:ascii="GHEA Grapalat" w:hAnsi="GHEA Grapalat"/>
-          <w:lang w:val="hy-AM"/>
-        </w:rPr>
-        <w:lastRenderedPageBreak/>
-        <w:t xml:space="preserve">ենթաբազմություն է, քանի որ ավելի բարձր f արժեքներով հանգույցները երբեք չեն քննարկվում։ Հետևաբար, արդյունավետ ընդլայնման գործակիցը α բավարարում է α ≤ |V| պայմանին, ընդ որում՝ հավասարությունը տեղի ունի միայն այն դեպքում, երբ h </w:t>
-      </w:r>
-      <w:r>
-        <w:rPr>
-          <w:rFonts w:ascii="Courier New" w:hAnsi="Courier New" w:cs="Courier New"/>
-          <w:lang w:val="hy-AM"/>
-        </w:rPr>
-        <w:t>≡</w:t>
-      </w:r>
-      <w:r>
-        <w:rPr>
-          <w:rFonts w:ascii="GHEA Grapalat" w:hAnsi="GHEA Grapalat"/>
-          <w:lang w:val="hy-AM"/>
-        </w:rPr>
-        <w:t xml:space="preserve"> 0 (այսինքն՝ </w:t>
-      </w:r>
-      <w:r>
-        <w:rPr>
-          <w:rFonts w:ascii="GHEA Grapalat" w:hAnsi="GHEA Grapalat"/>
-          <w:lang w:val="hy-AM"/>
-        </w:rPr>
-        <w:t>Ա</w:t>
-      </w:r>
-      <w:r>
-        <w:rPr>
-          <w:rFonts w:ascii="GHEA Grapalat" w:hAnsi="GHEA Grapalat"/>
-          <w:lang w:val="hy-AM"/>
-        </w:rPr>
-        <w:t>*-</w:t>
-      </w:r>
-      <w:r>
-        <w:rPr>
-          <w:rFonts w:ascii="GHEA Grapalat" w:hAnsi="GHEA Grapalat"/>
-          <w:lang w:val="hy-AM"/>
-        </w:rPr>
-        <w:t xml:space="preserve">ը ձևափոխվում </w:t>
-      </w:r>
-      <w:r>
-        <w:rPr>
-          <w:rFonts w:ascii="GHEA Grapalat" w:hAnsi="GHEA Grapalat"/>
-          <w:lang w:val="hy-AM"/>
-        </w:rPr>
-        <w:t xml:space="preserve">է մինչև </w:t>
-      </w:r>
-      <w:r>
-        <w:rPr>
-          <w:rFonts w:ascii="GHEA Grapalat" w:hAnsi="GHEA Grapalat"/>
-          <w:lang w:val="hy-AM"/>
-        </w:rPr>
-        <w:t>Դեյքստրա</w:t>
-      </w:r>
-      <w:r>
-        <w:rPr>
-          <w:rFonts w:ascii="GHEA Grapalat" w:hAnsi="GHEA Grapalat"/>
-          <w:lang w:val="hy-AM"/>
-        </w:rPr>
-        <w:t>)։</w:t>
       </w:r>
     </w:p>
     <w:p>
       <w:pPr>
         <w:pStyle w:val="NormalWeb"/>
-        <w:rPr>
-          <w:rFonts w:ascii="GHEA Grapalat" w:hAnsi="GHEA Grapalat"/>
-          <w:lang w:val="hy-AM"/>
-        </w:rPr>
-      </w:pPr>
-      <w:r>
-        <w:rPr>
-          <w:rFonts w:ascii="GHEA Grapalat" w:hAnsi="GHEA Grapalat"/>
-          <w:lang w:val="hy-AM"/>
-        </w:rPr>
-        <w:t xml:space="preserve">3.2 Տարածական բարդություն Հիմնական հիշողության սպառողները տարբերվում են։ </w:t>
+        <w:ind w:firstLine="720"/>
+        <w:rPr>
+          <w:rFonts w:ascii="GHEA Grapalat" w:hAnsi="GHEA Grapalat"/>
+          <w:lang w:val="hy-AM"/>
+        </w:rPr>
+      </w:pPr>
+      <w:r>
+        <w:rPr>
+          <w:rFonts w:ascii="GHEA Grapalat" w:hAnsi="GHEA Grapalat"/>
+          <w:lang w:val="hy-AM"/>
+        </w:rPr>
+        <w:t>Ա</w:t>
+      </w:r>
+      <w:r>
+        <w:rPr>
+          <w:rFonts w:ascii="GHEA Grapalat" w:hAnsi="GHEA Grapalat"/>
+          <w:lang w:val="hy-AM"/>
+        </w:rPr>
+        <w:t xml:space="preserve">*-ն յուրաքանչյուր հանգույցի ընդլայնման ժամանակ </w:t>
+      </w:r>
+      <w:r>
+        <w:rPr>
+          <w:rFonts w:ascii="GHEA Grapalat" w:hAnsi="GHEA Grapalat"/>
+          <w:lang w:val="hy-AM"/>
+        </w:rPr>
+        <w:t>կատարում</w:t>
+      </w:r>
+      <w:r>
+        <w:rPr>
+          <w:rFonts w:ascii="GHEA Grapalat" w:hAnsi="GHEA Grapalat"/>
+          <w:lang w:val="hy-AM"/>
+        </w:rPr>
+        <w:t xml:space="preserve"> է էվրիստիկայի լրացուցիչ գնահատում։ Ենթադրելով, որ էվրիստիկայի հաշվարկը O(1) է յուրաքանչյուր հանգույցի համար (ինչը սովորական է երկրաչափական էվրիստիկաների, օրինակ՝ Էվկլիդեսյան հեռավորության համար)</w:t>
+      </w:r>
+      <w:r>
+        <w:rPr>
+          <w:rFonts w:ascii="GHEA Grapalat" w:hAnsi="GHEA Grapalat"/>
+          <w:lang w:val="hy-AM"/>
+        </w:rPr>
+        <w:t xml:space="preserve">, </w:t>
+      </w:r>
+      <w:r>
+        <w:rPr>
+          <w:rFonts w:ascii="GHEA Grapalat" w:hAnsi="GHEA Grapalat"/>
+          <w:lang w:val="hy-AM"/>
+        </w:rPr>
+        <w:t xml:space="preserve">ժամանակային սահմանը մնում է O((|V|+|E|)·log |V|)։ Սակայն, արդյունավետ որոնման տարածությունը սովորաբար G-ի խիստ ենթաբազմություն է, քանի որ ավելի բարձր f արժեքներով հանգույցները երբեք չեն քննարկվում։ Հետևաբար, արդյունավետ ընդլայնման գործակիցը α բավարարում է α ≤ |V| պայմանին, ընդ որում՝ հավասարությունը տեղի ունի միայն այն դեպքում, երբ h </w:t>
+      </w:r>
+      <w:r>
+        <w:rPr>
+          <w:rFonts w:ascii="Courier New" w:hAnsi="Courier New" w:cs="Courier New"/>
+          <w:lang w:val="hy-AM"/>
+        </w:rPr>
+        <w:t>≡</w:t>
+      </w:r>
+      <w:r>
+        <w:rPr>
+          <w:rFonts w:ascii="GHEA Grapalat" w:hAnsi="GHEA Grapalat"/>
+          <w:lang w:val="hy-AM"/>
+        </w:rPr>
+        <w:t xml:space="preserve"> 0 (այսինքն՝ </w:t>
+      </w:r>
+      <w:r>
+        <w:rPr>
+          <w:rFonts w:ascii="GHEA Grapalat" w:hAnsi="GHEA Grapalat"/>
+          <w:lang w:val="hy-AM"/>
+        </w:rPr>
+        <w:t>Ա</w:t>
+      </w:r>
+      <w:r>
+        <w:rPr>
+          <w:rFonts w:ascii="GHEA Grapalat" w:hAnsi="GHEA Grapalat"/>
+          <w:lang w:val="hy-AM"/>
+        </w:rPr>
+        <w:t>*-</w:t>
+      </w:r>
+      <w:r>
+        <w:rPr>
+          <w:rFonts w:ascii="GHEA Grapalat" w:hAnsi="GHEA Grapalat"/>
+          <w:lang w:val="hy-AM"/>
+        </w:rPr>
+        <w:t xml:space="preserve">ը ձևափոխվում </w:t>
+      </w:r>
+      <w:r>
+        <w:rPr>
+          <w:rFonts w:ascii="GHEA Grapalat" w:hAnsi="GHEA Grapalat"/>
+          <w:lang w:val="hy-AM"/>
+        </w:rPr>
+        <w:t xml:space="preserve">է մինչև </w:t>
+      </w:r>
+      <w:r>
+        <w:rPr>
+          <w:rFonts w:ascii="GHEA Grapalat" w:hAnsi="GHEA Grapalat"/>
+          <w:lang w:val="hy-AM"/>
+        </w:rPr>
+        <w:t>Դեյքստրա</w:t>
+      </w:r>
+      <w:r>
+        <w:rPr>
+          <w:rFonts w:ascii="GHEA Grapalat" w:hAnsi="GHEA Grapalat"/>
+          <w:lang w:val="hy-AM"/>
+        </w:rPr>
+        <w:t>)։</w:t>
       </w:r>
     </w:p>
     <w:p>
       <w:pPr>
         <w:pStyle w:val="NormalWeb"/>
+        <w:ind w:firstLine="720"/>
         <w:rPr>
           <w:rFonts w:ascii="GHEA Grapalat" w:hAnsi="GHEA Grapalat"/>
           <w:lang w:val="hy-AM"/>
@@ -30484,125 +30188,129 @@
           <w:rFonts w:ascii="GHEA Grapalat" w:hAnsi="GHEA Grapalat"/>
           <w:lang w:val="hy-AM"/>
         </w:rPr>
-        <w:t xml:space="preserve"> կարող է լրացուցիչ պահպանել էվրիստիկ քեշ յուրաքանչյուր հանգույցի համար, եթե արագ հասանելիության համար պահանջվում են նախապես հաշվարկված էվրիստիկ արժեքներ։ Այս ծանրաբեռնվածությունը աննշան է սկալյար էվրիստիկաների համար, բայց կարող է զգալի դառնալ բարդ էվրիստիկ կառուցվածքների համար (օրինակ՝ օրինաչափությունների տվյալների բազաներ)։</w:t>
+        <w:t xml:space="preserve"> կարող է լրացուցիչ պահպանել էվրիստիկ քեշ յուրաքանչյուր հանգույցի համար, եթե արագ հասանելիության համար պահանջվում են նախապես հաշվարկված էվրիստիկ արժեքներ։ Այս ծանրաբեռնվածությունը աննշան է սկալյար էվրիստիկաների համար, բայց կարող է զգալի դառնալ բարդ էվրիստիկ կառուցվածքների համար։</w:t>
       </w:r>
     </w:p>
     <w:p>
       <w:pPr>
         <w:pStyle w:val="NormalWeb"/>
-        <w:rPr>
-          <w:rFonts w:ascii="GHEA Grapalat" w:hAnsi="GHEA Grapalat"/>
-          <w:lang w:val="hy-AM"/>
-        </w:rPr>
-      </w:pPr>
-      <w:r>
-        <w:rPr>
-          <w:rFonts w:ascii="GHEA Grapalat" w:hAnsi="GHEA Grapalat"/>
-          <w:lang w:val="hy-AM"/>
-        </w:rPr>
-        <w:t xml:space="preserve">3.3 Վատագույն դեպքի սցենարներ Երկու ալգորիթմներն էլ բախվում են էքսպոնենցիալ աճի պաթոլոգիական գրաֆերում։ Անբարենպաստ պայմաններում, երբ h-ը թույլատրելի կամ համաձայնեցված չէ, </w:t>
-      </w:r>
-      <w:r>
-        <w:rPr>
-          <w:rFonts w:ascii="GHEA Grapalat" w:hAnsi="GHEA Grapalat"/>
-          <w:lang w:val="hy-AM"/>
-        </w:rPr>
-        <w:t>Ա</w:t>
-      </w:r>
-      <w:r>
-        <w:rPr>
-          <w:rFonts w:ascii="GHEA Grapalat" w:hAnsi="GHEA Grapalat"/>
-          <w:lang w:val="hy-AM"/>
-        </w:rPr>
-        <w:t xml:space="preserve">*-ն կարող է հետախուզել սուպեր-պոլինոմիալ թվով հանգույցներ մինչև ավարտվելը։ Ընդհակառակը, </w:t>
-      </w:r>
-      <w:r>
-        <w:rPr>
-          <w:rFonts w:ascii="GHEA Grapalat" w:hAnsi="GHEA Grapalat"/>
-          <w:lang w:val="hy-AM"/>
-        </w:rPr>
-        <w:t>Դեյքսրայ</w:t>
-      </w:r>
-      <w:r>
-        <w:rPr>
-          <w:rFonts w:ascii="GHEA Grapalat" w:hAnsi="GHEA Grapalat"/>
-          <w:lang w:val="hy-AM"/>
-        </w:rPr>
-        <w:t>ի վատագույն դեպքի բարդությունը մնում է պոլինոմիալ, սակայն քառակուսային է խիտ գրաֆերում՝ հարևանության մատրիցներ օգտագործելիս։ Տարբերությունը կտրուկ է դառնում նոսր և խիտ ռեժիմներում։</w:t>
+        <w:ind w:firstLine="720"/>
+        <w:rPr>
+          <w:rFonts w:ascii="GHEA Grapalat" w:hAnsi="GHEA Grapalat"/>
+          <w:lang w:val="hy-AM"/>
+        </w:rPr>
+      </w:pPr>
+      <w:r>
+        <w:rPr>
+          <w:rFonts w:ascii="GHEA Grapalat" w:hAnsi="GHEA Grapalat"/>
+          <w:lang w:val="hy-AM"/>
+        </w:rPr>
+        <w:lastRenderedPageBreak/>
+        <w:t xml:space="preserve">Կատարողունակության տարբերությունները նոսր և խիտ գրաֆերում Նոսր գրաֆերում (որտեղ |E| ≈ </w:t>
+      </w:r>
+      <w:r>
+        <w:rPr>
+          <w:rFonts w:ascii="Courier New" w:hAnsi="Courier New" w:cs="Courier New"/>
+          <w:lang w:val="hy-AM"/>
+        </w:rPr>
+        <w:t>Ω</w:t>
+      </w:r>
+      <w:r>
+        <w:rPr>
+          <w:rFonts w:ascii="GHEA Grapalat" w:hAnsi="GHEA Grapalat"/>
+          <w:lang w:val="hy-AM"/>
+        </w:rPr>
+        <w:t xml:space="preserve">(|V|)), |E|/|V| հարաբերակցությունը սահմանափակված է փոքր հաստատունով։ Հիերարխիկ տեխնիկաները, ինչպիսիք են հարևանության ցուցակները, հետևաբար գերակշռում են աշխատանքային ժամանակում։ Երկու ալգորիթմներն էլ համաչափորեն օգուտ են քաղում այս նոսրությունից, բայց </w:t>
+      </w:r>
+      <w:r>
+        <w:rPr>
+          <w:rFonts w:ascii="GHEA Grapalat" w:hAnsi="GHEA Grapalat"/>
+          <w:lang w:val="hy-AM"/>
+        </w:rPr>
+        <w:t>Ա*</w:t>
+      </w:r>
+      <w:r>
+        <w:rPr>
+          <w:rFonts w:ascii="GHEA Grapalat" w:hAnsi="GHEA Grapalat"/>
+          <w:lang w:val="hy-AM"/>
+        </w:rPr>
+        <w:t>-ն սովորաբար հետախուզում է շատ ավելի քիչ կողեր՝ էվրիստիկ ուղղորդման շնորհիվ, կրճատելով արդյունավետ որոնման ճակատը։</w:t>
       </w:r>
     </w:p>
     <w:p>
       <w:pPr>
         <w:pStyle w:val="NormalWeb"/>
-        <w:rPr>
-          <w:rFonts w:ascii="GHEA Grapalat" w:hAnsi="GHEA Grapalat"/>
-          <w:lang w:val="hy-AM"/>
-        </w:rPr>
-      </w:pPr>
-      <w:r>
-        <w:rPr>
-          <w:rFonts w:ascii="GHEA Grapalat" w:hAnsi="GHEA Grapalat"/>
-          <w:lang w:val="hy-AM"/>
-        </w:rPr>
-        <w:t xml:space="preserve">3.4 Կատարողունակության տարբերությունները նոսր և խիտ գրաֆերում Նոսր գրաֆերում (որտեղ |E| ≈ </w:t>
-      </w:r>
-      <w:r>
-        <w:rPr>
-          <w:rFonts w:ascii="Courier New" w:hAnsi="Courier New" w:cs="Courier New"/>
-          <w:lang w:val="hy-AM"/>
-        </w:rPr>
-        <w:t>Ω</w:t>
-      </w:r>
-      <w:r>
-        <w:rPr>
-          <w:rFonts w:ascii="GHEA Grapalat" w:hAnsi="GHEA Grapalat"/>
-          <w:lang w:val="hy-AM"/>
-        </w:rPr>
-        <w:t xml:space="preserve">(|V|)), |E|/|V| հարաբերակցությունը սահմանափակված է փոքր հաստատունով։ Հիերարխիկ տեխնիկաները, ինչպիսիք են հարևանության ցուցակները, հետևաբար գերակշռում են աշխատանքային ժամանակում։ Երկու ալգորիթմներն էլ համաչափորեն օգուտ են քաղում այս նոսրությունից, բայց </w:t>
-      </w:r>
-      <w:r>
-        <w:rPr>
-          <w:rFonts w:ascii="GHEA Grapalat" w:hAnsi="GHEA Grapalat"/>
-          <w:lang w:val="hy-AM"/>
-        </w:rPr>
-        <w:t>Ա*</w:t>
-      </w:r>
-      <w:r>
-        <w:rPr>
-          <w:rFonts w:ascii="GHEA Grapalat" w:hAnsi="GHEA Grapalat"/>
-          <w:lang w:val="hy-AM"/>
-        </w:rPr>
-        <w:t>-ն սովորաբար հետախուզում է շատ ավելի քիչ կողեր՝ էվրիստիկ ուղղորդման շնորհիվ, կրճատելով արդյունավետ որոնման ճակատը։</w:t>
+        <w:ind w:firstLine="720"/>
+        <w:rPr>
+          <w:rFonts w:ascii="GHEA Grapalat" w:hAnsi="GHEA Grapalat"/>
+          <w:lang w:val="hy-AM"/>
+        </w:rPr>
+      </w:pPr>
+      <w:r>
+        <w:rPr>
+          <w:rFonts w:ascii="GHEA Grapalat" w:hAnsi="GHEA Grapalat"/>
+          <w:lang w:val="hy-AM"/>
+        </w:rPr>
+        <w:t xml:space="preserve">Խիտ գրաֆերում (|E| = Θ(|V|²)), </w:t>
+      </w:r>
+      <w:r>
+        <w:rPr>
+          <w:rFonts w:ascii="GHEA Grapalat" w:hAnsi="GHEA Grapalat"/>
+          <w:lang w:val="hy-AM"/>
+        </w:rPr>
+        <w:t>Դեյքստրան</w:t>
+      </w:r>
+      <w:r>
+        <w:rPr>
+          <w:rFonts w:ascii="GHEA Grapalat" w:hAnsi="GHEA Grapalat"/>
+          <w:lang w:val="hy-AM"/>
+        </w:rPr>
+        <w:t xml:space="preserve">՝ երկուական կույտի իրականացմամբ, ժամանակը մասշտաբավորվում է որպես O(|V|²·log |V|), մինչդեռ </w:t>
+      </w:r>
+      <w:r>
+        <w:rPr>
+          <w:rFonts w:ascii="GHEA Grapalat" w:hAnsi="GHEA Grapalat"/>
+          <w:lang w:val="hy-AM"/>
+        </w:rPr>
+        <w:t>Ա</w:t>
+      </w:r>
+      <w:r>
+        <w:rPr>
+          <w:rFonts w:ascii="GHEA Grapalat" w:hAnsi="GHEA Grapalat"/>
+          <w:lang w:val="hy-AM"/>
+        </w:rPr>
+        <w:t>*-</w:t>
+      </w:r>
+      <w:r>
+        <w:rPr>
+          <w:rFonts w:ascii="GHEA Grapalat" w:hAnsi="GHEA Grapalat"/>
+          <w:lang w:val="hy-AM"/>
+        </w:rPr>
+        <w:t>ը</w:t>
+      </w:r>
+      <w:r>
+        <w:rPr>
+          <w:rFonts w:ascii="GHEA Grapalat" w:hAnsi="GHEA Grapalat"/>
+          <w:lang w:val="hy-AM"/>
+        </w:rPr>
+        <w:t xml:space="preserve"> կարող է դեռ օգուտ քաղել էվրիստիկաներից, եթե դրանք ապահովում են ճշգրիտ գնահատականներ, բայց հարևանության ցուցակի ներկայացումը առաջացնում է ավելի բարձր հիշողության ծանրաբեռնվածություն, և բոլոր հարևաններին դիտարկելու ծախսը դառնում է արգելակող։ </w:t>
       </w:r>
     </w:p>
     <w:p>
       <w:pPr>
         <w:pStyle w:val="NormalWeb"/>
-        <w:rPr>
-          <w:rFonts w:ascii="GHEA Grapalat" w:hAnsi="GHEA Grapalat"/>
-          <w:lang w:val="hy-AM"/>
-        </w:rPr>
-      </w:pPr>
-      <w:r>
-        <w:rPr>
-          <w:rFonts w:ascii="GHEA Grapalat" w:hAnsi="GHEA Grapalat"/>
-          <w:lang w:val="hy-AM"/>
-        </w:rPr>
-        <w:t xml:space="preserve">Խիտ գրաֆերում (|E| = Θ(|V|²)), </w:t>
-      </w:r>
-      <w:r>
-        <w:rPr>
-          <w:rFonts w:ascii="GHEA Grapalat" w:hAnsi="GHEA Grapalat"/>
-          <w:lang w:val="hy-AM"/>
-        </w:rPr>
-        <w:t>Դեյքստրան</w:t>
-      </w:r>
-      <w:r>
-        <w:rPr>
-          <w:rFonts w:ascii="GHEA Grapalat" w:hAnsi="GHEA Grapalat"/>
-          <w:lang w:val="hy-AM"/>
-        </w:rPr>
-        <w:t xml:space="preserve">՝ երկուական կույտի իրականացմամբ, ժամանակը մասշտաբավորվում է որպես O(|V|²·log |V|), մինչդեռ </w:t>
+        <w:ind w:firstLine="720"/>
+        <w:rPr>
+          <w:rFonts w:ascii="GHEA Grapalat" w:hAnsi="GHEA Grapalat"/>
+          <w:lang w:val="hy-AM"/>
+        </w:rPr>
+      </w:pPr>
+      <w:r>
+        <w:rPr>
+          <w:rFonts w:ascii="GHEA Grapalat" w:hAnsi="GHEA Grapalat"/>
+          <w:lang w:val="hy-AM"/>
+        </w:rPr>
+        <w:t xml:space="preserve">Գործնականում, շատ խիտ գրաֆերի համար ալգորիթմի ընտրությունը հաճախ կախված է բարձր ճշգրտությամբ էվրիստիկայի առկայությունից. սակայն, </w:t>
       </w:r>
       <w:r>
         <w:rPr>
@@ -30616,35 +30324,7 @@
           <w:rFonts w:ascii="GHEA Grapalat" w:hAnsi="GHEA Grapalat"/>
           <w:lang w:val="hy-AM"/>
         </w:rPr>
-        <w:t>*-</w:t>
-      </w:r>
-      <w:r>
-        <w:rPr>
-          <w:rFonts w:ascii="GHEA Grapalat" w:hAnsi="GHEA Grapalat"/>
-          <w:lang w:val="hy-AM"/>
-        </w:rPr>
-        <w:t>ը</w:t>
-      </w:r>
-      <w:r>
-        <w:rPr>
-          <w:rFonts w:ascii="GHEA Grapalat" w:hAnsi="GHEA Grapalat"/>
-          <w:lang w:val="hy-AM"/>
-        </w:rPr>
-        <w:t xml:space="preserve"> կարող է դեռ օգուտ քաղել էվրիստիկաներից, եթե դրանք ապահովում են ճշգրիտ գնահատականներ, բայց հարևանության ցուցակի ներկայացումը առաջացնում է ավելի բարձր հիշողության ծանրաբեռնվածություն, և բոլոր հարևաններին դիտարկելու ծախսը դառնում է արգելակող։ Ֆիբոնաչիի կույտի նման տեխնիկաները կարող են հասնել O(|E| + |V|·log |V|)-ի, բայց </w:t>
-      </w:r>
-      <w:r>
-        <w:rPr>
-          <w:rFonts w:ascii="GHEA Grapalat" w:hAnsi="GHEA Grapalat"/>
-          <w:lang w:val="hy-AM"/>
-        </w:rPr>
-        <w:t>լավ չեն աշխատում</w:t>
-      </w:r>
-      <w:r>
-        <w:rPr>
-          <w:rFonts w:ascii="GHEA Grapalat" w:hAnsi="GHEA Grapalat"/>
-          <w:lang w:val="hy-AM"/>
-        </w:rPr>
-        <w:t xml:space="preserve"> ավելի մեծ հաստատուն գործակիցներից։</w:t>
+        <w:t>*-ի բացարձակ աշխատանքային ժամանակի առավելությունները նվազում են, եթե էվրիստիկան թույլ է, քանի որ ալգորիթմը դեռևս պետք է մշակի յուրաքանչյուր հետազոտված գագաթին կից բոլոր կողերը։</w:t>
       </w:r>
     </w:p>
     <w:p>
@@ -30655,28 +30335,6 @@
           <w:lang w:val="hy-AM"/>
         </w:rPr>
       </w:pPr>
-      <w:r>
-        <w:rPr>
-          <w:rFonts w:ascii="GHEA Grapalat" w:hAnsi="GHEA Grapalat"/>
-          <w:lang w:val="hy-AM"/>
-        </w:rPr>
-        <w:lastRenderedPageBreak/>
-        <w:t xml:space="preserve">Գործնականում, շատ խիտ գրաֆերի համար ալգորիթմի ընտրությունը հաճախ կախված է բարձր ճշգրտությամբ էվրիստիկայի առկայությունից. սակայն, </w:t>
-      </w:r>
-      <w:r>
-        <w:rPr>
-          <w:rFonts w:ascii="GHEA Grapalat" w:hAnsi="GHEA Grapalat"/>
-          <w:lang w:val="hy-AM"/>
-        </w:rPr>
-        <w:t>Ա</w:t>
-      </w:r>
-      <w:r>
-        <w:rPr>
-          <w:rFonts w:ascii="GHEA Grapalat" w:hAnsi="GHEA Grapalat"/>
-          <w:lang w:val="hy-AM"/>
-        </w:rPr>
-        <w:t>*-ի բացարձակ աշխատանքային ժամանակի առավելությունները նվազում են, եթե էվրիստիկան թույլ է, քանի որ ալգորիթմը դեռևս պետք է մշակի յուրաքանչյուր հետազոտված գագաթին կից բոլոր կողերը։</w:t>
-      </w:r>
     </w:p>
     <w:p>
       <w:pPr>
@@ -30686,27 +30344,6 @@
           <w:lang w:val="hy-AM"/>
         </w:rPr>
       </w:pPr>
-      <w:r>
-        <w:rPr>
-          <w:rFonts w:ascii="GHEA Grapalat" w:hAnsi="GHEA Grapalat"/>
-          <w:lang w:val="hy-AM"/>
-        </w:rPr>
-        <w:t xml:space="preserve">Էվրիստիկ ֆունկցիաները </w:t>
-      </w:r>
-      <w:r>
-        <w:rPr>
-          <w:rFonts w:ascii="GHEA Grapalat" w:hAnsi="GHEA Grapalat"/>
-          <w:lang w:val="hy-AM"/>
-        </w:rPr>
-        <w:t>Ա</w:t>
-      </w:r>
-      <w:r>
-        <w:rPr>
-          <w:rFonts w:ascii="GHEA Grapalat" w:hAnsi="GHEA Grapalat"/>
-          <w:lang w:val="hy-AM"/>
-        </w:rPr>
-        <w:t>*-ում</w:t>
-      </w:r>
     </w:p>
     <w:p>
       <w:pPr>
@@ -30719,18 +30356,43 @@
     </w:p>
     <w:p>
       <w:pPr>
-        <w:pStyle w:val="NormalWeb"/>
-        <w:rPr>
-          <w:rFonts w:ascii="GHEA Grapalat" w:hAnsi="GHEA Grapalat"/>
-          <w:lang w:val="hy-AM"/>
-        </w:rPr>
-      </w:pPr>
-      <w:r>
-        <w:rPr>
-          <w:rFonts w:ascii="GHEA Grapalat" w:hAnsi="GHEA Grapalat"/>
-          <w:lang w:val="hy-AM"/>
-        </w:rPr>
-        <w:t>h-ի որակը ավանդաբար չափվում է երեք չափումներով. թույլատրելիություն, համաձայնեցվածություն և հաշվողական ծանրաբեռնվածություն։</w:t>
+        <w:pStyle w:val="Heading2"/>
+        <w:rPr>
+          <w:b/>
+          <w:color w:val="auto"/>
+          <w:lang w:val="hy-AM"/>
+        </w:rPr>
+      </w:pPr>
+      <w:r>
+        <w:rPr>
+          <w:b/>
+          <w:color w:val="auto"/>
+        </w:rPr>
+        <w:t xml:space="preserve">2.3 </w:t>
+      </w:r>
+      <w:r>
+        <w:rPr>
+          <w:b/>
+          <w:color w:val="auto"/>
+          <w:lang w:val="hy-AM"/>
+        </w:rPr>
+        <w:t xml:space="preserve">Էվրիստիկ ֆունկցիաները </w:t>
+      </w:r>
+      <w:r>
+        <w:rPr>
+          <w:b/>
+          <w:color w:val="auto"/>
+          <w:lang w:val="hy-AM"/>
+        </w:rPr>
+        <w:t>Ա</w:t>
+      </w:r>
+      <w:r>
+        <w:rPr>
+          <w:b/>
+          <w:color w:val="auto"/>
+          <w:lang w:val="hy-AM"/>
+        </w:rPr>
+        <w:t>*-ում</w:t>
       </w:r>
     </w:p>
     <w:p>
@@ -30741,212 +30403,70 @@
           <w:lang w:val="hy-AM"/>
         </w:rPr>
       </w:pPr>
-      <w:r>
-        <w:rPr>
-          <w:rFonts w:ascii="GHEA Grapalat" w:hAnsi="GHEA Grapalat"/>
-          <w:lang w:val="hy-AM"/>
-        </w:rPr>
-        <w:t xml:space="preserve">4.1 Ֆորմալ սահմանումներ Թույլատրելիություն. h-ը թույլատրելի է, եթե </w:t>
-      </w:r>
-      <w:r>
-        <w:rPr>
-          <w:rFonts w:ascii="Cambria Math" w:hAnsi="Cambria Math" w:cs="Cambria Math"/>
-          <w:lang w:val="hy-AM"/>
-        </w:rPr>
-        <w:t>∀</w:t>
-      </w:r>
-      <w:r>
-        <w:rPr>
-          <w:rFonts w:ascii="GHEA Grapalat" w:hAnsi="GHEA Grapalat"/>
-          <w:lang w:val="hy-AM"/>
-        </w:rPr>
-        <w:t xml:space="preserve"> v </w:t>
-      </w:r>
-      <w:r>
-        <w:rPr>
-          <w:rFonts w:ascii="Cambria Math" w:hAnsi="Cambria Math" w:cs="Cambria Math"/>
-          <w:lang w:val="hy-AM"/>
-        </w:rPr>
-        <w:t>∈</w:t>
-      </w:r>
-      <w:r>
-        <w:rPr>
-          <w:rFonts w:ascii="GHEA Grapalat" w:hAnsi="GHEA Grapalat"/>
-          <w:lang w:val="hy-AM"/>
-        </w:rPr>
-        <w:t xml:space="preserve"> V, h(v) ≤ c*(v), որտեղ c(v)-ն նշանակում է օպտիմալ ծախսը v-ից դեպի նպատակ։ Համաձայնեցվածություն. h-ը համաձայնեցված է, եթե </w:t>
-      </w:r>
-      <w:r>
-        <w:rPr>
-          <w:rFonts w:ascii="Cambria Math" w:hAnsi="Cambria Math" w:cs="Cambria Math"/>
-          <w:lang w:val="hy-AM"/>
-        </w:rPr>
-        <w:t>∀</w:t>
-      </w:r>
-      <w:r>
-        <w:rPr>
-          <w:rFonts w:ascii="GHEA Grapalat" w:hAnsi="GHEA Grapalat"/>
-          <w:lang w:val="hy-AM"/>
-        </w:rPr>
-        <w:t xml:space="preserve"> (</w:t>
-      </w:r>
-      <w:proofErr w:type="gramStart"/>
-      <w:r>
-        <w:rPr>
-          <w:rFonts w:ascii="GHEA Grapalat" w:hAnsi="GHEA Grapalat"/>
-          <w:lang w:val="hy-AM"/>
-        </w:rPr>
-        <w:t>u,v</w:t>
-      </w:r>
-      <w:proofErr w:type="gramEnd"/>
-      <w:r>
-        <w:rPr>
-          <w:rFonts w:ascii="GHEA Grapalat" w:hAnsi="GHEA Grapalat"/>
-          <w:lang w:val="hy-AM"/>
-        </w:rPr>
-        <w:t xml:space="preserve">) </w:t>
-      </w:r>
-      <w:r>
-        <w:rPr>
-          <w:rFonts w:ascii="Cambria Math" w:hAnsi="Cambria Math" w:cs="Cambria Math"/>
-          <w:lang w:val="hy-AM"/>
-        </w:rPr>
-        <w:t>∈</w:t>
-      </w:r>
-      <w:r>
-        <w:rPr>
-          <w:rFonts w:ascii="GHEA Grapalat" w:hAnsi="GHEA Grapalat"/>
-          <w:lang w:val="hy-AM"/>
-        </w:rPr>
-        <w:t xml:space="preserve"> E, h(u) ≤ h(v) + w(u,v), որտեղ w(u,v)-ն կողի կշիռն է։ Համաձայնեցվածությունը երաշխավորում է, որ u հանգույցի ընդլայնումից հետո նրա հարևանների գնահատականը չի գերագնահատվում ավելի, քան կրած ինկրեմենտալ ծախսը։</w:t>
-      </w:r>
     </w:p>
     <w:p>
       <w:pPr>
         <w:pStyle w:val="NormalWeb"/>
-        <w:rPr>
-          <w:rFonts w:ascii="GHEA Grapalat" w:hAnsi="GHEA Grapalat"/>
-          <w:lang w:val="hy-AM"/>
-        </w:rPr>
-      </w:pPr>
-      <w:r>
-        <w:rPr>
-          <w:rFonts w:ascii="GHEA Grapalat" w:hAnsi="GHEA Grapalat"/>
-          <w:lang w:val="hy-AM"/>
-        </w:rPr>
-        <w:t>4.2 Ազդեցությունը օպտիմալության վրա Մաթեմատիկորեն</w:t>
+        <w:ind w:firstLine="720"/>
+        <w:rPr>
+          <w:rFonts w:ascii="GHEA Grapalat" w:hAnsi="GHEA Grapalat"/>
+          <w:lang w:val="hy-AM"/>
+        </w:rPr>
+      </w:pPr>
+      <w:r>
+        <w:rPr>
+          <w:rFonts w:ascii="GHEA Grapalat" w:hAnsi="GHEA Grapalat"/>
+          <w:lang w:val="hy-AM"/>
+        </w:rPr>
+        <w:t>h-ի որակը ավանդաբար չափվում է երեք չափումներով. թույլատրելիություն, համաձայնեցվածություն և հաշվողական ծանրաբեռնվածություն։</w:t>
       </w:r>
     </w:p>
     <w:p>
       <w:pPr>
-        <w:pStyle w:val="NormalWeb"/>
-        <w:rPr>
-          <w:rFonts w:ascii="GHEA Grapalat" w:hAnsi="GHEA Grapalat"/>
-          <w:lang w:val="hy-AM"/>
-        </w:rPr>
-      </w:pPr>
-      <w:r>
-        <w:rPr>
-          <w:rFonts w:ascii="GHEA Grapalat" w:hAnsi="GHEA Grapalat"/>
-          <w:lang w:val="hy-AM"/>
-        </w:rPr>
-        <w:t>Ա</w:t>
-      </w:r>
-      <w:r>
-        <w:rPr>
-          <w:rFonts w:ascii="GHEA Grapalat" w:hAnsi="GHEA Grapalat"/>
-          <w:lang w:val="hy-AM"/>
-        </w:rPr>
-        <w:t xml:space="preserve">*-ի օպտիմալության ապացույցը ցույց է տալիս, որ թույլատրելիության և համաձայնեցվածության պայմաններում դուրս բերված լուծման ճանապարհը π բավարարում է </w:t>
-      </w:r>
-      <w:r>
-        <w:rPr>
-          <w:rFonts w:ascii="Cambria Math" w:hAnsi="Cambria Math" w:cs="Cambria Math"/>
-          <w:lang w:val="hy-AM"/>
-        </w:rPr>
-        <w:t>∀</w:t>
-      </w:r>
-      <w:r>
-        <w:rPr>
-          <w:rFonts w:ascii="GHEA Grapalat" w:hAnsi="GHEA Grapalat"/>
-          <w:lang w:val="hy-AM"/>
-        </w:rPr>
-        <w:t xml:space="preserve"> π</w:t>
-      </w:r>
-      <w:r>
-        <w:rPr>
-          <w:rFonts w:ascii="Courier New" w:hAnsi="Courier New" w:cs="Courier New"/>
-          <w:lang w:val="hy-AM"/>
-        </w:rPr>
-        <w:t>′</w:t>
-      </w:r>
-      <w:r>
-        <w:rPr>
-          <w:rFonts w:ascii="GHEA Grapalat" w:hAnsi="GHEA Grapalat"/>
-          <w:lang w:val="hy-AM"/>
-        </w:rPr>
-        <w:t>, cost(π)=cost(π</w:t>
-      </w:r>
-      <w:r>
-        <w:rPr>
-          <w:rFonts w:ascii="Courier New" w:hAnsi="Courier New" w:cs="Courier New"/>
-          <w:lang w:val="hy-AM"/>
-        </w:rPr>
-        <w:t>′</w:t>
-      </w:r>
-      <w:r>
-        <w:rPr>
-          <w:rFonts w:ascii="GHEA Grapalat" w:hAnsi="GHEA Grapalat"/>
-          <w:lang w:val="hy-AM"/>
-        </w:rPr>
-        <w:t>)=c*(s,t) պայմանին։ Ապացույցը շարունակվում է ինվարիանտի հաստատմամբ. երբ x հանգույցը հեռացվում է պրիորիտետային հերթից, նրա g(x) արժեքը հավասար է իրական կարճագույն ճանապարհի ծախսին c*(</w:t>
-      </w:r>
-      <w:proofErr w:type="gramStart"/>
-      <w:r>
-        <w:rPr>
-          <w:rFonts w:ascii="GHEA Grapalat" w:hAnsi="GHEA Grapalat"/>
-          <w:lang w:val="hy-AM"/>
-        </w:rPr>
-        <w:t>s,x</w:t>
-      </w:r>
-      <w:proofErr w:type="gramEnd"/>
-      <w:r>
-        <w:rPr>
-          <w:rFonts w:ascii="GHEA Grapalat" w:hAnsi="GHEA Grapalat"/>
-          <w:lang w:val="hy-AM"/>
-        </w:rPr>
-        <w:t>)։ Ինվարիանտը պահպանվում է, քանի որ x-ին այլընտրանքային ցանկացած ճանապարհ պետք է ունենա առնվազն այնքան մեծ f-արժեք, որքան f(x) = g(x) + h(x)-ն է, և համաձայնեցվածության պայմանը երաշխավորում է, որ ոչ մի հետագա ընդլայնում չի կարող բարելավել g(x)-ը՝ առանց արդեն դուրս բերված հանգույցի f-արժեքը նվազեցնելու, ինչը հակասում է պրիորիտետային հերթի դասավորությանը։</w:t>
+        <w:pStyle w:val="Heading3"/>
+        <w:jc w:val="center"/>
+        <w:rPr>
+          <w:b/>
+          <w:lang w:val="hy-AM"/>
+        </w:rPr>
+      </w:pPr>
+      <w:r>
+        <w:rPr>
+          <w:b/>
+        </w:rPr>
+        <w:t xml:space="preserve">2.3.1 </w:t>
+      </w:r>
+      <w:r>
+        <w:rPr>
+          <w:b/>
+          <w:lang w:val="hy-AM"/>
+        </w:rPr>
+        <w:t xml:space="preserve">Ազդեցությունը օպտիմալության վրա </w:t>
+      </w:r>
+      <w:r>
+        <w:rPr>
+          <w:b/>
+          <w:lang w:val="hy-AM"/>
+        </w:rPr>
+        <w:t>մ</w:t>
+      </w:r>
+      <w:r>
+        <w:rPr>
+          <w:b/>
+          <w:lang w:val="hy-AM"/>
+        </w:rPr>
+        <w:t>աթեմատիկորեն</w:t>
       </w:r>
     </w:p>
     <w:p>
       <w:pPr>
         <w:pStyle w:val="NormalWeb"/>
-        <w:rPr>
-          <w:rFonts w:ascii="GHEA Grapalat" w:hAnsi="GHEA Grapalat"/>
-          <w:lang w:val="hy-AM"/>
-        </w:rPr>
-      </w:pPr>
-      <w:r>
-        <w:rPr>
-          <w:rFonts w:ascii="GHEA Grapalat" w:hAnsi="GHEA Grapalat"/>
-          <w:lang w:val="hy-AM"/>
-        </w:rPr>
-        <w:t xml:space="preserve">4.3 Արդյունավետ էվրիստիկաների նախագծում </w:t>
-      </w:r>
-      <w:r>
-        <w:rPr>
-          <w:rFonts w:ascii="GHEA Grapalat" w:hAnsi="GHEA Grapalat"/>
-          <w:lang w:val="hy-AM"/>
-        </w:rPr>
-        <w:t>տ</w:t>
-      </w:r>
-      <w:r>
-        <w:rPr>
-          <w:rFonts w:ascii="GHEA Grapalat" w:hAnsi="GHEA Grapalat"/>
-          <w:lang w:val="hy-AM"/>
-        </w:rPr>
-        <w:t xml:space="preserve">արածականորեն ներկառուցված տիրույթներում դասական էվրիստիկաները ներառում են Էվկլիդեսյան հեռավորությունը (թերագնահատված է ճանապարհային ցանցերի համար) և Մանհեթենյան հեռավորությունը (օպտիմալ է ուղղանկյուն ցանցերի համար)։ Ավելի բարդ էվրիստիկաներ, ինչպիսիք են </w:t>
-      </w:r>
+        <w:ind w:firstLine="720"/>
+        <w:rPr>
+          <w:rFonts w:ascii="GHEA Grapalat" w:hAnsi="GHEA Grapalat"/>
+          <w:lang w:val="hy-AM"/>
+        </w:rPr>
+      </w:pPr>
       <w:r>
         <w:rPr>
           <w:rFonts w:ascii="GHEA Grapalat" w:hAnsi="GHEA Grapalat"/>
@@ -30959,7 +30479,49 @@
           <w:rFonts w:ascii="GHEA Grapalat" w:hAnsi="GHEA Grapalat"/>
           <w:lang w:val="hy-AM"/>
         </w:rPr>
-        <w:t xml:space="preserve">*-Landmark-ը (նախապես հաշվարկված հեռավորություններ դեպի ընտրված ողորմակետային հանգույցներ) կամ օրինաչափությունների տվյալների բազաների էվրիստիկաները (ենթակառուցվածքների ճշգրիտ լուծումներ), կարող են հասնել h/c հարաբերակցության, որը գերազանցում է 0.9-ը՝ մնալով թույլատրելի։ Էվրիստիկաների նախագծումը ներառում է փոխզիջում </w:t>
+        <w:t xml:space="preserve">*-ի օպտիմալության ապացույցը ցույց է տալիս, որ թույլատրելիության և համաձայնեցվածության պայմաններում դուրս բերված լուծման ճանապարհը π բավարարում է </w:t>
+      </w:r>
+      <w:r>
+        <w:rPr>
+          <w:rFonts w:ascii="Cambria Math" w:hAnsi="Cambria Math" w:cs="Cambria Math"/>
+          <w:lang w:val="hy-AM"/>
+        </w:rPr>
+        <w:t>∀</w:t>
+      </w:r>
+      <w:r>
+        <w:rPr>
+          <w:rFonts w:ascii="GHEA Grapalat" w:hAnsi="GHEA Grapalat"/>
+          <w:lang w:val="hy-AM"/>
+        </w:rPr>
+        <w:t xml:space="preserve"> π</w:t>
+      </w:r>
+      <w:r>
+        <w:rPr>
+          <w:rFonts w:ascii="Courier New" w:hAnsi="Courier New" w:cs="Courier New"/>
+          <w:lang w:val="hy-AM"/>
+        </w:rPr>
+        <w:t>′</w:t>
+      </w:r>
+      <w:r>
+        <w:rPr>
+          <w:rFonts w:ascii="GHEA Grapalat" w:hAnsi="GHEA Grapalat"/>
+          <w:lang w:val="hy-AM"/>
+        </w:rPr>
+        <w:t>, cost(π)=cost(π</w:t>
+      </w:r>
+      <w:r>
+        <w:rPr>
+          <w:rFonts w:ascii="Courier New" w:hAnsi="Courier New" w:cs="Courier New"/>
+          <w:lang w:val="hy-AM"/>
+        </w:rPr>
+        <w:t>′</w:t>
+      </w:r>
+      <w:r>
+        <w:rPr>
+          <w:rFonts w:ascii="GHEA Grapalat" w:hAnsi="GHEA Grapalat"/>
+          <w:lang w:val="hy-AM"/>
+        </w:rPr>
+        <w:t xml:space="preserve">)=c*(s,t) պայմանին։ Ապացույցը շարունակվում է ինվարիանտի հաստատմամբ. երբ x հանգույցը հեռացվում է պրիորիտետային հերթից, նրա g(x) արժեքը հավասար է իրական կարճագույն ճանապարհի ծախսին c*(s,x)։ </w:t>
       </w:r>
       <w:r>
         <w:rPr>
@@ -30967,23 +30529,38 @@
           <w:lang w:val="hy-AM"/>
         </w:rPr>
         <w:lastRenderedPageBreak/>
-        <w:t>նախնական մշակման ջանքերի և աշխատանքային ժամանակի ծախսերի միջև. k չափի ողորմակետերի բազմությունը ներմուծում է k · (|V|+|E|) նախնական մշակման աշխատանք, բայց կարող է նվազեցնել ընդլայնումները գործակցով, որը համեմատական է ողորմակետերի միջին մոտիկությանը նպատակին։</w:t>
+        <w:t>Ինվարիանտը պահպանվում է, քանի որ x-ին այլընտրանքային ցանկացած ճանապարհ պետք է ունենա առնվազն այնքան մեծ f-արժեք, որքան f(x) = g(x) + h(x)-ն է, և համաձայնեցվածության պայմանը երաշխավորում է, որ ոչ մի հետագա ընդլայնում չի կարող բարելավել g(x)-ը՝ առանց արդեն դուրս բերված հանգույցի f-արժեքը նվազեցնելու, ինչը հակասում է պրիորիտետային հերթի դասավորությանը։</w:t>
       </w:r>
     </w:p>
     <w:p>
       <w:pPr>
         <w:pStyle w:val="NormalWeb"/>
-        <w:rPr>
-          <w:rFonts w:ascii="GHEA Grapalat" w:hAnsi="GHEA Grapalat"/>
-          <w:lang w:val="hy-AM"/>
-        </w:rPr>
-      </w:pPr>
-      <w:r>
-        <w:rPr>
-          <w:rFonts w:ascii="GHEA Grapalat" w:hAnsi="GHEA Grapalat"/>
-          <w:lang w:val="hy-AM"/>
-        </w:rPr>
-        <w:t xml:space="preserve">Էվրիստիկ գնահատման հաշվողական բարդությունը ներառված է </w:t>
+        <w:ind w:firstLine="720"/>
+        <w:rPr>
+          <w:rFonts w:ascii="GHEA Grapalat" w:hAnsi="GHEA Grapalat"/>
+          <w:lang w:val="hy-AM"/>
+        </w:rPr>
+      </w:pPr>
+      <w:r>
+        <w:rPr>
+          <w:rFonts w:ascii="GHEA Grapalat" w:hAnsi="GHEA Grapalat"/>
+          <w:lang w:val="hy-AM"/>
+        </w:rPr>
+        <w:t xml:space="preserve"> Արդյունավետ էվրիստիկաների նախագծում </w:t>
+      </w:r>
+      <w:r>
+        <w:rPr>
+          <w:rFonts w:ascii="GHEA Grapalat" w:hAnsi="GHEA Grapalat"/>
+          <w:lang w:val="hy-AM"/>
+        </w:rPr>
+        <w:t>տ</w:t>
+      </w:r>
+      <w:r>
+        <w:rPr>
+          <w:rFonts w:ascii="GHEA Grapalat" w:hAnsi="GHEA Grapalat"/>
+          <w:lang w:val="hy-AM"/>
+        </w:rPr>
+        <w:t xml:space="preserve">արածականորեն ներկառուցված տիրույթներում դասական էվրիստիկաները ներառում են Էվկլիդեսյան հեռավորությունը (թերագնահատված է ճանապարհային ցանցերի համար) և Մանհեթենյան հեռավորությունը (օպտիմալ է ուղղանկյուն ցանցերի համար)։ Ավելի բարդ էվրիստիկաներ, ինչպիսիք են </w:t>
       </w:r>
       <w:r>
         <w:rPr>
@@ -30997,51 +30574,66 @@
           <w:rFonts w:ascii="GHEA Grapalat" w:hAnsi="GHEA Grapalat"/>
           <w:lang w:val="hy-AM"/>
         </w:rPr>
-        <w:t xml:space="preserve">*-ի մեկ հանգույցի ընդլայնման ծախսի մեջ։ Եթե h-ը թանկ է (օրինակ՝ ժամանակից կախված երթևեկության մոդելի գնահատում), ալգորիթմի արդյունավետ աշխատանքային ժամանակը կարող է մոտենալ </w:t>
-      </w:r>
-      <w:r>
-        <w:rPr>
-          <w:rFonts w:ascii="GHEA Grapalat" w:hAnsi="GHEA Grapalat"/>
-          <w:lang w:val="hy-AM"/>
-        </w:rPr>
-        <w:t>Դեյքստրային</w:t>
-      </w:r>
-      <w:r>
-        <w:rPr>
-          <w:rFonts w:ascii="GHEA Grapalat" w:hAnsi="GHEA Grapalat"/>
-          <w:lang w:val="hy-AM"/>
-        </w:rPr>
-        <w:t xml:space="preserve">՝ չնայած վերլուծականորեն բարենպաստ </w:t>
-      </w:r>
-      <w:r>
-        <w:rPr>
-          <w:rFonts w:ascii="GHEA Grapalat" w:hAnsi="GHEA Grapalat"/>
-          <w:lang w:val="hy-AM"/>
-        </w:rPr>
-        <w:t>ս</w:t>
-      </w:r>
-      <w:r>
-        <w:rPr>
-          <w:rFonts w:ascii="GHEA Grapalat" w:hAnsi="GHEA Grapalat"/>
-          <w:lang w:val="hy-AM"/>
-        </w:rPr>
-        <w:t>ահմանին։</w:t>
+        <w:t>*-Landmark-ը (նախապես հաշվարկված հեռավորություններ դեպի ընտրված ողորմակետային հանգույցներ) կամ օրինաչափությունների տվյալների բազաների էվրիստիկաները (ենթակառուցվածքների ճշգրիտ լուծումներ), կարող են հասնել h/c հարաբերակցության, որը գերազանցում է 0.9-ը՝ մնալով թույլատրելի։ Էվրիստիկաների նախագծումը ներառում է փոխզիջում նախնական մշակման ջանքերի և աշխատանքային ժամանակի ծախսերի միջև. k չափի ողորմակետերի բազմությունը ներմուծում է k · (|V|+|E|) նախնական մշակման աշխատանք, բայց կարող է նվազեցնել ընդլայնումները գործակցով, որը համեմատական է ողորմակետերի միջին մոտիկությանը նպատակին։</w:t>
       </w:r>
     </w:p>
     <w:p>
       <w:pPr>
         <w:pStyle w:val="NormalWeb"/>
-        <w:rPr>
-          <w:rFonts w:ascii="GHEA Grapalat" w:hAnsi="GHEA Grapalat"/>
-          <w:lang w:val="hy-AM"/>
-        </w:rPr>
-      </w:pPr>
-      <w:r>
-        <w:rPr>
-          <w:rFonts w:ascii="GHEA Grapalat" w:hAnsi="GHEA Grapalat"/>
-          <w:lang w:val="hy-AM"/>
-        </w:rPr>
-        <w:t>Կատարողունակության վերլուծություն</w:t>
+        <w:ind w:firstLine="720"/>
+        <w:rPr>
+          <w:rFonts w:ascii="GHEA Grapalat" w:hAnsi="GHEA Grapalat"/>
+          <w:lang w:val="hy-AM"/>
+        </w:rPr>
+      </w:pPr>
+      <w:r>
+        <w:rPr>
+          <w:rFonts w:ascii="GHEA Grapalat" w:hAnsi="GHEA Grapalat"/>
+          <w:lang w:val="hy-AM"/>
+        </w:rPr>
+        <w:t xml:space="preserve">Էվրիստիկ գնահատման հաշվողական բարդությունը ներառված է </w:t>
+      </w:r>
+      <w:r>
+        <w:rPr>
+          <w:rFonts w:ascii="GHEA Grapalat" w:hAnsi="GHEA Grapalat"/>
+          <w:lang w:val="hy-AM"/>
+        </w:rPr>
+        <w:t>Ա</w:t>
+      </w:r>
+      <w:r>
+        <w:rPr>
+          <w:rFonts w:ascii="GHEA Grapalat" w:hAnsi="GHEA Grapalat"/>
+          <w:lang w:val="hy-AM"/>
+        </w:rPr>
+        <w:t xml:space="preserve">*-ի մեկ հանգույցի ընդլայնման ծախսի մեջ։ Եթե h-ը թանկ է (օրինակ՝ ժամանակից կախված երթևեկության մոդելի գնահատում), ալգորիթմի արդյունավետ աշխատանքային ժամանակը կարող է մոտենալ </w:t>
+      </w:r>
+      <w:r>
+        <w:rPr>
+          <w:rFonts w:ascii="GHEA Grapalat" w:hAnsi="GHEA Grapalat"/>
+          <w:lang w:val="hy-AM"/>
+        </w:rPr>
+        <w:t>Դեյքստրային</w:t>
+      </w:r>
+      <w:r>
+        <w:rPr>
+          <w:rFonts w:ascii="GHEA Grapalat" w:hAnsi="GHEA Grapalat"/>
+          <w:lang w:val="hy-AM"/>
+        </w:rPr>
+        <w:t xml:space="preserve">՝ չնայած վերլուծականորեն բարենպաստ </w:t>
+      </w:r>
+      <w:r>
+        <w:rPr>
+          <w:rFonts w:ascii="GHEA Grapalat" w:hAnsi="GHEA Grapalat"/>
+          <w:lang w:val="hy-AM"/>
+        </w:rPr>
+        <w:t>ս</w:t>
+      </w:r>
+      <w:r>
+        <w:rPr>
+          <w:rFonts w:ascii="GHEA Grapalat" w:hAnsi="GHEA Grapalat"/>
+          <w:lang w:val="hy-AM"/>
+        </w:rPr>
+        <w:t>ահմանին։</w:t>
       </w:r>
     </w:p>
     <w:p>
@@ -31055,74 +30647,30 @@
     </w:p>
     <w:p>
       <w:pPr>
-        <w:pStyle w:val="NormalWeb"/>
-        <w:rPr>
-          <w:rFonts w:ascii="GHEA Grapalat" w:hAnsi="GHEA Grapalat"/>
-          <w:lang w:val="hy-AM"/>
-        </w:rPr>
-      </w:pPr>
-      <w:r>
-        <w:rPr>
-          <w:rFonts w:ascii="GHEA Grapalat" w:hAnsi="GHEA Grapalat"/>
-          <w:lang w:val="hy-AM"/>
-        </w:rPr>
-        <w:t xml:space="preserve">5.1 Ցանցային քարտեզներ Դիսկրետացված հարթ միջավայրերում ցանցային քարտեզները (օրինակ՝ 8-կապակցված կամ 4-կապակցված լատիցներ) ի սկզբանե նոսր են։ Մանհեթենյան էվրիստիկայով ավանդական </w:t>
-      </w:r>
-      <w:r>
-        <w:rPr>
-          <w:rFonts w:ascii="GHEA Grapalat" w:hAnsi="GHEA Grapalat"/>
-          <w:lang w:val="hy-AM"/>
-        </w:rPr>
-        <w:t>Ա</w:t>
-      </w:r>
-      <w:r>
-        <w:rPr>
-          <w:rFonts w:ascii="GHEA Grapalat" w:hAnsi="GHEA Grapalat"/>
-          <w:lang w:val="hy-AM"/>
-        </w:rPr>
-        <w:t xml:space="preserve">*-ն արագ զուգամիտում է օպտիմալ ճանապարհին, քանի որ էվրիստիկան ստորին սահման է հանդիսանում դեպի նպատակ Մանհեթենյան հեռավորության համար։ Պատահական խոչընդոտների էմպիրիկ ուսումնասիրությունները ցույց են տալիս, որ </w:t>
-      </w:r>
-      <w:r>
-        <w:rPr>
-          <w:rFonts w:ascii="GHEA Grapalat" w:hAnsi="GHEA Grapalat"/>
-          <w:lang w:val="hy-AM"/>
-        </w:rPr>
-        <w:t>Ա</w:t>
-      </w:r>
-      <w:r>
-        <w:rPr>
-          <w:rFonts w:ascii="GHEA Grapalat" w:hAnsi="GHEA Grapalat"/>
-          <w:lang w:val="hy-AM"/>
-        </w:rPr>
-        <w:t>*-</w:t>
-      </w:r>
-      <w:r>
-        <w:rPr>
-          <w:rFonts w:ascii="GHEA Grapalat" w:hAnsi="GHEA Grapalat"/>
-          <w:lang w:val="hy-AM"/>
-        </w:rPr>
-        <w:t>ը</w:t>
-      </w:r>
-      <w:r>
-        <w:rPr>
-          <w:rFonts w:ascii="GHEA Grapalat" w:hAnsi="GHEA Grapalat"/>
-          <w:lang w:val="hy-AM"/>
-        </w:rPr>
-        <w:t xml:space="preserve"> նվազեցնում է հանգույցների ընդլայնումները մինչև 70%՝ համեմատած </w:t>
-      </w:r>
-      <w:r>
-        <w:rPr>
-          <w:rFonts w:ascii="GHEA Grapalat" w:hAnsi="GHEA Grapalat"/>
-          <w:lang w:val="hy-AM"/>
-        </w:rPr>
-        <w:t>Դեյքստրայի</w:t>
-      </w:r>
-      <w:r>
-        <w:rPr>
-          <w:rFonts w:ascii="GHEA Grapalat" w:hAnsi="GHEA Grapalat"/>
-          <w:lang w:val="hy-AM"/>
-        </w:rPr>
-        <w:t>, երբ օգտագործվում են համաձայնեցված էվրիստիկաներ։ Ցանցային քարտեզների սահմանափակ ճյուղավորման գործակիցը ապահովում է կառավարելի հիշողության հետքեր, ինչը փակ բազմության չափը դարձնում է գծայինորեն համեմատական հետազոտված տարածաշրջանին։</w:t>
+        <w:pStyle w:val="Heading3"/>
+        <w:jc w:val="center"/>
+        <w:rPr>
+          <w:lang w:val="hy-AM"/>
+        </w:rPr>
+      </w:pPr>
+      <w:r>
+        <w:rPr>
+          <w:lang w:val="hy-AM"/>
+        </w:rPr>
+        <w:t>2</w:t>
+      </w:r>
+      <w:r>
+        <w:rPr>
+          <w:rFonts w:ascii="Cambria Math" w:hAnsi="Cambria Math"/>
+          <w:lang w:val="hy-AM"/>
+        </w:rPr>
+        <w:t xml:space="preserve">․3․2 </w:t>
+      </w:r>
+      <w:r>
+        <w:rPr>
+          <w:lang w:val="hy-AM"/>
+        </w:rPr>
+        <w:t>Կատարողունակության վերլուծություն</w:t>
       </w:r>
     </w:p>
     <w:p>
@@ -31137,15 +30685,88 @@
     <w:p>
       <w:pPr>
         <w:pStyle w:val="NormalWeb"/>
-        <w:rPr>
-          <w:rFonts w:ascii="GHEA Grapalat" w:hAnsi="GHEA Grapalat"/>
-          <w:lang w:val="hy-AM"/>
-        </w:rPr>
-      </w:pPr>
+        <w:ind w:firstLine="720"/>
+        <w:rPr>
+          <w:rFonts w:ascii="GHEA Grapalat" w:hAnsi="GHEA Grapalat"/>
+          <w:lang w:val="hy-AM"/>
+        </w:rPr>
+      </w:pPr>
+      <w:r>
+        <w:rPr>
+          <w:rFonts w:ascii="GHEA Grapalat" w:hAnsi="GHEA Grapalat"/>
+          <w:lang w:val="hy-AM"/>
+        </w:rPr>
+        <w:t xml:space="preserve">Ցանցային քարտեզներ Դիսկրետացված հարթ միջավայրերում ցանցային քարտեզները (օրինակ՝ 8-կապակցված կամ 4-կապակցված լատիցներ) ի սկզբանե նոսր են։ Մանհեթենյան էվրիստիկայով ավանդական </w:t>
+      </w:r>
+      <w:r>
+        <w:rPr>
+          <w:rFonts w:ascii="GHEA Grapalat" w:hAnsi="GHEA Grapalat"/>
+          <w:lang w:val="hy-AM"/>
+        </w:rPr>
+        <w:t>Ա</w:t>
+      </w:r>
+      <w:r>
+        <w:rPr>
+          <w:rFonts w:ascii="GHEA Grapalat" w:hAnsi="GHEA Grapalat"/>
+          <w:lang w:val="hy-AM"/>
+        </w:rPr>
+        <w:t xml:space="preserve">*-ն արագ զուգամիտում է օպտիմալ ճանապարհին, քանի որ էվրիստիկան ստորին սահման է հանդիսանում դեպի նպատակ Մանհեթենյան հեռավորության համար։ Պատահական խոչընդոտների էմպիրիկ ուսումնասիրությունները ցույց են տալիս, որ </w:t>
+      </w:r>
+      <w:r>
+        <w:rPr>
+          <w:rFonts w:ascii="GHEA Grapalat" w:hAnsi="GHEA Grapalat"/>
+          <w:lang w:val="hy-AM"/>
+        </w:rPr>
+        <w:t>Ա</w:t>
+      </w:r>
+      <w:r>
+        <w:rPr>
+          <w:rFonts w:ascii="GHEA Grapalat" w:hAnsi="GHEA Grapalat"/>
+          <w:lang w:val="hy-AM"/>
+        </w:rPr>
+        <w:t>*-</w:t>
+      </w:r>
+      <w:r>
+        <w:rPr>
+          <w:rFonts w:ascii="GHEA Grapalat" w:hAnsi="GHEA Grapalat"/>
+          <w:lang w:val="hy-AM"/>
+        </w:rPr>
+        <w:t>ը</w:t>
+      </w:r>
+      <w:r>
+        <w:rPr>
+          <w:rFonts w:ascii="GHEA Grapalat" w:hAnsi="GHEA Grapalat"/>
+          <w:lang w:val="hy-AM"/>
+        </w:rPr>
+        <w:t xml:space="preserve"> նվազեցնում է հանգույցների ընդլայնումները մինչև 70%՝ համեմատած </w:t>
+      </w:r>
+      <w:r>
+        <w:rPr>
+          <w:rFonts w:ascii="GHEA Grapalat" w:hAnsi="GHEA Grapalat"/>
+          <w:lang w:val="hy-AM"/>
+        </w:rPr>
+        <w:t>Դեյքստրայի</w:t>
+      </w:r>
+      <w:r>
+        <w:rPr>
+          <w:rFonts w:ascii="GHEA Grapalat" w:hAnsi="GHEA Grapalat"/>
+          <w:lang w:val="hy-AM"/>
+        </w:rPr>
+        <w:t xml:space="preserve">, երբ օգտագործվում են համաձայնեցված էվրիստիկաներ։ Ցանցային քարտեզների սահմանափակ ճյուղավորման </w:t>
+      </w:r>
+      <w:r>
+        <w:rPr>
+          <w:rFonts w:ascii="GHEA Grapalat" w:hAnsi="GHEA Grapalat"/>
+          <w:lang w:val="hy-AM"/>
+        </w:rPr>
+        <w:lastRenderedPageBreak/>
+        <w:t>գործակիցը ապահովում է կառավարելի հիշողության հետքեր, ինչը փակ բազմության չափը դարձնում է գծայինորեն համեմատական հետազոտված տարածաշրջանին։</w:t>
+      </w:r>
     </w:p>
     <w:p>
       <w:pPr>
         <w:pStyle w:val="NormalWeb"/>
+        <w:ind w:firstLine="720"/>
         <w:rPr>
           <w:rFonts w:ascii="GHEA Grapalat" w:hAnsi="GHEA Grapalat"/>
           <w:lang w:val="hy-AM"/>
@@ -31154,74 +30775,48 @@
     </w:p>
     <w:p>
       <w:pPr>
-        <w:pStyle w:val="NormalWeb"/>
-        <w:rPr>
-          <w:rFonts w:ascii="GHEA Grapalat" w:hAnsi="GHEA Grapalat"/>
-          <w:lang w:val="hy-AM"/>
-        </w:rPr>
-      </w:pPr>
+        <w:pStyle w:val="Heading2"/>
+        <w:rPr>
+          <w:rFonts w:ascii="Arial" w:hAnsi="Arial"/>
+          <w:b/>
+          <w:color w:val="auto"/>
+          <w:lang w:val="hy-AM"/>
+        </w:rPr>
+      </w:pPr>
+      <w:r>
+        <w:rPr>
+          <w:rFonts w:ascii="Arial" w:hAnsi="Arial"/>
+          <w:b/>
+          <w:color w:val="auto"/>
+          <w:lang w:val="hy-AM"/>
+        </w:rPr>
+        <w:t>2</w:t>
+      </w:r>
+      <w:r>
+        <w:rPr>
+          <w:rFonts w:ascii="Cambria Math" w:hAnsi="Cambria Math"/>
+          <w:b/>
+          <w:color w:val="auto"/>
+          <w:lang w:val="hy-AM"/>
+        </w:rPr>
+        <w:t xml:space="preserve">․4 </w:t>
+      </w:r>
+      <w:r>
+        <w:rPr>
+          <w:b/>
+          <w:color w:val="auto"/>
+          <w:lang w:val="hy-AM"/>
+        </w:rPr>
+        <w:t>Առավելություններ և թերություններ</w:t>
+      </w:r>
     </w:p>
     <w:p>
       <w:pPr>
-        <w:pStyle w:val="NormalWeb"/>
-        <w:rPr>
-          <w:rFonts w:ascii="GHEA Grapalat" w:hAnsi="GHEA Grapalat"/>
-          <w:lang w:val="hy-AM"/>
-        </w:rPr>
-      </w:pPr>
-    </w:p>
-    <w:p>
-      <w:pPr>
-        <w:pStyle w:val="NormalWeb"/>
-        <w:rPr>
-          <w:rFonts w:ascii="GHEA Grapalat" w:hAnsi="GHEA Grapalat"/>
-          <w:lang w:val="hy-AM"/>
-        </w:rPr>
-      </w:pPr>
-    </w:p>
-    <w:p>
-      <w:pPr>
-        <w:pStyle w:val="NormalWeb"/>
-        <w:rPr>
-          <w:rFonts w:ascii="GHEA Grapalat" w:hAnsi="GHEA Grapalat"/>
-          <w:lang w:val="hy-AM"/>
-        </w:rPr>
-      </w:pPr>
-    </w:p>
-    <w:p>
-      <w:pPr>
-        <w:pStyle w:val="NormalWeb"/>
-        <w:rPr>
-          <w:rFonts w:ascii="GHEA Grapalat" w:hAnsi="GHEA Grapalat"/>
-          <w:lang w:val="hy-AM"/>
-        </w:rPr>
-      </w:pPr>
-    </w:p>
-    <w:p>
-      <w:pPr>
-        <w:pStyle w:val="NormalWeb"/>
-        <w:rPr>
-          <w:rFonts w:ascii="GHEA Grapalat" w:hAnsi="GHEA Grapalat"/>
-          <w:lang w:val="hy-AM"/>
-        </w:rPr>
-      </w:pPr>
-    </w:p>
-    <w:p>
-      <w:pPr>
-        <w:pStyle w:val="NormalWeb"/>
-        <w:rPr>
-          <w:rFonts w:ascii="GHEA Grapalat" w:hAnsi="GHEA Grapalat"/>
-          <w:lang w:val="hy-AM"/>
-        </w:rPr>
-      </w:pPr>
-      <w:r>
-        <w:rPr>
-          <w:rFonts w:ascii="GHEA Grapalat" w:hAnsi="GHEA Grapalat"/>
-          <w:lang w:val="hy-AM"/>
-        </w:rPr>
-        <w:lastRenderedPageBreak/>
-        <w:t>Առավելություններ և թերություններ</w:t>
-      </w:r>
+        <w:rPr>
+          <w:rFonts w:ascii="Arial" w:hAnsi="Arial"/>
+          <w:lang w:val="hy-AM"/>
+        </w:rPr>
+      </w:pPr>
     </w:p>
     <w:tbl>
       <w:tblPr>
@@ -31919,73 +31514,106 @@
     <w:p>
       <w:pPr>
         <w:pStyle w:val="NormalWeb"/>
-        <w:rPr>
-          <w:rFonts w:ascii="GHEA Grapalat" w:hAnsi="GHEA Grapalat"/>
-          <w:lang w:val="hy-AM"/>
-        </w:rPr>
-      </w:pPr>
+        <w:ind w:firstLine="720"/>
+        <w:rPr>
+          <w:rFonts w:ascii="GHEA Grapalat" w:hAnsi="GHEA Grapalat"/>
+          <w:lang w:val="hy-AM"/>
+        </w:rPr>
+      </w:pPr>
+      <w:r>
+        <w:rPr>
+          <w:rFonts w:ascii="GHEA Grapalat" w:hAnsi="GHEA Grapalat"/>
+          <w:lang w:val="hy-AM"/>
+        </w:rPr>
+        <w:t>Դեյքստրայի</w:t>
+      </w:r>
+      <w:r>
+        <w:rPr>
+          <w:rFonts w:ascii="GHEA Grapalat" w:hAnsi="GHEA Grapalat"/>
+          <w:lang w:val="hy-AM"/>
+        </w:rPr>
+        <w:t xml:space="preserve"> ալգորիթմը հարմար է այն տիրույթների համար, որտեղ կողերի ծախսերը կամ խիստ ոչ բացասական են, ստատիկ և հեշտությամբ քանակականացվող, ինչպիսիք են ցանցային երթուղևորման արձանագրությունները, որոնք կիրառում են ճանապարհային վեկտորի սեմանտիկա։ Դրա դետերմինիստական բնույթը հեշտացնում է ֆորմալ վերիֆիկացիան և նպաստում է ինկրեմենտալ թարմացման մեխանիզմների ներառմանը (օրինակ՝ կապի վիճակի թարմացումներ)։ </w:t>
+      </w:r>
+      <w:r>
+        <w:rPr>
+          <w:rFonts w:ascii="GHEA Grapalat" w:hAnsi="GHEA Grapalat"/>
+          <w:lang w:val="hy-AM"/>
+        </w:rPr>
+        <w:t>Սրան հակառակ</w:t>
+      </w:r>
+      <w:r>
+        <w:rPr>
+          <w:rFonts w:ascii="GHEA Grapalat" w:hAnsi="GHEA Grapalat"/>
+          <w:lang w:val="hy-AM"/>
+        </w:rPr>
+        <w:t xml:space="preserve">, </w:t>
+      </w:r>
+      <w:r>
+        <w:rPr>
+          <w:rFonts w:ascii="GHEA Grapalat" w:hAnsi="GHEA Grapalat"/>
+          <w:lang w:val="hy-AM"/>
+        </w:rPr>
+        <w:t>Ա</w:t>
+      </w:r>
+      <w:r>
+        <w:rPr>
+          <w:rFonts w:ascii="GHEA Grapalat" w:hAnsi="GHEA Grapalat"/>
+          <w:lang w:val="hy-AM"/>
+        </w:rPr>
+        <w:t>*-ն գերազանցում է տարածականորեն ներկառուցված պլանավորման խնդիրներում, որտեղ էվրիստիկ ինֆորմացիան կարող է նախապես հաշվարկվել աննշան ծախսերով։ Ալգորիթմի կախվածությունը էվրիստիկաներից, սակայն, ներմուծում է զգայունություն ծախսերի մոդելի ճշգրտության նկատմամբ. հետևաբար, կիրառական ինժեներները պետք է հավասարակշռեն էվրիստիկ բարդությունը թույլատրելիությունը խախտելու ռիսկի նկատմամբ։</w:t>
+      </w:r>
     </w:p>
     <w:p>
       <w:pPr>
-        <w:pStyle w:val="NormalWeb"/>
-        <w:rPr>
-          <w:rFonts w:ascii="GHEA Grapalat" w:hAnsi="GHEA Grapalat"/>
-          <w:lang w:val="hy-AM"/>
-        </w:rPr>
-      </w:pPr>
+        <w:pStyle w:val="Heading2"/>
+        <w:rPr>
+          <w:rFonts w:ascii="Arial" w:hAnsi="Arial"/>
+          <w:lang w:val="hy-AM"/>
+        </w:rPr>
+      </w:pPr>
+      <w:r>
+        <w:rPr>
+          <w:lang w:val="hy-AM"/>
+        </w:rPr>
+        <w:t>2</w:t>
+      </w:r>
+      <w:r>
+        <w:rPr>
+          <w:rFonts w:ascii="Cambria Math" w:hAnsi="Cambria Math"/>
+          <w:lang w:val="hy-AM"/>
+        </w:rPr>
+        <w:t xml:space="preserve">․5 </w:t>
+      </w:r>
+      <w:r>
+        <w:rPr>
+          <w:lang w:val="hy-AM"/>
+        </w:rPr>
+        <w:t>Գործնական կիրառություններ</w:t>
+      </w:r>
     </w:p>
     <w:p>
       <w:pPr>
-        <w:pStyle w:val="NormalWeb"/>
-        <w:rPr>
-          <w:rFonts w:ascii="GHEA Grapalat" w:hAnsi="GHEA Grapalat"/>
-          <w:lang w:val="hy-AM"/>
-        </w:rPr>
-      </w:pPr>
-      <w:r>
-        <w:rPr>
-          <w:rFonts w:ascii="GHEA Grapalat" w:hAnsi="GHEA Grapalat"/>
-          <w:lang w:val="hy-AM"/>
-        </w:rPr>
-        <w:lastRenderedPageBreak/>
-        <w:t>Քննարկում</w:t>
-      </w:r>
+        <w:rPr>
+          <w:rFonts w:ascii="Arial" w:hAnsi="Arial"/>
+          <w:lang w:val="hy-AM"/>
+        </w:rPr>
+      </w:pPr>
     </w:p>
     <w:p>
       <w:pPr>
         <w:pStyle w:val="NormalWeb"/>
-        <w:rPr>
-          <w:rFonts w:ascii="GHEA Grapalat" w:hAnsi="GHEA Grapalat"/>
-          <w:lang w:val="hy-AM"/>
-        </w:rPr>
-      </w:pPr>
-      <w:r>
-        <w:rPr>
-          <w:rFonts w:ascii="GHEA Grapalat" w:hAnsi="GHEA Grapalat"/>
-          <w:lang w:val="hy-AM"/>
-        </w:rPr>
-        <w:t>Դեյքստրայի</w:t>
-      </w:r>
-      <w:r>
-        <w:rPr>
-          <w:rFonts w:ascii="GHEA Grapalat" w:hAnsi="GHEA Grapalat"/>
-          <w:lang w:val="hy-AM"/>
-        </w:rPr>
-        <w:t xml:space="preserve"> ալգորիթմը հարմար է այն տիրույթների համար, որտեղ կողերի ծախսերը կամ խիստ ոչ բացասական են, ստատիկ և հեշտությամբ քանակականացվող, ինչպիսիք են ցանցային երթուղևորման արձանագրությունները, որոնք կիրառում են ճանապարհային վեկտորի սեմանտիկա։ Դրա դետերմինիստական բնույթը հեշտացնում է ֆորմալ վերիֆիկացիան և նպաստում է ինկրեմենտալ թարմացման մեխանիզմների ներառմանը (օրինակ՝ կապի վիճակի թարմացումներ)։ </w:t>
-      </w:r>
-      <w:r>
-        <w:rPr>
-          <w:rFonts w:ascii="GHEA Grapalat" w:hAnsi="GHEA Grapalat"/>
-          <w:lang w:val="hy-AM"/>
-        </w:rPr>
-        <w:t>Սրան հակառակ</w:t>
-      </w:r>
-      <w:r>
-        <w:rPr>
-          <w:rFonts w:ascii="GHEA Grapalat" w:hAnsi="GHEA Grapalat"/>
-          <w:lang w:val="hy-AM"/>
-        </w:rPr>
-        <w:t xml:space="preserve">, </w:t>
+        <w:ind w:firstLine="720"/>
+        <w:rPr>
+          <w:rFonts w:ascii="GHEA Grapalat" w:hAnsi="GHEA Grapalat"/>
+          <w:lang w:val="hy-AM"/>
+        </w:rPr>
+      </w:pPr>
+      <w:r>
+        <w:rPr>
+          <w:rFonts w:ascii="GHEA Grapalat" w:hAnsi="GHEA Grapalat"/>
+          <w:lang w:val="hy-AM"/>
+        </w:rPr>
+        <w:t xml:space="preserve">Գլոբալ դիրքորոշման համակարգեր (GPS) GPS սարքերը կիրառում են </w:t>
       </w:r>
       <w:r>
         <w:rPr>
@@ -31999,48 +31627,129 @@
           <w:rFonts w:ascii="GHEA Grapalat" w:hAnsi="GHEA Grapalat"/>
           <w:lang w:val="hy-AM"/>
         </w:rPr>
-        <w:t>*-ն գերազանցում է տարածականորեն ներկառուցված պլանավորման խնդիրներում, որտեղ էվրիստիկ ինֆորմացիան կարող է նախապես հաշվարկվել աննշան ծախսերով։ Ալգորիթմի կախվածությունը էվրիստիկաներից, սակայն, ներմուծում է զգայունություն ծախսերի մոդելի ճշգրտության նկատմամբ. հետևաբար, կիրառական ինժեներները պետք է հավասարակշռեն էվրիստիկ բարդությունը թույլատրելիությունը խախտելու ռիսկի նկատմամբ։</w:t>
+        <w:t xml:space="preserve">*՝ նախապես հաշվարկված h արժեքներով, որոնք հիմնված են լայնության/երկայնության հեռավորությունների վրա դեպի նշանակետ։ Էվրիստիկայի թույլատրելիությունը բխում է եռանկյունու անհավասարությունից. սակայն, ճանապարհային ցանցի աղավաղումը հանգեցնում է օպտիմիստական թերագնահատման։ Օպտիմալությունը պահպանելու համար էվրիստիկաները սահմանափակվում են կամ հատվում են նվազագույն ծախսի գնահատականով՝ ստացված թվային քարտեզների տվյալների բազաներից։ </w:t>
       </w:r>
     </w:p>
     <w:p>
       <w:pPr>
         <w:pStyle w:val="NormalWeb"/>
-        <w:rPr>
-          <w:rFonts w:ascii="GHEA Grapalat" w:hAnsi="GHEA Grapalat"/>
-          <w:lang w:val="hy-AM"/>
-        </w:rPr>
-      </w:pPr>
-      <w:r>
-        <w:rPr>
-          <w:rFonts w:ascii="GHEA Grapalat" w:hAnsi="GHEA Grapalat"/>
-          <w:lang w:val="hy-AM"/>
-        </w:rPr>
-        <w:t>Գործնական կիրառություններ</w:t>
+        <w:ind w:firstLine="720"/>
+        <w:rPr>
+          <w:rFonts w:ascii="GHEA Grapalat" w:hAnsi="GHEA Grapalat"/>
+          <w:lang w:val="hy-AM"/>
+        </w:rPr>
+      </w:pPr>
+      <w:r>
+        <w:rPr>
+          <w:rFonts w:ascii="GHEA Grapalat" w:hAnsi="GHEA Grapalat"/>
+          <w:lang w:val="hy-AM"/>
+        </w:rPr>
+        <w:t xml:space="preserve">Գործնականում </w:t>
+      </w:r>
+      <w:r>
+        <w:rPr>
+          <w:rFonts w:ascii="GHEA Grapalat" w:hAnsi="GHEA Grapalat"/>
+          <w:lang w:val="hy-AM"/>
+        </w:rPr>
+        <w:t>Ա</w:t>
+      </w:r>
+      <w:r>
+        <w:rPr>
+          <w:rFonts w:ascii="GHEA Grapalat" w:hAnsi="GHEA Grapalat"/>
+          <w:lang w:val="hy-AM"/>
+        </w:rPr>
+        <w:t>*-ն ապահովում է իրական ժամանակի արձագանքում, քանի որ էվրիստիկան նեղացնում է որոնումը դեպի ամենախոստումնալից երթուղին շրջապատող միջանցք, նվազեցնելով քննարկվող թեկնածու հանգույցների թիվը տասնյակ հազարավորներից մինչև մի քանի հարյուր՝ մեկ նավարկային հարցման համար։</w:t>
       </w:r>
     </w:p>
     <w:p>
       <w:pPr>
         <w:pStyle w:val="NormalWeb"/>
-        <w:rPr>
-          <w:rFonts w:ascii="GHEA Grapalat" w:hAnsi="GHEA Grapalat"/>
-          <w:lang w:val="hy-AM"/>
-        </w:rPr>
-      </w:pPr>
+        <w:ind w:firstLine="720"/>
+        <w:rPr>
+          <w:rFonts w:ascii="GHEA Grapalat" w:hAnsi="GHEA Grapalat"/>
+          <w:lang w:val="hy-AM"/>
+        </w:rPr>
+      </w:pPr>
+      <w:r>
+        <w:rPr>
+          <w:rFonts w:ascii="GHEA Grapalat" w:hAnsi="GHEA Grapalat"/>
+          <w:lang w:val="hy-AM"/>
+        </w:rPr>
+        <w:t xml:space="preserve">Ռոբոտաշինության ճանապարհի պլանավորում Շարժական մանիպուլյատորները և ինքնավար գետնային տրանսպորտային միջոցները հաճախ գործում են դիսկրետացված ցանցային քարտեզների վրա, որտեղ հանգույցները ներկայացնում են զբաղվածության ցանցեր։ Համաձայնեցված Մանհեթենյան էվրիստիկաներով </w:t>
+      </w:r>
+      <w:r>
+        <w:rPr>
+          <w:rFonts w:ascii="GHEA Grapalat" w:hAnsi="GHEA Grapalat"/>
+          <w:lang w:val="hy-AM"/>
+        </w:rPr>
+        <w:t>Ա</w:t>
+      </w:r>
+      <w:r>
+        <w:rPr>
+          <w:rFonts w:ascii="GHEA Grapalat" w:hAnsi="GHEA Grapalat"/>
+          <w:lang w:val="hy-AM"/>
+        </w:rPr>
+        <w:t xml:space="preserve">*-ն լայնորեն կիրառվում է ստատիկ ճանապարհի պլանավորման համար։ Դինամիկ միջավայրերում </w:t>
+      </w:r>
+      <w:r>
+        <w:rPr>
+          <w:rFonts w:ascii="GHEA Grapalat" w:hAnsi="GHEA Grapalat"/>
+          <w:lang w:val="hy-AM"/>
+        </w:rPr>
+        <w:t>Դ</w:t>
+      </w:r>
+      <w:r>
+        <w:rPr>
+          <w:rFonts w:ascii="GHEA Grapalat" w:hAnsi="GHEA Grapalat"/>
+          <w:lang w:val="hy-AM"/>
+        </w:rPr>
+        <w:t xml:space="preserve">* կամ RTM (Realtime-Monte-Carlo) ընդլայնումները լրացնում են </w:t>
+      </w:r>
+      <w:r>
+        <w:rPr>
+          <w:rFonts w:ascii="GHEA Grapalat" w:hAnsi="GHEA Grapalat"/>
+          <w:lang w:val="hy-AM"/>
+        </w:rPr>
+        <w:t>Ա</w:t>
+      </w:r>
+      <w:r>
+        <w:rPr>
+          <w:rFonts w:ascii="GHEA Grapalat" w:hAnsi="GHEA Grapalat"/>
+          <w:lang w:val="hy-AM"/>
+        </w:rPr>
+        <w:t>*-ը՝ պահպանելով ինկրեմենտալ ծախսերի գնահատականներ, որոնք հաշվի են առնում անկանխատեսելիությունը, սակայն պահպանում են հիմնական էվրիստիկ առավելությունը։ Ցածր չափողականության միջավայրերի համար</w:t>
+      </w:r>
+      <w:r>
+        <w:rPr>
+          <w:rFonts w:ascii="GHEA Grapalat" w:hAnsi="GHEA Grapalat"/>
+          <w:lang w:val="hy-AM"/>
+        </w:rPr>
+        <w:t xml:space="preserve"> Ա</w:t>
+      </w:r>
+      <w:r>
+        <w:rPr>
+          <w:rFonts w:ascii="GHEA Grapalat" w:hAnsi="GHEA Grapalat"/>
+          <w:lang w:val="hy-AM"/>
+        </w:rPr>
+        <w:t>*-ն մնում է ընտրություն՝ իր ճշգրիտ օպտիմալության և տրիվիալ իրականացման շնորհիվ։</w:t>
+      </w:r>
     </w:p>
     <w:p>
       <w:pPr>
         <w:pStyle w:val="NormalWeb"/>
-        <w:rPr>
-          <w:rFonts w:ascii="GHEA Grapalat" w:hAnsi="GHEA Grapalat"/>
-          <w:lang w:val="hy-AM"/>
-        </w:rPr>
-      </w:pPr>
-      <w:r>
-        <w:rPr>
-          <w:rFonts w:ascii="GHEA Grapalat" w:hAnsi="GHEA Grapalat"/>
-          <w:lang w:val="hy-AM"/>
-        </w:rPr>
-        <w:t xml:space="preserve">7.1 Գլոբալ դիրքորոշման համակարգեր (GPS) GPS սարքերը կիրառում են </w:t>
+        <w:ind w:firstLine="720"/>
+        <w:rPr>
+          <w:rFonts w:ascii="GHEA Grapalat" w:hAnsi="GHEA Grapalat"/>
+          <w:lang w:val="hy-AM"/>
+        </w:rPr>
+      </w:pPr>
+      <w:r>
+        <w:rPr>
+          <w:rFonts w:ascii="GHEA Grapalat" w:hAnsi="GHEA Grapalat"/>
+          <w:lang w:val="hy-AM"/>
+        </w:rPr>
+        <w:lastRenderedPageBreak/>
+        <w:t xml:space="preserve">ԱԻ խաղերի մշակում Իրական ժամանակի ռազմավարական (RTS) խաղերը և բաց աշխարհի վիդեո խաղերը կիրառում են </w:t>
       </w:r>
       <w:r>
         <w:rPr>
@@ -32054,21 +31763,35 @@
           <w:rFonts w:ascii="GHEA Grapalat" w:hAnsi="GHEA Grapalat"/>
           <w:lang w:val="hy-AM"/>
         </w:rPr>
-        <w:t xml:space="preserve">*՝ նախապես հաշվարկված h արժեքներով, որոնք հիմնված են լայնության/երկայնության հեռավորությունների վրա դեպի նշանակետ։ Էվրիստիկայի թույլատրելիությունը բխում է եռանկյունու անհավասարությունից. սակայն, ճանապարհային ցանցի աղավաղումը հանգեցնում է օպտիմիստական թերագնահատման։ Օպտիմալությունը պահպանելու համար էվրիստիկաները սահմանափակվում են կամ հատվում են նվազագույն ծախսի գնահատականով՝ ստացված թվային քարտեզների տվյալների բազաներից։ Գործնականում </w:t>
-      </w:r>
-      <w:r>
-        <w:rPr>
-          <w:rFonts w:ascii="GHEA Grapalat" w:hAnsi="GHEA Grapalat"/>
-          <w:lang w:val="hy-AM"/>
-        </w:rPr>
-        <w:t>Ա</w:t>
-      </w:r>
-      <w:r>
-        <w:rPr>
-          <w:rFonts w:ascii="GHEA Grapalat" w:hAnsi="GHEA Grapalat"/>
-          <w:lang w:val="hy-AM"/>
-        </w:rPr>
-        <w:t>*-ն ապահովում է իրական ժամանակի արձագանքում, քանի որ էվրիստիկան նեղացնում է որոնումը դեպի ամենախոստումնալից երթուղին շրջապատող միջանցք, նվազեցնելով քննարկվող թեկնածու հանգույցների թիվը տասնյակ հազարավորներից մինչև մի քանի հարյուր՝ մեկ նավարկային հարցման համար։</w:t>
+        <w:t>* NPC</w:t>
+      </w:r>
+      <w:r>
+        <w:rPr>
+          <w:rFonts w:ascii="GHEA Grapalat" w:hAnsi="GHEA Grapalat"/>
+          <w:lang w:val="hy-AM"/>
+        </w:rPr>
+        <w:t xml:space="preserve">-ների </w:t>
+      </w:r>
+      <w:r>
+        <w:rPr>
+          <w:rFonts w:ascii="GHEA Grapalat" w:hAnsi="GHEA Grapalat"/>
+          <w:lang w:val="hy-AM"/>
+        </w:rPr>
+        <w:t xml:space="preserve">համար, հատկապես ճանապարհային ցանցերով քարտեզներում, որտեղ էվրիստիկ ճշգրտությունը մոտենում է խաղացողի սպասելիքներին։ Էվրիստիկ նախագծումը հաճախ ներառում է բազմաչափ մետրիկաներ (օրինակ՝ սպառնալիքի մակարդակ, ծածկույթի հեռավորություն)՝ ավելի բարձր կարգի ծախսային գործոնները մոդելավորելու համար։ Համաձայնեցվածությունը սովորաբար պարտադրվում է պոտենցիալ դաշտի մոտեցման միջոցով, որը էքստրապոլյացնում է նպատակային ուղղված պոտենցիալ արժեքները քարտեզի վրա։ </w:t>
+      </w:r>
+      <w:r>
+        <w:rPr>
+          <w:rFonts w:ascii="GHEA Grapalat" w:hAnsi="GHEA Grapalat"/>
+          <w:lang w:val="hy-AM"/>
+        </w:rPr>
+        <w:t>Դեյքստրան</w:t>
+      </w:r>
+      <w:r>
+        <w:rPr>
+          <w:rFonts w:ascii="GHEA Grapalat" w:hAnsi="GHEA Grapalat"/>
+          <w:lang w:val="hy-AM"/>
+        </w:rPr>
+        <w:t xml:space="preserve"> երբեմն կիրառվում է ստատիկ մակարդակներում ճանապարհների օֆլայն նախնական հաշվարկի համար, որտեղ իրական ժամանակի դինամիկայի բացակայությունը դարձնում է էվրիստիկ առավելությունը եզրային։</w:t>
       </w:r>
     </w:p>
     <w:p>
@@ -32079,127 +31802,56 @@
           <w:lang w:val="hy-AM"/>
         </w:rPr>
       </w:pPr>
-      <w:r>
-        <w:rPr>
-          <w:rFonts w:ascii="GHEA Grapalat" w:hAnsi="GHEA Grapalat"/>
-          <w:lang w:val="hy-AM"/>
-        </w:rPr>
-        <w:t xml:space="preserve">7.2 Ռոբոտաշինության ճանապարհի պլանավորում Շարժական մանիպուլյատորները և ինքնավար գետնային տրանսպորտային միջոցները հաճախ գործում են դիսկրետացված ցանցային քարտեզների վրա, որտեղ հանգույցները ներկայացնում են զբաղվածության ցանցեր։ Համաձայնեցված Մանհեթենյան էվրիստիկաներով </w:t>
-      </w:r>
-      <w:r>
-        <w:rPr>
-          <w:rFonts w:ascii="GHEA Grapalat" w:hAnsi="GHEA Grapalat"/>
-          <w:lang w:val="hy-AM"/>
-        </w:rPr>
-        <w:t>Ա</w:t>
-      </w:r>
-      <w:r>
-        <w:rPr>
-          <w:rFonts w:ascii="GHEA Grapalat" w:hAnsi="GHEA Grapalat"/>
-          <w:lang w:val="hy-AM"/>
-        </w:rPr>
-        <w:t xml:space="preserve">*-ն լայնորեն կիրառվում է ստատիկ ճանապարհի պլանավորման համար։ Դինամիկ միջավայրերում </w:t>
-      </w:r>
-      <w:r>
-        <w:rPr>
-          <w:rFonts w:ascii="GHEA Grapalat" w:hAnsi="GHEA Grapalat"/>
-          <w:lang w:val="hy-AM"/>
-        </w:rPr>
-        <w:t>Դ</w:t>
-      </w:r>
-      <w:r>
-        <w:rPr>
-          <w:rFonts w:ascii="GHEA Grapalat" w:hAnsi="GHEA Grapalat"/>
-          <w:lang w:val="hy-AM"/>
-        </w:rPr>
-        <w:t xml:space="preserve">* կամ RTM (Realtime-Monte-Carlo) ընդլայնումները լրացնում են </w:t>
-      </w:r>
-      <w:r>
-        <w:rPr>
-          <w:rFonts w:ascii="GHEA Grapalat" w:hAnsi="GHEA Grapalat"/>
-          <w:lang w:val="hy-AM"/>
-        </w:rPr>
-        <w:t>Ա</w:t>
-      </w:r>
-      <w:r>
-        <w:rPr>
-          <w:rFonts w:ascii="GHEA Grapalat" w:hAnsi="GHEA Grapalat"/>
-          <w:lang w:val="hy-AM"/>
-        </w:rPr>
-        <w:t>*-ը՝ պահպանելով ինկրեմենտալ ծախսերի գնահատականներ, որոնք հաշվի են առնում անկանխատեսելիությունը, սակայն պահպանում են հիմնական էվրիստիկ առավելությունը։ Ցածր չափողականության միջավայրերի համար</w:t>
-      </w:r>
-      <w:r>
-        <w:rPr>
-          <w:rFonts w:ascii="GHEA Grapalat" w:hAnsi="GHEA Grapalat"/>
-          <w:lang w:val="hy-AM"/>
-        </w:rPr>
-        <w:t xml:space="preserve"> Ա</w:t>
-      </w:r>
-      <w:r>
-        <w:rPr>
-          <w:rFonts w:ascii="GHEA Grapalat" w:hAnsi="GHEA Grapalat"/>
-          <w:lang w:val="hy-AM"/>
-        </w:rPr>
-        <w:t>*-ն մնում է ընտրություն՝ իր ճշգրիտ օպտիմալության և տրիվիալ իրականացման շնորհիվ։</w:t>
-      </w:r>
     </w:p>
     <w:p>
       <w:pPr>
-        <w:pStyle w:val="NormalWeb"/>
-        <w:rPr>
-          <w:rFonts w:ascii="GHEA Grapalat" w:hAnsi="GHEA Grapalat"/>
-          <w:lang w:val="hy-AM"/>
-        </w:rPr>
-      </w:pPr>
-      <w:r>
-        <w:rPr>
-          <w:rFonts w:ascii="GHEA Grapalat" w:hAnsi="GHEA Grapalat"/>
-          <w:lang w:val="hy-AM"/>
-        </w:rPr>
-        <w:lastRenderedPageBreak/>
-        <w:t xml:space="preserve">7.3 ԱԻ խաղերի մշակում Իրական ժամանակի ռազմավարական (RTS) խաղերը և բաց աշխարհի վիդեո խաղերը կիրառում են </w:t>
-      </w:r>
-      <w:r>
-        <w:rPr>
-          <w:rFonts w:ascii="GHEA Grapalat" w:hAnsi="GHEA Grapalat"/>
-          <w:lang w:val="hy-AM"/>
-        </w:rPr>
-        <w:t>Ա</w:t>
-      </w:r>
-      <w:r>
-        <w:rPr>
-          <w:rFonts w:ascii="GHEA Grapalat" w:hAnsi="GHEA Grapalat"/>
-          <w:lang w:val="hy-AM"/>
-        </w:rPr>
-        <w:t>* NPC</w:t>
-      </w:r>
-      <w:r>
-        <w:rPr>
-          <w:rFonts w:ascii="GHEA Grapalat" w:hAnsi="GHEA Grapalat"/>
-          <w:lang w:val="hy-AM"/>
-        </w:rPr>
-        <w:t xml:space="preserve">-ների </w:t>
-      </w:r>
-      <w:r>
-        <w:rPr>
-          <w:rFonts w:ascii="GHEA Grapalat" w:hAnsi="GHEA Grapalat"/>
-          <w:lang w:val="hy-AM"/>
-        </w:rPr>
-        <w:t xml:space="preserve">համար, հատկապես ճանապարհային ցանցերով քարտեզներում, որտեղ էվրիստիկ ճշգրտությունը մոտենում է խաղացողի սպասելիքներին։ Էվրիստիկ նախագծումը հաճախ ներառում է բազմաչափ մետրիկաներ (օրինակ՝ սպառնալիքի մակարդակ, ծածկույթի հեռավորություն)՝ ավելի բարձր կարգի ծախսային գործոնները մոդելավորելու համար։ Համաձայնեցվածությունը սովորաբար պարտադրվում է պոտենցիալ դաշտի մոտեցման միջոցով, որը էքստրապոլյացնում է նպատակային ուղղված պոտենցիալ արժեքները քարտեզի վրա։ </w:t>
-      </w:r>
-      <w:r>
-        <w:rPr>
-          <w:rFonts w:ascii="GHEA Grapalat" w:hAnsi="GHEA Grapalat"/>
-          <w:lang w:val="hy-AM"/>
-        </w:rPr>
-        <w:t>Դեյքստրան</w:t>
-      </w:r>
-      <w:r>
-        <w:rPr>
-          <w:rFonts w:ascii="GHEA Grapalat" w:hAnsi="GHEA Grapalat"/>
-          <w:lang w:val="hy-AM"/>
-        </w:rPr>
-        <w:t xml:space="preserve"> երբեմն կիրառվում է ստատիկ մակարդակներում ճանապարհների օֆլայն նախնական հաշվարկի համար, որտեղ իրական ժամանակի դինամիկայի բացակայությունը դարձնում է էվրիստիկ առավելությունը եզրային։</w:t>
+        <w:pStyle w:val="Heading2"/>
+        <w:rPr>
+          <w:b/>
+          <w:color w:val="auto"/>
+          <w:lang w:val="hy-AM"/>
+        </w:rPr>
+      </w:pPr>
+      <w:r>
+        <w:rPr>
+          <w:b/>
+          <w:color w:val="auto"/>
+          <w:lang w:val="hy-AM"/>
+        </w:rPr>
+        <w:t>2</w:t>
+      </w:r>
+      <w:r>
+        <w:rPr>
+          <w:rFonts w:ascii="Cambria Math" w:hAnsi="Cambria Math"/>
+          <w:b/>
+          <w:color w:val="auto"/>
+          <w:lang w:val="hy-AM"/>
+        </w:rPr>
+        <w:t xml:space="preserve">․6 </w:t>
+      </w:r>
+      <w:r>
+        <w:rPr>
+          <w:b/>
+          <w:color w:val="auto"/>
+          <w:lang w:val="hy-AM"/>
+        </w:rPr>
+        <w:t>Իրականացման</w:t>
+      </w:r>
+      <w:r>
+        <w:rPr>
+          <w:b/>
+          <w:color w:val="auto"/>
+          <w:lang w:val="hy-AM"/>
+        </w:rPr>
+        <w:t xml:space="preserve"> վերաբերյալ</w:t>
+      </w:r>
+      <w:r>
+        <w:rPr>
+          <w:b/>
+          <w:color w:val="auto"/>
+          <w:lang w:val="hy-AM"/>
+        </w:rPr>
+        <w:t xml:space="preserve"> նկատառումներ</w:t>
       </w:r>
     </w:p>
     <w:p>
@@ -32214,84 +31866,109 @@
     <w:p>
       <w:pPr>
         <w:pStyle w:val="NormalWeb"/>
-        <w:rPr>
-          <w:rFonts w:ascii="GHEA Grapalat" w:hAnsi="GHEA Grapalat"/>
-          <w:lang w:val="hy-AM"/>
-        </w:rPr>
-      </w:pPr>
-      <w:r>
-        <w:rPr>
-          <w:rFonts w:ascii="GHEA Grapalat" w:hAnsi="GHEA Grapalat"/>
-          <w:lang w:val="hy-AM"/>
-        </w:rPr>
-        <w:t>Իրականացման նկատառումներ</w:t>
+        <w:ind w:firstLine="720"/>
+        <w:rPr>
+          <w:rFonts w:ascii="GHEA Grapalat" w:hAnsi="GHEA Grapalat"/>
+          <w:lang w:val="hy-AM"/>
+        </w:rPr>
+      </w:pPr>
+      <w:r>
+        <w:rPr>
+          <w:rFonts w:ascii="GHEA Grapalat" w:hAnsi="GHEA Grapalat"/>
+          <w:lang w:val="hy-AM"/>
+        </w:rPr>
+        <w:t xml:space="preserve">Հիշողության օգտագործում Հիշողության սպառման ամենանշանակալից գործոնը երկու ալգորիթմներում էլ փակ ցուցակն է։ </w:t>
+      </w:r>
+      <w:r>
+        <w:rPr>
+          <w:rFonts w:ascii="GHEA Grapalat" w:hAnsi="GHEA Grapalat"/>
+          <w:lang w:val="hy-AM"/>
+        </w:rPr>
+        <w:t>Ա</w:t>
+      </w:r>
+      <w:r>
+        <w:rPr>
+          <w:rFonts w:ascii="GHEA Grapalat" w:hAnsi="GHEA Grapalat"/>
+          <w:lang w:val="hy-AM"/>
+        </w:rPr>
+        <w:t xml:space="preserve">*-ում փակ ցուցակի չափը կորելացվում է հետազոտված ճակատի F-ի և էվրիստիկայի ուղղորդող ազդեցության հետ։ Կենտրոնացված </w:t>
+      </w:r>
+      <w:r>
+        <w:rPr>
+          <w:rFonts w:ascii="GHEA Grapalat" w:hAnsi="GHEA Grapalat"/>
+          <w:lang w:val="hy-AM"/>
+        </w:rPr>
+        <w:t>Ա</w:t>
+      </w:r>
+      <w:r>
+        <w:rPr>
+          <w:rFonts w:ascii="GHEA Grapalat" w:hAnsi="GHEA Grapalat"/>
+          <w:lang w:val="hy-AM"/>
+        </w:rPr>
+        <w:t>*-ի նման տեխնիկաները սահմանափակում են փակ բազմությունը M կարդինալության սահմանով, մերժելով այն հանգույցները, որոնց g արժեքները գերազանցում են դինամիկորեն պահպանվող τ շեմը։ Այս ռազմավարությունը փոխզիջում է օպտիմալության և մասշտաբայնության միջև խոշոր մասշտաբի ճանապարհի որոնման խնդիրներում, որտեղ գլոբալ օպտիմալ լուծումը խիստ պարտադիր չէ (օրինակ՝ ինքնավար դրոնների համար</w:t>
+      </w:r>
+      <w:r>
+        <w:rPr>
+          <w:rFonts w:ascii="GHEA Grapalat" w:hAnsi="GHEA Grapalat"/>
+          <w:lang w:val="hy-AM"/>
+        </w:rPr>
+        <w:t>՝</w:t>
+      </w:r>
+      <w:r>
+        <w:rPr>
+          <w:rFonts w:ascii="GHEA Grapalat" w:hAnsi="GHEA Grapalat"/>
+          <w:lang w:val="hy-AM"/>
+        </w:rPr>
+        <w:t xml:space="preserve"> ժամանակային կրիտիկական)։</w:t>
       </w:r>
     </w:p>
     <w:p>
       <w:pPr>
         <w:pStyle w:val="NormalWeb"/>
-        <w:rPr>
-          <w:rFonts w:ascii="GHEA Grapalat" w:hAnsi="GHEA Grapalat"/>
-          <w:lang w:val="hy-AM"/>
-        </w:rPr>
-      </w:pPr>
+        <w:ind w:firstLine="720"/>
+        <w:rPr>
+          <w:rFonts w:ascii="GHEA Grapalat" w:hAnsi="GHEA Grapalat"/>
+          <w:lang w:val="hy-AM"/>
+        </w:rPr>
+      </w:pPr>
+      <w:r>
+        <w:rPr>
+          <w:rFonts w:ascii="GHEA Grapalat" w:hAnsi="GHEA Grapalat"/>
+          <w:lang w:val="hy-AM"/>
+        </w:rPr>
+        <w:t xml:space="preserve">Էվրիստիկ նախագծում Երբ էվրիստիկաները երկրաչափական են, հանգույցի հաշվարկի ծախսը էապես հաստատուն է, ինչը հնարավորություն է տալիս իրական ժամանակի կատարողունակություն շարժական պլատֆորմներում։ Տիրույթային հատուկ էվրիստիկաների համար գնահատման ֆունկցիան կարող է մարժինալացվել ֆոնային թրեդի կամ միաձուլվել կողերի ռելակսացիայի քայլերին՝ մշակման ծախսերը միջինացնելու համար բազմաթիվ ընդլայնումների վրա։ Խիստ դինամիկ կարգավիճակներում (օրինակ՝ ինտերակտիվ խաղային ԱԻ) հիերարխիկ էվրիստիկ ճարտարապետությունները (ողորմակետեր </w:t>
+      </w:r>
+      <w:r>
+        <w:rPr>
+          <w:rFonts w:ascii="Courier New" w:hAnsi="Courier New" w:cs="Courier New"/>
+          <w:lang w:val="hy-AM"/>
+        </w:rPr>
+        <w:t>→</w:t>
+      </w:r>
+      <w:r>
+        <w:rPr>
+          <w:rFonts w:ascii="GHEA Grapalat" w:hAnsi="GHEA Grapalat"/>
+          <w:lang w:val="hy-AM"/>
+        </w:rPr>
+        <w:t xml:space="preserve"> մակրո-էվրիստիկաներ) հեշտացնում են ինկրեմենտալ թարմացումները՝ առանց սկզբից ամբողջական լուծումների վերահաշվարկման։</w:t>
+      </w:r>
     </w:p>
     <w:p>
       <w:pPr>
         <w:pStyle w:val="NormalWeb"/>
-        <w:rPr>
-          <w:rFonts w:ascii="GHEA Grapalat" w:hAnsi="GHEA Grapalat"/>
-          <w:lang w:val="hy-AM"/>
-        </w:rPr>
-      </w:pPr>
-      <w:r>
-        <w:rPr>
-          <w:rFonts w:ascii="GHEA Grapalat" w:hAnsi="GHEA Grapalat"/>
-          <w:lang w:val="hy-AM"/>
-        </w:rPr>
-        <w:t xml:space="preserve">8.1 Հիշողության օգտագործում Հիշողության սպառման ամենանշանակալից գործոնը երկու ալգորիթմներում էլ փակ ցուցակն է։ </w:t>
-      </w:r>
-      <w:r>
-        <w:rPr>
-          <w:rFonts w:ascii="GHEA Grapalat" w:hAnsi="GHEA Grapalat"/>
-          <w:lang w:val="hy-AM"/>
-        </w:rPr>
-        <w:t>Ա</w:t>
-      </w:r>
-      <w:r>
-        <w:rPr>
-          <w:rFonts w:ascii="GHEA Grapalat" w:hAnsi="GHEA Grapalat"/>
-          <w:lang w:val="hy-AM"/>
-        </w:rPr>
-        <w:t xml:space="preserve">*-ում փակ ցուցակի չափը կորելացվում է հետազոտված ճակատի F-ի և էվրիստիկայի ուղղորդող ազդեցության հետ։ Կենտրոնացված </w:t>
-      </w:r>
-      <w:r>
-        <w:rPr>
-          <w:rFonts w:ascii="GHEA Grapalat" w:hAnsi="GHEA Grapalat"/>
-          <w:lang w:val="hy-AM"/>
-        </w:rPr>
-        <w:t>Ա</w:t>
-      </w:r>
-      <w:r>
-        <w:rPr>
-          <w:rFonts w:ascii="GHEA Grapalat" w:hAnsi="GHEA Grapalat"/>
-          <w:lang w:val="hy-AM"/>
-        </w:rPr>
-        <w:t>*-ի նման տեխնիկաները սահմանափակում են փակ բազմությունը M կարդինալության սահմանով, մերժելով այն հանգույցները, որոնց g արժեքները գերազանցում են դինամիկորեն պահպանվող τ շեմը։ Այս ռազմավարությունը փոխզիջում է օպտիմալության և մասշտաբայնության միջև խոշոր մասշտաբի ճանապարհի որոնման խնդիրներում, որտեղ գլոբալ օպտիմալ լուծումը խիստ պարտադիր չէ (օրինակ՝ ինքնավար դրոնների համար</w:t>
-      </w:r>
-      <w:r>
-        <w:rPr>
-          <w:rFonts w:ascii="GHEA Grapalat" w:hAnsi="GHEA Grapalat"/>
-          <w:lang w:val="hy-AM"/>
-        </w:rPr>
-        <w:t>՝</w:t>
-      </w:r>
-      <w:r>
-        <w:rPr>
-          <w:rFonts w:ascii="GHEA Grapalat" w:hAnsi="GHEA Grapalat"/>
-          <w:lang w:val="hy-AM"/>
-        </w:rPr>
-        <w:t xml:space="preserve"> ժամանակային կրիտիկական)։</w:t>
+        <w:ind w:firstLine="720"/>
+        <w:rPr>
+          <w:rFonts w:ascii="GHEA Grapalat" w:hAnsi="GHEA Grapalat"/>
+          <w:lang w:val="hy-AM"/>
+        </w:rPr>
+      </w:pPr>
+      <w:r>
+        <w:rPr>
+          <w:rFonts w:ascii="GHEA Grapalat" w:hAnsi="GHEA Grapalat"/>
+          <w:lang w:val="hy-AM"/>
+        </w:rPr>
+        <w:lastRenderedPageBreak/>
+        <w:t xml:space="preserve">Մասշտաբայնության խնդիրներ Մասշտաբայնության մարտահրավերները առաջանում են խիտ գրաֆերի ներկայացումների քառակուսային հիշողության պահանջներից և էվրիստիկայի սխալ օգտագործման էքսպոնենցիալ ընդլայնման </w:t>
       </w:r>
     </w:p>
     <w:p>
@@ -32307,85 +31984,94 @@
           <w:rFonts w:ascii="GHEA Grapalat" w:hAnsi="GHEA Grapalat"/>
           <w:lang w:val="hy-AM"/>
         </w:rPr>
-        <w:t xml:space="preserve">8.3 Էվրիստիկ նախագծում Երբ էվրիստիկաները երկրաչափական են, հանգույցի հաշվարկի ծախսը էապես հաստատուն է, ինչը հնարավորություն է տալիս իրական ժամանակի կատարողունակություն շարժական պլատֆորմներում։ Տիրույթային հատուկ էվրիստիկաների համար գնահատման ֆունկցիան կարող է մարժինալացվել ֆոնային թրեդի կամ միաձուլվել կողերի ռելակսացիայի քայլերին՝ մշակման ծախսերը միջինացնելու համար բազմաթիվ ընդլայնումների վրա։ Խիստ դինամիկ կարգավիճակներում (օրինակ՝ ինտերակտիվ խաղային ԱԻ) հիերարխիկ էվրիստիկ ճարտարապետությունները (ողորմակետեր </w:t>
-      </w:r>
-      <w:r>
-        <w:rPr>
-          <w:rFonts w:ascii="Courier New" w:hAnsi="Courier New" w:cs="Courier New"/>
-          <w:lang w:val="hy-AM"/>
-        </w:rPr>
-        <w:t>→</w:t>
-      </w:r>
-      <w:r>
-        <w:rPr>
-          <w:rFonts w:ascii="GHEA Grapalat" w:hAnsi="GHEA Grapalat"/>
-          <w:lang w:val="hy-AM"/>
-        </w:rPr>
-        <w:t xml:space="preserve"> մակրո-էվրիստիկաներ) հեշտացնում են ինկրեմենտալ թարմացումները՝ առանց սկզբից ամբողջական լուծումների վերահաշվարկման։</w:t>
+        <w:t>Էքսպերիմենտալ կամ տեսական կատարողունակության դիտարկումներ</w:t>
       </w:r>
     </w:p>
     <w:p>
       <w:pPr>
         <w:pStyle w:val="NormalWeb"/>
-        <w:rPr>
-          <w:rFonts w:ascii="GHEA Grapalat" w:hAnsi="GHEA Grapalat"/>
-          <w:lang w:val="hy-AM"/>
-        </w:rPr>
-      </w:pPr>
-      <w:r>
-        <w:rPr>
-          <w:rFonts w:ascii="GHEA Grapalat" w:hAnsi="GHEA Grapalat"/>
-          <w:lang w:val="hy-AM"/>
-        </w:rPr>
-        <w:t xml:space="preserve">8.4 Մասշտաբայնության խնդիրներ Մասշտաբայնության մարտահրավերները առաջանում են խիտ գրաֆերի ներկայացումների քառակուսային հիշողության պահանջներից և էվրիստիկայի սխալ օգտագործման էքսպոնենցիալ ընդլայնման </w:t>
+        <w:ind w:firstLine="720"/>
+        <w:rPr>
+          <w:rFonts w:ascii="GHEA Grapalat" w:hAnsi="GHEA Grapalat"/>
+          <w:lang w:val="hy-AM"/>
+        </w:rPr>
+      </w:pPr>
+      <w:r>
+        <w:rPr>
+          <w:rFonts w:ascii="GHEA Grapalat" w:hAnsi="GHEA Grapalat"/>
+          <w:lang w:val="hy-AM"/>
+        </w:rPr>
+        <w:t xml:space="preserve">Զգայունությունը էվրիստիկայի որակի նկատմամբ Մոնտե-Կառլոյի սիմուլյացիաները ցույց են տալիս գրեթե գծային կապ էվրիստիկայի որակի և ընդլայնումների N թվի միջև։ Էմպիրիկորեն, N ≈ C·(1−h/c), որտեղ C-ն տիրույթային հատուկ հաստատուն է (~10⁴ տիպիկ ճանապարհային ցանցերի կարգավիճակներում)։ Այս կախվածությունը բխում է </w:t>
+      </w:r>
+      <w:r>
+        <w:rPr>
+          <w:rFonts w:ascii="GHEA Grapalat" w:hAnsi="GHEA Grapalat"/>
+          <w:lang w:val="hy-AM"/>
+        </w:rPr>
+        <w:t>Ա</w:t>
+      </w:r>
+      <w:r>
+        <w:rPr>
+          <w:rFonts w:ascii="GHEA Grapalat" w:hAnsi="GHEA Grapalat"/>
+          <w:lang w:val="hy-AM"/>
+        </w:rPr>
+        <w:t>*-ի օպտիմալության պայմանից, ըստ որի՝ դուրսբերման կարգը հարգում է իրական ճանապարհի ծախսի մոնոտոն աճը. ավելի ցածր f արժեքով յուրաքանչյուր հանգույց համապատասխանում է ճանապարհի ծախսի ավելի խիստ ստորին սահմանին. թերի ինֆորմացված էվրիստիկան ուռճացնում է այս սահմանը, ստիպելով ալգորիթմին հետախուզել ընդլայնումներ, որոնք հակառակ դեպքում կկրճատվեին։</w:t>
       </w:r>
     </w:p>
     <w:p>
       <w:pPr>
         <w:pStyle w:val="NormalWeb"/>
-        <w:rPr>
-          <w:rFonts w:ascii="GHEA Grapalat" w:hAnsi="GHEA Grapalat"/>
-          <w:lang w:val="hy-AM"/>
-        </w:rPr>
-      </w:pPr>
-      <w:r>
-        <w:rPr>
-          <w:rFonts w:ascii="GHEA Grapalat" w:hAnsi="GHEA Grapalat"/>
-          <w:lang w:val="hy-AM"/>
-        </w:rPr>
-        <w:lastRenderedPageBreak/>
-        <w:t>Էքսպերիմենտալ կամ տեսական կատարողունակության դիտարկումներ</w:t>
+        <w:ind w:firstLine="720"/>
+        <w:rPr>
+          <w:rFonts w:ascii="GHEA Grapalat" w:hAnsi="GHEA Grapalat"/>
+          <w:lang w:val="hy-AM"/>
+        </w:rPr>
+      </w:pPr>
+      <w:r>
+        <w:rPr>
+          <w:rFonts w:ascii="GHEA Grapalat" w:hAnsi="GHEA Grapalat"/>
+          <w:lang w:val="hy-AM"/>
+        </w:rPr>
+        <w:t xml:space="preserve">Իրական աշխարհի տեղակայման տվյալներ Արդյունաբերական GPS տելեմետրիան բացահայտում է, որ 5–10 վայրկյան ինկրեմենտալ թարմացման ինտերվալները (տիպիկ սպառողական սարքի հաճախականություն) կարող են բավարարվել </w:t>
+      </w:r>
+      <w:r>
+        <w:rPr>
+          <w:rFonts w:ascii="GHEA Grapalat" w:hAnsi="GHEA Grapalat"/>
+          <w:lang w:val="hy-AM"/>
+        </w:rPr>
+        <w:t>Ա</w:t>
+      </w:r>
+      <w:r>
+        <w:rPr>
+          <w:rFonts w:ascii="GHEA Grapalat" w:hAnsi="GHEA Grapalat"/>
+          <w:lang w:val="hy-AM"/>
+        </w:rPr>
+        <w:t xml:space="preserve">* իրականացումներով՝ Մանհեթենյան էվրիստիկայի ներքո՝ առանց ուշացումը խախտելու, մինչդեռ </w:t>
+      </w:r>
+      <w:r>
+        <w:rPr>
+          <w:rFonts w:ascii="GHEA Grapalat" w:hAnsi="GHEA Grapalat"/>
+          <w:lang w:val="hy-AM"/>
+        </w:rPr>
+        <w:t>Դեյքստրան</w:t>
+      </w:r>
+      <w:r>
+        <w:rPr>
+          <w:rFonts w:ascii="GHEA Grapalat" w:hAnsi="GHEA Grapalat"/>
+          <w:lang w:val="hy-AM"/>
+        </w:rPr>
+        <w:t xml:space="preserve"> ցուցադրում է հաշվարկային ժամանակի 2-ակի աճ 15 միլիոն գագաթները գերազանցող քարտեզի չափերի համար։ Այս դիտարկումները ընդգծում են էվրիստիկ ներառման պրագմատիկ համապատասխանությունը, նույնիսկ երբ թույլատրելիության սահմանափակումները թույլ են կիրառվում (օրինակ՝ օպտիմիստիկ առաստաղի ֆունկցիաների միջոցով)։</w:t>
       </w:r>
     </w:p>
     <w:p>
       <w:pPr>
         <w:pStyle w:val="NormalWeb"/>
-        <w:rPr>
-          <w:rFonts w:ascii="GHEA Grapalat" w:hAnsi="GHEA Grapalat"/>
-          <w:lang w:val="hy-AM"/>
-        </w:rPr>
-      </w:pPr>
-      <w:r>
-        <w:rPr>
-          <w:rFonts w:ascii="GHEA Grapalat" w:hAnsi="GHEA Grapalat"/>
-          <w:lang w:val="hy-AM"/>
-        </w:rPr>
-        <w:t xml:space="preserve">9.3 Զգայունությունը էվրիստիկայի որակի նկատմամբ Մոնտե-Կառլոյի սիմուլյացիաները ցույց են տալիս գրեթե գծային կապ էվրիստիկայի որակի և ընդլայնումների N թվի միջև։ Էմպիրիկորեն, N ≈ C·(1−h/c), որտեղ C-ն տիրույթային հատուկ հաստատուն է (~10⁴ տիպիկ ճանապարհային ցանցերի կարգավիճակներում)։ Այս կախվածությունը բխում է </w:t>
-      </w:r>
-      <w:r>
-        <w:rPr>
-          <w:rFonts w:ascii="GHEA Grapalat" w:hAnsi="GHEA Grapalat"/>
-          <w:lang w:val="hy-AM"/>
-        </w:rPr>
-        <w:t>Ա</w:t>
-      </w:r>
-      <w:r>
-        <w:rPr>
-          <w:rFonts w:ascii="GHEA Grapalat" w:hAnsi="GHEA Grapalat"/>
-          <w:lang w:val="hy-AM"/>
-        </w:rPr>
-        <w:t>*-ի օպտիմալության պայմանից, ըստ որի՝ դուրսբերման կարգը հարգում է իրական ճանապարհի ծախսի մոնոտոն աճը. ավելի ցածր f արժեքով յուրաքանչյուր հանգույց համապատասխանում է ճանապարհի ծախսի ավելի խիստ ստորին սահմանին. թերի ինֆորմացված էվրիստիկան ուռճացնում է այս սահմանը, ստիպելով ալգորիթմին հետախուզել ընդլայնումներ, որոնք հակառակ դեպքում կկրճատվեին։</w:t>
-      </w:r>
+        <w:ind w:firstLine="720"/>
+        <w:rPr>
+          <w:rFonts w:ascii="GHEA Grapalat" w:hAnsi="GHEA Grapalat"/>
+          <w:lang w:val="hy-AM"/>
+        </w:rPr>
+      </w:pPr>
     </w:p>
     <w:p>
       <w:pPr>
@@ -32400,35 +32086,7 @@
           <w:rFonts w:ascii="GHEA Grapalat" w:hAnsi="GHEA Grapalat"/>
           <w:lang w:val="hy-AM"/>
         </w:rPr>
-        <w:t xml:space="preserve">9.4 Իրական աշխարհի տեղակայման տվյալներ Արդյունաբերական GPS տելեմետրիան բացահայտում է, որ 5–10 վայրկյան ինկրեմենտալ թարմացման ինտերվալները (տիպիկ սպառողական սարքի հաճախականություն) կարող են բավարարվել </w:t>
-      </w:r>
-      <w:r>
-        <w:rPr>
-          <w:rFonts w:ascii="GHEA Grapalat" w:hAnsi="GHEA Grapalat"/>
-          <w:lang w:val="hy-AM"/>
-        </w:rPr>
-        <w:t>Ա</w:t>
-      </w:r>
-      <w:r>
-        <w:rPr>
-          <w:rFonts w:ascii="GHEA Grapalat" w:hAnsi="GHEA Grapalat"/>
-          <w:lang w:val="hy-AM"/>
-        </w:rPr>
-        <w:t xml:space="preserve">* իրականացումներով՝ Մանհեթենյան էվրիստիկայի ներքո՝ առանց ուշացումը խախտելու, մինչդեռ </w:t>
-      </w:r>
-      <w:r>
-        <w:rPr>
-          <w:rFonts w:ascii="GHEA Grapalat" w:hAnsi="GHEA Grapalat"/>
-          <w:lang w:val="hy-AM"/>
-        </w:rPr>
-        <w:t>Դեյքստրան</w:t>
-      </w:r>
-      <w:r>
-        <w:rPr>
-          <w:rFonts w:ascii="GHEA Grapalat" w:hAnsi="GHEA Grapalat"/>
-          <w:lang w:val="hy-AM"/>
-        </w:rPr>
-        <w:t xml:space="preserve"> ցուցադրում է հաշվարկային ժամանակի 2-ակի աճ 15 միլիոն գագաթները գերազանցող քարտեզի չափերի համար։ Այս դիտարկումները ընդգծում են էվրիստիկ ներառման պրագմատիկ համապատասխանությունը, նույնիսկ երբ թույլատրելիության սահմանափակումները թույլ են կիրառվում (օրինակ՝ օպտիմիստիկ առաստաղի ֆունկցիաների միջոցով)։</w:t>
+        <w:t>Համեմատական ամփոփում</w:t>
       </w:r>
     </w:p>
     <w:p>
@@ -32439,13 +32097,6 @@
           <w:lang w:val="hy-AM"/>
         </w:rPr>
       </w:pPr>
-      <w:r>
-        <w:rPr>
-          <w:rFonts w:ascii="GHEA Grapalat" w:hAnsi="GHEA Grapalat"/>
-          <w:lang w:val="hy-AM"/>
-        </w:rPr>
-        <w:t>Համեմատական գտածոների ամփոփում</w:t>
-      </w:r>
     </w:p>
     <w:tbl>
       <w:tblPr>
@@ -32529,14 +32180,35 @@
                 <w:rFonts w:ascii="GHEA Grapalat" w:hAnsi="GHEA Grapalat"/>
                 <w:lang w:val="hy-AM"/>
               </w:rPr>
-              <w:t xml:space="preserve">Նախընտրել </w:t>
+              <w:t>Նախընտրել</w:t>
             </w:r>
             <w:r>
               <w:rPr>
                 <w:rFonts w:ascii="GHEA Grapalat" w:hAnsi="GHEA Grapalat"/>
                 <w:lang w:val="hy-AM"/>
               </w:rPr>
-              <w:t>Դեյքստրայի</w:t>
+              <w:t>ի է</w:t>
+            </w:r>
+            <w:r>
+              <w:rPr>
+                <w:rFonts w:ascii="GHEA Grapalat" w:hAnsi="GHEA Grapalat"/>
+                <w:lang w:val="hy-AM"/>
+              </w:rPr>
+              <w:t xml:space="preserve"> </w:t>
+            </w:r>
+            <w:r>
+              <w:rPr>
+                <w:rFonts w:ascii="GHEA Grapalat" w:hAnsi="GHEA Grapalat"/>
+                <w:lang w:val="hy-AM"/>
+              </w:rPr>
+              <w:t>Դեյքստրա</w:t>
+            </w:r>
+            <w:r>
+              <w:rPr>
+                <w:rFonts w:ascii="GHEA Grapalat" w:hAnsi="GHEA Grapalat"/>
+                <w:lang w:val="hy-AM"/>
+              </w:rPr>
+              <w:t>ն</w:t>
             </w:r>
           </w:p>
         </w:tc>
@@ -32566,7 +32238,21 @@
                 <w:rFonts w:ascii="GHEA Grapalat" w:hAnsi="GHEA Grapalat"/>
                 <w:lang w:val="hy-AM"/>
               </w:rPr>
-              <w:t xml:space="preserve">Նախընտրել </w:t>
+              <w:t>Նախընտրել</w:t>
+            </w:r>
+            <w:r>
+              <w:rPr>
+                <w:rFonts w:ascii="GHEA Grapalat" w:hAnsi="GHEA Grapalat"/>
+                <w:lang w:val="hy-AM"/>
+              </w:rPr>
+              <w:t>ի է</w:t>
+            </w:r>
+            <w:r>
+              <w:rPr>
+                <w:rFonts w:ascii="GHEA Grapalat" w:hAnsi="GHEA Grapalat"/>
+                <w:lang w:val="hy-AM"/>
+              </w:rPr>
+              <w:t xml:space="preserve"> </w:t>
             </w:r>
             <w:r>
               <w:rPr>
@@ -32791,6 +32477,7 @@
                 <w:rFonts w:ascii="GHEA Grapalat" w:hAnsi="GHEA Grapalat"/>
                 <w:lang w:val="hy-AM"/>
               </w:rPr>
+              <w:lastRenderedPageBreak/>
               <w:t>Օպտիմալության երաշխիքներ</w:t>
             </w:r>
           </w:p>
@@ -32975,7 +32662,6 @@
                 <w:rFonts w:ascii="GHEA Grapalat" w:hAnsi="GHEA Grapalat"/>
                 <w:lang w:val="hy-AM"/>
               </w:rPr>
-              <w:lastRenderedPageBreak/>
               <w:t>Մասշտաբայնություն նոսր միջավայրերում</w:t>
             </w:r>
           </w:p>
@@ -33329,7 +33015,6 @@
               <w:right w:val="single" w:sz="4" w:space="0" w:color="2E2E33"/>
             </w:tcBorders>
             <w:vAlign w:val="center"/>
-            <w:hideMark/>
           </w:tcPr>
           <w:p>
             <w:pPr>
@@ -33339,13 +33024,6 @@
                 <w:lang w:val="hy-AM"/>
               </w:rPr>
             </w:pPr>
-            <w:r>
-              <w:rPr>
-                <w:rFonts w:ascii="GHEA Grapalat" w:hAnsi="GHEA Grapalat"/>
-                <w:lang w:val="hy-AM"/>
-              </w:rPr>
-              <w:t>Կիրառական տիրույթներ</w:t>
-            </w:r>
           </w:p>
         </w:tc>
         <w:tc>
@@ -33358,7 +33036,6 @@
               <w:right w:val="single" w:sz="4" w:space="0" w:color="2E2E33"/>
             </w:tcBorders>
             <w:vAlign w:val="center"/>
-            <w:hideMark/>
           </w:tcPr>
           <w:p>
             <w:pPr>
@@ -33368,13 +33045,6 @@
                 <w:lang w:val="hy-AM"/>
               </w:rPr>
             </w:pPr>
-            <w:r>
-              <w:rPr>
-                <w:rFonts w:ascii="GHEA Grapalat" w:hAnsi="GHEA Grapalat"/>
-                <w:lang w:val="hy-AM"/>
-              </w:rPr>
-              <w:t>Ցանցային երթուղևորում, փաթեթների փոխանցում, կապի վիճակի արձանագրություններ</w:t>
-            </w:r>
           </w:p>
         </w:tc>
         <w:tc>
@@ -33387,7 +33057,6 @@
               <w:right w:val="nil"/>
             </w:tcBorders>
             <w:vAlign w:val="center"/>
-            <w:hideMark/>
           </w:tcPr>
           <w:p>
             <w:pPr>
@@ -33397,13 +33066,6 @@
                 <w:lang w:val="hy-AM"/>
               </w:rPr>
             </w:pPr>
-            <w:r>
-              <w:rPr>
-                <w:rFonts w:ascii="GHEA Grapalat" w:hAnsi="GHEA Grapalat"/>
-                <w:lang w:val="hy-AM"/>
-              </w:rPr>
-              <w:t>Տարածական պլանավորում, ռոբոտաշինության նավարկություն, ԱԻ խաղային ԱԻ, խոշոր մասշտաբի լոգիստիկա</w:t>
-            </w:r>
           </w:p>
         </w:tc>
       </w:tr>
@@ -33416,29 +33078,28 @@
           <w:lang w:val="hy-AM"/>
         </w:rPr>
       </w:pPr>
-      <w:r>
-        <w:rPr>
-          <w:rFonts w:ascii="GHEA Grapalat" w:hAnsi="GHEA Grapalat"/>
-          <w:lang w:val="hy-AM"/>
-        </w:rPr>
-        <w:t>Դեյքստրայի</w:t>
-      </w:r>
-      <w:r>
-        <w:rPr>
-          <w:rFonts w:ascii="GHEA Grapalat" w:hAnsi="GHEA Grapalat"/>
-          <w:lang w:val="hy-AM"/>
-        </w:rPr>
-        <w:t xml:space="preserve"> օպտիմալության պայմաններ</w:t>
-      </w:r>
     </w:p>
     <w:p>
       <w:pPr>
         <w:pStyle w:val="NormalWeb"/>
         <w:rPr>
           <w:rFonts w:ascii="GHEA Grapalat" w:hAnsi="GHEA Grapalat"/>
-          <w:lang w:val="hy-AM"/>
-        </w:rPr>
-      </w:pPr>
+          <w:i/>
+          <w:sz w:val="36"/>
+          <w:szCs w:val="36"/>
+          <w:lang w:val="hy-AM"/>
+        </w:rPr>
+      </w:pPr>
+      <w:r>
+        <w:rPr>
+          <w:rFonts w:ascii="GHEA Grapalat" w:hAnsi="GHEA Grapalat"/>
+          <w:i/>
+          <w:sz w:val="36"/>
+          <w:szCs w:val="36"/>
+          <w:lang w:val="hy-AM"/>
+        </w:rPr>
+        <w:t>օպտիմալության պայմաններ</w:t>
+      </w:r>
     </w:p>
     <w:p>
       <w:pPr>
@@ -33453,7 +33114,14 @@
           <w:rFonts w:ascii="GHEA Grapalat" w:hAnsi="GHEA Grapalat"/>
           <w:lang w:val="hy-AM"/>
         </w:rPr>
-        <w:t>Կողերի կշիռները ոչ բացասական են և ստատիկ։</w:t>
+        <w:t>Դեյքստրայի</w:t>
+      </w:r>
+      <w:r>
+        <w:rPr>
+          <w:rFonts w:ascii="GHEA Grapalat" w:hAnsi="GHEA Grapalat"/>
+          <w:lang w:val="hy-AM"/>
+        </w:rPr>
+        <w:t xml:space="preserve"> օպտիմալության պայմաններ*</w:t>
       </w:r>
     </w:p>
     <w:p>
@@ -33464,22 +33132,6 @@
           <w:lang w:val="hy-AM"/>
         </w:rPr>
       </w:pPr>
-      <w:r>
-        <w:rPr>
-          <w:rFonts w:ascii="GHEA Grapalat" w:hAnsi="GHEA Grapalat"/>
-          <w:lang w:val="hy-AM"/>
-        </w:rPr>
-        <w:t xml:space="preserve">Էվրիստիկայի ճշգրտությունը կատարողունակության շարժիչ չէ (օրինակ՝ պլանավորում առանց ծախսերի ստորին սահմանների հեշտությամբ հասանելի </w:t>
-      </w:r>
-      <w:proofErr w:type="gramStart"/>
-      <w:r>
-        <w:rPr>
-          <w:rFonts w:ascii="GHEA Grapalat" w:hAnsi="GHEA Grapalat"/>
-          <w:lang w:val="hy-AM"/>
-        </w:rPr>
-        <w:t>միջավայրերում)։</w:t>
-      </w:r>
-      <w:proofErr w:type="gramEnd"/>
     </w:p>
     <w:p>
       <w:pPr>
@@ -33494,7 +33146,7 @@
           <w:rFonts w:ascii="GHEA Grapalat" w:hAnsi="GHEA Grapalat"/>
           <w:lang w:val="hy-AM"/>
         </w:rPr>
-        <w:t>Հիշողության սահմանափակումները բացառում են ընդարձակ էվրիստիկ կառուցվածքների պահպանումը։</w:t>
+        <w:t>Կողերի կշիռները ոչ բացասական են և ստատիկ։</w:t>
       </w:r>
     </w:p>
     <w:p>
@@ -33510,14 +33162,8 @@
           <w:rFonts w:ascii="GHEA Grapalat" w:hAnsi="GHEA Grapalat"/>
           <w:lang w:val="hy-AM"/>
         </w:rPr>
-        <w:t>Ա</w:t>
-      </w:r>
-      <w:r>
-        <w:rPr>
-          <w:rFonts w:ascii="GHEA Grapalat" w:hAnsi="GHEA Grapalat"/>
-          <w:lang w:val="hy-AM"/>
-        </w:rPr>
-        <w:t>-ի օպտիմալության պայմաններ*</w:t>
+        <w:lastRenderedPageBreak/>
+        <w:t>Էվրիստիկայի ճշգրտությունը կատարողունակության շարժիչ չէ (օրինակ՝ պլանավորում առանց ծախսերի ստորին սահմանների հեշտությամբ հասանելի միջավայրերում)։</w:t>
       </w:r>
     </w:p>
     <w:p>
@@ -33533,7 +33179,7 @@
           <w:rFonts w:ascii="GHEA Grapalat" w:hAnsi="GHEA Grapalat"/>
           <w:lang w:val="hy-AM"/>
         </w:rPr>
-        <w:t>Հիմքում ընկած գրաֆը ներառում է երկրաչափական կամ տիրույթային հատուկ գիտելիք, որը կարող է քանակականացվել որպես թույլատրելի էվրիստիկա։</w:t>
+        <w:t>Հիշողության սահմանափակումները բացառում են ընդարձակ էվրիստիկ կառուցվածքների պահպանումը։</w:t>
       </w:r>
     </w:p>
     <w:p>
@@ -33549,8 +33195,14 @@
           <w:rFonts w:ascii="GHEA Grapalat" w:hAnsi="GHEA Grapalat"/>
           <w:lang w:val="hy-AM"/>
         </w:rPr>
-        <w:lastRenderedPageBreak/>
-        <w:t>Էվրիստիկայի գնահատման հաշվողական ծանրաբեռնվածությունը մնում է սահմանափակված մոտ-հաստատուն գործակցով։</w:t>
+        <w:t>Ա</w:t>
+      </w:r>
+      <w:r>
+        <w:rPr>
+          <w:rFonts w:ascii="GHEA Grapalat" w:hAnsi="GHEA Grapalat"/>
+          <w:lang w:val="hy-AM"/>
+        </w:rPr>
+        <w:t>-ի օպտիմալության պայմաններ*</w:t>
       </w:r>
     </w:p>
     <w:p>
@@ -33566,17 +33218,8 @@
           <w:rFonts w:ascii="GHEA Grapalat" w:hAnsi="GHEA Grapalat"/>
           <w:lang w:val="hy-AM"/>
         </w:rPr>
-        <w:t xml:space="preserve">h(v)/c(v) հարաբերակցությունը ձգտում է զգալիորեն բարձր արժեքի՝ թույլատրելիության առաստաղից վեր (≥0.7 ցանցային քարտեզների կիրառությունների մեծ </w:t>
-      </w:r>
-      <w:proofErr w:type="gramStart"/>
-      <w:r>
-        <w:rPr>
-          <w:rFonts w:ascii="GHEA Grapalat" w:hAnsi="GHEA Grapalat"/>
-          <w:lang w:val="hy-AM"/>
-        </w:rPr>
-        <w:t>մասում)։</w:t>
-      </w:r>
-      <w:proofErr w:type="gramEnd"/>
+        <w:t>Հիմքում ընկած գրաֆը ներառում է երկրաչափական կամ տիրույթային հատուկ գիտելիք, որը կարող է քանակականացվել որպես թույլատրելի էվրիստիկա։</w:t>
+      </w:r>
     </w:p>
     <w:p>
       <w:pPr>
@@ -33591,7 +33234,7 @@
           <w:rFonts w:ascii="GHEA Grapalat" w:hAnsi="GHEA Grapalat"/>
           <w:lang w:val="hy-AM"/>
         </w:rPr>
-        <w:t>Եզրակացություն</w:t>
+        <w:t>Էվրիստիկայի գնահատման հաշվողական ծանրաբեռնվածությունը մնում է սահմանափակված մոտ-հաստատուն գործակցով։</w:t>
       </w:r>
     </w:p>
     <w:p>
@@ -33599,37 +33242,193 @@
         <w:pStyle w:val="NormalWeb"/>
         <w:rPr>
           <w:rFonts w:ascii="GHEA Grapalat" w:hAnsi="GHEA Grapalat"/>
-        </w:rPr>
-      </w:pPr>
-      <w:r>
-        <w:rPr>
-          <w:rFonts w:ascii="GHEA Grapalat" w:hAnsi="GHEA Grapalat"/>
-          <w:lang w:val="hy-AM"/>
-        </w:rPr>
-        <w:t>Այս համեմատական վերլուծությունը սահմանագծում է ալգորիթմական պայմանները, որոնց դեպքում յուրաքանչյուր տեխնիկա ապահովում է գերազանց կատարողունակություն, պարզաբանում է էվրիստիկ նախագծման գործնական հետևանքները և համ</w:t>
-      </w:r>
-      <w:bookmarkStart w:id="11" w:name="_GoBack"/>
-      <w:bookmarkEnd w:id="11"/>
-      <w:r>
-        <w:rPr>
-          <w:rFonts w:ascii="GHEA Grapalat" w:hAnsi="GHEA Grapalat"/>
-          <w:lang w:val="hy-AM"/>
-        </w:rPr>
-        <w:t xml:space="preserve">ատեքստավորում է գտածոները իրական աշխարհի կիրառությունների սպեկտրի շրջանակներում։ Համակարգվածորեն հակադրելով տեսական երաշխիքները, էմպիրիկ կատարողունակության մետրիկները և իրականացման սահմանափակումները՝ գլուխը տրամադրում է ապացույցների վրա հիմնված հիմք՝ համապատասխան կարճագույն ճանապարհի ալգորիթմը ընտրելու համար տարբեր հաշվողական միջավայրերում։ Ապագա հետազոտությունների ուղղությունները ներառում են ադապտիվ հիբրիդային ֆրեյմվորքներ, որոնք դինամիկորեն անցում են կատարում </w:t>
-      </w:r>
-      <w:r>
-        <w:rPr>
-          <w:rFonts w:ascii="GHEA Grapalat" w:hAnsi="GHEA Grapalat"/>
-          <w:lang w:val="hy-AM"/>
-        </w:rPr>
-        <w:t>Դեյքստրայի</w:t>
-      </w:r>
-      <w:r>
-        <w:rPr>
-          <w:rFonts w:ascii="GHEA Grapalat" w:hAnsi="GHEA Grapalat"/>
-          <w:lang w:val="hy-AM"/>
-        </w:rPr>
-        <w:t xml:space="preserve">-ի նման ճշգրտության և </w:t>
+          <w:lang w:val="hy-AM"/>
+        </w:rPr>
+      </w:pPr>
+      <w:r>
+        <w:rPr>
+          <w:rFonts w:ascii="GHEA Grapalat" w:hAnsi="GHEA Grapalat"/>
+          <w:lang w:val="hy-AM"/>
+        </w:rPr>
+        <w:t xml:space="preserve">h(v)/c(v) հարաբերակցությունը ձգտում է զգալիորեն բարձր արժեքի՝ թույլատրելիության </w:t>
+      </w:r>
+      <w:r>
+        <w:rPr>
+          <w:rFonts w:ascii="GHEA Grapalat" w:hAnsi="GHEA Grapalat"/>
+          <w:lang w:val="hy-AM"/>
+        </w:rPr>
+        <w:t>սահմանից</w:t>
+      </w:r>
+      <w:r>
+        <w:rPr>
+          <w:rFonts w:ascii="GHEA Grapalat" w:hAnsi="GHEA Grapalat"/>
+          <w:lang w:val="hy-AM"/>
+        </w:rPr>
+        <w:t xml:space="preserve"> վեր (≥0.7 ցանցային քարտեզների կիրառությունների մեծ մասում)։</w:t>
+      </w:r>
+    </w:p>
+    <w:p>
+      <w:pPr>
+        <w:pStyle w:val="NormalWeb"/>
+        <w:rPr>
+          <w:rFonts w:ascii="GHEA Grapalat" w:hAnsi="GHEA Grapalat"/>
+          <w:lang w:val="hy-AM"/>
+        </w:rPr>
+      </w:pPr>
+    </w:p>
+    <w:p>
+      <w:pPr>
+        <w:pStyle w:val="NormalWeb"/>
+        <w:rPr>
+          <w:rFonts w:ascii="GHEA Grapalat" w:hAnsi="GHEA Grapalat"/>
+          <w:lang w:val="hy-AM"/>
+        </w:rPr>
+      </w:pPr>
+    </w:p>
+    <w:p>
+      <w:pPr>
+        <w:pStyle w:val="NormalWeb"/>
+        <w:rPr>
+          <w:rFonts w:ascii="GHEA Grapalat" w:hAnsi="GHEA Grapalat"/>
+          <w:lang w:val="hy-AM"/>
+        </w:rPr>
+      </w:pPr>
+    </w:p>
+    <w:p>
+      <w:pPr>
+        <w:pStyle w:val="NormalWeb"/>
+        <w:rPr>
+          <w:rFonts w:ascii="GHEA Grapalat" w:hAnsi="GHEA Grapalat"/>
+          <w:lang w:val="hy-AM"/>
+        </w:rPr>
+      </w:pPr>
+    </w:p>
+    <w:p>
+      <w:pPr>
+        <w:pStyle w:val="NormalWeb"/>
+        <w:rPr>
+          <w:rFonts w:ascii="GHEA Grapalat" w:hAnsi="GHEA Grapalat"/>
+          <w:lang w:val="hy-AM"/>
+        </w:rPr>
+      </w:pPr>
+    </w:p>
+    <w:p>
+      <w:pPr>
+        <w:pStyle w:val="NormalWeb"/>
+        <w:rPr>
+          <w:rFonts w:ascii="GHEA Grapalat" w:hAnsi="GHEA Grapalat"/>
+          <w:lang w:val="hy-AM"/>
+        </w:rPr>
+      </w:pPr>
+    </w:p>
+    <w:p>
+      <w:pPr>
+        <w:pStyle w:val="NormalWeb"/>
+        <w:rPr>
+          <w:rFonts w:ascii="GHEA Grapalat" w:hAnsi="GHEA Grapalat"/>
+          <w:lang w:val="hy-AM"/>
+        </w:rPr>
+      </w:pPr>
+    </w:p>
+    <w:p>
+      <w:pPr>
+        <w:pStyle w:val="NormalWeb"/>
+        <w:rPr>
+          <w:rFonts w:ascii="GHEA Grapalat" w:hAnsi="GHEA Grapalat"/>
+          <w:lang w:val="hy-AM"/>
+        </w:rPr>
+      </w:pPr>
+    </w:p>
+    <w:p>
+      <w:pPr>
+        <w:pStyle w:val="NormalWeb"/>
+        <w:rPr>
+          <w:rFonts w:ascii="GHEA Grapalat" w:hAnsi="GHEA Grapalat"/>
+          <w:lang w:val="hy-AM"/>
+        </w:rPr>
+      </w:pPr>
+    </w:p>
+    <w:p>
+      <w:pPr>
+        <w:pStyle w:val="Heading2"/>
+        <w:rPr>
+          <w:b/>
+          <w:color w:val="auto"/>
+          <w:lang w:val="hy-AM"/>
+        </w:rPr>
+      </w:pPr>
+      <w:r>
+        <w:rPr>
+          <w:b/>
+          <w:color w:val="auto"/>
+          <w:lang w:val="hy-AM"/>
+        </w:rPr>
+        <w:t>Եզրակացություն</w:t>
+      </w:r>
+    </w:p>
+    <w:p>
+      <w:pPr>
+        <w:pStyle w:val="NormalWeb"/>
+        <w:rPr>
+          <w:rFonts w:ascii="GHEA Grapalat" w:hAnsi="GHEA Grapalat"/>
+        </w:rPr>
+      </w:pPr>
+      <w:r>
+        <w:rPr>
+          <w:rFonts w:ascii="GHEA Grapalat" w:hAnsi="GHEA Grapalat"/>
+          <w:lang w:val="hy-AM"/>
+        </w:rPr>
+        <w:t xml:space="preserve">Այս համեմատական վերլուծությունը սահմանագծում է ալգորիթմական պայմանները, որոնց դեպքում յուրաքանչյուր տեխնիկա ապահովում է գերազանց կատարողունակություն, պարզաբանում է էվրիստիկ նախագծման գործնական հետևանքները։ Համակարգվածորեն հակադրելով տեսական երաշխիքները, էմպիրիկ կատարողունակության մետրիկները և իրականացման սահմանափակումները՝ գլուխը </w:t>
+      </w:r>
+      <w:r>
+        <w:rPr>
+          <w:rFonts w:ascii="GHEA Grapalat" w:hAnsi="GHEA Grapalat"/>
+          <w:lang w:val="hy-AM"/>
+        </w:rPr>
+        <w:lastRenderedPageBreak/>
+        <w:t>տրամադրում է ապացույցների վրա հիմնված հիմք՝ համապատասխան կարճագույն ճանապարհի ալգորիթմը ընտրելու համար տարբեր հաշվողական միջավայրեր</w:t>
+      </w:r>
+      <w:r>
+        <w:rPr>
+          <w:rFonts w:ascii="GHEA Grapalat" w:hAnsi="GHEA Grapalat"/>
+          <w:lang w:val="hy-AM"/>
+        </w:rPr>
+        <w:t>ի</w:t>
+      </w:r>
+      <w:r>
+        <w:rPr>
+          <w:rFonts w:ascii="GHEA Grapalat" w:hAnsi="GHEA Grapalat"/>
+          <w:lang w:val="hy-AM"/>
+        </w:rPr>
+        <w:t>։</w:t>
+      </w:r>
+      <w:r>
+        <w:rPr>
+          <w:rFonts w:ascii="GHEA Grapalat" w:hAnsi="GHEA Grapalat"/>
+          <w:lang w:val="hy-AM"/>
+        </w:rPr>
+        <w:t xml:space="preserve"> Հ</w:t>
+      </w:r>
+      <w:r>
+        <w:rPr>
+          <w:rFonts w:ascii="GHEA Grapalat" w:hAnsi="GHEA Grapalat"/>
+          <w:lang w:val="hy-AM"/>
+        </w:rPr>
+        <w:t xml:space="preserve">ետազոտությունների ուղղությունները ներառում են ադապտիվ հիբրիդային ֆրեյմվորքներ, որոնք դինամիկորեն անցում են կատարում </w:t>
+      </w:r>
+      <w:r>
+        <w:rPr>
+          <w:rFonts w:ascii="GHEA Grapalat" w:hAnsi="GHEA Grapalat"/>
+          <w:lang w:val="hy-AM"/>
+        </w:rPr>
+        <w:t>Դեյքստրայ</w:t>
+      </w:r>
+      <w:r>
+        <w:rPr>
+          <w:rFonts w:ascii="GHEA Grapalat" w:hAnsi="GHEA Grapalat"/>
+          <w:lang w:val="hy-AM"/>
+        </w:rPr>
+        <w:t xml:space="preserve">ի նման ճշգրտության և </w:t>
       </w:r>
       <w:r>
         <w:rPr>
@@ -34884,6 +34683,119 @@
     </w:lvl>
   </w:abstractNum>
   <w:abstractNum w:abstractNumId="8" w15:restartNumberingAfterBreak="0">
+    <w:nsid w:val="1C505BCD"/>
+    <w:multiLevelType w:val="multilevel"/>
+    <w:tmpl w:val="46BC011A"/>
+    <w:lvl w:ilvl="0">
+      <w:start w:val="1"/>
+      <w:numFmt w:val="decimal"/>
+      <w:lvlText w:val="%1"/>
+      <w:lvlJc w:val="left"/>
+      <w:pPr>
+        <w:ind w:left="480" w:hanging="480"/>
+      </w:pPr>
+      <w:rPr>
+        <w:rFonts w:hint="default"/>
+      </w:rPr>
+    </w:lvl>
+    <w:lvl w:ilvl="1">
+      <w:start w:val="4"/>
+      <w:numFmt w:val="decimal"/>
+      <w:lvlText w:val="%1.%2"/>
+      <w:lvlJc w:val="left"/>
+      <w:pPr>
+        <w:ind w:left="840" w:hanging="480"/>
+      </w:pPr>
+      <w:rPr>
+        <w:rFonts w:hint="default"/>
+      </w:rPr>
+    </w:lvl>
+    <w:lvl w:ilvl="2">
+      <w:start w:val="1"/>
+      <w:numFmt w:val="decimal"/>
+      <w:lvlText w:val="%1.%2.%3"/>
+      <w:lvlJc w:val="left"/>
+      <w:pPr>
+        <w:ind w:left="1440" w:hanging="720"/>
+      </w:pPr>
+      <w:rPr>
+        <w:rFonts w:hint="default"/>
+      </w:rPr>
+    </w:lvl>
+    <w:lvl w:ilvl="3">
+      <w:start w:val="1"/>
+      <w:numFmt w:val="decimal"/>
+      <w:lvlText w:val="%1.%2.%3.%4"/>
+      <w:lvlJc w:val="left"/>
+      <w:pPr>
+        <w:ind w:left="2160" w:hanging="1080"/>
+      </w:pPr>
+      <w:rPr>
+        <w:rFonts w:hint="default"/>
+      </w:rPr>
+    </w:lvl>
+    <w:lvl w:ilvl="4">
+      <w:start w:val="1"/>
+      <w:numFmt w:val="decimal"/>
+      <w:lvlText w:val="%1.%2.%3.%4.%5"/>
+      <w:lvlJc w:val="left"/>
+      <w:pPr>
+        <w:ind w:left="2520" w:hanging="1080"/>
+      </w:pPr>
+      <w:rPr>
+        <w:rFonts w:hint="default"/>
+      </w:rPr>
+    </w:lvl>
+    <w:lvl w:ilvl="5">
+      <w:start w:val="1"/>
+      <w:numFmt w:val="decimal"/>
+      <w:lvlText w:val="%1.%2.%3.%4.%5.%6"/>
+      <w:lvlJc w:val="left"/>
+      <w:pPr>
+        <w:ind w:left="3240" w:hanging="1440"/>
+      </w:pPr>
+      <w:rPr>
+        <w:rFonts w:hint="default"/>
+      </w:rPr>
+    </w:lvl>
+    <w:lvl w:ilvl="6">
+      <w:start w:val="1"/>
+      <w:numFmt w:val="decimal"/>
+      <w:lvlText w:val="%1.%2.%3.%4.%5.%6.%7"/>
+      <w:lvlJc w:val="left"/>
+      <w:pPr>
+        <w:ind w:left="3600" w:hanging="1440"/>
+      </w:pPr>
+      <w:rPr>
+        <w:rFonts w:hint="default"/>
+      </w:rPr>
+    </w:lvl>
+    <w:lvl w:ilvl="7">
+      <w:start w:val="1"/>
+      <w:numFmt w:val="decimal"/>
+      <w:lvlText w:val="%1.%2.%3.%4.%5.%6.%7.%8"/>
+      <w:lvlJc w:val="left"/>
+      <w:pPr>
+        <w:ind w:left="4320" w:hanging="1800"/>
+      </w:pPr>
+      <w:rPr>
+        <w:rFonts w:hint="default"/>
+      </w:rPr>
+    </w:lvl>
+    <w:lvl w:ilvl="8">
+      <w:start w:val="1"/>
+      <w:numFmt w:val="decimal"/>
+      <w:lvlText w:val="%1.%2.%3.%4.%5.%6.%7.%8.%9"/>
+      <w:lvlJc w:val="left"/>
+      <w:pPr>
+        <w:ind w:left="5040" w:hanging="2160"/>
+      </w:pPr>
+      <w:rPr>
+        <w:rFonts w:hint="default"/>
+      </w:rPr>
+    </w:lvl>
+  </w:abstractNum>
+  <w:abstractNum w:abstractNumId="9" w15:restartNumberingAfterBreak="0">
     <w:nsid w:val="1E711ADF"/>
     <w:multiLevelType w:val="multilevel"/>
     <w:tmpl w:val="0CF8CC64"/>
@@ -34996,7 +34908,7 @@
       </w:pPr>
     </w:lvl>
   </w:abstractNum>
-  <w:abstractNum w:abstractNumId="9" w15:restartNumberingAfterBreak="0">
+  <w:abstractNum w:abstractNumId="10" w15:restartNumberingAfterBreak="0">
     <w:nsid w:val="204064ED"/>
     <w:multiLevelType w:val="multilevel"/>
     <w:tmpl w:val="45842FAC"/>
@@ -35109,7 +35021,7 @@
       </w:pPr>
     </w:lvl>
   </w:abstractNum>
-  <w:abstractNum w:abstractNumId="10" w15:restartNumberingAfterBreak="0">
+  <w:abstractNum w:abstractNumId="11" w15:restartNumberingAfterBreak="0">
     <w:nsid w:val="238D1AD1"/>
     <w:multiLevelType w:val="multilevel"/>
     <w:tmpl w:val="15F80B58"/>
@@ -35258,7 +35170,7 @@
       </w:rPr>
     </w:lvl>
   </w:abstractNum>
-  <w:abstractNum w:abstractNumId="11" w15:restartNumberingAfterBreak="0">
+  <w:abstractNum w:abstractNumId="12" w15:restartNumberingAfterBreak="0">
     <w:nsid w:val="25086343"/>
     <w:multiLevelType w:val="multilevel"/>
     <w:tmpl w:val="B8148802"/>
@@ -35407,7 +35319,7 @@
       </w:rPr>
     </w:lvl>
   </w:abstractNum>
-  <w:abstractNum w:abstractNumId="12" w15:restartNumberingAfterBreak="0">
+  <w:abstractNum w:abstractNumId="13" w15:restartNumberingAfterBreak="0">
     <w:nsid w:val="2C0B54D2"/>
     <w:multiLevelType w:val="multilevel"/>
     <w:tmpl w:val="A6929F50"/>
@@ -35556,7 +35468,7 @@
       </w:rPr>
     </w:lvl>
   </w:abstractNum>
-  <w:abstractNum w:abstractNumId="13" w15:restartNumberingAfterBreak="0">
+  <w:abstractNum w:abstractNumId="14" w15:restartNumberingAfterBreak="0">
     <w:nsid w:val="32E52B0E"/>
     <w:multiLevelType w:val="multilevel"/>
     <w:tmpl w:val="C6285F6E"/>
@@ -35669,7 +35581,7 @@
       </w:pPr>
     </w:lvl>
   </w:abstractNum>
-  <w:abstractNum w:abstractNumId="14" w15:restartNumberingAfterBreak="0">
+  <w:abstractNum w:abstractNumId="15" w15:restartNumberingAfterBreak="0">
     <w:nsid w:val="32F772D2"/>
     <w:multiLevelType w:val="multilevel"/>
     <w:tmpl w:val="3FF2AB1C"/>
@@ -35790,7 +35702,7 @@
       </w:pPr>
     </w:lvl>
   </w:abstractNum>
-  <w:abstractNum w:abstractNumId="15" w15:restartNumberingAfterBreak="0">
+  <w:abstractNum w:abstractNumId="16" w15:restartNumberingAfterBreak="0">
     <w:nsid w:val="33B90966"/>
     <w:multiLevelType w:val="multilevel"/>
     <w:tmpl w:val="6C0A2772"/>
@@ -35903,7 +35815,7 @@
       </w:pPr>
     </w:lvl>
   </w:abstractNum>
-  <w:abstractNum w:abstractNumId="16" w15:restartNumberingAfterBreak="0">
+  <w:abstractNum w:abstractNumId="17" w15:restartNumberingAfterBreak="0">
     <w:nsid w:val="356F13EB"/>
     <w:multiLevelType w:val="multilevel"/>
     <w:tmpl w:val="A6523E54"/>
@@ -36016,7 +35928,7 @@
       </w:pPr>
     </w:lvl>
   </w:abstractNum>
-  <w:abstractNum w:abstractNumId="17" w15:restartNumberingAfterBreak="0">
+  <w:abstractNum w:abstractNumId="18" w15:restartNumberingAfterBreak="0">
     <w:nsid w:val="35D72E33"/>
     <w:multiLevelType w:val="hybridMultilevel"/>
     <w:tmpl w:val="3D4CFE4C"/>
@@ -36105,7 +36017,7 @@
       </w:pPr>
     </w:lvl>
   </w:abstractNum>
-  <w:abstractNum w:abstractNumId="18" w15:restartNumberingAfterBreak="0">
+  <w:abstractNum w:abstractNumId="19" w15:restartNumberingAfterBreak="0">
     <w:nsid w:val="3A2D1A29"/>
     <w:multiLevelType w:val="multilevel"/>
     <w:tmpl w:val="94A87D80"/>
@@ -36254,7 +36166,7 @@
       </w:rPr>
     </w:lvl>
   </w:abstractNum>
-  <w:abstractNum w:abstractNumId="19" w15:restartNumberingAfterBreak="0">
+  <w:abstractNum w:abstractNumId="20" w15:restartNumberingAfterBreak="0">
     <w:nsid w:val="40815540"/>
     <w:multiLevelType w:val="multilevel"/>
     <w:tmpl w:val="5F8A8570"/>
@@ -36367,7 +36279,7 @@
       </w:pPr>
     </w:lvl>
   </w:abstractNum>
-  <w:abstractNum w:abstractNumId="20" w15:restartNumberingAfterBreak="0">
+  <w:abstractNum w:abstractNumId="21" w15:restartNumberingAfterBreak="0">
     <w:nsid w:val="40AE0A91"/>
     <w:multiLevelType w:val="multilevel"/>
     <w:tmpl w:val="1028432A"/>
@@ -36516,7 +36428,7 @@
       </w:rPr>
     </w:lvl>
   </w:abstractNum>
-  <w:abstractNum w:abstractNumId="21" w15:restartNumberingAfterBreak="0">
+  <w:abstractNum w:abstractNumId="22" w15:restartNumberingAfterBreak="0">
     <w:nsid w:val="437C2550"/>
     <w:multiLevelType w:val="multilevel"/>
     <w:tmpl w:val="4D3C8042"/>
@@ -36665,7 +36577,7 @@
       </w:rPr>
     </w:lvl>
   </w:abstractNum>
-  <w:abstractNum w:abstractNumId="22" w15:restartNumberingAfterBreak="0">
+  <w:abstractNum w:abstractNumId="23" w15:restartNumberingAfterBreak="0">
     <w:nsid w:val="43A668E8"/>
     <w:multiLevelType w:val="multilevel"/>
     <w:tmpl w:val="C13A6346"/>
@@ -36814,7 +36726,7 @@
       </w:rPr>
     </w:lvl>
   </w:abstractNum>
-  <w:abstractNum w:abstractNumId="23" w15:restartNumberingAfterBreak="0">
+  <w:abstractNum w:abstractNumId="24" w15:restartNumberingAfterBreak="0">
     <w:nsid w:val="44151349"/>
     <w:multiLevelType w:val="multilevel"/>
     <w:tmpl w:val="F460B778"/>
@@ -36927,7 +36839,7 @@
       </w:pPr>
     </w:lvl>
   </w:abstractNum>
-  <w:abstractNum w:abstractNumId="24" w15:restartNumberingAfterBreak="0">
+  <w:abstractNum w:abstractNumId="25" w15:restartNumberingAfterBreak="0">
     <w:nsid w:val="4D8F1BC3"/>
     <w:multiLevelType w:val="multilevel"/>
     <w:tmpl w:val="73E24594"/>
@@ -37040,7 +36952,7 @@
       </w:pPr>
     </w:lvl>
   </w:abstractNum>
-  <w:abstractNum w:abstractNumId="25" w15:restartNumberingAfterBreak="0">
+  <w:abstractNum w:abstractNumId="26" w15:restartNumberingAfterBreak="0">
     <w:nsid w:val="4EF70D66"/>
     <w:multiLevelType w:val="multilevel"/>
     <w:tmpl w:val="6D98C512"/>
@@ -37189,7 +37101,7 @@
       </w:rPr>
     </w:lvl>
   </w:abstractNum>
-  <w:abstractNum w:abstractNumId="26" w15:restartNumberingAfterBreak="0">
+  <w:abstractNum w:abstractNumId="27" w15:restartNumberingAfterBreak="0">
     <w:nsid w:val="4F843999"/>
     <w:multiLevelType w:val="multilevel"/>
     <w:tmpl w:val="E29C121A"/>
@@ -37302,7 +37214,7 @@
       </w:pPr>
     </w:lvl>
   </w:abstractNum>
-  <w:abstractNum w:abstractNumId="27" w15:restartNumberingAfterBreak="0">
+  <w:abstractNum w:abstractNumId="28" w15:restartNumberingAfterBreak="0">
     <w:nsid w:val="5E577BE1"/>
     <w:multiLevelType w:val="multilevel"/>
     <w:tmpl w:val="6A5A6758"/>
@@ -37451,7 +37363,7 @@
       </w:rPr>
     </w:lvl>
   </w:abstractNum>
-  <w:abstractNum w:abstractNumId="28" w15:restartNumberingAfterBreak="0">
+  <w:abstractNum w:abstractNumId="29" w15:restartNumberingAfterBreak="0">
     <w:nsid w:val="60E20B70"/>
     <w:multiLevelType w:val="multilevel"/>
     <w:tmpl w:val="0FAEDF48"/>
@@ -37600,7 +37512,7 @@
       </w:rPr>
     </w:lvl>
   </w:abstractNum>
-  <w:abstractNum w:abstractNumId="29" w15:restartNumberingAfterBreak="0">
+  <w:abstractNum w:abstractNumId="30" w15:restartNumberingAfterBreak="0">
     <w:nsid w:val="62077EBC"/>
     <w:multiLevelType w:val="multilevel"/>
     <w:tmpl w:val="8C5E63DC"/>
@@ -37749,7 +37661,7 @@
       </w:rPr>
     </w:lvl>
   </w:abstractNum>
-  <w:abstractNum w:abstractNumId="30" w15:restartNumberingAfterBreak="0">
+  <w:abstractNum w:abstractNumId="31" w15:restartNumberingAfterBreak="0">
     <w:nsid w:val="67C24B9F"/>
     <w:multiLevelType w:val="multilevel"/>
     <w:tmpl w:val="B122086E"/>
@@ -37898,7 +37810,7 @@
       </w:rPr>
     </w:lvl>
   </w:abstractNum>
-  <w:abstractNum w:abstractNumId="31" w15:restartNumberingAfterBreak="0">
+  <w:abstractNum w:abstractNumId="32" w15:restartNumberingAfterBreak="0">
     <w:nsid w:val="6B8801A9"/>
     <w:multiLevelType w:val="multilevel"/>
     <w:tmpl w:val="98C676F4"/>
@@ -38047,7 +37959,7 @@
       </w:rPr>
     </w:lvl>
   </w:abstractNum>
-  <w:abstractNum w:abstractNumId="32" w15:restartNumberingAfterBreak="0">
+  <w:abstractNum w:abstractNumId="33" w15:restartNumberingAfterBreak="0">
     <w:nsid w:val="725869AA"/>
     <w:multiLevelType w:val="multilevel"/>
     <w:tmpl w:val="DF5A11E8"/>
@@ -38164,7 +38076,7 @@
       </w:pPr>
     </w:lvl>
   </w:abstractNum>
-  <w:abstractNum w:abstractNumId="33" w15:restartNumberingAfterBreak="0">
+  <w:abstractNum w:abstractNumId="34" w15:restartNumberingAfterBreak="0">
     <w:nsid w:val="73322596"/>
     <w:multiLevelType w:val="multilevel"/>
     <w:tmpl w:val="309662DA"/>
@@ -38277,7 +38189,7 @@
       </w:pPr>
     </w:lvl>
   </w:abstractNum>
-  <w:abstractNum w:abstractNumId="34" w15:restartNumberingAfterBreak="0">
+  <w:abstractNum w:abstractNumId="35" w15:restartNumberingAfterBreak="0">
     <w:nsid w:val="7A1265C5"/>
     <w:multiLevelType w:val="multilevel"/>
     <w:tmpl w:val="FD1A788E"/>
@@ -38394,7 +38306,7 @@
       </w:pPr>
     </w:lvl>
   </w:abstractNum>
-  <w:abstractNum w:abstractNumId="35" w15:restartNumberingAfterBreak="0">
+  <w:abstractNum w:abstractNumId="36" w15:restartNumberingAfterBreak="0">
     <w:nsid w:val="7AC81F96"/>
     <w:multiLevelType w:val="multilevel"/>
     <w:tmpl w:val="EE70C430"/>
@@ -38543,7 +38455,7 @@
       </w:rPr>
     </w:lvl>
   </w:abstractNum>
-  <w:abstractNum w:abstractNumId="36" w15:restartNumberingAfterBreak="0">
+  <w:abstractNum w:abstractNumId="37" w15:restartNumberingAfterBreak="0">
     <w:nsid w:val="7F6D40FA"/>
     <w:multiLevelType w:val="multilevel"/>
     <w:tmpl w:val="023E63DE"/>
@@ -38657,7 +38569,7 @@
     </w:lvl>
   </w:abstractNum>
   <w:num w:numId="1">
-    <w:abstractNumId w:val="17"/>
+    <w:abstractNumId w:val="18"/>
     <w:lvlOverride w:ilvl="0">
       <w:startOverride w:val="1"/>
     </w:lvlOverride>
@@ -38687,10 +38599,10 @@
     </w:lvlOverride>
   </w:num>
   <w:num w:numId="2">
-    <w:abstractNumId w:val="25"/>
+    <w:abstractNumId w:val="26"/>
   </w:num>
   <w:num w:numId="3">
-    <w:abstractNumId w:val="34"/>
+    <w:abstractNumId w:val="35"/>
     <w:lvlOverride w:ilvl="0">
       <w:startOverride w:val="1"/>
     </w:lvlOverride>
@@ -38720,25 +38632,25 @@
     </w:lvlOverride>
   </w:num>
   <w:num w:numId="4">
-    <w:abstractNumId w:val="21"/>
+    <w:abstractNumId w:val="22"/>
   </w:num>
   <w:num w:numId="5">
+    <w:abstractNumId w:val="32"/>
+  </w:num>
+  <w:num w:numId="6">
     <w:abstractNumId w:val="31"/>
   </w:num>
-  <w:num w:numId="6">
+  <w:num w:numId="7">
+    <w:abstractNumId w:val="29"/>
+  </w:num>
+  <w:num w:numId="8">
     <w:abstractNumId w:val="30"/>
   </w:num>
-  <w:num w:numId="7">
-    <w:abstractNumId w:val="28"/>
-  </w:num>
-  <w:num w:numId="8">
-    <w:abstractNumId w:val="29"/>
-  </w:num>
   <w:num w:numId="9">
-    <w:abstractNumId w:val="12"/>
+    <w:abstractNumId w:val="13"/>
   </w:num>
   <w:num w:numId="10">
-    <w:abstractNumId w:val="10"/>
+    <w:abstractNumId w:val="11"/>
   </w:num>
   <w:num w:numId="11">
     <w:abstractNumId w:val="0"/>
@@ -38753,73 +38665,76 @@
     <w:abstractNumId w:val="1"/>
   </w:num>
   <w:num w:numId="15">
-    <w:abstractNumId w:val="32"/>
+    <w:abstractNumId w:val="33"/>
   </w:num>
   <w:num w:numId="16">
-    <w:abstractNumId w:val="14"/>
+    <w:abstractNumId w:val="15"/>
   </w:num>
   <w:num w:numId="17">
-    <w:abstractNumId w:val="22"/>
+    <w:abstractNumId w:val="23"/>
   </w:num>
   <w:num w:numId="18">
-    <w:abstractNumId w:val="35"/>
+    <w:abstractNumId w:val="36"/>
   </w:num>
   <w:num w:numId="19">
     <w:abstractNumId w:val="3"/>
   </w:num>
   <w:num w:numId="20">
-    <w:abstractNumId w:val="27"/>
+    <w:abstractNumId w:val="28"/>
   </w:num>
   <w:num w:numId="21">
-    <w:abstractNumId w:val="11"/>
+    <w:abstractNumId w:val="12"/>
   </w:num>
   <w:num w:numId="22">
-    <w:abstractNumId w:val="13"/>
+    <w:abstractNumId w:val="14"/>
   </w:num>
   <w:num w:numId="23">
-    <w:abstractNumId w:val="23"/>
+    <w:abstractNumId w:val="24"/>
   </w:num>
   <w:num w:numId="24">
     <w:abstractNumId w:val="2"/>
   </w:num>
   <w:num w:numId="25">
-    <w:abstractNumId w:val="8"/>
+    <w:abstractNumId w:val="9"/>
   </w:num>
   <w:num w:numId="26">
-    <w:abstractNumId w:val="15"/>
+    <w:abstractNumId w:val="16"/>
   </w:num>
   <w:num w:numId="27">
-    <w:abstractNumId w:val="19"/>
+    <w:abstractNumId w:val="20"/>
   </w:num>
   <w:num w:numId="28">
-    <w:abstractNumId w:val="36"/>
+    <w:abstractNumId w:val="37"/>
   </w:num>
   <w:num w:numId="29">
-    <w:abstractNumId w:val="33"/>
+    <w:abstractNumId w:val="34"/>
   </w:num>
   <w:num w:numId="30">
-    <w:abstractNumId w:val="16"/>
+    <w:abstractNumId w:val="17"/>
   </w:num>
   <w:num w:numId="31">
-    <w:abstractNumId w:val="9"/>
+    <w:abstractNumId w:val="10"/>
   </w:num>
   <w:num w:numId="32">
     <w:abstractNumId w:val="7"/>
   </w:num>
   <w:num w:numId="33">
-    <w:abstractNumId w:val="26"/>
+    <w:abstractNumId w:val="27"/>
   </w:num>
   <w:num w:numId="34">
-    <w:abstractNumId w:val="24"/>
+    <w:abstractNumId w:val="25"/>
   </w:num>
   <w:num w:numId="35">
-    <w:abstractNumId w:val="20"/>
+    <w:abstractNumId w:val="21"/>
   </w:num>
   <w:num w:numId="36">
     <w:abstractNumId w:val="6"/>
   </w:num>
   <w:num w:numId="37">
-    <w:abstractNumId w:val="18"/>
+    <w:abstractNumId w:val="19"/>
+  </w:num>
+  <w:num w:numId="38">
+    <w:abstractNumId w:val="8"/>
   </w:num>
   <w:numIdMacAtCleanup w:val="20"/>
 </w:numbering>
@@ -40488,7 +40403,7 @@
 </file>
 
 <file path=customXml/itemProps1.xml><?xml version="1.0" encoding="utf-8"?>
-<ds:datastoreItem xmlns:ds="http://schemas.openxmlformats.org/officeDocument/2006/customXml" ds:itemID="{6E370655-24C3-4461-81E7-DCD30709CEA7}">
+<ds:datastoreItem xmlns:ds="http://schemas.openxmlformats.org/officeDocument/2006/customXml" ds:itemID="{1B546243-8731-4CD0-B7A2-4BA1960B0BA5}">
   <ds:schemaRefs>
     <ds:schemaRef ds:uri="http://schemas.openxmlformats.org/officeDocument/2006/bibliography"/>
   </ds:schemaRefs>
